--- a/Thesis_Surgical_Edit/output/Memoire_DSS_Logistique_ElBayadh.docx
+++ b/Thesis_Surgical_Edit/output/Memoire_DSS_Logistique_ElBayadh.docx
@@ -495,8 +495,6 @@
         </w:rPr>
         <w:t>****</w:t>
       </w:r>
-      <w:bookmarkStart w:id="0" w:name="_GoBack"/>
-      <w:bookmarkEnd w:id="0"/>
     </w:p>
     <w:p>
       <w:pPr>
@@ -798,7 +796,7 @@
           <w:rtl/>
         </w:rPr>
       </w:pPr>
-      <w:bookmarkStart w:id="1" w:name="فهرس-المحتويات"/>
+      <w:bookmarkStart w:id="0" w:name="فهرس-المحتويات"/>
       <w:r>
         <w:rPr>
           <w:rtl/>
@@ -812,7 +810,7 @@
         <w:bidi/>
         <w:jc w:val="left"/>
       </w:pPr>
-      <w:bookmarkStart w:id="2" w:name="_Toc231918370"/>
+      <w:bookmarkStart w:id="1" w:name="_Toc231927494"/>
       <w:r>
         <w:rPr>
           <w:rtl/>
@@ -820,7 +818,7 @@
         <w:lastRenderedPageBreak/>
         <w:t>فهرس المحتويات</w:t>
       </w:r>
-      <w:bookmarkEnd w:id="2"/>
+      <w:bookmarkEnd w:id="1"/>
     </w:p>
     <w:p>
       <w:pPr>
@@ -844,7 +842,7 @@
       <w:r>
         <w:fldChar w:fldCharType="separate"/>
       </w:r>
-      <w:hyperlink w:anchor="_Toc231918370" w:history="1">
+      <w:hyperlink w:anchor="_Toc231927494" w:history="1">
         <w:r>
           <w:rPr>
             <w:rStyle w:val="Hyperlink"/>
@@ -859,6 +857,43 @@
             <w:webHidden/>
           </w:rPr>
           <w:tab/>
+        </w:r>
+        <w:r>
+          <w:rPr>
+            <w:noProof/>
+            <w:webHidden/>
+          </w:rPr>
+          <w:fldChar w:fldCharType="begin"/>
+        </w:r>
+        <w:r>
+          <w:rPr>
+            <w:noProof/>
+            <w:webHidden/>
+          </w:rPr>
+          <w:instrText xml:space="preserve"> PAGEREF _Toc231927494 \h </w:instrText>
+        </w:r>
+        <w:r>
+          <w:rPr>
+            <w:noProof/>
+            <w:webHidden/>
+          </w:rPr>
+          <w:fldChar w:fldCharType="separate"/>
+        </w:r>
+        <w:r>
+          <w:rPr>
+            <w:b/>
+            <w:bCs/>
+            <w:noProof/>
+            <w:webHidden/>
+          </w:rPr>
+          <w:t>Error! Number cannot be represented in specified format.</w:t>
+        </w:r>
+        <w:r>
+          <w:rPr>
+            <w:noProof/>
+            <w:webHidden/>
+          </w:rPr>
+          <w:fldChar w:fldCharType="end"/>
         </w:r>
       </w:hyperlink>
     </w:p>
@@ -875,7 +910,7 @@
           <w:szCs w:val="22"/>
         </w:rPr>
       </w:pPr>
-      <w:hyperlink w:anchor="_Toc231918371" w:history="1">
+      <w:hyperlink w:anchor="_Toc231927495" w:history="1">
         <w:r>
           <w:rPr>
             <w:rStyle w:val="Hyperlink"/>
@@ -890,6 +925,43 @@
             <w:webHidden/>
           </w:rPr>
           <w:tab/>
+        </w:r>
+        <w:r>
+          <w:rPr>
+            <w:noProof/>
+            <w:webHidden/>
+          </w:rPr>
+          <w:fldChar w:fldCharType="begin"/>
+        </w:r>
+        <w:r>
+          <w:rPr>
+            <w:noProof/>
+            <w:webHidden/>
+          </w:rPr>
+          <w:instrText xml:space="preserve"> PAGEREF _Toc231927495 \h </w:instrText>
+        </w:r>
+        <w:r>
+          <w:rPr>
+            <w:noProof/>
+            <w:webHidden/>
+          </w:rPr>
+          <w:fldChar w:fldCharType="separate"/>
+        </w:r>
+        <w:r>
+          <w:rPr>
+            <w:b/>
+            <w:bCs/>
+            <w:noProof/>
+            <w:webHidden/>
+          </w:rPr>
+          <w:t>Error! Number cannot be represented in specified format.</w:t>
+        </w:r>
+        <w:r>
+          <w:rPr>
+            <w:noProof/>
+            <w:webHidden/>
+          </w:rPr>
+          <w:fldChar w:fldCharType="end"/>
         </w:r>
       </w:hyperlink>
     </w:p>
@@ -906,7 +978,7 @@
           <w:szCs w:val="22"/>
         </w:rPr>
       </w:pPr>
-      <w:hyperlink w:anchor="_Toc231918372" w:history="1">
+      <w:hyperlink w:anchor="_Toc231927496" w:history="1">
         <w:r>
           <w:rPr>
             <w:rStyle w:val="Hyperlink"/>
@@ -921,6 +993,43 @@
             <w:webHidden/>
           </w:rPr>
           <w:tab/>
+        </w:r>
+        <w:r>
+          <w:rPr>
+            <w:noProof/>
+            <w:webHidden/>
+          </w:rPr>
+          <w:fldChar w:fldCharType="begin"/>
+        </w:r>
+        <w:r>
+          <w:rPr>
+            <w:noProof/>
+            <w:webHidden/>
+          </w:rPr>
+          <w:instrText xml:space="preserve"> PAGEREF _Toc231927496 \h </w:instrText>
+        </w:r>
+        <w:r>
+          <w:rPr>
+            <w:noProof/>
+            <w:webHidden/>
+          </w:rPr>
+          <w:fldChar w:fldCharType="separate"/>
+        </w:r>
+        <w:r>
+          <w:rPr>
+            <w:b/>
+            <w:bCs/>
+            <w:noProof/>
+            <w:webHidden/>
+          </w:rPr>
+          <w:t>Error! Number cannot be represented in specified format.</w:t>
+        </w:r>
+        <w:r>
+          <w:rPr>
+            <w:noProof/>
+            <w:webHidden/>
+          </w:rPr>
+          <w:fldChar w:fldCharType="end"/>
         </w:r>
       </w:hyperlink>
     </w:p>
@@ -937,7 +1046,7 @@
           <w:szCs w:val="22"/>
         </w:rPr>
       </w:pPr>
-      <w:hyperlink w:anchor="_Toc231918373" w:history="1">
+      <w:hyperlink w:anchor="_Toc231927497" w:history="1">
         <w:r>
           <w:rPr>
             <w:rStyle w:val="Hyperlink"/>
@@ -951,6 +1060,43 @@
             <w:webHidden/>
           </w:rPr>
           <w:tab/>
+        </w:r>
+        <w:r>
+          <w:rPr>
+            <w:noProof/>
+            <w:webHidden/>
+          </w:rPr>
+          <w:fldChar w:fldCharType="begin"/>
+        </w:r>
+        <w:r>
+          <w:rPr>
+            <w:noProof/>
+            <w:webHidden/>
+          </w:rPr>
+          <w:instrText xml:space="preserve"> PAGEREF _Toc231927497 \h </w:instrText>
+        </w:r>
+        <w:r>
+          <w:rPr>
+            <w:noProof/>
+            <w:webHidden/>
+          </w:rPr>
+          <w:fldChar w:fldCharType="separate"/>
+        </w:r>
+        <w:r>
+          <w:rPr>
+            <w:b/>
+            <w:bCs/>
+            <w:noProof/>
+            <w:webHidden/>
+          </w:rPr>
+          <w:t>Error! Number cannot be represented in specified format.</w:t>
+        </w:r>
+        <w:r>
+          <w:rPr>
+            <w:noProof/>
+            <w:webHidden/>
+          </w:rPr>
+          <w:fldChar w:fldCharType="end"/>
         </w:r>
       </w:hyperlink>
     </w:p>
@@ -967,7 +1113,7 @@
           <w:szCs w:val="22"/>
         </w:rPr>
       </w:pPr>
-      <w:hyperlink w:anchor="_Toc231918374" w:history="1">
+      <w:hyperlink w:anchor="_Toc231927498" w:history="1">
         <w:r>
           <w:rPr>
             <w:rStyle w:val="Hyperlink"/>
@@ -995,7 +1141,7 @@
             <w:noProof/>
             <w:webHidden/>
           </w:rPr>
-          <w:instrText xml:space="preserve"> PAGEREF _Toc231918374 \h </w:instrText>
+          <w:instrText xml:space="preserve"> PAGEREF _Toc231927498 \h </w:instrText>
         </w:r>
         <w:r>
           <w:rPr>
@@ -1039,7 +1185,7 @@
           <w:szCs w:val="22"/>
         </w:rPr>
       </w:pPr>
-      <w:hyperlink w:anchor="_Toc231918375" w:history="1">
+      <w:hyperlink w:anchor="_Toc231927499" w:history="1">
         <w:r>
           <w:rPr>
             <w:rStyle w:val="Hyperlink"/>
@@ -1067,7 +1213,7 @@
             <w:noProof/>
             <w:webHidden/>
           </w:rPr>
-          <w:instrText xml:space="preserve"> PAGEREF _Toc231918375 \h </w:instrText>
+          <w:instrText xml:space="preserve"> PAGEREF _Toc231927499 \h </w:instrText>
         </w:r>
         <w:r>
           <w:rPr>
@@ -1111,7 +1257,7 @@
           <w:szCs w:val="22"/>
         </w:rPr>
       </w:pPr>
-      <w:hyperlink w:anchor="_Toc231918376" w:history="1">
+      <w:hyperlink w:anchor="_Toc231927500" w:history="1">
         <w:r>
           <w:rPr>
             <w:rStyle w:val="Hyperlink"/>
@@ -1139,7 +1285,7 @@
             <w:noProof/>
             <w:webHidden/>
           </w:rPr>
-          <w:instrText xml:space="preserve"> PAGEREF _Toc231918376 \h </w:instrText>
+          <w:instrText xml:space="preserve"> PAGEREF _Toc231927500 \h </w:instrText>
         </w:r>
         <w:r>
           <w:rPr>
@@ -1183,7 +1329,7 @@
           <w:szCs w:val="22"/>
         </w:rPr>
       </w:pPr>
-      <w:hyperlink w:anchor="_Toc231918377" w:history="1">
+      <w:hyperlink w:anchor="_Toc231927501" w:history="1">
         <w:r>
           <w:rPr>
             <w:rStyle w:val="Hyperlink"/>
@@ -1211,7 +1357,7 @@
             <w:noProof/>
             <w:webHidden/>
           </w:rPr>
-          <w:instrText xml:space="preserve"> PAGEREF _Toc231918377 \h </w:instrText>
+          <w:instrText xml:space="preserve"> PAGEREF _Toc231927501 \h </w:instrText>
         </w:r>
         <w:r>
           <w:rPr>
@@ -1255,7 +1401,7 @@
           <w:szCs w:val="22"/>
         </w:rPr>
       </w:pPr>
-      <w:hyperlink w:anchor="_Toc231918378" w:history="1">
+      <w:hyperlink w:anchor="_Toc231927502" w:history="1">
         <w:r>
           <w:rPr>
             <w:rStyle w:val="Hyperlink"/>
@@ -1283,7 +1429,7 @@
             <w:noProof/>
             <w:webHidden/>
           </w:rPr>
-          <w:instrText xml:space="preserve"> PAGEREF _Toc231918378 \h </w:instrText>
+          <w:instrText xml:space="preserve"> PAGEREF _Toc231927502 \h </w:instrText>
         </w:r>
         <w:r>
           <w:rPr>
@@ -1327,7 +1473,7 @@
           <w:szCs w:val="22"/>
         </w:rPr>
       </w:pPr>
-      <w:hyperlink w:anchor="_Toc231918379" w:history="1">
+      <w:hyperlink w:anchor="_Toc231927503" w:history="1">
         <w:r>
           <w:rPr>
             <w:rStyle w:val="Hyperlink"/>
@@ -1355,7 +1501,7 @@
             <w:noProof/>
             <w:webHidden/>
           </w:rPr>
-          <w:instrText xml:space="preserve"> PAGEREF _Toc231918379 \h </w:instrText>
+          <w:instrText xml:space="preserve"> PAGEREF _Toc231927503 \h </w:instrText>
         </w:r>
         <w:r>
           <w:rPr>
@@ -1399,7 +1545,7 @@
           <w:szCs w:val="22"/>
         </w:rPr>
       </w:pPr>
-      <w:hyperlink w:anchor="_Toc231918380" w:history="1">
+      <w:hyperlink w:anchor="_Toc231927504" w:history="1">
         <w:r>
           <w:rPr>
             <w:rStyle w:val="Hyperlink"/>
@@ -1427,7 +1573,7 @@
             <w:noProof/>
             <w:webHidden/>
           </w:rPr>
-          <w:instrText xml:space="preserve"> PAGEREF _Toc231918380 \h </w:instrText>
+          <w:instrText xml:space="preserve"> PAGEREF _Toc231927504 \h </w:instrText>
         </w:r>
         <w:r>
           <w:rPr>
@@ -1471,7 +1617,7 @@
           <w:szCs w:val="22"/>
         </w:rPr>
       </w:pPr>
-      <w:hyperlink w:anchor="_Toc231918381" w:history="1">
+      <w:hyperlink w:anchor="_Toc231927505" w:history="1">
         <w:r>
           <w:rPr>
             <w:rStyle w:val="Hyperlink"/>
@@ -1529,7 +1675,7 @@
             <w:noProof/>
             <w:webHidden/>
           </w:rPr>
-          <w:instrText xml:space="preserve"> PAGEREF _Toc231918381 \h </w:instrText>
+          <w:instrText xml:space="preserve"> PAGEREF _Toc231927505 \h </w:instrText>
         </w:r>
         <w:r>
           <w:rPr>
@@ -1573,7 +1719,7 @@
           <w:szCs w:val="22"/>
         </w:rPr>
       </w:pPr>
-      <w:hyperlink w:anchor="_Toc231918382" w:history="1">
+      <w:hyperlink w:anchor="_Toc231927506" w:history="1">
         <w:r>
           <w:rPr>
             <w:rStyle w:val="Hyperlink"/>
@@ -1601,7 +1747,7 @@
             <w:noProof/>
             <w:webHidden/>
           </w:rPr>
-          <w:instrText xml:space="preserve"> PAGEREF _Toc231918382 \h </w:instrText>
+          <w:instrText xml:space="preserve"> PAGEREF _Toc231927506 \h </w:instrText>
         </w:r>
         <w:r>
           <w:rPr>
@@ -1645,7 +1791,7 @@
           <w:szCs w:val="22"/>
         </w:rPr>
       </w:pPr>
-      <w:hyperlink w:anchor="_Toc231918383" w:history="1">
+      <w:hyperlink w:anchor="_Toc231927507" w:history="1">
         <w:r>
           <w:rPr>
             <w:rStyle w:val="Hyperlink"/>
@@ -1673,7 +1819,7 @@
             <w:noProof/>
             <w:webHidden/>
           </w:rPr>
-          <w:instrText xml:space="preserve"> PAGEREF _Toc231918383 \h </w:instrText>
+          <w:instrText xml:space="preserve"> PAGEREF _Toc231927507 \h </w:instrText>
         </w:r>
         <w:r>
           <w:rPr>
@@ -1717,7 +1863,7 @@
           <w:szCs w:val="22"/>
         </w:rPr>
       </w:pPr>
-      <w:hyperlink w:anchor="_Toc231918384" w:history="1">
+      <w:hyperlink w:anchor="_Toc231927508" w:history="1">
         <w:r>
           <w:rPr>
             <w:rStyle w:val="Hyperlink"/>
@@ -1760,7 +1906,7 @@
             <w:noProof/>
             <w:webHidden/>
           </w:rPr>
-          <w:instrText xml:space="preserve"> PAGEREF _Toc231918384 \h </w:instrText>
+          <w:instrText xml:space="preserve"> PAGEREF _Toc231927508 \h </w:instrText>
         </w:r>
         <w:r>
           <w:rPr>
@@ -1804,7 +1950,7 @@
           <w:szCs w:val="22"/>
         </w:rPr>
       </w:pPr>
-      <w:hyperlink w:anchor="_Toc231918385" w:history="1">
+      <w:hyperlink w:anchor="_Toc231927509" w:history="1">
         <w:r>
           <w:rPr>
             <w:rStyle w:val="Hyperlink"/>
@@ -1847,7 +1993,7 @@
             <w:noProof/>
             <w:webHidden/>
           </w:rPr>
-          <w:instrText xml:space="preserve"> PAGEREF _Toc231918385 \h </w:instrText>
+          <w:instrText xml:space="preserve"> PAGEREF _Toc231927509 \h </w:instrText>
         </w:r>
         <w:r>
           <w:rPr>
@@ -1891,7 +2037,7 @@
           <w:szCs w:val="22"/>
         </w:rPr>
       </w:pPr>
-      <w:hyperlink w:anchor="_Toc231918386" w:history="1">
+      <w:hyperlink w:anchor="_Toc231927510" w:history="1">
         <w:r>
           <w:rPr>
             <w:rStyle w:val="Hyperlink"/>
@@ -1919,7 +2065,7 @@
             <w:noProof/>
             <w:webHidden/>
           </w:rPr>
-          <w:instrText xml:space="preserve"> PAGEREF _Toc231918386 \h </w:instrText>
+          <w:instrText xml:space="preserve"> PAGEREF _Toc231927510 \h </w:instrText>
         </w:r>
         <w:r>
           <w:rPr>
@@ -1963,7 +2109,7 @@
           <w:szCs w:val="22"/>
         </w:rPr>
       </w:pPr>
-      <w:hyperlink w:anchor="_Toc231918387" w:history="1">
+      <w:hyperlink w:anchor="_Toc231927511" w:history="1">
         <w:r>
           <w:rPr>
             <w:rStyle w:val="Hyperlink"/>
@@ -1991,7 +2137,7 @@
             <w:noProof/>
             <w:webHidden/>
           </w:rPr>
-          <w:instrText xml:space="preserve"> PAGEREF _Toc231918387 \h </w:instrText>
+          <w:instrText xml:space="preserve"> PAGEREF _Toc231927511 \h </w:instrText>
         </w:r>
         <w:r>
           <w:rPr>
@@ -2035,7 +2181,7 @@
           <w:szCs w:val="22"/>
         </w:rPr>
       </w:pPr>
-      <w:hyperlink w:anchor="_Toc231918388" w:history="1">
+      <w:hyperlink w:anchor="_Toc231927512" w:history="1">
         <w:r>
           <w:rPr>
             <w:rStyle w:val="Hyperlink"/>
@@ -2063,7 +2209,7 @@
             <w:noProof/>
             <w:webHidden/>
           </w:rPr>
-          <w:instrText xml:space="preserve"> PAGEREF _Toc231918388 \h </w:instrText>
+          <w:instrText xml:space="preserve"> PAGEREF _Toc231927512 \h </w:instrText>
         </w:r>
         <w:r>
           <w:rPr>
@@ -2107,7 +2253,7 @@
           <w:szCs w:val="22"/>
         </w:rPr>
       </w:pPr>
-      <w:hyperlink w:anchor="_Toc231918389" w:history="1">
+      <w:hyperlink w:anchor="_Toc231927513" w:history="1">
         <w:r>
           <w:rPr>
             <w:rStyle w:val="Hyperlink"/>
@@ -2135,7 +2281,7 @@
             <w:noProof/>
             <w:webHidden/>
           </w:rPr>
-          <w:instrText xml:space="preserve"> PAGEREF _Toc231918389 \h </w:instrText>
+          <w:instrText xml:space="preserve"> PAGEREF _Toc231927513 \h </w:instrText>
         </w:r>
         <w:r>
           <w:rPr>
@@ -2179,7 +2325,7 @@
           <w:szCs w:val="22"/>
         </w:rPr>
       </w:pPr>
-      <w:hyperlink w:anchor="_Toc231918390" w:history="1">
+      <w:hyperlink w:anchor="_Toc231927514" w:history="1">
         <w:r>
           <w:rPr>
             <w:rStyle w:val="Hyperlink"/>
@@ -2207,7 +2353,7 @@
             <w:noProof/>
             <w:webHidden/>
           </w:rPr>
-          <w:instrText xml:space="preserve"> PAGEREF _Toc231918390 \h </w:instrText>
+          <w:instrText xml:space="preserve"> PAGEREF _Toc231927514 \h </w:instrText>
         </w:r>
         <w:r>
           <w:rPr>
@@ -2251,7 +2397,7 @@
           <w:szCs w:val="22"/>
         </w:rPr>
       </w:pPr>
-      <w:hyperlink w:anchor="_Toc231918391" w:history="1">
+      <w:hyperlink w:anchor="_Toc231927515" w:history="1">
         <w:r>
           <w:rPr>
             <w:rStyle w:val="Hyperlink"/>
@@ -2279,7 +2425,7 @@
             <w:noProof/>
             <w:webHidden/>
           </w:rPr>
-          <w:instrText xml:space="preserve"> PAGEREF _Toc231918391 \h </w:instrText>
+          <w:instrText xml:space="preserve"> PAGEREF _Toc231927515 \h </w:instrText>
         </w:r>
         <w:r>
           <w:rPr>
@@ -2323,7 +2469,7 @@
           <w:szCs w:val="22"/>
         </w:rPr>
       </w:pPr>
-      <w:hyperlink w:anchor="_Toc231918392" w:history="1">
+      <w:hyperlink w:anchor="_Toc231927516" w:history="1">
         <w:r>
           <w:rPr>
             <w:rStyle w:val="Hyperlink"/>
@@ -2366,7 +2512,7 @@
             <w:noProof/>
             <w:webHidden/>
           </w:rPr>
-          <w:instrText xml:space="preserve"> PAGEREF _Toc231918392 \h </w:instrText>
+          <w:instrText xml:space="preserve"> PAGEREF _Toc231927516 \h </w:instrText>
         </w:r>
         <w:r>
           <w:rPr>
@@ -2410,7 +2556,7 @@
           <w:szCs w:val="22"/>
         </w:rPr>
       </w:pPr>
-      <w:hyperlink w:anchor="_Toc231918393" w:history="1">
+      <w:hyperlink w:anchor="_Toc231927517" w:history="1">
         <w:r>
           <w:rPr>
             <w:rStyle w:val="Hyperlink"/>
@@ -2438,7 +2584,7 @@
             <w:noProof/>
             <w:webHidden/>
           </w:rPr>
-          <w:instrText xml:space="preserve"> PAGEREF _Toc231918393 \h </w:instrText>
+          <w:instrText xml:space="preserve"> PAGEREF _Toc231927517 \h </w:instrText>
         </w:r>
         <w:r>
           <w:rPr>
@@ -2482,7 +2628,7 @@
           <w:szCs w:val="22"/>
         </w:rPr>
       </w:pPr>
-      <w:hyperlink w:anchor="_Toc231918394" w:history="1">
+      <w:hyperlink w:anchor="_Toc231927518" w:history="1">
         <w:r>
           <w:rPr>
             <w:rStyle w:val="Hyperlink"/>
@@ -2510,7 +2656,7 @@
             <w:noProof/>
             <w:webHidden/>
           </w:rPr>
-          <w:instrText xml:space="preserve"> PAGEREF _Toc231918394 \h </w:instrText>
+          <w:instrText xml:space="preserve"> PAGEREF _Toc231927518 \h </w:instrText>
         </w:r>
         <w:r>
           <w:rPr>
@@ -2554,7 +2700,7 @@
           <w:szCs w:val="22"/>
         </w:rPr>
       </w:pPr>
-      <w:hyperlink w:anchor="_Toc231918395" w:history="1">
+      <w:hyperlink w:anchor="_Toc231927519" w:history="1">
         <w:r>
           <w:rPr>
             <w:rStyle w:val="Hyperlink"/>
@@ -2582,7 +2728,7 @@
             <w:noProof/>
             <w:webHidden/>
           </w:rPr>
-          <w:instrText xml:space="preserve"> PAGEREF _Toc231918395 \h </w:instrText>
+          <w:instrText xml:space="preserve"> PAGEREF _Toc231927519 \h </w:instrText>
         </w:r>
         <w:r>
           <w:rPr>
@@ -2626,7 +2772,7 @@
           <w:szCs w:val="22"/>
         </w:rPr>
       </w:pPr>
-      <w:hyperlink w:anchor="_Toc231918396" w:history="1">
+      <w:hyperlink w:anchor="_Toc231927520" w:history="1">
         <w:r>
           <w:rPr>
             <w:rStyle w:val="Hyperlink"/>
@@ -2661,7 +2807,7 @@
             <w:noProof/>
             <w:webHidden/>
           </w:rPr>
-          <w:instrText xml:space="preserve"> PAGEREF _Toc231918396 \h </w:instrText>
+          <w:instrText xml:space="preserve"> PAGEREF _Toc231927520 \h </w:instrText>
         </w:r>
         <w:r>
           <w:rPr>
@@ -2705,7 +2851,7 @@
           <w:szCs w:val="22"/>
         </w:rPr>
       </w:pPr>
-      <w:hyperlink w:anchor="_Toc231918397" w:history="1">
+      <w:hyperlink w:anchor="_Toc231927521" w:history="1">
         <w:r>
           <w:rPr>
             <w:rStyle w:val="Hyperlink"/>
@@ -2733,7 +2879,7 @@
             <w:noProof/>
             <w:webHidden/>
           </w:rPr>
-          <w:instrText xml:space="preserve"> PAGEREF _Toc231918397 \h </w:instrText>
+          <w:instrText xml:space="preserve"> PAGEREF _Toc231927521 \h </w:instrText>
         </w:r>
         <w:r>
           <w:rPr>
@@ -2777,7 +2923,7 @@
           <w:szCs w:val="22"/>
         </w:rPr>
       </w:pPr>
-      <w:hyperlink w:anchor="_Toc231918398" w:history="1">
+      <w:hyperlink w:anchor="_Toc231927522" w:history="1">
         <w:r>
           <w:rPr>
             <w:rStyle w:val="Hyperlink"/>
@@ -2805,7 +2951,7 @@
             <w:noProof/>
             <w:webHidden/>
           </w:rPr>
-          <w:instrText xml:space="preserve"> PAGEREF _Toc231918398 \h </w:instrText>
+          <w:instrText xml:space="preserve"> PAGEREF _Toc231927522 \h </w:instrText>
         </w:r>
         <w:r>
           <w:rPr>
@@ -2849,7 +2995,7 @@
           <w:szCs w:val="22"/>
         </w:rPr>
       </w:pPr>
-      <w:hyperlink w:anchor="_Toc231918399" w:history="1">
+      <w:hyperlink w:anchor="_Toc231927523" w:history="1">
         <w:r>
           <w:rPr>
             <w:rStyle w:val="Hyperlink"/>
@@ -2877,7 +3023,7 @@
             <w:noProof/>
             <w:webHidden/>
           </w:rPr>
-          <w:instrText xml:space="preserve"> PAGEREF _Toc231918399 \h </w:instrText>
+          <w:instrText xml:space="preserve"> PAGEREF _Toc231927523 \h </w:instrText>
         </w:r>
         <w:r>
           <w:rPr>
@@ -2921,7 +3067,7 @@
           <w:szCs w:val="22"/>
         </w:rPr>
       </w:pPr>
-      <w:hyperlink w:anchor="_Toc231918400" w:history="1">
+      <w:hyperlink w:anchor="_Toc231927524" w:history="1">
         <w:r>
           <w:rPr>
             <w:rStyle w:val="Hyperlink"/>
@@ -2956,7 +3102,7 @@
             <w:noProof/>
             <w:webHidden/>
           </w:rPr>
-          <w:instrText xml:space="preserve"> PAGEREF _Toc231918400 \h </w:instrText>
+          <w:instrText xml:space="preserve"> PAGEREF _Toc231927524 \h </w:instrText>
         </w:r>
         <w:r>
           <w:rPr>
@@ -3000,7 +3146,7 @@
           <w:szCs w:val="22"/>
         </w:rPr>
       </w:pPr>
-      <w:hyperlink w:anchor="_Toc231918401" w:history="1">
+      <w:hyperlink w:anchor="_Toc231927525" w:history="1">
         <w:r>
           <w:rPr>
             <w:rStyle w:val="Hyperlink"/>
@@ -3043,7 +3189,7 @@
             <w:noProof/>
             <w:webHidden/>
           </w:rPr>
-          <w:instrText xml:space="preserve"> PAGEREF _Toc231918401 \h </w:instrText>
+          <w:instrText xml:space="preserve"> PAGEREF _Toc231927525 \h </w:instrText>
         </w:r>
         <w:r>
           <w:rPr>
@@ -3087,7 +3233,7 @@
           <w:szCs w:val="22"/>
         </w:rPr>
       </w:pPr>
-      <w:hyperlink w:anchor="_Toc231918402" w:history="1">
+      <w:hyperlink w:anchor="_Toc231927526" w:history="1">
         <w:r>
           <w:rPr>
             <w:rStyle w:val="Hyperlink"/>
@@ -3130,7 +3276,7 @@
             <w:noProof/>
             <w:webHidden/>
           </w:rPr>
-          <w:instrText xml:space="preserve"> PAGEREF _Toc231918402 \h </w:instrText>
+          <w:instrText xml:space="preserve"> PAGEREF _Toc231927526 \h </w:instrText>
         </w:r>
         <w:r>
           <w:rPr>
@@ -3174,7 +3320,7 @@
           <w:szCs w:val="22"/>
         </w:rPr>
       </w:pPr>
-      <w:hyperlink w:anchor="_Toc231918403" w:history="1">
+      <w:hyperlink w:anchor="_Toc231927527" w:history="1">
         <w:r>
           <w:rPr>
             <w:rStyle w:val="Hyperlink"/>
@@ -3202,7 +3348,7 @@
             <w:noProof/>
             <w:webHidden/>
           </w:rPr>
-          <w:instrText xml:space="preserve"> PAGEREF _Toc231918403 \h </w:instrText>
+          <w:instrText xml:space="preserve"> PAGEREF _Toc231927527 \h </w:instrText>
         </w:r>
         <w:r>
           <w:rPr>
@@ -3246,7 +3392,7 @@
           <w:szCs w:val="22"/>
         </w:rPr>
       </w:pPr>
-      <w:hyperlink w:anchor="_Toc231918404" w:history="1">
+      <w:hyperlink w:anchor="_Toc231927528" w:history="1">
         <w:r>
           <w:rPr>
             <w:rStyle w:val="Hyperlink"/>
@@ -3274,7 +3420,7 @@
             <w:noProof/>
             <w:webHidden/>
           </w:rPr>
-          <w:instrText xml:space="preserve"> PAGEREF _Toc231918404 \h </w:instrText>
+          <w:instrText xml:space="preserve"> PAGEREF _Toc231927528 \h </w:instrText>
         </w:r>
         <w:r>
           <w:rPr>
@@ -3318,7 +3464,7 @@
           <w:szCs w:val="22"/>
         </w:rPr>
       </w:pPr>
-      <w:hyperlink w:anchor="_Toc231918405" w:history="1">
+      <w:hyperlink w:anchor="_Toc231927529" w:history="1">
         <w:r>
           <w:rPr>
             <w:rStyle w:val="Hyperlink"/>
@@ -3346,7 +3492,7 @@
             <w:noProof/>
             <w:webHidden/>
           </w:rPr>
-          <w:instrText xml:space="preserve"> PAGEREF _Toc231918405 \h </w:instrText>
+          <w:instrText xml:space="preserve"> PAGEREF _Toc231927529 \h </w:instrText>
         </w:r>
         <w:r>
           <w:rPr>
@@ -3390,7 +3536,7 @@
           <w:szCs w:val="22"/>
         </w:rPr>
       </w:pPr>
-      <w:hyperlink w:anchor="_Toc231918406" w:history="1">
+      <w:hyperlink w:anchor="_Toc231927530" w:history="1">
         <w:r>
           <w:rPr>
             <w:rStyle w:val="Hyperlink"/>
@@ -3433,7 +3579,7 @@
             <w:noProof/>
             <w:webHidden/>
           </w:rPr>
-          <w:instrText xml:space="preserve"> PAGEREF _Toc231918406 \h </w:instrText>
+          <w:instrText xml:space="preserve"> PAGEREF _Toc231927530 \h </w:instrText>
         </w:r>
         <w:r>
           <w:rPr>
@@ -3477,7 +3623,7 @@
           <w:szCs w:val="22"/>
         </w:rPr>
       </w:pPr>
-      <w:hyperlink w:anchor="_Toc231918407" w:history="1">
+      <w:hyperlink w:anchor="_Toc231927531" w:history="1">
         <w:r>
           <w:rPr>
             <w:rStyle w:val="Hyperlink"/>
@@ -3527,7 +3673,7 @@
             <w:noProof/>
             <w:webHidden/>
           </w:rPr>
-          <w:instrText xml:space="preserve"> PAGEREF _Toc231918407 \h </w:instrText>
+          <w:instrText xml:space="preserve"> PAGEREF _Toc231927531 \h </w:instrText>
         </w:r>
         <w:r>
           <w:rPr>
@@ -3571,7 +3717,7 @@
           <w:szCs w:val="22"/>
         </w:rPr>
       </w:pPr>
-      <w:hyperlink w:anchor="_Toc231918408" w:history="1">
+      <w:hyperlink w:anchor="_Toc231927532" w:history="1">
         <w:r>
           <w:rPr>
             <w:rStyle w:val="Hyperlink"/>
@@ -3599,7 +3745,7 @@
             <w:noProof/>
             <w:webHidden/>
           </w:rPr>
-          <w:instrText xml:space="preserve"> PAGEREF _Toc231918408 \h </w:instrText>
+          <w:instrText xml:space="preserve"> PAGEREF _Toc231927532 \h </w:instrText>
         </w:r>
         <w:r>
           <w:rPr>
@@ -3643,7 +3789,7 @@
           <w:szCs w:val="22"/>
         </w:rPr>
       </w:pPr>
-      <w:hyperlink w:anchor="_Toc231918409" w:history="1">
+      <w:hyperlink w:anchor="_Toc231927533" w:history="1">
         <w:r>
           <w:rPr>
             <w:rStyle w:val="Hyperlink"/>
@@ -3671,7 +3817,7 @@
             <w:noProof/>
             <w:webHidden/>
           </w:rPr>
-          <w:instrText xml:space="preserve"> PAGEREF _Toc231918409 \h </w:instrText>
+          <w:instrText xml:space="preserve"> PAGEREF _Toc231927533 \h </w:instrText>
         </w:r>
         <w:r>
           <w:rPr>
@@ -3715,7 +3861,7 @@
           <w:szCs w:val="22"/>
         </w:rPr>
       </w:pPr>
-      <w:hyperlink w:anchor="_Toc231918410" w:history="1">
+      <w:hyperlink w:anchor="_Toc231927534" w:history="1">
         <w:r>
           <w:rPr>
             <w:rStyle w:val="Hyperlink"/>
@@ -3743,7 +3889,7 @@
             <w:noProof/>
             <w:webHidden/>
           </w:rPr>
-          <w:instrText xml:space="preserve"> PAGEREF _Toc231918410 \h </w:instrText>
+          <w:instrText xml:space="preserve"> PAGEREF _Toc231927534 \h </w:instrText>
         </w:r>
         <w:r>
           <w:rPr>
@@ -3787,7 +3933,7 @@
           <w:szCs w:val="22"/>
         </w:rPr>
       </w:pPr>
-      <w:hyperlink w:anchor="_Toc231918411" w:history="1">
+      <w:hyperlink w:anchor="_Toc231927535" w:history="1">
         <w:r>
           <w:rPr>
             <w:rStyle w:val="Hyperlink"/>
@@ -3815,7 +3961,7 @@
             <w:noProof/>
             <w:webHidden/>
           </w:rPr>
-          <w:instrText xml:space="preserve"> PAGEREF _Toc231918411 \h </w:instrText>
+          <w:instrText xml:space="preserve"> PAGEREF _Toc231927535 \h </w:instrText>
         </w:r>
         <w:r>
           <w:rPr>
@@ -3859,7 +4005,7 @@
           <w:szCs w:val="22"/>
         </w:rPr>
       </w:pPr>
-      <w:hyperlink w:anchor="_Toc231918412" w:history="1">
+      <w:hyperlink w:anchor="_Toc231927536" w:history="1">
         <w:r>
           <w:rPr>
             <w:rStyle w:val="Hyperlink"/>
@@ -3887,7 +4033,7 @@
             <w:noProof/>
             <w:webHidden/>
           </w:rPr>
-          <w:instrText xml:space="preserve"> PAGEREF _Toc231918412 \h </w:instrText>
+          <w:instrText xml:space="preserve"> PAGEREF _Toc231927536 \h </w:instrText>
         </w:r>
         <w:r>
           <w:rPr>
@@ -3931,7 +4077,7 @@
           <w:szCs w:val="22"/>
         </w:rPr>
       </w:pPr>
-      <w:hyperlink w:anchor="_Toc231918413" w:history="1">
+      <w:hyperlink w:anchor="_Toc231927537" w:history="1">
         <w:r>
           <w:rPr>
             <w:rStyle w:val="Hyperlink"/>
@@ -3959,7 +4105,7 @@
             <w:noProof/>
             <w:webHidden/>
           </w:rPr>
-          <w:instrText xml:space="preserve"> PAGEREF _Toc231918413 \h </w:instrText>
+          <w:instrText xml:space="preserve"> PAGEREF _Toc231927537 \h </w:instrText>
         </w:r>
         <w:r>
           <w:rPr>
@@ -4003,7 +4149,7 @@
           <w:szCs w:val="22"/>
         </w:rPr>
       </w:pPr>
-      <w:hyperlink w:anchor="_Toc231918414" w:history="1">
+      <w:hyperlink w:anchor="_Toc231927538" w:history="1">
         <w:r>
           <w:rPr>
             <w:rStyle w:val="Hyperlink"/>
@@ -4031,7 +4177,7 @@
             <w:noProof/>
             <w:webHidden/>
           </w:rPr>
-          <w:instrText xml:space="preserve"> PAGEREF _Toc231918414 \h </w:instrText>
+          <w:instrText xml:space="preserve"> PAGEREF _Toc231927538 \h </w:instrText>
         </w:r>
         <w:r>
           <w:rPr>
@@ -4075,7 +4221,7 @@
           <w:szCs w:val="22"/>
         </w:rPr>
       </w:pPr>
-      <w:hyperlink w:anchor="_Toc231918415" w:history="1">
+      <w:hyperlink w:anchor="_Toc231927539" w:history="1">
         <w:r>
           <w:rPr>
             <w:rStyle w:val="Hyperlink"/>
@@ -4118,7 +4264,7 @@
             <w:noProof/>
             <w:webHidden/>
           </w:rPr>
-          <w:instrText xml:space="preserve"> PAGEREF _Toc231918415 \h </w:instrText>
+          <w:instrText xml:space="preserve"> PAGEREF _Toc231927539 \h </w:instrText>
         </w:r>
         <w:r>
           <w:rPr>
@@ -4162,7 +4308,7 @@
           <w:szCs w:val="22"/>
         </w:rPr>
       </w:pPr>
-      <w:hyperlink w:anchor="_Toc231918416" w:history="1">
+      <w:hyperlink w:anchor="_Toc231927540" w:history="1">
         <w:r>
           <w:rPr>
             <w:rStyle w:val="Hyperlink"/>
@@ -4190,7 +4336,7 @@
             <w:noProof/>
             <w:webHidden/>
           </w:rPr>
-          <w:instrText xml:space="preserve"> PAGEREF _Toc231918416 \h </w:instrText>
+          <w:instrText xml:space="preserve"> PAGEREF _Toc231927540 \h </w:instrText>
         </w:r>
         <w:r>
           <w:rPr>
@@ -4234,7 +4380,7 @@
           <w:szCs w:val="22"/>
         </w:rPr>
       </w:pPr>
-      <w:hyperlink w:anchor="_Toc231918417" w:history="1">
+      <w:hyperlink w:anchor="_Toc231927541" w:history="1">
         <w:r>
           <w:rPr>
             <w:rStyle w:val="Hyperlink"/>
@@ -4262,7 +4408,7 @@
             <w:noProof/>
             <w:webHidden/>
           </w:rPr>
-          <w:instrText xml:space="preserve"> PAGEREF _Toc231918417 \h </w:instrText>
+          <w:instrText xml:space="preserve"> PAGEREF _Toc231927541 \h </w:instrText>
         </w:r>
         <w:r>
           <w:rPr>
@@ -4306,7 +4452,7 @@
           <w:szCs w:val="22"/>
         </w:rPr>
       </w:pPr>
-      <w:hyperlink w:anchor="_Toc231918418" w:history="1">
+      <w:hyperlink w:anchor="_Toc231927542" w:history="1">
         <w:r>
           <w:rPr>
             <w:rStyle w:val="Hyperlink"/>
@@ -4334,7 +4480,7 @@
             <w:noProof/>
             <w:webHidden/>
           </w:rPr>
-          <w:instrText xml:space="preserve"> PAGEREF _Toc231918418 \h </w:instrText>
+          <w:instrText xml:space="preserve"> PAGEREF _Toc231927542 \h </w:instrText>
         </w:r>
         <w:r>
           <w:rPr>
@@ -4378,7 +4524,7 @@
           <w:szCs w:val="22"/>
         </w:rPr>
       </w:pPr>
-      <w:hyperlink w:anchor="_Toc231918419" w:history="1">
+      <w:hyperlink w:anchor="_Toc231927543" w:history="1">
         <w:r>
           <w:rPr>
             <w:rStyle w:val="Hyperlink"/>
@@ -4413,7 +4559,7 @@
             <w:noProof/>
             <w:webHidden/>
           </w:rPr>
-          <w:instrText xml:space="preserve"> PAGEREF _Toc231918419 \h </w:instrText>
+          <w:instrText xml:space="preserve"> PAGEREF _Toc231927543 \h </w:instrText>
         </w:r>
         <w:r>
           <w:rPr>
@@ -4457,7 +4603,7 @@
           <w:szCs w:val="22"/>
         </w:rPr>
       </w:pPr>
-      <w:hyperlink w:anchor="_Toc231918420" w:history="1">
+      <w:hyperlink w:anchor="_Toc231927544" w:history="1">
         <w:r>
           <w:rPr>
             <w:rStyle w:val="Hyperlink"/>
@@ -4485,7 +4631,7 @@
             <w:noProof/>
             <w:webHidden/>
           </w:rPr>
-          <w:instrText xml:space="preserve"> PAGEREF _Toc231918420 \h </w:instrText>
+          <w:instrText xml:space="preserve"> PAGEREF _Toc231927544 \h </w:instrText>
         </w:r>
         <w:r>
           <w:rPr>
@@ -4529,7 +4675,7 @@
           <w:szCs w:val="22"/>
         </w:rPr>
       </w:pPr>
-      <w:hyperlink w:anchor="_Toc231918421" w:history="1">
+      <w:hyperlink w:anchor="_Toc231927545" w:history="1">
         <w:r>
           <w:rPr>
             <w:rStyle w:val="Hyperlink"/>
@@ -4557,7 +4703,7 @@
             <w:noProof/>
             <w:webHidden/>
           </w:rPr>
-          <w:instrText xml:space="preserve"> PAGEREF _Toc231918421 \h </w:instrText>
+          <w:instrText xml:space="preserve"> PAGEREF _Toc231927545 \h </w:instrText>
         </w:r>
         <w:r>
           <w:rPr>
@@ -4601,7 +4747,7 @@
           <w:szCs w:val="22"/>
         </w:rPr>
       </w:pPr>
-      <w:hyperlink w:anchor="_Toc231918422" w:history="1">
+      <w:hyperlink w:anchor="_Toc231927546" w:history="1">
         <w:r>
           <w:rPr>
             <w:rStyle w:val="Hyperlink"/>
@@ -4644,7 +4790,7 @@
             <w:noProof/>
             <w:webHidden/>
           </w:rPr>
-          <w:instrText xml:space="preserve"> PAGEREF _Toc231918422 \h </w:instrText>
+          <w:instrText xml:space="preserve"> PAGEREF _Toc231927546 \h </w:instrText>
         </w:r>
         <w:r>
           <w:rPr>
@@ -4688,7 +4834,7 @@
           <w:szCs w:val="22"/>
         </w:rPr>
       </w:pPr>
-      <w:hyperlink w:anchor="_Toc231918423" w:history="1">
+      <w:hyperlink w:anchor="_Toc231927547" w:history="1">
         <w:r>
           <w:rPr>
             <w:rStyle w:val="Hyperlink"/>
@@ -4731,7 +4877,7 @@
             <w:noProof/>
             <w:webHidden/>
           </w:rPr>
-          <w:instrText xml:space="preserve"> PAGEREF _Toc231918423 \h </w:instrText>
+          <w:instrText xml:space="preserve"> PAGEREF _Toc231927547 \h </w:instrText>
         </w:r>
         <w:r>
           <w:rPr>
@@ -4775,7 +4921,7 @@
           <w:szCs w:val="22"/>
         </w:rPr>
       </w:pPr>
-      <w:hyperlink w:anchor="_Toc231918424" w:history="1">
+      <w:hyperlink w:anchor="_Toc231927548" w:history="1">
         <w:r>
           <w:rPr>
             <w:rStyle w:val="Hyperlink"/>
@@ -4818,7 +4964,7 @@
             <w:noProof/>
             <w:webHidden/>
           </w:rPr>
-          <w:instrText xml:space="preserve"> PAGEREF _Toc231918424 \h </w:instrText>
+          <w:instrText xml:space="preserve"> PAGEREF _Toc231927548 \h </w:instrText>
         </w:r>
         <w:r>
           <w:rPr>
@@ -4862,7 +5008,7 @@
           <w:szCs w:val="22"/>
         </w:rPr>
       </w:pPr>
-      <w:hyperlink w:anchor="_Toc231918425" w:history="1">
+      <w:hyperlink w:anchor="_Toc231927549" w:history="1">
         <w:r>
           <w:rPr>
             <w:rStyle w:val="Hyperlink"/>
@@ -4905,7 +5051,7 @@
             <w:noProof/>
             <w:webHidden/>
           </w:rPr>
-          <w:instrText xml:space="preserve"> PAGEREF _Toc231918425 \h </w:instrText>
+          <w:instrText xml:space="preserve"> PAGEREF _Toc231927549 \h </w:instrText>
         </w:r>
         <w:r>
           <w:rPr>
@@ -4949,7 +5095,7 @@
           <w:szCs w:val="22"/>
         </w:rPr>
       </w:pPr>
-      <w:hyperlink w:anchor="_Toc231918426" w:history="1">
+      <w:hyperlink w:anchor="_Toc231927550" w:history="1">
         <w:r>
           <w:rPr>
             <w:rStyle w:val="Hyperlink"/>
@@ -4977,7 +5123,7 @@
             <w:noProof/>
             <w:webHidden/>
           </w:rPr>
-          <w:instrText xml:space="preserve"> PAGEREF _Toc231918426 \h </w:instrText>
+          <w:instrText xml:space="preserve"> PAGEREF _Toc231927550 \h </w:instrText>
         </w:r>
         <w:r>
           <w:rPr>
@@ -5021,7 +5167,7 @@
           <w:szCs w:val="22"/>
         </w:rPr>
       </w:pPr>
-      <w:hyperlink w:anchor="_Toc231918427" w:history="1">
+      <w:hyperlink w:anchor="_Toc231927551" w:history="1">
         <w:r>
           <w:rPr>
             <w:rStyle w:val="Hyperlink"/>
@@ -5049,7 +5195,7 @@
             <w:noProof/>
             <w:webHidden/>
           </w:rPr>
-          <w:instrText xml:space="preserve"> PAGEREF _Toc231918427 \h </w:instrText>
+          <w:instrText xml:space="preserve"> PAGEREF _Toc231927551 \h </w:instrText>
         </w:r>
         <w:r>
           <w:rPr>
@@ -5093,7 +5239,7 @@
           <w:szCs w:val="22"/>
         </w:rPr>
       </w:pPr>
-      <w:hyperlink w:anchor="_Toc231918428" w:history="1">
+      <w:hyperlink w:anchor="_Toc231927552" w:history="1">
         <w:r>
           <w:rPr>
             <w:rStyle w:val="Hyperlink"/>
@@ -5121,7 +5267,7 @@
             <w:noProof/>
             <w:webHidden/>
           </w:rPr>
-          <w:instrText xml:space="preserve"> PAGEREF _Toc231918428 \h </w:instrText>
+          <w:instrText xml:space="preserve"> PAGEREF _Toc231927552 \h </w:instrText>
         </w:r>
         <w:r>
           <w:rPr>
@@ -5165,7 +5311,7 @@
           <w:szCs w:val="22"/>
         </w:rPr>
       </w:pPr>
-      <w:hyperlink w:anchor="_Toc231918429" w:history="1">
+      <w:hyperlink w:anchor="_Toc231927553" w:history="1">
         <w:r>
           <w:rPr>
             <w:rStyle w:val="Hyperlink"/>
@@ -5208,7 +5354,7 @@
             <w:noProof/>
             <w:webHidden/>
           </w:rPr>
-          <w:instrText xml:space="preserve"> PAGEREF _Toc231918429 \h </w:instrText>
+          <w:instrText xml:space="preserve"> PAGEREF _Toc231927553 \h </w:instrText>
         </w:r>
         <w:r>
           <w:rPr>
@@ -5252,7 +5398,7 @@
           <w:szCs w:val="22"/>
         </w:rPr>
       </w:pPr>
-      <w:hyperlink w:anchor="_Toc231918430" w:history="1">
+      <w:hyperlink w:anchor="_Toc231927554" w:history="1">
         <w:r>
           <w:rPr>
             <w:rStyle w:val="Hyperlink"/>
@@ -5295,7 +5441,7 @@
             <w:noProof/>
             <w:webHidden/>
           </w:rPr>
-          <w:instrText xml:space="preserve"> PAGEREF _Toc231918430 \h </w:instrText>
+          <w:instrText xml:space="preserve"> PAGEREF _Toc231927554 \h </w:instrText>
         </w:r>
         <w:r>
           <w:rPr>
@@ -5339,7 +5485,7 @@
           <w:szCs w:val="22"/>
         </w:rPr>
       </w:pPr>
-      <w:hyperlink w:anchor="_Toc231918431" w:history="1">
+      <w:hyperlink w:anchor="_Toc231927555" w:history="1">
         <w:r>
           <w:rPr>
             <w:rStyle w:val="Hyperlink"/>
@@ -5367,7 +5513,7 @@
             <w:noProof/>
             <w:webHidden/>
           </w:rPr>
-          <w:instrText xml:space="preserve"> PAGEREF _Toc231918431 \h </w:instrText>
+          <w:instrText xml:space="preserve"> PAGEREF _Toc231927555 \h </w:instrText>
         </w:r>
         <w:r>
           <w:rPr>
@@ -5411,7 +5557,7 @@
           <w:szCs w:val="22"/>
         </w:rPr>
       </w:pPr>
-      <w:hyperlink w:anchor="_Toc231918432" w:history="1">
+      <w:hyperlink w:anchor="_Toc231927556" w:history="1">
         <w:r>
           <w:rPr>
             <w:rStyle w:val="Hyperlink"/>
@@ -5454,7 +5600,7 @@
             <w:noProof/>
             <w:webHidden/>
           </w:rPr>
-          <w:instrText xml:space="preserve"> PAGEREF _Toc231918432 \h </w:instrText>
+          <w:instrText xml:space="preserve"> PAGEREF _Toc231927556 \h </w:instrText>
         </w:r>
         <w:r>
           <w:rPr>
@@ -5498,7 +5644,7 @@
           <w:szCs w:val="22"/>
         </w:rPr>
       </w:pPr>
-      <w:hyperlink w:anchor="_Toc231918433" w:history="1">
+      <w:hyperlink w:anchor="_Toc231927557" w:history="1">
         <w:r>
           <w:rPr>
             <w:rStyle w:val="Hyperlink"/>
@@ -5526,7 +5672,7 @@
             <w:noProof/>
             <w:webHidden/>
           </w:rPr>
-          <w:instrText xml:space="preserve"> PAGEREF _Toc231918433 \h </w:instrText>
+          <w:instrText xml:space="preserve"> PAGEREF _Toc231927557 \h </w:instrText>
         </w:r>
         <w:r>
           <w:rPr>
@@ -5570,7 +5716,7 @@
           <w:szCs w:val="22"/>
         </w:rPr>
       </w:pPr>
-      <w:hyperlink w:anchor="_Toc231918434" w:history="1">
+      <w:hyperlink w:anchor="_Toc231927558" w:history="1">
         <w:r>
           <w:rPr>
             <w:rStyle w:val="Hyperlink"/>
@@ -5613,7 +5759,7 @@
             <w:noProof/>
             <w:webHidden/>
           </w:rPr>
-          <w:instrText xml:space="preserve"> PAGEREF _Toc231918434 \h </w:instrText>
+          <w:instrText xml:space="preserve"> PAGEREF _Toc231927558 \h </w:instrText>
         </w:r>
         <w:r>
           <w:rPr>
@@ -5657,7 +5803,7 @@
           <w:szCs w:val="22"/>
         </w:rPr>
       </w:pPr>
-      <w:hyperlink w:anchor="_Toc231918435" w:history="1">
+      <w:hyperlink w:anchor="_Toc231927559" w:history="1">
         <w:r>
           <w:rPr>
             <w:rStyle w:val="Hyperlink"/>
@@ -5685,7 +5831,7 @@
             <w:noProof/>
             <w:webHidden/>
           </w:rPr>
-          <w:instrText xml:space="preserve"> PAGEREF _Toc231918435 \h </w:instrText>
+          <w:instrText xml:space="preserve"> PAGEREF _Toc231927559 \h </w:instrText>
         </w:r>
         <w:r>
           <w:rPr>
@@ -5729,7 +5875,7 @@
           <w:szCs w:val="22"/>
         </w:rPr>
       </w:pPr>
-      <w:hyperlink w:anchor="_Toc231918436" w:history="1">
+      <w:hyperlink w:anchor="_Toc231927560" w:history="1">
         <w:r>
           <w:rPr>
             <w:rStyle w:val="Hyperlink"/>
@@ -5757,7 +5903,7 @@
             <w:noProof/>
             <w:webHidden/>
           </w:rPr>
-          <w:instrText xml:space="preserve"> PAGEREF _Toc231918436 \h </w:instrText>
+          <w:instrText xml:space="preserve"> PAGEREF _Toc231927560 \h </w:instrText>
         </w:r>
         <w:r>
           <w:rPr>
@@ -5801,7 +5947,7 @@
           <w:szCs w:val="22"/>
         </w:rPr>
       </w:pPr>
-      <w:hyperlink w:anchor="_Toc231918437" w:history="1">
+      <w:hyperlink w:anchor="_Toc231927561" w:history="1">
         <w:r>
           <w:rPr>
             <w:rStyle w:val="Hyperlink"/>
@@ -5829,7 +5975,7 @@
             <w:noProof/>
             <w:webHidden/>
           </w:rPr>
-          <w:instrText xml:space="preserve"> PAGEREF _Toc231918437 \h </w:instrText>
+          <w:instrText xml:space="preserve"> PAGEREF _Toc231927561 \h </w:instrText>
         </w:r>
         <w:r>
           <w:rPr>
@@ -5873,7 +6019,7 @@
           <w:szCs w:val="22"/>
         </w:rPr>
       </w:pPr>
-      <w:hyperlink w:anchor="_Toc231918438" w:history="1">
+      <w:hyperlink w:anchor="_Toc231927562" w:history="1">
         <w:r>
           <w:rPr>
             <w:rStyle w:val="Hyperlink"/>
@@ -5901,7 +6047,7 @@
             <w:noProof/>
             <w:webHidden/>
           </w:rPr>
-          <w:instrText xml:space="preserve"> PAGEREF _Toc231918438 \h </w:instrText>
+          <w:instrText xml:space="preserve"> PAGEREF _Toc231927562 \h </w:instrText>
         </w:r>
         <w:r>
           <w:rPr>
@@ -5945,7 +6091,7 @@
           <w:szCs w:val="22"/>
         </w:rPr>
       </w:pPr>
-      <w:hyperlink w:anchor="_Toc231918439" w:history="1">
+      <w:hyperlink w:anchor="_Toc231927563" w:history="1">
         <w:r>
           <w:rPr>
             <w:rStyle w:val="Hyperlink"/>
@@ -5973,7 +6119,7 @@
             <w:noProof/>
             <w:webHidden/>
           </w:rPr>
-          <w:instrText xml:space="preserve"> PAGEREF _Toc231918439 \h </w:instrText>
+          <w:instrText xml:space="preserve"> PAGEREF _Toc231927563 \h </w:instrText>
         </w:r>
         <w:r>
           <w:rPr>
@@ -6017,7 +6163,7 @@
           <w:szCs w:val="22"/>
         </w:rPr>
       </w:pPr>
-      <w:hyperlink w:anchor="_Toc231918440" w:history="1">
+      <w:hyperlink w:anchor="_Toc231927564" w:history="1">
         <w:r>
           <w:rPr>
             <w:rStyle w:val="Hyperlink"/>
@@ -6045,7 +6191,7 @@
             <w:noProof/>
             <w:webHidden/>
           </w:rPr>
-          <w:instrText xml:space="preserve"> PAGEREF _Toc231918440 \h </w:instrText>
+          <w:instrText xml:space="preserve"> PAGEREF _Toc231927564 \h </w:instrText>
         </w:r>
         <w:r>
           <w:rPr>
@@ -6089,7 +6235,7 @@
           <w:szCs w:val="22"/>
         </w:rPr>
       </w:pPr>
-      <w:hyperlink w:anchor="_Toc231918441" w:history="1">
+      <w:hyperlink w:anchor="_Toc231927565" w:history="1">
         <w:r>
           <w:rPr>
             <w:rStyle w:val="Hyperlink"/>
@@ -6117,7 +6263,7 @@
             <w:noProof/>
             <w:webHidden/>
           </w:rPr>
-          <w:instrText xml:space="preserve"> PAGEREF _Toc231918441 \h </w:instrText>
+          <w:instrText xml:space="preserve"> PAGEREF _Toc231927565 \h </w:instrText>
         </w:r>
         <w:r>
           <w:rPr>
@@ -6161,7 +6307,7 @@
           <w:szCs w:val="22"/>
         </w:rPr>
       </w:pPr>
-      <w:hyperlink w:anchor="_Toc231918442" w:history="1">
+      <w:hyperlink w:anchor="_Toc231927566" w:history="1">
         <w:r>
           <w:rPr>
             <w:rStyle w:val="Hyperlink"/>
@@ -6189,7 +6335,7 @@
             <w:noProof/>
             <w:webHidden/>
           </w:rPr>
-          <w:instrText xml:space="preserve"> PAGEREF _Toc231918442 \h </w:instrText>
+          <w:instrText xml:space="preserve"> PAGEREF _Toc231927566 \h </w:instrText>
         </w:r>
         <w:r>
           <w:rPr>
@@ -6233,7 +6379,7 @@
           <w:szCs w:val="22"/>
         </w:rPr>
       </w:pPr>
-      <w:hyperlink w:anchor="_Toc231918443" w:history="1">
+      <w:hyperlink w:anchor="_Toc231927567" w:history="1">
         <w:r>
           <w:rPr>
             <w:rStyle w:val="Hyperlink"/>
@@ -6276,7 +6422,7 @@
             <w:noProof/>
             <w:webHidden/>
           </w:rPr>
-          <w:instrText xml:space="preserve"> PAGEREF _Toc231918443 \h </w:instrText>
+          <w:instrText xml:space="preserve"> PAGEREF _Toc231927567 \h </w:instrText>
         </w:r>
         <w:r>
           <w:rPr>
@@ -6320,7 +6466,7 @@
           <w:szCs w:val="22"/>
         </w:rPr>
       </w:pPr>
-      <w:hyperlink w:anchor="_Toc231918444" w:history="1">
+      <w:hyperlink w:anchor="_Toc231927568" w:history="1">
         <w:r>
           <w:rPr>
             <w:rStyle w:val="Hyperlink"/>
@@ -6363,7 +6509,7 @@
             <w:noProof/>
             <w:webHidden/>
           </w:rPr>
-          <w:instrText xml:space="preserve"> PAGEREF _Toc231918444 \h </w:instrText>
+          <w:instrText xml:space="preserve"> PAGEREF _Toc231927568 \h </w:instrText>
         </w:r>
         <w:r>
           <w:rPr>
@@ -6407,7 +6553,7 @@
           <w:szCs w:val="22"/>
         </w:rPr>
       </w:pPr>
-      <w:hyperlink w:anchor="_Toc231918445" w:history="1">
+      <w:hyperlink w:anchor="_Toc231927569" w:history="1">
         <w:r>
           <w:rPr>
             <w:rStyle w:val="Hyperlink"/>
@@ -6435,7 +6581,7 @@
             <w:noProof/>
             <w:webHidden/>
           </w:rPr>
-          <w:instrText xml:space="preserve"> PAGEREF _Toc231918445 \h </w:instrText>
+          <w:instrText xml:space="preserve"> PAGEREF _Toc231927569 \h </w:instrText>
         </w:r>
         <w:r>
           <w:rPr>
@@ -6479,7 +6625,7 @@
           <w:szCs w:val="22"/>
         </w:rPr>
       </w:pPr>
-      <w:hyperlink w:anchor="_Toc231918446" w:history="1">
+      <w:hyperlink w:anchor="_Toc231927570" w:history="1">
         <w:r>
           <w:rPr>
             <w:rStyle w:val="Hyperlink"/>
@@ -6507,7 +6653,7 @@
             <w:noProof/>
             <w:webHidden/>
           </w:rPr>
-          <w:instrText xml:space="preserve"> PAGEREF _Toc231918446 \h </w:instrText>
+          <w:instrText xml:space="preserve"> PAGEREF _Toc231927570 \h </w:instrText>
         </w:r>
         <w:r>
           <w:rPr>
@@ -6551,7 +6697,7 @@
           <w:szCs w:val="22"/>
         </w:rPr>
       </w:pPr>
-      <w:hyperlink w:anchor="_Toc231918447" w:history="1">
+      <w:hyperlink w:anchor="_Toc231927571" w:history="1">
         <w:r>
           <w:rPr>
             <w:rStyle w:val="Hyperlink"/>
@@ -6579,7 +6725,7 @@
             <w:noProof/>
             <w:webHidden/>
           </w:rPr>
-          <w:instrText xml:space="preserve"> PAGEREF _Toc231918447 \h </w:instrText>
+          <w:instrText xml:space="preserve"> PAGEREF _Toc231927571 \h </w:instrText>
         </w:r>
         <w:r>
           <w:rPr>
@@ -6623,7 +6769,7 @@
           <w:szCs w:val="22"/>
         </w:rPr>
       </w:pPr>
-      <w:hyperlink w:anchor="_Toc231918448" w:history="1">
+      <w:hyperlink w:anchor="_Toc231927572" w:history="1">
         <w:r>
           <w:rPr>
             <w:rStyle w:val="Hyperlink"/>
@@ -6651,7 +6797,7 @@
             <w:noProof/>
             <w:webHidden/>
           </w:rPr>
-          <w:instrText xml:space="preserve"> PAGEREF _Toc231918448 \h </w:instrText>
+          <w:instrText xml:space="preserve"> PAGEREF _Toc231927572 \h </w:instrText>
         </w:r>
         <w:r>
           <w:rPr>
@@ -6695,7 +6841,7 @@
           <w:szCs w:val="22"/>
         </w:rPr>
       </w:pPr>
-      <w:hyperlink w:anchor="_Toc231918449" w:history="1">
+      <w:hyperlink w:anchor="_Toc231927573" w:history="1">
         <w:r>
           <w:rPr>
             <w:rStyle w:val="Hyperlink"/>
@@ -6723,7 +6869,7 @@
             <w:noProof/>
             <w:webHidden/>
           </w:rPr>
-          <w:instrText xml:space="preserve"> PAGEREF _Toc231918449 \h </w:instrText>
+          <w:instrText xml:space="preserve"> PAGEREF _Toc231927573 \h </w:instrText>
         </w:r>
         <w:r>
           <w:rPr>
@@ -6767,7 +6913,7 @@
           <w:szCs w:val="22"/>
         </w:rPr>
       </w:pPr>
-      <w:hyperlink w:anchor="_Toc231918450" w:history="1">
+      <w:hyperlink w:anchor="_Toc231927574" w:history="1">
         <w:r>
           <w:rPr>
             <w:rStyle w:val="Hyperlink"/>
@@ -6795,7 +6941,7 @@
             <w:noProof/>
             <w:webHidden/>
           </w:rPr>
-          <w:instrText xml:space="preserve"> PAGEREF _Toc231918450 \h </w:instrText>
+          <w:instrText xml:space="preserve"> PAGEREF _Toc231927574 \h </w:instrText>
         </w:r>
         <w:r>
           <w:rPr>
@@ -6839,7 +6985,7 @@
           <w:szCs w:val="22"/>
         </w:rPr>
       </w:pPr>
-      <w:hyperlink w:anchor="_Toc231918451" w:history="1">
+      <w:hyperlink w:anchor="_Toc231927575" w:history="1">
         <w:r>
           <w:rPr>
             <w:rStyle w:val="Hyperlink"/>
@@ -6882,7 +7028,7 @@
             <w:noProof/>
             <w:webHidden/>
           </w:rPr>
-          <w:instrText xml:space="preserve"> PAGEREF _Toc231918451 \h </w:instrText>
+          <w:instrText xml:space="preserve"> PAGEREF _Toc231927575 \h </w:instrText>
         </w:r>
         <w:r>
           <w:rPr>
@@ -6926,7 +7072,7 @@
           <w:szCs w:val="22"/>
         </w:rPr>
       </w:pPr>
-      <w:hyperlink w:anchor="_Toc231918452" w:history="1">
+      <w:hyperlink w:anchor="_Toc231927576" w:history="1">
         <w:r>
           <w:rPr>
             <w:rStyle w:val="Hyperlink"/>
@@ -6954,7 +7100,7 @@
             <w:noProof/>
             <w:webHidden/>
           </w:rPr>
-          <w:instrText xml:space="preserve"> PAGEREF _Toc231918452 \h </w:instrText>
+          <w:instrText xml:space="preserve"> PAGEREF _Toc231927576 \h </w:instrText>
         </w:r>
         <w:r>
           <w:rPr>
@@ -6998,7 +7144,7 @@
           <w:szCs w:val="22"/>
         </w:rPr>
       </w:pPr>
-      <w:hyperlink w:anchor="_Toc231918453" w:history="1">
+      <w:hyperlink w:anchor="_Toc231927577" w:history="1">
         <w:r>
           <w:rPr>
             <w:rStyle w:val="Hyperlink"/>
@@ -7026,7 +7172,7 @@
             <w:noProof/>
             <w:webHidden/>
           </w:rPr>
-          <w:instrText xml:space="preserve"> PAGEREF _Toc231918453 \h </w:instrText>
+          <w:instrText xml:space="preserve"> PAGEREF _Toc231927577 \h </w:instrText>
         </w:r>
         <w:r>
           <w:rPr>
@@ -7070,7 +7216,7 @@
           <w:szCs w:val="22"/>
         </w:rPr>
       </w:pPr>
-      <w:hyperlink w:anchor="_Toc231918454" w:history="1">
+      <w:hyperlink w:anchor="_Toc231927578" w:history="1">
         <w:r>
           <w:rPr>
             <w:rStyle w:val="Hyperlink"/>
@@ -7098,7 +7244,7 @@
             <w:noProof/>
             <w:webHidden/>
           </w:rPr>
-          <w:instrText xml:space="preserve"> PAGEREF _Toc231918454 \h </w:instrText>
+          <w:instrText xml:space="preserve"> PAGEREF _Toc231927578 \h </w:instrText>
         </w:r>
         <w:r>
           <w:rPr>
@@ -7142,7 +7288,7 @@
           <w:szCs w:val="22"/>
         </w:rPr>
       </w:pPr>
-      <w:hyperlink w:anchor="_Toc231918455" w:history="1">
+      <w:hyperlink w:anchor="_Toc231927579" w:history="1">
         <w:r>
           <w:rPr>
             <w:rStyle w:val="Hyperlink"/>
@@ -7170,7 +7316,7 @@
             <w:noProof/>
             <w:webHidden/>
           </w:rPr>
-          <w:instrText xml:space="preserve"> PAGEREF _Toc231918455 \h </w:instrText>
+          <w:instrText xml:space="preserve"> PAGEREF _Toc231927579 \h </w:instrText>
         </w:r>
         <w:r>
           <w:rPr>
@@ -7214,7 +7360,7 @@
           <w:szCs w:val="22"/>
         </w:rPr>
       </w:pPr>
-      <w:hyperlink w:anchor="_Toc231918456" w:history="1">
+      <w:hyperlink w:anchor="_Toc231927580" w:history="1">
         <w:r>
           <w:rPr>
             <w:rStyle w:val="Hyperlink"/>
@@ -7242,7 +7388,7 @@
             <w:noProof/>
             <w:webHidden/>
           </w:rPr>
-          <w:instrText xml:space="preserve"> PAGEREF _Toc231918456 \h </w:instrText>
+          <w:instrText xml:space="preserve"> PAGEREF _Toc231927580 \h </w:instrText>
         </w:r>
         <w:r>
           <w:rPr>
@@ -7286,7 +7432,7 @@
           <w:szCs w:val="22"/>
         </w:rPr>
       </w:pPr>
-      <w:hyperlink w:anchor="_Toc231918457" w:history="1">
+      <w:hyperlink w:anchor="_Toc231927581" w:history="1">
         <w:r>
           <w:rPr>
             <w:rStyle w:val="Hyperlink"/>
@@ -7314,7 +7460,7 @@
             <w:noProof/>
             <w:webHidden/>
           </w:rPr>
-          <w:instrText xml:space="preserve"> PAGEREF _Toc231918457 \h </w:instrText>
+          <w:instrText xml:space="preserve"> PAGEREF _Toc231927581 \h </w:instrText>
         </w:r>
         <w:r>
           <w:rPr>
@@ -7358,7 +7504,7 @@
           <w:szCs w:val="22"/>
         </w:rPr>
       </w:pPr>
-      <w:hyperlink w:anchor="_Toc231918458" w:history="1">
+      <w:hyperlink w:anchor="_Toc231927582" w:history="1">
         <w:r>
           <w:rPr>
             <w:rStyle w:val="Hyperlink"/>
@@ -7386,7 +7532,7 @@
             <w:noProof/>
             <w:webHidden/>
           </w:rPr>
-          <w:instrText xml:space="preserve"> PAGEREF _Toc231918458 \h </w:instrText>
+          <w:instrText xml:space="preserve"> PAGEREF _Toc231927582 \h </w:instrText>
         </w:r>
         <w:r>
           <w:rPr>
@@ -7430,7 +7576,7 @@
           <w:szCs w:val="22"/>
         </w:rPr>
       </w:pPr>
-      <w:hyperlink w:anchor="_Toc231918459" w:history="1">
+      <w:hyperlink w:anchor="_Toc231927583" w:history="1">
         <w:r>
           <w:rPr>
             <w:rStyle w:val="Hyperlink"/>
@@ -7458,7 +7604,7 @@
             <w:noProof/>
             <w:webHidden/>
           </w:rPr>
-          <w:instrText xml:space="preserve"> PAGEREF _Toc231918459 \h </w:instrText>
+          <w:instrText xml:space="preserve"> PAGEREF _Toc231927583 \h </w:instrText>
         </w:r>
         <w:r>
           <w:rPr>
@@ -7502,7 +7648,7 @@
           <w:szCs w:val="22"/>
         </w:rPr>
       </w:pPr>
-      <w:hyperlink w:anchor="_Toc231918460" w:history="1">
+      <w:hyperlink w:anchor="_Toc231927584" w:history="1">
         <w:r>
           <w:rPr>
             <w:rStyle w:val="Hyperlink"/>
@@ -7545,7 +7691,7 @@
             <w:noProof/>
             <w:webHidden/>
           </w:rPr>
-          <w:instrText xml:space="preserve"> PAGEREF _Toc231918460 \h </w:instrText>
+          <w:instrText xml:space="preserve"> PAGEREF _Toc231927584 \h </w:instrText>
         </w:r>
         <w:r>
           <w:rPr>
@@ -7589,7 +7735,7 @@
           <w:szCs w:val="22"/>
         </w:rPr>
       </w:pPr>
-      <w:hyperlink w:anchor="_Toc231918461" w:history="1">
+      <w:hyperlink w:anchor="_Toc231927585" w:history="1">
         <w:r>
           <w:rPr>
             <w:rStyle w:val="Hyperlink"/>
@@ -7617,7 +7763,7 @@
             <w:noProof/>
             <w:webHidden/>
           </w:rPr>
-          <w:instrText xml:space="preserve"> PAGEREF _Toc231918461 \h </w:instrText>
+          <w:instrText xml:space="preserve"> PAGEREF _Toc231927585 \h </w:instrText>
         </w:r>
         <w:r>
           <w:rPr>
@@ -7661,7 +7807,7 @@
           <w:szCs w:val="22"/>
         </w:rPr>
       </w:pPr>
-      <w:hyperlink w:anchor="_Toc231918462" w:history="1">
+      <w:hyperlink w:anchor="_Toc231927586" w:history="1">
         <w:r>
           <w:rPr>
             <w:rStyle w:val="Hyperlink"/>
@@ -7704,7 +7850,7 @@
             <w:noProof/>
             <w:webHidden/>
           </w:rPr>
-          <w:instrText xml:space="preserve"> PAGEREF _Toc231918462 \h </w:instrText>
+          <w:instrText xml:space="preserve"> PAGEREF _Toc231927586 \h </w:instrText>
         </w:r>
         <w:r>
           <w:rPr>
@@ -7748,7 +7894,7 @@
           <w:szCs w:val="22"/>
         </w:rPr>
       </w:pPr>
-      <w:hyperlink w:anchor="_Toc231918463" w:history="1">
+      <w:hyperlink w:anchor="_Toc231927587" w:history="1">
         <w:r>
           <w:rPr>
             <w:rStyle w:val="Hyperlink"/>
@@ -7776,7 +7922,7 @@
             <w:noProof/>
             <w:webHidden/>
           </w:rPr>
-          <w:instrText xml:space="preserve"> PAGEREF _Toc231918463 \h </w:instrText>
+          <w:instrText xml:space="preserve"> PAGEREF _Toc231927587 \h </w:instrText>
         </w:r>
         <w:r>
           <w:rPr>
@@ -7820,7 +7966,7 @@
           <w:szCs w:val="22"/>
         </w:rPr>
       </w:pPr>
-      <w:hyperlink w:anchor="_Toc231918464" w:history="1">
+      <w:hyperlink w:anchor="_Toc231927588" w:history="1">
         <w:r>
           <w:rPr>
             <w:rStyle w:val="Hyperlink"/>
@@ -7848,7 +7994,7 @@
             <w:noProof/>
             <w:webHidden/>
           </w:rPr>
-          <w:instrText xml:space="preserve"> PAGEREF _Toc231918464 \h </w:instrText>
+          <w:instrText xml:space="preserve"> PAGEREF _Toc231927588 \h </w:instrText>
         </w:r>
         <w:r>
           <w:rPr>
@@ -7892,7 +8038,7 @@
           <w:szCs w:val="22"/>
         </w:rPr>
       </w:pPr>
-      <w:hyperlink w:anchor="_Toc231918465" w:history="1">
+      <w:hyperlink w:anchor="_Toc231927589" w:history="1">
         <w:r>
           <w:rPr>
             <w:rStyle w:val="Hyperlink"/>
@@ -7935,7 +8081,7 @@
             <w:noProof/>
             <w:webHidden/>
           </w:rPr>
-          <w:instrText xml:space="preserve"> PAGEREF _Toc231918465 \h </w:instrText>
+          <w:instrText xml:space="preserve"> PAGEREF _Toc231927589 \h </w:instrText>
         </w:r>
         <w:r>
           <w:rPr>
@@ -7979,7 +8125,7 @@
           <w:szCs w:val="22"/>
         </w:rPr>
       </w:pPr>
-      <w:hyperlink w:anchor="_Toc231918466" w:history="1">
+      <w:hyperlink w:anchor="_Toc231927590" w:history="1">
         <w:r>
           <w:rPr>
             <w:rStyle w:val="Hyperlink"/>
@@ -8007,7 +8153,7 @@
             <w:noProof/>
             <w:webHidden/>
           </w:rPr>
-          <w:instrText xml:space="preserve"> PAGEREF _Toc231918466 \h </w:instrText>
+          <w:instrText xml:space="preserve"> PAGEREF _Toc231927590 \h </w:instrText>
         </w:r>
         <w:r>
           <w:rPr>
@@ -8051,7 +8197,7 @@
           <w:szCs w:val="22"/>
         </w:rPr>
       </w:pPr>
-      <w:hyperlink w:anchor="_Toc231918467" w:history="1">
+      <w:hyperlink w:anchor="_Toc231927591" w:history="1">
         <w:r>
           <w:rPr>
             <w:rStyle w:val="Hyperlink"/>
@@ -8079,7 +8225,7 @@
             <w:noProof/>
             <w:webHidden/>
           </w:rPr>
-          <w:instrText xml:space="preserve"> PAGEREF _Toc231918467 \h </w:instrText>
+          <w:instrText xml:space="preserve"> PAGEREF _Toc231927591 \h </w:instrText>
         </w:r>
         <w:r>
           <w:rPr>
@@ -8123,7 +8269,7 @@
           <w:szCs w:val="22"/>
         </w:rPr>
       </w:pPr>
-      <w:hyperlink w:anchor="_Toc231918468" w:history="1">
+      <w:hyperlink w:anchor="_Toc231927592" w:history="1">
         <w:r>
           <w:rPr>
             <w:rStyle w:val="Hyperlink"/>
@@ -8159,7 +8305,7 @@
             <w:noProof/>
             <w:webHidden/>
           </w:rPr>
-          <w:instrText xml:space="preserve"> PAGEREF _Toc231918468 \h </w:instrText>
+          <w:instrText xml:space="preserve"> PAGEREF _Toc231927592 \h </w:instrText>
         </w:r>
         <w:r>
           <w:rPr>
@@ -8203,7 +8349,7 @@
           <w:szCs w:val="22"/>
         </w:rPr>
       </w:pPr>
-      <w:hyperlink w:anchor="_Toc231918469" w:history="1">
+      <w:hyperlink w:anchor="_Toc231927593" w:history="1">
         <w:r>
           <w:rPr>
             <w:rStyle w:val="Hyperlink"/>
@@ -8231,7 +8377,7 @@
             <w:noProof/>
             <w:webHidden/>
           </w:rPr>
-          <w:instrText xml:space="preserve"> PAGEREF _Toc231918469 \h </w:instrText>
+          <w:instrText xml:space="preserve"> PAGEREF _Toc231927593 \h </w:instrText>
         </w:r>
         <w:r>
           <w:rPr>
@@ -8275,7 +8421,7 @@
           <w:szCs w:val="22"/>
         </w:rPr>
       </w:pPr>
-      <w:hyperlink w:anchor="_Toc231918470" w:history="1">
+      <w:hyperlink w:anchor="_Toc231927594" w:history="1">
         <w:r>
           <w:rPr>
             <w:rStyle w:val="Hyperlink"/>
@@ -8310,7 +8456,7 @@
             <w:noProof/>
             <w:webHidden/>
           </w:rPr>
-          <w:instrText xml:space="preserve"> PAGEREF _Toc231918470 \h </w:instrText>
+          <w:instrText xml:space="preserve"> PAGEREF _Toc231927594 \h </w:instrText>
         </w:r>
         <w:r>
           <w:rPr>
@@ -8354,7 +8500,7 @@
           <w:szCs w:val="22"/>
         </w:rPr>
       </w:pPr>
-      <w:hyperlink w:anchor="_Toc231918471" w:history="1">
+      <w:hyperlink w:anchor="_Toc231927595" w:history="1">
         <w:r>
           <w:rPr>
             <w:rStyle w:val="Hyperlink"/>
@@ -8389,7 +8535,7 @@
             <w:noProof/>
             <w:webHidden/>
           </w:rPr>
-          <w:instrText xml:space="preserve"> PAGEREF _Toc231918471 \h </w:instrText>
+          <w:instrText xml:space="preserve"> PAGEREF _Toc231927595 \h </w:instrText>
         </w:r>
         <w:r>
           <w:rPr>
@@ -8433,7 +8579,7 @@
           <w:szCs w:val="22"/>
         </w:rPr>
       </w:pPr>
-      <w:hyperlink w:anchor="_Toc231918472" w:history="1">
+      <w:hyperlink w:anchor="_Toc231927596" w:history="1">
         <w:r>
           <w:rPr>
             <w:rStyle w:val="Hyperlink"/>
@@ -8461,7 +8607,7 @@
             <w:noProof/>
             <w:webHidden/>
           </w:rPr>
-          <w:instrText xml:space="preserve"> PAGEREF _Toc231918472 \h </w:instrText>
+          <w:instrText xml:space="preserve"> PAGEREF _Toc231927596 \h </w:instrText>
         </w:r>
         <w:r>
           <w:rPr>
@@ -8505,7 +8651,7 @@
           <w:szCs w:val="22"/>
         </w:rPr>
       </w:pPr>
-      <w:hyperlink w:anchor="_Toc231918473" w:history="1">
+      <w:hyperlink w:anchor="_Toc231927597" w:history="1">
         <w:r>
           <w:rPr>
             <w:rStyle w:val="Hyperlink"/>
@@ -8533,7 +8679,7 @@
             <w:noProof/>
             <w:webHidden/>
           </w:rPr>
-          <w:instrText xml:space="preserve"> PAGEREF _Toc231918473 \h </w:instrText>
+          <w:instrText xml:space="preserve"> PAGEREF _Toc231927597 \h </w:instrText>
         </w:r>
         <w:r>
           <w:rPr>
@@ -8577,7 +8723,7 @@
           <w:szCs w:val="22"/>
         </w:rPr>
       </w:pPr>
-      <w:hyperlink w:anchor="_Toc231918474" w:history="1">
+      <w:hyperlink w:anchor="_Toc231927598" w:history="1">
         <w:r>
           <w:rPr>
             <w:rStyle w:val="Hyperlink"/>
@@ -8620,7 +8766,7 @@
             <w:noProof/>
             <w:webHidden/>
           </w:rPr>
-          <w:instrText xml:space="preserve"> PAGEREF _Toc231918474 \h </w:instrText>
+          <w:instrText xml:space="preserve"> PAGEREF _Toc231927598 \h </w:instrText>
         </w:r>
         <w:r>
           <w:rPr>
@@ -8664,7 +8810,7 @@
           <w:szCs w:val="22"/>
         </w:rPr>
       </w:pPr>
-      <w:hyperlink w:anchor="_Toc231918475" w:history="1">
+      <w:hyperlink w:anchor="_Toc231927599" w:history="1">
         <w:r>
           <w:rPr>
             <w:rStyle w:val="Hyperlink"/>
@@ -8692,7 +8838,7 @@
             <w:noProof/>
             <w:webHidden/>
           </w:rPr>
-          <w:instrText xml:space="preserve"> PAGEREF _Toc231918475 \h </w:instrText>
+          <w:instrText xml:space="preserve"> PAGEREF _Toc231927599 \h </w:instrText>
         </w:r>
         <w:r>
           <w:rPr>
@@ -8754,8 +8900,8 @@
           <w:rtl/>
         </w:rPr>
       </w:pPr>
-      <w:bookmarkStart w:id="3" w:name="قائمة-الجداول"/>
-      <w:bookmarkEnd w:id="1"/>
+      <w:bookmarkStart w:id="2" w:name="قائمة-الجداول"/>
+      <w:bookmarkEnd w:id="0"/>
       <w:r>
         <w:rPr>
           <w:rtl/>
@@ -8769,7 +8915,7 @@
         <w:bidi/>
         <w:jc w:val="left"/>
       </w:pPr>
-      <w:bookmarkStart w:id="4" w:name="_Toc231918371"/>
+      <w:bookmarkStart w:id="3" w:name="_Toc231927495"/>
       <w:r>
         <w:rPr>
           <w:rtl/>
@@ -8777,7 +8923,7 @@
         <w:lastRenderedPageBreak/>
         <w:t>قائمة الجداول</w:t>
       </w:r>
-      <w:bookmarkEnd w:id="4"/>
+      <w:bookmarkEnd w:id="3"/>
     </w:p>
     <w:p>
       <w:pPr>
@@ -8791,7 +8937,6 @@
           <w:sz w:val="22"/>
           <w:szCs w:val="22"/>
         </w:rPr>
-        <w:bidi/>
       </w:pPr>
       <w:r>
         <w:fldChar w:fldCharType="begin"/>
@@ -8930,7 +9075,7 @@
         <w:rPr>
           <w:noProof/>
         </w:rPr>
-        <w:instrText xml:space="preserve"> PAGEREF _Toc231918476 \h </w:instrText>
+        <w:instrText xml:space="preserve"> PAGEREF _Toc231927600 \h </w:instrText>
       </w:r>
       <w:r>
         <w:rPr>
@@ -8968,7 +9113,6 @@
           <w:sz w:val="22"/>
           <w:szCs w:val="22"/>
         </w:rPr>
-        <w:bidi/>
       </w:pPr>
       <w:r>
         <w:rPr>
@@ -9068,7 +9212,7 @@
         <w:rPr>
           <w:noProof/>
         </w:rPr>
-        <w:instrText xml:space="preserve"> PAGEREF _Toc231918477 \h </w:instrText>
+        <w:instrText xml:space="preserve"> PAGEREF _Toc231927601 \h </w:instrText>
       </w:r>
       <w:r>
         <w:rPr>
@@ -9106,7 +9250,6 @@
           <w:sz w:val="22"/>
           <w:szCs w:val="22"/>
         </w:rPr>
-        <w:bidi/>
       </w:pPr>
       <w:r>
         <w:rPr>
@@ -9199,7 +9342,7 @@
         <w:rPr>
           <w:noProof/>
         </w:rPr>
-        <w:instrText xml:space="preserve"> PAGEREF _Toc231918478 \h </w:instrText>
+        <w:instrText xml:space="preserve"> PAGEREF _Toc231927602 \h </w:instrText>
       </w:r>
       <w:r>
         <w:rPr>
@@ -9237,7 +9380,6 @@
           <w:sz w:val="22"/>
           <w:szCs w:val="22"/>
         </w:rPr>
-        <w:bidi/>
       </w:pPr>
       <w:r>
         <w:rPr>
@@ -9337,7 +9479,7 @@
         <w:rPr>
           <w:noProof/>
         </w:rPr>
-        <w:instrText xml:space="preserve"> PAGEREF _Toc231918479 \h </w:instrText>
+        <w:instrText xml:space="preserve"> PAGEREF _Toc231927603 \h </w:instrText>
       </w:r>
       <w:r>
         <w:rPr>
@@ -9381,6 +9523,7 @@
         <w:rPr>
           <w:b/>
           <w:noProof/>
+          <w:rtl/>
         </w:rPr>
         <w:t xml:space="preserve">5: </w:t>
       </w:r>
@@ -9396,6 +9539,7 @@
         <w:rPr>
           <w:b/>
           <w:noProof/>
+          <w:rtl/>
         </w:rPr>
         <w:t xml:space="preserve"> </w:t>
       </w:r>
@@ -9411,6 +9555,7 @@
         <w:rPr>
           <w:b/>
           <w:noProof/>
+          <w:rtl/>
         </w:rPr>
         <w:t xml:space="preserve"> 04: </w:t>
       </w:r>
@@ -9426,6 +9571,7 @@
         <w:rPr>
           <w:b/>
           <w:noProof/>
+          <w:rtl/>
         </w:rPr>
         <w:t xml:space="preserve"> </w:t>
       </w:r>
@@ -9441,6 +9587,7 @@
         <w:rPr>
           <w:b/>
           <w:noProof/>
+          <w:rtl/>
         </w:rPr>
         <w:t xml:space="preserve"> </w:t>
       </w:r>
@@ -9456,6 +9603,7 @@
         <w:rPr>
           <w:b/>
           <w:noProof/>
+          <w:rtl/>
         </w:rPr>
         <w:t xml:space="preserve"> </w:t>
       </w:r>
@@ -9471,6 +9619,7 @@
         <w:rPr>
           <w:b/>
           <w:noProof/>
+          <w:rtl/>
         </w:rPr>
         <w:t xml:space="preserve"> </w:t>
       </w:r>
@@ -9485,41 +9634,48 @@
       <w:r>
         <w:rPr>
           <w:noProof/>
+          <w:rtl/>
         </w:rPr>
         <w:tab/>
       </w:r>
       <w:r>
         <w:rPr>
           <w:noProof/>
+          <w:rtl/>
         </w:rPr>
         <w:fldChar w:fldCharType="begin"/>
       </w:r>
       <w:r>
         <w:rPr>
           <w:noProof/>
-        </w:rPr>
-        <w:instrText xml:space="preserve"> PAGEREF _Toc231918480 \h </w:instrText>
-      </w:r>
-      <w:r>
-        <w:rPr>
-          <w:noProof/>
-        </w:rPr>
-      </w:r>
-      <w:r>
-        <w:rPr>
-          <w:noProof/>
+          <w:rtl/>
+        </w:rPr>
+        <w:instrText xml:space="preserve"> PAGEREF _Toc231927604 \h </w:instrText>
+      </w:r>
+      <w:r>
+        <w:rPr>
+          <w:noProof/>
+          <w:rtl/>
+        </w:rPr>
+      </w:r>
+      <w:r>
+        <w:rPr>
+          <w:noProof/>
+          <w:rtl/>
         </w:rPr>
         <w:fldChar w:fldCharType="separate"/>
       </w:r>
       <w:r>
         <w:rPr>
           <w:noProof/>
+          <w:rtl/>
         </w:rPr>
         <w:t>26</w:t>
       </w:r>
       <w:r>
         <w:rPr>
           <w:noProof/>
+          <w:rtl/>
         </w:rPr>
         <w:fldChar w:fldCharType="end"/>
       </w:r>
@@ -9542,6 +9698,7 @@
         <w:rPr>
           <w:b/>
           <w:noProof/>
+          <w:rtl/>
         </w:rPr>
         <w:t xml:space="preserve">6: </w:t>
       </w:r>
@@ -9557,6 +9714,7 @@
         <w:rPr>
           <w:b/>
           <w:noProof/>
+          <w:rtl/>
         </w:rPr>
         <w:t xml:space="preserve"> </w:t>
       </w:r>
@@ -9572,6 +9730,7 @@
         <w:rPr>
           <w:b/>
           <w:noProof/>
+          <w:rtl/>
         </w:rPr>
         <w:t xml:space="preserve"> 05: </w:t>
       </w:r>
@@ -9587,6 +9746,7 @@
         <w:rPr>
           <w:b/>
           <w:noProof/>
+          <w:rtl/>
         </w:rPr>
         <w:t xml:space="preserve"> </w:t>
       </w:r>
@@ -9602,6 +9762,7 @@
         <w:rPr>
           <w:b/>
           <w:noProof/>
+          <w:rtl/>
         </w:rPr>
         <w:t xml:space="preserve"> </w:t>
       </w:r>
@@ -9617,6 +9778,7 @@
         <w:rPr>
           <w:b/>
           <w:noProof/>
+          <w:rtl/>
         </w:rPr>
         <w:t xml:space="preserve"> </w:t>
       </w:r>
@@ -9632,6 +9794,7 @@
         <w:rPr>
           <w:b/>
           <w:noProof/>
+          <w:rtl/>
         </w:rPr>
         <w:t xml:space="preserve"> </w:t>
       </w:r>
@@ -9647,6 +9810,7 @@
         <w:rPr>
           <w:b/>
           <w:noProof/>
+          <w:rtl/>
         </w:rPr>
         <w:t xml:space="preserve"> </w:t>
       </w:r>
@@ -9662,6 +9826,7 @@
         <w:rPr>
           <w:b/>
           <w:noProof/>
+          <w:rtl/>
         </w:rPr>
         <w:t xml:space="preserve"> </w:t>
       </w:r>
@@ -9677,6 +9842,7 @@
         <w:rPr>
           <w:b/>
           <w:noProof/>
+          <w:rtl/>
         </w:rPr>
         <w:t xml:space="preserve"> </w:t>
       </w:r>
@@ -9692,6 +9858,7 @@
         <w:rPr>
           <w:b/>
           <w:noProof/>
+          <w:rtl/>
         </w:rPr>
         <w:t xml:space="preserve"> </w:t>
       </w:r>
@@ -9706,41 +9873,48 @@
       <w:r>
         <w:rPr>
           <w:noProof/>
+          <w:rtl/>
         </w:rPr>
         <w:tab/>
       </w:r>
       <w:r>
         <w:rPr>
           <w:noProof/>
+          <w:rtl/>
         </w:rPr>
         <w:fldChar w:fldCharType="begin"/>
       </w:r>
       <w:r>
         <w:rPr>
           <w:noProof/>
-        </w:rPr>
-        <w:instrText xml:space="preserve"> PAGEREF _Toc231918481 \h </w:instrText>
-      </w:r>
-      <w:r>
-        <w:rPr>
-          <w:noProof/>
-        </w:rPr>
-      </w:r>
-      <w:r>
-        <w:rPr>
-          <w:noProof/>
+          <w:rtl/>
+        </w:rPr>
+        <w:instrText xml:space="preserve"> PAGEREF _Toc231927605 \h </w:instrText>
+      </w:r>
+      <w:r>
+        <w:rPr>
+          <w:noProof/>
+          <w:rtl/>
+        </w:rPr>
+      </w:r>
+      <w:r>
+        <w:rPr>
+          <w:noProof/>
+          <w:rtl/>
         </w:rPr>
         <w:fldChar w:fldCharType="separate"/>
       </w:r>
       <w:r>
         <w:rPr>
           <w:noProof/>
+          <w:rtl/>
         </w:rPr>
         <w:t>27</w:t>
       </w:r>
       <w:r>
         <w:rPr>
           <w:noProof/>
+          <w:rtl/>
         </w:rPr>
         <w:fldChar w:fldCharType="end"/>
       </w:r>
@@ -9757,7 +9931,6 @@
           <w:sz w:val="22"/>
           <w:szCs w:val="22"/>
         </w:rPr>
-        <w:bidi/>
       </w:pPr>
       <w:r>
         <w:rPr>
@@ -10345,7 +10518,7 @@
         <w:rPr>
           <w:noProof/>
         </w:rPr>
-        <w:instrText xml:space="preserve"> PAGEREF _Toc231918482 \h </w:instrText>
+        <w:instrText xml:space="preserve"> PAGEREF _Toc231927606 \h </w:instrText>
       </w:r>
       <w:r>
         <w:rPr>
@@ -10383,7 +10556,6 @@
           <w:sz w:val="22"/>
           <w:szCs w:val="22"/>
         </w:rPr>
-        <w:bidi/>
       </w:pPr>
       <w:r>
         <w:rPr>
@@ -10536,7 +10708,7 @@
         <w:rPr>
           <w:noProof/>
         </w:rPr>
-        <w:instrText xml:space="preserve"> PAGEREF _Toc231918483 \h </w:instrText>
+        <w:instrText xml:space="preserve"> PAGEREF _Toc231927607 \h </w:instrText>
       </w:r>
       <w:r>
         <w:rPr>
@@ -10574,7 +10746,6 @@
           <w:sz w:val="22"/>
           <w:szCs w:val="22"/>
         </w:rPr>
-        <w:bidi/>
       </w:pPr>
       <w:r>
         <w:rPr>
@@ -10712,7 +10883,7 @@
         <w:rPr>
           <w:noProof/>
         </w:rPr>
-        <w:instrText xml:space="preserve"> PAGEREF _Toc231918484 \h </w:instrText>
+        <w:instrText xml:space="preserve"> PAGEREF _Toc231927608 \h </w:instrText>
       </w:r>
       <w:r>
         <w:rPr>
@@ -10750,7 +10921,6 @@
           <w:sz w:val="22"/>
           <w:szCs w:val="22"/>
         </w:rPr>
-        <w:bidi/>
       </w:pPr>
       <w:r>
         <w:rPr>
@@ -10888,7 +11058,7 @@
         <w:rPr>
           <w:noProof/>
         </w:rPr>
-        <w:instrText xml:space="preserve"> PAGEREF _Toc231918485 \h </w:instrText>
+        <w:instrText xml:space="preserve"> PAGEREF _Toc231927609 \h </w:instrText>
       </w:r>
       <w:r>
         <w:rPr>
@@ -10932,6 +11102,7 @@
         <w:rPr>
           <w:b/>
           <w:noProof/>
+          <w:rtl/>
         </w:rPr>
         <w:t xml:space="preserve">11: </w:t>
       </w:r>
@@ -10947,6 +11118,7 @@
         <w:rPr>
           <w:b/>
           <w:noProof/>
+          <w:rtl/>
         </w:rPr>
         <w:t xml:space="preserve"> </w:t>
       </w:r>
@@ -10962,6 +11134,7 @@
         <w:rPr>
           <w:b/>
           <w:noProof/>
+          <w:rtl/>
         </w:rPr>
         <w:t xml:space="preserve"> </w:t>
       </w:r>
@@ -10977,6 +11150,7 @@
         <w:rPr>
           <w:b/>
           <w:noProof/>
+          <w:rtl/>
         </w:rPr>
         <w:t xml:space="preserve"> </w:t>
       </w:r>
@@ -10991,41 +11165,48 @@
       <w:r>
         <w:rPr>
           <w:noProof/>
+          <w:rtl/>
         </w:rPr>
         <w:tab/>
       </w:r>
       <w:r>
         <w:rPr>
           <w:noProof/>
+          <w:rtl/>
         </w:rPr>
         <w:fldChar w:fldCharType="begin"/>
       </w:r>
       <w:r>
         <w:rPr>
           <w:noProof/>
-        </w:rPr>
-        <w:instrText xml:space="preserve"> PAGEREF _Toc231918486 \h </w:instrText>
-      </w:r>
-      <w:r>
-        <w:rPr>
-          <w:noProof/>
-        </w:rPr>
-      </w:r>
-      <w:r>
-        <w:rPr>
-          <w:noProof/>
+          <w:rtl/>
+        </w:rPr>
+        <w:instrText xml:space="preserve"> PAGEREF _Toc231927610 \h </w:instrText>
+      </w:r>
+      <w:r>
+        <w:rPr>
+          <w:noProof/>
+          <w:rtl/>
+        </w:rPr>
+      </w:r>
+      <w:r>
+        <w:rPr>
+          <w:noProof/>
+          <w:rtl/>
         </w:rPr>
         <w:fldChar w:fldCharType="separate"/>
       </w:r>
       <w:r>
         <w:rPr>
           <w:noProof/>
+          <w:rtl/>
         </w:rPr>
         <w:t>52</w:t>
       </w:r>
       <w:r>
         <w:rPr>
           <w:noProof/>
+          <w:rtl/>
         </w:rPr>
         <w:fldChar w:fldCharType="end"/>
       </w:r>
@@ -11042,7 +11223,6 @@
           <w:sz w:val="22"/>
           <w:szCs w:val="22"/>
         </w:rPr>
-        <w:bidi/>
       </w:pPr>
       <w:r>
         <w:rPr>
@@ -11105,7 +11285,7 @@
         <w:rPr>
           <w:noProof/>
         </w:rPr>
-        <w:instrText xml:space="preserve"> PAGEREF _Toc231918487 \h </w:instrText>
+        <w:instrText xml:space="preserve"> PAGEREF _Toc231927611 \h </w:instrText>
       </w:r>
       <w:r>
         <w:rPr>
@@ -11143,7 +11323,6 @@
           <w:sz w:val="22"/>
           <w:szCs w:val="22"/>
         </w:rPr>
-        <w:bidi/>
       </w:pPr>
       <w:r>
         <w:rPr>
@@ -11206,7 +11385,7 @@
         <w:rPr>
           <w:noProof/>
         </w:rPr>
-        <w:instrText xml:space="preserve"> PAGEREF _Toc231918488 \h </w:instrText>
+        <w:instrText xml:space="preserve"> PAGEREF _Toc231927612 \h </w:instrText>
       </w:r>
       <w:r>
         <w:rPr>
@@ -11244,7 +11423,6 @@
           <w:sz w:val="22"/>
           <w:szCs w:val="22"/>
         </w:rPr>
-        <w:bidi/>
       </w:pPr>
       <w:r>
         <w:rPr>
@@ -11337,7 +11515,7 @@
         <w:rPr>
           <w:noProof/>
         </w:rPr>
-        <w:instrText xml:space="preserve"> PAGEREF _Toc231918489 \h </w:instrText>
+        <w:instrText xml:space="preserve"> PAGEREF _Toc231927613 \h </w:instrText>
       </w:r>
       <w:r>
         <w:rPr>
@@ -11375,7 +11553,6 @@
           <w:sz w:val="22"/>
           <w:szCs w:val="22"/>
         </w:rPr>
-        <w:bidi/>
       </w:pPr>
       <w:r>
         <w:rPr>
@@ -11453,7 +11630,7 @@
         <w:rPr>
           <w:noProof/>
         </w:rPr>
-        <w:instrText xml:space="preserve"> PAGEREF _Toc231918490 \h </w:instrText>
+        <w:instrText xml:space="preserve"> PAGEREF _Toc231927614 \h </w:instrText>
       </w:r>
       <w:r>
         <w:rPr>
@@ -11491,7 +11668,6 @@
           <w:sz w:val="22"/>
           <w:szCs w:val="22"/>
         </w:rPr>
-        <w:bidi/>
       </w:pPr>
       <w:r>
         <w:rPr>
@@ -11584,7 +11760,7 @@
         <w:rPr>
           <w:noProof/>
         </w:rPr>
-        <w:instrText xml:space="preserve"> PAGEREF _Toc231918491 \h </w:instrText>
+        <w:instrText xml:space="preserve"> PAGEREF _Toc231927615 \h </w:instrText>
       </w:r>
       <w:r>
         <w:rPr>
@@ -11622,7 +11798,6 @@
           <w:sz w:val="22"/>
           <w:szCs w:val="22"/>
         </w:rPr>
-        <w:bidi/>
       </w:pPr>
       <w:r>
         <w:rPr>
@@ -11737,7 +11912,7 @@
         <w:rPr>
           <w:noProof/>
         </w:rPr>
-        <w:instrText xml:space="preserve"> PAGEREF _Toc231918492 \h </w:instrText>
+        <w:instrText xml:space="preserve"> PAGEREF _Toc231927616 \h </w:instrText>
       </w:r>
       <w:r>
         <w:rPr>
@@ -11775,7 +11950,6 @@
           <w:sz w:val="22"/>
           <w:szCs w:val="22"/>
         </w:rPr>
-        <w:bidi/>
       </w:pPr>
       <w:r>
         <w:rPr>
@@ -11928,7 +12102,7 @@
         <w:rPr>
           <w:noProof/>
         </w:rPr>
-        <w:instrText xml:space="preserve"> PAGEREF _Toc231918493 \h </w:instrText>
+        <w:instrText xml:space="preserve"> PAGEREF _Toc231927617 \h </w:instrText>
       </w:r>
       <w:r>
         <w:rPr>
@@ -11966,7 +12140,6 @@
           <w:sz w:val="22"/>
           <w:szCs w:val="22"/>
         </w:rPr>
-        <w:bidi/>
       </w:pPr>
       <w:r>
         <w:rPr>
@@ -12044,7 +12217,7 @@
         <w:rPr>
           <w:noProof/>
         </w:rPr>
-        <w:instrText xml:space="preserve"> PAGEREF _Toc231918494 \h </w:instrText>
+        <w:instrText xml:space="preserve"> PAGEREF _Toc231927618 \h </w:instrText>
       </w:r>
       <w:r>
         <w:rPr>
@@ -12082,7 +12255,6 @@
           <w:sz w:val="22"/>
           <w:szCs w:val="22"/>
         </w:rPr>
-        <w:bidi/>
       </w:pPr>
       <w:r>
         <w:rPr>
@@ -12176,7 +12348,7 @@
         <w:rPr>
           <w:noProof/>
         </w:rPr>
-        <w:instrText xml:space="preserve"> PAGEREF _Toc231918495 \h </w:instrText>
+        <w:instrText xml:space="preserve"> PAGEREF _Toc231927619 \h </w:instrText>
       </w:r>
       <w:r>
         <w:rPr>
@@ -12214,7 +12386,6 @@
           <w:sz w:val="22"/>
           <w:szCs w:val="22"/>
         </w:rPr>
-        <w:bidi/>
       </w:pPr>
       <w:r>
         <w:rPr>
@@ -12307,7 +12478,7 @@
         <w:rPr>
           <w:noProof/>
         </w:rPr>
-        <w:instrText xml:space="preserve"> PAGEREF _Toc231918496 \h </w:instrText>
+        <w:instrText xml:space="preserve"> PAGEREF _Toc231927620 \h </w:instrText>
       </w:r>
       <w:r>
         <w:rPr>
@@ -12345,7 +12516,6 @@
           <w:sz w:val="22"/>
           <w:szCs w:val="22"/>
         </w:rPr>
-        <w:bidi/>
       </w:pPr>
       <w:r>
         <w:rPr>
@@ -12445,7 +12615,7 @@
         <w:rPr>
           <w:noProof/>
         </w:rPr>
-        <w:instrText xml:space="preserve"> PAGEREF _Toc231918497 \h </w:instrText>
+        <w:instrText xml:space="preserve"> PAGEREF _Toc231927621 \h </w:instrText>
       </w:r>
       <w:r>
         <w:rPr>
@@ -12483,7 +12653,6 @@
           <w:sz w:val="22"/>
           <w:szCs w:val="22"/>
         </w:rPr>
-        <w:bidi/>
       </w:pPr>
       <w:r>
         <w:rPr>
@@ -12576,7 +12745,7 @@
         <w:rPr>
           <w:noProof/>
         </w:rPr>
-        <w:instrText xml:space="preserve"> PAGEREF _Toc231918498 \h </w:instrText>
+        <w:instrText xml:space="preserve"> PAGEREF _Toc231927622 \h </w:instrText>
       </w:r>
       <w:r>
         <w:rPr>
@@ -12614,7 +12783,6 @@
           <w:sz w:val="22"/>
           <w:szCs w:val="22"/>
         </w:rPr>
-        <w:bidi/>
       </w:pPr>
       <w:r>
         <w:rPr>
@@ -12722,7 +12890,7 @@
         <w:rPr>
           <w:noProof/>
         </w:rPr>
-        <w:instrText xml:space="preserve"> PAGEREF _Toc231918499 \h </w:instrText>
+        <w:instrText xml:space="preserve"> PAGEREF _Toc231927623 \h </w:instrText>
       </w:r>
       <w:r>
         <w:rPr>
@@ -12760,7 +12928,6 @@
           <w:sz w:val="22"/>
           <w:szCs w:val="22"/>
         </w:rPr>
-        <w:bidi/>
       </w:pPr>
       <w:r>
         <w:rPr>
@@ -12853,7 +13020,7 @@
         <w:rPr>
           <w:noProof/>
         </w:rPr>
-        <w:instrText xml:space="preserve"> PAGEREF _Toc231918500 \h </w:instrText>
+        <w:instrText xml:space="preserve"> PAGEREF _Toc231927624 \h </w:instrText>
       </w:r>
       <w:r>
         <w:rPr>
@@ -12891,7 +13058,6 @@
           <w:sz w:val="22"/>
           <w:szCs w:val="22"/>
         </w:rPr>
-        <w:bidi/>
       </w:pPr>
       <w:r>
         <w:rPr>
@@ -12984,7 +13150,7 @@
         <w:rPr>
           <w:noProof/>
         </w:rPr>
-        <w:instrText xml:space="preserve"> PAGEREF _Toc231918501 \h </w:instrText>
+        <w:instrText xml:space="preserve"> PAGEREF _Toc231927625 \h </w:instrText>
       </w:r>
       <w:r>
         <w:rPr>
@@ -13055,9 +13221,9 @@
         <w:pStyle w:val="Heading2"/>
         <w:bidi/>
       </w:pPr>
-      <w:bookmarkStart w:id="5" w:name="الملخص"/>
-      <w:bookmarkStart w:id="6" w:name="_Toc231918372"/>
-      <w:bookmarkEnd w:id="3"/>
+      <w:bookmarkStart w:id="4" w:name="الملخص"/>
+      <w:bookmarkStart w:id="5" w:name="_Toc231927496"/>
+      <w:bookmarkEnd w:id="2"/>
       <w:r>
         <w:rPr>
           <w:rFonts w:ascii="Traditional Arabic" w:hAnsi="Traditional Arabic"/>
@@ -13065,7 +13231,7 @@
         </w:rPr>
         <w:t>الملخص</w:t>
       </w:r>
-      <w:bookmarkEnd w:id="6"/>
+      <w:bookmarkEnd w:id="5"/>
     </w:p>
     <w:p>
       <w:pPr>
@@ -13216,9 +13382,9 @@
           <w:lang w:val="fr-FR"/>
         </w:rPr>
       </w:pPr>
-      <w:bookmarkStart w:id="7" w:name="résumé"/>
-      <w:bookmarkStart w:id="8" w:name="_Toc231918373"/>
-      <w:bookmarkEnd w:id="5"/>
+      <w:bookmarkStart w:id="6" w:name="résumé"/>
+      <w:bookmarkStart w:id="7" w:name="_Toc231927497"/>
+      <w:bookmarkEnd w:id="4"/>
       <w:r>
         <w:rPr>
           <w:rFonts w:ascii="Traditional Arabic" w:hAnsi="Traditional Arabic"/>
@@ -13226,7 +13392,7 @@
         </w:rPr>
         <w:t>Résumé</w:t>
       </w:r>
-      <w:bookmarkEnd w:id="8"/>
+      <w:bookmarkEnd w:id="7"/>
     </w:p>
     <w:p>
       <w:pPr>
@@ -13254,21 +13420,7 @@
         <w:rPr>
           <w:rtl/>
         </w:rPr>
-        <w:t>. Trois modèles quantitatifs ont été appliqués sur l'article de référence ART-001 (Toner d'imprimante G030</w:t>
-      </w:r>
-      <w:proofErr w:type="gramStart"/>
-      <w:r>
-        <w:rPr>
-          <w:rtl/>
-        </w:rPr>
-        <w:t>) :</w:t>
-      </w:r>
-      <w:proofErr w:type="gramEnd"/>
-      <w:r>
-        <w:rPr>
-          <w:rtl/>
-        </w:rPr>
-        <w:t xml:space="preserve"> le modèle de Wilson, qui a généré une quantité économique Q* = </w:t>
+        <w:t xml:space="preserve">. Trois modèles quantitatifs ont été appliqués sur l'article de référence ART-001 (Toner d'imprimante G030) : le modèle de Wilson, qui a généré une quantité économique Q* = </w:t>
       </w:r>
       <w:r>
         <w:rPr>
@@ -13341,18 +13493,8 @@
           <w:bCs/>
           <w:rtl/>
         </w:rPr>
-        <w:t>Mots-</w:t>
-      </w:r>
-      <w:proofErr w:type="gramStart"/>
-      <w:r>
-        <w:rPr>
-          <w:b/>
-          <w:bCs/>
-          <w:rtl/>
-        </w:rPr>
-        <w:t>clés :</w:t>
-      </w:r>
-      <w:proofErr w:type="gramEnd"/>
+        <w:t>Mots-clés :</w:t>
+      </w:r>
       <w:r>
         <w:rPr>
           <w:rtl/>
@@ -13377,7 +13519,6 @@
       <w:pPr>
         <w:bidi/>
         <w:sectPr>
-          <w:footerReference w:type="default" r:id="rId9"/>
           <w:footnotePr>
             <w:numRestart w:val="eachSect"/>
           </w:footnotePr>
@@ -13406,9 +13547,9 @@
         <w:pStyle w:val="Heading1"/>
         <w:bidi/>
       </w:pPr>
-      <w:bookmarkStart w:id="9" w:name="المقدمة-العامة"/>
-      <w:bookmarkStart w:id="10" w:name="_Toc231918374"/>
-      <w:bookmarkEnd w:id="7"/>
+      <w:bookmarkStart w:id="8" w:name="المقدمة-العامة"/>
+      <w:bookmarkStart w:id="9" w:name="_Toc231927498"/>
+      <w:bookmarkEnd w:id="6"/>
       <w:r>
         <w:rPr>
           <w:rFonts w:ascii="Traditional Arabic" w:hAnsi="Traditional Arabic"/>
@@ -13418,93 +13559,93 @@
         <w:lastRenderedPageBreak/>
         <w:t>المقدمة العامة</w:t>
       </w:r>
+      <w:bookmarkEnd w:id="9"/>
+    </w:p>
+    <w:p>
+      <w:pPr>
+        <w:pStyle w:val="Heading2"/>
+        <w:bidi/>
+      </w:pPr>
+      <w:bookmarkStart w:id="10" w:name="تمهيد"/>
+      <w:bookmarkStart w:id="11" w:name="_Toc231927499"/>
+      <w:r>
+        <w:rPr>
+          <w:rFonts w:ascii="Traditional Arabic" w:hAnsi="Traditional Arabic"/>
+          <w:rtl/>
+        </w:rPr>
+        <w:t>تمهيد</w:t>
+      </w:r>
+      <w:bookmarkEnd w:id="11"/>
+    </w:p>
+    <w:p>
+      <w:pPr>
+        <w:bidi/>
+      </w:pPr>
+      <w:r>
+        <w:rPr>
+          <w:rtl/>
+        </w:rPr>
+        <w:t>يُشكِّل التسيير اللوجيستي الفعّال للمخزونات ركيزةً جوهريةً من ركائز الأداء المؤسسي في القطاع العام، حيث ترتبط جودة الخدمة العمومية ارتباطاً وثيقاً بتوفر المواد والتجهيزات الضرورية في الوقت والمكان المناسبين. في قطاع التربية الوطنية، يتجلى هذا الارتباط بصورة خاصة، إذ أن انقطاع المواد الاستراتيجية كأحبار الطابعات وورق الامتحانات في فترات الذروة كالامتحانات الفصلية قد يؤدي إلى تعطيل العملية التربوية برمتها. من هذا المنطلق، تبرز الحاجة الملحة إلى تطوير أنظمة تسيير رقمية قادرة على تجاوز القيود البنيوية للنظم اليدوية التقليدية، مع مراعاة خصوصية القطاع العام الجزائري والإطار التنظيمي الذي يحكمه.</w:t>
+      </w:r>
+    </w:p>
+    <w:p>
+      <w:pPr>
+        <w:pStyle w:val="Heading2"/>
+        <w:bidi/>
+      </w:pPr>
+      <w:bookmarkStart w:id="12" w:name="الإشكالية"/>
+      <w:bookmarkStart w:id="13" w:name="_Toc231927500"/>
       <w:bookmarkEnd w:id="10"/>
+      <w:r>
+        <w:rPr>
+          <w:rFonts w:ascii="Traditional Arabic" w:hAnsi="Traditional Arabic"/>
+          <w:rtl/>
+        </w:rPr>
+        <w:t>الإشكالية</w:t>
+      </w:r>
+      <w:bookmarkEnd w:id="13"/>
+    </w:p>
+    <w:p>
+      <w:pPr>
+        <w:bidi/>
+      </w:pPr>
+      <w:r>
+        <w:rPr>
+          <w:rtl/>
+        </w:rPr>
+        <w:t>تواجه مصلحة المخازن في مديرية التربية لولاية البيض تحدياتٍ هيكليةً مزمنةً تتمثل في الاعتماد شبه الكامل على التسيير اليدوي عبر بطاقات المخزون الورقية وجداول Excel البسيطة غير المبرمجة، مما يؤدي إلى تكرار حالات نفاد المواد الاستراتيجية، وازدواجية التسجيل بين الوثائق الورقية والرقمية، وصعوبة التتبع التاريخي لحركة الأصناف، فضلاً عن غياب آليات التنبيه الآلي عند الاقتراب من نقطة إعادة الطلب. بناءً على هذا التشخيص، تتمثل الإشكالية المحورية لهذه الدراسة في السؤال التالي:</w:t>
+      </w:r>
+    </w:p>
+    <w:p>
+      <w:pPr>
+        <w:pStyle w:val="BlockText"/>
+        <w:bidi/>
+      </w:pPr>
+      <w:r>
+        <w:rPr>
+          <w:b/>
+          <w:bCs/>
+          <w:rtl/>
+        </w:rPr>
+        <w:t>كيف يمكن أتمتة دورة الشراء والتخزين وتعزيز الجرد الدائم في مخزن مؤسسة عمومية باستخدام أدوات Microsoft Office المتاحة (Excel/VBA) وبأقل تكلفة ممكنة، مع ضمان دقة البيانات واستمرارية التزويد؟</w:t>
+      </w:r>
     </w:p>
     <w:p>
       <w:pPr>
         <w:pStyle w:val="Heading2"/>
         <w:bidi/>
       </w:pPr>
-      <w:bookmarkStart w:id="11" w:name="تمهيد"/>
-      <w:bookmarkStart w:id="12" w:name="_Toc231918375"/>
+      <w:bookmarkStart w:id="14" w:name="الفرضيات"/>
+      <w:bookmarkStart w:id="15" w:name="_Toc231927501"/>
+      <w:bookmarkEnd w:id="12"/>
       <w:r>
         <w:rPr>
           <w:rFonts w:ascii="Traditional Arabic" w:hAnsi="Traditional Arabic"/>
           <w:rtl/>
         </w:rPr>
-        <w:t>تمهيد</w:t>
-      </w:r>
-      <w:bookmarkEnd w:id="12"/>
-    </w:p>
-    <w:p>
-      <w:pPr>
-        <w:bidi/>
-      </w:pPr>
-      <w:r>
-        <w:rPr>
-          <w:rtl/>
-        </w:rPr>
-        <w:t>يُشكِّل التسيير اللوجيستي الفعّال للمخزونات ركيزةً جوهريةً من ركائز الأداء المؤسسي في القطاع العام، حيث ترتبط جودة الخدمة العمومية ارتباطاً وثيقاً بتوفر المواد والتجهيزات الضرورية في الوقت والمكان المناسبين. في قطاع التربية الوطنية، يتجلى هذا الارتباط بصورة خاصة، إذ أن انقطاع المواد الاستراتيجية كأحبار الطابعات وورق الامتحانات في فترات الذروة كالامتحانات الفصلية قد يؤدي إلى تعطيل العملية التربوية برمتها. من هذا المنطلق، تبرز الحاجة الملحة إلى تطوير أنظمة تسيير رقمية قادرة على تجاوز القيود البنيوية للنظم اليدوية التقليدية، مع مراعاة خصوصية القطاع العام الجزائري والإطار التنظيمي الذي يحكمه.</w:t>
-      </w:r>
-    </w:p>
-    <w:p>
-      <w:pPr>
-        <w:pStyle w:val="Heading2"/>
-        <w:bidi/>
-      </w:pPr>
-      <w:bookmarkStart w:id="13" w:name="الإشكالية"/>
-      <w:bookmarkStart w:id="14" w:name="_Toc231918376"/>
-      <w:bookmarkEnd w:id="11"/>
-      <w:r>
-        <w:rPr>
-          <w:rFonts w:ascii="Traditional Arabic" w:hAnsi="Traditional Arabic"/>
-          <w:rtl/>
-        </w:rPr>
-        <w:t>الإشكالية</w:t>
-      </w:r>
-      <w:bookmarkEnd w:id="14"/>
-    </w:p>
-    <w:p>
-      <w:pPr>
-        <w:bidi/>
-      </w:pPr>
-      <w:r>
-        <w:rPr>
-          <w:rtl/>
-        </w:rPr>
-        <w:t>تواجه مصلحة المخازن في مديرية التربية لولاية البيض تحدياتٍ هيكليةً مزمنةً تتمثل في الاعتماد شبه الكامل على التسيير اليدوي عبر بطاقات المخزون الورقية وجداول Excel البسيطة غير المبرمجة، مما يؤدي إلى تكرار حالات نفاد المواد الاستراتيجية، وازدواجية التسجيل بين الوثائق الورقية والرقمية، وصعوبة التتبع التاريخي لحركة الأصناف، فضلاً عن غياب آليات التنبيه الآلي عند الاقتراب من نقطة إعادة الطلب. بناءً على هذا التشخيص، تتمثل الإشكالية المحورية لهذه الدراسة في السؤال التالي:</w:t>
-      </w:r>
-    </w:p>
-    <w:p>
-      <w:pPr>
-        <w:pStyle w:val="BlockText"/>
-        <w:bidi/>
-      </w:pPr>
-      <w:r>
-        <w:rPr>
-          <w:b/>
-          <w:bCs/>
-          <w:rtl/>
-        </w:rPr>
-        <w:t>كيف يمكن أتمتة دورة الشراء والتخزين وتعزيز الجرد الدائم في مخزن مؤسسة عمومية باستخدام أدوات Microsoft Office المتاحة (Excel/VBA) وبأقل تكلفة ممكنة، مع ضمان دقة البيانات واستمرارية التزويد؟</w:t>
-      </w:r>
-    </w:p>
-    <w:p>
-      <w:pPr>
-        <w:pStyle w:val="Heading2"/>
-        <w:bidi/>
-      </w:pPr>
-      <w:bookmarkStart w:id="15" w:name="الفرضيات"/>
-      <w:bookmarkStart w:id="16" w:name="_Toc231918377"/>
-      <w:bookmarkEnd w:id="13"/>
-      <w:r>
-        <w:rPr>
-          <w:rFonts w:ascii="Traditional Arabic" w:hAnsi="Traditional Arabic"/>
-          <w:rtl/>
-        </w:rPr>
         <w:t>الفرضيات</w:t>
       </w:r>
-      <w:bookmarkEnd w:id="16"/>
+      <w:bookmarkEnd w:id="15"/>
     </w:p>
     <w:p>
       <w:pPr>
@@ -13570,9 +13711,9 @@
         <w:pStyle w:val="Heading2"/>
         <w:bidi/>
       </w:pPr>
-      <w:bookmarkStart w:id="17" w:name="أهداف-الدراسة"/>
-      <w:bookmarkStart w:id="18" w:name="_Toc231918378"/>
-      <w:bookmarkEnd w:id="15"/>
+      <w:bookmarkStart w:id="16" w:name="أهداف-الدراسة"/>
+      <w:bookmarkStart w:id="17" w:name="_Toc231927502"/>
+      <w:bookmarkEnd w:id="14"/>
       <w:r>
         <w:rPr>
           <w:rFonts w:ascii="Traditional Arabic" w:hAnsi="Traditional Arabic"/>
@@ -13581,7 +13722,7 @@
         <w:lastRenderedPageBreak/>
         <w:t>أهداف الدراسة</w:t>
       </w:r>
-      <w:bookmarkEnd w:id="18"/>
+      <w:bookmarkEnd w:id="17"/>
     </w:p>
     <w:p>
       <w:pPr>
@@ -13679,9 +13820,9 @@
         <w:pStyle w:val="Heading2"/>
         <w:bidi/>
       </w:pPr>
-      <w:bookmarkStart w:id="19" w:name="منهجية-البحث"/>
-      <w:bookmarkStart w:id="20" w:name="_Toc231918379"/>
-      <w:bookmarkEnd w:id="17"/>
+      <w:bookmarkStart w:id="18" w:name="منهجية-البحث"/>
+      <w:bookmarkStart w:id="19" w:name="_Toc231927503"/>
+      <w:bookmarkEnd w:id="16"/>
       <w:r>
         <w:rPr>
           <w:rFonts w:ascii="Traditional Arabic" w:hAnsi="Traditional Arabic"/>
@@ -13689,55 +13830,55 @@
         </w:rPr>
         <w:t>منهجية البحث</w:t>
       </w:r>
+      <w:bookmarkEnd w:id="19"/>
+    </w:p>
+    <w:p>
+      <w:pPr>
+        <w:bidi/>
+      </w:pPr>
+      <w:r>
+        <w:rPr>
+          <w:rtl/>
+        </w:rPr>
+        <w:t>اعتمدت الدراسة منهجاً علمياً يجمع بين المنهج الوصفي التحليلي في رسم صورة دقيقة للواقع الميداني، والمنهج التجريبي التطبيقي في قياس أثر الحل المقترح. استندت عملية جمع البيانات إلى ثلاث أدوات رئيسية: أولاً: الملاحظة المباشرة والمشاركة في سير العمل اليومي لمصلحة المخازن، ثانياً: تحليل السجلات والوثائق المخزنية الفعلية، وثالثاً: المقابلات غير المقننة مع المسؤولين والعاملين في المصلحة. أما مرحلة التصميم والتطوير، فقد اعتمدت على دورة حياة تطوير الأنظمة في نسقتها المُصغَّرة، مع التركيز على النمذجة السريعة والتطوير التكراري.</w:t>
+      </w:r>
+    </w:p>
+    <w:p>
+      <w:pPr>
+        <w:pStyle w:val="Heading2"/>
+        <w:bidi/>
+      </w:pPr>
+      <w:bookmarkStart w:id="20" w:name="هيكل-الدراسة"/>
+      <w:bookmarkStart w:id="21" w:name="_Toc231927504"/>
+      <w:bookmarkEnd w:id="18"/>
+      <w:r>
+        <w:rPr>
+          <w:rFonts w:ascii="Traditional Arabic" w:hAnsi="Traditional Arabic"/>
+          <w:rtl/>
+        </w:rPr>
+        <w:t>هيكل الدراسة</w:t>
+      </w:r>
+      <w:bookmarkEnd w:id="21"/>
+    </w:p>
+    <w:p>
+      <w:pPr>
+        <w:bidi/>
+      </w:pPr>
+      <w:r>
+        <w:rPr>
+          <w:rtl/>
+        </w:rPr>
+        <w:t>تنقسم هذه المذكرة إلى أربعة فصول رئيسية تتبع تسلسلاً منطقياً من النظري إلى التطبيقي. يُؤسس الفصل الأول الإطار النظري والمفاهيمي للتسيير اللوجيستي وإدارة المخزونات، مستعرضاً النماذج الكمية وأدوات التقييم المحاسبي. وينتقل الفصل الثاني إلى الإطار العملي والتشخيص الميداني، حيث يُقدِّم المؤسسة محل الدراسة ويُطبِّق أدوات التحليل على بياناتها الفعلية. ويُخصص الفصل الثالث لتفصيل تصميم وإنجاز نظام دعم القرار المقترح مع شرح معمق لهندسته ووحداته البرمجية. أما الفصل الرابع، فيُعرض نتائج التجريب والتحقق من صحة الفرضيات، مُختتماً بالتوصيات والآفاق المستقبلية في ملف منفصل.</w:t>
+      </w:r>
+    </w:p>
+    <w:p>
+      <w:pPr>
+        <w:pStyle w:val="Heading2"/>
+        <w:bidi/>
+      </w:pPr>
+      <w:bookmarkStart w:id="22" w:name="Xf59180c5cc222249dc6a39c05bc19cdf400d056"/>
+      <w:bookmarkStart w:id="23" w:name="_Toc231927505"/>
       <w:bookmarkEnd w:id="20"/>
-    </w:p>
-    <w:p>
-      <w:pPr>
-        <w:bidi/>
-      </w:pPr>
-      <w:r>
-        <w:rPr>
-          <w:rtl/>
-        </w:rPr>
-        <w:t>اعتمدت الدراسة منهجاً علمياً يجمع بين المنهج الوصفي التحليلي في رسم صورة دقيقة للواقع الميداني، والمنهج التجريبي التطبيقي في قياس أثر الحل المقترح. استندت عملية جمع البيانات إلى ثلاث أدوات رئيسية: أولاً: الملاحظة المباشرة والمشاركة في سير العمل اليومي لمصلحة المخازن، ثانياً: تحليل السجلات والوثائق المخزنية الفعلية، وثالثاً: المقابلات غير المقننة مع المسؤولين والعاملين في المصلحة. أما مرحلة التصميم والتطوير، فقد اعتمدت على دورة حياة تطوير الأنظمة في نسقتها المُصغَّرة، مع التركيز على النمذجة السريعة والتطوير التكراري.</w:t>
-      </w:r>
-    </w:p>
-    <w:p>
-      <w:pPr>
-        <w:pStyle w:val="Heading2"/>
-        <w:bidi/>
-      </w:pPr>
-      <w:bookmarkStart w:id="21" w:name="هيكل-الدراسة"/>
-      <w:bookmarkStart w:id="22" w:name="_Toc231918380"/>
-      <w:bookmarkEnd w:id="19"/>
-      <w:r>
-        <w:rPr>
-          <w:rFonts w:ascii="Traditional Arabic" w:hAnsi="Traditional Arabic"/>
-          <w:rtl/>
-        </w:rPr>
-        <w:t>هيكل الدراسة</w:t>
-      </w:r>
-      <w:bookmarkEnd w:id="22"/>
-    </w:p>
-    <w:p>
-      <w:pPr>
-        <w:bidi/>
-      </w:pPr>
-      <w:r>
-        <w:rPr>
-          <w:rtl/>
-        </w:rPr>
-        <w:t>تنقسم هذه المذكرة إلى أربعة فصول رئيسية تتبع تسلسلاً منطقياً من النظري إلى التطبيقي. يُؤسس الفصل الأول الإطار النظري والمفاهيمي للتسيير اللوجيستي وإدارة المخزونات، مستعرضاً النماذج الكمية وأدوات التقييم المحاسبي. وينتقل الفصل الثاني إلى الإطار العملي والتشخيص الميداني، حيث يُقدِّم المؤسسة محل الدراسة ويُطبِّق أدوات التحليل على بياناتها الفعلية. ويُخصص الفصل الثالث لتفصيل تصميم وإنجاز نظام دعم القرار المقترح مع شرح معمق لهندسته ووحداته البرمجية. أما الفصل الرابع، فيُعرض نتائج التجريب والتحقق من صحة الفرضيات، مُختتماً بالتوصيات والآفاق المستقبلية في ملف منفصل.</w:t>
-      </w:r>
-    </w:p>
-    <w:p>
-      <w:pPr>
-        <w:pStyle w:val="Heading2"/>
-        <w:bidi/>
-      </w:pPr>
-      <w:bookmarkStart w:id="23" w:name="Xf59180c5cc222249dc6a39c05bc19cdf400d056"/>
-      <w:bookmarkStart w:id="24" w:name="_Toc231918381"/>
-      <w:bookmarkEnd w:id="21"/>
       <w:r>
         <w:rPr>
           <w:rFonts w:ascii="Traditional Arabic" w:hAnsi="Traditional Arabic"/>
@@ -13746,70 +13887,71 @@
         <w:lastRenderedPageBreak/>
         <w:t>الانسجام مع منهاج BTS في تسيير المخزونات واللوجستيك (TAG1801)</w:t>
       </w:r>
+      <w:bookmarkEnd w:id="23"/>
+    </w:p>
+    <w:p>
+      <w:pPr>
+        <w:keepNext/>
+        <w:bidi/>
+      </w:pPr>
+      <w:r>
+        <w:rPr>
+          <w:rtl/>
+        </w:rPr>
+        <w:t>صُمِّمت هذه المذكرة لتغطي مجمل الكفاءات المستهدفة في منهاج شهادة التقني السامي في تسيير المخزونات واللوجستيك، وفق التصنيف التالي:</w:t>
+      </w:r>
+    </w:p>
+    <w:p>
+      <w:pPr>
+        <w:bidi/>
+        <w:spacing w:before="120" w:after="60"/>
+        <w:keepNext/>
+      </w:pPr>
+      <w:r>
+        <w:rPr>
+          <w:b/>
+          <w:szCs w:val="24"/>
+        </w:rPr>
+        <w:fldChar w:fldCharType="begin"/>
+      </w:r>
+      <w:r>
+        <w:rPr>
+          <w:b/>
+          <w:szCs w:val="24"/>
+        </w:rPr>
+        <w:instrText xml:space="preserve"> SEQ جدول \* ARABIC \r 1 </w:instrText>
+      </w:r>
+      <w:r>
+        <w:rPr>
+          <w:b/>
+          <w:szCs w:val="24"/>
+        </w:rPr>
+        <w:fldChar w:fldCharType="separate"/>
+      </w:r>
+      <w:bookmarkStart w:id="24" w:name="_Toc231927600"/>
+      <w:r>
+        <w:rPr>
+          <w:b/>
+          <w:noProof/>
+          <w:szCs w:val="24"/>
+        </w:rPr>
+        <w:t>1</w:t>
+      </w:r>
+      <w:r>
+        <w:rPr>
+          <w:b/>
+          <w:szCs w:val="24"/>
+        </w:rPr>
+        <w:fldChar w:fldCharType="end"/>
+      </w:r>
+      <w:r>
+        <w:rPr>
+          <w:b/>
+          <w:szCs w:val="24"/>
+        </w:rPr>
+        <w:t>: الانسجام مع منهاج BTS في تسيير المخزونات واللوجستيك (TAG1801)</w:t>
+      </w:r>
       <w:bookmarkEnd w:id="24"/>
-    </w:p>
-    <w:p>
-      <w:pPr>
-        <w:keepNext/>
-        <w:bidi/>
-      </w:pPr>
-      <w:r>
-        <w:rPr>
-          <w:rtl/>
-        </w:rPr>
-        <w:t>صُمِّمت هذه المذكرة لتغطي مجمل الكفاءات المستهدفة في منهاج شهادة التقني السامي في تسيير المخزونات واللوجستيك، وفق التصنيف التالي:</w:t>
-      </w:r>
-    </w:p>
-    <w:p>
-      <w:pPr>
-        <w:bidi/>
-        <w:spacing w:before="120" w:after="60"/>
-      </w:pPr>
-      <w:r>
-        <w:rPr>
-          <w:b/>
-          <w:szCs w:val="24"/>
-        </w:rPr>
-        <w:fldChar w:fldCharType="begin"/>
-      </w:r>
-      <w:r>
-        <w:rPr>
-          <w:b/>
-          <w:szCs w:val="24"/>
-        </w:rPr>
-        <w:instrText xml:space="preserve"> SEQ جدول \* ARABIC \r 1 </w:instrText>
-      </w:r>
-      <w:r>
-        <w:rPr>
-          <w:b/>
-          <w:szCs w:val="24"/>
-        </w:rPr>
-        <w:fldChar w:fldCharType="separate"/>
-      </w:r>
-      <w:bookmarkStart w:id="25" w:name="_Toc231918476"/>
-      <w:r>
-        <w:rPr>
-          <w:b/>
-          <w:noProof/>
-          <w:szCs w:val="24"/>
-        </w:rPr>
-        <w:t>1</w:t>
-      </w:r>
-      <w:r>
-        <w:rPr>
-          <w:b/>
-          <w:szCs w:val="24"/>
-        </w:rPr>
-        <w:fldChar w:fldCharType="end"/>
-      </w:r>
-      <w:r>
-        <w:rPr>
-          <w:b/>
-          <w:szCs w:val="24"/>
-        </w:rPr>
-        <w:t>: الانسجام مع منهاج BTS في تسيير المخزونات واللوجستيك (TAG1801)</w:t>
-      </w:r>
-      <w:bookmarkEnd w:id="25"/>
     </w:p>
     <w:tbl>
       <w:tblPr>
@@ -16326,10 +16468,10 @@
         <w:pageBreakBefore/>
         <w:bidi/>
       </w:pPr>
-      <w:bookmarkStart w:id="26" w:name="Xdded5c7f65391e1348f873ece249db48d441899"/>
-      <w:bookmarkStart w:id="27" w:name="_Toc231918382"/>
-      <w:bookmarkEnd w:id="9"/>
-      <w:bookmarkEnd w:id="23"/>
+      <w:bookmarkStart w:id="25" w:name="Xdded5c7f65391e1348f873ece249db48d441899"/>
+      <w:bookmarkStart w:id="26" w:name="_Toc231927506"/>
+      <w:bookmarkEnd w:id="8"/>
+      <w:bookmarkEnd w:id="22"/>
       <w:r>
         <w:rPr>
           <w:rFonts w:ascii="Traditional Arabic" w:hAnsi="Traditional Arabic"/>
@@ -16339,7 +16481,7 @@
         <w:lastRenderedPageBreak/>
         <w:t>الفصل الأول: الإطار النظري للتسيير اللوجيستي</w:t>
       </w:r>
-      <w:bookmarkEnd w:id="27"/>
+      <w:bookmarkEnd w:id="26"/>
     </w:p>
     <w:p>
       <w:pPr>
@@ -16358,7 +16500,7 @@
       <w:pPr>
         <w:bidi/>
       </w:pPr>
-      <w:bookmarkStart w:id="28" w:name="Xf611bb0edf20bf1066e7eca580412f3b8334a9d"/>
+      <w:bookmarkStart w:id="27" w:name="Xf611bb0edf20bf1066e7eca580412f3b8334a9d"/>
       <w:r>
         <w:rPr>
           <w:rtl/>
@@ -16371,9 +16513,9 @@
         <w:pStyle w:val="Heading2"/>
         <w:bidi/>
       </w:pPr>
-      <w:bookmarkStart w:id="29" w:name="X948e1094553a531d6db6f4893473d29311c3135"/>
-      <w:bookmarkStart w:id="30" w:name="_Toc231918383"/>
-      <w:bookmarkEnd w:id="28"/>
+      <w:bookmarkStart w:id="28" w:name="X948e1094553a531d6db6f4893473d29311c3135"/>
+      <w:bookmarkStart w:id="29" w:name="_Toc231927507"/>
+      <w:bookmarkEnd w:id="27"/>
       <w:r>
         <w:rPr>
           <w:rFonts w:ascii="Traditional Arabic" w:hAnsi="Traditional Arabic"/>
@@ -16381,56 +16523,64 @@
         </w:rPr>
         <w:t>المبحث الأول: المفاهيم الأساسية للتسيير اللوجيستي</w:t>
       </w:r>
+      <w:bookmarkEnd w:id="29"/>
+    </w:p>
+    <w:p>
+      <w:pPr>
+        <w:pStyle w:val="Heading3"/>
+        <w:bidi/>
+        <w:jc w:val="left"/>
+      </w:pPr>
+      <w:bookmarkStart w:id="30" w:name="X6ae151a505b1cf0518b3edad6d35b811125f13b"/>
+      <w:bookmarkStart w:id="31" w:name="_Toc231927508"/>
+      <w:r>
+        <w:rPr>
+          <w:rtl/>
+        </w:rPr>
+        <w:t>1. مفهوم التسيير اللوجيستي (Logistics Management)</w:t>
+      </w:r>
+      <w:bookmarkEnd w:id="31"/>
+    </w:p>
+    <w:p>
+      <w:pPr>
+        <w:bidi/>
+      </w:pPr>
+      <w:r>
+        <w:rPr>
+          <w:rtl/>
+        </w:rPr>
+        <w:t>مرّ مفهوم اللوجستيك بتطور تاريخي كبير على مدى قرنين من الزمن؛ فبعد أن كان مصطلحاً عسكرياً بامتياز يُستخدم لتأمين الإمدادات للجيوش في ساحات القتال (كما تجلى في حروب نابليون والحرب العالمية الثانية)، انتقل إلى عالم الأعمال في منتصف القرن العشرين مع بزوغ فكر الإدارة العلمية وتزايد تعقيد سلاسل التوريد. يُعرِّف مجلس محترفي إدارة سلسلة التوريد (CSCMP) اللوجستيك اليوم بأنه: "ذلك الجزء من إدارة سلسلة التوريد الذي يُخطط ويُنفِّذ ويُراقب تدفق وتخزين السلع والخدمات والمعلومات المتعلقة بها، من نقطة المنشأ إلى نقطة الاستهلاك، بكفاءة وفاعلية، بهدف تلبية متطلبات الزبائن"</w:t>
+      </w:r>
+      <w:r>
+        <w:rPr>
+          <w:rStyle w:val="FootnoteReference"/>
+        </w:rPr>
+        <w:footnoteReference w:id="1"/>
+      </w:r>
+      <w:r>
+        <w:rPr>
+          <w:rtl/>
+        </w:rPr>
+        <w:t>. وقد تفرعت عن هذا المفهوم عدة مدارس فكرية: المدرسة الكلاسيكية التي ركزت على خفض التكاليف المنفردة، والمدرسة الشاملة التي نظرت إلى النظام اللوجيستي ككل متكامل (Total Cost Concept)، والمدرسة الحديثة التي تدمج التكنولوجيا والذكاء الاصطناعي في صلب العملية اللوجيستية. في السياق الجزائري، تكتسب اللوجستيك العمومية خصوصية إضافية، إذ تتفاعل مع قيود تنظيمية وميزانياتية</w:t>
+      </w:r>
+      <w:bookmarkStart w:id="32" w:name="_GoBack"/>
+      <w:bookmarkEnd w:id="32"/>
+      <w:r>
+        <w:rPr>
+          <w:rtl/>
+        </w:rPr>
+        <w:t xml:space="preserve"> صارمة تستوجب حلولاً مبتكرة ومنخفضة التكلفة في آنٍ واحد.</w:t>
+      </w:r>
+    </w:p>
+    <w:p>
+      <w:pPr>
+        <w:pStyle w:val="Heading3"/>
+        <w:bidi/>
+        <w:jc w:val="left"/>
+      </w:pPr>
+      <w:bookmarkStart w:id="33" w:name="X0cc40933b11ca9c345543fa46db131b050093cf"/>
+      <w:bookmarkStart w:id="34" w:name="_Toc231927509"/>
       <w:bookmarkEnd w:id="30"/>
-    </w:p>
-    <w:p>
-      <w:pPr>
-        <w:pStyle w:val="Heading3"/>
-        <w:bidi/>
-        <w:jc w:val="left"/>
-      </w:pPr>
-      <w:bookmarkStart w:id="31" w:name="X6ae151a505b1cf0518b3edad6d35b811125f13b"/>
-      <w:bookmarkStart w:id="32" w:name="_Toc231918384"/>
-      <w:r>
-        <w:rPr>
-          <w:rtl/>
-        </w:rPr>
-        <w:t>1. مفهوم التسيير اللوجيستي (Logistics Management)</w:t>
-      </w:r>
-      <w:bookmarkEnd w:id="32"/>
-    </w:p>
-    <w:p>
-      <w:pPr>
-        <w:bidi/>
-      </w:pPr>
-      <w:r>
-        <w:rPr>
-          <w:rtl/>
-        </w:rPr>
-        <w:t>مرّ مفهوم اللوجستيك بتطور تاريخي كبير على مدى قرنين من الزمن؛ فبعد أن كان مصطلحاً عسكرياً بامتياز يُستخدم لتأمين الإمدادات للجيوش في ساحات القتال (كما تجلى في حروب نابليون والحرب العالمية الثانية)، انتقل إلى عالم الأعمال في منتصف القرن العشرين مع بزوغ فكر الإدارة العلمية وتزايد تعقيد سلاسل التوريد. يُعرِّف مجلس محترفي إدارة سلسلة التوريد (CSCMP) اللوجستيك اليوم بأنه: "ذلك الجزء من إدارة سلسلة التوريد الذي يُخطط ويُنفِّذ ويُراقب تدفق وتخزين السلع والخدمات والمعلومات المتعلقة بها، من نقطة المنشأ إلى نقطة الاستهلاك، بكفاءة وفاعلية، بهدف تلبية متطلبات الزبائن"</w:t>
-      </w:r>
-      <w:r>
-        <w:rPr>
-          <w:rStyle w:val="FootnoteReference"/>
-        </w:rPr>
-        <w:footnoteReference w:id="1"/>
-      </w:r>
-      <w:r>
-        <w:rPr>
-          <w:rtl/>
-        </w:rPr>
-        <w:t>. وقد تفرعت عن هذا المفهوم عدة مدارس فكرية: المدرسة الكلاسيكية التي ركزت على خفض التكاليف المنفردة، والمدرسة الشاملة التي نظرت إلى النظام اللوجيستي ككل متكامل (Total Cost Concept)، والمدرسة الحديثة التي تدمج التكنولوجيا والذكاء الاصطناعي في صلب العملية اللوجيستية. في السياق الجزائري، تكتسب اللوجستيك العمومية خصوصية إضافية، إذ تتفاعل مع قيود تنظيمية وميزانياتية صارمة تستوجب حلولاً مبتكرة ومنخفضة التكلفة في آنٍ واحد.</w:t>
-      </w:r>
-    </w:p>
-    <w:p>
-      <w:pPr>
-        <w:pStyle w:val="Heading3"/>
-        <w:bidi/>
-        <w:jc w:val="left"/>
-      </w:pPr>
-      <w:bookmarkStart w:id="33" w:name="X0cc40933b11ca9c345543fa46db131b050093cf"/>
-      <w:bookmarkStart w:id="34" w:name="_Toc231918385"/>
-      <w:bookmarkEnd w:id="31"/>
       <w:r>
         <w:rPr>
           <w:rtl/>
@@ -16470,7 +16620,7 @@
         <w:jc w:val="left"/>
       </w:pPr>
       <w:bookmarkStart w:id="35" w:name="X964df9414599ec61ed7b3115d8f9a749868681b"/>
-      <w:bookmarkStart w:id="36" w:name="_Toc231918386"/>
+      <w:bookmarkStart w:id="36" w:name="_Toc231927510"/>
       <w:bookmarkEnd w:id="33"/>
       <w:r>
         <w:rPr>
@@ -16618,7 +16768,7 @@
       </w:pPr>
       <w:r>
         <w:pict w14:anchorId="274EBBAF">
-          <v:rect id="_x0000_i1029" style="width:0;height:1.5pt" o:hralign="right" o:hrstd="t" o:hr="t"/>
+          <v:rect id="_x0000_i2157" style="width:0;height:1.5pt" o:hralign="right" o:hrstd="t" o:hr="t"/>
         </w:pict>
       </w:r>
     </w:p>
@@ -16628,8 +16778,8 @@
         <w:bidi/>
       </w:pPr>
       <w:bookmarkStart w:id="37" w:name="Xb98e67e6d1739a4d79f518326bb9bac61b25523"/>
-      <w:bookmarkStart w:id="38" w:name="_Toc231918387"/>
-      <w:bookmarkEnd w:id="29"/>
+      <w:bookmarkStart w:id="38" w:name="_Toc231927511"/>
+      <w:bookmarkEnd w:id="28"/>
       <w:bookmarkEnd w:id="35"/>
       <w:r>
         <w:rPr>
@@ -16646,7 +16796,7 @@
         <w:bidi/>
       </w:pPr>
       <w:bookmarkStart w:id="39" w:name="X74e9138fa2e70dfaae98d362d5c20d245ce46e1"/>
-      <w:bookmarkStart w:id="40" w:name="_Toc231918388"/>
+      <w:bookmarkStart w:id="40" w:name="_Toc231927512"/>
       <w:r>
         <w:rPr>
           <w:rtl/>
@@ -16727,7 +16877,7 @@
         <w:bidi/>
       </w:pPr>
       <w:bookmarkStart w:id="41" w:name="ثانياً-أهمية-تسيير-المخزون"/>
-      <w:bookmarkStart w:id="42" w:name="_Toc231918389"/>
+      <w:bookmarkStart w:id="42" w:name="_Toc231927513"/>
       <w:bookmarkEnd w:id="39"/>
       <w:r>
         <w:rPr>
@@ -16857,7 +17007,7 @@
         <w:bidi/>
       </w:pPr>
       <w:bookmarkStart w:id="43" w:name="ثالثاً-الإطار-التنظيمي-الجزائري"/>
-      <w:bookmarkStart w:id="44" w:name="_Toc231918390"/>
+      <w:bookmarkStart w:id="44" w:name="_Toc231927514"/>
       <w:bookmarkEnd w:id="41"/>
       <w:r>
         <w:rPr>
@@ -17057,7 +17207,7 @@
       </w:pPr>
       <w:r>
         <w:pict w14:anchorId="1282E9D7">
-          <v:rect id="_x0000_i1030" style="width:0;height:1.5pt" o:hralign="right" o:hrstd="t" o:hr="t"/>
+          <v:rect id="_x0000_i2158" style="width:0;height:1.5pt" o:hralign="right" o:hrstd="t" o:hr="t"/>
         </w:pict>
       </w:r>
     </w:p>
@@ -17067,7 +17217,7 @@
         <w:bidi/>
       </w:pPr>
       <w:bookmarkStart w:id="45" w:name="X0b33a1787aeef4eb8491627c0fcc2828f98e578"/>
-      <w:bookmarkStart w:id="46" w:name="_Toc231918391"/>
+      <w:bookmarkStart w:id="46" w:name="_Toc231927515"/>
       <w:bookmarkEnd w:id="37"/>
       <w:bookmarkEnd w:id="43"/>
       <w:r>
@@ -17086,7 +17236,7 @@
         <w:jc w:val="left"/>
       </w:pPr>
       <w:bookmarkStart w:id="47" w:name="X840ddb239f67ba41aed2c5ab494f49871bfa89d"/>
-      <w:bookmarkStart w:id="48" w:name="_Toc231918392"/>
+      <w:bookmarkStart w:id="48" w:name="_Toc231927516"/>
       <w:r>
         <w:rPr>
           <w:rtl/>
@@ -17202,7 +17352,7 @@
         <w:jc w:val="left"/>
       </w:pPr>
       <w:bookmarkStart w:id="49" w:name="X06d4b6dd68c173adbe5393b74c94cc066e0865d"/>
-      <w:bookmarkStart w:id="50" w:name="_Toc231918393"/>
+      <w:bookmarkStart w:id="50" w:name="_Toc231927517"/>
       <w:bookmarkEnd w:id="47"/>
       <w:r>
         <w:rPr>
@@ -17381,7 +17531,7 @@
         <w:jc w:val="left"/>
       </w:pPr>
       <w:bookmarkStart w:id="51" w:name="X9159b7f41042f3a404490eab795f27fd591040b"/>
-      <w:bookmarkStart w:id="52" w:name="_Toc231918394"/>
+      <w:bookmarkStart w:id="52" w:name="_Toc231927518"/>
       <w:bookmarkEnd w:id="49"/>
       <w:r>
         <w:rPr>
@@ -17411,7 +17561,7 @@
         <w:bidi/>
       </w:pPr>
       <w:bookmarkStart w:id="54" w:name="Xe71e4b4fd93dee69f233a0223a30763675d81f6"/>
-      <w:bookmarkStart w:id="55" w:name="_Toc231918395"/>
+      <w:bookmarkStart w:id="55" w:name="_Toc231927519"/>
       <w:bookmarkEnd w:id="53"/>
       <w:r>
         <w:rPr>
@@ -17428,7 +17578,7 @@
         <w:bidi/>
       </w:pPr>
       <w:bookmarkStart w:id="56" w:name="أولاً-تحليل-abc"/>
-      <w:bookmarkStart w:id="57" w:name="_Toc231918396"/>
+      <w:bookmarkStart w:id="57" w:name="_Toc231927520"/>
       <w:r>
         <w:rPr>
           <w:rtl/>
@@ -17539,7 +17689,7 @@
         <w:bidi/>
       </w:pPr>
       <w:bookmarkStart w:id="58" w:name="Xd131264382e8914601b54547c029e958735139c"/>
-      <w:bookmarkStart w:id="59" w:name="_Toc231918397"/>
+      <w:bookmarkStart w:id="59" w:name="_Toc231927521"/>
       <w:bookmarkEnd w:id="56"/>
       <w:r>
         <w:rPr>
@@ -18893,7 +19043,7 @@
         <w:bidi/>
       </w:pPr>
       <w:bookmarkStart w:id="60" w:name="ثالثاً-نقطة-إعادة-الطلب-ومخزون-الأمان"/>
-      <w:bookmarkStart w:id="61" w:name="_Toc231918398"/>
+      <w:bookmarkStart w:id="61" w:name="_Toc231927522"/>
       <w:bookmarkEnd w:id="58"/>
       <w:r>
         <w:rPr>
@@ -19094,7 +19244,7 @@
         <w:pStyle w:val="Heading3"/>
         <w:bidi/>
       </w:pPr>
-      <w:bookmarkStart w:id="63" w:name="_Toc231918399"/>
+      <w:bookmarkStart w:id="63" w:name="_Toc231927523"/>
       <w:r>
         <w:rPr>
           <w:rtl/>
@@ -19317,29 +19467,13 @@
           <w:bCs/>
           <w:rtl/>
         </w:rPr>
-        <w:t xml:space="preserve">CMUP = (قيمة الرصيد قبل الدخول + قيمة الدخول) ÷ (كمية الرصيد قبل الدخول + كمية </w:t>
-      </w:r>
-      <w:proofErr w:type="gramStart"/>
-      <w:r>
-        <w:rPr>
-          <w:b/>
-          <w:bCs/>
-          <w:rtl/>
-        </w:rPr>
-        <w:t>الدخول)</w:t>
-      </w:r>
-      <w:r>
-        <w:rPr>
-          <w:rtl/>
-        </w:rPr>
-        <w:t>*</w:t>
-      </w:r>
-      <w:proofErr w:type="gramEnd"/>
-      <w:r>
-        <w:rPr>
-          <w:rtl/>
-        </w:rPr>
-        <w:t>*</w:t>
+        <w:t>CMUP = (قيمة الرصيد قبل الدخول + قيمة الدخول) ÷ (كمية الرصيد قبل الدخول + كمية الدخول)</w:t>
+      </w:r>
+      <w:r>
+        <w:rPr>
+          <w:rtl/>
+        </w:rPr>
+        <w:t>**</w:t>
       </w:r>
     </w:p>
     <w:p>
@@ -19348,7 +19482,7 @@
       </w:pPr>
       <w:r>
         <w:pict w14:anchorId="43519899">
-          <v:rect id="_x0000_i1031" style="width:0;height:1.5pt" o:hralign="right" o:hrstd="t" o:hr="t"/>
+          <v:rect id="_x0000_i2159" style="width:0;height:1.5pt" o:hralign="right" o:hrstd="t" o:hr="t"/>
         </w:pict>
       </w:r>
     </w:p>
@@ -19358,7 +19492,7 @@
         <w:bidi/>
       </w:pPr>
       <w:bookmarkStart w:id="64" w:name="المبحث-الخامس-تقييم-الموردين-ومفهوم-erp"/>
-      <w:bookmarkStart w:id="65" w:name="_Toc231918400"/>
+      <w:bookmarkStart w:id="65" w:name="_Toc231927524"/>
       <w:bookmarkEnd w:id="54"/>
       <w:bookmarkEnd w:id="62"/>
       <w:r>
@@ -19377,7 +19511,7 @@
         <w:jc w:val="left"/>
       </w:pPr>
       <w:bookmarkStart w:id="66" w:name="X476ec0218982b17ebd973c1b7c9efe04a5c5317"/>
-      <w:bookmarkStart w:id="67" w:name="_Toc231918401"/>
+      <w:bookmarkStart w:id="67" w:name="_Toc231927525"/>
       <w:r>
         <w:rPr>
           <w:rtl/>
@@ -19436,18 +19570,8 @@
           <w:bCs/>
           <w:rtl/>
         </w:rPr>
-        <w:t xml:space="preserve">الالتزام </w:t>
-      </w:r>
-      <w:proofErr w:type="gramStart"/>
-      <w:r>
-        <w:rPr>
-          <w:b/>
-          <w:bCs/>
-          <w:rtl/>
-        </w:rPr>
-        <w:t>بالآجال :</w:t>
-      </w:r>
-      <w:proofErr w:type="gramEnd"/>
+        <w:t>الالتزام بالآجال :</w:t>
+      </w:r>
       <w:r>
         <w:rPr>
           <w:rtl/>
@@ -19510,7 +19634,7 @@
         <w:jc w:val="left"/>
       </w:pPr>
       <w:bookmarkStart w:id="68" w:name="Xfea16ccd3a6176ee0da1da8067dfc8c5dfb9193"/>
-      <w:bookmarkStart w:id="69" w:name="_Toc231918402"/>
+      <w:bookmarkStart w:id="69" w:name="_Toc231927526"/>
       <w:bookmarkEnd w:id="66"/>
       <w:r>
         <w:rPr>
@@ -19668,7 +19792,7 @@
       </w:pPr>
       <w:r>
         <w:pict w14:anchorId="2C5807F7">
-          <v:rect id="_x0000_i1032" style="width:0;height:1.5pt" o:hralign="right" o:hrstd="t" o:hr="t"/>
+          <v:rect id="_x0000_i2160" style="width:0;height:1.5pt" o:hralign="right" o:hrstd="t" o:hr="t"/>
         </w:pict>
       </w:r>
     </w:p>
@@ -19706,8 +19830,8 @@
         <w:bidi/>
       </w:pPr>
       <w:bookmarkStart w:id="70" w:name="Xfd09630af81a064bb869de4cc3333972b7b71f8"/>
-      <w:bookmarkStart w:id="71" w:name="_Toc231918403"/>
-      <w:bookmarkEnd w:id="26"/>
+      <w:bookmarkStart w:id="71" w:name="_Toc231927527"/>
+      <w:bookmarkEnd w:id="25"/>
       <w:bookmarkEnd w:id="64"/>
       <w:bookmarkEnd w:id="68"/>
       <w:r>
@@ -19752,7 +19876,7 @@
         <w:bidi/>
       </w:pPr>
       <w:bookmarkStart w:id="73" w:name="Xd96d29689cd7b7c28a53e63cb30434c1b4e42ae"/>
-      <w:bookmarkStart w:id="74" w:name="_Toc231918404"/>
+      <w:bookmarkStart w:id="74" w:name="_Toc231927528"/>
       <w:bookmarkEnd w:id="72"/>
       <w:r>
         <w:rPr>
@@ -19780,7 +19904,7 @@
         <w:bidi/>
       </w:pPr>
       <w:bookmarkStart w:id="75" w:name="Xfd010b0e6ec43a71a31832c4aa57c4a1ebd67ff"/>
-      <w:bookmarkStart w:id="76" w:name="_Toc231918405"/>
+      <w:bookmarkStart w:id="76" w:name="_Toc231927529"/>
       <w:r>
         <w:rPr>
           <w:rtl/>
@@ -20164,6 +20288,7 @@
       <w:pPr>
         <w:bidi/>
         <w:spacing w:before="120" w:after="60"/>
+        <w:keepNext/>
       </w:pPr>
       <w:r>
         <w:rPr>
@@ -20186,7 +20311,7 @@
         </w:rPr>
         <w:fldChar w:fldCharType="separate"/>
       </w:r>
-      <w:bookmarkStart w:id="79" w:name="_Toc231918477"/>
+      <w:bookmarkStart w:id="79" w:name="_Toc231927601"/>
       <w:r>
         <w:rPr>
           <w:b/>
@@ -21618,7 +21743,7 @@
       </w:pPr>
       <w:r>
         <w:pict w14:anchorId="4836552A">
-          <v:rect id="_x0000_i1033" style="width:0;height:1.5pt" o:hralign="right" o:hrstd="t" o:hr="t"/>
+          <v:rect id="_x0000_i2161" style="width:0;height:1.5pt" o:hralign="right" o:hrstd="t" o:hr="t"/>
         </w:pict>
       </w:r>
     </w:p>
@@ -21628,7 +21753,7 @@
         <w:bidi/>
       </w:pPr>
       <w:bookmarkStart w:id="82" w:name="X52ea18e5737fce8615e1c3ca4723e15512be477"/>
-      <w:bookmarkStart w:id="83" w:name="_Toc231918406"/>
+      <w:bookmarkStart w:id="83" w:name="_Toc231927530"/>
       <w:bookmarkEnd w:id="75"/>
       <w:bookmarkEnd w:id="81"/>
       <w:r>
@@ -21727,6 +21852,7 @@
       <w:pPr>
         <w:bidi/>
         <w:spacing w:before="120" w:after="60"/>
+        <w:keepNext/>
       </w:pPr>
       <w:r>
         <w:rPr>
@@ -21749,7 +21875,7 @@
         </w:rPr>
         <w:fldChar w:fldCharType="separate"/>
       </w:r>
-      <w:bookmarkStart w:id="85" w:name="_Toc231918478"/>
+      <w:bookmarkStart w:id="85" w:name="_Toc231927602"/>
       <w:r>
         <w:rPr>
           <w:b/>
@@ -22492,7 +22618,7 @@
       </w:pPr>
       <w:r>
         <w:pict w14:anchorId="676DFC34">
-          <v:rect id="_x0000_i1034" style="width:0;height:1.5pt" o:hralign="right" o:hrstd="t" o:hr="t"/>
+          <v:rect id="_x0000_i2162" style="width:0;height:1.5pt" o:hralign="right" o:hrstd="t" o:hr="t"/>
         </w:pict>
       </w:r>
     </w:p>
@@ -22502,7 +22628,7 @@
         <w:bidi/>
       </w:pPr>
       <w:bookmarkStart w:id="87" w:name="X3d546febf7430a2ea3250247e57315bf530ac8e"/>
-      <w:bookmarkStart w:id="88" w:name="_Toc231918407"/>
+      <w:bookmarkStart w:id="88" w:name="_Toc231927531"/>
       <w:bookmarkEnd w:id="82"/>
       <w:bookmarkEnd w:id="86"/>
       <w:r>
@@ -22592,6 +22718,7 @@
       <w:pPr>
         <w:bidi/>
         <w:spacing w:before="120" w:after="60"/>
+        <w:keepNext/>
       </w:pPr>
       <w:r>
         <w:rPr>
@@ -22614,7 +22741,7 @@
         </w:rPr>
         <w:fldChar w:fldCharType="separate"/>
       </w:r>
-      <w:bookmarkStart w:id="89" w:name="_Toc231918479"/>
+      <w:bookmarkStart w:id="89" w:name="_Toc231927603"/>
       <w:r>
         <w:rPr>
           <w:b/>
@@ -23244,7 +23371,7 @@
       </w:pPr>
       <w:r>
         <w:pict w14:anchorId="01714FD4">
-          <v:rect id="_x0000_i1035" style="width:0;height:1.5pt" o:hralign="right" o:hrstd="t" o:hr="t"/>
+          <v:rect id="_x0000_i2163" style="width:0;height:1.5pt" o:hralign="right" o:hrstd="t" o:hr="t"/>
         </w:pict>
       </w:r>
     </w:p>
@@ -23273,7 +23400,7 @@
       </w:pPr>
       <w:r>
         <w:pict w14:anchorId="731031EF">
-          <v:rect id="_x0000_i1036" style="width:0;height:1.5pt" o:hralign="right" o:hrstd="t" o:hr="t"/>
+          <v:rect id="_x0000_i2164" style="width:0;height:1.5pt" o:hralign="right" o:hrstd="t" o:hr="t"/>
         </w:pict>
       </w:r>
     </w:p>
@@ -23283,7 +23410,7 @@
         <w:bidi/>
       </w:pPr>
       <w:bookmarkStart w:id="90" w:name="المبحث-الثاني-الإطار-الجغرافي-والمؤسسي"/>
-      <w:bookmarkStart w:id="91" w:name="_Toc231918408"/>
+      <w:bookmarkStart w:id="91" w:name="_Toc231927532"/>
       <w:bookmarkEnd w:id="73"/>
       <w:bookmarkEnd w:id="87"/>
       <w:r>
@@ -23312,7 +23439,7 @@
         <w:bidi/>
       </w:pPr>
       <w:bookmarkStart w:id="92" w:name="Xa214dcfe6b381ea1f68aa2f47f12b1f1067a3e5"/>
-      <w:bookmarkStart w:id="93" w:name="_Toc231918409"/>
+      <w:bookmarkStart w:id="93" w:name="_Toc231927533"/>
       <w:r>
         <w:rPr>
           <w:rtl/>
@@ -23419,7 +23546,7 @@
       </w:pPr>
       <w:r>
         <w:pict w14:anchorId="4F588753">
-          <v:rect id="_x0000_i1037" style="width:0;height:1.5pt" o:hralign="right" o:hrstd="t" o:hr="t"/>
+          <v:rect id="_x0000_i2165" style="width:0;height:1.5pt" o:hralign="right" o:hrstd="t" o:hr="t"/>
         </w:pict>
       </w:r>
     </w:p>
@@ -23429,7 +23556,7 @@
         <w:bidi/>
       </w:pPr>
       <w:bookmarkStart w:id="96" w:name="X3f57fa00f89ba85d9588878684ea58fb7f040ef"/>
-      <w:bookmarkStart w:id="97" w:name="_Toc231918410"/>
+      <w:bookmarkStart w:id="97" w:name="_Toc231927534"/>
       <w:bookmarkEnd w:id="92"/>
       <w:bookmarkEnd w:id="95"/>
       <w:r>
@@ -23621,7 +23748,7 @@
       </w:pPr>
       <w:r>
         <w:pict w14:anchorId="124C56F1">
-          <v:rect id="_x0000_i1038" style="width:0;height:1.5pt" o:hralign="right" o:hrstd="t" o:hr="t"/>
+          <v:rect id="_x0000_i2166" style="width:0;height:1.5pt" o:hralign="right" o:hrstd="t" o:hr="t"/>
         </w:pict>
       </w:r>
     </w:p>
@@ -23631,7 +23758,7 @@
         <w:bidi/>
       </w:pPr>
       <w:bookmarkStart w:id="100" w:name="Xe95b080e745ed60cca3f74edd213d00166ee89f"/>
-      <w:bookmarkStart w:id="101" w:name="_Toc231918411"/>
+      <w:bookmarkStart w:id="101" w:name="_Toc231927535"/>
       <w:bookmarkEnd w:id="96"/>
       <w:bookmarkEnd w:id="99"/>
       <w:r>
@@ -23899,7 +24026,7 @@
       </w:pPr>
       <w:r>
         <w:pict w14:anchorId="15B02296">
-          <v:rect id="_x0000_i1039" style="width:0;height:1.5pt" o:hralign="right" o:hrstd="t" o:hr="t"/>
+          <v:rect id="_x0000_i2167" style="width:0;height:1.5pt" o:hralign="right" o:hrstd="t" o:hr="t"/>
         </w:pict>
       </w:r>
     </w:p>
@@ -23909,7 +24036,7 @@
         <w:bidi/>
       </w:pPr>
       <w:bookmarkStart w:id="104" w:name="X45c22bf0528f185d6de6f59ddda56ed6c67ca33"/>
-      <w:bookmarkStart w:id="105" w:name="_Toc231918412"/>
+      <w:bookmarkStart w:id="105" w:name="_Toc231927536"/>
       <w:bookmarkEnd w:id="90"/>
       <w:bookmarkEnd w:id="100"/>
       <w:bookmarkEnd w:id="103"/>
@@ -23940,7 +24067,7 @@
         <w:bidi/>
       </w:pPr>
       <w:bookmarkStart w:id="106" w:name="المطلب-الأول-التحليل-الكمي--جدول-رقم-04"/>
-      <w:bookmarkStart w:id="107" w:name="_Toc231918413"/>
+      <w:bookmarkStart w:id="107" w:name="_Toc231927537"/>
       <w:r>
         <w:rPr>
           <w:rtl/>
@@ -23978,11 +24105,13 @@
       <w:pPr>
         <w:bidi/>
         <w:spacing w:before="120" w:after="60"/>
+        <w:keepNext/>
       </w:pPr>
       <w:r>
         <w:rPr>
           <w:b/>
           <w:szCs w:val="24"/>
+          <w:rtl/>
         </w:rPr>
         <w:fldChar w:fldCharType="begin"/>
       </w:r>
@@ -23990,6 +24119,7 @@
         <w:rPr>
           <w:b/>
           <w:szCs w:val="24"/>
+          <w:rtl/>
         </w:rPr>
         <w:instrText xml:space="preserve"> SEQ جدول \* ARABIC \r 5 </w:instrText>
       </w:r>
@@ -23997,15 +24127,17 @@
         <w:rPr>
           <w:b/>
           <w:szCs w:val="24"/>
+          <w:rtl/>
         </w:rPr>
         <w:fldChar w:fldCharType="separate"/>
       </w:r>
-      <w:bookmarkStart w:id="108" w:name="_Toc231918480"/>
+      <w:bookmarkStart w:id="108" w:name="_Toc231927604"/>
       <w:r>
         <w:rPr>
           <w:b/>
           <w:noProof/>
           <w:szCs w:val="24"/>
+          <w:rtl/>
         </w:rPr>
         <w:t>5</w:t>
       </w:r>
@@ -24013,6 +24145,7 @@
         <w:rPr>
           <w:b/>
           <w:szCs w:val="24"/>
+          <w:rtl/>
         </w:rPr>
         <w:fldChar w:fldCharType="end"/>
       </w:r>
@@ -24020,6 +24153,7 @@
         <w:rPr>
           <w:b/>
           <w:szCs w:val="24"/>
+          <w:rtl/>
         </w:rPr>
         <w:t>: جدول رقم 04: المؤشرات الكمية المثالية للأصناف الاستراتيجية</w:t>
       </w:r>
@@ -25562,7 +25696,7 @@
       </w:pPr>
       <w:r>
         <w:pict w14:anchorId="212B8F77">
-          <v:rect id="_x0000_i1040" style="width:0;height:1.5pt" o:hralign="right" o:hrstd="t" o:hr="t"/>
+          <v:rect id="_x0000_i2168" style="width:0;height:1.5pt" o:hralign="right" o:hrstd="t" o:hr="t"/>
         </w:pict>
       </w:r>
     </w:p>
@@ -25572,7 +25706,7 @@
         <w:bidi/>
       </w:pPr>
       <w:bookmarkStart w:id="110" w:name="Xbcf6a8e9e411a31af33d34924801dd6a54fe6f9"/>
-      <w:bookmarkStart w:id="111" w:name="_Toc231918414"/>
+      <w:bookmarkStart w:id="111" w:name="_Toc231927538"/>
       <w:bookmarkEnd w:id="106"/>
       <w:bookmarkEnd w:id="109"/>
       <w:r>
@@ -25612,11 +25746,13 @@
       <w:pPr>
         <w:bidi/>
         <w:spacing w:before="120" w:after="60"/>
+        <w:keepNext/>
       </w:pPr>
       <w:r>
         <w:rPr>
           <w:b/>
           <w:szCs w:val="24"/>
+          <w:rtl/>
         </w:rPr>
         <w:fldChar w:fldCharType="begin"/>
       </w:r>
@@ -25624,6 +25760,7 @@
         <w:rPr>
           <w:b/>
           <w:szCs w:val="24"/>
+          <w:rtl/>
         </w:rPr>
         <w:instrText xml:space="preserve"> SEQ جدول \* ARABIC \r 6 </w:instrText>
       </w:r>
@@ -25631,15 +25768,17 @@
         <w:rPr>
           <w:b/>
           <w:szCs w:val="24"/>
+          <w:rtl/>
         </w:rPr>
         <w:fldChar w:fldCharType="separate"/>
       </w:r>
-      <w:bookmarkStart w:id="112" w:name="_Toc231918481"/>
+      <w:bookmarkStart w:id="112" w:name="_Toc231927605"/>
       <w:r>
         <w:rPr>
           <w:b/>
           <w:noProof/>
           <w:szCs w:val="24"/>
+          <w:rtl/>
         </w:rPr>
         <w:t>6</w:t>
       </w:r>
@@ -25647,6 +25786,7 @@
         <w:rPr>
           <w:b/>
           <w:szCs w:val="24"/>
+          <w:rtl/>
         </w:rPr>
         <w:fldChar w:fldCharType="end"/>
       </w:r>
@@ -25654,6 +25794,7 @@
         <w:rPr>
           <w:b/>
           <w:szCs w:val="24"/>
+          <w:rtl/>
         </w:rPr>
         <w:t>: جدول رقم 05: تحليل الفجوة التشغيلية بين التسيير اليدوي ونظام دعم القرار</w:t>
       </w:r>
@@ -26239,7 +26380,7 @@
       </w:pPr>
       <w:r>
         <w:pict w14:anchorId="1F2B79D6">
-          <v:rect id="_x0000_i1041" style="width:0;height:1.5pt" o:hralign="right" o:hrstd="t" o:hr="t"/>
+          <v:rect id="_x0000_i2169" style="width:0;height:1.5pt" o:hralign="right" o:hrstd="t" o:hr="t"/>
         </w:pict>
       </w:r>
     </w:p>
@@ -26249,7 +26390,7 @@
         <w:bidi/>
       </w:pPr>
       <w:bookmarkStart w:id="113" w:name="Xf44bb1cbb1fbf8d3786fd5660f5e5e712de4010"/>
-      <w:bookmarkStart w:id="114" w:name="_Toc231918415"/>
+      <w:bookmarkStart w:id="114" w:name="_Toc231927539"/>
       <w:bookmarkEnd w:id="110"/>
       <w:r>
         <w:rPr>
@@ -26446,7 +26587,7 @@
       </w:pPr>
       <w:r>
         <w:pict w14:anchorId="61EDC3A8">
-          <v:rect id="_x0000_i1042" style="width:0;height:1.5pt" o:hralign="right" o:hrstd="t" o:hr="t"/>
+          <v:rect id="_x0000_i2170" style="width:0;height:1.5pt" o:hralign="right" o:hrstd="t" o:hr="t"/>
         </w:pict>
       </w:r>
     </w:p>
@@ -26525,7 +26666,7 @@
         <w:bidi/>
       </w:pPr>
       <w:bookmarkStart w:id="117" w:name="X425548a444476a4a4f36373e56e022eba81766a"/>
-      <w:bookmarkStart w:id="118" w:name="_Toc231918416"/>
+      <w:bookmarkStart w:id="118" w:name="_Toc231927540"/>
       <w:bookmarkEnd w:id="70"/>
       <w:bookmarkEnd w:id="104"/>
       <w:bookmarkEnd w:id="113"/>
@@ -26572,7 +26713,7 @@
         <w:bidi/>
       </w:pPr>
       <w:bookmarkStart w:id="120" w:name="Xa676c4e96c951c611f1581966c5cca345efded0"/>
-      <w:bookmarkStart w:id="121" w:name="_Toc231918417"/>
+      <w:bookmarkStart w:id="121" w:name="_Toc231927541"/>
       <w:bookmarkEnd w:id="119"/>
       <w:r>
         <w:rPr>
@@ -26600,7 +26741,7 @@
         <w:bidi/>
       </w:pPr>
       <w:bookmarkStart w:id="122" w:name="X50eda9fd44e4b29eb77e7e9ee21c27f44b1ac92"/>
-      <w:bookmarkStart w:id="123" w:name="_Toc231918418"/>
+      <w:bookmarkStart w:id="123" w:name="_Toc231927542"/>
       <w:r>
         <w:rPr>
           <w:rtl/>
@@ -26746,7 +26887,7 @@
       </w:pPr>
       <w:r>
         <w:pict w14:anchorId="7977F7B8">
-          <v:rect id="_x0000_i1043" style="width:0;height:1.5pt" o:hralign="right" o:hrstd="t" o:hr="t"/>
+          <v:rect id="_x0000_i2171" style="width:0;height:1.5pt" o:hralign="right" o:hrstd="t" o:hr="t"/>
         </w:pict>
       </w:r>
     </w:p>
@@ -26756,7 +26897,7 @@
         <w:bidi/>
       </w:pPr>
       <w:bookmarkStart w:id="124" w:name="Xd01ba28ceb43c2aafcfa279441271082bf35e79"/>
-      <w:bookmarkStart w:id="125" w:name="_Toc231918419"/>
+      <w:bookmarkStart w:id="125" w:name="_Toc231927543"/>
       <w:bookmarkEnd w:id="122"/>
       <w:r>
         <w:rPr>
@@ -26879,7 +27020,7 @@
       </w:pPr>
       <w:r>
         <w:pict w14:anchorId="0A673912">
-          <v:rect id="_x0000_i1044" style="width:0;height:1.5pt" o:hralign="right" o:hrstd="t" o:hr="t"/>
+          <v:rect id="_x0000_i2172" style="width:0;height:1.5pt" o:hralign="right" o:hrstd="t" o:hr="t"/>
         </w:pict>
       </w:r>
     </w:p>
@@ -26889,7 +27030,7 @@
         <w:bidi/>
       </w:pPr>
       <w:bookmarkStart w:id="126" w:name="Xb3cd0739dd5a83bd5baa46bdafa673a7ae7a4aa"/>
-      <w:bookmarkStart w:id="127" w:name="_Toc231918420"/>
+      <w:bookmarkStart w:id="127" w:name="_Toc231927544"/>
       <w:bookmarkEnd w:id="124"/>
       <w:r>
         <w:rPr>
@@ -26989,7 +27130,7 @@
       </w:pPr>
       <w:r>
         <w:pict w14:anchorId="35051852">
-          <v:rect id="_x0000_i1045" style="width:0;height:1.5pt" o:hralign="right" o:hrstd="t" o:hr="t"/>
+          <v:rect id="_x0000_i2173" style="width:0;height:1.5pt" o:hralign="right" o:hrstd="t" o:hr="t"/>
         </w:pict>
       </w:r>
     </w:p>
@@ -26999,7 +27140,7 @@
         <w:bidi/>
       </w:pPr>
       <w:bookmarkStart w:id="128" w:name="Xfb30997312ec99a0ff92bdd7dc592fd161b34eb"/>
-      <w:bookmarkStart w:id="129" w:name="_Toc231918421"/>
+      <w:bookmarkStart w:id="129" w:name="_Toc231927545"/>
       <w:bookmarkEnd w:id="120"/>
       <w:bookmarkEnd w:id="126"/>
       <w:r>
@@ -27028,7 +27169,7 @@
         <w:bidi/>
       </w:pPr>
       <w:bookmarkStart w:id="130" w:name="Xe1412b27e8b4694678434ce8a4f8b6f261fecdf"/>
-      <w:bookmarkStart w:id="131" w:name="_Toc231918422"/>
+      <w:bookmarkStart w:id="131" w:name="_Toc231927546"/>
       <w:r>
         <w:rPr>
           <w:rtl/>
@@ -27199,7 +27340,7 @@
       </w:pPr>
       <w:r>
         <w:pict w14:anchorId="1F82BEC8">
-          <v:rect id="_x0000_i1046" style="width:0;height:1.5pt" o:hralign="right" o:hrstd="t" o:hr="t"/>
+          <v:rect id="_x0000_i2174" style="width:0;height:1.5pt" o:hralign="right" o:hrstd="t" o:hr="t"/>
         </w:pict>
       </w:r>
     </w:p>
@@ -27209,7 +27350,7 @@
         <w:bidi/>
       </w:pPr>
       <w:bookmarkStart w:id="132" w:name="X790f7c97394d912e1af56ef75b8396a4139580d"/>
-      <w:bookmarkStart w:id="133" w:name="_Toc231918423"/>
+      <w:bookmarkStart w:id="133" w:name="_Toc231927547"/>
       <w:bookmarkEnd w:id="130"/>
       <w:r>
         <w:rPr>
@@ -27308,7 +27449,7 @@
       </w:pPr>
       <w:r>
         <w:pict w14:anchorId="75DDD2F3">
-          <v:rect id="_x0000_i1047" style="width:0;height:1.5pt" o:hralign="right" o:hrstd="t" o:hr="t"/>
+          <v:rect id="_x0000_i2175" style="width:0;height:1.5pt" o:hralign="right" o:hrstd="t" o:hr="t"/>
         </w:pict>
       </w:r>
     </w:p>
@@ -27318,7 +27459,7 @@
         <w:bidi/>
       </w:pPr>
       <w:bookmarkStart w:id="134" w:name="X444a26c814394dcd7d1e55a55a610cb16854269"/>
-      <w:bookmarkStart w:id="135" w:name="_Toc231918424"/>
+      <w:bookmarkStart w:id="135" w:name="_Toc231927548"/>
       <w:bookmarkEnd w:id="132"/>
       <w:r>
         <w:rPr>
@@ -27467,7 +27608,7 @@
       </w:pPr>
       <w:r>
         <w:pict w14:anchorId="59F29B61">
-          <v:rect id="_x0000_i1048" style="width:0;height:1.5pt" o:hralign="right" o:hrstd="t" o:hr="t"/>
+          <v:rect id="_x0000_i2176" style="width:0;height:1.5pt" o:hralign="right" o:hrstd="t" o:hr="t"/>
         </w:pict>
       </w:r>
     </w:p>
@@ -27477,7 +27618,7 @@
         <w:bidi/>
       </w:pPr>
       <w:bookmarkStart w:id="136" w:name="Xffbf1b46ecde0efcc86730acfd968fe379c5668"/>
-      <w:bookmarkStart w:id="137" w:name="_Toc231918425"/>
+      <w:bookmarkStart w:id="137" w:name="_Toc231927549"/>
       <w:bookmarkEnd w:id="128"/>
       <w:bookmarkEnd w:id="134"/>
       <w:r>
@@ -27506,7 +27647,7 @@
         <w:bidi/>
       </w:pPr>
       <w:bookmarkStart w:id="138" w:name="X2b5683333895272df7448c3123c2d6911fb19dd"/>
-      <w:bookmarkStart w:id="139" w:name="_Toc231918426"/>
+      <w:bookmarkStart w:id="139" w:name="_Toc231927550"/>
       <w:r>
         <w:rPr>
           <w:rtl/>
@@ -27566,21 +27707,7 @@
         <w:rPr>
           <w:rtl/>
         </w:rPr>
-        <w:t xml:space="preserve"> تمثل النواة الحسابية للنظام، حيث تتركز فيها خوارزميات حساب EOQ </w:t>
-      </w:r>
-      <w:proofErr w:type="gramStart"/>
-      <w:r>
-        <w:rPr>
-          <w:rtl/>
-        </w:rPr>
-        <w:t>و ROP</w:t>
-      </w:r>
-      <w:proofErr w:type="gramEnd"/>
-      <w:r>
-        <w:rPr>
-          <w:rtl/>
-        </w:rPr>
-        <w:t xml:space="preserve"> و CMUP.</w:t>
+        <w:t xml:space="preserve"> تمثل النواة الحسابية للنظام، حيث تتركز فيها خوارزميات حساب EOQ و ROP و CMUP.</w:t>
       </w:r>
     </w:p>
     <w:p>
@@ -27762,7 +27889,7 @@
       </w:pPr>
       <w:r>
         <w:pict w14:anchorId="4B3FAFAE">
-          <v:rect id="_x0000_i1049" style="width:0;height:1.5pt" o:hralign="right" o:hrstd="t" o:hr="t"/>
+          <v:rect id="_x0000_i2177" style="width:0;height:1.5pt" o:hralign="right" o:hrstd="t" o:hr="t"/>
         </w:pict>
       </w:r>
     </w:p>
@@ -27772,7 +27899,7 @@
         <w:bidi/>
       </w:pPr>
       <w:bookmarkStart w:id="140" w:name="X9b60cd1fa0cbe72f7f71191beb861644b5c9805"/>
-      <w:bookmarkStart w:id="141" w:name="_Toc231918427"/>
+      <w:bookmarkStart w:id="141" w:name="_Toc231927551"/>
       <w:bookmarkEnd w:id="138"/>
       <w:r>
         <w:rPr>
@@ -28119,7 +28246,7 @@
       </w:pPr>
       <w:r>
         <w:pict w14:anchorId="65437F13">
-          <v:rect id="_x0000_i1050" style="width:0;height:1.5pt" o:hralign="right" o:hrstd="t" o:hr="t"/>
+          <v:rect id="_x0000_i2178" style="width:0;height:1.5pt" o:hralign="right" o:hrstd="t" o:hr="t"/>
         </w:pict>
       </w:r>
     </w:p>
@@ -28129,7 +28256,7 @@
         <w:bidi/>
       </w:pPr>
       <w:bookmarkStart w:id="144" w:name="Xdb72e8c31238e5bc8bb35e9197d335bc848251d"/>
-      <w:bookmarkStart w:id="145" w:name="_Toc231918428"/>
+      <w:bookmarkStart w:id="145" w:name="_Toc231927552"/>
       <w:bookmarkEnd w:id="140"/>
       <w:bookmarkEnd w:id="143"/>
       <w:r>
@@ -28507,7 +28634,7 @@
       <w:r>
         <w:lastRenderedPageBreak/>
         <w:pict w14:anchorId="696EE613">
-          <v:rect id="_x0000_i1051" style="width:0;height:1.5pt" o:hralign="right" o:hrstd="t" o:hr="t"/>
+          <v:rect id="_x0000_i2179" style="width:0;height:1.5pt" o:hralign="right" o:hrstd="t" o:hr="t"/>
         </w:pict>
       </w:r>
     </w:p>
@@ -28517,7 +28644,7 @@
         <w:bidi/>
       </w:pPr>
       <w:bookmarkStart w:id="146" w:name="Xb42ed883f4a4d77c904837a9483548fc91a7185"/>
-      <w:bookmarkStart w:id="147" w:name="_Toc231918429"/>
+      <w:bookmarkStart w:id="147" w:name="_Toc231927553"/>
       <w:bookmarkEnd w:id="144"/>
       <w:r>
         <w:rPr>
@@ -28655,7 +28782,7 @@
       </w:pPr>
       <w:r>
         <w:pict w14:anchorId="5E7D4F80">
-          <v:rect id="_x0000_i1052" style="width:0;height:1.5pt" o:hralign="right" o:hrstd="t" o:hr="t"/>
+          <v:rect id="_x0000_i2180" style="width:0;height:1.5pt" o:hralign="right" o:hrstd="t" o:hr="t"/>
         </w:pict>
       </w:r>
     </w:p>
@@ -28665,7 +28792,7 @@
         <w:bidi/>
       </w:pPr>
       <w:bookmarkStart w:id="148" w:name="X1c2ea8d86c4f45404ae3647941d3499fe8305c9"/>
-      <w:bookmarkStart w:id="149" w:name="_Toc231918430"/>
+      <w:bookmarkStart w:id="149" w:name="_Toc231927554"/>
       <w:bookmarkEnd w:id="146"/>
       <w:r>
         <w:rPr>
@@ -28807,7 +28934,7 @@
       </w:pPr>
       <w:r>
         <w:pict w14:anchorId="085FD139">
-          <v:rect id="_x0000_i1053" style="width:0;height:1.5pt" o:hralign="right" o:hrstd="t" o:hr="t"/>
+          <v:rect id="_x0000_i2181" style="width:0;height:1.5pt" o:hralign="right" o:hrstd="t" o:hr="t"/>
         </w:pict>
       </w:r>
     </w:p>
@@ -28817,7 +28944,7 @@
         <w:bidi/>
       </w:pPr>
       <w:bookmarkStart w:id="150" w:name="Xc6e18aa2af3011a1373a5d4857df80b39c98584"/>
-      <w:bookmarkStart w:id="151" w:name="_Toc231918431"/>
+      <w:bookmarkStart w:id="151" w:name="_Toc231927555"/>
       <w:bookmarkEnd w:id="136"/>
       <w:bookmarkEnd w:id="148"/>
       <w:r>
@@ -28847,7 +28974,7 @@
         <w:bidi/>
       </w:pPr>
       <w:bookmarkStart w:id="152" w:name="Xdcbed4a529f139898c76cbbdb64bb8c1a119adb"/>
-      <w:bookmarkStart w:id="153" w:name="_Toc231918432"/>
+      <w:bookmarkStart w:id="153" w:name="_Toc231927556"/>
       <w:r>
         <w:rPr>
           <w:rtl/>
@@ -29088,7 +29215,7 @@
       </w:pPr>
       <w:r>
         <w:pict w14:anchorId="5EEA2483">
-          <v:rect id="_x0000_i1054" style="width:0;height:1.5pt" o:hralign="right" o:hrstd="t" o:hr="t"/>
+          <v:rect id="_x0000_i2182" style="width:0;height:1.5pt" o:hralign="right" o:hrstd="t" o:hr="t"/>
         </w:pict>
       </w:r>
     </w:p>
@@ -29098,7 +29225,7 @@
         <w:bidi/>
       </w:pPr>
       <w:bookmarkStart w:id="154" w:name="Xc3e868391841f7562f5d5b2b3c4438a8091e2eb"/>
-      <w:bookmarkStart w:id="155" w:name="_Toc231918433"/>
+      <w:bookmarkStart w:id="155" w:name="_Toc231927557"/>
       <w:bookmarkEnd w:id="152"/>
       <w:r>
         <w:rPr>
@@ -29198,7 +29325,7 @@
       </w:pPr>
       <w:r>
         <w:pict w14:anchorId="5787A741">
-          <v:rect id="_x0000_i1055" style="width:0;height:1.5pt" o:hralign="right" o:hrstd="t" o:hr="t"/>
+          <v:rect id="_x0000_i2183" style="width:0;height:1.5pt" o:hralign="right" o:hrstd="t" o:hr="t"/>
         </w:pict>
       </w:r>
     </w:p>
@@ -29208,7 +29335,7 @@
         <w:bidi/>
       </w:pPr>
       <w:bookmarkStart w:id="156" w:name="X197816f32b7b7ef5c9c4cb4d12a6ba19ec348d5"/>
-      <w:bookmarkStart w:id="157" w:name="_Toc231918434"/>
+      <w:bookmarkStart w:id="157" w:name="_Toc231927558"/>
       <w:bookmarkEnd w:id="154"/>
       <w:r>
         <w:rPr>
@@ -29307,7 +29434,7 @@
       </w:pPr>
       <w:r>
         <w:pict w14:anchorId="0A285783">
-          <v:rect id="_x0000_i1056" style="width:0;height:1.5pt" o:hralign="right" o:hrstd="t" o:hr="t"/>
+          <v:rect id="_x0000_i2184" style="width:0;height:1.5pt" o:hralign="right" o:hrstd="t" o:hr="t"/>
         </w:pict>
       </w:r>
     </w:p>
@@ -29317,7 +29444,7 @@
         <w:bidi/>
       </w:pPr>
       <w:bookmarkStart w:id="158" w:name="X43f602add9b7058ce87741ac0c8f7096d34eb8c"/>
-      <w:bookmarkStart w:id="159" w:name="_Toc231918435"/>
+      <w:bookmarkStart w:id="159" w:name="_Toc231927559"/>
       <w:bookmarkEnd w:id="156"/>
       <w:r>
         <w:rPr>
@@ -29551,7 +29678,7 @@
         <w:bidi/>
       </w:pPr>
       <w:bookmarkStart w:id="162" w:name="الفصل-الرابع-التجريب-والتحقق-من-النتائج"/>
-      <w:bookmarkStart w:id="163" w:name="_Toc231918436"/>
+      <w:bookmarkStart w:id="163" w:name="_Toc231927560"/>
       <w:bookmarkEnd w:id="117"/>
       <w:bookmarkEnd w:id="150"/>
       <w:bookmarkEnd w:id="158"/>
@@ -29573,7 +29700,7 @@
         <w:bidi/>
       </w:pPr>
       <w:bookmarkStart w:id="164" w:name="X772d01764d2cdf10730319436c2b610a5dde5fe"/>
-      <w:bookmarkStart w:id="165" w:name="_Toc231918437"/>
+      <w:bookmarkStart w:id="165" w:name="_Toc231927561"/>
       <w:r>
         <w:rPr>
           <w:rFonts w:ascii="Traditional Arabic" w:hAnsi="Traditional Arabic"/>
@@ -29590,7 +29717,7 @@
         <w:jc w:val="left"/>
       </w:pPr>
       <w:bookmarkStart w:id="166" w:name="X49c36b57d4ff3911c0526cfcdcf059aea80a406"/>
-      <w:bookmarkStart w:id="167" w:name="_Toc231918438"/>
+      <w:bookmarkStart w:id="167" w:name="_Toc231927562"/>
       <w:r>
         <w:rPr>
           <w:rtl/>
@@ -29623,6 +29750,7 @@
       <w:pPr>
         <w:bidi/>
         <w:spacing w:before="120" w:after="60"/>
+        <w:keepNext/>
       </w:pPr>
       <w:r>
         <w:rPr>
@@ -29645,7 +29773,7 @@
         </w:rPr>
         <w:fldChar w:fldCharType="separate"/>
       </w:r>
-      <w:bookmarkStart w:id="168" w:name="_Toc231918482"/>
+      <w:bookmarkStart w:id="168" w:name="_Toc231927606"/>
       <w:r>
         <w:rPr>
           <w:b/>
@@ -30540,7 +30668,7 @@
         <w:jc w:val="left"/>
       </w:pPr>
       <w:bookmarkStart w:id="169" w:name="Xb8e42ca6d3322078508f93d6992976adf29d2ca"/>
-      <w:bookmarkStart w:id="170" w:name="_Toc231918439"/>
+      <w:bookmarkStart w:id="170" w:name="_Toc231927563"/>
       <w:bookmarkEnd w:id="166"/>
       <w:r>
         <w:rPr>
@@ -30580,6 +30708,7 @@
       <w:pPr>
         <w:bidi/>
         <w:spacing w:before="120" w:after="60"/>
+        <w:keepNext/>
       </w:pPr>
       <w:r>
         <w:rPr>
@@ -30602,7 +30731,7 @@
         </w:rPr>
         <w:fldChar w:fldCharType="separate"/>
       </w:r>
-      <w:bookmarkStart w:id="171" w:name="_Toc231918483"/>
+      <w:bookmarkStart w:id="171" w:name="_Toc231927607"/>
       <w:r>
         <w:rPr>
           <w:b/>
@@ -31018,7 +31147,7 @@
         <w:jc w:val="left"/>
       </w:pPr>
       <w:bookmarkStart w:id="172" w:name="X8a93358eecaeb60469823d090d898b75c2e77ac"/>
-      <w:bookmarkStart w:id="173" w:name="_Toc231918440"/>
+      <w:bookmarkStart w:id="173" w:name="_Toc231927564"/>
       <w:bookmarkEnd w:id="169"/>
       <w:r>
         <w:rPr>
@@ -31143,7 +31272,7 @@
         <w:jc w:val="left"/>
       </w:pPr>
       <w:bookmarkStart w:id="174" w:name="Xaf9730f8f208447975e9de648bd3cee193ed3c6"/>
-      <w:bookmarkStart w:id="175" w:name="_Toc231918441"/>
+      <w:bookmarkStart w:id="175" w:name="_Toc231927565"/>
       <w:bookmarkEnd w:id="172"/>
       <w:r>
         <w:rPr>
@@ -31182,6 +31311,7 @@
       <w:pPr>
         <w:bidi/>
         <w:spacing w:before="120" w:after="60"/>
+        <w:keepNext/>
       </w:pPr>
       <w:r>
         <w:rPr>
@@ -31204,7 +31334,7 @@
         </w:rPr>
         <w:fldChar w:fldCharType="separate"/>
       </w:r>
-      <w:bookmarkStart w:id="176" w:name="_Toc231918484"/>
+      <w:bookmarkStart w:id="176" w:name="_Toc231927608"/>
       <w:r>
         <w:rPr>
           <w:b/>
@@ -32290,7 +32420,7 @@
         <w:jc w:val="left"/>
       </w:pPr>
       <w:bookmarkStart w:id="177" w:name="X5d883ae01169ee0c2874075dd2ba2df14168639"/>
-      <w:bookmarkStart w:id="178" w:name="_Toc231918442"/>
+      <w:bookmarkStart w:id="178" w:name="_Toc231927566"/>
       <w:bookmarkEnd w:id="174"/>
       <w:r>
         <w:rPr>
@@ -32319,7 +32449,7 @@
         <w:jc w:val="left"/>
       </w:pPr>
       <w:bookmarkStart w:id="179" w:name="Xfde45ab085d7ad252281c0dccada5f1ef76526b"/>
-      <w:bookmarkStart w:id="180" w:name="_Toc231918443"/>
+      <w:bookmarkStart w:id="180" w:name="_Toc231927567"/>
       <w:bookmarkEnd w:id="177"/>
       <w:r>
         <w:rPr>
@@ -32347,7 +32477,7 @@
         <w:jc w:val="left"/>
       </w:pPr>
       <w:bookmarkStart w:id="181" w:name="X55ec612fe397449f669dedb016b309f368fbe7f"/>
-      <w:bookmarkStart w:id="182" w:name="_Toc231918444"/>
+      <w:bookmarkStart w:id="182" w:name="_Toc231927568"/>
       <w:bookmarkEnd w:id="179"/>
       <w:r>
         <w:rPr>
@@ -32374,7 +32504,7 @@
       </w:pPr>
       <w:r>
         <w:pict w14:anchorId="48B1E979">
-          <v:rect id="_x0000_i1057" style="width:0;height:1.5pt" o:hralign="right" o:hrstd="t" o:hr="t"/>
+          <v:rect id="_x0000_i2185" style="width:0;height:1.5pt" o:hralign="right" o:hrstd="t" o:hr="t"/>
         </w:pict>
       </w:r>
     </w:p>
@@ -32384,7 +32514,7 @@
         <w:bidi/>
       </w:pPr>
       <w:bookmarkStart w:id="183" w:name="المبحث-الثاني-التوصيات-وآفاق-البحث"/>
-      <w:bookmarkStart w:id="184" w:name="_Toc231918445"/>
+      <w:bookmarkStart w:id="184" w:name="_Toc231927569"/>
       <w:bookmarkEnd w:id="164"/>
       <w:bookmarkEnd w:id="181"/>
       <w:r>
@@ -32403,7 +32533,7 @@
         <w:jc w:val="left"/>
       </w:pPr>
       <w:bookmarkStart w:id="185" w:name="X227b4e7819393731d2434c2aae903fe248179ff"/>
-      <w:bookmarkStart w:id="186" w:name="_Toc231918446"/>
+      <w:bookmarkStart w:id="186" w:name="_Toc231927570"/>
       <w:r>
         <w:rPr>
           <w:rtl/>
@@ -32441,6 +32571,7 @@
       <w:pPr>
         <w:bidi/>
         <w:spacing w:before="120" w:after="60"/>
+        <w:keepNext/>
       </w:pPr>
       <w:r>
         <w:rPr>
@@ -32463,7 +32594,7 @@
         </w:rPr>
         <w:fldChar w:fldCharType="separate"/>
       </w:r>
-      <w:bookmarkStart w:id="187" w:name="_Toc231918485"/>
+      <w:bookmarkStart w:id="187" w:name="_Toc231927609"/>
       <w:r>
         <w:rPr>
           <w:b/>
@@ -33185,7 +33316,7 @@
         <w:jc w:val="left"/>
       </w:pPr>
       <w:bookmarkStart w:id="188" w:name="X428f0794160c0dd1b8e5b82d0235ed45270a5de"/>
-      <w:bookmarkStart w:id="189" w:name="_Toc231918447"/>
+      <w:bookmarkStart w:id="189" w:name="_Toc231927571"/>
       <w:bookmarkEnd w:id="185"/>
       <w:r>
         <w:rPr>
@@ -33304,7 +33435,7 @@
       </w:pPr>
       <w:r>
         <w:pict w14:anchorId="6C56993A">
-          <v:rect id="_x0000_i1058" style="width:0;height:1.5pt" o:hralign="right" o:hrstd="t" o:hr="t"/>
+          <v:rect id="_x0000_i2186" style="width:0;height:1.5pt" o:hralign="right" o:hrstd="t" o:hr="t"/>
         </w:pict>
       </w:r>
     </w:p>
@@ -33324,21 +33455,7 @@
         <w:rPr>
           <w:rtl/>
         </w:rPr>
-        <w:t xml:space="preserve"> أجابت هذه الدراسة عن التساؤل المحوري المطروح في مقدمتها: كيف يمكن أتمتة دورة الشراء والتخزين وتعزيز الجرد الدائم في مخزن مؤسسة عمومية باستخدام أدوات Microsoft Office المتاحة؟ والجواب الذي أثبتته التجربة الميدانية: إنه ممكن، فعَّال، وقابل للتطبيق الفوري بتكلفة صفرية. انطلقت الدراسة من تشخيص ميداني دقيق لمخزن مديرية التربية لولاية البيض، ورصدت خمس نقاط ضعف هيكلية تتمحور جميعها حول غياب الأتمتة: لا تنبيه عند الاقتراب من نقطة إعادة الطلب، ازدواجية التسجيل بين الورق والـ Excel، إطالة مدة الجرد، غياب التتبع التاريخي، وانعدام تقييم الموردين. طُبِّقت على البيانات الفعلية ثلاثة أدوات كمية: تحليل ABC، نموذج </w:t>
-      </w:r>
-      <w:proofErr w:type="gramStart"/>
-      <w:r>
-        <w:rPr>
-          <w:rtl/>
-        </w:rPr>
-        <w:t>ويلسون ،</w:t>
-      </w:r>
-      <w:proofErr w:type="gramEnd"/>
-      <w:r>
-        <w:rPr>
-          <w:rtl/>
-        </w:rPr>
-        <w:t xml:space="preserve"> والمتوسط المرجح --- وأنتجت جميعها معطيات تشغيلية مباشرة موثَّقة في الجداول من 04 إلى 09. أما الحل المقترح، فهو نظام ERP_Académie_v13.2 المبني بـ Excel/VBA في تسع صفحات وظيفية، مُضمِّناً ثلاثة إبداعات رئيسية أُضيفت في الإصدار الخامس: ROP فردي لكل مادة يُلغي التنبيهات الكاذبة، وطلب سنوي D مُحسَب تلقائياً من البيانات الفعلية، وCMUP ديناميكي يستوعب تقلُّبات الأسعار. ويتميز النظام بتوافقه الكامل مع الإطار التنظيمي الجزائري، بما في ذلك تطبيق الإعفاء من TVA وفق التعليمة 09-2018، مما يجعل حساباته المالية مطابقةً للواقع المحاسبي الفعلي لمؤسسات التربية. أثبتت مؤشرات الأداء أن النظام خفَّض وقت معالجة الطلبية بأكثر من 99.7%، وأطلق التنبيه المُسبَق قبل النفاد بأسبوع، وقلَّص مدة الجرد الفصلي بأكثر من 60%. وبهذا تُثبَت الفرضيتان المُصاغتان في مقدمة البحث:</w:t>
+        <w:t xml:space="preserve"> أجابت هذه الدراسة عن التساؤل المحوري المطروح في مقدمتها: كيف يمكن أتمتة دورة الشراء والتخزين وتعزيز الجرد الدائم في مخزن مؤسسة عمومية باستخدام أدوات Microsoft Office المتاحة؟ والجواب الذي أثبتته التجربة الميدانية: إنه ممكن، فعَّال، وقابل للتطبيق الفوري بتكلفة صفرية. انطلقت الدراسة من تشخيص ميداني دقيق لمخزن مديرية التربية لولاية البيض، ورصدت خمس نقاط ضعف هيكلية تتمحور جميعها حول غياب الأتمتة: لا تنبيه عند الاقتراب من نقطة إعادة الطلب، ازدواجية التسجيل بين الورق والـ Excel، إطالة مدة الجرد، غياب التتبع التاريخي، وانعدام تقييم الموردين. طُبِّقت على البيانات الفعلية ثلاثة أدوات كمية: تحليل ABC، نموذج ويلسون ، والمتوسط المرجح --- وأنتجت جميعها معطيات تشغيلية مباشرة موثَّقة في الجداول من 04 إلى 09. أما الحل المقترح، فهو نظام ERP_Académie_v13.2 المبني بـ Excel/VBA في تسع صفحات وظيفية، مُضمِّناً ثلاثة إبداعات رئيسية أُضيفت في الإصدار الخامس: ROP فردي لكل مادة يُلغي التنبيهات الكاذبة، وطلب سنوي D مُحسَب تلقائياً من البيانات الفعلية، وCMUP ديناميكي يستوعب تقلُّبات الأسعار. ويتميز النظام بتوافقه الكامل مع الإطار التنظيمي الجزائري، بما في ذلك تطبيق الإعفاء من TVA وفق التعليمة 09-2018، مما يجعل حساباته المالية مطابقةً للواقع المحاسبي الفعلي لمؤسسات التربية. أثبتت مؤشرات الأداء أن النظام خفَّض وقت معالجة الطلبية بأكثر من 99.7%، وأطلق التنبيه المُسبَق قبل النفاد بأسبوع، وقلَّص مدة الجرد الفصلي بأكثر من 60%. وبهذا تُثبَت الفرضيتان المُصاغتان في مقدمة البحث:</w:t>
       </w:r>
     </w:p>
     <w:p>
@@ -33394,19 +33511,19 @@
       <w:pPr>
         <w:bidi/>
         <w:sectPr>
-          <w:footerReference w:type="default" r:id="rId10"/>
+          <w:footerReference w:type="default" r:id="rId9"/>
           <w:footnotePr>
             <w:numRestart w:val="eachSect"/>
           </w:footnotePr>
           <w:pgSz w:w="11906" w:h="16838"/>
           <w:pgMar w:top="1417" w:right="1417" w:bottom="1417" w:left="1417" w:header="720" w:footer="720" w:gutter="0"/>
-          <w:pgNumType w:start="1"/>
+          <w:pgNumType w:start="4"/>
           <w:cols w:space="720"/>
         </w:sectPr>
       </w:pPr>
       <w:r>
         <w:pict w14:anchorId="514130D8">
-          <v:rect id="_x0000_i1059" style="width:0;height:1.5pt" o:hralign="right" o:hrstd="t" o:hr="t"/>
+          <v:rect id="_x0000_i2187" style="width:0;height:1.5pt" o:hralign="right" o:hrstd="t" o:hr="t"/>
         </w:pict>
       </w:r>
     </w:p>
@@ -33416,7 +33533,7 @@
         <w:bidi/>
       </w:pPr>
       <w:bookmarkStart w:id="190" w:name="قائمة-المصادر-والمراجع"/>
-      <w:bookmarkStart w:id="191" w:name="_Toc231918448"/>
+      <w:bookmarkStart w:id="191" w:name="_Toc231927572"/>
       <w:bookmarkEnd w:id="162"/>
       <w:bookmarkEnd w:id="183"/>
       <w:bookmarkEnd w:id="188"/>
@@ -33437,7 +33554,7 @@
         <w:bidi/>
       </w:pPr>
       <w:bookmarkStart w:id="192" w:name="أولاً-الكتب-والمراجع-العلمية"/>
-      <w:bookmarkStart w:id="193" w:name="_Toc231918449"/>
+      <w:bookmarkStart w:id="193" w:name="_Toc231927573"/>
       <w:r>
         <w:rPr>
           <w:rFonts w:ascii="Traditional Arabic" w:hAnsi="Traditional Arabic"/>
@@ -33518,21 +33635,7 @@
         <w:rPr>
           <w:rtl/>
         </w:rPr>
-        <w:t>, 8(</w:t>
-      </w:r>
-      <w:proofErr w:type="gramStart"/>
-      <w:r>
-        <w:rPr>
-          <w:rtl/>
-        </w:rPr>
-        <w:t>1),</w:t>
-      </w:r>
-      <w:proofErr w:type="gramEnd"/>
-      <w:r>
-        <w:rPr>
-          <w:rtl/>
-        </w:rPr>
-        <w:t xml:space="preserve"> 1--14.</w:t>
+        <w:t>, 8(1), 1--14.</w:t>
       </w:r>
     </w:p>
     <w:p>
@@ -33606,21 +33709,7 @@
         <w:rPr>
           <w:rtl/>
         </w:rPr>
-        <w:t>, 10(</w:t>
-      </w:r>
-      <w:proofErr w:type="gramStart"/>
-      <w:r>
-        <w:rPr>
-          <w:rtl/>
-        </w:rPr>
-        <w:t>2),</w:t>
-      </w:r>
-      <w:proofErr w:type="gramEnd"/>
-      <w:r>
-        <w:rPr>
-          <w:rtl/>
-        </w:rPr>
-        <w:t xml:space="preserve"> 135--136, 152.</w:t>
+        <w:t>, 10(2), 135--136, 152.</w:t>
       </w:r>
     </w:p>
     <w:p>
@@ -33805,21 +33894,7 @@
         <w:rPr>
           <w:rtl/>
         </w:rPr>
-        <w:t>, 13(</w:t>
-      </w:r>
-      <w:proofErr w:type="gramStart"/>
-      <w:r>
-        <w:rPr>
-          <w:rtl/>
-        </w:rPr>
-        <w:t>1),</w:t>
-      </w:r>
-      <w:proofErr w:type="gramEnd"/>
-      <w:r>
-        <w:rPr>
-          <w:rtl/>
-        </w:rPr>
-        <w:t xml:space="preserve"> 116--128.</w:t>
+        <w:t>, 13(1), 116--128.</w:t>
       </w:r>
     </w:p>
     <w:p>
@@ -33865,7 +33940,7 @@
         <w:bidi/>
       </w:pPr>
       <w:bookmarkStart w:id="194" w:name="Xa9c5438e3f3a8a99cc43947a4701c3667770737"/>
-      <w:bookmarkStart w:id="195" w:name="_Toc231918450"/>
+      <w:bookmarkStart w:id="195" w:name="_Toc231927574"/>
       <w:bookmarkEnd w:id="192"/>
       <w:r>
         <w:rPr>
@@ -34097,7 +34172,7 @@
         <w:bidi/>
       </w:pPr>
       <w:bookmarkStart w:id="196" w:name="ثالثاً-المنهاج-الدراسي-bts-gsl-tag1801"/>
-      <w:bookmarkStart w:id="197" w:name="_Toc231918451"/>
+      <w:bookmarkStart w:id="197" w:name="_Toc231927575"/>
       <w:bookmarkEnd w:id="194"/>
       <w:r>
         <w:rPr>
@@ -34892,7 +34967,7 @@
           <w:rFonts w:ascii="Traditional Arabic" w:hAnsi="Traditional Arabic"/>
         </w:rPr>
       </w:pPr>
-      <w:bookmarkStart w:id="199" w:name="_Toc231918452"/>
+      <w:bookmarkStart w:id="199" w:name="_Toc231927576"/>
       <w:r>
         <w:rPr>
           <w:rFonts w:ascii="Traditional Arabic" w:hAnsi="Traditional Arabic"/>
@@ -34983,7 +35058,7 @@
         <w:bidi/>
       </w:pPr>
       <w:bookmarkStart w:id="200" w:name="خامساً-مشاريع-وأطروحات-موازية"/>
-      <w:bookmarkStart w:id="201" w:name="_Toc231918453"/>
+      <w:bookmarkStart w:id="201" w:name="_Toc231927577"/>
       <w:bookmarkEnd w:id="198"/>
       <w:r>
         <w:rPr>
@@ -35025,25 +35100,7 @@
           <w:iCs/>
           <w:rtl/>
         </w:rPr>
-        <w:t xml:space="preserve">Contribution à l'amélioration du lead time de la chaîne logistique en combinant une solution VBA et la business </w:t>
-      </w:r>
-      <w:proofErr w:type="gramStart"/>
-      <w:r>
-        <w:rPr>
-          <w:i/>
-          <w:iCs/>
-          <w:rtl/>
-        </w:rPr>
-        <w:t>intelligence :</w:t>
-      </w:r>
-      <w:proofErr w:type="gramEnd"/>
-      <w:r>
-        <w:rPr>
-          <w:i/>
-          <w:iCs/>
-          <w:rtl/>
-        </w:rPr>
-        <w:t xml:space="preserve"> application Ericsson Algérie</w:t>
+        <w:t>Contribution à l'amélioration du lead time de la chaîne logistique en combinant une solution VBA et la business intelligence : application Ericsson Algérie</w:t>
       </w:r>
       <w:r>
         <w:rPr>
@@ -35163,25 +35220,7 @@
           <w:iCs/>
           <w:rtl/>
         </w:rPr>
-        <w:t xml:space="preserve">Modélisation et optimisation de la gestion de stocks des pièces de </w:t>
-      </w:r>
-      <w:proofErr w:type="gramStart"/>
-      <w:r>
-        <w:rPr>
-          <w:i/>
-          <w:iCs/>
-          <w:rtl/>
-        </w:rPr>
-        <w:t>rechange :</w:t>
-      </w:r>
-      <w:proofErr w:type="gramEnd"/>
-      <w:r>
-        <w:rPr>
-          <w:i/>
-          <w:iCs/>
-          <w:rtl/>
-        </w:rPr>
-        <w:t xml:space="preserve"> application SASACE-Algérie</w:t>
+        <w:t>Modélisation et optimisation de la gestion de stocks des pièces de rechange : application SASACE-Algérie</w:t>
       </w:r>
       <w:r>
         <w:rPr>
@@ -35196,7 +35235,7 @@
         <w:bidi/>
       </w:pPr>
       <w:bookmarkStart w:id="202" w:name="سادساً-مصادر-البيانات-الميدانية"/>
-      <w:bookmarkStart w:id="203" w:name="_Toc231918454"/>
+      <w:bookmarkStart w:id="203" w:name="_Toc231927578"/>
       <w:bookmarkEnd w:id="200"/>
       <w:r>
         <w:rPr>
@@ -35261,7 +35300,7 @@
         <w:bidi/>
       </w:pPr>
       <w:bookmarkStart w:id="204" w:name="سابعاً-المراجع-البرمجية"/>
-      <w:bookmarkStart w:id="205" w:name="_Toc231918455"/>
+      <w:bookmarkStart w:id="205" w:name="_Toc231927579"/>
       <w:bookmarkEnd w:id="202"/>
       <w:r>
         <w:rPr>
@@ -35320,7 +35359,7 @@
         </w:rPr>
         <w:t xml:space="preserve">. </w:t>
       </w:r>
-      <w:hyperlink r:id="rId11">
+      <w:hyperlink r:id="rId10">
         <w:r>
           <w:rPr>
             <w:rStyle w:val="Hyperlink"/>
@@ -35347,7 +35386,7 @@
       <w:r>
         <w:lastRenderedPageBreak/>
         <w:pict w14:anchorId="4CFBA22A">
-          <v:rect id="_x0000_i1060" style="width:0;height:1.5pt" o:hralign="right" o:hrstd="t" o:hr="t"/>
+          <v:rect id="_x0000_i2188" style="width:0;height:1.5pt" o:hralign="right" o:hrstd="t" o:hr="t"/>
         </w:pict>
       </w:r>
     </w:p>
@@ -35357,7 +35396,7 @@
         <w:bidi/>
       </w:pPr>
       <w:bookmarkStart w:id="206" w:name="جدول-المختصرات-والرموز-التقنية"/>
-      <w:bookmarkStart w:id="207" w:name="_Toc231918456"/>
+      <w:bookmarkStart w:id="207" w:name="_Toc231927580"/>
       <w:bookmarkEnd w:id="190"/>
       <w:bookmarkEnd w:id="204"/>
       <w:r>
@@ -35374,11 +35413,13 @@
       <w:pPr>
         <w:bidi/>
         <w:spacing w:before="120" w:after="60"/>
+        <w:keepNext/>
       </w:pPr>
       <w:r>
         <w:rPr>
           <w:b/>
           <w:szCs w:val="24"/>
+          <w:rtl/>
         </w:rPr>
         <w:fldChar w:fldCharType="begin"/>
       </w:r>
@@ -35386,6 +35427,7 @@
         <w:rPr>
           <w:b/>
           <w:szCs w:val="24"/>
+          <w:rtl/>
         </w:rPr>
         <w:instrText xml:space="preserve"> SEQ جدول \* ARABIC \r 11 </w:instrText>
       </w:r>
@@ -35393,15 +35435,17 @@
         <w:rPr>
           <w:b/>
           <w:szCs w:val="24"/>
+          <w:rtl/>
         </w:rPr>
         <w:fldChar w:fldCharType="separate"/>
       </w:r>
-      <w:bookmarkStart w:id="208" w:name="_Toc231918486"/>
+      <w:bookmarkStart w:id="208" w:name="_Toc231927610"/>
       <w:r>
         <w:rPr>
           <w:b/>
           <w:noProof/>
           <w:szCs w:val="24"/>
+          <w:rtl/>
         </w:rPr>
         <w:t>11</w:t>
       </w:r>
@@ -35409,6 +35453,7 @@
         <w:rPr>
           <w:b/>
           <w:szCs w:val="24"/>
+          <w:rtl/>
         </w:rPr>
         <w:fldChar w:fldCharType="end"/>
       </w:r>
@@ -35416,6 +35461,7 @@
         <w:rPr>
           <w:b/>
           <w:szCs w:val="24"/>
+          <w:rtl/>
         </w:rPr>
         <w:t>: جدول المختصرات والرموز التقنية</w:t>
       </w:r>
@@ -37463,7 +37509,7 @@
       </w:pPr>
       <w:r>
         <w:pict w14:anchorId="6C88FAF9">
-          <v:rect id="_x0000_i1061" style="width:0;height:1.5pt" o:hralign="right" o:hrstd="t" o:hr="t"/>
+          <v:rect id="_x0000_i2189" style="width:0;height:1.5pt" o:hralign="right" o:hrstd="t" o:hr="t"/>
         </w:pict>
       </w:r>
     </w:p>
@@ -37473,7 +37519,7 @@
         <w:bidi/>
       </w:pPr>
       <w:bookmarkStart w:id="209" w:name="قائمة-المصطلحات"/>
-      <w:bookmarkStart w:id="210" w:name="_Toc231918457"/>
+      <w:bookmarkStart w:id="210" w:name="_Toc231927581"/>
       <w:bookmarkEnd w:id="206"/>
       <w:r>
         <w:rPr>
@@ -37491,7 +37537,7 @@
         <w:bidi/>
       </w:pPr>
       <w:bookmarkStart w:id="211" w:name="المصطلحات-اللوجستية-والتسييرية"/>
-      <w:bookmarkStart w:id="212" w:name="_Toc231918458"/>
+      <w:bookmarkStart w:id="212" w:name="_Toc231927582"/>
       <w:r>
         <w:rPr>
           <w:rFonts w:ascii="Traditional Arabic" w:hAnsi="Traditional Arabic"/>
@@ -37505,6 +37551,7 @@
       <w:pPr>
         <w:bidi/>
         <w:spacing w:before="120" w:after="60"/>
+        <w:keepNext/>
       </w:pPr>
       <w:r>
         <w:rPr>
@@ -37527,7 +37574,7 @@
         </w:rPr>
         <w:fldChar w:fldCharType="separate"/>
       </w:r>
-      <w:bookmarkStart w:id="213" w:name="_Toc231918487"/>
+      <w:bookmarkStart w:id="213" w:name="_Toc231927611"/>
       <w:r>
         <w:rPr>
           <w:b/>
@@ -40785,7 +40832,7 @@
         <w:bidi/>
       </w:pPr>
       <w:bookmarkStart w:id="214" w:name="مصطلحات-تقنية-النظام"/>
-      <w:bookmarkStart w:id="215" w:name="_Toc231918459"/>
+      <w:bookmarkStart w:id="215" w:name="_Toc231927583"/>
       <w:bookmarkEnd w:id="211"/>
       <w:r>
         <w:rPr>
@@ -40829,6 +40876,7 @@
       <w:pPr>
         <w:bidi/>
         <w:spacing w:before="120" w:after="60"/>
+        <w:keepNext/>
       </w:pPr>
       <w:r>
         <w:rPr>
@@ -40851,7 +40899,7 @@
         </w:rPr>
         <w:fldChar w:fldCharType="separate"/>
       </w:r>
-      <w:bookmarkStart w:id="216" w:name="_Toc231918488"/>
+      <w:bookmarkStart w:id="216" w:name="_Toc231927612"/>
       <w:r>
         <w:rPr>
           <w:b/>
@@ -42396,7 +42444,7 @@
       <w:pPr>
         <w:bidi/>
         <w:sectPr>
-          <w:footerReference w:type="default" r:id="rId12"/>
+          <w:footerReference w:type="default" r:id="rId11"/>
           <w:footnotePr>
             <w:numRestart w:val="eachSect"/>
           </w:footnotePr>
@@ -42413,7 +42461,7 @@
       </w:pPr>
       <w:r>
         <w:pict w14:anchorId="5E111ADE">
-          <v:rect id="_x0000_i1062" style="width:0;height:1.5pt" o:hralign="right" o:hrstd="t" o:hr="t"/>
+          <v:rect id="_x0000_i2190" style="width:0;height:1.5pt" o:hralign="right" o:hrstd="t" o:hr="t"/>
         </w:pict>
       </w:r>
     </w:p>
@@ -42423,7 +42471,7 @@
         <w:bidi/>
       </w:pPr>
       <w:bookmarkStart w:id="217" w:name="الملاحق-annexes"/>
-      <w:bookmarkStart w:id="218" w:name="_Toc231918460"/>
+      <w:bookmarkStart w:id="218" w:name="_Toc231927584"/>
       <w:bookmarkEnd w:id="209"/>
       <w:bookmarkEnd w:id="214"/>
       <w:r>
@@ -42443,7 +42491,7 @@
         <w:bidi/>
       </w:pPr>
       <w:bookmarkStart w:id="219" w:name="الملحق-الأول-هيكل-ملف-النظام"/>
-      <w:bookmarkStart w:id="220" w:name="_Toc231918461"/>
+      <w:bookmarkStart w:id="220" w:name="_Toc231927585"/>
       <w:r>
         <w:rPr>
           <w:rFonts w:ascii="Traditional Arabic" w:hAnsi="Traditional Arabic"/>
@@ -42469,6 +42517,7 @@
       <w:pPr>
         <w:bidi/>
         <w:spacing w:before="120" w:after="60"/>
+        <w:keepNext/>
       </w:pPr>
       <w:r>
         <w:rPr>
@@ -42491,7 +42540,7 @@
         </w:rPr>
         <w:fldChar w:fldCharType="separate"/>
       </w:r>
-      <w:bookmarkStart w:id="221" w:name="_Toc231918489"/>
+      <w:bookmarkStart w:id="221" w:name="_Toc231927613"/>
       <w:r>
         <w:rPr>
           <w:b/>
@@ -43032,7 +43081,7 @@
         <w:bidi/>
       </w:pPr>
       <w:bookmarkStart w:id="222" w:name="الملحق-الثاني-وحدات-vba-الرئيسية"/>
-      <w:bookmarkStart w:id="223" w:name="_Toc231918462"/>
+      <w:bookmarkStart w:id="223" w:name="_Toc231927586"/>
       <w:bookmarkEnd w:id="219"/>
       <w:r>
         <w:rPr>
@@ -43059,6 +43108,7 @@
       <w:pPr>
         <w:bidi/>
         <w:spacing w:before="120" w:after="60"/>
+        <w:keepNext/>
       </w:pPr>
       <w:r>
         <w:rPr>
@@ -43081,7 +43131,7 @@
         </w:rPr>
         <w:fldChar w:fldCharType="separate"/>
       </w:r>
-      <w:bookmarkStart w:id="224" w:name="_Toc231918490"/>
+      <w:bookmarkStart w:id="224" w:name="_Toc231927614"/>
       <w:r>
         <w:rPr>
           <w:b/>
@@ -43802,7 +43852,7 @@
         <w:bidi/>
       </w:pPr>
       <w:bookmarkStart w:id="225" w:name="الملحق-الثالث-بيانات-المخزون-الميدانية"/>
-      <w:bookmarkStart w:id="226" w:name="_Toc231918463"/>
+      <w:bookmarkStart w:id="226" w:name="_Toc231927587"/>
       <w:bookmarkEnd w:id="222"/>
       <w:r>
         <w:rPr>
@@ -43830,6 +43880,7 @@
       <w:pPr>
         <w:bidi/>
         <w:spacing w:before="120" w:after="60"/>
+        <w:keepNext/>
       </w:pPr>
       <w:r>
         <w:rPr>
@@ -43852,7 +43903,7 @@
         </w:rPr>
         <w:fldChar w:fldCharType="separate"/>
       </w:r>
-      <w:bookmarkStart w:id="227" w:name="_Toc231918491"/>
+      <w:bookmarkStart w:id="227" w:name="_Toc231927615"/>
       <w:r>
         <w:rPr>
           <w:b/>
@@ -45772,7 +45823,7 @@
         <w:bidi/>
       </w:pPr>
       <w:bookmarkStart w:id="228" w:name="الملحق-الرابع-نماذج-الوثائق-الإدارية"/>
-      <w:bookmarkStart w:id="229" w:name="_Toc231918464"/>
+      <w:bookmarkStart w:id="229" w:name="_Toc231927588"/>
       <w:bookmarkEnd w:id="225"/>
       <w:r>
         <w:rPr>
@@ -45896,7 +45947,7 @@
         <w:bidi/>
       </w:pPr>
       <w:bookmarkStart w:id="230" w:name="X2ba466c7822f1b4b8d4c28ae81ff579f1d28271"/>
-      <w:bookmarkStart w:id="231" w:name="_Toc231918465"/>
+      <w:bookmarkStart w:id="231" w:name="_Toc231927589"/>
       <w:bookmarkEnd w:id="228"/>
       <w:r>
         <w:rPr>
@@ -45924,6 +45975,7 @@
       <w:pPr>
         <w:bidi/>
         <w:spacing w:before="120" w:after="60"/>
+        <w:keepNext/>
       </w:pPr>
       <w:r>
         <w:rPr>
@@ -45946,7 +45998,7 @@
         </w:rPr>
         <w:fldChar w:fldCharType="separate"/>
       </w:r>
-      <w:bookmarkStart w:id="232" w:name="_Toc231918492"/>
+      <w:bookmarkStart w:id="232" w:name="_Toc231927616"/>
       <w:r>
         <w:rPr>
           <w:b/>
@@ -46292,7 +46344,7 @@
         <w:bidi/>
         <w:jc w:val="both"/>
       </w:pPr>
-      <w:bookmarkStart w:id="235" w:name="_Toc231918466"/>
+      <w:bookmarkStart w:id="235" w:name="_Toc231927590"/>
       <w:r>
         <w:rPr>
           <w:rFonts w:ascii="Traditional Arabic" w:hAnsi="Traditional Arabic"/>
@@ -46310,7 +46362,7 @@
         <w:jc w:val="both"/>
       </w:pPr>
       <w:bookmarkStart w:id="236" w:name="X6cd5d7ea679d76d20534900303c2e6d9b9d4296"/>
-      <w:bookmarkStart w:id="237" w:name="_Toc231918467"/>
+      <w:bookmarkStart w:id="237" w:name="_Toc231927591"/>
       <w:r>
         <w:rPr>
           <w:rtl/>
@@ -46349,6 +46401,7 @@
       <w:pPr>
         <w:bidi/>
         <w:spacing w:before="120" w:after="60"/>
+        <w:keepNext/>
       </w:pPr>
       <w:r>
         <w:rPr>
@@ -46371,7 +46424,7 @@
         </w:rPr>
         <w:fldChar w:fldCharType="separate"/>
       </w:r>
-      <w:bookmarkStart w:id="238" w:name="_Toc231918493"/>
+      <w:bookmarkStart w:id="238" w:name="_Toc231927617"/>
       <w:r>
         <w:rPr>
           <w:b/>
@@ -46857,27 +46910,7 @@
                 <w:szCs w:val="24"/>
                 <w:rtl/>
               </w:rPr>
-              <w:t xml:space="preserve">تصنيف الأصناف </w:t>
-            </w:r>
-            <w:proofErr w:type="gramStart"/>
-            <w:r>
-              <w:rPr>
-                <w:color w:val="000000"/>
-                <w:sz w:val="24"/>
-                <w:szCs w:val="24"/>
-                <w:rtl/>
-              </w:rPr>
-              <w:t>الـ12</w:t>
-            </w:r>
-            <w:proofErr w:type="gramEnd"/>
-            <w:r>
-              <w:rPr>
-                <w:color w:val="000000"/>
-                <w:sz w:val="24"/>
-                <w:szCs w:val="24"/>
-                <w:rtl/>
-              </w:rPr>
-              <w:t xml:space="preserve"> حسب القيمة والاستهلاك</w:t>
+              <w:t>تصنيف الأصناف الـ12 حسب القيمة والاستهلاك</w:t>
             </w:r>
           </w:p>
         </w:tc>
@@ -47083,7 +47116,7 @@
         <w:bidi/>
         <w:jc w:val="left"/>
       </w:pPr>
-      <w:bookmarkStart w:id="240" w:name="_Toc231918468"/>
+      <w:bookmarkStart w:id="240" w:name="_Toc231927592"/>
       <w:r>
         <w:rPr>
           <w:bCs/>
@@ -47116,6 +47149,7 @@
       <w:pPr>
         <w:bidi/>
         <w:spacing w:before="120" w:after="60"/>
+        <w:keepNext/>
       </w:pPr>
       <w:r>
         <w:rPr>
@@ -47138,7 +47172,7 @@
         </w:rPr>
         <w:fldChar w:fldCharType="separate"/>
       </w:r>
-      <w:bookmarkStart w:id="241" w:name="_Toc231918494"/>
+      <w:bookmarkStart w:id="241" w:name="_Toc231927618"/>
       <w:r>
         <w:rPr>
           <w:b/>
@@ -47724,7 +47758,7 @@
         <w:jc w:val="left"/>
       </w:pPr>
       <w:bookmarkStart w:id="242" w:name="X7949e38dfeee031d40a3845bffddbded954d8c2"/>
-      <w:bookmarkStart w:id="243" w:name="_Toc231918469"/>
+      <w:bookmarkStart w:id="243" w:name="_Toc231927593"/>
       <w:bookmarkEnd w:id="239"/>
       <w:r>
         <w:rPr>
@@ -47780,6 +47814,7 @@
       <w:pPr>
         <w:bidi/>
         <w:spacing w:before="120" w:after="60"/>
+        <w:keepNext/>
       </w:pPr>
       <w:r>
         <w:rPr>
@@ -47802,7 +47837,7 @@
         </w:rPr>
         <w:fldChar w:fldCharType="separate"/>
       </w:r>
-      <w:bookmarkStart w:id="245" w:name="_Toc231918495"/>
+      <w:bookmarkStart w:id="245" w:name="_Toc231927619"/>
       <w:r>
         <w:rPr>
           <w:b/>
@@ -48486,6 +48521,7 @@
       <w:pPr>
         <w:bidi/>
         <w:spacing w:before="120" w:after="60"/>
+        <w:keepNext/>
       </w:pPr>
       <w:r>
         <w:rPr>
@@ -48508,7 +48544,7 @@
         </w:rPr>
         <w:fldChar w:fldCharType="separate"/>
       </w:r>
-      <w:bookmarkStart w:id="247" w:name="_Toc231918496"/>
+      <w:bookmarkStart w:id="247" w:name="_Toc231927620"/>
       <w:r>
         <w:rPr>
           <w:b/>
@@ -49032,7 +49068,7 @@
         <w:jc w:val="left"/>
       </w:pPr>
       <w:bookmarkStart w:id="249" w:name="X89856c4efd70ea1a4a458cec842f03c0ef8db67"/>
-      <w:bookmarkStart w:id="250" w:name="_Toc231918470"/>
+      <w:bookmarkStart w:id="250" w:name="_Toc231927594"/>
       <w:bookmarkEnd w:id="242"/>
       <w:bookmarkEnd w:id="248"/>
       <w:r>
@@ -49060,6 +49096,7 @@
       <w:pPr>
         <w:bidi/>
         <w:spacing w:before="120" w:after="60"/>
+        <w:keepNext/>
       </w:pPr>
       <w:r>
         <w:rPr>
@@ -49082,7 +49119,7 @@
         </w:rPr>
         <w:fldChar w:fldCharType="separate"/>
       </w:r>
-      <w:bookmarkStart w:id="251" w:name="_Toc231918497"/>
+      <w:bookmarkStart w:id="251" w:name="_Toc231927621"/>
       <w:r>
         <w:rPr>
           <w:b/>
@@ -49950,7 +49987,7 @@
         <w:jc w:val="left"/>
       </w:pPr>
       <w:bookmarkStart w:id="252" w:name="Xe2082c638c1aaa57a592a6d8ad8842af276c4cd"/>
-      <w:bookmarkStart w:id="253" w:name="_Toc231918471"/>
+      <w:bookmarkStart w:id="253" w:name="_Toc231927595"/>
       <w:bookmarkEnd w:id="249"/>
       <w:r>
         <w:rPr>
@@ -49977,6 +50014,7 @@
       <w:pPr>
         <w:bidi/>
         <w:spacing w:before="120" w:after="60"/>
+        <w:keepNext/>
       </w:pPr>
       <w:r>
         <w:rPr>
@@ -49999,7 +50037,7 @@
         </w:rPr>
         <w:fldChar w:fldCharType="separate"/>
       </w:r>
-      <w:bookmarkStart w:id="255" w:name="_Toc231918498"/>
+      <w:bookmarkStart w:id="255" w:name="_Toc231927622"/>
       <w:r>
         <w:rPr>
           <w:b/>
@@ -50908,7 +50946,7 @@
         <w:jc w:val="left"/>
       </w:pPr>
       <w:bookmarkStart w:id="257" w:name="X52d3f0d99e86f9bf8a8724d9f76540428c8bf06"/>
-      <w:bookmarkStart w:id="258" w:name="_Toc231918472"/>
+      <w:bookmarkStart w:id="258" w:name="_Toc231927596"/>
       <w:bookmarkEnd w:id="252"/>
       <w:bookmarkEnd w:id="256"/>
       <w:r>
@@ -50949,6 +50987,7 @@
       <w:pPr>
         <w:bidi/>
         <w:spacing w:before="120" w:after="60"/>
+        <w:keepNext/>
       </w:pPr>
       <w:r>
         <w:rPr>
@@ -50971,7 +51010,7 @@
         </w:rPr>
         <w:fldChar w:fldCharType="separate"/>
       </w:r>
-      <w:bookmarkStart w:id="259" w:name="_Toc231918499"/>
+      <w:bookmarkStart w:id="259" w:name="_Toc231927623"/>
       <w:r>
         <w:rPr>
           <w:b/>
@@ -51422,7 +51461,7 @@
         <w:bidi/>
         <w:jc w:val="both"/>
       </w:pPr>
-      <w:bookmarkStart w:id="261" w:name="_Toc231918473"/>
+      <w:bookmarkStart w:id="261" w:name="_Toc231927597"/>
       <w:r>
         <w:rPr>
           <w:rtl/>
@@ -51464,6 +51503,7 @@
         <w:bidi/>
         <w:spacing w:before="120" w:after="60"/>
         <w:jc w:val="both"/>
+        <w:keepNext/>
       </w:pPr>
       <w:r>
         <w:rPr>
@@ -51486,7 +51526,7 @@
         </w:rPr>
         <w:fldChar w:fldCharType="separate"/>
       </w:r>
-      <w:bookmarkStart w:id="262" w:name="_Toc231918500"/>
+      <w:bookmarkStart w:id="262" w:name="_Toc231927624"/>
       <w:r>
         <w:rPr>
           <w:b/>
@@ -52240,7 +52280,7 @@
         <w:jc w:val="left"/>
       </w:pPr>
       <w:bookmarkStart w:id="263" w:name="Xb8fc668a935d0df083bb43fd8199169a90b1733"/>
-      <w:bookmarkStart w:id="264" w:name="_Toc231918474"/>
+      <w:bookmarkStart w:id="264" w:name="_Toc231927598"/>
       <w:bookmarkEnd w:id="260"/>
       <w:r>
         <w:rPr>
@@ -52254,6 +52294,7 @@
       <w:pPr>
         <w:bidi/>
         <w:spacing w:before="120" w:after="60"/>
+        <w:keepNext/>
       </w:pPr>
       <w:r>
         <w:rPr>
@@ -52276,7 +52317,7 @@
         </w:rPr>
         <w:fldChar w:fldCharType="separate"/>
       </w:r>
-      <w:bookmarkStart w:id="265" w:name="_Toc231918501"/>
+      <w:bookmarkStart w:id="265" w:name="_Toc231927625"/>
       <w:r>
         <w:rPr>
           <w:b/>
@@ -53173,7 +53214,7 @@
         <w:bidi/>
         <w:jc w:val="left"/>
       </w:pPr>
-      <w:bookmarkStart w:id="267" w:name="_Toc231918475"/>
+      <w:bookmarkStart w:id="267" w:name="_Toc231927599"/>
       <w:r>
         <w:rPr>
           <w:rtl/>
@@ -53368,7 +53409,7 @@
       </w:pPr>
       <w:r>
         <w:pict w14:anchorId="51408C97">
-          <v:rect id="_x0000_i1063" style="width:0;height:1.5pt" o:hralign="right" o:hrstd="t" o:hr="t"/>
+          <v:rect id="_x0000_i2191" style="width:0;height:1.5pt" o:hralign="right" o:hrstd="t" o:hr="t"/>
         </w:pict>
       </w:r>
     </w:p>
@@ -53412,7 +53453,7 @@
       </w:pPr>
     </w:p>
     <w:sectPr>
-      <w:footerReference w:type="default" r:id="rId13"/>
+      <w:footerReference w:type="default" r:id="rId12"/>
       <w:footnotePr>
         <w:numRestart w:val="eachSect"/>
       </w:footnotePr>
@@ -53460,7 +53501,43 @@
   <w:p>
     <w:pPr>
       <w:pStyle w:val="Footer"/>
+      <w:jc w:val="center"/>
     </w:pPr>
+    <w:r>
+      <w:rPr>
+        <w:sz w:val="18"/>
+        <w:szCs w:val="18"/>
+      </w:rPr>
+      <w:fldChar w:fldCharType="begin"/>
+    </w:r>
+    <w:r>
+      <w:rPr>
+        <w:sz w:val="18"/>
+        <w:szCs w:val="18"/>
+      </w:rPr>
+      <w:instrText xml:space="preserve"> PAGE </w:instrText>
+    </w:r>
+    <w:r>
+      <w:rPr>
+        <w:sz w:val="18"/>
+        <w:szCs w:val="18"/>
+      </w:rPr>
+      <w:fldChar w:fldCharType="separate"/>
+    </w:r>
+    <w:r>
+      <w:rPr>
+        <w:sz w:val="18"/>
+        <w:szCs w:val="18"/>
+      </w:rPr>
+      <w:t xml:space="preserve"> </w:t>
+    </w:r>
+    <w:r>
+      <w:rPr>
+        <w:sz w:val="18"/>
+        <w:szCs w:val="18"/>
+      </w:rPr>
+      <w:fldChar w:fldCharType="end"/>
+    </w:r>
   </w:p>
 </w:ftr>
 </file>
@@ -53557,52 +53634,6 @@
 </w:ftr>
 </file>
 
-<file path=word/footer4.xml><?xml version="1.0" encoding="utf-8"?>
-<w:ftr xmlns:wpc="http://schemas.microsoft.com/office/word/2010/wordprocessingCanvas" xmlns:cx="http://schemas.microsoft.com/office/drawing/2014/chartex" xmlns:cx1="http://schemas.microsoft.com/office/drawing/2015/9/8/chartex" xmlns:cx2="http://schemas.microsoft.com/office/drawing/2015/10/21/chartex" xmlns:cx3="http://schemas.microsoft.com/office/drawing/2016/5/9/chartex" xmlns:cx4="http://schemas.microsoft.com/office/drawing/2016/5/10/chartex" xmlns:cx5="http://schemas.microsoft.com/office/drawing/2016/5/11/chartex" xmlns:cx6="http://schemas.microsoft.com/office/drawing/2016/5/12/chartex" xmlns:cx7="http://schemas.microsoft.com/office/drawing/2016/5/13/chartex" xmlns:cx8="http://schemas.microsoft.com/office/drawing/2016/5/14/chartex" xmlns:mc="http://schemas.openxmlformats.org/markup-compatibility/2006" xmlns:aink="http://schemas.microsoft.com/office/drawing/2016/ink" xmlns:am3d="http://schemas.microsoft.com/office/drawing/2017/model3d" xmlns:o="urn:schemas-microsoft-com:office:office" xmlns:r="http://schemas.openxmlformats.org/officeDocument/2006/relationships" xmlns:m="http://schemas.openxmlformats.org/officeDocument/2006/math" xmlns:v="urn:schemas-microsoft-com:vml" xmlns:wp14="http://schemas.microsoft.com/office/word/2010/wordprocessingDrawing" xmlns:wp="http://schemas.openxmlformats.org/drawingml/2006/wordprocessingDrawing" xmlns:w10="urn:schemas-microsoft-com:office:word" xmlns:w="http://schemas.openxmlformats.org/wordprocessingml/2006/main" xmlns:w14="http://schemas.microsoft.com/office/word/2010/wordml" xmlns:w15="http://schemas.microsoft.com/office/word/2012/wordml" xmlns:w16cid="http://schemas.microsoft.com/office/word/2016/wordml/cid" xmlns:w16se="http://schemas.microsoft.com/office/word/2015/wordml/symex" xmlns:wpg="http://schemas.microsoft.com/office/word/2010/wordprocessingGroup" xmlns:wpi="http://schemas.microsoft.com/office/word/2010/wordprocessingInk" xmlns:wne="http://schemas.microsoft.com/office/word/2006/wordml" xmlns:wps="http://schemas.microsoft.com/office/word/2010/wordprocessingShape" mc:Ignorable="w14 w15 w16se w16cid wp14">
-  <w:p>
-    <w:pPr>
-      <w:pStyle w:val="Footer"/>
-      <w:jc w:val="center"/>
-    </w:pPr>
-    <w:r>
-      <w:rPr>
-        <w:sz w:val="18"/>
-        <w:szCs w:val="18"/>
-      </w:rPr>
-      <w:fldChar w:fldCharType="begin"/>
-    </w:r>
-    <w:r>
-      <w:rPr>
-        <w:sz w:val="18"/>
-        <w:szCs w:val="18"/>
-      </w:rPr>
-      <w:instrText xml:space="preserve"> PAGE </w:instrText>
-    </w:r>
-    <w:r>
-      <w:rPr>
-        <w:sz w:val="18"/>
-        <w:szCs w:val="18"/>
-      </w:rPr>
-      <w:fldChar w:fldCharType="separate"/>
-    </w:r>
-    <w:r>
-      <w:rPr>
-        <w:sz w:val="18"/>
-        <w:szCs w:val="18"/>
-      </w:rPr>
-      <w:t xml:space="preserve"> </w:t>
-    </w:r>
-    <w:r>
-      <w:rPr>
-        <w:sz w:val="18"/>
-        <w:szCs w:val="18"/>
-      </w:rPr>
-      <w:fldChar w:fldCharType="end"/>
-    </w:r>
-  </w:p>
-</w:ftr>
-</file>
-
 <file path=word/footnotes.xml><?xml version="1.0" encoding="utf-8"?>
 <w:footnotes xmlns:wpc="http://schemas.microsoft.com/office/word/2010/wordprocessingCanvas" xmlns:cx="http://schemas.microsoft.com/office/drawing/2014/chartex" xmlns:cx1="http://schemas.microsoft.com/office/drawing/2015/9/8/chartex" xmlns:cx2="http://schemas.microsoft.com/office/drawing/2015/10/21/chartex" xmlns:cx3="http://schemas.microsoft.com/office/drawing/2016/5/9/chartex" xmlns:cx4="http://schemas.microsoft.com/office/drawing/2016/5/10/chartex" xmlns:cx5="http://schemas.microsoft.com/office/drawing/2016/5/11/chartex" xmlns:cx6="http://schemas.microsoft.com/office/drawing/2016/5/12/chartex" xmlns:cx7="http://schemas.microsoft.com/office/drawing/2016/5/13/chartex" xmlns:cx8="http://schemas.microsoft.com/office/drawing/2016/5/14/chartex" xmlns:mc="http://schemas.openxmlformats.org/markup-compatibility/2006" xmlns:aink="http://schemas.microsoft.com/office/drawing/2016/ink" xmlns:am3d="http://schemas.microsoft.com/office/drawing/2017/model3d" xmlns:o="urn:schemas-microsoft-com:office:office" xmlns:r="http://schemas.openxmlformats.org/officeDocument/2006/relationships" xmlns:m="http://schemas.openxmlformats.org/officeDocument/2006/math" xmlns:v="urn:schemas-microsoft-com:vml" xmlns:wp14="http://schemas.microsoft.com/office/word/2010/wordprocessingDrawing" xmlns:wp="http://schemas.openxmlformats.org/drawingml/2006/wordprocessingDrawing" xmlns:w10="urn:schemas-microsoft-com:office:word" xmlns:w="http://schemas.openxmlformats.org/wordprocessingml/2006/main" xmlns:w14="http://schemas.microsoft.com/office/word/2010/wordml" xmlns:w15="http://schemas.microsoft.com/office/word/2012/wordml" xmlns:w16cid="http://schemas.microsoft.com/office/word/2016/wordml/cid" xmlns:w16se="http://schemas.microsoft.com/office/word/2015/wordml/symex" xmlns:wpg="http://schemas.microsoft.com/office/word/2010/wordprocessingGroup" xmlns:wpi="http://schemas.microsoft.com/office/word/2010/wordprocessingInk" xmlns:wne="http://schemas.microsoft.com/office/word/2006/wordml" xmlns:wps="http://schemas.microsoft.com/office/word/2010/wordprocessingShape" mc:Ignorable="w14 w15 w16se w16cid wp14">
   <w:footnote w:type="separator" w:id="-1">
@@ -53890,35 +53921,66 @@
           <w:iCs/>
           <w:rtl/>
         </w:rPr>
-        <w:t xml:space="preserve">Modélisation et optimisation de la gestion de stocks des pièces de </w:t>
-      </w:r>
-      <w:proofErr w:type="gramStart"/>
+        <w:t>Modélisation et optimisation de la gestion de stocks des pièces de rechange : application SASACE-Algérie</w:t>
+      </w:r>
+      <w:r>
+        <w:rPr>
+          <w:rtl/>
+        </w:rPr>
+        <w:t>, Mémoire PFE, École Nationale Polytechnique d'Alger, 2015, p. 34.</w:t>
+      </w:r>
+    </w:p>
+  </w:footnote>
+  <w:footnote w:id="9">
+    <w:p>
+      <w:pPr>
+        <w:pStyle w:val="FootnoteText"/>
+        <w:bidi/>
+        <w:jc w:val="right"/>
+      </w:pPr>
+      <w:r>
+        <w:rPr>
+          <w:rStyle w:val="FootnoteReference"/>
+        </w:rPr>
+        <w:footnoteRef/>
+      </w:r>
+      <w:r>
+        <w:rPr>
+          <w:rtl/>
+        </w:rPr>
+        <w:t xml:space="preserve"> راجع: E. A. Silver, D. F. Pyke &amp; D. J. Thomas, </w:t>
+      </w:r>
       <w:r>
         <w:rPr>
           <w:i/>
           <w:iCs/>
           <w:rtl/>
         </w:rPr>
-        <w:t>rechange :</w:t>
-      </w:r>
-      <w:proofErr w:type="gramEnd"/>
+        <w:t>Inventory and Production Management in Supply Chains</w:t>
+      </w:r>
+      <w:r>
+        <w:rPr>
+          <w:rtl/>
+        </w:rPr>
+        <w:t xml:space="preserve">, 4th ed., Springer, 2017, p. 74. وكذلك: P. H. Zipkin, </w:t>
+      </w:r>
       <w:r>
         <w:rPr>
           <w:i/>
           <w:iCs/>
           <w:rtl/>
         </w:rPr>
-        <w:t xml:space="preserve"> application SASACE-Algérie</w:t>
-      </w:r>
-      <w:r>
-        <w:rPr>
-          <w:rtl/>
-        </w:rPr>
-        <w:t>, Mémoire PFE, École Nationale Polytechnique d'Alger, 2015, p. 34.</w:t>
+        <w:t>Foundations of Inventory Management</w:t>
+      </w:r>
+      <w:r>
+        <w:rPr>
+          <w:rtl/>
+        </w:rPr>
+        <w:t>, McGraw-Hill, 2000, p. 52.</w:t>
       </w:r>
     </w:p>
   </w:footnote>
-  <w:footnote w:id="9">
+  <w:footnote w:id="10">
     <w:p>
       <w:pPr>
         <w:pStyle w:val="FootnoteText"/>
@@ -53935,7 +53997,7 @@
         <w:rPr>
           <w:rtl/>
         </w:rPr>
-        <w:t xml:space="preserve"> راجع: E. A. Silver, D. F. Pyke &amp; D. J. Thomas, </w:t>
+        <w:t xml:space="preserve"> راجع: T. E. Vollmann, W. L. Berry, D. C. Whybark &amp; F. R. Jacobs, </w:t>
       </w:r>
       <w:r>
         <w:rPr>
@@ -53943,13 +54005,34 @@
           <w:iCs/>
           <w:rtl/>
         </w:rPr>
-        <w:t>Inventory and Production Management in Supply Chains</w:t>
-      </w:r>
-      <w:r>
-        <w:rPr>
-          <w:rtl/>
-        </w:rPr>
-        <w:t xml:space="preserve">, 4th ed., Springer, 2017, p. 74. وكذلك: P. H. Zipkin, </w:t>
+        <w:t>Manufacturing Planning and Control for Supply Chain Management</w:t>
+      </w:r>
+      <w:r>
+        <w:rPr>
+          <w:rtl/>
+        </w:rPr>
+        <w:t>, 5th ed., McGraw-Hill, 2005, p. 3.</w:t>
+      </w:r>
+    </w:p>
+  </w:footnote>
+  <w:footnote w:id="11">
+    <w:p>
+      <w:pPr>
+        <w:pStyle w:val="FootnoteText"/>
+        <w:bidi/>
+        <w:jc w:val="right"/>
+      </w:pPr>
+      <w:r>
+        <w:rPr>
+          <w:rStyle w:val="FootnoteReference"/>
+        </w:rPr>
+        <w:footnoteRef/>
+      </w:r>
+      <w:r>
+        <w:rPr>
+          <w:rtl/>
+        </w:rPr>
+        <w:t xml:space="preserve"> راجع: R. H. Wilson, "A Scientific Routine for Stock Control", </w:t>
       </w:r>
       <w:r>
         <w:rPr>
@@ -53957,34 +54040,13 @@
           <w:iCs/>
           <w:rtl/>
         </w:rPr>
-        <w:t>Foundations of Inventory Management</w:t>
-      </w:r>
-      <w:r>
-        <w:rPr>
-          <w:rtl/>
-        </w:rPr>
-        <w:t>, McGraw-Hill, 2000, p. 52.</w:t>
-      </w:r>
-    </w:p>
-  </w:footnote>
-  <w:footnote w:id="10">
-    <w:p>
-      <w:pPr>
-        <w:pStyle w:val="FootnoteText"/>
-        <w:bidi/>
-        <w:jc w:val="right"/>
-      </w:pPr>
-      <w:r>
-        <w:rPr>
-          <w:rStyle w:val="FootnoteReference"/>
-        </w:rPr>
-        <w:footnoteRef/>
-      </w:r>
-      <w:r>
-        <w:rPr>
-          <w:rtl/>
-        </w:rPr>
-        <w:t xml:space="preserve"> راجع: T. E. Vollmann, W. L. Berry, D. C. Whybark &amp; F. R. Jacobs, </w:t>
+        <w:t>Harvard Business Review</w:t>
+      </w:r>
+      <w:r>
+        <w:rPr>
+          <w:rtl/>
+        </w:rPr>
+        <w:t xml:space="preserve">, Vol. 13, N° 1, 1934, p. 120. وكذلك: F. W. Harris, "How Many Parts to Make at Once", </w:t>
       </w:r>
       <w:r>
         <w:rPr>
@@ -53992,17 +54054,17 @@
           <w:iCs/>
           <w:rtl/>
         </w:rPr>
-        <w:t>Manufacturing Planning and Control for Supply Chain Management</w:t>
-      </w:r>
-      <w:r>
-        <w:rPr>
-          <w:rtl/>
-        </w:rPr>
-        <w:t>, 5th ed., McGraw-Hill, 2005, p. 3.</w:t>
+        <w:t>Factory, The Magazine of Management</w:t>
+      </w:r>
+      <w:r>
+        <w:rPr>
+          <w:rtl/>
+        </w:rPr>
+        <w:t>, Vol. 10, N° 2, 1913, p. 136.</w:t>
       </w:r>
     </w:p>
   </w:footnote>
-  <w:footnote w:id="11">
+  <w:footnote w:id="12">
     <w:p>
       <w:pPr>
         <w:pStyle w:val="FootnoteText"/>
@@ -54019,7 +54081,7 @@
         <w:rPr>
           <w:rtl/>
         </w:rPr>
-        <w:t xml:space="preserve"> راجع: R. H. Wilson, "A Scientific Routine for Stock Control", </w:t>
+        <w:t xml:space="preserve"> راجع: E. A. Silver, D. F. Pyke &amp; D. J. Thomas, </w:t>
       </w:r>
       <w:r>
         <w:rPr>
@@ -54027,13 +54089,235 @@
           <w:iCs/>
           <w:rtl/>
         </w:rPr>
-        <w:t>Harvard Business Review</w:t>
-      </w:r>
-      <w:r>
-        <w:rPr>
-          <w:rtl/>
-        </w:rPr>
-        <w:t xml:space="preserve">, Vol. 13, N° 1, 1934, p. 120. وكذلك: F. W. Harris, "How Many Parts to Make at Once", </w:t>
+        <w:t>Inventory and Production Management in Supply Chains</w:t>
+      </w:r>
+      <w:r>
+        <w:rPr>
+          <w:rtl/>
+        </w:rPr>
+        <w:t>, 4th ed., Springer, 2017, p. 74.</w:t>
+      </w:r>
+    </w:p>
+  </w:footnote>
+  <w:footnote w:id="13">
+    <w:p>
+      <w:pPr>
+        <w:pStyle w:val="FootnoteText"/>
+        <w:bidi/>
+        <w:jc w:val="right"/>
+      </w:pPr>
+      <w:r>
+        <w:rPr>
+          <w:rStyle w:val="FootnoteReference"/>
+        </w:rPr>
+        <w:footnoteRef/>
+      </w:r>
+      <w:r>
+        <w:rPr>
+          <w:rtl/>
+        </w:rPr>
+        <w:t xml:space="preserve"> راجع: مديرية التربية لولاية البيض — مصلحة المخازن، السجلات السنوية لحركة المخزون، وثائق داخلية غير منشورة، 2025. ومديرية التربية لولاية البيض — مصلحة الميزانية، بيانات تكاليف الطلب والاحتفاظ، وثائق داخلية غير منشورة، 2025.</w:t>
+      </w:r>
+    </w:p>
+  </w:footnote>
+  <w:footnote w:id="14">
+    <w:p>
+      <w:pPr>
+        <w:pStyle w:val="FootnoteText"/>
+        <w:bidi/>
+        <w:jc w:val="right"/>
+      </w:pPr>
+      <w:r>
+        <w:rPr>
+          <w:rStyle w:val="FootnoteReference"/>
+        </w:rPr>
+        <w:footnoteRef/>
+      </w:r>
+      <w:r>
+        <w:t xml:space="preserve"> راجع: Chopra, S., &amp; Meindl, P.. (2019). *Supply Chain Management: Strategy, Planning, and Operation* (7th ed.). Pearson.</w:t>
+      </w:r>
+    </w:p>
+  </w:footnote>
+  <w:footnote w:id="15">
+    <w:p>
+      <w:pPr>
+        <w:pStyle w:val="FootnoteText"/>
+        <w:bidi/>
+        <w:jc w:val="right"/>
+      </w:pPr>
+      <w:r>
+        <w:rPr>
+          <w:rStyle w:val="FootnoteReference"/>
+        </w:rPr>
+        <w:footnoteRef/>
+      </w:r>
+      <w:r>
+        <w:t xml:space="preserve"> راجع: Cooper, M. C., Lambert, D. M., &amp; Pagh, J. D.. (1997). Supply Chain Management: More Than a New Name for Logistics. *The International Journal of Logistics Management*, 8(1), 1--14.</w:t>
+      </w:r>
+    </w:p>
+  </w:footnote>
+  <w:footnote w:id="16">
+    <w:p>
+      <w:pPr>
+        <w:pStyle w:val="FootnoteText"/>
+        <w:bidi/>
+        <w:jc w:val="right"/>
+      </w:pPr>
+      <w:r>
+        <w:rPr>
+          <w:rStyle w:val="FootnoteReference"/>
+        </w:rPr>
+        <w:footnoteRef/>
+      </w:r>
+      <w:r>
+        <w:t xml:space="preserve"> راجع: Lambert, D. M., &amp; Stock, J. R.. (1993). *Strategic Logistics Management* (3rd ed.). Irwin.</w:t>
+      </w:r>
+    </w:p>
+  </w:footnote>
+  <w:footnote w:id="17">
+    <w:p>
+      <w:pPr>
+        <w:pStyle w:val="FootnoteText"/>
+        <w:bidi/>
+        <w:jc w:val="right"/>
+      </w:pPr>
+      <w:r>
+        <w:rPr>
+          <w:rStyle w:val="FootnoteReference"/>
+        </w:rPr>
+        <w:footnoteRef/>
+      </w:r>
+      <w:r>
+        <w:t xml:space="preserve"> راجع: Harris, F. W.. (1913). How Many Parts to Make at Once. *Factory, The Magazine of Management*, 10(2), 135--136, 152.</w:t>
+      </w:r>
+    </w:p>
+  </w:footnote>
+  <w:footnote w:id="18">
+    <w:p>
+      <w:pPr>
+        <w:pStyle w:val="FootnoteText"/>
+        <w:bidi/>
+        <w:jc w:val="right"/>
+      </w:pPr>
+      <w:r>
+        <w:rPr>
+          <w:rStyle w:val="FootnoteReference"/>
+        </w:rPr>
+        <w:footnoteRef/>
+      </w:r>
+      <w:r>
+        <w:t xml:space="preserve"> راجع: Silver, E. A., Pyke, D. F., &amp; Thomas, D. J.. (2017). *Inventory and Production Management in Supply Chains* (4th ed.). Springer.</w:t>
+      </w:r>
+    </w:p>
+  </w:footnote>
+  <w:footnote w:id="19">
+    <w:p>
+      <w:pPr>
+        <w:pStyle w:val="FootnoteText"/>
+        <w:bidi/>
+        <w:jc w:val="right"/>
+      </w:pPr>
+      <w:r>
+        <w:rPr>
+          <w:rStyle w:val="FootnoteReference"/>
+        </w:rPr>
+        <w:footnoteRef/>
+      </w:r>
+      <w:r>
+        <w:t xml:space="preserve"> راجع: Stock, J. R., &amp; Lambert, D. M.. (2001). *Strategic Logistics Management* (4th ed.). McGraw-Hill.</w:t>
+      </w:r>
+    </w:p>
+  </w:footnote>
+  <w:footnote w:id="20">
+    <w:p>
+      <w:pPr>
+        <w:pStyle w:val="FootnoteText"/>
+        <w:bidi/>
+        <w:jc w:val="right"/>
+      </w:pPr>
+      <w:r>
+        <w:rPr>
+          <w:rStyle w:val="FootnoteReference"/>
+        </w:rPr>
+        <w:footnoteRef/>
+      </w:r>
+      <w:r>
+        <w:t xml:space="preserve"> راجع: Van Weele, A. J.. (2010). *Purchasing and Supply Chain Management: Analysis, Strategy, Planning and Practice* (5th ed.). Cengage Learning.</w:t>
+      </w:r>
+    </w:p>
+  </w:footnote>
+  <w:footnote w:id="21">
+    <w:p>
+      <w:pPr>
+        <w:pStyle w:val="FootnoteText"/>
+        <w:bidi/>
+        <w:jc w:val="right"/>
+      </w:pPr>
+      <w:r>
+        <w:rPr>
+          <w:rStyle w:val="FootnoteReference"/>
+        </w:rPr>
+        <w:footnoteRef/>
+      </w:r>
+      <w:r>
+        <w:t xml:space="preserve"> راجع: Vollmann, T. E., Berry, W. L., Whybark, D. C., &amp; Jacobs, F. R.. (2005). *Manufacturing Planning and Control for Supply Chain Management* (5th ed.). McGraw-Hill.</w:t>
+      </w:r>
+    </w:p>
+  </w:footnote>
+  <w:footnote w:id="22">
+    <w:p>
+      <w:pPr>
+        <w:pStyle w:val="FootnoteText"/>
+        <w:bidi/>
+        <w:jc w:val="right"/>
+      </w:pPr>
+      <w:r>
+        <w:rPr>
+          <w:rStyle w:val="FootnoteReference"/>
+        </w:rPr>
+        <w:footnoteRef/>
+      </w:r>
+      <w:r>
+        <w:t xml:space="preserve"> راجع: Wilson, R. H.. (1934). A Scientific Routine for Stock Control. *Harvard Business Review*, 13(1), 116--128.</w:t>
+      </w:r>
+    </w:p>
+  </w:footnote>
+  <w:footnote w:id="23">
+    <w:p>
+      <w:pPr>
+        <w:pStyle w:val="FootnoteText"/>
+        <w:bidi/>
+        <w:jc w:val="right"/>
+      </w:pPr>
+      <w:r>
+        <w:rPr>
+          <w:rStyle w:val="FootnoteReference"/>
+        </w:rPr>
+        <w:footnoteRef/>
+      </w:r>
+      <w:r>
+        <w:t xml:space="preserve"> راجع: Zipkin, P. H.. (2000). *Foundations of Inventory Management*. McGraw-Hill.</w:t>
+      </w:r>
+    </w:p>
+  </w:footnote>
+  <w:footnote w:id="24">
+    <w:p>
+      <w:pPr>
+        <w:pStyle w:val="FootnoteText"/>
+        <w:bidi/>
+        <w:jc w:val="right"/>
+      </w:pPr>
+      <w:r>
+        <w:rPr>
+          <w:rStyle w:val="FootnoteReference"/>
+        </w:rPr>
+        <w:footnoteRef/>
+      </w:r>
+      <w:r>
+        <w:rPr>
+          <w:rtl/>
+        </w:rPr>
+        <w:t xml:space="preserve"> راجع: الجمهورية الجزائرية الديمقراطية الشعبية، المرسوم التنفيذي رقم 20-270 المتعلق بتنظيم الميزانية والمحاسبة العمومية، </w:t>
       </w:r>
       <w:r>
         <w:rPr>
@@ -54041,17 +54325,17 @@
           <w:iCs/>
           <w:rtl/>
         </w:rPr>
-        <w:t>Factory, The Magazine of Management</w:t>
-      </w:r>
-      <w:r>
-        <w:rPr>
-          <w:rtl/>
-        </w:rPr>
-        <w:t>, Vol. 10, N° 2, 1913, p. 136.</w:t>
+        <w:t>الجريدة الرسمية</w:t>
+      </w:r>
+      <w:r>
+        <w:rPr>
+          <w:rtl/>
+        </w:rPr>
+        <w:t>، 2020.</w:t>
       </w:r>
     </w:p>
   </w:footnote>
-  <w:footnote w:id="12">
+  <w:footnote w:id="25">
     <w:p>
       <w:pPr>
         <w:pStyle w:val="FootnoteText"/>
@@ -54068,7 +54352,118 @@
         <w:rPr>
           <w:rtl/>
         </w:rPr>
-        <w:t xml:space="preserve"> راجع: E. A. Silver, D. F. Pyke &amp; D. J. Thomas, </w:t>
+        <w:t xml:space="preserve"> راجع: وزارة المالية ووزارة التربية الوطنية، المنشور الوزاري المشترك المتعلق بتسيير المستودعات في المؤسسات التربوية، وثيقة داخلية، 2023.</w:t>
+      </w:r>
+    </w:p>
+  </w:footnote>
+  <w:footnote w:id="26">
+    <w:p>
+      <w:pPr>
+        <w:pStyle w:val="FootnoteText"/>
+        <w:bidi/>
+        <w:jc w:val="right"/>
+      </w:pPr>
+      <w:r>
+        <w:rPr>
+          <w:rStyle w:val="FootnoteReference"/>
+        </w:rPr>
+        <w:footnoteRef/>
+      </w:r>
+      <w:r>
+        <w:t xml:space="preserve"> راجع: الجمهورية الجزائرية الديمقراطية الشعبية.. (2003). الأمر رقم 03-07 المؤرخ في 19 جمادى الأولى 1424 الموافق 19 يوليو 2003 المتعلق ببراءات الاختراع. *الجريدة الرسمية*.</w:t>
+      </w:r>
+    </w:p>
+  </w:footnote>
+  <w:footnote w:id="27">
+    <w:p>
+      <w:pPr>
+        <w:pStyle w:val="FootnoteText"/>
+        <w:bidi/>
+        <w:jc w:val="right"/>
+      </w:pPr>
+      <w:r>
+        <w:rPr>
+          <w:rStyle w:val="FootnoteReference"/>
+        </w:rPr>
+        <w:footnoteRef/>
+      </w:r>
+      <w:r>
+        <w:t xml:space="preserve"> راجع: الجمهورية الجزائرية الديمقراطية الشعبية.. (2003). الأمر رقم 03-05 المؤرخ في 19 جمادى الأولى 1424 الموافق 19 يوليو 2003 المتعلق بحقوق المؤلف والحقوق المجاورة. *الجريدة الرسمية*.</w:t>
+      </w:r>
+    </w:p>
+  </w:footnote>
+  <w:footnote w:id="28">
+    <w:p>
+      <w:pPr>
+        <w:pStyle w:val="FootnoteText"/>
+        <w:bidi/>
+        <w:jc w:val="right"/>
+      </w:pPr>
+      <w:r>
+        <w:rPr>
+          <w:rStyle w:val="FootnoteReference"/>
+        </w:rPr>
+        <w:footnoteRef/>
+      </w:r>
+      <w:r>
+        <w:t xml:space="preserve"> راجع: الجمهورية الجزائرية الديمقراطية الشعبية.. (2015). المرسوم الرئاسي رقم 15-247 المؤرخ في 16 سبتمبر 2015 المتعلق بتنظيم الصفقات العمومية وتسييرها. *الجريدة الرسمية*.</w:t>
+      </w:r>
+    </w:p>
+  </w:footnote>
+  <w:footnote w:id="29">
+    <w:p>
+      <w:pPr>
+        <w:pStyle w:val="FootnoteText"/>
+        <w:bidi/>
+        <w:jc w:val="right"/>
+      </w:pPr>
+      <w:r>
+        <w:rPr>
+          <w:rStyle w:val="FootnoteReference"/>
+        </w:rPr>
+        <w:footnoteRef/>
+      </w:r>
+      <w:r>
+        <w:t xml:space="preserve"> راجع: الجمهورية الجزائرية الديمقراطية الشعبية.. (2020). المرسوم التنفيذي رقم 20-270 المتعلق بتنظيم الميزانية والمحاسبة العمومية. *الجريدة الرسمية*.</w:t>
+      </w:r>
+    </w:p>
+  </w:footnote>
+  <w:footnote w:id="30">
+    <w:p>
+      <w:pPr>
+        <w:pStyle w:val="FootnoteText"/>
+        <w:bidi/>
+        <w:jc w:val="right"/>
+      </w:pPr>
+      <w:r>
+        <w:rPr>
+          <w:rStyle w:val="FootnoteReference"/>
+        </w:rPr>
+        <w:footnoteRef/>
+      </w:r>
+      <w:r>
+        <w:t xml:space="preserve"> راجع: وزارة المالية ووزارة التربية الوطنية.. (2023). المنشور الوزاري المشترك المتعلق بتسيير المستودعات في المؤسسات التربوية. وثيقة داخلية.</w:t>
+      </w:r>
+    </w:p>
+  </w:footnote>
+  <w:footnote w:id="31">
+    <w:p>
+      <w:pPr>
+        <w:pStyle w:val="FootnoteText"/>
+        <w:bidi/>
+        <w:jc w:val="right"/>
+      </w:pPr>
+      <w:r>
+        <w:rPr>
+          <w:rStyle w:val="FootnoteReference"/>
+        </w:rPr>
+        <w:footnoteRef/>
+      </w:r>
+      <w:r>
+        <w:rPr>
+          <w:rtl/>
+        </w:rPr>
+        <w:t xml:space="preserve"> راجع: A. Sebti, </w:t>
       </w:r>
       <w:r>
         <w:rPr>
@@ -54076,17 +54471,17 @@
           <w:iCs/>
           <w:rtl/>
         </w:rPr>
-        <w:t>Inventory and Production Management in Supply Chains</w:t>
-      </w:r>
-      <w:r>
-        <w:rPr>
-          <w:rtl/>
-        </w:rPr>
-        <w:t>, 4th ed., Springer, 2017, p. 74.</w:t>
+        <w:t>Élaboration d'un outil d'aide à la décision pour la gestion des stocks basé sur l'étude prévisionnelle</w:t>
+      </w:r>
+      <w:r>
+        <w:rPr>
+          <w:rtl/>
+        </w:rPr>
+        <w:t>, Mémoire PFE, École Nationale Polytechnique d'Alger, 1993, p. 12.</w:t>
       </w:r>
     </w:p>
   </w:footnote>
-  <w:footnote w:id="13">
+  <w:footnote w:id="32">
     <w:p>
       <w:pPr>
         <w:pStyle w:val="FootnoteText"/>
@@ -54103,288 +54498,7 @@
         <w:rPr>
           <w:rtl/>
         </w:rPr>
-        <w:t xml:space="preserve"> راجع: مديرية التربية لولاية البيض — مصلحة المخازن، السجلات السنوية لحركة المخزون، وثائق داخلية غير منشورة، 2025. ومديرية التربية لولاية البيض — مصلحة الميزانية، بيانات تكاليف الطلب والاحتفاظ، وثائق داخلية غير منشورة، 2025.</w:t>
-      </w:r>
-    </w:p>
-  </w:footnote>
-  <w:footnote w:id="14">
-    <w:p>
-      <w:pPr>
-        <w:pStyle w:val="FootnoteText"/>
-        <w:bidi/>
-        <w:jc w:val="right"/>
-      </w:pPr>
-      <w:r>
-        <w:rPr>
-          <w:rStyle w:val="FootnoteReference"/>
-        </w:rPr>
-        <w:footnoteRef/>
-      </w:r>
-      <w:r>
-        <w:t xml:space="preserve"> راجع: Chopra, S., &amp; Meindl, </w:t>
-      </w:r>
-      <w:proofErr w:type="gramStart"/>
-      <w:r>
-        <w:t>P..</w:t>
-      </w:r>
-      <w:proofErr w:type="gramEnd"/>
-      <w:r>
-        <w:t xml:space="preserve"> (2019). *Supply Chain Management: Strategy, Planning, and Operation* (7th ed.). Pearson.</w:t>
-      </w:r>
-    </w:p>
-  </w:footnote>
-  <w:footnote w:id="15">
-    <w:p>
-      <w:pPr>
-        <w:pStyle w:val="FootnoteText"/>
-        <w:bidi/>
-        <w:jc w:val="right"/>
-      </w:pPr>
-      <w:r>
-        <w:rPr>
-          <w:rStyle w:val="FootnoteReference"/>
-        </w:rPr>
-        <w:footnoteRef/>
-      </w:r>
-      <w:r>
-        <w:t xml:space="preserve"> راجع: Cooper, M. C., Lambert, D. M., &amp; Pagh, J. </w:t>
-      </w:r>
-      <w:proofErr w:type="gramStart"/>
-      <w:r>
-        <w:t>D..</w:t>
-      </w:r>
-      <w:proofErr w:type="gramEnd"/>
-      <w:r>
-        <w:t xml:space="preserve"> (1997). Supply Chain Management: More Than a New Name for Logistics. *The International Journal of Logistics Management*, 8(1), 1--14.</w:t>
-      </w:r>
-    </w:p>
-  </w:footnote>
-  <w:footnote w:id="16">
-    <w:p>
-      <w:pPr>
-        <w:pStyle w:val="FootnoteText"/>
-        <w:bidi/>
-        <w:jc w:val="right"/>
-      </w:pPr>
-      <w:r>
-        <w:rPr>
-          <w:rStyle w:val="FootnoteReference"/>
-        </w:rPr>
-        <w:footnoteRef/>
-      </w:r>
-      <w:r>
-        <w:t xml:space="preserve"> راجع: Lambert, D. M., &amp; Stock, J. </w:t>
-      </w:r>
-      <w:proofErr w:type="gramStart"/>
-      <w:r>
-        <w:t>R..</w:t>
-      </w:r>
-      <w:proofErr w:type="gramEnd"/>
-      <w:r>
-        <w:t xml:space="preserve"> (1993). *Strategic Logistics Management* (3rd ed.). Irwin.</w:t>
-      </w:r>
-    </w:p>
-  </w:footnote>
-  <w:footnote w:id="17">
-    <w:p>
-      <w:pPr>
-        <w:pStyle w:val="FootnoteText"/>
-        <w:bidi/>
-        <w:jc w:val="right"/>
-      </w:pPr>
-      <w:r>
-        <w:rPr>
-          <w:rStyle w:val="FootnoteReference"/>
-        </w:rPr>
-        <w:footnoteRef/>
-      </w:r>
-      <w:r>
-        <w:t xml:space="preserve"> راجع: Harris, F. </w:t>
-      </w:r>
-      <w:proofErr w:type="gramStart"/>
-      <w:r>
-        <w:t>W..</w:t>
-      </w:r>
-      <w:proofErr w:type="gramEnd"/>
-      <w:r>
-        <w:t xml:space="preserve"> (1913). How Many Parts to Make at Once. *Factory, The Magazine of Management*, 10(2), 135--136, 152.</w:t>
-      </w:r>
-    </w:p>
-  </w:footnote>
-  <w:footnote w:id="18">
-    <w:p>
-      <w:pPr>
-        <w:pStyle w:val="FootnoteText"/>
-        <w:bidi/>
-        <w:jc w:val="right"/>
-      </w:pPr>
-      <w:r>
-        <w:rPr>
-          <w:rStyle w:val="FootnoteReference"/>
-        </w:rPr>
-        <w:footnoteRef/>
-      </w:r>
-      <w:r>
-        <w:t xml:space="preserve"> راجع: Silver, E. A., Pyke, D. F., &amp; Thomas, D. </w:t>
-      </w:r>
-      <w:proofErr w:type="gramStart"/>
-      <w:r>
-        <w:t>J..</w:t>
-      </w:r>
-      <w:proofErr w:type="gramEnd"/>
-      <w:r>
-        <w:t xml:space="preserve"> (2017). *Inventory and Production Management in Supply Chains* (4th ed.). Springer.</w:t>
-      </w:r>
-    </w:p>
-  </w:footnote>
-  <w:footnote w:id="19">
-    <w:p>
-      <w:pPr>
-        <w:pStyle w:val="FootnoteText"/>
-        <w:bidi/>
-        <w:jc w:val="right"/>
-      </w:pPr>
-      <w:r>
-        <w:rPr>
-          <w:rStyle w:val="FootnoteReference"/>
-        </w:rPr>
-        <w:footnoteRef/>
-      </w:r>
-      <w:r>
-        <w:t xml:space="preserve"> راجع: Stock, J. R., &amp; Lambert, D. </w:t>
-      </w:r>
-      <w:proofErr w:type="gramStart"/>
-      <w:r>
-        <w:t>M..</w:t>
-      </w:r>
-      <w:proofErr w:type="gramEnd"/>
-      <w:r>
-        <w:t xml:space="preserve"> (2001). *Strategic Logistics Management* (4th ed.). McGraw-Hill.</w:t>
-      </w:r>
-    </w:p>
-  </w:footnote>
-  <w:footnote w:id="20">
-    <w:p>
-      <w:pPr>
-        <w:pStyle w:val="FootnoteText"/>
-        <w:bidi/>
-        <w:jc w:val="right"/>
-      </w:pPr>
-      <w:r>
-        <w:rPr>
-          <w:rStyle w:val="FootnoteReference"/>
-        </w:rPr>
-        <w:footnoteRef/>
-      </w:r>
-      <w:r>
-        <w:t xml:space="preserve"> راجع: Van Weele, A. </w:t>
-      </w:r>
-      <w:proofErr w:type="gramStart"/>
-      <w:r>
-        <w:t>J..</w:t>
-      </w:r>
-      <w:proofErr w:type="gramEnd"/>
-      <w:r>
-        <w:t xml:space="preserve"> (2010). *Purchasing and Supply Chain Management: Analysis, Strategy, Planning and Practice* (5th ed.). Cengage Learning.</w:t>
-      </w:r>
-    </w:p>
-  </w:footnote>
-  <w:footnote w:id="21">
-    <w:p>
-      <w:pPr>
-        <w:pStyle w:val="FootnoteText"/>
-        <w:bidi/>
-        <w:jc w:val="right"/>
-      </w:pPr>
-      <w:r>
-        <w:rPr>
-          <w:rStyle w:val="FootnoteReference"/>
-        </w:rPr>
-        <w:footnoteRef/>
-      </w:r>
-      <w:r>
-        <w:t xml:space="preserve"> راجع: Vollmann, T. E., Berry, W. L., Whybark, D. C., &amp; Jacobs, F. </w:t>
-      </w:r>
-      <w:proofErr w:type="gramStart"/>
-      <w:r>
-        <w:t>R..</w:t>
-      </w:r>
-      <w:proofErr w:type="gramEnd"/>
-      <w:r>
-        <w:t xml:space="preserve"> (2005). *Manufacturing Planning and Control for Supply Chain Management* (5th ed.). McGraw-Hill.</w:t>
-      </w:r>
-    </w:p>
-  </w:footnote>
-  <w:footnote w:id="22">
-    <w:p>
-      <w:pPr>
-        <w:pStyle w:val="FootnoteText"/>
-        <w:bidi/>
-        <w:jc w:val="right"/>
-      </w:pPr>
-      <w:r>
-        <w:rPr>
-          <w:rStyle w:val="FootnoteReference"/>
-        </w:rPr>
-        <w:footnoteRef/>
-      </w:r>
-      <w:r>
-        <w:t xml:space="preserve"> راجع: Wilson, R. </w:t>
-      </w:r>
-      <w:proofErr w:type="gramStart"/>
-      <w:r>
-        <w:t>H..</w:t>
-      </w:r>
-      <w:proofErr w:type="gramEnd"/>
-      <w:r>
-        <w:t xml:space="preserve"> (1934). A Scientific Routine for Stock Control. *Harvard Business Review*, 13(1), 116--128.</w:t>
-      </w:r>
-    </w:p>
-  </w:footnote>
-  <w:footnote w:id="23">
-    <w:p>
-      <w:pPr>
-        <w:pStyle w:val="FootnoteText"/>
-        <w:bidi/>
-        <w:jc w:val="right"/>
-      </w:pPr>
-      <w:r>
-        <w:rPr>
-          <w:rStyle w:val="FootnoteReference"/>
-        </w:rPr>
-        <w:footnoteRef/>
-      </w:r>
-      <w:r>
-        <w:t xml:space="preserve"> راجع: Zipkin, P. </w:t>
-      </w:r>
-      <w:proofErr w:type="gramStart"/>
-      <w:r>
-        <w:t>H..</w:t>
-      </w:r>
-      <w:proofErr w:type="gramEnd"/>
-      <w:r>
-        <w:t xml:space="preserve"> (2000). *Foundations of Inventory Management*. McGraw-Hill.</w:t>
-      </w:r>
-    </w:p>
-  </w:footnote>
-  <w:footnote w:id="24">
-    <w:p>
-      <w:pPr>
-        <w:pStyle w:val="FootnoteText"/>
-        <w:bidi/>
-        <w:jc w:val="right"/>
-      </w:pPr>
-      <w:r>
-        <w:rPr>
-          <w:rStyle w:val="FootnoteReference"/>
-        </w:rPr>
-        <w:footnoteRef/>
-      </w:r>
-      <w:r>
-        <w:rPr>
-          <w:rtl/>
-        </w:rPr>
-        <w:t xml:space="preserve"> راجع: الجمهورية الجزائرية الديمقراطية الشعبية، المرسوم التنفيذي رقم 20-270 المتعلق بتنظيم الميزانية والمحاسبة العمومية، </w:t>
+        <w:t xml:space="preserve"> راجع: A. Yahi, </w:t>
       </w:r>
       <w:r>
         <w:rPr>
@@ -54392,17 +54506,17 @@
           <w:iCs/>
           <w:rtl/>
         </w:rPr>
-        <w:t>الجريدة الرسمية</w:t>
-      </w:r>
-      <w:r>
-        <w:rPr>
-          <w:rtl/>
-        </w:rPr>
-        <w:t>، 2020.</w:t>
+        <w:t>Élaboration d'un logiciel de gestion de stocks de pièces de rechange</w:t>
+      </w:r>
+      <w:r>
+        <w:rPr>
+          <w:rtl/>
+        </w:rPr>
+        <w:t>, Mémoire PFE, École Nationale Polytechnique d'Alger, 1992, p. 8.</w:t>
       </w:r>
     </w:p>
   </w:footnote>
-  <w:footnote w:id="25">
+  <w:footnote w:id="33">
     <w:p>
       <w:pPr>
         <w:pStyle w:val="FootnoteText"/>
@@ -54419,158 +54533,7 @@
         <w:rPr>
           <w:rtl/>
         </w:rPr>
-        <w:t xml:space="preserve"> راجع: وزارة المالية ووزارة التربية الوطنية، المنشور الوزاري المشترك المتعلق بتسيير المستودعات في المؤسسات التربوية، وثيقة داخلية، 2023.</w:t>
-      </w:r>
-    </w:p>
-  </w:footnote>
-  <w:footnote w:id="26">
-    <w:p>
-      <w:pPr>
-        <w:pStyle w:val="FootnoteText"/>
-        <w:bidi/>
-        <w:jc w:val="right"/>
-      </w:pPr>
-      <w:r>
-        <w:rPr>
-          <w:rStyle w:val="FootnoteReference"/>
-        </w:rPr>
-        <w:footnoteRef/>
-      </w:r>
-      <w:r>
-        <w:t xml:space="preserve"> راجع: الجمهورية الجزائرية الديمقراطية </w:t>
-      </w:r>
-      <w:proofErr w:type="gramStart"/>
-      <w:r>
-        <w:t>الشعبية..</w:t>
-      </w:r>
-      <w:proofErr w:type="gramEnd"/>
-      <w:r>
-        <w:t xml:space="preserve"> (2003). الأمر رقم 03-07 المؤرخ في 19 جمادى الأولى 1424 الموافق 19 يوليو 2003 المتعلق ببراءات الاختراع. *الجريدة الرسمية*.</w:t>
-      </w:r>
-    </w:p>
-  </w:footnote>
-  <w:footnote w:id="27">
-    <w:p>
-      <w:pPr>
-        <w:pStyle w:val="FootnoteText"/>
-        <w:bidi/>
-        <w:jc w:val="right"/>
-      </w:pPr>
-      <w:r>
-        <w:rPr>
-          <w:rStyle w:val="FootnoteReference"/>
-        </w:rPr>
-        <w:footnoteRef/>
-      </w:r>
-      <w:r>
-        <w:t xml:space="preserve"> راجع: الجمهورية الجزائرية الديمقراطية </w:t>
-      </w:r>
-      <w:proofErr w:type="gramStart"/>
-      <w:r>
-        <w:t>الشعبية..</w:t>
-      </w:r>
-      <w:proofErr w:type="gramEnd"/>
-      <w:r>
-        <w:t xml:space="preserve"> (2003). الأمر رقم 03-05 المؤرخ في 19 جمادى الأولى 1424 الموافق 19 يوليو 2003 المتعلق بحقوق المؤلف والحقوق المجاورة. *الجريدة الرسمية*.</w:t>
-      </w:r>
-    </w:p>
-  </w:footnote>
-  <w:footnote w:id="28">
-    <w:p>
-      <w:pPr>
-        <w:pStyle w:val="FootnoteText"/>
-        <w:bidi/>
-        <w:jc w:val="right"/>
-      </w:pPr>
-      <w:r>
-        <w:rPr>
-          <w:rStyle w:val="FootnoteReference"/>
-        </w:rPr>
-        <w:footnoteRef/>
-      </w:r>
-      <w:r>
-        <w:t xml:space="preserve"> راجع: الجمهورية الجزائرية الديمقراطية </w:t>
-      </w:r>
-      <w:proofErr w:type="gramStart"/>
-      <w:r>
-        <w:t>الشعبية..</w:t>
-      </w:r>
-      <w:proofErr w:type="gramEnd"/>
-      <w:r>
-        <w:t xml:space="preserve"> (2015). المرسوم الرئاسي رقم 15-247 المؤرخ في 16 سبتمبر 2015 المتعلق بتنظيم الصفقات العمومية وتسييرها. *الجريدة الرسمية*.</w:t>
-      </w:r>
-    </w:p>
-  </w:footnote>
-  <w:footnote w:id="29">
-    <w:p>
-      <w:pPr>
-        <w:pStyle w:val="FootnoteText"/>
-        <w:bidi/>
-        <w:jc w:val="right"/>
-      </w:pPr>
-      <w:r>
-        <w:rPr>
-          <w:rStyle w:val="FootnoteReference"/>
-        </w:rPr>
-        <w:footnoteRef/>
-      </w:r>
-      <w:r>
-        <w:t xml:space="preserve"> راجع: الجمهورية الجزائرية الديمقراطية </w:t>
-      </w:r>
-      <w:proofErr w:type="gramStart"/>
-      <w:r>
-        <w:t>الشعبية..</w:t>
-      </w:r>
-      <w:proofErr w:type="gramEnd"/>
-      <w:r>
-        <w:t xml:space="preserve"> (2020). المرسوم التنفيذي رقم 20-270 المتعلق بتنظيم الميزانية والمحاسبة العمومية. *الجريدة الرسمية*.</w:t>
-      </w:r>
-    </w:p>
-  </w:footnote>
-  <w:footnote w:id="30">
-    <w:p>
-      <w:pPr>
-        <w:pStyle w:val="FootnoteText"/>
-        <w:bidi/>
-        <w:jc w:val="right"/>
-      </w:pPr>
-      <w:r>
-        <w:rPr>
-          <w:rStyle w:val="FootnoteReference"/>
-        </w:rPr>
-        <w:footnoteRef/>
-      </w:r>
-      <w:r>
-        <w:t xml:space="preserve"> راجع: وزارة المالية ووزارة التربية </w:t>
-      </w:r>
-      <w:proofErr w:type="gramStart"/>
-      <w:r>
-        <w:t>الوطنية..</w:t>
-      </w:r>
-      <w:proofErr w:type="gramEnd"/>
-      <w:r>
-        <w:t xml:space="preserve"> (2023). المنشور الوزاري المشترك المتعلق بتسيير المستودعات في المؤسسات التربوية. وثيقة داخلية.</w:t>
-      </w:r>
-    </w:p>
-  </w:footnote>
-  <w:footnote w:id="31">
-    <w:p>
-      <w:pPr>
-        <w:pStyle w:val="FootnoteText"/>
-        <w:bidi/>
-        <w:jc w:val="right"/>
-      </w:pPr>
-      <w:r>
-        <w:rPr>
-          <w:rStyle w:val="FootnoteReference"/>
-        </w:rPr>
-        <w:footnoteRef/>
-      </w:r>
-      <w:r>
-        <w:rPr>
-          <w:rtl/>
-        </w:rPr>
-        <w:t xml:space="preserve"> راجع: A. Sebti, </w:t>
+        <w:t xml:space="preserve"> راجع: M. Bouchahlata, </w:t>
       </w:r>
       <w:r>
         <w:rPr>
@@ -54578,17 +54541,17 @@
           <w:iCs/>
           <w:rtl/>
         </w:rPr>
-        <w:t>Élaboration d'un outil d'aide à la décision pour la gestion des stocks basé sur l'étude prévisionnelle</w:t>
-      </w:r>
-      <w:r>
-        <w:rPr>
-          <w:rtl/>
-        </w:rPr>
-        <w:t>, Mémoire PFE, École Nationale Polytechnique d'Alger, 1993, p. 12.</w:t>
+        <w:t>Contribution à l'amélioration du lead time de la chaîne logistique en combinant une solution VBA et la business intelligence : application Ericsson Algérie</w:t>
+      </w:r>
+      <w:r>
+        <w:rPr>
+          <w:rtl/>
+        </w:rPr>
+        <w:t>, Mémoire PFE, École Nationale Polytechnique d'Alger, 2021, p. 45.</w:t>
       </w:r>
     </w:p>
   </w:footnote>
-  <w:footnote w:id="32">
+  <w:footnote w:id="34">
     <w:p>
       <w:pPr>
         <w:pStyle w:val="FootnoteText"/>
@@ -54605,7 +54568,7 @@
         <w:rPr>
           <w:rtl/>
         </w:rPr>
-        <w:t xml:space="preserve"> راجع: A. Yahi, </w:t>
+        <w:t xml:space="preserve"> راجع: Microsoft Corporation, </w:t>
       </w:r>
       <w:r>
         <w:rPr>
@@ -54613,17 +54576,17 @@
           <w:iCs/>
           <w:rtl/>
         </w:rPr>
-        <w:t>Élaboration d'un logiciel de gestion de stocks de pièces de rechange</w:t>
-      </w:r>
-      <w:r>
-        <w:rPr>
-          <w:rtl/>
-        </w:rPr>
-        <w:t>, Mémoire PFE, École Nationale Polytechnique d'Alger, 1992, p. 8.</w:t>
+        <w:t>VBA Reference — Visual Basic for Applications</w:t>
+      </w:r>
+      <w:r>
+        <w:rPr>
+          <w:rtl/>
+        </w:rPr>
+        <w:t>, Microsoft Docs, 2023.</w:t>
       </w:r>
     </w:p>
   </w:footnote>
-  <w:footnote w:id="33">
+  <w:footnote w:id="35">
     <w:p>
       <w:pPr>
         <w:pStyle w:val="FootnoteText"/>
@@ -54640,7 +54603,7 @@
         <w:rPr>
           <w:rtl/>
         </w:rPr>
-        <w:t xml:space="preserve"> راجع: M. Bouchahlata, </w:t>
+        <w:t xml:space="preserve"> راجع: Microsoft Corporation, </w:t>
       </w:r>
       <w:r>
         <w:rPr>
@@ -54648,94 +54611,6 @@
           <w:iCs/>
           <w:rtl/>
         </w:rPr>
-        <w:t xml:space="preserve">Contribution à l'amélioration du lead time de la chaîne logistique en combinant une solution VBA et la business </w:t>
-      </w:r>
-      <w:proofErr w:type="gramStart"/>
-      <w:r>
-        <w:rPr>
-          <w:i/>
-          <w:iCs/>
-          <w:rtl/>
-        </w:rPr>
-        <w:t>intelligence :</w:t>
-      </w:r>
-      <w:proofErr w:type="gramEnd"/>
-      <w:r>
-        <w:rPr>
-          <w:i/>
-          <w:iCs/>
-          <w:rtl/>
-        </w:rPr>
-        <w:t xml:space="preserve"> application Ericsson Algérie</w:t>
-      </w:r>
-      <w:r>
-        <w:rPr>
-          <w:rtl/>
-        </w:rPr>
-        <w:t>, Mémoire PFE, École Nationale Polytechnique d'Alger, 2021, p. 45.</w:t>
-      </w:r>
-    </w:p>
-  </w:footnote>
-  <w:footnote w:id="34">
-    <w:p>
-      <w:pPr>
-        <w:pStyle w:val="FootnoteText"/>
-        <w:bidi/>
-        <w:jc w:val="right"/>
-      </w:pPr>
-      <w:r>
-        <w:rPr>
-          <w:rStyle w:val="FootnoteReference"/>
-        </w:rPr>
-        <w:footnoteRef/>
-      </w:r>
-      <w:r>
-        <w:rPr>
-          <w:rtl/>
-        </w:rPr>
-        <w:t xml:space="preserve"> راجع: Microsoft Corporation, </w:t>
-      </w:r>
-      <w:r>
-        <w:rPr>
-          <w:i/>
-          <w:iCs/>
-          <w:rtl/>
-        </w:rPr>
-        <w:t>VBA Reference — Visual Basic for Applications</w:t>
-      </w:r>
-      <w:r>
-        <w:rPr>
-          <w:rtl/>
-        </w:rPr>
-        <w:t>, Microsoft Docs, 2023.</w:t>
-      </w:r>
-    </w:p>
-  </w:footnote>
-  <w:footnote w:id="35">
-    <w:p>
-      <w:pPr>
-        <w:pStyle w:val="FootnoteText"/>
-        <w:bidi/>
-        <w:jc w:val="right"/>
-      </w:pPr>
-      <w:r>
-        <w:rPr>
-          <w:rStyle w:val="FootnoteReference"/>
-        </w:rPr>
-        <w:footnoteRef/>
-      </w:r>
-      <w:r>
-        <w:rPr>
-          <w:rtl/>
-        </w:rPr>
-        <w:t xml:space="preserve"> راجع: Microsoft Corporation, </w:t>
-      </w:r>
-      <w:r>
-        <w:rPr>
-          <w:i/>
-          <w:iCs/>
-          <w:rtl/>
-        </w:rPr>
         <w:t>Excel Object Model Overview</w:t>
       </w:r>
       <w:r>
@@ -54778,15 +54653,7 @@
         <w:footnoteRef/>
       </w:r>
       <w:r>
-        <w:t xml:space="preserve"> راجع: Microsoft </w:t>
-      </w:r>
-      <w:proofErr w:type="gramStart"/>
-      <w:r>
-        <w:t>Corporation..</w:t>
-      </w:r>
-      <w:proofErr w:type="gramEnd"/>
-      <w:r>
-        <w:t xml:space="preserve"> (2023). VBA Reference --- Visual Basic for Applications. *Microsoft Docs*.</w:t>
+        <w:t xml:space="preserve"> راجع: Microsoft Corporation.. (2023). VBA Reference --- Visual Basic for Applications. *Microsoft Docs*.</w:t>
       </w:r>
     </w:p>
   </w:footnote>
@@ -54804,15 +54671,7 @@
         <w:footnoteRef/>
       </w:r>
       <w:r>
-        <w:t xml:space="preserve"> راجع: Microsoft </w:t>
-      </w:r>
-      <w:proofErr w:type="gramStart"/>
-      <w:r>
-        <w:t>Corporation..</w:t>
-      </w:r>
-      <w:proofErr w:type="gramEnd"/>
-      <w:r>
-        <w:t xml:space="preserve"> (2019). Excel Object Model Overview. *Microsoft Docs*.</w:t>
+        <w:t xml:space="preserve"> راجع: Microsoft Corporation.. (2019). Excel Object Model Overview. *Microsoft Docs*.</w:t>
       </w:r>
     </w:p>
   </w:footnote>
@@ -54851,23 +54710,7 @@
         <w:footnoteRef/>
       </w:r>
       <w:r>
-        <w:t xml:space="preserve"> راجع: Bouchahlata, </w:t>
-      </w:r>
-      <w:proofErr w:type="gramStart"/>
-      <w:r>
-        <w:t>M..</w:t>
-      </w:r>
-      <w:proofErr w:type="gramEnd"/>
-      <w:r>
-        <w:t xml:space="preserve"> (2021). *Contribution à l'amélioration du lead time de la chaîne logistique en combinant une solution VBA et la business </w:t>
-      </w:r>
-      <w:proofErr w:type="gramStart"/>
-      <w:r>
-        <w:t>intelligence :</w:t>
-      </w:r>
-      <w:proofErr w:type="gramEnd"/>
-      <w:r>
-        <w:t xml:space="preserve"> application Ericsson Algérie*. </w:t>
+        <w:t xml:space="preserve"> راجع: Bouchahlata, M.. (2021). *Contribution à l'amélioration du lead time de la chaîne logistique en combinant une solution VBA et la business intelligence : application Ericsson Algérie*. </w:t>
       </w:r>
       <w:r>
         <w:rPr>
@@ -54906,21 +54749,7 @@
         <w:rPr>
           <w:lang w:val="fr-FR"/>
         </w:rPr>
-        <w:t xml:space="preserve">: Sebti, </w:t>
-      </w:r>
-      <w:proofErr w:type="gramStart"/>
-      <w:r>
-        <w:rPr>
-          <w:lang w:val="fr-FR"/>
-        </w:rPr>
-        <w:t>A..</w:t>
-      </w:r>
-      <w:proofErr w:type="gramEnd"/>
-      <w:r>
-        <w:rPr>
-          <w:lang w:val="fr-FR"/>
-        </w:rPr>
-        <w:t xml:space="preserve"> (1993). *Élaboration d'un outil d'aide à la décision pour la gestion des stocks basé sur l'étude prévisionnelle*. Mémoire de Projet de Fin d'Études, École Nationale Polytechnique d'Alger.</w:t>
+        <w:t>: Sebti, A.. (1993). *Élaboration d'un outil d'aide à la décision pour la gestion des stocks basé sur l'étude prévisionnelle*. Mémoire de Projet de Fin d'Études, École Nationale Polytechnique d'Alger.</w:t>
       </w:r>
     </w:p>
   </w:footnote>
@@ -54953,21 +54782,7 @@
         <w:rPr>
           <w:lang w:val="fr-FR"/>
         </w:rPr>
-        <w:t xml:space="preserve">: Yahi, </w:t>
-      </w:r>
-      <w:proofErr w:type="gramStart"/>
-      <w:r>
-        <w:rPr>
-          <w:lang w:val="fr-FR"/>
-        </w:rPr>
-        <w:t>A..</w:t>
-      </w:r>
-      <w:proofErr w:type="gramEnd"/>
-      <w:r>
-        <w:rPr>
-          <w:lang w:val="fr-FR"/>
-        </w:rPr>
-        <w:t xml:space="preserve"> (1992). *Élaboration d'un logiciel de gestion de stocks de pièces de rechange*. Mémoire de Projet de Fin d'Études, École Nationale Polytechnique d'Alger.</w:t>
+        <w:t>: Yahi, A.. (1992). *Élaboration d'un logiciel de gestion de stocks de pièces de rechange*. Mémoire de Projet de Fin d'Études, École Nationale Polytechnique d'Alger.</w:t>
       </w:r>
     </w:p>
   </w:footnote>
@@ -54988,15 +54803,7 @@
         <w:footnoteRef/>
       </w:r>
       <w:r>
-        <w:t xml:space="preserve"> راجع: Belhadi, M. E. </w:t>
-      </w:r>
-      <w:proofErr w:type="gramStart"/>
-      <w:r>
-        <w:t>A..</w:t>
-      </w:r>
-      <w:proofErr w:type="gramEnd"/>
-      <w:r>
-        <w:t xml:space="preserve"> </w:t>
+        <w:t xml:space="preserve"> راجع: Belhadi, M. E. A.. </w:t>
       </w:r>
       <w:r>
         <w:rPr>
@@ -55020,15 +54827,7 @@
         <w:footnoteRef/>
       </w:r>
       <w:r>
-        <w:t xml:space="preserve"> راجع: مديرية التربية لولاية البيض --- مصلحة </w:t>
-      </w:r>
-      <w:proofErr w:type="gramStart"/>
-      <w:r>
-        <w:t>المخازن..</w:t>
-      </w:r>
-      <w:proofErr w:type="gramEnd"/>
-      <w:r>
-        <w:t xml:space="preserve"> (2025). السجلات السنوية لحركة المخزون (الفصلية). وثائق داخلية غير منشورة.</w:t>
+        <w:t xml:space="preserve"> راجع: مديرية التربية لولاية البيض --- مصلحة المخازن.. (2025). السجلات السنوية لحركة المخزون (الفصلية). وثائق داخلية غير منشورة.</w:t>
       </w:r>
     </w:p>
   </w:footnote>
@@ -55046,15 +54845,7 @@
         <w:footnoteRef/>
       </w:r>
       <w:r>
-        <w:t xml:space="preserve"> راجع: مديرية التربية لولاية البيض --- مصلحة </w:t>
-      </w:r>
-      <w:proofErr w:type="gramStart"/>
-      <w:r>
-        <w:t>الميزانية..</w:t>
-      </w:r>
-      <w:proofErr w:type="gramEnd"/>
-      <w:r>
-        <w:t xml:space="preserve"> (2025). بيانات تكاليف الطلب والاحتفاظ. وثائق داخلية غير منشورة.</w:t>
+        <w:t xml:space="preserve"> راجع: مديرية التربية لولاية البيض --- مصلحة الميزانية.. (2025). بيانات تكاليف الطلب والاحتفاظ. وثائق داخلية غير منشورة.</w:t>
       </w:r>
     </w:p>
   </w:footnote>
@@ -55072,15 +54863,7 @@
         <w:footnoteRef/>
       </w:r>
       <w:r>
-        <w:t xml:space="preserve"> راجع: Kamel, </w:t>
-      </w:r>
-      <w:proofErr w:type="gramStart"/>
-      <w:r>
-        <w:t>M..</w:t>
-      </w:r>
-      <w:proofErr w:type="gramEnd"/>
-      <w:r>
-        <w:t xml:space="preserve"> (2026). ERP_Académie v13.2 --- Système d'Aide à la Décision pour la Gestion des Stocks. *GitHub*. https://github.com/kamelmh/lsm-vba-core.</w:t>
+        <w:t xml:space="preserve"> راجع: Kamel, M.. (2026). ERP_Académie v13.2 --- Système d'Aide à la Décision pour la Gestion des Stocks. *GitHub*. https://github.com/kamelmh/lsm-vba-core.</w:t>
       </w:r>
     </w:p>
   </w:footnote>
@@ -58399,7 +58182,7 @@
 </file>
 
 <file path=customXml/itemProps1.xml><?xml version="1.0" encoding="utf-8"?>
-<ds:datastoreItem xmlns:ds="http://schemas.openxmlformats.org/officeDocument/2006/customXml" ds:itemID="{D8248420-E4A1-4A1B-AA80-FB69A7ACB8B1}">
+<ds:datastoreItem xmlns:ds="http://schemas.openxmlformats.org/officeDocument/2006/customXml" ds:itemID="{085C5890-9AAD-4E2D-99E0-71BD2D228053}">
   <ds:schemaRefs>
     <ds:schemaRef ds:uri="http://schemas.openxmlformats.org/officeDocument/2006/bibliography"/>
   </ds:schemaRefs>

--- a/Thesis_Surgical_Edit/output/Memoire_DSS_Logistique_ElBayadh.docx
+++ b/Thesis_Surgical_Edit/output/Memoire_DSS_Logistique_ElBayadh.docx
@@ -202,7 +202,7 @@
         </w:tc>
       </w:tr>
     </w:tbl>
-    <w:bookmarkStart w:id="9" w:name="الملخص"/>
+    <w:bookmarkStart w:id="9" w:name="إهداء"/>
     <w:p>
       <w:pPr>
         <w:pStyle w:val="Heading2"/>
@@ -214,7 +214,7 @@
           <w:sz w:val="36"/>
           <w:rtl/>
         </w:rPr>
-        <w:t xml:space="preserve">الملخص</w:t>
+        <w:t xml:space="preserve">إهداء</w:t>
       </w:r>
     </w:p>
     <w:p>
@@ -231,6 +231,144 @@
           <w:sz w:val="28"/>
           <w:rtl/>
         </w:rPr>
+        <w:t xml:space="preserve">أهدي ثمرة هذا الجهد المتواضع إلى والديّ الكريمين اللذين لم يبخلا عليّ يوماً بالدعم والحنان والتشجيع، وإلى كل من أضاء دربي من أساتذة ومشرفين وزملاء طوال مسيرتي التكوينية.</w:t>
+      </w:r>
+      <w:r>
+        <w:rPr>
+          <w:rFonts w:ascii="Traditional Arabic" w:hAnsi="Traditional Arabic"/>
+          <w:sz w:val="28"/>
+          <w:rtl/>
+        </w:rPr>
+        <w:t xml:space="preserve"> </w:t>
+      </w:r>
+      <w:r>
+        <w:rPr>
+          <w:rFonts w:ascii="Traditional Arabic" w:hAnsi="Traditional Arabic"/>
+          <w:b/>
+          <w:bCs/>
+          <w:sz w:val="28"/>
+          <w:rtl/>
+        </w:rPr>
+        <w:t xml:space="preserve">وإلى كل من آمن بأن التكنولوجيا أداة لخدمة الإدارة الجزائرية وتطويرها، وإلى كل من يؤمن بأن الرقمنة ليست ترفاً بل ضرورة تشغيلية.</w:t>
+      </w:r>
+    </w:p>
+    <w:bookmarkEnd w:id="9"/>
+    <w:bookmarkStart w:id="10" w:name="شكر-وتقدير"/>
+    <w:p>
+      <w:pPr>
+        <w:pStyle w:val="Heading2"/>
+        <w:bidi/>
+      </w:pPr>
+      <w:r>
+        <w:rPr>
+          <w:b/>
+          <w:sz w:val="36"/>
+          <w:rtl/>
+        </w:rPr>
+        <w:t xml:space="preserve">شكر وتقدير</w:t>
+      </w:r>
+    </w:p>
+    <w:p>
+      <w:pPr>
+        <w:bidi/>
+        <w:spacing w:line="360" w:lineRule="auto"/>
+        <w:jc w:val="right"/>
+      </w:pPr>
+      <w:r>
+        <w:rPr>
+          <w:rFonts w:ascii="Traditional Arabic" w:hAnsi="Traditional Arabic"/>
+          <w:b/>
+          <w:bCs/>
+          <w:sz w:val="28"/>
+          <w:rtl/>
+        </w:rPr>
+        <w:t xml:space="preserve">أتقدم بجزيل الشكر والعرفان إلى الأستاذة المشرفة دهيني ميمونة التي لم تبخل بتوجيهاتها ونصائحها القيمة في جميع مراحل إعداد هذا العمل.</w:t>
+      </w:r>
+      <w:r>
+        <w:rPr>
+          <w:rFonts w:ascii="Traditional Arabic" w:hAnsi="Traditional Arabic"/>
+          <w:sz w:val="28"/>
+          <w:rtl/>
+        </w:rPr>
+        <w:t xml:space="preserve"> </w:t>
+      </w:r>
+      <w:r>
+        <w:rPr>
+          <w:rFonts w:ascii="Traditional Arabic" w:hAnsi="Traditional Arabic"/>
+          <w:b/>
+          <w:bCs/>
+          <w:sz w:val="28"/>
+          <w:rtl/>
+        </w:rPr>
+        <w:t xml:space="preserve">كما أتوجه بالشكر الجزيل إلى إطارات المعهد الوطني المتخصص في التكوين المهني بن سعيدي عبد العاطي بالبيض على ما أبدوه من دعم لوجستي ومنهجي طوال فترة التكوين.</w:t>
+      </w:r>
+      <w:r>
+        <w:rPr>
+          <w:rFonts w:ascii="Traditional Arabic" w:hAnsi="Traditional Arabic"/>
+          <w:sz w:val="28"/>
+          <w:rtl/>
+        </w:rPr>
+        <w:t xml:space="preserve"> </w:t>
+      </w:r>
+      <w:r>
+        <w:rPr>
+          <w:rFonts w:ascii="Traditional Arabic" w:hAnsi="Traditional Arabic"/>
+          <w:b/>
+          <w:bCs/>
+          <w:sz w:val="28"/>
+          <w:rtl/>
+        </w:rPr>
+        <w:t xml:space="preserve">وأخص بالذكر السيد مسؤول مصلحة المخازن بمديرية التربية لولاية البيض الذي أتاح لنا فرصة التربص وفتح لنا أبواب المعرفة الميدانية، وقدم لنا كل التسهيلات الضرورية لإنجاز هذا البحث.</w:t>
+      </w:r>
+      <w:r>
+        <w:rPr>
+          <w:rFonts w:ascii="Traditional Arabic" w:hAnsi="Traditional Arabic"/>
+          <w:sz w:val="28"/>
+          <w:rtl/>
+        </w:rPr>
+        <w:t xml:space="preserve"> </w:t>
+      </w:r>
+      <w:r>
+        <w:rPr>
+          <w:rFonts w:ascii="Traditional Arabic" w:hAnsi="Traditional Arabic"/>
+          <w:b/>
+          <w:bCs/>
+          <w:sz w:val="28"/>
+          <w:rtl/>
+        </w:rPr>
+        <w:t xml:space="preserve">وإلى لجنة المناقشة الموقرة على تفضلها بقراءة هذا العمل وتقييمه.</w:t>
+      </w:r>
+    </w:p>
+    <w:bookmarkEnd w:id="10"/>
+    <w:bookmarkStart w:id="11" w:name="الملخص"/>
+    <w:p>
+      <w:pPr>
+        <w:pStyle w:val="Heading2"/>
+        <w:bidi/>
+      </w:pPr>
+      <w:r>
+        <w:rPr>
+          <w:b/>
+          <w:sz w:val="36"/>
+          <w:rtl/>
+        </w:rPr>
+        <w:t xml:space="preserve">الملخص</w:t>
+      </w:r>
+    </w:p>
+    <w:p>
+      <w:pPr>
+        <w:bidi/>
+        <w:spacing w:line="360" w:lineRule="auto"/>
+        <w:jc w:val="right"/>
+      </w:pPr>
+      <w:r>
+        <w:rPr>
+          <w:rFonts w:ascii="Traditional Arabic" w:hAnsi="Traditional Arabic"/>
+          <w:b/>
+          <w:bCs/>
+          <w:sz w:val="28"/>
+          <w:rtl/>
+        </w:rPr>
         <w:t xml:space="preserve">تتناول هذه الدراسة بالتحليل والبحث إشكالية التسيير اليدوي للمخزون في مخزن مديرية التربية لولاية البيض، وترمي إلى تصميم وإنجاز نظام دعم قرار متكامل مبني على بيئة Excel/VBA قادر على أتمتة دورة الشراء والتخزين بتكلفة صفرية. اعتمدت الدراسة منهجاً وصفياً تحليلياً في التشخيص الميداني، ومنهجاً تجريبياً تطبيقياً في قياس الأثر، ارتكازاً على بيانات فعلية جُمعت خلال 38 يوم عمل ميداني (شملت 62 معاملة مخزنية). طُبِّقت ثلاثة نماذج كمية على الصنف المرجعي ART-001 (حبر الطابعة Toner G030): نموذج ويلسون الذي أنتج كمية طلب اقتصادية Q* = 37 وحدة، ونقطة إعادة طلب ROP = 206 وحدة، ومخزون أمان SS = 200 وحدة. كشفت نتائج التطبيق أن النظام خفَّض وقت معالجة الطلبية الواحدة من 20–30 دقيقة إلى أقل من 5 ثوانٍ، أي بنسبة تخفيض 99.7%، مع إلغاء جميع حالات النفاد المسجلة للمواد الاستراتيجية. وتأتي هذه النتائج لتؤكد صحة الفرضيتين المُصاغتين في المقدمة وتؤكد جدوى التحول الرقمي في مؤسسات القطاع التربوي الجزائري.</w:t>
       </w:r>
       <w:r>
@@ -252,8 +390,8 @@
         <w:t xml:space="preserve">الكلمات المفتاحية: نظام دعم القرار، تسيير المخزونات، نموذج ويلسون، تحليل ABC، Excel/VBA، القطاع التربوي.</w:t>
       </w:r>
     </w:p>
-    <w:bookmarkEnd w:id="9"/>
-    <w:bookmarkStart w:id="10" w:name="résumé"/>
+    <w:bookmarkEnd w:id="11"/>
+    <w:bookmarkStart w:id="12" w:name="résumé"/>
     <w:p>
       <w:pPr>
         <w:pStyle w:val="Heading2"/>
@@ -311,8 +449,8 @@
         <w:t xml:space="preserve">Mots-clés : Système d’aide à la décision, gestion des stocks, modèle de Wilson, .analyse ABC, Excel/VBA, secteur éducatif</w:t>
       </w:r>
     </w:p>
-    <w:bookmarkEnd w:id="10"/>
-    <w:bookmarkStart w:id="18" w:name="المقدمة-العامة"/>
+    <w:bookmarkEnd w:id="12"/>
+    <w:bookmarkStart w:id="20" w:name="المقدمة-العامة"/>
     <w:p>
       <w:pPr>
         <w:pStyle w:val="Heading1"/>
@@ -327,7 +465,7 @@
         <w:t xml:space="preserve">المقدمة العامة</w:t>
       </w:r>
     </w:p>
-    <w:bookmarkStart w:id="11" w:name="تمهيد"/>
+    <w:bookmarkStart w:id="13" w:name="تمهيد"/>
     <w:p>
       <w:pPr>
         <w:pStyle w:val="Heading2"/>
@@ -357,8 +495,8 @@
         <w:t xml:space="preserve">يُشكِّل التسيير اللوجيستي الفعّال للمخزونات ركيزةً جوهريةً من ركائز الأداء المؤسسي في القطاع العام، حيث ترتبط جودة الخدمة العمومية ارتباطاً وثيقاً بتوفر المواد والتجهيزات الضرورية في الوقت والمكان المناسبين. في قطاع التربية الوطنية، يتجلى هذا الارتباط بصورة خاصة، إذ أن انقطاع المواد الاستراتيجية كأحبار الطابعات وورق الامتحانات في فترات الذروة كالامتحانات الفصلية قد يؤدي إلى تعطيل العملية التربوية برمتها. من هذا المنطلق، تبرز الحاجة الملحة إلى تطوير أنظمة تسيير رقمية قادرة على تجاوز القيود البنيوية للنظم اليدوية التقليدية، مع مراعاة خصوصية القطاع العام الجزائري والإطار التنظيمي الذي يحكمه.</w:t>
       </w:r>
     </w:p>
-    <w:bookmarkEnd w:id="11"/>
-    <w:bookmarkStart w:id="12" w:name="الإشكالية"/>
+    <w:bookmarkEnd w:id="13"/>
+    <w:bookmarkStart w:id="14" w:name="الإشكالية"/>
     <w:p>
       <w:pPr>
         <w:pStyle w:val="Heading2"/>
@@ -406,8 +544,8 @@
         <w:t xml:space="preserve">كيف يمكن أتمتة دورة الشراء والتخزين وتعزيز الجرد الدائم في مخزن مؤسسة عمومية باستخدام أدوات Microsoft Office المتاحة (Excel/VBA) وبأقل تكلفة ممكنة، مع ضمان دقة البيانات واستمرارية التزويد؟</w:t>
       </w:r>
     </w:p>
-    <w:bookmarkEnd w:id="12"/>
-    <w:bookmarkStart w:id="13" w:name="الفرضيات"/>
+    <w:bookmarkEnd w:id="14"/>
+    <w:bookmarkStart w:id="15" w:name="الفرضيات"/>
     <w:p>
       <w:pPr>
         <w:pStyle w:val="Heading2"/>
@@ -505,8 +643,8 @@
         <w:t xml:space="preserve">الفرضية الثانية: يمكن لنظام دعم القرار مبني على Excel/VBA أن يُحسِّن دقة التتبع المخزني ويُقلِّص وقت معالجة الطلبيات بصورة ملموسة وقابلة للقياس، دون الحاجة إلى استثمارات مالية إضافية.</w:t>
       </w:r>
     </w:p>
-    <w:bookmarkEnd w:id="13"/>
-    <w:bookmarkStart w:id="14" w:name="أهداف-الدراسة"/>
+    <w:bookmarkEnd w:id="15"/>
+    <w:bookmarkStart w:id="16" w:name="أهداف-الدراسة"/>
     <w:p>
       <w:pPr>
         <w:pStyle w:val="Heading2"/>
@@ -616,8 +754,8 @@
         <w:t xml:space="preserve">- تقديم توصيات عملية قابلة للتنفيذ لتعميم التجربة على نطاق أوسع.</w:t>
       </w:r>
     </w:p>
-    <w:bookmarkEnd w:id="14"/>
-    <w:bookmarkStart w:id="15" w:name="منهجية-البحث"/>
+    <w:bookmarkEnd w:id="16"/>
+    <w:bookmarkStart w:id="17" w:name="منهجية-البحث"/>
     <w:p>
       <w:pPr>
         <w:pStyle w:val="Heading2"/>
@@ -647,8 +785,8 @@
         <w:t xml:space="preserve">اعتمدت الدراسة منهجاً علمياً يجمع بين المنهج الوصفي التحليلي في رسم صورة دقيقة للواقع الميداني، والمنهج التجريبي التطبيقي في قياس أثر الحل المقترح. استندت عملية جمع البيانات إلى ثلاث أدوات رئيسية: أولاً: الملاحظة المباشرة والمشاركة في سير العمل اليومي لمصلحة المخازن، ثانياً: تحليل السجلات والوثائق المخزنية الفعلية، وثالثاً: المقابلات غير المقننة مع المسؤولين والعاملين في المصلحة. أما مرحلة التصميم والتطوير، فقد اعتمدت على دورة حياة تطوير الأنظمة في نسقتها المُصغَّرة، مع التركيز على النمذجة السريعة والتطوير التكراري.</w:t>
       </w:r>
     </w:p>
-    <w:bookmarkEnd w:id="15"/>
-    <w:bookmarkStart w:id="16" w:name="هيكل-الدراسة"/>
+    <w:bookmarkEnd w:id="17"/>
+    <w:bookmarkStart w:id="18" w:name="هيكل-الدراسة"/>
     <w:p>
       <w:pPr>
         <w:pStyle w:val="Heading2"/>
@@ -678,8 +816,8 @@
         <w:t xml:space="preserve">تنقسم هذه المذكرة إلى أربعة فصول رئيسية تتبع تسلسلاً منطقياً من النظري إلى التطبيقي. يُؤسس الفصل الأول الإطار النظري والمفاهيمي للتسيير اللوجيستي وإدارة المخزونات، مستعرضاً النماذج الكمية وأدوات التقييم المحاسبي. وينتقل الفصل الثاني إلى الإطار العملي والتشخيص الميداني، حيث يُقدِّم المؤسسة محل الدراسة ويُطبِّق أدوات التحليل على بياناتها الفعلية. ويُخصص الفصل الثالث لتفصيل تصميم وإنجاز نظام دعم القرار المقترح مع شرح معمق لهندسته ووحداته البرمجية. أما الفصل الرابع، فيُعرض نتائج التجريب والتحقق من صحة الفرضيات، مُختتماً بالتوصيات والآفاق المستقبلية في ملف منفصل.</w:t>
       </w:r>
     </w:p>
-    <w:bookmarkEnd w:id="16"/>
-    <w:bookmarkStart w:id="17" w:name="Xf59180c5cc222249dc6a39c05bc19cdf400d056"/>
+    <w:bookmarkEnd w:id="18"/>
+    <w:bookmarkStart w:id="19" w:name="Xf59180c5cc222249dc6a39c05bc19cdf400d056"/>
     <w:p>
       <w:pPr>
         <w:pStyle w:val="Heading2"/>
@@ -2218,9 +2356,9 @@
         </w:tc>
       </w:tr>
     </w:tbl>
-    <w:bookmarkEnd w:id="17"/>
-    <w:bookmarkEnd w:id="18"/>
-    <w:bookmarkStart w:id="49" w:name="Xdded5c7f65391e1348f873ece249db48d441899"/>
+    <w:bookmarkEnd w:id="19"/>
+    <w:bookmarkEnd w:id="20"/>
+    <w:bookmarkStart w:id="51" w:name="Xdded5c7f65391e1348f873ece249db48d441899"/>
     <w:p>
       <w:pPr>
         <w:pStyle w:val="Heading1"/>
@@ -2266,7 +2404,7 @@
         <w:t xml:space="preserve">يُعدّ هذا الفصل الركيزة النظرية التي تنبني عليها فصول الدراسة كلها. يستعرض المبحث الأول المفاهيم الأساسية للتسيير اللوجيستي وسلسلة التوريد ودور المستودعات، ثم ينتقل المبحث الثاني إلى تسيير المخزونات في القطاع العام والإطار التنظيمي الجزائري الذي يحكم عمليات التموين والمشتريات. ويتناول المبحث الثالث إدارة الشراء والدورة المستندية كحلقة وصل بين الاحتياجات الميدانية والتوريد الفعلي. ويُخصص المبحث الرابع لأدوات التقييم المحاسبي للمخزون (ABC، EOQ، ROP، CMUP، FIFO) مع أمثلة تطبيقية مستمدة من بيانات المشروع. وأخيراً، يستعرض المبحث الخامس تقييم الموردين ومفهوم الأنظمة المندمجة (ERP) كإطار مفاهيمي للحل الرقمي المقترح.</w:t>
       </w:r>
     </w:p>
-    <w:bookmarkStart w:id="26" w:name="X948e1094553a531d6db6f4893473d29311c3135"/>
+    <w:bookmarkStart w:id="28" w:name="X948e1094553a531d6db6f4893473d29311c3135"/>
     <w:p>
       <w:pPr>
         <w:pStyle w:val="Heading2"/>
@@ -2281,7 +2419,7 @@
         <w:t xml:space="preserve">المبحث الأول: المفاهيم الأساسية للتسيير اللوجيستي</w:t>
       </w:r>
     </w:p>
-    <w:bookmarkStart w:id="20" w:name="X247cbabf78344c01f65d8fa3842cf79ae40a79e"/>
+    <w:bookmarkStart w:id="22" w:name="X247cbabf78344c01f65d8fa3842cf79ae40a79e"/>
     <w:p>
       <w:pPr>
         <w:pStyle w:val="Heading3"/>
@@ -2340,7 +2478,7 @@
           <w:rFonts w:ascii="Traditional Arabic" w:hAnsi="Traditional Arabic"/>
           <w:sz w:val="28"/>
         </w:rPr>
-        <w:footnoteReference w:id="19"/>
+        <w:footnoteReference w:id="21"/>
       </w:r>
       <w:r>
         <w:rPr>
@@ -2351,8 +2489,8 @@
         <w:t xml:space="preserve">. وقد تفرعت عن هذا المفهوم عدة مدارس فكرية: المدرسة الكلاسيكية التي ركزت على خفض التكاليف المنفردة، والمدرسة الشاملة التي نظرت إلى النظام اللوجيستي ككل متكامل (Total Cost Concept)، والمدرسة الحديثة التي تدمج التكنولوجيا والذكاء الاصطناعي في صلب العملية اللوجيستية. في السياق الجزائري، تكتسب اللوجستيك العمومية خصوصية إضافية، إذ تتفاعل مع قيود تنظيمية وميزانياتية صارمة تستوجب حلولاً مبتكرة ومنخفضة التكلفة في آنٍ واحد.</w:t>
       </w:r>
     </w:p>
-    <w:bookmarkEnd w:id="20"/>
-    <w:bookmarkStart w:id="22" w:name="X78f649da7f72f06c121a511f1800ef6cecef41e"/>
+    <w:bookmarkEnd w:id="22"/>
+    <w:bookmarkStart w:id="24" w:name="X78f649da7f72f06c121a511f1800ef6cecef41e"/>
     <w:p>
       <w:pPr>
         <w:pStyle w:val="Heading3"/>
@@ -2451,7 +2589,7 @@
           <w:rFonts w:ascii="Traditional Arabic" w:hAnsi="Traditional Arabic"/>
           <w:sz w:val="28"/>
         </w:rPr>
-        <w:footnoteReference w:id="21"/>
+        <w:footnoteReference w:id="23"/>
       </w:r>
       <w:r>
         <w:rPr>
@@ -2462,8 +2600,8 @@
         <w:t xml:space="preserve">: إدارة العلاقات مع الزبائن، إدارة خدمة الزبائن، إدارة الطلب، تنفيذ الطلبيات، إدارة تدفق الإنتاج، إدارة العلاقات مع الموردين، تطوير المنتجات وتسويقها، وإدارة المرتجعات. في سياق الدراسة الحالية، تتبنى مديرية التربية ثلاثة من هذه العمليات بصورة رئيسية: إدارة الطلب (تقدير احتياجات المؤسسات التعليمية)، تنفيذ الطلبيات (دورة الشراء)، وإدارة العلاقات مع الموردين (تقييم الموردين واختيارهم). يهدف تكامل هذه العمليات إلى تحسين قيمة السلسلة ككل عبر تقليل الهدر، وتحسين سرعة الاستجابة للاحتياجات الطارئة، وتقليل التكاليف الإجمالية للتزويد والتخزين.</w:t>
       </w:r>
     </w:p>
-    <w:bookmarkEnd w:id="22"/>
-    <w:bookmarkStart w:id="25" w:name="دور-المستودعات-وتصنيفها"/>
+    <w:bookmarkEnd w:id="24"/>
+    <w:bookmarkStart w:id="27" w:name="دور-المستودعات-وتصنيفها"/>
     <w:p>
       <w:pPr>
         <w:pStyle w:val="Heading3"/>
@@ -2506,7 +2644,7 @@
           <w:rFonts w:ascii="Traditional Arabic" w:hAnsi="Traditional Arabic"/>
           <w:sz w:val="28"/>
         </w:rPr>
-        <w:footnoteReference w:id="23"/>
+        <w:footnoteReference w:id="25"/>
       </w:r>
       <w:r>
         <w:rPr>
@@ -2668,7 +2806,7 @@
           <w:rFonts w:ascii="Traditional Arabic" w:hAnsi="Traditional Arabic"/>
           <w:sz w:val="28"/>
         </w:rPr>
-        <w:footnoteReference w:id="24"/>
+        <w:footnoteReference w:id="26"/>
       </w:r>
       <w:r>
         <w:rPr>
@@ -2681,9 +2819,9 @@
         <w:t xml:space="preserve">.</w:t>
       </w:r>
     </w:p>
-    <w:bookmarkEnd w:id="25"/>
-    <w:bookmarkEnd w:id="26"/>
-    <w:bookmarkStart w:id="32" w:name="Xb98e67e6d1739a4d79f518326bb9bac61b25523"/>
+    <w:bookmarkEnd w:id="27"/>
+    <w:bookmarkEnd w:id="28"/>
+    <w:bookmarkStart w:id="34" w:name="Xb98e67e6d1739a4d79f518326bb9bac61b25523"/>
     <w:p>
       <w:pPr>
         <w:pStyle w:val="Heading2"/>
@@ -2698,7 +2836,7 @@
         <w:t xml:space="preserve">المبحث الثاني: تسيير المخزونات في القطاع العام</w:t>
       </w:r>
     </w:p>
-    <w:bookmarkStart w:id="27" w:name="X4346af033012f584f0f53ef9c9230c3d59e87ac"/>
+    <w:bookmarkStart w:id="29" w:name="X4346af033012f584f0f53ef9c9230c3d59e87ac"/>
     <w:p>
       <w:pPr>
         <w:pStyle w:val="Heading3"/>
@@ -2796,8 +2934,8 @@
         <w:t xml:space="preserve">التجهيزات الدائمة: كالحواسيب، والطابعات، والمعدات المكتبية، والأثاث المدرسي التي تُسجّل في سجل الممتلكات وتخضع لعمليات متابعة خاصة ودورية وفقاً للتعليمات التنظيمية الصادرة عن وزارة التربية الوطنية. تختلف دورة حياة هذه التجهيزات باختلاف نوعها، لكنها غالباً ما تمتد لعدة سنوات، وتتطلب آليات متابعة مختلفة عن المواد الاستهلاكية.</w:t>
       </w:r>
     </w:p>
-    <w:bookmarkEnd w:id="27"/>
-    <w:bookmarkStart w:id="28" w:name="ثانيا-أهمية-تسيير-المخزون"/>
+    <w:bookmarkEnd w:id="29"/>
+    <w:bookmarkStart w:id="30" w:name="ثانيا-أهمية-تسيير-المخزون"/>
     <w:p>
       <w:pPr>
         <w:pStyle w:val="Heading3"/>
@@ -3003,8 +3141,8 @@
         <w:t xml:space="preserve">وظيفة دعم القرار (Decision Support): تُشكّل بيانات المخزون الدقيقة (الاستهلاكات الفعلية، معدلات الدوران، اتجاهات الطلب) مدخلاً أساسياً لتخطيط الميزانية السنوية وتقدير احتياجات الفترة المالية القادمة. هذا البعد الاستراتيجي غالباً ما يُهمَل في النظم اليدوية التي تفتقر إلى أدوات التحليل والاستخراج الآلي للمؤشرات.</w:t>
       </w:r>
     </w:p>
-    <w:bookmarkEnd w:id="28"/>
-    <w:bookmarkStart w:id="31" w:name="ثالثا-الإطار-التنظيمي-الجزائري"/>
+    <w:bookmarkEnd w:id="30"/>
+    <w:bookmarkStart w:id="33" w:name="ثالثا-الإطار-التنظيمي-الجزائري"/>
     <w:p>
       <w:pPr>
         <w:pStyle w:val="Heading3"/>
@@ -3051,7 +3189,7 @@
           <w:rFonts w:ascii="Traditional Arabic" w:hAnsi="Traditional Arabic"/>
           <w:sz w:val="28"/>
         </w:rPr>
-        <w:footnoteReference w:id="29"/>
+        <w:footnoteReference w:id="31"/>
       </w:r>
       <w:r>
         <w:rPr>
@@ -3329,7 +3467,7 @@
           <w:rFonts w:ascii="Traditional Arabic" w:hAnsi="Traditional Arabic"/>
           <w:sz w:val="28"/>
         </w:rPr>
-        <w:footnoteReference w:id="30"/>
+        <w:footnoteReference w:id="32"/>
       </w:r>
       <w:r>
         <w:rPr>
@@ -3342,9 +3480,9 @@
         <w:t xml:space="preserve">. يُشكّل هذا الإعفاء متغيراً جوهرياً في حساب التكاليف الفعلية للمشتريات، إذ يعني أن الأسعار المُدرجة في أوامر الشراء هي أسعار نهائية خالية من الرسم، مما يُبسِّط معادلة التكلفة الإجمالية ويجعل القيمة المُستخدمة في نموذج ويلسون (PU = 4,500 دج للوحدة) قيمةً صافيةً مطابقةً للواقع المالي الفعلي للمؤسسة. يُشكّل هذا الإطار التنظيمي الحجر الزاوية الذي يحدد متطلبات النظام المقترح. فبما أن القانون يُلزِم بدقة التتبع والجرد والتوثيق (المرسوم الرئاسي 15-247، 2015؛ قانون المالية سنوي)، فإن نظام دعم القرار v13.3 صُمِّم ليتوافق مع هذه المتطلبات عبر توفير سجل حركات رقمي غير قابل للتعديل (Immutable Audit Trail)، وتقارير جرد آلية، ونظام توثيق إلكتروني يُحاكي الدورة المستندية القانونية.</w:t>
       </w:r>
     </w:p>
-    <w:bookmarkEnd w:id="31"/>
-    <w:bookmarkEnd w:id="32"/>
-    <w:bookmarkStart w:id="37" w:name="X0b33a1787aeef4eb8491627c0fcc2828f98e578"/>
+    <w:bookmarkEnd w:id="33"/>
+    <w:bookmarkEnd w:id="34"/>
+    <w:bookmarkStart w:id="39" w:name="X0b33a1787aeef4eb8491627c0fcc2828f98e578"/>
     <w:p>
       <w:pPr>
         <w:pStyle w:val="Heading2"/>
@@ -3359,7 +3497,7 @@
         <w:t xml:space="preserve">المبحث الثالث: إدارة الشراء والدورة المستندية</w:t>
       </w:r>
     </w:p>
-    <w:bookmarkStart w:id="34" w:name="وظيفة-الشراء-procurement-function"/>
+    <w:bookmarkStart w:id="36" w:name="وظيفة-الشراء-procurement-function"/>
     <w:p>
       <w:pPr>
         <w:pStyle w:val="Heading3"/>
@@ -3446,7 +3584,7 @@
           <w:rFonts w:ascii="Traditional Arabic" w:hAnsi="Traditional Arabic"/>
           <w:sz w:val="28"/>
         </w:rPr>
-        <w:footnoteReference w:id="33"/>
+        <w:footnoteReference w:id="35"/>
       </w:r>
       <w:r>
         <w:rPr>
@@ -3459,8 +3597,8 @@
         <w:t xml:space="preserve">: تحديد المواصفات، اختيار الموردين، التفاوض وإبرام العقد، إصدار أمر الشراء، متابعة التسليم، والتقييم البعدي. في سياق الدراسة الحالية، تنحصر وظيفة الشراء في المراحل المباشرة (إصدار الأمر واستلام البضاعة) بسبب محدودية صلاحيات المندوبين في القطاع العام، حيث تتركز صلاحيات التعاقد في الإدارة المركزية أو الهيئات الوصية.</w:t>
       </w:r>
     </w:p>
-    <w:bookmarkEnd w:id="34"/>
-    <w:bookmarkStart w:id="35" w:name="الدورة-المستندية-في-الإدارة-العمومية"/>
+    <w:bookmarkEnd w:id="36"/>
+    <w:bookmarkStart w:id="37" w:name="الدورة-المستندية-في-الإدارة-العمومية"/>
     <w:p>
       <w:pPr>
         <w:pStyle w:val="Heading3"/>
@@ -3694,8 +3832,8 @@
         <w:t xml:space="preserve">الفاتورة: بعد المطابقة بين أمر الشراء ووصل الاستلام والفاتورة (ثلاثية المطابقة)، تُحال الفاتورة إلى مصلحة المالية لإتمام عملية الدفع في الآجال المحددة قانوناً. في النظام اليدوي الحالي، تتطلب هذه الدورة تداولاً مادياً للوثائق بين 4 مصالح مختلفة (الطالبة، الوسائل، المالية، المدير)، مما يُطيل زمن الدورة ويزيد من احتمالية فقدان الوثائق أو تأخيرها. أظهرت المشاهدة الميدانية أن متوسط زمن استكمال الدورة المستندية الكاملة في النظام الحالي يتراوح بين 15 و30 يوماً، وهو ما يُبرّر الحاجة إلى رقمنة هذه الدورة لتقليص الزمن وتحسين التتبع.</w:t>
       </w:r>
     </w:p>
-    <w:bookmarkEnd w:id="35"/>
-    <w:bookmarkStart w:id="36" w:name="التكامل-بين-الشراء-والتخزين"/>
+    <w:bookmarkEnd w:id="37"/>
+    <w:bookmarkStart w:id="38" w:name="التكامل-بين-الشراء-والتخزين"/>
     <w:p>
       <w:pPr>
         <w:pStyle w:val="Heading3"/>
@@ -3757,9 +3895,9 @@
         <w:t xml:space="preserve">للمعلومات، حيث تُجرى عملية الشراء بناءً على بيانات قديمة أو غير دقيقة عن الرصيد الحقيقي، مما يُؤدي إما إلى التكديس أو النفاد. من هنا تنبع أهمية النظام المُقترح الذي يُحقّق التكامل الآني بين الوظيفتين عبر قاعدة بيانات موحدة ومحرك VBA يُحدّث كافة المؤشرات بشكل فوري عند كل حركة مخزنية.</w:t>
       </w:r>
     </w:p>
-    <w:bookmarkEnd w:id="36"/>
-    <w:bookmarkEnd w:id="37"/>
-    <w:bookmarkStart w:id="44" w:name="Xe71e4b4fd93dee69f233a0223a30763675d81f6"/>
+    <w:bookmarkEnd w:id="38"/>
+    <w:bookmarkEnd w:id="39"/>
+    <w:bookmarkStart w:id="46" w:name="Xe71e4b4fd93dee69f233a0223a30763675d81f6"/>
     <w:p>
       <w:pPr>
         <w:pStyle w:val="Heading2"/>
@@ -3774,7 +3912,7 @@
         <w:t xml:space="preserve">المبحث الرابع: أدوات التقييم المحاسبي للمخزون</w:t>
       </w:r>
     </w:p>
-    <w:bookmarkStart w:id="39" w:name="أولا-تحليل-abc"/>
+    <w:bookmarkStart w:id="41" w:name="أولا-تحليل-abc"/>
     <w:p>
       <w:pPr>
         <w:pStyle w:val="Heading3"/>
@@ -3921,7 +4059,7 @@
           <w:rFonts w:ascii="Traditional Arabic" w:hAnsi="Traditional Arabic"/>
           <w:sz w:val="28"/>
         </w:rPr>
-        <w:footnoteReference w:id="38"/>
+        <w:footnoteReference w:id="40"/>
       </w:r>
       <w:r>
         <w:rPr>
@@ -3934,8 +4072,8 @@
         <w:t xml:space="preserve">.</w:t>
       </w:r>
     </w:p>
-    <w:bookmarkEnd w:id="39"/>
-    <w:bookmarkStart w:id="41" w:name="X44798d37eec6a2af9f8be4fa3f7a1f92b208602"/>
+    <w:bookmarkEnd w:id="41"/>
+    <w:bookmarkStart w:id="43" w:name="X44798d37eec6a2af9f8be4fa3f7a1f92b208602"/>
     <w:p>
       <w:pPr>
         <w:pStyle w:val="Heading3"/>
@@ -3982,7 +4120,7 @@
           <w:rFonts w:ascii="Traditional Arabic" w:hAnsi="Traditional Arabic"/>
           <w:sz w:val="28"/>
         </w:rPr>
-        <w:footnoteReference w:id="40"/>
+        <w:footnoteReference w:id="42"/>
       </w:r>
       <w:r>
         <w:rPr>
@@ -4313,8 +4451,8 @@
         <w:t xml:space="preserve">وهذا يعني أنه يجب تقديم طلبية واحدة كل 365/9 ≈ 40 يوماً، وهو تردد معقول مقارنة بأجال التموين في مؤسسات القطاع العام.</w:t>
       </w:r>
     </w:p>
-    <w:bookmarkEnd w:id="41"/>
-    <w:bookmarkStart w:id="42" w:name="ثالثا-نقطة-إعادة-الطلب-ومخزون-الأمان"/>
+    <w:bookmarkEnd w:id="43"/>
+    <w:bookmarkStart w:id="44" w:name="ثالثا-نقطة-إعادة-الطلب-ومخزون-الأمان"/>
     <w:p>
       <w:pPr>
         <w:pStyle w:val="Heading3"/>
@@ -4379,8 +4517,8 @@
         <w:t xml:space="preserve">تطبيق (بناءً على بيانات المشروع الحقيقية): بفرض استهلاك يومي قدره 6.184 وحدة (= D/250 = 789/250)، وأجل تسليم (LT) قدره 2 يوم، ومخزون أمان (SS) قدره 200 وحدة: ROP = (6.184 × 2) + 200 = 206 وحدة**</w:t>
       </w:r>
     </w:p>
-    <w:bookmarkEnd w:id="42"/>
-    <w:bookmarkStart w:id="43" w:name="رابعا-طرق-تقييم-المخزون"/>
+    <w:bookmarkEnd w:id="44"/>
+    <w:bookmarkStart w:id="45" w:name="رابعا-طرق-تقييم-المخزون"/>
     <w:p>
       <w:pPr>
         <w:pStyle w:val="Heading3"/>
@@ -4508,9 +4646,9 @@
         <w:t xml:space="preserve">**</w:t>
       </w:r>
     </w:p>
-    <w:bookmarkEnd w:id="43"/>
-    <w:bookmarkEnd w:id="44"/>
-    <w:bookmarkStart w:id="48" w:name="المبحث-الخامس-تقييم-الموردين-ومفهوم-erp"/>
+    <w:bookmarkEnd w:id="45"/>
+    <w:bookmarkEnd w:id="46"/>
+    <w:bookmarkStart w:id="50" w:name="المبحث-الخامس-تقييم-الموردين-ومفهوم-erp"/>
     <w:p>
       <w:pPr>
         <w:pStyle w:val="Heading2"/>
@@ -4525,7 +4663,7 @@
         <w:t xml:space="preserve">المبحث الخامس: تقييم الموردين ومفهوم ERP</w:t>
       </w:r>
     </w:p>
-    <w:bookmarkStart w:id="45" w:name="تقييم-الموردين-supplier-evaluation"/>
+    <w:bookmarkStart w:id="47" w:name="تقييم-الموردين-supplier-evaluation"/>
     <w:p>
       <w:pPr>
         <w:pStyle w:val="Heading3"/>
@@ -4691,8 +4829,8 @@
         <w:t xml:space="preserve">الموثوقية والخدمة (Reliability &amp; Service): سرعة الاستجابة للمشاكل، ومرونة التعامل، وتقديم الدعم الفني إذا لزم الأمر.</w:t>
       </w:r>
     </w:p>
-    <w:bookmarkEnd w:id="45"/>
-    <w:bookmarkStart w:id="47" w:name="Xb68060b29c3c1e1f393cce9f99a443e0fc48320"/>
+    <w:bookmarkEnd w:id="47"/>
+    <w:bookmarkStart w:id="49" w:name="Xb68060b29c3c1e1f393cce9f99a443e0fc48320"/>
     <w:p>
       <w:pPr>
         <w:pStyle w:val="Heading3"/>
@@ -4739,7 +4877,7 @@
           <w:rFonts w:ascii="Traditional Arabic" w:hAnsi="Traditional Arabic"/>
           <w:sz w:val="28"/>
         </w:rPr>
-        <w:footnoteReference w:id="46"/>
+        <w:footnoteReference w:id="48"/>
       </w:r>
       <w:r>
         <w:rPr>
@@ -4905,10 +5043,10 @@
         <w:t xml:space="preserve">خلاصة الفصل الأول خلص هذا الفصل إلى تأسيس قاعدة نظرية متكاملة تستجيب لمتطلبات الدراسة الميدانية. فقد تبيّن أن المخزون ليس مجرد كومة من البضائع، بل هو نظام حيوي مترابط تتشابك فيه تكاليف الإصدار والاحتفاظ وتكاليف النفاد. كما أثبتت نماذج الإدارة الكمية (Wilson، ABC) قدرتها على توفير معطيات دقيقة تدعم قرارات التموين. وقد بات جلياً أن اعتماد الجرد الدائم المحوسب بطريقة CMUP هو الخيار الأمثل لتحقيق الشفافية والكفاءة في مخزن مديرية التربية لولاية البيض. وبناءً على هذا الإطار النظري، ينتقل الفصل الثاني إلى الإطار العملي والتشخيص الميداني في مديرية التربية لولاية البيض. — نهاية الفصل الأول —</w:t>
       </w:r>
     </w:p>
-    <w:bookmarkEnd w:id="47"/>
-    <w:bookmarkEnd w:id="48"/>
     <w:bookmarkEnd w:id="49"/>
-    <w:bookmarkStart w:id="97" w:name="Xfd09630af81a064bb869de4cc3333972b7b71f8"/>
+    <w:bookmarkEnd w:id="50"/>
+    <w:bookmarkEnd w:id="51"/>
+    <w:bookmarkStart w:id="99" w:name="Xfd09630af81a064bb869de4cc3333972b7b71f8"/>
     <w:p>
       <w:pPr>
         <w:pStyle w:val="Heading1"/>
@@ -4954,7 +5092,7 @@
         <w:t xml:space="preserve">يُخصص هذا الفصل للإطار الميداني الذي أُجريت فيه الدراسة. يُقدِّم المبحث الأول النماذج الرياضية الثلاثة التي تقوم عليها منهجية التشخيص: نموذج ويلسون للكمية الاقتصادية للطلب، وتحليل ABC وفق مبدأ باريتو، ومصفوفة ABC-XYZ. ثم ينتقل المبحث الثاني إلى توصيف المؤسسة محل الدراسة — مديرية التربية لولاية البيض — ومخازنها من الناحيتين التنظيمية والمادية. ويُختتم الفصل بالمبحث الثالث الذي يتناول التشخيص الميداني: رصد نقاط الضعف الهيكلية، وتحليل البيانات الكمية الميدانية، وتطبيق مصفوفة ABC-XYZ.</w:t>
       </w:r>
     </w:p>
-    <w:bookmarkStart w:id="72" w:name="Xd96d29689cd7b7c28a53e63cb30434c1b4e42ae"/>
+    <w:bookmarkStart w:id="74" w:name="Xd96d29689cd7b7c28a53e63cb30434c1b4e42ae"/>
     <w:p>
       <w:pPr>
         <w:pStyle w:val="Heading2"/>
@@ -4984,7 +5122,7 @@
         <w:t xml:space="preserve">الغرض من هذا المبحث ليس إعادة عرض النماذج النظرية — فهذا ما أُنجز في الفصل الأول — بل توظيفها كأدوات تشخيص كمية للواقع الميداني. ثلاث نماذج متكاملة تُشكِّل هذه الأدوات: نموذج ويلسون للكمية الاقتصادية للطلب، وتحليل ABC، ومصفوفة ABC-XYZ المشتركة.</w:t>
       </w:r>
     </w:p>
-    <w:bookmarkStart w:id="57" w:name="Xfd010b0e6ec43a71a31832c4aa57c4a1ebd67ff"/>
+    <w:bookmarkStart w:id="59" w:name="Xfd010b0e6ec43a71a31832c4aa57c4a1ebd67ff"/>
     <w:p>
       <w:pPr>
         <w:pStyle w:val="Heading3"/>
@@ -4999,7 +5137,7 @@
         <w:t xml:space="preserve">المطلب الأول: نموذج ويلسون للكمية الاقتصادية للطلب</w:t>
       </w:r>
     </w:p>
-    <w:bookmarkStart w:id="52" w:name="أولا-الإطار-المرجعي-للنموذج"/>
+    <w:bookmarkStart w:id="54" w:name="أولا-الإطار-المرجعي-للنموذج"/>
     <w:p>
       <w:pPr>
         <w:pStyle w:val="Heading4"/>
@@ -5040,7 +5178,7 @@
           <w:rFonts w:ascii="Traditional Arabic" w:hAnsi="Traditional Arabic"/>
           <w:sz w:val="28"/>
         </w:rPr>
-        <w:footnoteReference w:id="50"/>
+        <w:footnoteReference w:id="52"/>
       </w:r>
     </w:p>
     <w:p>
@@ -5071,11 +5209,11 @@
           <w:rFonts w:ascii="Traditional Arabic" w:hAnsi="Traditional Arabic"/>
           <w:sz w:val="28"/>
         </w:rPr>
-        <w:footnoteReference w:id="51"/>
-      </w:r>
-    </w:p>
-    <w:bookmarkEnd w:id="52"/>
-    <w:bookmarkStart w:id="54" w:name="ثانيا-التطبيق-على-الصنف-المرجعي-art-001"/>
+        <w:footnoteReference w:id="53"/>
+      </w:r>
+    </w:p>
+    <w:bookmarkEnd w:id="54"/>
+    <w:bookmarkStart w:id="56" w:name="ثانيا-التطبيق-على-الصنف-المرجعي-art-001"/>
     <w:p>
       <w:pPr>
         <w:pStyle w:val="Heading4"/>
@@ -5120,7 +5258,7 @@
           <w:rFonts w:ascii="Traditional Arabic" w:hAnsi="Traditional Arabic"/>
           <w:sz w:val="28"/>
         </w:rPr>
-        <w:footnoteReference w:id="53"/>
+        <w:footnoteReference w:id="55"/>
       </w:r>
       <w:r>
         <w:rPr>
@@ -5451,8 +5589,8 @@
         <w:t xml:space="preserve">بتطبيق المعادلة:</w:t>
       </w:r>
     </w:p>
-    <w:bookmarkEnd w:id="54"/>
-    <w:bookmarkStart w:id="55" w:name="ثالثا-التحقق-من-التوازن-الرياضي-المثالي"/>
+    <w:bookmarkEnd w:id="56"/>
+    <w:bookmarkStart w:id="57" w:name="ثالثا-التحقق-من-التوازن-الرياضي-المثالي"/>
     <w:p>
       <w:pPr>
         <w:pStyle w:val="Heading4"/>
@@ -5495,8 +5633,8 @@
         <w:t xml:space="preserve">**لاحظ أن حد الإصدار وحد الاحتفاظ متساويان تماماً عند Q*. هذه ليست مصادفة — إنها الخاصية الجوهرية لأي كمية اقتصادية مثلى. يعني هذا المستوى 9 طلبيات سنوية، أي طلبية واحدة كل 40 يوماً تقريباً، وهو تردد يتوافق مع آجال التوريد المعتادة في القطاع العمومي.**</w:t>
       </w:r>
     </w:p>
-    <w:bookmarkEnd w:id="55"/>
-    <w:bookmarkStart w:id="56" w:name="رابعا-نقطة-إعادة-الطلب-ومخزون-الأمان"/>
+    <w:bookmarkEnd w:id="57"/>
+    <w:bookmarkStart w:id="58" w:name="رابعا-نقطة-إعادة-الطلب-ومخزون-الأمان"/>
     <w:p>
       <w:pPr>
         <w:pStyle w:val="Heading4"/>
@@ -5541,9 +5679,9 @@
         <w:t xml:space="preserve">مخزون الأمان (SS) = 200 وحدة. هذا الهامش الكمي يستوعب تذبذب الطلب اليومي وتأخيرات التوريد المحتملة — والتأخيرات واردة هنا لأن مسافة النقل تتجاوز 600 كيلومتر من مراكز التوريد الكبرى.</w:t>
       </w:r>
     </w:p>
-    <w:bookmarkEnd w:id="56"/>
-    <w:bookmarkEnd w:id="57"/>
-    <w:bookmarkStart w:id="60" w:name="X52ea18e5737fce8615e1c3ca4723e15512be477"/>
+    <w:bookmarkEnd w:id="58"/>
+    <w:bookmarkEnd w:id="59"/>
+    <w:bookmarkStart w:id="62" w:name="X52ea18e5737fce8615e1c3ca4723e15512be477"/>
     <w:p>
       <w:pPr>
         <w:pStyle w:val="Heading3"/>
@@ -5558,7 +5696,7 @@
         <w:t xml:space="preserve">المطلب الثاني: تحليل ABC وتطبيقه على مخزون المديرية</w:t>
       </w:r>
     </w:p>
-    <w:bookmarkStart w:id="58" w:name="أولا-منهجية-التصنيف-ومعاييره-الكمية"/>
+    <w:bookmarkStart w:id="60" w:name="أولا-منهجية-التصنيف-ومعاييره-الكمية"/>
     <w:p>
       <w:pPr>
         <w:pStyle w:val="Heading4"/>
@@ -5998,8 +6136,8 @@
         </w:tc>
       </w:tr>
     </w:tbl>
-    <w:bookmarkEnd w:id="58"/>
-    <w:bookmarkStart w:id="59" w:name="ثانيا-تطبيق-التحليل-على-بيانات-المديرية"/>
+    <w:bookmarkEnd w:id="60"/>
+    <w:bookmarkStart w:id="61" w:name="ثانيا-تطبيق-التحليل-على-بيانات-المديرية"/>
     <w:p>
       <w:pPr>
         <w:pStyle w:val="Heading4"/>
@@ -6029,9 +6167,9 @@
         <w:t xml:space="preserve">عند تطبيق هذا المعيار على الأصناف الاثني عشر المسجلة في سجلات المديرية، تتصدر Toner G030 (ART-001) الفئة A بقيمة استهلاكية سنوية 618,000 دج (789 × 400 = 618,000). يليه صنف ورق A4 (ART-002) ضمن الفئة نفسها بقيمة استهلاكية معتبرة. في الطرف الآخر، الأصناف ذات الاستخدام المتقطع — مثل الدباسة المكتبية (ART-005) — تنتمي إلى الفئة C. هذا يعني أن موارد الرقابة ومحرك النظام الرقمي يجب أن يُركزا على أصناف الفئة A.</w:t>
       </w:r>
     </w:p>
-    <w:bookmarkEnd w:id="59"/>
-    <w:bookmarkEnd w:id="60"/>
-    <w:bookmarkStart w:id="71" w:name="X3d546febf7430a2ea3250247e57315bf530ac8e"/>
+    <w:bookmarkEnd w:id="61"/>
+    <w:bookmarkEnd w:id="62"/>
+    <w:bookmarkStart w:id="73" w:name="X3d546febf7430a2ea3250247e57315bf530ac8e"/>
     <w:p>
       <w:pPr>
         <w:pStyle w:val="Heading3"/>
@@ -6436,7 +6574,7 @@
           <w:rFonts w:ascii="Traditional Arabic" w:hAnsi="Traditional Arabic"/>
           <w:sz w:val="28"/>
         </w:rPr>
-        <w:footnoteReference w:id="61"/>
+        <w:footnoteReference w:id="63"/>
       </w:r>
       <w:r>
         <w:rPr>
@@ -6454,7 +6592,7 @@
           <w:rFonts w:ascii="Traditional Arabic" w:hAnsi="Traditional Arabic"/>
           <w:sz w:val="28"/>
         </w:rPr>
-        <w:footnoteReference w:id="62"/>
+        <w:footnoteReference w:id="64"/>
       </w:r>
       <w:r>
         <w:rPr>
@@ -6472,7 +6610,7 @@
           <w:rFonts w:ascii="Traditional Arabic" w:hAnsi="Traditional Arabic"/>
           <w:sz w:val="28"/>
         </w:rPr>
-        <w:footnoteReference w:id="63"/>
+        <w:footnoteReference w:id="65"/>
       </w:r>
       <w:r>
         <w:rPr>
@@ -6490,7 +6628,7 @@
           <w:rFonts w:ascii="Traditional Arabic" w:hAnsi="Traditional Arabic"/>
           <w:sz w:val="28"/>
         </w:rPr>
-        <w:footnoteReference w:id="64"/>
+        <w:footnoteReference w:id="66"/>
       </w:r>
       <w:r>
         <w:rPr>
@@ -6508,7 +6646,7 @@
           <w:rFonts w:ascii="Traditional Arabic" w:hAnsi="Traditional Arabic"/>
           <w:sz w:val="28"/>
         </w:rPr>
-        <w:footnoteReference w:id="65"/>
+        <w:footnoteReference w:id="67"/>
       </w:r>
       <w:r>
         <w:rPr>
@@ -6526,7 +6664,7 @@
           <w:rFonts w:ascii="Traditional Arabic" w:hAnsi="Traditional Arabic"/>
           <w:sz w:val="28"/>
         </w:rPr>
-        <w:footnoteReference w:id="66"/>
+        <w:footnoteReference w:id="68"/>
       </w:r>
       <w:r>
         <w:rPr>
@@ -6544,7 +6682,7 @@
           <w:rFonts w:ascii="Traditional Arabic" w:hAnsi="Traditional Arabic"/>
           <w:sz w:val="28"/>
         </w:rPr>
-        <w:footnoteReference w:id="67"/>
+        <w:footnoteReference w:id="69"/>
       </w:r>
       <w:r>
         <w:rPr>
@@ -6562,7 +6700,7 @@
           <w:rFonts w:ascii="Traditional Arabic" w:hAnsi="Traditional Arabic"/>
           <w:sz w:val="28"/>
         </w:rPr>
-        <w:footnoteReference w:id="68"/>
+        <w:footnoteReference w:id="70"/>
       </w:r>
       <w:r>
         <w:rPr>
@@ -6580,7 +6718,7 @@
           <w:rFonts w:ascii="Traditional Arabic" w:hAnsi="Traditional Arabic"/>
           <w:sz w:val="28"/>
         </w:rPr>
-        <w:footnoteReference w:id="69"/>
+        <w:footnoteReference w:id="71"/>
       </w:r>
       <w:r>
         <w:rPr>
@@ -6598,7 +6736,7 @@
           <w:rFonts w:ascii="Traditional Arabic" w:hAnsi="Traditional Arabic"/>
           <w:sz w:val="28"/>
         </w:rPr>
-        <w:footnoteReference w:id="70"/>
+        <w:footnoteReference w:id="72"/>
       </w:r>
     </w:p>
     <w:p>
@@ -6618,9 +6756,9 @@
         <w:t xml:space="preserve">خلاصة المبحث الأول: النماذج الثلاثة قادرة على تحويل البيانات الخام إلى معطيات قرارية دقيقة — EOQ = 37، ROP = 206، SS = 200، تصنيف ABC-XYZ. لكن هذه الدقة لا قيمة لها في بيئة التسيير اليدوي السائدة في مديرية التربية، لأن تحديث هذه المعطيات آنياً مع كل حركة مخزنية مستحيل دون نظام رقمي. هذه الفجوة تحديداً هي ما يعالجه الفصل الثالث.</w:t>
       </w:r>
     </w:p>
-    <w:bookmarkEnd w:id="71"/>
-    <w:bookmarkEnd w:id="72"/>
-    <w:bookmarkStart w:id="84" w:name="المبحث-الثاني-الإطار-الجغرافي-والمؤسسي"/>
+    <w:bookmarkEnd w:id="73"/>
+    <w:bookmarkEnd w:id="74"/>
+    <w:bookmarkStart w:id="86" w:name="المبحث-الثاني-الإطار-الجغرافي-والمؤسسي"/>
     <w:p>
       <w:pPr>
         <w:pStyle w:val="Heading2"/>
@@ -6650,7 +6788,7 @@
         <w:t xml:space="preserve">يتوقف تحليل أي منظومة لوجيستية على استيعاب السياق المكاني والمؤسسي الذي تعمل فيه؛ إذ لا يمكن تقييم كفاءة نظام تسيير مخزون معزولاً عن القيود الجغرافية والهيكل التنظيمي والبيئة التشغيلية. يُقدِّم هذا المبحث المحاور الثلاثة لهذا الإطار: ولاية البيض بموقعها اللوجيستي الخاص، ومديرية التربية بهيكلها التنظيمي، ومصلحة المخازن بواقعها التشغيلي الذي شكَّل موضوع الدراسة.</w:t>
       </w:r>
     </w:p>
-    <w:bookmarkStart w:id="75" w:name="Xe4f249edd1737d467925de2bc2b8314c0457ef9"/>
+    <w:bookmarkStart w:id="77" w:name="Xe4f249edd1737d467925de2bc2b8314c0457ef9"/>
     <w:p>
       <w:pPr>
         <w:pStyle w:val="Heading3"/>
@@ -6665,7 +6803,7 @@
         <w:t xml:space="preserve">المطلب الأول: ولاية البيض — الإطار الجغرافي والأثر اللوجيستي</w:t>
       </w:r>
     </w:p>
-    <w:bookmarkStart w:id="73" w:name="أولا-الموقع-والخصائص-الجغرافية"/>
+    <w:bookmarkStart w:id="75" w:name="أولا-الموقع-والخصائص-الجغرافية"/>
     <w:p>
       <w:pPr>
         <w:pStyle w:val="Heading4"/>
@@ -6695,8 +6833,8 @@
         <w:t xml:space="preserve">تقع ولاية البيض في القطاع السهبي الجنوبي الغربي من الجمهورية الجزائرية، على بُعد يتجاوز 600 كيلومتر جنوب غرب العاصمة و400 كيلومتر جنوب مدينة وهران. تتشكَّل جغرافيتها من سهوب شاسعة تتخللها مسالك جبلية في شمالها، مما يُفرز بيئة مناخية متطرفة — جفاف صيفاً وثلوج وأمطار استثنائية شتاءً.</w:t>
       </w:r>
     </w:p>
-    <w:bookmarkEnd w:id="73"/>
-    <w:bookmarkStart w:id="74" w:name="ثانيا-تأثير-الموقع-على-سلاسل-الإمداد"/>
+    <w:bookmarkEnd w:id="75"/>
+    <w:bookmarkStart w:id="76" w:name="ثانيا-تأثير-الموقع-على-سلاسل-الإمداد"/>
     <w:p>
       <w:pPr>
         <w:pStyle w:val="Heading4"/>
@@ -6726,9 +6864,9 @@
         <w:t xml:space="preserve">يُشكِّل البُعد الجغرافي عاملاً عند تصميم سياسة التخزين. تمتد آجال التسليم (Lead Time) المعتادة من مراكز التوريد الكبرى بين 5 و10 أيام عمل في الظروف الاعتيادية. وفي فترات الاضطرابات المناخية — كانسداد المحاور الطرقية جراء الثلوج أو الفيضانات — قد يتضاعف هذا الأجل ليصل إلى أسبوعين أو أكثر. هذا الواقع الجغرافي يرفع من أهمية متغيرَي مخزون الأمان (SS) ونقطة إعادة الطلب (ROP).</w:t>
       </w:r>
     </w:p>
-    <w:bookmarkEnd w:id="74"/>
-    <w:bookmarkEnd w:id="75"/>
-    <w:bookmarkStart w:id="79" w:name="X3f57fa00f89ba85d9588878684ea58fb7f040ef"/>
+    <w:bookmarkEnd w:id="76"/>
+    <w:bookmarkEnd w:id="77"/>
+    <w:bookmarkStart w:id="81" w:name="X3f57fa00f89ba85d9588878684ea58fb7f040ef"/>
     <w:p>
       <w:pPr>
         <w:pStyle w:val="Heading3"/>
@@ -6743,7 +6881,7 @@
         <w:t xml:space="preserve">المطلب الثاني: تقديم مديرية التربية لولاية البيض</w:t>
       </w:r>
     </w:p>
-    <w:bookmarkStart w:id="77" w:name="أولا-الوضع-القانوني-والمهام-المؤسسية"/>
+    <w:bookmarkStart w:id="79" w:name="أولا-الوضع-القانوني-والمهام-المؤسسية"/>
     <w:p>
       <w:pPr>
         <w:pStyle w:val="Heading4"/>
@@ -6888,7 +7026,7 @@
           <w:rFonts w:ascii="Traditional Arabic" w:hAnsi="Traditional Arabic"/>
           <w:sz w:val="28"/>
         </w:rPr>
-        <w:footnoteReference w:id="76"/>
+        <w:footnoteReference w:id="78"/>
       </w:r>
       <w:r>
         <w:rPr>
@@ -6901,8 +7039,8 @@
         <w:t xml:space="preserve">.</w:t>
       </w:r>
     </w:p>
-    <w:bookmarkEnd w:id="77"/>
-    <w:bookmarkStart w:id="78" w:name="X01d3ef8a5826c75c8439d1097f2a09587d09e67"/>
+    <w:bookmarkEnd w:id="79"/>
+    <w:bookmarkStart w:id="80" w:name="X01d3ef8a5826c75c8439d1097f2a09587d09e67"/>
     <w:p>
       <w:pPr>
         <w:pStyle w:val="Heading4"/>
@@ -6932,9 +7070,9 @@
         <w:t xml:space="preserve">تعتمد المديرية هيكلاً تنظيمياً رباعياً. تضطلع مصلحة الإدارة والوسائل العامة بالدور المحوري في دورة التخزين، إذ تتولى إعداد طلبات الاحتياجات واستقبال البضائع وتوزيعها على الوحدات الداخلية. وتعمل هذه المصلحة بالتنسيق مع مصلحة الميزانية للتحقق من توفر الاعتمادات قبل كل عملية تموين، لتنفيذ القرارات المالية عبر حركات مخزنية فعلية.</w:t>
       </w:r>
     </w:p>
-    <w:bookmarkEnd w:id="78"/>
-    <w:bookmarkEnd w:id="79"/>
-    <w:bookmarkStart w:id="83" w:name="Xe95b080e745ed60cca3f74edd213d00166ee89f"/>
+    <w:bookmarkEnd w:id="80"/>
+    <w:bookmarkEnd w:id="81"/>
+    <w:bookmarkStart w:id="85" w:name="Xe95b080e745ed60cca3f74edd213d00166ee89f"/>
     <w:p>
       <w:pPr>
         <w:pStyle w:val="Heading3"/>
@@ -6949,7 +7087,7 @@
         <w:t xml:space="preserve">المطلب الثالث: وصف مصلحة المخازن وتقييم بيئتها التشغيلية</w:t>
       </w:r>
     </w:p>
-    <w:bookmarkStart w:id="81" w:name="أولا-البنية-المادية-والواقع-التجهيزي"/>
+    <w:bookmarkStart w:id="83" w:name="أولا-البنية-المادية-والواقع-التجهيزي"/>
     <w:p>
       <w:pPr>
         <w:pStyle w:val="Heading4"/>
@@ -7062,7 +7200,7 @@
           <w:rFonts w:ascii="Traditional Arabic" w:hAnsi="Traditional Arabic"/>
           <w:sz w:val="28"/>
         </w:rPr>
-        <w:footnoteReference w:id="80"/>
+        <w:footnoteReference w:id="82"/>
       </w:r>
       <w:r>
         <w:rPr>
@@ -7075,8 +7213,8 @@
         <w:t xml:space="preserve">.</w:t>
       </w:r>
     </w:p>
-    <w:bookmarkEnd w:id="81"/>
-    <w:bookmarkStart w:id="82" w:name="Xf538c3815bf5bc34642ae68a16b1ad061eeda6a"/>
+    <w:bookmarkEnd w:id="83"/>
+    <w:bookmarkStart w:id="84" w:name="Xf538c3815bf5bc34642ae68a16b1ad061eeda6a"/>
     <w:p>
       <w:pPr>
         <w:pStyle w:val="Heading4"/>
@@ -7256,10 +7394,10 @@
         <w:t xml:space="preserve">تُعد هذه القيود أعراضاً بنيوية لنقص الأدوات التقنية المناسبة. وهي بالضبط ما يستهدف نظام دعم القرار المُقترح في الفصل الثالث معالجتَه معالجةً جذريةً وشاملة.</w:t>
       </w:r>
     </w:p>
-    <w:bookmarkEnd w:id="82"/>
-    <w:bookmarkEnd w:id="83"/>
     <w:bookmarkEnd w:id="84"/>
-    <w:bookmarkStart w:id="96" w:name="X45c22bf0528f185d6de6f59ddda56ed6c67ca33"/>
+    <w:bookmarkEnd w:id="85"/>
+    <w:bookmarkEnd w:id="86"/>
+    <w:bookmarkStart w:id="98" w:name="X45c22bf0528f185d6de6f59ddda56ed6c67ca33"/>
     <w:p>
       <w:pPr>
         <w:pStyle w:val="Heading2"/>
@@ -7321,7 +7459,7 @@
         <w:t xml:space="preserve">التي يسعى نظام دعم القرار v13.3 إلى ردمها.</w:t>
       </w:r>
     </w:p>
-    <w:bookmarkStart w:id="86" w:name="المطلب-الأول-التحليل-الكمي-جدول-رقم-04"/>
+    <w:bookmarkStart w:id="88" w:name="المطلب-الأول-التحليل-الكمي-جدول-رقم-04"/>
     <w:p>
       <w:pPr>
         <w:pStyle w:val="Heading3"/>
@@ -8232,7 +8370,7 @@
         </w:tc>
       </w:tr>
     </w:tbl>
-    <w:bookmarkStart w:id="85" w:name="ثانيا-تحليل-النتائج-ودلالاتها-التشغيلية"/>
+    <w:bookmarkStart w:id="87" w:name="ثانيا-تحليل-النتائج-ودلالاتها-التشغيلية"/>
     <w:p>
       <w:pPr>
         <w:pStyle w:val="Heading4"/>
@@ -8368,9 +8506,9 @@
         <w:t xml:space="preserve">للمسير، مما يؤدي إما إلى تكديس أصناف الفئة C (هدر مالي) أو نفاد أصناف الفئة A (تعطيل إداري).</w:t>
       </w:r>
     </w:p>
-    <w:bookmarkEnd w:id="85"/>
-    <w:bookmarkEnd w:id="86"/>
-    <w:bookmarkStart w:id="87" w:name="X1bb33ba9224f587193ff19f2f46f26887b562eb"/>
+    <w:bookmarkEnd w:id="87"/>
+    <w:bookmarkEnd w:id="88"/>
+    <w:bookmarkStart w:id="89" w:name="X1bb33ba9224f587193ff19f2f46f26887b562eb"/>
     <w:p>
       <w:pPr>
         <w:pStyle w:val="Heading3"/>
@@ -8868,8 +9006,8 @@
         </w:tc>
       </w:tr>
     </w:tbl>
-    <w:bookmarkEnd w:id="87"/>
-    <w:bookmarkStart w:id="95" w:name="Xf44bb1cbb1fbf8d3786fd5660f5e5e712de4010"/>
+    <w:bookmarkEnd w:id="89"/>
+    <w:bookmarkStart w:id="97" w:name="Xf44bb1cbb1fbf8d3786fd5660f5e5e712de4010"/>
     <w:p>
       <w:pPr>
         <w:pStyle w:val="Heading3"/>
@@ -8899,7 +9037,7 @@
         <w:t xml:space="preserve">تتويجاً لهذا التشخيص، اعتمدنا مصفوفة القرار المزدوجة (ABC-XYZ) لتصنيف كافة أصناف المخزن، حيث يمثل المحور (ABC) القيمة المالية، والمحور (XYZ) استقرار الطلب.</w:t>
       </w:r>
     </w:p>
-    <w:bookmarkStart w:id="88" w:name="أولا-منطق-التصنيف-المعتمد"/>
+    <w:bookmarkStart w:id="90" w:name="أولا-منطق-التصنيف-المعتمد"/>
     <w:p>
       <w:pPr>
         <w:pStyle w:val="Heading4"/>
@@ -8956,8 +9094,8 @@
         <w:t xml:space="preserve">المحور X-Y-Z (الاستقرار): يتم تحديد الفئة بناءً على معامل التباين (CV) للطلب الدوري.</w:t>
       </w:r>
     </w:p>
-    <w:bookmarkEnd w:id="88"/>
-    <w:bookmarkStart w:id="94" w:name="ثانيا-استراتيجية-التسيير-الموجهة"/>
+    <w:bookmarkEnd w:id="90"/>
+    <w:bookmarkStart w:id="96" w:name="ثانيا-استراتيجية-التسيير-الموجهة"/>
     <w:p>
       <w:pPr>
         <w:pStyle w:val="Heading4"/>
@@ -9189,7 +9327,7 @@
           <w:rFonts w:ascii="Traditional Arabic" w:hAnsi="Traditional Arabic"/>
           <w:sz w:val="28"/>
         </w:rPr>
-        <w:footnoteReference w:id="89"/>
+        <w:footnoteReference w:id="91"/>
       </w:r>
       <w:r>
         <w:rPr>
@@ -9205,7 +9343,7 @@
           <w:rFonts w:ascii="Traditional Arabic" w:hAnsi="Traditional Arabic"/>
           <w:sz w:val="28"/>
         </w:rPr>
-        <w:footnoteReference w:id="90"/>
+        <w:footnoteReference w:id="92"/>
       </w:r>
       <w:r>
         <w:rPr>
@@ -9221,7 +9359,7 @@
           <w:rFonts w:ascii="Traditional Arabic" w:hAnsi="Traditional Arabic"/>
           <w:sz w:val="28"/>
         </w:rPr>
-        <w:footnoteReference w:id="91"/>
+        <w:footnoteReference w:id="93"/>
       </w:r>
       <w:r>
         <w:rPr>
@@ -9237,7 +9375,7 @@
           <w:rFonts w:ascii="Traditional Arabic" w:hAnsi="Traditional Arabic"/>
           <w:sz w:val="28"/>
         </w:rPr>
-        <w:footnoteReference w:id="92"/>
+        <w:footnoteReference w:id="94"/>
       </w:r>
       <w:r>
         <w:rPr>
@@ -9253,14 +9391,14 @@
           <w:rFonts w:ascii="Traditional Arabic" w:hAnsi="Traditional Arabic"/>
           <w:sz w:val="28"/>
         </w:rPr>
-        <w:footnoteReference w:id="93"/>
-      </w:r>
-    </w:p>
-    <w:bookmarkEnd w:id="94"/>
-    <w:bookmarkEnd w:id="95"/>
+        <w:footnoteReference w:id="95"/>
+      </w:r>
+    </w:p>
     <w:bookmarkEnd w:id="96"/>
     <w:bookmarkEnd w:id="97"/>
-    <w:bookmarkStart w:id="129" w:name="X425548a444476a4a4f36373e56e022eba81766a"/>
+    <w:bookmarkEnd w:id="98"/>
+    <w:bookmarkEnd w:id="99"/>
+    <w:bookmarkStart w:id="131" w:name="X425548a444476a4a4f36373e56e022eba81766a"/>
     <w:p>
       <w:pPr>
         <w:pStyle w:val="Heading1"/>
@@ -9306,7 +9444,7 @@
         <w:t xml:space="preserve">بعد استعراض الإطار النظري والتشخيص الميداني في الفصول السابقة، يخصص هذا الفصل لعرض الحل الرقمي المقترح لمواجهة تحديات التسيير اليدوي في مخزن مديرية التربية لولاية البيض. سنستعرض في المبحث الأول الهندسة المتكاملة لنظام دعم القرار المبني على بيئة Microsoft Excel، متبوعة في المبحث الثاني بشرح مفصل لكيفية تدفق البيانات محلياً من خلال محرك VBA. كما سنتناول في المبحث الثالث التفاصيل التقنية لمحرك الذكاء المحلي، بما في ذلك الخوارزميات المستخدمة لحساب CMUP وEOQ وROP وتصنيف ABC-XYZ. ويختتم الفصل بالمبحث الرابع الذي يستعرض واجهة المستخدم المبتكرة ولوحة القيادة الرقمية التي تضمن رقابة آنية ودعماً فعالاً لاتخاذ القرار.</w:t>
       </w:r>
     </w:p>
-    <w:bookmarkStart w:id="104" w:name="Xa676c4e96c951c611f1581966c5cca345efded0"/>
+    <w:bookmarkStart w:id="106" w:name="Xa676c4e96c951c611f1581966c5cca345efded0"/>
     <w:p>
       <w:pPr>
         <w:pStyle w:val="Heading2"/>
@@ -9400,7 +9538,7 @@
         <w:t xml:space="preserve">متكامل. لا تكمن قيمة النظام في استخدام لغة VBA فحسب، بل في فلسفة التصميم التي تدمج بين الدقة المحاسبية، والسرعة اللوجيستية، وبساطة التشغيل.</w:t>
       </w:r>
     </w:p>
-    <w:bookmarkStart w:id="101" w:name="X50eda9fd44e4b29eb77e7e9ee21c27f44b1ac92"/>
+    <w:bookmarkStart w:id="103" w:name="X50eda9fd44e4b29eb77e7e9ee21c27f44b1ac92"/>
     <w:p>
       <w:pPr>
         <w:pStyle w:val="Heading3"/>
@@ -9593,7 +9731,7 @@
           <w:rFonts w:ascii="Traditional Arabic" w:hAnsi="Traditional Arabic"/>
           <w:sz w:val="28"/>
         </w:rPr>
-        <w:footnoteReference w:id="98"/>
+        <w:footnoteReference w:id="100"/>
       </w:r>
       <w:r>
         <w:rPr>
@@ -9617,7 +9755,7 @@
           <w:rFonts w:ascii="Traditional Arabic" w:hAnsi="Traditional Arabic"/>
           <w:sz w:val="28"/>
         </w:rPr>
-        <w:footnoteReference w:id="99"/>
+        <w:footnoteReference w:id="101"/>
       </w:r>
       <w:r>
         <w:rPr>
@@ -9641,7 +9779,7 @@
           <w:rFonts w:ascii="Traditional Arabic" w:hAnsi="Traditional Arabic"/>
           <w:sz w:val="28"/>
         </w:rPr>
-        <w:footnoteReference w:id="100"/>
+        <w:footnoteReference w:id="102"/>
       </w:r>
       <w:r>
         <w:rPr>
@@ -9652,8 +9790,8 @@
         <w:t xml:space="preserve">.</w:t>
       </w:r>
     </w:p>
-    <w:bookmarkEnd w:id="101"/>
-    <w:bookmarkStart w:id="102" w:name="Xd01ba28ceb43c2aafcfa279441271082bf35e79"/>
+    <w:bookmarkEnd w:id="103"/>
+    <w:bookmarkStart w:id="104" w:name="Xd01ba28ceb43c2aafcfa279441271082bf35e79"/>
     <w:p>
       <w:pPr>
         <w:pStyle w:val="Heading3"/>
@@ -9873,8 +10011,8 @@
         <w:t xml:space="preserve">وحدة الحقيقة (Single Source of Truth): يتم ربط كافة البيانات المالية واللوجيستية بقاعدة بيانات مركزية واحدة (Sجل الأصناف)، مما يضمن عدم تضارب المعلومات بين لوحة القيادة وسجلات الحركة.</w:t>
       </w:r>
     </w:p>
-    <w:bookmarkEnd w:id="102"/>
-    <w:bookmarkStart w:id="103" w:name="Xb3cd0739dd5a83bd5baa46bdafa673a7ae7a4aa"/>
+    <w:bookmarkEnd w:id="104"/>
+    <w:bookmarkStart w:id="105" w:name="Xb3cd0739dd5a83bd5baa46bdafa673a7ae7a4aa"/>
     <w:p>
       <w:pPr>
         <w:pStyle w:val="Heading3"/>
@@ -10068,9 +10206,9 @@
         <w:t xml:space="preserve">سهولة النقل والانتشار (Portability): بفضل تصميم النظام كملف واحد مدمج، يمكن نقله وتشغيله على أي حاسوب يحتوي على Excel دون الحاجة لعمليات تنصيب معقدة أو صلاحيات مدير نظام (Admin Rights).</w:t>
       </w:r>
     </w:p>
-    <w:bookmarkEnd w:id="103"/>
-    <w:bookmarkEnd w:id="104"/>
-    <w:bookmarkStart w:id="110" w:name="Xfb30997312ec99a0ff92bdd7dc592fd161b34eb"/>
+    <w:bookmarkEnd w:id="105"/>
+    <w:bookmarkEnd w:id="106"/>
+    <w:bookmarkStart w:id="112" w:name="Xfb30997312ec99a0ff92bdd7dc592fd161b34eb"/>
     <w:p>
       <w:pPr>
         <w:pStyle w:val="Heading2"/>
@@ -10132,7 +10270,7 @@
         <w:t xml:space="preserve">(Data Flow Logic) الذي يضمن سلامة البيانات من لحظة الإدخال حتى وصولها إلى التقارير النهائية. في هذا المبحث، نفصل الآليات الرقابية التي تمنع الخطأ البشري وتضمن نزاهة البيانات اللوجستية.</w:t>
       </w:r>
     </w:p>
-    <w:bookmarkStart w:id="105" w:name="Xe1412b27e8b4694678434ce8a4f8b6f261fecdf"/>
+    <w:bookmarkStart w:id="107" w:name="Xe1412b27e8b4694678434ce8a4f8b6f261fecdf"/>
     <w:p>
       <w:pPr>
         <w:pStyle w:val="Heading3"/>
@@ -10390,8 +10528,8 @@
         <w:t xml:space="preserve">حراسة المزامنة (Sync Guard): تحديث كافة المؤشرات (الرصيد، التكلفة، التنبيهات) في لحظة واحدة لضمان عدم وجود تضارب بين أوراق العمل.</w:t>
       </w:r>
     </w:p>
-    <w:bookmarkEnd w:id="105"/>
-    <w:bookmarkStart w:id="106" w:name="X790f7c97394d912e1af56ef75b8396a4139580d"/>
+    <w:bookmarkEnd w:id="107"/>
+    <w:bookmarkStart w:id="108" w:name="X790f7c97394d912e1af56ef75b8396a4139580d"/>
     <w:p>
       <w:pPr>
         <w:pStyle w:val="Heading3"/>
@@ -10627,8 +10765,8 @@
         <w:t xml:space="preserve">المعلوماتية التي كانت تميز النظام اليدوي.</w:t>
       </w:r>
     </w:p>
-    <w:bookmarkEnd w:id="106"/>
-    <w:bookmarkStart w:id="109" w:name="X444a26c814394dcd7d1e55a55a610cb16854269"/>
+    <w:bookmarkEnd w:id="108"/>
+    <w:bookmarkStart w:id="111" w:name="X444a26c814394dcd7d1e55a55a610cb16854269"/>
     <w:p>
       <w:pPr>
         <w:pStyle w:val="Heading3"/>
@@ -10831,7 +10969,7 @@
           <w:rFonts w:ascii="Traditional Arabic" w:hAnsi="Traditional Arabic"/>
           <w:sz w:val="28"/>
         </w:rPr>
-        <w:footnoteReference w:id="107"/>
+        <w:footnoteReference w:id="109"/>
       </w:r>
       <w:r>
         <w:rPr>
@@ -10863,7 +11001,7 @@
           <w:rFonts w:ascii="Traditional Arabic" w:hAnsi="Traditional Arabic"/>
           <w:sz w:val="28"/>
         </w:rPr>
-        <w:footnoteReference w:id="108"/>
+        <w:footnoteReference w:id="110"/>
       </w:r>
       <w:r>
         <w:rPr>
@@ -10874,9 +11012,9 @@
         <w:t xml:space="preserve">.</w:t>
       </w:r>
     </w:p>
-    <w:bookmarkEnd w:id="109"/>
-    <w:bookmarkEnd w:id="110"/>
-    <w:bookmarkStart w:id="118" w:name="Xffbf1b46ecde0efcc86730acfd968fe379c5668"/>
+    <w:bookmarkEnd w:id="111"/>
+    <w:bookmarkEnd w:id="112"/>
+    <w:bookmarkStart w:id="120" w:name="Xffbf1b46ecde0efcc86730acfd968fe379c5668"/>
     <w:p>
       <w:pPr>
         <w:pStyle w:val="Heading2"/>
@@ -10970,7 +11108,7 @@
         <w:t xml:space="preserve">المدبّر. يتجاوز هذا المحرك الوظائف الحسابية البسيطة ليتحول إلى نظام خبير (Expert System) قادر على اتخاذ قرارات لوجيستية بناءً على معطيات رياضية لحظية، مع ضمان استقرار النظام تحت مختلف ظروف التشغيل.</w:t>
       </w:r>
     </w:p>
-    <w:bookmarkStart w:id="111" w:name="X2b5683333895272df7448c3123c2d6911fb19dd"/>
+    <w:bookmarkStart w:id="113" w:name="X2b5683333895272df7448c3123c2d6911fb19dd"/>
     <w:p>
       <w:pPr>
         <w:pStyle w:val="Heading3"/>
@@ -11232,8 +11370,8 @@
         <w:t xml:space="preserve">وحدة سلامة العمليات (mod_TransactionSafety): تضمن تنفيذ العمليات ككتلة واحدة غير قابلة للتجزئة، مما يحمي البيانات من التلف عند حدوث انقطاع مفاجئ.</w:t>
       </w:r>
     </w:p>
-    <w:bookmarkEnd w:id="111"/>
-    <w:bookmarkStart w:id="114" w:name="X9b60cd1fa0cbe72f7f71191beb861644b5c9805"/>
+    <w:bookmarkEnd w:id="113"/>
+    <w:bookmarkStart w:id="116" w:name="X9b60cd1fa0cbe72f7f71191beb861644b5c9805"/>
     <w:p>
       <w:pPr>
         <w:pStyle w:val="Heading3"/>
@@ -11263,7 +11401,7 @@
         <w:t xml:space="preserve">يعتمد النظام في اتخاذ قرارات التموين على تحويل النماذج الرياضية إلى خوارزميات برمجية تعمل في الخلفية دون تدخل المستخدم:</w:t>
       </w:r>
     </w:p>
-    <w:bookmarkStart w:id="112" w:name="أولا-أتمتة-نموذج-ويلسون-eoq-algorithm"/>
+    <w:bookmarkStart w:id="114" w:name="أولا-أتمتة-نموذج-ويلسون-eoq-algorithm"/>
     <w:p>
       <w:pPr>
         <w:pStyle w:val="Heading4"/>
@@ -11323,8 +11461,8 @@
         <w:t xml:space="preserve">للكمية الاقتصادية عبر تدفق منطقي يبدأ باسترداد الطلب السنوي () وتكلفة الطلب () ومعدل الاحتفاظ () وسعر الوحدة () من سجل الإعدادات، ثم تطبيق المعادلة: . يتم تحديث هذه القيمة تلقائياً عند تغير أي معامل، مما يضمن أن النظام يقترح دائماً الكمية التي تقلص التكاليف الإجمالية إلى حدها الأدنى.</w:t>
       </w:r>
     </w:p>
-    <w:bookmarkEnd w:id="112"/>
-    <w:bookmarkStart w:id="113" w:name="ثانيا-ديناميكية-نقطة-إعادة-الطلب-rop"/>
+    <w:bookmarkEnd w:id="114"/>
+    <w:bookmarkStart w:id="115" w:name="ثانيا-ديناميكية-نقطة-إعادة-الطلب-rop"/>
     <w:p>
       <w:pPr>
         <w:pStyle w:val="Heading4"/>
@@ -11416,9 +11554,9 @@
         <w:t xml:space="preserve">في الطلب.</w:t>
       </w:r>
     </w:p>
-    <w:bookmarkEnd w:id="113"/>
-    <w:bookmarkEnd w:id="114"/>
-    <w:bookmarkStart w:id="115" w:name="Xdb72e8c31238e5bc8bb35e9197d335bc848251d"/>
+    <w:bookmarkEnd w:id="115"/>
+    <w:bookmarkEnd w:id="116"/>
+    <w:bookmarkStart w:id="117" w:name="Xdb72e8c31238e5bc8bb35e9197d335bc848251d"/>
     <w:p>
       <w:pPr>
         <w:pStyle w:val="Heading3"/>
@@ -11548,8 +11686,8 @@
         <w:t xml:space="preserve">الأثر المالي: يضمن هذا الإجراء أن تكون قيمة المخزون في لوحة القيادة مطابقة تماماً للواقع المالي، مما يلغي أخطاء التقييم التي كانت تحدث في السجلات الورقية.</w:t>
       </w:r>
     </w:p>
-    <w:bookmarkEnd w:id="115"/>
-    <w:bookmarkStart w:id="116" w:name="Xb42ed883f4a4d77c904837a9483548fc91a7185"/>
+    <w:bookmarkEnd w:id="117"/>
+    <w:bookmarkStart w:id="118" w:name="Xb42ed883f4a4d77c904837a9483548fc91a7185"/>
     <w:p>
       <w:pPr>
         <w:pStyle w:val="Heading3"/>
@@ -11745,8 +11883,8 @@
         <w:t xml:space="preserve">الديمومة (Durability): يتم تفعيل أمر الحفظ القسري (Force Save) بعد كل عملية حرجة لضمان كتابة البيانات على القرص الصلب فوراً.</w:t>
       </w:r>
     </w:p>
-    <w:bookmarkEnd w:id="116"/>
-    <w:bookmarkStart w:id="117" w:name="X1c2ea8d86c4f45404ae3647941d3499fe8305c9"/>
+    <w:bookmarkEnd w:id="118"/>
+    <w:bookmarkStart w:id="119" w:name="X1c2ea8d86c4f45404ae3647941d3499fe8305c9"/>
     <w:p>
       <w:pPr>
         <w:pStyle w:val="Heading3"/>
@@ -11942,9 +12080,9 @@
         <w:t xml:space="preserve">و”قيمة المخزون”.</w:t>
       </w:r>
     </w:p>
-    <w:bookmarkEnd w:id="117"/>
-    <w:bookmarkEnd w:id="118"/>
-    <w:bookmarkStart w:id="128" w:name="Xc6e18aa2af3011a1373a5d4857df80b39c98584"/>
+    <w:bookmarkEnd w:id="119"/>
+    <w:bookmarkEnd w:id="120"/>
+    <w:bookmarkStart w:id="130" w:name="Xc6e18aa2af3011a1373a5d4857df80b39c98584"/>
     <w:p>
       <w:pPr>
         <w:pStyle w:val="Heading2"/>
@@ -12006,7 +12144,7 @@
         <w:t xml:space="preserve">(UX Design) لضمان تحويل البيانات المعقدة إلى مؤشرات بصرية بسيطة تدعم اتخاذ القرار السريع والدقيق.</w:t>
       </w:r>
     </w:p>
-    <w:bookmarkStart w:id="119" w:name="Xdcbed4a529f139898c76cbbdb64bb8c1a119adb"/>
+    <w:bookmarkStart w:id="121" w:name="Xdcbed4a529f139898c76cbbdb64bb8c1a119adb"/>
     <w:p>
       <w:pPr>
         <w:pStyle w:val="Heading3"/>
@@ -12296,8 +12434,8 @@
         <w:t xml:space="preserve">وحدة الإعدادات (PARAMETRES): تمنح النظام مرونة عالية عبر السماح بتعديل الثوابت (مثل تكلفة الطلب ومعدل الاحتفاظ) دون الحاجة لتعديل الكود البرمجي. وتجدر الإشارة إلى أن جميع الأسعار المُدرجة في هذه الوحدة هي أسعار صافية خالية من الرسم على القيمة المضافة، انسجاماً مع التعليمة رقم 09-2018 التي تُعفي مؤسسات التربية الوطنية من TVA في مشترياتها التربوية.**</w:t>
       </w:r>
     </w:p>
-    <w:bookmarkEnd w:id="119"/>
-    <w:bookmarkStart w:id="120" w:name="Xc3e868391841f7562f5d5b2b3c4438a8091e2eb"/>
+    <w:bookmarkEnd w:id="121"/>
+    <w:bookmarkStart w:id="122" w:name="Xc3e868391841f7562f5d5b2b3c4438a8091e2eb"/>
     <w:p>
       <w:pPr>
         <w:pStyle w:val="Heading3"/>
@@ -12557,8 +12695,8 @@
         <w:t xml:space="preserve">المستوى الأحمر (Danger Zone): يُفعل عند اختراق مخزون الأمان (SS) أو الوصول إلى حالة النفاد، مما يتطلب تدخلاً فورياً وعاجلاً لضمان عدم توقف المرفق التربوي.</w:t>
       </w:r>
     </w:p>
-    <w:bookmarkEnd w:id="120"/>
-    <w:bookmarkStart w:id="121" w:name="X197816f32b7b7ef5c9c4cb4d12a6ba19ec348d5"/>
+    <w:bookmarkEnd w:id="122"/>
+    <w:bookmarkStart w:id="123" w:name="X197816f32b7b7ef5c9c4cb4d12a6ba19ec348d5"/>
     <w:p>
       <w:pPr>
         <w:pStyle w:val="Heading3"/>
@@ -12722,8 +12860,8 @@
         <w:t xml:space="preserve">المتابعة الزمنية (Temporal Tracking): توفير ملخصات عن حركة المخزون خلال فترات محددة، مما يدعم عملية تخطيط الميزانية السنوية بناءً على استهلاكات فعلية دقيقة.</w:t>
       </w:r>
     </w:p>
-    <w:bookmarkEnd w:id="121"/>
-    <w:bookmarkStart w:id="127" w:name="X43f602add9b7058ce87741ac0c8f7096d34eb8c"/>
+    <w:bookmarkEnd w:id="123"/>
+    <w:bookmarkStart w:id="129" w:name="X43f602add9b7058ce87741ac0c8f7096d34eb8c"/>
     <w:p>
       <w:pPr>
         <w:pStyle w:val="Heading3"/>
@@ -12753,7 +12891,7 @@
         <w:t xml:space="preserve">لضمان احترافية النظام وتوافقه مع معايير البرمجيات الحديثة، تم دمج لمسات تصميمية ووظيفية مبتكرة:</w:t>
       </w:r>
     </w:p>
-    <w:bookmarkStart w:id="122" w:name="أولا-الهوية-البصرية-zinc-emerald-theme"/>
+    <w:bookmarkStart w:id="124" w:name="أولا-الهوية-البصرية-zinc-emerald-theme"/>
     <w:p>
       <w:pPr>
         <w:pStyle w:val="Heading4"/>
@@ -12783,8 +12921,8 @@
         <w:t xml:space="preserve">تم اعتماد لوحة ألوان عصرية تعتمد على اللون Zinc (للخلفيات والحدود) لإعطاء طابع من الرصانة والوضوح، واللون Emerald (للأزرار والمؤشرات الإيجابية) لإضفاء لمسة من الحيوية والاحترافية، مما يقلل من إجهاد العين أثناء الاستخدام الطويل.</w:t>
       </w:r>
     </w:p>
-    <w:bookmarkEnd w:id="122"/>
-    <w:bookmarkStart w:id="126" w:name="ثانيا-الميزات-الابتكارية-المدمجة"/>
+    <w:bookmarkEnd w:id="124"/>
+    <w:bookmarkStart w:id="128" w:name="ثانيا-الميزات-الابتكارية-المدمجة"/>
     <w:p>
       <w:pPr>
         <w:pStyle w:val="Heading4"/>
@@ -13119,7 +13257,7 @@
           <w:rFonts w:ascii="Traditional Arabic" w:hAnsi="Traditional Arabic"/>
           <w:sz w:val="28"/>
         </w:rPr>
-        <w:footnoteReference w:id="123"/>
+        <w:footnoteReference w:id="125"/>
       </w:r>
       <w:r>
         <w:rPr>
@@ -13151,7 +13289,7 @@
           <w:rFonts w:ascii="Traditional Arabic" w:hAnsi="Traditional Arabic"/>
           <w:sz w:val="28"/>
         </w:rPr>
-        <w:footnoteReference w:id="124"/>
+        <w:footnoteReference w:id="126"/>
       </w:r>
       <w:r>
         <w:rPr>
@@ -13167,14 +13305,14 @@
           <w:rFonts w:ascii="Traditional Arabic" w:hAnsi="Traditional Arabic"/>
           <w:sz w:val="28"/>
         </w:rPr>
-        <w:footnoteReference w:id="125"/>
-      </w:r>
-    </w:p>
-    <w:bookmarkEnd w:id="126"/>
-    <w:bookmarkEnd w:id="127"/>
+        <w:footnoteReference w:id="127"/>
+      </w:r>
+    </w:p>
     <w:bookmarkEnd w:id="128"/>
     <w:bookmarkEnd w:id="129"/>
-    <w:bookmarkStart w:id="142" w:name="الفصل-الرابع-التجريب-والتحقق-من-النتائج"/>
+    <w:bookmarkEnd w:id="130"/>
+    <w:bookmarkEnd w:id="131"/>
+    <w:bookmarkStart w:id="144" w:name="الفصل-الرابع-التجريب-والتحقق-من-النتائج"/>
     <w:p>
       <w:pPr>
         <w:pStyle w:val="Heading1"/>
@@ -13189,7 +13327,7 @@
         <w:t xml:space="preserve">الفصل الرابع: التجريب والتحقق من النتائج</w:t>
       </w:r>
     </w:p>
-    <w:bookmarkStart w:id="137" w:name="X772d01764d2cdf10730319436c2b610a5dde5fe"/>
+    <w:bookmarkStart w:id="139" w:name="X772d01764d2cdf10730319436c2b610a5dde5fe"/>
     <w:p>
       <w:pPr>
         <w:pStyle w:val="Heading2"/>
@@ -13204,7 +13342,7 @@
         <w:t xml:space="preserve">المبحث الأول: نتائج التجريب والتحقق من صحة الفرضيات</w:t>
       </w:r>
     </w:p>
-    <w:bookmarkStart w:id="130" w:name="مقارنة-مؤشرات-الأداء-قبل-وبعد-التطبيق"/>
+    <w:bookmarkStart w:id="132" w:name="مقارنة-مؤشرات-الأداء-قبل-وبعد-التطبيق"/>
     <w:p>
       <w:pPr>
         <w:pStyle w:val="Heading3"/>
@@ -13772,8 +13910,8 @@
         <w:t xml:space="preserve">المصدر: إعداد الطالب — ملاحظة ميدانية مباشرة + قياسات نظام ERP_Académie_v13.3 | فيفري–مارس 2026 تُثبت هذه النتائج أن نظام دعم القرار حقَّق تحسينات ملموسة وقابلة للقياس في كل مؤشرات الأداء التشغيلية المُرصَدة.</w:t>
       </w:r>
     </w:p>
-    <w:bookmarkEnd w:id="130"/>
-    <w:bookmarkStart w:id="131" w:name="التحقق-من-صحة-فرضيات-البحث"/>
+    <w:bookmarkEnd w:id="132"/>
+    <w:bookmarkStart w:id="133" w:name="التحقق-من-صحة-فرضيات-البحث"/>
     <w:p>
       <w:pPr>
         <w:pStyle w:val="Heading3"/>
@@ -14130,8 +14268,8 @@
         </w:tc>
       </w:tr>
     </w:tbl>
-    <w:bookmarkEnd w:id="131"/>
-    <w:bookmarkStart w:id="132" w:name="التحليل-التفصيلي-لمؤشرات-الأداء"/>
+    <w:bookmarkEnd w:id="133"/>
+    <w:bookmarkStart w:id="134" w:name="التحليل-التفصيلي-لمؤشرات-الأداء"/>
     <w:p>
       <w:pPr>
         <w:pStyle w:val="Heading3"/>
@@ -14297,8 +14435,8 @@
         <w:t xml:space="preserve">التكلفة والجدوى: أثبتت النتائج أن الرقمنة لم تتطلب أي استثمارات رأسمالية جديدة، حيث تم استغلال البنية التحتية الموجودة، مما يحقق أعلى عائد على الاستثمار.</w:t>
       </w:r>
     </w:p>
-    <w:bookmarkEnd w:id="132"/>
-    <w:bookmarkStart w:id="133" w:name="التقييم-الإحصائي-لمؤشرات-الأداء"/>
+    <w:bookmarkEnd w:id="134"/>
+    <w:bookmarkStart w:id="135" w:name="التقييم-الإحصائي-لمؤشرات-الأداء"/>
     <w:p>
       <w:pPr>
         <w:pStyle w:val="Heading3"/>
@@ -15008,8 +15146,8 @@
         <w:t xml:space="preserve">يُظهر هذا التقييم الإحصائي أن التحسُّن لم يقتصر على مؤشر واحد، بل شمل كل حلقات دورة التخزين، مما يؤكد التأثير الشامل (Systemic Impact) للحل الرقمي المقترح.</w:t>
       </w:r>
     </w:p>
-    <w:bookmarkEnd w:id="133"/>
-    <w:bookmarkStart w:id="134" w:name="التحقق-التجريبي-والمصداقية"/>
+    <w:bookmarkEnd w:id="135"/>
+    <w:bookmarkStart w:id="136" w:name="التحقق-التجريبي-والمصداقية"/>
     <w:p>
       <w:pPr>
         <w:pStyle w:val="Heading3"/>
@@ -15039,8 +15177,8 @@
         <w:t xml:space="preserve">لم تكن هذه النتائج مجرد تقديرات نظرية، بل جاءت نتاج تطبيق تجريبي صارم. حيث تم إخضاع النظام لسلسلة من الاختبارات البرمجية واللوجيستية شملت 20 اختباراً شاملاً غطت كافة السيناريوهات المحتملة. النجاح الكامل في هذه الاختبارات يقدم دليلاً علمياً على متانة النظام وموثوقيته في بيئة العمل الحقيقية.</w:t>
       </w:r>
     </w:p>
-    <w:bookmarkEnd w:id="134"/>
-    <w:bookmarkStart w:id="135" w:name="Xccbafbc0047bdc7ec988da040ea92c932dd07e4"/>
+    <w:bookmarkEnd w:id="136"/>
+    <w:bookmarkStart w:id="137" w:name="Xccbafbc0047bdc7ec988da040ea92c932dd07e4"/>
     <w:p>
       <w:pPr>
         <w:pStyle w:val="Heading3"/>
@@ -15070,8 +15208,8 @@
         <w:t xml:space="preserve">يُثار غالباً تساؤل حول أمن البيانات في الأنظمة المبنية على Excel، غير أن النظام المقترح يُعالج هذه النقطة عبر ثلاث آليات مترابطة. أولاً، سلسلة الحراسة السداسية تمنع التعديل المباشر على الخلايا الحساسة، إذ أن كل حركة تُسجَّل عبر واجهة VBA ولا يمكن إدخال أو تعديل أو حذف أي حركة يدوياً من ورقة العمل. ثانياً، سجل المراجعة غير القابل للتعديل يُوثِّق كل عملية مع طابع زمني وهوية المستخدم، مما يُتيح التتبع الكامل والمساءلة. ثالثاً، الحماية بكلمة مرور على مستوى ورقة العمل والمشروع (VBA Project) تمنع العبث غير المصرَّح به. هذه الآليات تجعل النظام أكثر أماناً من السجلات الورقية التقليدية وأقل عرضة للخطأ البشري.</w:t>
       </w:r>
     </w:p>
-    <w:bookmarkEnd w:id="135"/>
-    <w:bookmarkStart w:id="136" w:name="الأثر-التشغيلي-العام-operational-impact"/>
+    <w:bookmarkEnd w:id="137"/>
+    <w:bookmarkStart w:id="138" w:name="الأثر-التشغيلي-العام-operational-impact"/>
     <w:p>
       <w:pPr>
         <w:pStyle w:val="Heading3"/>
@@ -15165,9 +15303,9 @@
         <w:t xml:space="preserve">والشفافية المطلقة. هذا التحول هو الخطوة الأولى والأساسية نحو بناء منظومة لوجيستية رقمية متكاملة تخدم أهداف العملية التربوية بكفاءة واقتدار.</w:t>
       </w:r>
     </w:p>
-    <w:bookmarkEnd w:id="136"/>
-    <w:bookmarkEnd w:id="137"/>
-    <w:bookmarkStart w:id="141" w:name="المبحث-الثاني-التوصيات-وآفاق-البحث"/>
+    <w:bookmarkEnd w:id="138"/>
+    <w:bookmarkEnd w:id="139"/>
+    <w:bookmarkStart w:id="143" w:name="المبحث-الثاني-التوصيات-وآفاق-البحث"/>
     <w:p>
       <w:pPr>
         <w:pStyle w:val="Heading2"/>
@@ -15182,7 +15320,7 @@
         <w:t xml:space="preserve">المبحث الثاني: التوصيات وآفاق البحث</w:t>
       </w:r>
     </w:p>
-    <w:bookmarkStart w:id="138" w:name="التوصيات-المقدمة-لمصلحة-المخازن-والإدارة"/>
+    <w:bookmarkStart w:id="140" w:name="التوصيات-المقدمة-لمصلحة-المخازن-والإدارة"/>
     <w:p>
       <w:pPr>
         <w:pStyle w:val="Heading3"/>
@@ -15763,8 +15901,8 @@
         </w:tc>
       </w:tr>
     </w:tbl>
-    <w:bookmarkEnd w:id="138"/>
-    <w:bookmarkStart w:id="140" w:name="آفاق-البحث"/>
+    <w:bookmarkEnd w:id="140"/>
+    <w:bookmarkStart w:id="142" w:name="آفاق-البحث"/>
     <w:p>
       <w:pPr>
         <w:pStyle w:val="Heading3"/>
@@ -15911,7 +16049,7 @@
           <w:rFonts w:ascii="Traditional Arabic" w:hAnsi="Traditional Arabic"/>
           <w:sz w:val="28"/>
         </w:rPr>
-        <w:footnoteReference w:id="139"/>
+        <w:footnoteReference w:id="141"/>
       </w:r>
       <w:r>
         <w:rPr>
@@ -16023,10 +16161,10 @@
         <w:t xml:space="preserve">الفرضية الثانية مُثبَتة: نظام دعم القرار المقترح يُحسِّن دقة التتبع ويُقلِّص وقت معالجة الطلبيات بصورة ملموسة وقابلة للقياس. تبقى هذه الدراسة حلقةً في مسيرة التحوُّل الرقمي للإدارة الجزائرية، لا نهايةً لها. إن التحدي الأكبر لم يكن التقنية — إذ أثبتت التجربة أن Excel/VBA كافٍ — بل كان في إقناع الفاعلين الإداريين بأن الرقمنة ليست ترفاً، بل ضرورة تشغيلية تُوفِّر الوقت والمال وتمنع الاختلالات التي تُعطِّل العملية التربوية في أوقات الذروة. وهذا ما تطمح إليه هذه المذكرة: أن تكون بذرةً لثقافة إدارية رقمية في مؤسسات التربية بولاية البيض وما جاورها.</w:t>
       </w:r>
     </w:p>
-    <w:bookmarkEnd w:id="140"/>
-    <w:bookmarkEnd w:id="141"/>
     <w:bookmarkEnd w:id="142"/>
-    <w:bookmarkStart w:id="150" w:name="قائمة-المصادر-والمراجع"/>
+    <w:bookmarkEnd w:id="143"/>
+    <w:bookmarkEnd w:id="144"/>
+    <w:bookmarkStart w:id="152" w:name="قائمة-المصادر-والمراجع"/>
     <w:p>
       <w:pPr>
         <w:pStyle w:val="Heading1"/>
@@ -16041,7 +16179,7 @@
         <w:t xml:space="preserve">قائمة المصادر والمراجع</w:t>
       </w:r>
     </w:p>
-    <w:bookmarkStart w:id="143" w:name="أولا-الكتب-والمراجع-العلمية"/>
+    <w:bookmarkStart w:id="145" w:name="أولا-الكتب-والمراجع-العلمية"/>
     <w:p>
       <w:pPr>
         <w:pStyle w:val="Heading2"/>
@@ -16276,8 +16414,8 @@
         <w:t xml:space="preserve">Zipkin, P. H. (2000). Foundations of Inventory Management. McGraw-Hill.</w:t>
       </w:r>
     </w:p>
-    <w:bookmarkEnd w:id="143"/>
-    <w:bookmarkStart w:id="144" w:name="ثانيا-الإطار-القانوني-والتنظيمي-الجزائري"/>
+    <w:bookmarkEnd w:id="145"/>
+    <w:bookmarkStart w:id="146" w:name="ثانيا-الإطار-القانوني-والتنظيمي-الجزائري"/>
     <w:p>
       <w:pPr>
         <w:pStyle w:val="Heading2"/>
@@ -16424,8 +16562,8 @@
         <w:t xml:space="preserve">قانون المالية. (سنوي). القانون المتضمن قانون المالية للسنة المعنية. الجريدة الرسمية.</w:t>
       </w:r>
     </w:p>
-    <w:bookmarkEnd w:id="144"/>
-    <w:bookmarkStart w:id="145" w:name="ثالثا-المنهاج-الدراسي-bts-gsl-tag1801"/>
+    <w:bookmarkEnd w:id="146"/>
+    <w:bookmarkStart w:id="147" w:name="ثالثا-المنهاج-الدراسي-bts-gsl-tag1801"/>
     <w:p>
       <w:pPr>
         <w:pStyle w:val="Heading2"/>
@@ -17122,8 +17260,8 @@
         <w:t xml:space="preserve">المعجم اللوجستيكي (Glossaire). (2024). مقياس BTS GSL، الفصل الدراسي الرابع.</w:t>
       </w:r>
     </w:p>
-    <w:bookmarkEnd w:id="145"/>
-    <w:bookmarkStart w:id="146" w:name="رابعا-المراجع-التقنية"/>
+    <w:bookmarkEnd w:id="147"/>
+    <w:bookmarkStart w:id="148" w:name="رابعا-المراجع-التقنية"/>
     <w:p>
       <w:pPr>
         <w:pStyle w:val="Heading2"/>
@@ -17182,8 +17320,8 @@
         <w:t xml:space="preserve">Microsoft Corporation. (2019). Excel Object Model Overview. Microsoft Docs.</w:t>
       </w:r>
     </w:p>
-    <w:bookmarkEnd w:id="146"/>
-    <w:bookmarkStart w:id="147" w:name="خامسا-مشاريع-وأطروحات-موازية"/>
+    <w:bookmarkEnd w:id="148"/>
+    <w:bookmarkStart w:id="149" w:name="خامسا-مشاريع-وأطروحات-موازية"/>
     <w:p>
       <w:pPr>
         <w:pStyle w:val="Heading2"/>
@@ -17286,8 +17424,8 @@
         <w:t xml:space="preserve">Belhadi, M. E. A. (2015). Modélisation et optimisation de la gestion de stocks des pièces de rechange : application SASACE-Algérie. Mémoire de Projet de Fin d’Études, École Nationale Polytechnique d’Alger.</w:t>
       </w:r>
     </w:p>
-    <w:bookmarkEnd w:id="147"/>
-    <w:bookmarkStart w:id="148" w:name="سادسا-مصادر-البيانات-الميدانية"/>
+    <w:bookmarkEnd w:id="149"/>
+    <w:bookmarkStart w:id="150" w:name="سادسا-مصادر-البيانات-الميدانية"/>
     <w:p>
       <w:pPr>
         <w:pStyle w:val="Heading2"/>
@@ -17346,8 +17484,8 @@
         <w:t xml:space="preserve">مديرية التربية لولاية البيض — مصلحة الميزانية. (2025). بيانات تكاليف الطلب والاحتفاظ. وثائق داخلية غير منشورة.</w:t>
       </w:r>
     </w:p>
-    <w:bookmarkEnd w:id="148"/>
-    <w:bookmarkStart w:id="149" w:name="سابعا-المراجع-البرمجية"/>
+    <w:bookmarkEnd w:id="150"/>
+    <w:bookmarkStart w:id="151" w:name="سابعا-المراجع-البرمجية"/>
     <w:p>
       <w:pPr>
         <w:pStyle w:val="Heading2"/>
@@ -17384,9 +17522,9 @@
         <w:t xml:space="preserve">Kamel, M. (2026). ERP_Académie v13.3 — Système d’Aide à la Décision pour la Gestion des Stocks. GitHub. https://github.com/kamelmh/lsm-vba-core.</w:t>
       </w:r>
     </w:p>
-    <w:bookmarkEnd w:id="149"/>
-    <w:bookmarkEnd w:id="150"/>
-    <w:bookmarkStart w:id="151" w:name="جدول-المختصرات-والرموز-التقنية"/>
+    <w:bookmarkEnd w:id="151"/>
+    <w:bookmarkEnd w:id="152"/>
+    <w:bookmarkStart w:id="153" w:name="جدول-المختصرات-والرموز-التقنية"/>
     <w:p>
       <w:pPr>
         <w:pStyle w:val="Heading1"/>
@@ -18650,8 +18788,8 @@
         </w:tc>
       </w:tr>
     </w:tbl>
-    <w:bookmarkEnd w:id="151"/>
-    <w:bookmarkStart w:id="158" w:name="قائمة-المصطلحات"/>
+    <w:bookmarkEnd w:id="153"/>
+    <w:bookmarkStart w:id="160" w:name="قائمة-المصطلحات"/>
     <w:p>
       <w:pPr>
         <w:pStyle w:val="Heading1"/>
@@ -18666,7 +18804,7 @@
         <w:t xml:space="preserve">قائمة المصطلحات</w:t>
       </w:r>
     </w:p>
-    <w:bookmarkStart w:id="152" w:name="المصطلحات-اللوجستية-والتسييرية"/>
+    <w:bookmarkStart w:id="154" w:name="المصطلحات-اللوجستية-والتسييرية"/>
     <w:p>
       <w:pPr>
         <w:pStyle w:val="Heading2"/>
@@ -20672,8 +20810,8 @@
         </w:tc>
       </w:tr>
     </w:tbl>
-    <w:bookmarkEnd w:id="152"/>
-    <w:bookmarkStart w:id="157" w:name="مصطلحات-تقنية-النظام"/>
+    <w:bookmarkEnd w:id="154"/>
+    <w:bookmarkStart w:id="159" w:name="مصطلحات-تقنية-النظام"/>
     <w:p>
       <w:pPr>
         <w:pStyle w:val="Heading2"/>
@@ -20709,7 +20847,7 @@
           <w:b/>
           <w:sz w:val="36"/>
         </w:rPr>
-        <w:footnoteReference w:id="153"/>
+        <w:footnoteReference w:id="155"/>
       </w:r>
       <w:r>
         <w:rPr>
@@ -20725,7 +20863,7 @@
           <w:b/>
           <w:sz w:val="36"/>
         </w:rPr>
-        <w:footnoteReference w:id="154"/>
+        <w:footnoteReference w:id="156"/>
       </w:r>
       <w:r>
         <w:rPr>
@@ -20741,7 +20879,7 @@
           <w:b/>
           <w:sz w:val="36"/>
         </w:rPr>
-        <w:footnoteReference w:id="155"/>
+        <w:footnoteReference w:id="157"/>
       </w:r>
       <w:r>
         <w:rPr>
@@ -20757,7 +20895,7 @@
           <w:b/>
           <w:sz w:val="36"/>
         </w:rPr>
-        <w:footnoteReference w:id="156"/>
+        <w:footnoteReference w:id="158"/>
       </w:r>
     </w:p>
     <w:tbl>
@@ -21701,9 +21839,9 @@
         </w:tc>
       </w:tr>
     </w:tbl>
-    <w:bookmarkEnd w:id="157"/>
-    <w:bookmarkEnd w:id="158"/>
-    <w:bookmarkStart w:id="182" w:name="الملاحق-annexes"/>
+    <w:bookmarkEnd w:id="159"/>
+    <w:bookmarkEnd w:id="160"/>
+    <w:bookmarkStart w:id="184" w:name="الملاحق-annexes"/>
     <w:p>
       <w:pPr>
         <w:pStyle w:val="Heading1"/>
@@ -21718,7 +21856,7 @@
         <w:t xml:space="preserve">الملاحق (Annexes)</w:t>
       </w:r>
     </w:p>
-    <w:bookmarkStart w:id="159" w:name="الملحق-الأول-هيكل-ملف-النظام"/>
+    <w:bookmarkStart w:id="161" w:name="الملحق-الأول-هيكل-ملف-النظام"/>
     <w:p>
       <w:pPr>
         <w:pStyle w:val="Heading2"/>
@@ -22082,8 +22220,8 @@
         </w:tc>
       </w:tr>
     </w:tbl>
-    <w:bookmarkEnd w:id="159"/>
-    <w:bookmarkStart w:id="160" w:name="الملحق-الثاني-وحدات-vba-الرئيسية"/>
+    <w:bookmarkEnd w:id="161"/>
+    <w:bookmarkStart w:id="162" w:name="الملحق-الثاني-وحدات-vba-الرئيسية"/>
     <w:p>
       <w:pPr>
         <w:pStyle w:val="Heading2"/>
@@ -22555,8 +22693,8 @@
         </w:tc>
       </w:tr>
     </w:tbl>
-    <w:bookmarkEnd w:id="160"/>
-    <w:bookmarkStart w:id="161" w:name="الملحق-الثالث-بيانات-المخزون-الميدانية"/>
+    <w:bookmarkEnd w:id="162"/>
+    <w:bookmarkStart w:id="163" w:name="الملحق-الثالث-بيانات-المخزون-الميدانية"/>
     <w:p>
       <w:pPr>
         <w:pStyle w:val="Heading2"/>
@@ -23783,8 +23921,8 @@
         <w:t xml:space="preserve">ملاحظة: يتم تخزين البيانات في أوراق Excel محمية بكلمة مرور مع تعطيل التعديل اليدوي المباشر.</w:t>
       </w:r>
     </w:p>
-    <w:bookmarkEnd w:id="161"/>
-    <w:bookmarkStart w:id="162" w:name="الملحق-الرابع-نماذج-الوثائق-الإدارية"/>
+    <w:bookmarkEnd w:id="163"/>
+    <w:bookmarkStart w:id="164" w:name="الملحق-الرابع-نماذج-الوثائق-الإدارية"/>
     <w:p>
       <w:pPr>
         <w:pStyle w:val="Heading2"/>
@@ -23950,8 +24088,8 @@
         <w:t xml:space="preserve">BS (Bon de Sortie): وصل الإخراج — يُصدَر عند صرف المواد للوحدات المستفيدة جميع الوثائق تُولَّد بصيغة PDF قابلة للطباعة والتوقيع، مع تضمين رمز شريطي (QR Code) للتحقق من أصالتها.</w:t>
       </w:r>
     </w:p>
-    <w:bookmarkEnd w:id="162"/>
-    <w:bookmarkStart w:id="163" w:name="X2ba466c7822f1b4b8d4c28ae81ff579f1d28271"/>
+    <w:bookmarkEnd w:id="164"/>
+    <w:bookmarkStart w:id="165" w:name="X2ba466c7822f1b4b8d4c28ae81ff579f1d28271"/>
     <w:p>
       <w:pPr>
         <w:pStyle w:val="Heading2"/>
@@ -24225,8 +24363,8 @@
         <w:t xml:space="preserve">ملاحظة هامة: النماذج اللغوية الكبيرة استُخدِمت حصراً في مرحلة التطوير والمراجعة (Development &amp; Review Phase) وليس في مرحلة التشغيل. نظام دعم القرار لتسيير المخزون يعمل بشكل كامل ومستقل عن أي خدمة سحابية أو نموذج ذكاء اصطناعي، مما يضمن الاستقلالية التشغيلية التامة وفقاً لمبدأ Offline-First.</w:t>
       </w:r>
     </w:p>
-    <w:bookmarkEnd w:id="163"/>
-    <w:bookmarkStart w:id="181" w:name="X1148525acfd03c2ffb8a3bcaf8453ddfd410d6d"/>
+    <w:bookmarkEnd w:id="165"/>
+    <w:bookmarkStart w:id="183" w:name="X1148525acfd03c2ffb8a3bcaf8453ddfd410d6d"/>
     <w:p>
       <w:pPr>
         <w:pStyle w:val="Heading2"/>
@@ -24241,7 +24379,7 @@
         <w:t xml:space="preserve">الملحق السادس: نظام دعم القرار والمرجعيات الجزائرية — الربط الذكي</w:t>
       </w:r>
     </w:p>
-    <w:bookmarkStart w:id="164" w:name="X540dee732a69215b730bef105cf0059b0b377be"/>
+    <w:bookmarkStart w:id="166" w:name="X540dee732a69215b730bef105cf0059b0b377be"/>
     <w:p>
       <w:pPr>
         <w:pStyle w:val="Heading3"/>
@@ -24692,8 +24830,8 @@
         </w:tc>
       </w:tr>
     </w:tbl>
-    <w:bookmarkEnd w:id="164"/>
-    <w:bookmarkStart w:id="165" w:name="التوافق-مع-التشريعات-الجزائرية"/>
+    <w:bookmarkEnd w:id="166"/>
+    <w:bookmarkStart w:id="167" w:name="التوافق-مع-التشريعات-الجزائرية"/>
     <w:p>
       <w:pPr>
         <w:pStyle w:val="Heading3"/>
@@ -25089,8 +25227,8 @@
         </w:tc>
       </w:tr>
     </w:tbl>
-    <w:bookmarkEnd w:id="165"/>
-    <w:bookmarkStart w:id="169" w:name="الربط-بين-المذكرة-والواقع-البرمجي"/>
+    <w:bookmarkEnd w:id="167"/>
+    <w:bookmarkStart w:id="171" w:name="الربط-بين-المذكرة-والواقع-البرمجي"/>
     <w:p>
       <w:pPr>
         <w:pStyle w:val="Heading3"/>
@@ -25120,7 +25258,7 @@
         <w:t xml:space="preserve">يربط هذا الملحق الفجوة بين الإطار الأكاديمي للمذكرة والواقع التقني لنظام دعم القرار:</w:t>
       </w:r>
     </w:p>
-    <w:bookmarkStart w:id="166" w:name="أ.-من-المنهاج-إلى-الكود"/>
+    <w:bookmarkStart w:id="168" w:name="أ.-من-المنهاج-إلى-الكود"/>
     <w:p>
       <w:pPr>
         <w:pStyle w:val="Heading4"/>
@@ -25533,8 +25671,8 @@
         </w:tc>
       </w:tr>
     </w:tbl>
-    <w:bookmarkEnd w:id="166"/>
-    <w:bookmarkStart w:id="167" w:name="ب.-من-النظرية-إلى-الميدان"/>
+    <w:bookmarkEnd w:id="168"/>
+    <w:bookmarkStart w:id="169" w:name="ب.-من-النظرية-إلى-الميدان"/>
     <w:p>
       <w:pPr>
         <w:pStyle w:val="Heading4"/>
@@ -25842,8 +25980,8 @@
         </w:tc>
       </w:tr>
     </w:tbl>
-    <w:bookmarkEnd w:id="167"/>
-    <w:bookmarkStart w:id="168" w:name="ج.-التوثيق-الذكي-المتقاطع"/>
+    <w:bookmarkEnd w:id="169"/>
+    <w:bookmarkStart w:id="170" w:name="ج.-التوثيق-الذكي-المتقاطع"/>
     <w:p>
       <w:pPr>
         <w:pStyle w:val="Heading4"/>
@@ -25871,9 +26009,9 @@
         <w:t xml:space="preserve">يتم الربط بين المراجع الأكاديمية والمكونات التقنية وفق المبدأ التالي: كل مرجع أكاديمي (CNEPD/مراسيم/كتب) يرتبط بوحدة برمجية محددة، وكل وحدة برمجية ترتبط بنتيجة ميدانية قابلة للقياس. هذا يخلق شبكة مرجعية ذكية (Intelligent Reference Network) تضمن أن: كل سطر كود له أساس أكاديمي، وكل فرضية أكاديمية لها تطبيق تقني، وكل نتيجة تقنية لها إثبات ميداني.</w:t>
       </w:r>
     </w:p>
-    <w:bookmarkEnd w:id="168"/>
-    <w:bookmarkEnd w:id="169"/>
-    <w:bookmarkStart w:id="170" w:name="التوافق-مع-معايير-تقييم-لجنة-cnepd"/>
+    <w:bookmarkEnd w:id="170"/>
+    <w:bookmarkEnd w:id="171"/>
+    <w:bookmarkStart w:id="172" w:name="التوافق-مع-معايير-تقييم-لجنة-cnepd"/>
     <w:p>
       <w:pPr>
         <w:pStyle w:val="Heading3"/>
@@ -26442,8 +26580,8 @@
         </w:tc>
       </w:tr>
     </w:tbl>
-    <w:bookmarkEnd w:id="170"/>
-    <w:bookmarkStart w:id="173" w:name="خارطة-طريق-التكامل-مع-منظومة-sigle"/>
+    <w:bookmarkEnd w:id="172"/>
+    <w:bookmarkStart w:id="175" w:name="خارطة-طريق-التكامل-مع-منظومة-sigle"/>
     <w:p>
       <w:pPr>
         <w:pStyle w:val="Heading3"/>
@@ -26458,7 +26596,7 @@
         <w:t xml:space="preserve">5. خارطة طريق التكامل مع منظومة SIGLE</w:t>
       </w:r>
     </w:p>
-    <w:bookmarkStart w:id="171" w:name="أ.-تحليل-الفجوة-بين-النظامين"/>
+    <w:bookmarkStart w:id="173" w:name="أ.-تحليل-الفجوة-بين-النظامين"/>
     <w:p>
       <w:pPr>
         <w:pStyle w:val="Heading4"/>
@@ -26991,8 +27129,8 @@
         </w:tc>
       </w:tr>
     </w:tbl>
-    <w:bookmarkEnd w:id="171"/>
-    <w:bookmarkStart w:id="172" w:name="ب.-آلية-الربط-التقني-المقترحة"/>
+    <w:bookmarkEnd w:id="173"/>
+    <w:bookmarkStart w:id="174" w:name="ب.-آلية-الربط-التقني-المقترحة"/>
     <w:p>
       <w:pPr>
         <w:pStyle w:val="Heading4"/>
@@ -27122,9 +27260,9 @@
         <w:t xml:space="preserve">مزامنة الأرصدة: SIGLE يُحدِّث الأرصدة المحاسبية في DSS عبر ملف Excel مشترك</w:t>
       </w:r>
     </w:p>
-    <w:bookmarkEnd w:id="172"/>
-    <w:bookmarkEnd w:id="173"/>
-    <w:bookmarkStart w:id="174" w:name="X485db556af4b366bd62bc4eb581b99584ba2256"/>
+    <w:bookmarkEnd w:id="174"/>
+    <w:bookmarkEnd w:id="175"/>
+    <w:bookmarkStart w:id="176" w:name="X485db556af4b366bd62bc4eb581b99584ba2256"/>
     <w:p>
       <w:pPr>
         <w:pStyle w:val="Heading3"/>
@@ -27419,8 +27557,8 @@
         </w:tc>
       </w:tr>
     </w:tbl>
-    <w:bookmarkEnd w:id="174"/>
-    <w:bookmarkStart w:id="175" w:name="إمكانية-التعميم-على-الولايات-الأخرى"/>
+    <w:bookmarkEnd w:id="176"/>
+    <w:bookmarkStart w:id="177" w:name="إمكانية-التعميم-على-الولايات-الأخرى"/>
     <w:p>
       <w:pPr>
         <w:pStyle w:val="Heading3"/>
@@ -27921,8 +28059,8 @@
         </w:tc>
       </w:tr>
     </w:tbl>
-    <w:bookmarkEnd w:id="175"/>
-    <w:bookmarkStart w:id="176" w:name="مقارنة-التكلفة-dss-مقابل-الحلول-التجارية"/>
+    <w:bookmarkEnd w:id="177"/>
+    <w:bookmarkStart w:id="178" w:name="مقارنة-التكلفة-dss-مقابل-الحلول-التجارية"/>
     <w:p>
       <w:pPr>
         <w:pStyle w:val="Heading3"/>
@@ -28457,8 +28595,8 @@
         </w:tc>
       </w:tr>
     </w:tbl>
-    <w:bookmarkEnd w:id="176"/>
-    <w:bookmarkStart w:id="180" w:name="خلاصة-المرجعية-الجزائرية"/>
+    <w:bookmarkEnd w:id="178"/>
+    <w:bookmarkStart w:id="182" w:name="خلاصة-المرجعية-الجزائرية"/>
     <w:p>
       <w:pPr>
         <w:pStyle w:val="Heading3"/>
@@ -28754,7 +28892,7 @@
           <w:rFonts w:ascii="Traditional Arabic" w:hAnsi="Traditional Arabic"/>
           <w:sz w:val="28"/>
         </w:rPr>
-        <w:footnoteReference w:id="177"/>
+        <w:footnoteReference w:id="179"/>
       </w:r>
       <w:r>
         <w:rPr>
@@ -28770,7 +28908,7 @@
           <w:rFonts w:ascii="Traditional Arabic" w:hAnsi="Traditional Arabic"/>
           <w:sz w:val="28"/>
         </w:rPr>
-        <w:footnoteReference w:id="178"/>
+        <w:footnoteReference w:id="180"/>
       </w:r>
       <w:r>
         <w:rPr>
@@ -28786,12 +28924,12 @@
           <w:rFonts w:ascii="Traditional Arabic" w:hAnsi="Traditional Arabic"/>
           <w:sz w:val="28"/>
         </w:rPr>
-        <w:footnoteReference w:id="179"/>
-      </w:r>
-    </w:p>
-    <w:bookmarkEnd w:id="180"/>
-    <w:bookmarkEnd w:id="181"/>
+        <w:footnoteReference w:id="181"/>
+      </w:r>
+    </w:p>
     <w:bookmarkEnd w:id="182"/>
+    <w:bookmarkEnd w:id="183"/>
+    <w:bookmarkEnd w:id="184"/>
     <w:sectPr>
       <w:pgNumType w:fmt="decimal"/>
       <w:footnotePr>
@@ -28824,7 +28962,7 @@
       </w:r>
     </w:p>
   </w:footnote>
-  <w:footnote w:id="19">
+  <w:footnote w:id="21">
     <w:p>
       <w:pPr>
         <w:pStyle w:val="FootnoteText"/>
@@ -28872,39 +29010,6 @@
           <w:rtl/>
         </w:rPr>
         <w:t xml:space="preserve">, The International Journal of Logistics Management, Vol. 8, N° 1, 1997, p. 1.</w:t>
-      </w:r>
-    </w:p>
-  </w:footnote>
-  <w:footnote w:id="21">
-    <w:p>
-      <w:pPr>
-        <w:pStyle w:val="FootnoteText"/>
-        <w:bidi/>
-        <w:jc w:val="right"/>
-      </w:pPr>
-      <w:r>
-        <w:rPr>
-          <w:rStyle w:val="FootnoteReference"/>
-        </w:rPr>
-        <w:footnoteRef/>
-      </w:r>
-      <w:r>
-        <w:rPr>
-          <w:rtl/>
-        </w:rPr>
-        <w:t xml:space="preserve"> </w:t>
-      </w:r>
-      <w:r>
-        <w:rPr>
-          <w:rtl/>
-        </w:rPr>
-        <w:t xml:space="preserve"> </w:t>
-      </w:r>
-      <w:r>
-        <w:rPr>
-          <w:rtl/>
-        </w:rPr>
-        <w:t xml:space="preserve">راجع: S. Chopra &amp; P. Meindl, Supply Chain Management: Strategy, Planning, and Operation, 7th ed., Pearson, 2019, p. 5.</w:t>
       </w:r>
     </w:p>
   </w:footnote>
@@ -28937,11 +29042,44 @@
         <w:rPr>
           <w:rtl/>
         </w:rPr>
+        <w:t xml:space="preserve">راجع: S. Chopra &amp; P. Meindl, Supply Chain Management: Strategy, Planning, and Operation, 7th ed., Pearson, 2019, p. 5.</w:t>
+      </w:r>
+    </w:p>
+  </w:footnote>
+  <w:footnote w:id="25">
+    <w:p>
+      <w:pPr>
+        <w:pStyle w:val="FootnoteText"/>
+        <w:bidi/>
+        <w:jc w:val="right"/>
+      </w:pPr>
+      <w:r>
+        <w:rPr>
+          <w:rStyle w:val="FootnoteReference"/>
+        </w:rPr>
+        <w:footnoteRef/>
+      </w:r>
+      <w:r>
+        <w:rPr>
+          <w:rtl/>
+        </w:rPr>
+        <w:t xml:space="preserve"> </w:t>
+      </w:r>
+      <w:r>
+        <w:rPr>
+          <w:rtl/>
+        </w:rPr>
+        <w:t xml:space="preserve"> </w:t>
+      </w:r>
+      <w:r>
+        <w:rPr>
+          <w:rtl/>
+        </w:rPr>
         <w:t xml:space="preserve">راجع: D. M. Lambert &amp; J. R. Stock, Strategic Logistics Management, 3rd ed., Irwin, 1993, p. 412.</w:t>
       </w:r>
     </w:p>
   </w:footnote>
-  <w:footnote w:id="24">
+  <w:footnote w:id="26">
     <w:p>
       <w:pPr>
         <w:pStyle w:val="FootnoteText"/>
@@ -28974,7 +29112,7 @@
       </w:r>
     </w:p>
   </w:footnote>
-  <w:footnote w:id="29">
+  <w:footnote w:id="31">
     <w:p>
       <w:pPr>
         <w:pStyle w:val="FootnoteText"/>
@@ -29007,7 +29145,7 @@
       </w:r>
     </w:p>
   </w:footnote>
-  <w:footnote w:id="30">
+  <w:footnote w:id="32">
     <w:p>
       <w:pPr>
         <w:pStyle w:val="FootnoteText"/>
@@ -29040,7 +29178,7 @@
       </w:r>
     </w:p>
   </w:footnote>
-  <w:footnote w:id="33">
+  <w:footnote w:id="35">
     <w:p>
       <w:pPr>
         <w:pStyle w:val="FootnoteText"/>
@@ -29070,39 +29208,6 @@
           <w:rtl/>
         </w:rPr>
         <w:t xml:space="preserve">راجع: A. J. Van Weele, Purchasing and Supply Chain Management, 5th ed., Cengage Learning, 2010, p. 8.</w:t>
-      </w:r>
-    </w:p>
-  </w:footnote>
-  <w:footnote w:id="38">
-    <w:p>
-      <w:pPr>
-        <w:pStyle w:val="FootnoteText"/>
-        <w:bidi/>
-        <w:jc w:val="right"/>
-      </w:pPr>
-      <w:r>
-        <w:rPr>
-          <w:rStyle w:val="FootnoteReference"/>
-        </w:rPr>
-        <w:footnoteRef/>
-      </w:r>
-      <w:r>
-        <w:rPr>
-          <w:rtl/>
-        </w:rPr>
-        <w:t xml:space="preserve"> </w:t>
-      </w:r>
-      <w:r>
-        <w:rPr>
-          <w:rtl/>
-        </w:rPr>
-        <w:t xml:space="preserve"> </w:t>
-      </w:r>
-      <w:r>
-        <w:rPr>
-          <w:rtl/>
-        </w:rPr>
-        <w:t xml:space="preserve">راجع: M. E. A. Belhadi, Modélisation et optimisation de la gestion de stocks des pièces de rechange : application SASACE-Algérie, Mémoire PFE, École Nationale Polytechnique d’Alger, 2015, p. 34.</w:t>
       </w:r>
     </w:p>
   </w:footnote>
@@ -29135,11 +29240,44 @@
         <w:rPr>
           <w:rtl/>
         </w:rPr>
+        <w:t xml:space="preserve">راجع: M. E. A. Belhadi, Modélisation et optimisation de la gestion de stocks des pièces de rechange : application SASACE-Algérie, Mémoire PFE, École Nationale Polytechnique d’Alger, 2015, p. 34.</w:t>
+      </w:r>
+    </w:p>
+  </w:footnote>
+  <w:footnote w:id="42">
+    <w:p>
+      <w:pPr>
+        <w:pStyle w:val="FootnoteText"/>
+        <w:bidi/>
+        <w:jc w:val="right"/>
+      </w:pPr>
+      <w:r>
+        <w:rPr>
+          <w:rStyle w:val="FootnoteReference"/>
+        </w:rPr>
+        <w:footnoteRef/>
+      </w:r>
+      <w:r>
+        <w:rPr>
+          <w:rtl/>
+        </w:rPr>
+        <w:t xml:space="preserve"> </w:t>
+      </w:r>
+      <w:r>
+        <w:rPr>
+          <w:rtl/>
+        </w:rPr>
+        <w:t xml:space="preserve"> </w:t>
+      </w:r>
+      <w:r>
+        <w:rPr>
+          <w:rtl/>
+        </w:rPr>
         <w:t xml:space="preserve">راجع: E. A. Silver, D. F. Pyke &amp; D. J. Thomas, Inventory and Production Management in Supply Chains, 4th ed., Springer, 2017, p. 74. وكذلك: P. H. Zipkin, Foundations of Inventory Management, McGraw-Hill, 2000, p. 52.</w:t>
       </w:r>
     </w:p>
   </w:footnote>
-  <w:footnote w:id="46">
+  <w:footnote w:id="48">
     <w:p>
       <w:pPr>
         <w:pStyle w:val="FootnoteText"/>
@@ -29172,7 +29310,7 @@
       </w:r>
     </w:p>
   </w:footnote>
-  <w:footnote w:id="50">
+  <w:footnote w:id="52">
     <w:p>
       <w:pPr>
         <w:pStyle w:val="FootnoteText"/>
@@ -29238,39 +29376,6 @@
           <w:rtl/>
         </w:rPr>
         <w:t xml:space="preserve">, Factory, The Magazine of Management, Vol. 10, N° 2, 1913, p. 136.</w:t>
-      </w:r>
-    </w:p>
-  </w:footnote>
-  <w:footnote w:id="51">
-    <w:p>
-      <w:pPr>
-        <w:pStyle w:val="FootnoteText"/>
-        <w:bidi/>
-        <w:jc w:val="right"/>
-      </w:pPr>
-      <w:r>
-        <w:rPr>
-          <w:rStyle w:val="FootnoteReference"/>
-        </w:rPr>
-        <w:footnoteRef/>
-      </w:r>
-      <w:r>
-        <w:rPr>
-          <w:rtl/>
-        </w:rPr>
-        <w:t xml:space="preserve"> </w:t>
-      </w:r>
-      <w:r>
-        <w:rPr>
-          <w:rtl/>
-        </w:rPr>
-        <w:t xml:space="preserve"> </w:t>
-      </w:r>
-      <w:r>
-        <w:rPr>
-          <w:rtl/>
-        </w:rPr>
-        <w:t xml:space="preserve">راجع: E. A. Silver, D. F. Pyke &amp; D. J. Thomas, Inventory and Production Management in Supply Chains, 4th ed., Springer, 2017, p. 74.</w:t>
       </w:r>
     </w:p>
   </w:footnote>
@@ -29303,11 +29408,44 @@
         <w:rPr>
           <w:rtl/>
         </w:rPr>
+        <w:t xml:space="preserve">راجع: E. A. Silver, D. F. Pyke &amp; D. J. Thomas, Inventory and Production Management in Supply Chains, 4th ed., Springer, 2017, p. 74.</w:t>
+      </w:r>
+    </w:p>
+  </w:footnote>
+  <w:footnote w:id="55">
+    <w:p>
+      <w:pPr>
+        <w:pStyle w:val="FootnoteText"/>
+        <w:bidi/>
+        <w:jc w:val="right"/>
+      </w:pPr>
+      <w:r>
+        <w:rPr>
+          <w:rStyle w:val="FootnoteReference"/>
+        </w:rPr>
+        <w:footnoteRef/>
+      </w:r>
+      <w:r>
+        <w:rPr>
+          <w:rtl/>
+        </w:rPr>
+        <w:t xml:space="preserve"> </w:t>
+      </w:r>
+      <w:r>
+        <w:rPr>
+          <w:rtl/>
+        </w:rPr>
+        <w:t xml:space="preserve"> </w:t>
+      </w:r>
+      <w:r>
+        <w:rPr>
+          <w:rtl/>
+        </w:rPr>
         <w:t xml:space="preserve">راجع: مديرية التربية لولاية البيض — مصلحة المخازن، السجلات السنوية لحركة المخزون، وثائق داخلية غير منشورة، 2025. ومديرية التربية لولاية البيض — مصلحة الميزانية، بيانات تكاليف الطلب والاحتفاظ، وثائق داخلية غير منشورة، 2025.</w:t>
       </w:r>
     </w:p>
   </w:footnote>
-  <w:footnote w:id="61">
+  <w:footnote w:id="63">
     <w:p>
       <w:pPr>
         <w:pStyle w:val="FootnoteText"/>
@@ -29366,7 +29504,7 @@
       </w:r>
     </w:p>
   </w:footnote>
-  <w:footnote w:id="62">
+  <w:footnote w:id="64">
     <w:p>
       <w:pPr>
         <w:pStyle w:val="FootnoteText"/>
@@ -29419,7 +29557,7 @@
       </w:r>
     </w:p>
   </w:footnote>
-  <w:footnote w:id="63">
+  <w:footnote w:id="65">
     <w:p>
       <w:pPr>
         <w:pStyle w:val="FootnoteText"/>
@@ -29478,7 +29616,7 @@
       </w:r>
     </w:p>
   </w:footnote>
-  <w:footnote w:id="64">
+  <w:footnote w:id="66">
     <w:p>
       <w:pPr>
         <w:pStyle w:val="FootnoteText"/>
@@ -29531,7 +29669,7 @@
       </w:r>
     </w:p>
   </w:footnote>
-  <w:footnote w:id="65">
+  <w:footnote w:id="67">
     <w:p>
       <w:pPr>
         <w:pStyle w:val="FootnoteText"/>
@@ -29590,7 +29728,7 @@
       </w:r>
     </w:p>
   </w:footnote>
-  <w:footnote w:id="66">
+  <w:footnote w:id="68">
     <w:p>
       <w:pPr>
         <w:pStyle w:val="FootnoteText"/>
@@ -29649,7 +29787,7 @@
       </w:r>
     </w:p>
   </w:footnote>
-  <w:footnote w:id="67">
+  <w:footnote w:id="69">
     <w:p>
       <w:pPr>
         <w:pStyle w:val="FootnoteText"/>
@@ -29708,7 +29846,7 @@
       </w:r>
     </w:p>
   </w:footnote>
-  <w:footnote w:id="68">
+  <w:footnote w:id="70">
     <w:p>
       <w:pPr>
         <w:pStyle w:val="FootnoteText"/>
@@ -29767,7 +29905,7 @@
       </w:r>
     </w:p>
   </w:footnote>
-  <w:footnote w:id="69">
+  <w:footnote w:id="71">
     <w:p>
       <w:pPr>
         <w:pStyle w:val="FootnoteText"/>
@@ -29820,7 +29958,7 @@
       </w:r>
     </w:p>
   </w:footnote>
-  <w:footnote w:id="70">
+  <w:footnote w:id="72">
     <w:p>
       <w:pPr>
         <w:pStyle w:val="FootnoteText"/>
@@ -29873,7 +30011,7 @@
       </w:r>
     </w:p>
   </w:footnote>
-  <w:footnote w:id="76">
+  <w:footnote w:id="78">
     <w:p>
       <w:pPr>
         <w:pStyle w:val="FootnoteText"/>
@@ -29906,7 +30044,7 @@
       </w:r>
     </w:p>
   </w:footnote>
-  <w:footnote w:id="80">
+  <w:footnote w:id="82">
     <w:p>
       <w:pPr>
         <w:pStyle w:val="FootnoteText"/>
@@ -29939,7 +30077,7 @@
       </w:r>
     </w:p>
   </w:footnote>
-  <w:footnote w:id="89">
+  <w:footnote w:id="91">
     <w:p>
       <w:pPr>
         <w:pStyle w:val="FootnoteText"/>
@@ -29992,7 +30130,7 @@
       </w:r>
     </w:p>
   </w:footnote>
-  <w:footnote w:id="90">
+  <w:footnote w:id="92">
     <w:p>
       <w:pPr>
         <w:pStyle w:val="FootnoteText"/>
@@ -30045,7 +30183,7 @@
       </w:r>
     </w:p>
   </w:footnote>
-  <w:footnote w:id="91">
+  <w:footnote w:id="93">
     <w:p>
       <w:pPr>
         <w:pStyle w:val="FootnoteText"/>
@@ -30098,7 +30236,7 @@
       </w:r>
     </w:p>
   </w:footnote>
-  <w:footnote w:id="92">
+  <w:footnote w:id="94">
     <w:p>
       <w:pPr>
         <w:pStyle w:val="FootnoteText"/>
@@ -30151,7 +30289,7 @@
       </w:r>
     </w:p>
   </w:footnote>
-  <w:footnote w:id="93">
+  <w:footnote w:id="95">
     <w:p>
       <w:pPr>
         <w:pStyle w:val="FootnoteText"/>
@@ -30181,72 +30319,6 @@
           <w:rtl/>
         </w:rPr>
         <w:t xml:space="preserve">راجع: وزارة المالية ووزارة التربية الوطنية.. (2023). المنشور الوزاري المشترك المتعلق بتسيير المستودعات في المؤسسات التربوية. وثيقة داخلية.</w:t>
-      </w:r>
-    </w:p>
-  </w:footnote>
-  <w:footnote w:id="98">
-    <w:p>
-      <w:pPr>
-        <w:pStyle w:val="FootnoteText"/>
-        <w:bidi/>
-        <w:jc w:val="right"/>
-      </w:pPr>
-      <w:r>
-        <w:rPr>
-          <w:rStyle w:val="FootnoteReference"/>
-        </w:rPr>
-        <w:footnoteRef/>
-      </w:r>
-      <w:r>
-        <w:rPr>
-          <w:rtl/>
-        </w:rPr>
-        <w:t xml:space="preserve"> </w:t>
-      </w:r>
-      <w:r>
-        <w:rPr>
-          <w:rtl/>
-        </w:rPr>
-        <w:t xml:space="preserve"> </w:t>
-      </w:r>
-      <w:r>
-        <w:rPr>
-          <w:rtl/>
-        </w:rPr>
-        <w:t xml:space="preserve">راجع: A. Sebti, Élaboration d’un outil d’aide à la décision pour la gestion des stocks basé sur l’étude prévisionnelle, Mémoire PFE, École Nationale Polytechnique d’Alger, 1993, p. 12.</w:t>
-      </w:r>
-    </w:p>
-  </w:footnote>
-  <w:footnote w:id="99">
-    <w:p>
-      <w:pPr>
-        <w:pStyle w:val="FootnoteText"/>
-        <w:bidi/>
-        <w:jc w:val="right"/>
-      </w:pPr>
-      <w:r>
-        <w:rPr>
-          <w:rStyle w:val="FootnoteReference"/>
-        </w:rPr>
-        <w:footnoteRef/>
-      </w:r>
-      <w:r>
-        <w:rPr>
-          <w:rtl/>
-        </w:rPr>
-        <w:t xml:space="preserve"> </w:t>
-      </w:r>
-      <w:r>
-        <w:rPr>
-          <w:rtl/>
-        </w:rPr>
-        <w:t xml:space="preserve"> </w:t>
-      </w:r>
-      <w:r>
-        <w:rPr>
-          <w:rtl/>
-        </w:rPr>
-        <w:t xml:space="preserve">راجع: A. Yahi, Élaboration d’un logiciel de gestion de stocks de pièces de rechange, Mémoire PFE, École Nationale Polytechnique d’Alger, 1992, p. 8.</w:t>
       </w:r>
     </w:p>
   </w:footnote>
@@ -30279,11 +30351,77 @@
         <w:rPr>
           <w:rtl/>
         </w:rPr>
+        <w:t xml:space="preserve">راجع: A. Sebti, Élaboration d’un outil d’aide à la décision pour la gestion des stocks basé sur l’étude prévisionnelle, Mémoire PFE, École Nationale Polytechnique d’Alger, 1993, p. 12.</w:t>
+      </w:r>
+    </w:p>
+  </w:footnote>
+  <w:footnote w:id="101">
+    <w:p>
+      <w:pPr>
+        <w:pStyle w:val="FootnoteText"/>
+        <w:bidi/>
+        <w:jc w:val="right"/>
+      </w:pPr>
+      <w:r>
+        <w:rPr>
+          <w:rStyle w:val="FootnoteReference"/>
+        </w:rPr>
+        <w:footnoteRef/>
+      </w:r>
+      <w:r>
+        <w:rPr>
+          <w:rtl/>
+        </w:rPr>
+        <w:t xml:space="preserve"> </w:t>
+      </w:r>
+      <w:r>
+        <w:rPr>
+          <w:rtl/>
+        </w:rPr>
+        <w:t xml:space="preserve"> </w:t>
+      </w:r>
+      <w:r>
+        <w:rPr>
+          <w:rtl/>
+        </w:rPr>
+        <w:t xml:space="preserve">راجع: A. Yahi, Élaboration d’un logiciel de gestion de stocks de pièces de rechange, Mémoire PFE, École Nationale Polytechnique d’Alger, 1992, p. 8.</w:t>
+      </w:r>
+    </w:p>
+  </w:footnote>
+  <w:footnote w:id="102">
+    <w:p>
+      <w:pPr>
+        <w:pStyle w:val="FootnoteText"/>
+        <w:bidi/>
+        <w:jc w:val="right"/>
+      </w:pPr>
+      <w:r>
+        <w:rPr>
+          <w:rStyle w:val="FootnoteReference"/>
+        </w:rPr>
+        <w:footnoteRef/>
+      </w:r>
+      <w:r>
+        <w:rPr>
+          <w:rtl/>
+        </w:rPr>
+        <w:t xml:space="preserve"> </w:t>
+      </w:r>
+      <w:r>
+        <w:rPr>
+          <w:rtl/>
+        </w:rPr>
+        <w:t xml:space="preserve"> </w:t>
+      </w:r>
+      <w:r>
+        <w:rPr>
+          <w:rtl/>
+        </w:rPr>
         <w:t xml:space="preserve">راجع: M. Bouchahlata, Contribution à l’amélioration du lead time de la chaîne logistique en combinant une solution VBA et la business intelligence : application Ericsson Algérie, Mémoire PFE, École Nationale Polytechnique d’Alger, 2021, p. 45.</w:t>
       </w:r>
     </w:p>
   </w:footnote>
-  <w:footnote w:id="107">
+  <w:footnote w:id="109">
     <w:p>
       <w:pPr>
         <w:pStyle w:val="FootnoteText"/>
@@ -30316,7 +30454,7 @@
       </w:r>
     </w:p>
   </w:footnote>
-  <w:footnote w:id="108">
+  <w:footnote w:id="110">
     <w:p>
       <w:pPr>
         <w:pStyle w:val="FootnoteText"/>
@@ -30349,7 +30487,7 @@
       </w:r>
     </w:p>
   </w:footnote>
-  <w:footnote w:id="123">
+  <w:footnote w:id="125">
     <w:p>
       <w:pPr>
         <w:pStyle w:val="FootnoteText"/>
@@ -30382,7 +30520,7 @@
       </w:r>
     </w:p>
   </w:footnote>
-  <w:footnote w:id="124">
+  <w:footnote w:id="126">
     <w:p>
       <w:pPr>
         <w:pStyle w:val="FootnoteText"/>
@@ -30435,7 +30573,7 @@
       </w:r>
     </w:p>
   </w:footnote>
-  <w:footnote w:id="125">
+  <w:footnote w:id="127">
     <w:p>
       <w:pPr>
         <w:pStyle w:val="FootnoteText"/>
@@ -30488,7 +30626,7 @@
       </w:r>
     </w:p>
   </w:footnote>
-  <w:footnote w:id="139">
+  <w:footnote w:id="141">
     <w:p>
       <w:pPr>
         <w:pStyle w:val="FootnoteText"/>
@@ -30521,7 +30659,7 @@
       </w:r>
     </w:p>
   </w:footnote>
-  <w:footnote w:id="153">
+  <w:footnote w:id="155">
     <w:p>
       <w:pPr>
         <w:pStyle w:val="FootnoteText"/>
@@ -30574,7 +30712,7 @@
       </w:r>
     </w:p>
   </w:footnote>
-  <w:footnote w:id="154">
+  <w:footnote w:id="156">
     <w:p>
       <w:pPr>
         <w:pStyle w:val="FootnoteText"/>
@@ -30627,7 +30765,7 @@
       </w:r>
     </w:p>
   </w:footnote>
-  <w:footnote w:id="155">
+  <w:footnote w:id="157">
     <w:p>
       <w:pPr>
         <w:pStyle w:val="FootnoteText"/>
@@ -30680,7 +30818,7 @@
       </w:r>
     </w:p>
   </w:footnote>
-  <w:footnote w:id="156">
+  <w:footnote w:id="158">
     <w:p>
       <w:pPr>
         <w:pStyle w:val="FootnoteText"/>
@@ -30733,7 +30871,7 @@
       </w:r>
     </w:p>
   </w:footnote>
-  <w:footnote w:id="177">
+  <w:footnote w:id="179">
     <w:p>
       <w:pPr>
         <w:pStyle w:val="FootnoteText"/>
@@ -30766,7 +30904,7 @@
       </w:r>
     </w:p>
   </w:footnote>
-  <w:footnote w:id="178">
+  <w:footnote w:id="180">
     <w:p>
       <w:pPr>
         <w:pStyle w:val="FootnoteText"/>
@@ -30799,7 +30937,7 @@
       </w:r>
     </w:p>
   </w:footnote>
-  <w:footnote w:id="179">
+  <w:footnote w:id="181">
     <w:p>
       <w:pPr>
         <w:pStyle w:val="FootnoteText"/>

--- a/Thesis_Surgical_Edit/output/Memoire_DSS_Logistique_ElBayadh.docx
+++ b/Thesis_Surgical_Edit/output/Memoire_DSS_Logistique_ElBayadh.docx
@@ -115,6 +115,37 @@
               <w:rPr>
                 <w:rtl/>
               </w:rPr>
+              <w:t xml:space="preserve">subtitle:</w:t>
+            </w:r>
+            <w:r>
+              <w:rPr>
+                <w:rtl/>
+              </w:rPr>
+              <w:t xml:space="preserve"> </w:t>
+            </w:r>
+            <w:r>
+              <w:rPr>
+                <w:rtl/>
+              </w:rPr>
+              <w:t xml:space="preserve">“مذكرة تخرج لنيل شهادة التقني السامي”</w:t>
+            </w:r>
+          </w:p>
+        </w:tc>
+      </w:tr>
+      <w:tr>
+        <w:tc>
+          <w:tcPr>
+            <w:tcW w:w="5610000" w:type="dxa"/>
+          </w:tcPr>
+          <w:p>
+            <w:pPr>
+              <w:pStyle w:val="Compact"/>
+              <w:bidi/>
+            </w:pPr>
+            <w:r>
+              <w:rPr>
+                <w:rtl/>
+              </w:rPr>
               <w:t xml:space="preserve">author:</w:t>
             </w:r>
             <w:r>
@@ -128,6 +159,130 @@
                 <w:rtl/>
               </w:rPr>
               <w:t xml:space="preserve">“ماحي كمال عبد الغني”</w:t>
+            </w:r>
+          </w:p>
+        </w:tc>
+      </w:tr>
+      <w:tr>
+        <w:tc>
+          <w:tcPr>
+            <w:tcW w:w="5610000" w:type="dxa"/>
+          </w:tcPr>
+          <w:p>
+            <w:pPr>
+              <w:pStyle w:val="Compact"/>
+              <w:bidi/>
+            </w:pPr>
+            <w:r>
+              <w:rPr>
+                <w:rtl/>
+              </w:rPr>
+              <w:t xml:space="preserve">institution:</w:t>
+            </w:r>
+            <w:r>
+              <w:rPr>
+                <w:rtl/>
+              </w:rPr>
+              <w:t xml:space="preserve"> </w:t>
+            </w:r>
+            <w:r>
+              <w:rPr>
+                <w:rtl/>
+              </w:rPr>
+              <w:t xml:space="preserve">“المعهد الوطني المتخصص في التكوين المهني بن سعيدي عبد العاطي بالبيض”</w:t>
+            </w:r>
+          </w:p>
+        </w:tc>
+      </w:tr>
+      <w:tr>
+        <w:tc>
+          <w:tcPr>
+            <w:tcW w:w="5610000" w:type="dxa"/>
+          </w:tcPr>
+          <w:p>
+            <w:pPr>
+              <w:pStyle w:val="Compact"/>
+              <w:bidi/>
+            </w:pPr>
+            <w:r>
+              <w:rPr>
+                <w:rtl/>
+              </w:rPr>
+              <w:t xml:space="preserve">department:</w:t>
+            </w:r>
+            <w:r>
+              <w:rPr>
+                <w:rtl/>
+              </w:rPr>
+              <w:t xml:space="preserve"> </w:t>
+            </w:r>
+            <w:r>
+              <w:rPr>
+                <w:rtl/>
+              </w:rPr>
+              <w:t xml:space="preserve">“تسيير المخزونات واللوجستيك”</w:t>
+            </w:r>
+          </w:p>
+        </w:tc>
+      </w:tr>
+      <w:tr>
+        <w:tc>
+          <w:tcPr>
+            <w:tcW w:w="5610000" w:type="dxa"/>
+          </w:tcPr>
+          <w:p>
+            <w:pPr>
+              <w:pStyle w:val="Compact"/>
+              <w:bidi/>
+            </w:pPr>
+            <w:r>
+              <w:rPr>
+                <w:rtl/>
+              </w:rPr>
+              <w:t xml:space="preserve">supervisor:</w:t>
+            </w:r>
+            <w:r>
+              <w:rPr>
+                <w:rtl/>
+              </w:rPr>
+              <w:t xml:space="preserve"> </w:t>
+            </w:r>
+            <w:r>
+              <w:rPr>
+                <w:rtl/>
+              </w:rPr>
+              <w:t xml:space="preserve">“الأستاذة المشرفة: دهيني ميمونة”</w:t>
+            </w:r>
+          </w:p>
+        </w:tc>
+      </w:tr>
+      <w:tr>
+        <w:tc>
+          <w:tcPr>
+            <w:tcW w:w="5610000" w:type="dxa"/>
+          </w:tcPr>
+          <w:p>
+            <w:pPr>
+              <w:pStyle w:val="Compact"/>
+              <w:bidi/>
+            </w:pPr>
+            <w:r>
+              <w:rPr>
+                <w:rtl/>
+              </w:rPr>
+              <w:t xml:space="preserve">academic_year:</w:t>
+            </w:r>
+            <w:r>
+              <w:rPr>
+                <w:rtl/>
+              </w:rPr>
+              <w:t xml:space="preserve"> </w:t>
+            </w:r>
+            <w:r>
+              <w:rPr>
+                <w:rtl/>
+              </w:rPr>
+              <w:t xml:space="preserve">“السنة الجامعية: 2025/2026”</w:t>
             </w:r>
           </w:p>
         </w:tc>
@@ -16074,7 +16229,7 @@
         <w:spacing w:line="360" w:lineRule="auto"/>
         <w:jc w:val="right"/>
         <w:sectPr>
-          <w:pgNumType w:fmt="lowerRoman"/>
+          <w:pgNumType w:fmt="lowerRoman" w:start="1"/>
           <w:footnotePr>
             <w:numRestart w:val="eachSect"/>
           </w:footnotePr>
@@ -20817,7 +20972,7 @@
         <w:pStyle w:val="Heading2"/>
         <w:bidi/>
         <w:sectPr>
-          <w:pgNumType w:fmt="decimal"/>
+          <w:pgNumType w:fmt="decimal" w:start="1"/>
           <w:footnotePr>
             <w:numRestart w:val="eachSect"/>
           </w:footnotePr>
@@ -28931,7 +29086,7 @@
     <w:bookmarkEnd w:id="183"/>
     <w:bookmarkEnd w:id="184"/>
     <w:sectPr>
-      <w:pgNumType w:fmt="decimal"/>
+      <w:pgNumType w:fmt="decimal" w:start="1"/>
       <w:footnotePr>
         <w:numRestart w:val="eachSect"/>
       </w:footnotePr>

--- a/Thesis_Surgical_Edit/output/Memoire_DSS_Logistique_ElBayadh.docx
+++ b/Thesis_Surgical_Edit/output/Memoire_DSS_Logistique_ElBayadh.docx
@@ -567,7 +567,7 @@
         <w:spacing w:line="360" w:lineRule="auto"/>
         <w:jc w:val="right"/>
         <w:sectPr>
-          <w:pgNumType w:fmt="none"/>
+          <w:pgNumType w:fmt="decimal" w:start="4"/>
           <w:footnotePr>
             <w:numRestart w:val="eachSect"/>
           </w:footnotePr>
@@ -2499,7 +2499,7 @@
           <w:p>
             <w:pPr>
               <w:pStyle w:val="Compact"/>
-              <w:bidi/>
+              <w:bidi w:val="1"/>
             </w:pPr>
             <w:r>
               <w:rPr>
@@ -3107,7 +3107,7 @@
     </w:p>
     <w:p>
       <w:pPr>
-        <w:bidi/>
+        <w:bidi w:val="1"/>
         <w:spacing w:line="360" w:lineRule="auto"/>
         <w:jc w:val="right"/>
       </w:pPr>
@@ -4005,7 +4005,7 @@
     </w:p>
     <w:p>
       <w:pPr>
-        <w:bidi/>
+        <w:bidi w:val="1"/>
         <w:spacing w:line="360" w:lineRule="auto"/>
         <w:jc w:val="right"/>
       </w:pPr>
@@ -7618,7 +7618,7 @@
     <w:p>
       <w:pPr>
         <w:pStyle w:val="Heading3"/>
-        <w:bidi/>
+        <w:bidi w:val="1"/>
       </w:pPr>
       <w:r>
         <w:rPr>
@@ -7631,7 +7631,7 @@
     </w:p>
     <w:p>
       <w:pPr>
-        <w:bidi/>
+        <w:bidi w:val="1"/>
         <w:spacing w:line="360" w:lineRule="auto"/>
         <w:jc w:val="right"/>
       </w:pPr>
@@ -8667,7 +8667,7 @@
     <w:p>
       <w:pPr>
         <w:pStyle w:val="Heading3"/>
-        <w:bidi/>
+        <w:bidi w:val="1"/>
       </w:pPr>
       <w:r>
         <w:rPr>
@@ -8680,7 +8680,7 @@
     </w:p>
     <w:p>
       <w:pPr>
-        <w:bidi/>
+        <w:bidi w:val="1"/>
         <w:spacing w:line="360" w:lineRule="auto"/>
         <w:jc w:val="right"/>
       </w:pPr>
@@ -9265,7 +9265,7 @@
     </w:p>
     <w:p>
       <w:pPr>
-        <w:bidi/>
+        <w:bidi w:val="1"/>
         <w:spacing w:line="360" w:lineRule="auto"/>
         <w:jc w:val="right"/>
       </w:pPr>
@@ -9422,7 +9422,7 @@
     </w:p>
     <w:p>
       <w:pPr>
-        <w:bidi/>
+        <w:bidi w:val="1"/>
         <w:spacing w:line="360" w:lineRule="auto"/>
         <w:jc w:val="right"/>
       </w:pPr>
@@ -9710,7 +9710,7 @@
     </w:p>
     <w:p>
       <w:pPr>
-        <w:bidi/>
+        <w:bidi w:val="1"/>
         <w:spacing w:line="360" w:lineRule="auto"/>
         <w:jc w:val="right"/>
       </w:pPr>
@@ -10442,7 +10442,7 @@
     </w:p>
     <w:p>
       <w:pPr>
-        <w:bidi/>
+        <w:bidi w:val="1"/>
         <w:spacing w:line="360" w:lineRule="auto"/>
         <w:jc w:val="right"/>
       </w:pPr>
@@ -10701,7 +10701,7 @@
     </w:p>
     <w:p>
       <w:pPr>
-        <w:bidi/>
+        <w:bidi w:val="1"/>
         <w:spacing w:line="360" w:lineRule="auto"/>
         <w:jc w:val="right"/>
       </w:pPr>
@@ -11632,7 +11632,7 @@
     </w:p>
     <w:p>
       <w:pPr>
-        <w:bidi/>
+        <w:bidi w:val="1"/>
         <w:spacing w:line="360" w:lineRule="auto"/>
         <w:jc w:val="right"/>
       </w:pPr>
@@ -11728,7 +11728,7 @@
     </w:p>
     <w:p>
       <w:pPr>
-        <w:bidi/>
+        <w:bidi w:val="1"/>
         <w:spacing w:line="360" w:lineRule="auto"/>
         <w:jc w:val="right"/>
       </w:pPr>
@@ -13092,7 +13092,7 @@
     </w:p>
     <w:p>
       <w:pPr>
-        <w:bidi/>
+        <w:bidi w:val="1"/>
         <w:spacing w:line="360" w:lineRule="auto"/>
         <w:jc w:val="right"/>
       </w:pPr>
@@ -13514,7 +13514,7 @@
     </w:p>
     <w:p>
       <w:pPr>
-        <w:bidi/>
+        <w:bidi w:val="1"/>
         <w:spacing w:line="360" w:lineRule="auto"/>
         <w:jc w:val="right"/>
       </w:pPr>
@@ -14083,7 +14083,7 @@
     </w:p>
     <w:p>
       <w:pPr>
-        <w:bidi/>
+        <w:bidi w:val="1"/>
         <w:spacing w:line="360" w:lineRule="auto"/>
         <w:jc w:val="right"/>
       </w:pPr>
@@ -14441,7 +14441,7 @@
     </w:p>
     <w:p>
       <w:pPr>
-        <w:bidi/>
+        <w:bidi w:val="1"/>
         <w:spacing w:line="360" w:lineRule="auto"/>
         <w:jc w:val="right"/>
       </w:pPr>
@@ -14608,7 +14608,7 @@
     </w:p>
     <w:p>
       <w:pPr>
-        <w:bidi/>
+        <w:bidi w:val="1"/>
         <w:spacing w:line="360" w:lineRule="auto"/>
         <w:jc w:val="right"/>
       </w:pPr>
@@ -15492,7 +15492,7 @@
     </w:p>
     <w:p>
       <w:pPr>
-        <w:bidi/>
+        <w:bidi w:val="1"/>
         <w:spacing w:line="360" w:lineRule="auto"/>
         <w:jc w:val="right"/>
       </w:pPr>
@@ -16229,7 +16229,7 @@
         <w:spacing w:line="360" w:lineRule="auto"/>
         <w:jc w:val="right"/>
         <w:sectPr>
-          <w:pgNumType w:fmt="lowerRoman" w:start="1"/>
+          <w:pgNumType w:fmt="decimal"/>
           <w:footnotePr>
             <w:numRestart w:val="eachSect"/>
           </w:footnotePr>
@@ -17683,7 +17683,7 @@
     <w:p>
       <w:pPr>
         <w:pStyle w:val="Heading1"/>
-        <w:bidi/>
+        <w:bidi w:val="1"/>
       </w:pPr>
       <w:r>
         <w:rPr>
@@ -20972,7 +20972,7 @@
         <w:pStyle w:val="Heading2"/>
         <w:bidi/>
         <w:sectPr>
-          <w:pgNumType w:fmt="decimal" w:start="1"/>
+          <w:pgNumType w:fmt="decimal"/>
           <w:footnotePr>
             <w:numRestart w:val="eachSect"/>
           </w:footnotePr>
@@ -21702,7 +21702,7 @@
           <w:p>
             <w:pPr>
               <w:pStyle w:val="Compact"/>
-              <w:bidi/>
+              <w:bidi w:val="1"/>
             </w:pPr>
             <w:r>
               <w:rPr>
@@ -24503,7 +24503,7 @@
     </w:tbl>
     <w:p>
       <w:pPr>
-        <w:bidi/>
+        <w:bidi w:val="1"/>
         <w:spacing w:line="360" w:lineRule="auto"/>
         <w:jc w:val="right"/>
       </w:pPr>
@@ -29086,7 +29086,7 @@
     <w:bookmarkEnd w:id="183"/>
     <w:bookmarkEnd w:id="184"/>
     <w:sectPr>
-      <w:pgNumType w:fmt="decimal" w:start="1"/>
+      <w:pgNumType w:fmt="decimal"/>
       <w:footnotePr>
         <w:numRestart w:val="eachSect"/>
       </w:footnotePr>

--- a/Thesis_Surgical_Edit/output/Memoire_DSS_Logistique_ElBayadh.docx
+++ b/Thesis_Surgical_Edit/output/Memoire_DSS_Logistique_ElBayadh.docx
@@ -567,7 +567,7 @@
         <w:spacing w:line="360" w:lineRule="auto"/>
         <w:jc w:val="right"/>
         <w:sectPr>
-          <w:pgNumType w:fmt="decimal" w:start="4"/>
+          <w:pgNumType w:fmt="none"/>
           <w:footnotePr>
             <w:numRestart w:val="eachSect"/>
           </w:footnotePr>
@@ -2499,7 +2499,7 @@
           <w:p>
             <w:pPr>
               <w:pStyle w:val="Compact"/>
-              <w:bidi w:val="1"/>
+              <w:bidi/>
             </w:pPr>
             <w:r>
               <w:rPr>
@@ -3107,7 +3107,7 @@
     </w:p>
     <w:p>
       <w:pPr>
-        <w:bidi w:val="1"/>
+        <w:bidi/>
         <w:spacing w:line="360" w:lineRule="auto"/>
         <w:jc w:val="right"/>
       </w:pPr>
@@ -4005,7 +4005,7 @@
     </w:p>
     <w:p>
       <w:pPr>
-        <w:bidi w:val="1"/>
+        <w:bidi/>
         <w:spacing w:line="360" w:lineRule="auto"/>
         <w:jc w:val="right"/>
       </w:pPr>
@@ -7618,7 +7618,7 @@
     <w:p>
       <w:pPr>
         <w:pStyle w:val="Heading3"/>
-        <w:bidi w:val="1"/>
+        <w:bidi/>
       </w:pPr>
       <w:r>
         <w:rPr>
@@ -7631,7 +7631,7 @@
     </w:p>
     <w:p>
       <w:pPr>
-        <w:bidi w:val="1"/>
+        <w:bidi/>
         <w:spacing w:line="360" w:lineRule="auto"/>
         <w:jc w:val="right"/>
       </w:pPr>
@@ -8667,7 +8667,7 @@
     <w:p>
       <w:pPr>
         <w:pStyle w:val="Heading3"/>
-        <w:bidi w:val="1"/>
+        <w:bidi/>
       </w:pPr>
       <w:r>
         <w:rPr>
@@ -8680,7 +8680,7 @@
     </w:p>
     <w:p>
       <w:pPr>
-        <w:bidi w:val="1"/>
+        <w:bidi/>
         <w:spacing w:line="360" w:lineRule="auto"/>
         <w:jc w:val="right"/>
       </w:pPr>
@@ -9265,7 +9265,7 @@
     </w:p>
     <w:p>
       <w:pPr>
-        <w:bidi w:val="1"/>
+        <w:bidi/>
         <w:spacing w:line="360" w:lineRule="auto"/>
         <w:jc w:val="right"/>
       </w:pPr>
@@ -9422,7 +9422,7 @@
     </w:p>
     <w:p>
       <w:pPr>
-        <w:bidi w:val="1"/>
+        <w:bidi/>
         <w:spacing w:line="360" w:lineRule="auto"/>
         <w:jc w:val="right"/>
       </w:pPr>
@@ -9710,7 +9710,7 @@
     </w:p>
     <w:p>
       <w:pPr>
-        <w:bidi w:val="1"/>
+        <w:bidi/>
         <w:spacing w:line="360" w:lineRule="auto"/>
         <w:jc w:val="right"/>
       </w:pPr>
@@ -10442,7 +10442,7 @@
     </w:p>
     <w:p>
       <w:pPr>
-        <w:bidi w:val="1"/>
+        <w:bidi/>
         <w:spacing w:line="360" w:lineRule="auto"/>
         <w:jc w:val="right"/>
       </w:pPr>
@@ -10701,7 +10701,7 @@
     </w:p>
     <w:p>
       <w:pPr>
-        <w:bidi w:val="1"/>
+        <w:bidi/>
         <w:spacing w:line="360" w:lineRule="auto"/>
         <w:jc w:val="right"/>
       </w:pPr>
@@ -11632,7 +11632,7 @@
     </w:p>
     <w:p>
       <w:pPr>
-        <w:bidi w:val="1"/>
+        <w:bidi/>
         <w:spacing w:line="360" w:lineRule="auto"/>
         <w:jc w:val="right"/>
       </w:pPr>
@@ -11728,7 +11728,7 @@
     </w:p>
     <w:p>
       <w:pPr>
-        <w:bidi w:val="1"/>
+        <w:bidi/>
         <w:spacing w:line="360" w:lineRule="auto"/>
         <w:jc w:val="right"/>
       </w:pPr>
@@ -13092,7 +13092,7 @@
     </w:p>
     <w:p>
       <w:pPr>
-        <w:bidi w:val="1"/>
+        <w:bidi/>
         <w:spacing w:line="360" w:lineRule="auto"/>
         <w:jc w:val="right"/>
       </w:pPr>
@@ -13514,7 +13514,7 @@
     </w:p>
     <w:p>
       <w:pPr>
-        <w:bidi w:val="1"/>
+        <w:bidi/>
         <w:spacing w:line="360" w:lineRule="auto"/>
         <w:jc w:val="right"/>
       </w:pPr>
@@ -14083,7 +14083,7 @@
     </w:p>
     <w:p>
       <w:pPr>
-        <w:bidi w:val="1"/>
+        <w:bidi/>
         <w:spacing w:line="360" w:lineRule="auto"/>
         <w:jc w:val="right"/>
       </w:pPr>
@@ -14441,7 +14441,7 @@
     </w:p>
     <w:p>
       <w:pPr>
-        <w:bidi w:val="1"/>
+        <w:bidi/>
         <w:spacing w:line="360" w:lineRule="auto"/>
         <w:jc w:val="right"/>
       </w:pPr>
@@ -14608,7 +14608,7 @@
     </w:p>
     <w:p>
       <w:pPr>
-        <w:bidi w:val="1"/>
+        <w:bidi/>
         <w:spacing w:line="360" w:lineRule="auto"/>
         <w:jc w:val="right"/>
       </w:pPr>
@@ -15492,7 +15492,7 @@
     </w:p>
     <w:p>
       <w:pPr>
-        <w:bidi w:val="1"/>
+        <w:bidi/>
         <w:spacing w:line="360" w:lineRule="auto"/>
         <w:jc w:val="right"/>
       </w:pPr>
@@ -16229,7 +16229,7 @@
         <w:spacing w:line="360" w:lineRule="auto"/>
         <w:jc w:val="right"/>
         <w:sectPr>
-          <w:pgNumType w:fmt="decimal"/>
+          <w:pgNumType w:fmt="lowerRoman" w:start="1"/>
           <w:footnotePr>
             <w:numRestart w:val="eachSect"/>
           </w:footnotePr>
@@ -17683,7 +17683,7 @@
     <w:p>
       <w:pPr>
         <w:pStyle w:val="Heading1"/>
-        <w:bidi w:val="1"/>
+        <w:bidi/>
       </w:pPr>
       <w:r>
         <w:rPr>
@@ -20972,7 +20972,7 @@
         <w:pStyle w:val="Heading2"/>
         <w:bidi/>
         <w:sectPr>
-          <w:pgNumType w:fmt="decimal"/>
+          <w:pgNumType w:fmt="decimal" w:start="1"/>
           <w:footnotePr>
             <w:numRestart w:val="eachSect"/>
           </w:footnotePr>
@@ -21702,7 +21702,7 @@
           <w:p>
             <w:pPr>
               <w:pStyle w:val="Compact"/>
-              <w:bidi w:val="1"/>
+              <w:bidi/>
             </w:pPr>
             <w:r>
               <w:rPr>
@@ -24503,7 +24503,7 @@
     </w:tbl>
     <w:p>
       <w:pPr>
-        <w:bidi w:val="1"/>
+        <w:bidi/>
         <w:spacing w:line="360" w:lineRule="auto"/>
         <w:jc w:val="right"/>
       </w:pPr>
@@ -29086,7 +29086,7 @@
     <w:bookmarkEnd w:id="183"/>
     <w:bookmarkEnd w:id="184"/>
     <w:sectPr>
-      <w:pgNumType w:fmt="decimal"/>
+      <w:pgNumType w:fmt="decimal" w:start="1"/>
       <w:footnotePr>
         <w:numRestart w:val="eachSect"/>
       </w:footnotePr>

--- a/Thesis_Surgical_Edit/output/Memoire_DSS_Logistique_ElBayadh.docx
+++ b/Thesis_Surgical_Edit/output/Memoire_DSS_Logistique_ElBayadh.docx
@@ -34,12 +34,26 @@
           <w:rFonts w:cs="Traditional Arabic"/>
           <w:noProof/>
         </w:rPr>
+        <w:pict w14:anchorId="0E7D9515">
+          <v:oval id="Oval 2" o:spid="_x0000_s1065" style="position:absolute;left:0;text-align:left;margin-left:344.5pt;margin-top:9.15pt;width:108.75pt;height:108.75pt;z-index:251660288;visibility:visible;mso-wrap-style:square;mso-wrap-distance-left:9pt;mso-wrap-distance-top:0;mso-wrap-distance-right:9pt;mso-wrap-distance-bottom:0;mso-position-horizontal-relative:margin;mso-position-vertical-relative:text;v-text-anchor:middle" o:gfxdata="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" stroked="f" strokeweight="1pt">
+            <v:fill r:id="rId8" o:title="" recolor="t" rotate="t" type="frame"/>
+            <v:stroke joinstyle="miter"/>
+            <w10:wrap anchorx="margin"/>
+          </v:oval>
+        </w:pict>
       </w:r>
       <w:r>
         <w:rPr>
           <w:rFonts w:cs="Traditional Arabic"/>
           <w:noProof/>
         </w:rPr>
+        <w:pict w14:anchorId="02CD0520">
+          <v:oval id="Oval 1" o:spid="_x0000_s1066" style="position:absolute;left:0;text-align:left;margin-left:0;margin-top:6.9pt;width:108.75pt;height:108.75pt;z-index:251659264;visibility:visible;mso-wrap-style:square;mso-wrap-distance-left:9pt;mso-wrap-distance-top:0;mso-wrap-distance-right:9pt;mso-wrap-distance-bottom:0;mso-position-horizontal-relative:margin;mso-position-vertical-relative:text;v-text-anchor:middle" o:gfxdata="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" stroked="f" strokeweight="1pt">
+            <v:fill r:id="rId8" o:title="" recolor="t" rotate="t" type="frame"/>
+            <v:stroke joinstyle="miter"/>
+            <w10:wrap anchorx="margin"/>
+          </v:oval>
+        </w:pict>
       </w:r>
       <w:r>
         <w:rPr>
@@ -502,6 +516,7 @@
           <w:color w:val="1A1A1A"/>
           <w:rtl/>
         </w:rPr>
+        <w:br w:type="page"/>
       </w:r>
     </w:p>
     <w:p>
@@ -527,6 +542,7 @@
           <w:szCs w:val="32"/>
           <w:rtl/>
         </w:rPr>
+        <w:lastRenderedPageBreak/>
         <w:t>إهداء</w:t>
       </w:r>
     </w:p>
@@ -783,6 +799,7 @@
         <w:rPr>
           <w:rtl/>
         </w:rPr>
+        <w:br w:type="page"/>
       </w:r>
     </w:p>
     <w:p>
@@ -797,6 +814,7 @@
           <w:bidi/>
           <w:rtl/>
         </w:rPr>
+        <w:lastRenderedPageBreak/>
         <w:t>فهرس المحتويات</w:t>
       </w:r>
       <w:bookmarkEnd w:id="1"/>
@@ -815,9 +833,15 @@
           <w:szCs w:val="22"/>
         </w:rPr>
       </w:pPr>
-      <w:r/>
-      <w:r/>
-      <w:r/>
+      <w:r>
+        <w:fldChar w:fldCharType="begin"/>
+      </w:r>
+      <w:r>
+        <w:instrText>TOC \o "1-3" \h \z \u</w:instrText>
+      </w:r>
+      <w:r>
+        <w:fldChar w:fldCharType="separate"/>
+      </w:r>
       <w:hyperlink w:anchor="_Toc232568783" w:history="1">
         <w:r>
           <w:rPr>
@@ -865,7 +889,6 @@
           <w:rPr>
             <w:noProof/>
             <w:webHidden/>
-            <w:rtl/>
           </w:rPr>
           <w:t>4</w:t>
         </w:r>
@@ -939,9 +962,8 @@
           <w:rPr>
             <w:noProof/>
             <w:webHidden/>
-            <w:rtl/>
-          </w:rPr>
-          <w:t>10</w:t>
+          </w:rPr>
+          <w:t>9</w:t>
         </w:r>
         <w:r>
           <w:rPr>
@@ -1013,9 +1035,8 @@
           <w:rPr>
             <w:noProof/>
             <w:webHidden/>
-            <w:rtl/>
-          </w:rPr>
-          <w:t>12</w:t>
+          </w:rPr>
+          <w:t>11</w:t>
         </w:r>
         <w:r>
           <w:rPr>
@@ -1086,9 +1107,8 @@
           <w:rPr>
             <w:noProof/>
             <w:webHidden/>
-            <w:rtl/>
-          </w:rPr>
-          <w:t>13</w:t>
+          </w:rPr>
+          <w:t>12</w:t>
         </w:r>
         <w:r>
           <w:rPr>
@@ -1160,9 +1180,8 @@
           <w:rPr>
             <w:noProof/>
             <w:webHidden/>
-            <w:rtl/>
-          </w:rPr>
-          <w:t>14</w:t>
+          </w:rPr>
+          <w:t>13</w:t>
         </w:r>
         <w:r>
           <w:rPr>
@@ -1234,9 +1253,8 @@
           <w:rPr>
             <w:noProof/>
             <w:webHidden/>
-            <w:rtl/>
-          </w:rPr>
-          <w:t>14</w:t>
+          </w:rPr>
+          <w:t>13</w:t>
         </w:r>
         <w:r>
           <w:rPr>
@@ -1308,9 +1326,8 @@
           <w:rPr>
             <w:noProof/>
             <w:webHidden/>
-            <w:rtl/>
-          </w:rPr>
-          <w:t>14</w:t>
+          </w:rPr>
+          <w:t>13</w:t>
         </w:r>
         <w:r>
           <w:rPr>
@@ -1382,9 +1399,8 @@
           <w:rPr>
             <w:noProof/>
             <w:webHidden/>
-            <w:rtl/>
-          </w:rPr>
-          <w:t>14</w:t>
+          </w:rPr>
+          <w:t>13</w:t>
         </w:r>
         <w:r>
           <w:rPr>
@@ -1456,9 +1472,8 @@
           <w:rPr>
             <w:noProof/>
             <w:webHidden/>
-            <w:rtl/>
-          </w:rPr>
-          <w:t>15</w:t>
+          </w:rPr>
+          <w:t>14</w:t>
         </w:r>
         <w:r>
           <w:rPr>
@@ -1530,9 +1545,8 @@
           <w:rPr>
             <w:noProof/>
             <w:webHidden/>
-            <w:rtl/>
-          </w:rPr>
-          <w:t>15</w:t>
+          </w:rPr>
+          <w:t>14</w:t>
         </w:r>
         <w:r>
           <w:rPr>
@@ -1604,9 +1618,8 @@
           <w:rPr>
             <w:noProof/>
             <w:webHidden/>
-            <w:rtl/>
-          </w:rPr>
-          <w:t>15</w:t>
+          </w:rPr>
+          <w:t>14</w:t>
         </w:r>
         <w:r>
           <w:rPr>
@@ -1708,9 +1721,8 @@
           <w:rPr>
             <w:noProof/>
             <w:webHidden/>
-            <w:rtl/>
-          </w:rPr>
-          <w:t>16</w:t>
+          </w:rPr>
+          <w:t>15</w:t>
         </w:r>
         <w:r>
           <w:rPr>
@@ -1782,9 +1794,8 @@
           <w:rPr>
             <w:noProof/>
             <w:webHidden/>
-            <w:rtl/>
-          </w:rPr>
-          <w:t>18</w:t>
+          </w:rPr>
+          <w:t>17</w:t>
         </w:r>
         <w:r>
           <w:rPr>
@@ -1856,9 +1867,8 @@
           <w:rPr>
             <w:noProof/>
             <w:webHidden/>
-            <w:rtl/>
-          </w:rPr>
-          <w:t>18</w:t>
+          </w:rPr>
+          <w:t>17</w:t>
         </w:r>
         <w:r>
           <w:rPr>
@@ -1945,9 +1955,8 @@
           <w:rPr>
             <w:noProof/>
             <w:webHidden/>
-            <w:rtl/>
-          </w:rPr>
-          <w:t>18</w:t>
+          </w:rPr>
+          <w:t>17</w:t>
         </w:r>
         <w:r>
           <w:rPr>
@@ -2034,9 +2043,8 @@
           <w:rPr>
             <w:noProof/>
             <w:webHidden/>
-            <w:rtl/>
-          </w:rPr>
-          <w:t>19</w:t>
+          </w:rPr>
+          <w:t>18</w:t>
         </w:r>
         <w:r>
           <w:rPr>
@@ -2108,9 +2116,8 @@
           <w:rPr>
             <w:noProof/>
             <w:webHidden/>
-            <w:rtl/>
-          </w:rPr>
-          <w:t>19</w:t>
+          </w:rPr>
+          <w:t>18</w:t>
         </w:r>
         <w:r>
           <w:rPr>
@@ -2182,9 +2189,8 @@
           <w:rPr>
             <w:noProof/>
             <w:webHidden/>
-            <w:rtl/>
-          </w:rPr>
-          <w:t>20</w:t>
+          </w:rPr>
+          <w:t>19</w:t>
         </w:r>
         <w:r>
           <w:rPr>
@@ -2256,9 +2262,8 @@
           <w:rPr>
             <w:noProof/>
             <w:webHidden/>
-            <w:rtl/>
-          </w:rPr>
-          <w:t>20</w:t>
+          </w:rPr>
+          <w:t>19</w:t>
         </w:r>
         <w:r>
           <w:rPr>
@@ -2330,9 +2335,8 @@
           <w:rPr>
             <w:noProof/>
             <w:webHidden/>
-            <w:rtl/>
-          </w:rPr>
-          <w:t>21</w:t>
+          </w:rPr>
+          <w:t>20</w:t>
         </w:r>
         <w:r>
           <w:rPr>
@@ -2404,9 +2408,8 @@
           <w:rPr>
             <w:noProof/>
             <w:webHidden/>
-            <w:rtl/>
-          </w:rPr>
-          <w:t>22</w:t>
+          </w:rPr>
+          <w:t>21</w:t>
         </w:r>
         <w:r>
           <w:rPr>
@@ -2478,9 +2481,8 @@
           <w:rPr>
             <w:noProof/>
             <w:webHidden/>
-            <w:rtl/>
-          </w:rPr>
-          <w:t>24</w:t>
+          </w:rPr>
+          <w:t>23</w:t>
         </w:r>
         <w:r>
           <w:rPr>
@@ -2567,9 +2569,8 @@
           <w:rPr>
             <w:noProof/>
             <w:webHidden/>
-            <w:rtl/>
-          </w:rPr>
-          <w:t>24</w:t>
+          </w:rPr>
+          <w:t>23</w:t>
         </w:r>
         <w:r>
           <w:rPr>
@@ -2641,9 +2642,8 @@
           <w:rPr>
             <w:noProof/>
             <w:webHidden/>
-            <w:rtl/>
-          </w:rPr>
-          <w:t>24</w:t>
+          </w:rPr>
+          <w:t>23</w:t>
         </w:r>
         <w:r>
           <w:rPr>
@@ -2715,9 +2715,8 @@
           <w:rPr>
             <w:noProof/>
             <w:webHidden/>
-            <w:rtl/>
-          </w:rPr>
-          <w:t>25</w:t>
+          </w:rPr>
+          <w:t>24</w:t>
         </w:r>
         <w:r>
           <w:rPr>
@@ -2789,9 +2788,8 @@
           <w:rPr>
             <w:noProof/>
             <w:webHidden/>
-            <w:rtl/>
-          </w:rPr>
-          <w:t>25</w:t>
+          </w:rPr>
+          <w:t>24</w:t>
         </w:r>
         <w:r>
           <w:rPr>
@@ -2870,9 +2868,8 @@
           <w:rPr>
             <w:noProof/>
             <w:webHidden/>
-            <w:rtl/>
-          </w:rPr>
-          <w:t>25</w:t>
+          </w:rPr>
+          <w:t>24</w:t>
         </w:r>
         <w:r>
           <w:rPr>
@@ -2944,9 +2941,8 @@
           <w:rPr>
             <w:noProof/>
             <w:webHidden/>
-            <w:rtl/>
-          </w:rPr>
-          <w:t>27</w:t>
+          </w:rPr>
+          <w:t>26</w:t>
         </w:r>
         <w:r>
           <w:rPr>
@@ -3018,9 +3014,8 @@
           <w:rPr>
             <w:noProof/>
             <w:webHidden/>
-            <w:rtl/>
-          </w:rPr>
-          <w:t>28</w:t>
+          </w:rPr>
+          <w:t>27</w:t>
         </w:r>
         <w:r>
           <w:rPr>
@@ -3092,9 +3087,8 @@
           <w:rPr>
             <w:noProof/>
             <w:webHidden/>
-            <w:rtl/>
-          </w:rPr>
-          <w:t>29</w:t>
+          </w:rPr>
+          <w:t>28</w:t>
         </w:r>
         <w:r>
           <w:rPr>
@@ -3173,9 +3167,8 @@
           <w:rPr>
             <w:noProof/>
             <w:webHidden/>
-            <w:rtl/>
-          </w:rPr>
-          <w:t>29</w:t>
+          </w:rPr>
+          <w:t>28</w:t>
         </w:r>
         <w:r>
           <w:rPr>
@@ -3262,9 +3255,8 @@
           <w:rPr>
             <w:noProof/>
             <w:webHidden/>
-            <w:rtl/>
-          </w:rPr>
-          <w:t>29</w:t>
+          </w:rPr>
+          <w:t>28</w:t>
         </w:r>
         <w:r>
           <w:rPr>
@@ -3351,9 +3343,8 @@
           <w:rPr>
             <w:noProof/>
             <w:webHidden/>
-            <w:rtl/>
-          </w:rPr>
-          <w:t>30</w:t>
+          </w:rPr>
+          <w:t>29</w:t>
         </w:r>
         <w:r>
           <w:rPr>
@@ -3425,9 +3416,8 @@
           <w:rPr>
             <w:noProof/>
             <w:webHidden/>
-            <w:rtl/>
-          </w:rPr>
-          <w:t>31</w:t>
+          </w:rPr>
+          <w:t>30</w:t>
         </w:r>
         <w:r>
           <w:rPr>
@@ -3499,9 +3489,8 @@
           <w:rPr>
             <w:noProof/>
             <w:webHidden/>
-            <w:rtl/>
-          </w:rPr>
-          <w:t>31</w:t>
+          </w:rPr>
+          <w:t>30</w:t>
         </w:r>
         <w:r>
           <w:rPr>
@@ -3573,9 +3562,8 @@
           <w:rPr>
             <w:noProof/>
             <w:webHidden/>
-            <w:rtl/>
-          </w:rPr>
-          <w:t>31</w:t>
+          </w:rPr>
+          <w:t>30</w:t>
         </w:r>
         <w:r>
           <w:rPr>
@@ -3662,9 +3650,8 @@
           <w:rPr>
             <w:noProof/>
             <w:webHidden/>
-            <w:rtl/>
-          </w:rPr>
-          <w:t>33</w:t>
+          </w:rPr>
+          <w:t>32</w:t>
         </w:r>
         <w:r>
           <w:rPr>
@@ -3758,9 +3745,8 @@
           <w:rPr>
             <w:noProof/>
             <w:webHidden/>
-            <w:rtl/>
-          </w:rPr>
-          <w:t>34</w:t>
+          </w:rPr>
+          <w:t>33</w:t>
         </w:r>
         <w:r>
           <w:rPr>
@@ -3832,9 +3818,8 @@
           <w:rPr>
             <w:noProof/>
             <w:webHidden/>
-            <w:rtl/>
-          </w:rPr>
-          <w:t>36</w:t>
+          </w:rPr>
+          <w:t>35</w:t>
         </w:r>
         <w:r>
           <w:rPr>
@@ -3906,9 +3891,8 @@
           <w:rPr>
             <w:noProof/>
             <w:webHidden/>
-            <w:rtl/>
-          </w:rPr>
-          <w:t>36</w:t>
+          </w:rPr>
+          <w:t>35</w:t>
         </w:r>
         <w:r>
           <w:rPr>
@@ -3980,9 +3964,8 @@
           <w:rPr>
             <w:noProof/>
             <w:webHidden/>
-            <w:rtl/>
-          </w:rPr>
-          <w:t>36</w:t>
+          </w:rPr>
+          <w:t>35</w:t>
         </w:r>
         <w:r>
           <w:rPr>
@@ -4054,9 +4037,8 @@
           <w:rPr>
             <w:noProof/>
             <w:webHidden/>
-            <w:rtl/>
-          </w:rPr>
-          <w:t>38</w:t>
+          </w:rPr>
+          <w:t>37</w:t>
         </w:r>
         <w:r>
           <w:rPr>
@@ -4128,9 +4110,8 @@
           <w:rPr>
             <w:noProof/>
             <w:webHidden/>
-            <w:rtl/>
-          </w:rPr>
-          <w:t>39</w:t>
+          </w:rPr>
+          <w:t>38</w:t>
         </w:r>
         <w:r>
           <w:rPr>
@@ -4202,9 +4183,8 @@
           <w:rPr>
             <w:noProof/>
             <w:webHidden/>
-            <w:rtl/>
-          </w:rPr>
-          <w:t>40</w:t>
+          </w:rPr>
+          <w:t>39</w:t>
         </w:r>
         <w:r>
           <w:rPr>
@@ -4276,9 +4256,8 @@
           <w:rPr>
             <w:noProof/>
             <w:webHidden/>
-            <w:rtl/>
-          </w:rPr>
-          <w:t>41</w:t>
+          </w:rPr>
+          <w:t>40</w:t>
         </w:r>
         <w:r>
           <w:rPr>
@@ -4365,9 +4344,8 @@
           <w:rPr>
             <w:noProof/>
             <w:webHidden/>
-            <w:rtl/>
-          </w:rPr>
-          <w:t>42</w:t>
+          </w:rPr>
+          <w:t>41</w:t>
         </w:r>
         <w:r>
           <w:rPr>
@@ -4439,9 +4417,8 @@
           <w:rPr>
             <w:noProof/>
             <w:webHidden/>
-            <w:rtl/>
-          </w:rPr>
-          <w:t>44</w:t>
+          </w:rPr>
+          <w:t>43</w:t>
         </w:r>
         <w:r>
           <w:rPr>
@@ -4513,9 +4490,8 @@
           <w:rPr>
             <w:noProof/>
             <w:webHidden/>
-            <w:rtl/>
-          </w:rPr>
-          <w:t>44</w:t>
+          </w:rPr>
+          <w:t>43</w:t>
         </w:r>
         <w:r>
           <w:rPr>
@@ -4587,9 +4563,8 @@
           <w:rPr>
             <w:noProof/>
             <w:webHidden/>
-            <w:rtl/>
-          </w:rPr>
-          <w:t>44</w:t>
+          </w:rPr>
+          <w:t>43</w:t>
         </w:r>
         <w:r>
           <w:rPr>
@@ -4668,9 +4643,8 @@
           <w:rPr>
             <w:noProof/>
             <w:webHidden/>
-            <w:rtl/>
-          </w:rPr>
-          <w:t>45</w:t>
+          </w:rPr>
+          <w:t>44</w:t>
         </w:r>
         <w:r>
           <w:rPr>
@@ -4742,9 +4716,8 @@
           <w:rPr>
             <w:noProof/>
             <w:webHidden/>
-            <w:rtl/>
-          </w:rPr>
-          <w:t>46</w:t>
+          </w:rPr>
+          <w:t>45</w:t>
         </w:r>
         <w:r>
           <w:rPr>
@@ -4776,7 +4749,17 @@
             <w:noProof/>
             <w:rtl/>
           </w:rPr>
-          <w:t>المبحث الثاني: هندسة تدفق البيانات وآليات الرقابة</w:t>
+          <w:t>المبحث الثاني: هندسة تدفق البيانات وآليات الر</w:t>
+        </w:r>
+        <w:bookmarkStart w:id="2" w:name="_GoBack"/>
+        <w:bookmarkEnd w:id="2"/>
+        <w:r>
+          <w:rPr>
+            <w:rStyle w:val="Hyperlink"/>
+            <w:noProof/>
+            <w:rtl/>
+          </w:rPr>
+          <w:t>قابة</w:t>
         </w:r>
         <w:r>
           <w:rPr>
@@ -4816,9 +4799,8 @@
           <w:rPr>
             <w:noProof/>
             <w:webHidden/>
-            <w:rtl/>
-          </w:rPr>
-          <w:t>46</w:t>
+          </w:rPr>
+          <w:t>45</w:t>
         </w:r>
         <w:r>
           <w:rPr>
@@ -4905,9 +4887,8 @@
           <w:rPr>
             <w:noProof/>
             <w:webHidden/>
-            <w:rtl/>
-          </w:rPr>
-          <w:t>46</w:t>
+          </w:rPr>
+          <w:t>45</w:t>
         </w:r>
         <w:r>
           <w:rPr>
@@ -4994,9 +4975,8 @@
           <w:rPr>
             <w:noProof/>
             <w:webHidden/>
-            <w:rtl/>
-          </w:rPr>
-          <w:t>47</w:t>
+          </w:rPr>
+          <w:t>46</w:t>
         </w:r>
         <w:r>
           <w:rPr>
@@ -5083,9 +5063,8 @@
           <w:rPr>
             <w:noProof/>
             <w:webHidden/>
-            <w:rtl/>
-          </w:rPr>
-          <w:t>48</w:t>
+          </w:rPr>
+          <w:t>47</w:t>
         </w:r>
         <w:r>
           <w:rPr>
@@ -5172,9 +5151,8 @@
           <w:rPr>
             <w:noProof/>
             <w:webHidden/>
-            <w:rtl/>
-          </w:rPr>
-          <w:t>48</w:t>
+          </w:rPr>
+          <w:t>47</w:t>
         </w:r>
         <w:r>
           <w:rPr>
@@ -5246,9 +5224,8 @@
           <w:rPr>
             <w:noProof/>
             <w:webHidden/>
-            <w:rtl/>
-          </w:rPr>
-          <w:t>48</w:t>
+          </w:rPr>
+          <w:t>47</w:t>
         </w:r>
         <w:r>
           <w:rPr>
@@ -5320,9 +5297,8 @@
           <w:rPr>
             <w:noProof/>
             <w:webHidden/>
-            <w:rtl/>
-          </w:rPr>
-          <w:t>49</w:t>
+          </w:rPr>
+          <w:t>48</w:t>
         </w:r>
         <w:r>
           <w:rPr>
@@ -5394,9 +5370,8 @@
           <w:rPr>
             <w:noProof/>
             <w:webHidden/>
-            <w:rtl/>
-          </w:rPr>
-          <w:t>50</w:t>
+          </w:rPr>
+          <w:t>49</w:t>
         </w:r>
         <w:r>
           <w:rPr>
@@ -5483,9 +5458,8 @@
           <w:rPr>
             <w:noProof/>
             <w:webHidden/>
-            <w:rtl/>
-          </w:rPr>
-          <w:t>50</w:t>
+          </w:rPr>
+          <w:t>49</w:t>
         </w:r>
         <w:r>
           <w:rPr>
@@ -5572,9 +5546,8 @@
           <w:rPr>
             <w:noProof/>
             <w:webHidden/>
-            <w:rtl/>
-          </w:rPr>
-          <w:t>51</w:t>
+          </w:rPr>
+          <w:t>50</w:t>
         </w:r>
         <w:r>
           <w:rPr>
@@ -5646,9 +5619,8 @@
           <w:rPr>
             <w:noProof/>
             <w:webHidden/>
-            <w:rtl/>
-          </w:rPr>
-          <w:t>51</w:t>
+          </w:rPr>
+          <w:t>50</w:t>
         </w:r>
         <w:r>
           <w:rPr>
@@ -5735,9 +5707,8 @@
           <w:rPr>
             <w:noProof/>
             <w:webHidden/>
-            <w:rtl/>
-          </w:rPr>
-          <w:t>51</w:t>
+          </w:rPr>
+          <w:t>50</w:t>
         </w:r>
         <w:r>
           <w:rPr>
@@ -5809,9 +5780,8 @@
           <w:rPr>
             <w:noProof/>
             <w:webHidden/>
-            <w:rtl/>
-          </w:rPr>
-          <w:t>52</w:t>
+          </w:rPr>
+          <w:t>51</w:t>
         </w:r>
         <w:r>
           <w:rPr>
@@ -5898,9 +5868,8 @@
           <w:rPr>
             <w:noProof/>
             <w:webHidden/>
-            <w:rtl/>
-          </w:rPr>
-          <w:t>52</w:t>
+          </w:rPr>
+          <w:t>51</w:t>
         </w:r>
         <w:r>
           <w:rPr>
@@ -5972,9 +5941,8 @@
           <w:rPr>
             <w:noProof/>
             <w:webHidden/>
-            <w:rtl/>
-          </w:rPr>
-          <w:t>53</w:t>
+          </w:rPr>
+          <w:t>52</w:t>
         </w:r>
         <w:r>
           <w:rPr>
@@ -6046,9 +6014,8 @@
           <w:rPr>
             <w:noProof/>
             <w:webHidden/>
-            <w:rtl/>
-          </w:rPr>
-          <w:t>54</w:t>
+          </w:rPr>
+          <w:t>53</w:t>
         </w:r>
         <w:r>
           <w:rPr>
@@ -6120,9 +6087,8 @@
           <w:rPr>
             <w:noProof/>
             <w:webHidden/>
-            <w:rtl/>
-          </w:rPr>
-          <w:t>54</w:t>
+          </w:rPr>
+          <w:t>53</w:t>
         </w:r>
         <w:r>
           <w:rPr>
@@ -6194,9 +6160,8 @@
           <w:rPr>
             <w:noProof/>
             <w:webHidden/>
-            <w:rtl/>
-          </w:rPr>
-          <w:t>54</w:t>
+          </w:rPr>
+          <w:t>53</w:t>
         </w:r>
         <w:r>
           <w:rPr>
@@ -6268,9 +6233,8 @@
           <w:rPr>
             <w:noProof/>
             <w:webHidden/>
-            <w:rtl/>
-          </w:rPr>
-          <w:t>55</w:t>
+          </w:rPr>
+          <w:t>54</w:t>
         </w:r>
         <w:r>
           <w:rPr>
@@ -6342,9 +6306,8 @@
           <w:rPr>
             <w:noProof/>
             <w:webHidden/>
-            <w:rtl/>
-          </w:rPr>
-          <w:t>55</w:t>
+          </w:rPr>
+          <w:t>54</w:t>
         </w:r>
         <w:r>
           <w:rPr>
@@ -6416,9 +6379,8 @@
           <w:rPr>
             <w:noProof/>
             <w:webHidden/>
-            <w:rtl/>
-          </w:rPr>
-          <w:t>56</w:t>
+          </w:rPr>
+          <w:t>55</w:t>
         </w:r>
         <w:r>
           <w:rPr>
@@ -6490,9 +6452,8 @@
           <w:rPr>
             <w:noProof/>
             <w:webHidden/>
-            <w:rtl/>
-          </w:rPr>
-          <w:t>57</w:t>
+          </w:rPr>
+          <w:t>56</w:t>
         </w:r>
         <w:r>
           <w:rPr>
@@ -6579,9 +6540,8 @@
           <w:rPr>
             <w:noProof/>
             <w:webHidden/>
-            <w:rtl/>
-          </w:rPr>
-          <w:t>57</w:t>
+          </w:rPr>
+          <w:t>56</w:t>
         </w:r>
         <w:r>
           <w:rPr>
@@ -6668,9 +6628,8 @@
           <w:rPr>
             <w:noProof/>
             <w:webHidden/>
-            <w:rtl/>
-          </w:rPr>
-          <w:t>57</w:t>
+          </w:rPr>
+          <w:t>56</w:t>
         </w:r>
         <w:r>
           <w:rPr>
@@ -6742,9 +6701,8 @@
           <w:rPr>
             <w:noProof/>
             <w:webHidden/>
-            <w:rtl/>
-          </w:rPr>
-          <w:t>58</w:t>
+          </w:rPr>
+          <w:t>57</w:t>
         </w:r>
         <w:r>
           <w:rPr>
@@ -6816,9 +6774,8 @@
           <w:rPr>
             <w:noProof/>
             <w:webHidden/>
-            <w:rtl/>
-          </w:rPr>
-          <w:t>58</w:t>
+          </w:rPr>
+          <w:t>57</w:t>
         </w:r>
         <w:r>
           <w:rPr>
@@ -6890,9 +6847,8 @@
           <w:rPr>
             <w:noProof/>
             <w:webHidden/>
-            <w:rtl/>
-          </w:rPr>
-          <w:t>59</w:t>
+          </w:rPr>
+          <w:t>58</w:t>
         </w:r>
         <w:r>
           <w:rPr>
@@ -6964,9 +6920,8 @@
           <w:rPr>
             <w:noProof/>
             <w:webHidden/>
-            <w:rtl/>
-          </w:rPr>
-          <w:t>61</w:t>
+          </w:rPr>
+          <w:t>60</w:t>
         </w:r>
         <w:r>
           <w:rPr>
@@ -7038,9 +6993,8 @@
           <w:rPr>
             <w:noProof/>
             <w:webHidden/>
-            <w:rtl/>
-          </w:rPr>
-          <w:t>61</w:t>
+          </w:rPr>
+          <w:t>60</w:t>
         </w:r>
         <w:r>
           <w:rPr>
@@ -7112,9 +7066,8 @@
           <w:rPr>
             <w:noProof/>
             <w:webHidden/>
-            <w:rtl/>
-          </w:rPr>
-          <w:t>62</w:t>
+          </w:rPr>
+          <w:t>61</w:t>
         </w:r>
         <w:r>
           <w:rPr>
@@ -7193,9 +7146,8 @@
           <w:rPr>
             <w:noProof/>
             <w:webHidden/>
-            <w:rtl/>
-          </w:rPr>
-          <w:t>62</w:t>
+          </w:rPr>
+          <w:t>61</w:t>
         </w:r>
         <w:r>
           <w:rPr>
@@ -7267,9 +7219,8 @@
           <w:rPr>
             <w:noProof/>
             <w:webHidden/>
-            <w:rtl/>
-          </w:rPr>
-          <w:t>65</w:t>
+          </w:rPr>
+          <w:t>64</w:t>
         </w:r>
         <w:r>
           <w:rPr>
@@ -7341,9 +7292,8 @@
           <w:rPr>
             <w:noProof/>
             <w:webHidden/>
-            <w:rtl/>
-          </w:rPr>
-          <w:t>65</w:t>
+          </w:rPr>
+          <w:t>64</w:t>
         </w:r>
         <w:r>
           <w:rPr>
@@ -7415,9 +7365,8 @@
           <w:rPr>
             <w:noProof/>
             <w:webHidden/>
-            <w:rtl/>
-          </w:rPr>
-          <w:t>65</w:t>
+          </w:rPr>
+          <w:t>64</w:t>
         </w:r>
         <w:r>
           <w:rPr>
@@ -7489,9 +7438,8 @@
           <w:rPr>
             <w:noProof/>
             <w:webHidden/>
-            <w:rtl/>
-          </w:rPr>
-          <w:t>66</w:t>
+          </w:rPr>
+          <w:t>65</w:t>
         </w:r>
         <w:r>
           <w:rPr>
@@ -7563,9 +7511,8 @@
           <w:rPr>
             <w:noProof/>
             <w:webHidden/>
-            <w:rtl/>
-          </w:rPr>
-          <w:t>67</w:t>
+          </w:rPr>
+          <w:t>66</w:t>
         </w:r>
         <w:r>
           <w:rPr>
@@ -7637,9 +7584,8 @@
           <w:rPr>
             <w:noProof/>
             <w:webHidden/>
-            <w:rtl/>
-          </w:rPr>
-          <w:t>67</w:t>
+          </w:rPr>
+          <w:t>66</w:t>
         </w:r>
         <w:r>
           <w:rPr>
@@ -7711,9 +7657,8 @@
           <w:rPr>
             <w:noProof/>
             <w:webHidden/>
-            <w:rtl/>
-          </w:rPr>
-          <w:t>69</w:t>
+          </w:rPr>
+          <w:t>68</w:t>
         </w:r>
         <w:r>
           <w:rPr>
@@ -7800,9 +7745,8 @@
           <w:rPr>
             <w:noProof/>
             <w:webHidden/>
-            <w:rtl/>
-          </w:rPr>
-          <w:t>70</w:t>
+          </w:rPr>
+          <w:t>69</w:t>
         </w:r>
         <w:r>
           <w:rPr>
@@ -7874,9 +7818,8 @@
           <w:rPr>
             <w:noProof/>
             <w:webHidden/>
-            <w:rtl/>
-          </w:rPr>
-          <w:t>70</w:t>
+          </w:rPr>
+          <w:t>69</w:t>
         </w:r>
         <w:r>
           <w:rPr>
@@ -7963,9 +7906,8 @@
           <w:rPr>
             <w:noProof/>
             <w:webHidden/>
-            <w:rtl/>
-          </w:rPr>
-          <w:t>70</w:t>
+          </w:rPr>
+          <w:t>69</w:t>
         </w:r>
         <w:r>
           <w:rPr>
@@ -8037,9 +7979,8 @@
           <w:rPr>
             <w:noProof/>
             <w:webHidden/>
-            <w:rtl/>
-          </w:rPr>
-          <w:t>71</w:t>
+          </w:rPr>
+          <w:t>70</w:t>
         </w:r>
         <w:r>
           <w:rPr>
@@ -8111,9 +8052,8 @@
           <w:rPr>
             <w:noProof/>
             <w:webHidden/>
-            <w:rtl/>
-          </w:rPr>
-          <w:t>72</w:t>
+          </w:rPr>
+          <w:t>71</w:t>
         </w:r>
         <w:r>
           <w:rPr>
@@ -8200,9 +8140,8 @@
           <w:rPr>
             <w:noProof/>
             <w:webHidden/>
-            <w:rtl/>
-          </w:rPr>
-          <w:t>72</w:t>
+          </w:rPr>
+          <w:t>71</w:t>
         </w:r>
         <w:r>
           <w:rPr>
@@ -8274,9 +8213,8 @@
           <w:rPr>
             <w:noProof/>
             <w:webHidden/>
-            <w:rtl/>
-          </w:rPr>
-          <w:t>73</w:t>
+          </w:rPr>
+          <w:t>72</w:t>
         </w:r>
         <w:r>
           <w:rPr>
@@ -8348,9 +8286,8 @@
           <w:rPr>
             <w:noProof/>
             <w:webHidden/>
-            <w:rtl/>
-          </w:rPr>
-          <w:t>73</w:t>
+          </w:rPr>
+          <w:t>72</w:t>
         </w:r>
         <w:r>
           <w:rPr>
@@ -8430,9 +8367,8 @@
           <w:rPr>
             <w:noProof/>
             <w:webHidden/>
-            <w:rtl/>
-          </w:rPr>
-          <w:t>74</w:t>
+          </w:rPr>
+          <w:t>73</w:t>
         </w:r>
         <w:r>
           <w:rPr>
@@ -8504,9 +8440,8 @@
           <w:rPr>
             <w:noProof/>
             <w:webHidden/>
-            <w:rtl/>
-          </w:rPr>
-          <w:t>75</w:t>
+          </w:rPr>
+          <w:t>74</w:t>
         </w:r>
         <w:r>
           <w:rPr>
@@ -8585,9 +8520,8 @@
           <w:rPr>
             <w:noProof/>
             <w:webHidden/>
-            <w:rtl/>
-          </w:rPr>
-          <w:t>76</w:t>
+          </w:rPr>
+          <w:t>75</w:t>
         </w:r>
         <w:r>
           <w:rPr>
@@ -8659,9 +8593,8 @@
           <w:rPr>
             <w:noProof/>
             <w:webHidden/>
-            <w:rtl/>
-          </w:rPr>
-          <w:t>77</w:t>
+          </w:rPr>
+          <w:t>76</w:t>
         </w:r>
         <w:r>
           <w:rPr>
@@ -8733,9 +8666,8 @@
           <w:rPr>
             <w:noProof/>
             <w:webHidden/>
-            <w:rtl/>
-          </w:rPr>
-          <w:t>77</w:t>
+          </w:rPr>
+          <w:t>76</w:t>
         </w:r>
         <w:r>
           <w:rPr>
@@ -8822,9 +8754,8 @@
           <w:rPr>
             <w:noProof/>
             <w:webHidden/>
-            <w:rtl/>
-          </w:rPr>
-          <w:t>78</w:t>
+          </w:rPr>
+          <w:t>77</w:t>
         </w:r>
         <w:r>
           <w:rPr>
@@ -8896,9 +8827,8 @@
           <w:rPr>
             <w:noProof/>
             <w:webHidden/>
-            <w:rtl/>
-          </w:rPr>
-          <w:t>79</w:t>
+          </w:rPr>
+          <w:t>78</w:t>
         </w:r>
         <w:r>
           <w:rPr>
@@ -8914,7 +8844,9 @@
         <w:bidi w:val="1"/>
         <w:jc w:val="right"/>
       </w:pPr>
-      <w:r/>
+      <w:r>
+        <w:fldChar w:fldCharType="end"/>
+      </w:r>
     </w:p>
     <w:p>
       <w:pPr>
@@ -8941,12 +8873,13 @@
           <w:rtl/>
         </w:rPr>
       </w:pPr>
-      <w:bookmarkStart w:id="2" w:name="قائمة-الجداول"/>
+      <w:bookmarkStart w:id="3" w:name="قائمة-الجداول"/>
       <w:bookmarkEnd w:id="0"/>
       <w:r>
         <w:rPr>
           <w:rtl/>
         </w:rPr>
+        <w:br w:type="page"/>
       </w:r>
     </w:p>
     <w:p>
@@ -8955,15 +8888,16 @@
         <w:pStyle w:val="Heading3"/>
         <w:jc w:val="right"/>
       </w:pPr>
-      <w:bookmarkStart w:id="3" w:name="_Toc232568784"/>
-      <w:r>
-        <w:rPr>
-          <w:bidi/>
-          <w:rtl/>
-        </w:rPr>
+      <w:bookmarkStart w:id="4" w:name="_Toc232568784"/>
+      <w:r>
+        <w:rPr>
+          <w:bidi/>
+          <w:rtl/>
+        </w:rPr>
+        <w:lastRenderedPageBreak/>
         <w:t>قائمة الجداول</w:t>
       </w:r>
-      <w:bookmarkEnd w:id="3"/>
+      <w:bookmarkEnd w:id="4"/>
     </w:p>
     <w:p>
       <w:pPr>
@@ -8980,9 +8914,15 @@
           <w:szCs w:val="22"/>
         </w:rPr>
       </w:pPr>
-      <w:r/>
-      <w:r/>
-      <w:r/>
+      <w:r>
+        <w:fldChar w:fldCharType="begin"/>
+      </w:r>
+      <w:r>
+        <w:instrText>TOC \c "جدول"</w:instrText>
+      </w:r>
+      <w:r>
+        <w:fldChar w:fldCharType="separate"/>
+      </w:r>
       <w:r>
         <w:rPr>
           <w:b/>
@@ -9040,11 +8980,13 @@
         <w:rPr>
           <w:noProof/>
         </w:rPr>
+        <w:fldChar w:fldCharType="begin"/>
       </w:r>
       <w:r>
         <w:rPr>
           <w:noProof/>
         </w:rPr>
+        <w:instrText xml:space="preserve"> PAGEREF _Toc232568887 \h </w:instrText>
       </w:r>
       <w:r>
         <w:rPr>
@@ -9055,11 +8997,11 @@
         <w:rPr>
           <w:noProof/>
         </w:rPr>
+        <w:fldChar w:fldCharType="separate"/>
       </w:r>
       <w:r>
         <w:rPr>
           <w:noProof/>
-          <w:rtl/>
         </w:rPr>
         <w:t>16</w:t>
       </w:r>
@@ -9067,6 +9009,7 @@
         <w:rPr>
           <w:noProof/>
         </w:rPr>
+        <w:fldChar w:fldCharType="end"/>
       </w:r>
     </w:p>
     <w:p>
@@ -9117,11 +9060,13 @@
         <w:rPr>
           <w:noProof/>
         </w:rPr>
+        <w:fldChar w:fldCharType="begin"/>
       </w:r>
       <w:r>
         <w:rPr>
           <w:noProof/>
         </w:rPr>
+        <w:instrText xml:space="preserve"> PAGEREF _Toc232568888 \h </w:instrText>
       </w:r>
       <w:r>
         <w:rPr>
@@ -9132,11 +9077,11 @@
         <w:rPr>
           <w:noProof/>
         </w:rPr>
+        <w:fldChar w:fldCharType="separate"/>
       </w:r>
       <w:r>
         <w:rPr>
           <w:noProof/>
-          <w:rtl/>
         </w:rPr>
         <w:t>32</w:t>
       </w:r>
@@ -9144,6 +9089,7 @@
         <w:rPr>
           <w:noProof/>
         </w:rPr>
+        <w:fldChar w:fldCharType="end"/>
       </w:r>
     </w:p>
     <w:p>
@@ -9187,11 +9133,13 @@
         <w:rPr>
           <w:noProof/>
         </w:rPr>
+        <w:fldChar w:fldCharType="begin"/>
       </w:r>
       <w:r>
         <w:rPr>
           <w:noProof/>
         </w:rPr>
+        <w:instrText xml:space="preserve"> PAGEREF _Toc232568889 \h </w:instrText>
       </w:r>
       <w:r>
         <w:rPr>
@@ -9202,11 +9150,11 @@
         <w:rPr>
           <w:noProof/>
         </w:rPr>
+        <w:fldChar w:fldCharType="separate"/>
       </w:r>
       <w:r>
         <w:rPr>
           <w:noProof/>
-          <w:rtl/>
         </w:rPr>
         <w:t>33</w:t>
       </w:r>
@@ -9214,6 +9162,7 @@
         <w:rPr>
           <w:noProof/>
         </w:rPr>
+        <w:fldChar w:fldCharType="end"/>
       </w:r>
     </w:p>
     <w:p>
@@ -9280,11 +9229,13 @@
         <w:rPr>
           <w:noProof/>
         </w:rPr>
+        <w:fldChar w:fldCharType="begin"/>
       </w:r>
       <w:r>
         <w:rPr>
           <w:noProof/>
         </w:rPr>
+        <w:instrText xml:space="preserve"> PAGEREF _Toc232568890 \h </w:instrText>
       </w:r>
       <w:r>
         <w:rPr>
@@ -9295,11 +9246,11 @@
         <w:rPr>
           <w:noProof/>
         </w:rPr>
+        <w:fldChar w:fldCharType="separate"/>
       </w:r>
       <w:r>
         <w:rPr>
           <w:noProof/>
-          <w:rtl/>
         </w:rPr>
         <w:t>34</w:t>
       </w:r>
@@ -9307,6 +9258,7 @@
         <w:rPr>
           <w:noProof/>
         </w:rPr>
+        <w:fldChar w:fldCharType="end"/>
       </w:r>
     </w:p>
     <w:p>
@@ -9350,11 +9302,13 @@
         <w:rPr>
           <w:noProof/>
         </w:rPr>
+        <w:fldChar w:fldCharType="begin"/>
       </w:r>
       <w:r>
         <w:rPr>
           <w:noProof/>
         </w:rPr>
+        <w:instrText xml:space="preserve"> PAGEREF _Toc232568891 \h </w:instrText>
       </w:r>
       <w:r>
         <w:rPr>
@@ -9365,11 +9319,11 @@
         <w:rPr>
           <w:noProof/>
         </w:rPr>
+        <w:fldChar w:fldCharType="separate"/>
       </w:r>
       <w:r>
         <w:rPr>
           <w:noProof/>
-          <w:rtl/>
         </w:rPr>
         <w:t>40</w:t>
       </w:r>
@@ -9377,6 +9331,7 @@
         <w:rPr>
           <w:noProof/>
         </w:rPr>
+        <w:fldChar w:fldCharType="end"/>
       </w:r>
     </w:p>
     <w:p>
@@ -9420,11 +9375,13 @@
         <w:rPr>
           <w:noProof/>
         </w:rPr>
+        <w:fldChar w:fldCharType="begin"/>
       </w:r>
       <w:r>
         <w:rPr>
           <w:noProof/>
         </w:rPr>
+        <w:instrText xml:space="preserve"> PAGEREF _Toc232568892 \h </w:instrText>
       </w:r>
       <w:r>
         <w:rPr>
@@ -9435,11 +9392,11 @@
         <w:rPr>
           <w:noProof/>
         </w:rPr>
+        <w:fldChar w:fldCharType="separate"/>
       </w:r>
       <w:r>
         <w:rPr>
           <w:noProof/>
-          <w:rtl/>
         </w:rPr>
         <w:t>41</w:t>
       </w:r>
@@ -9447,6 +9404,315 @@
         <w:rPr>
           <w:noProof/>
         </w:rPr>
+        <w:fldChar w:fldCharType="end"/>
+      </w:r>
+    </w:p>
+    <w:p>
+      <w:pPr>
+        <w:bidi w:val="1"/>
+        <w:pStyle w:val="Caption"/>
+        <w:tabs>
+          <w:tab w:val="right" w:leader="dot" w:pos="9062"/>
+        </w:tabs>
+        <w:jc w:val="right"/>
+        <w:rPr>
+          <w:rFonts w:asciiTheme="minorHAnsi" w:eastAsiaTheme="minorEastAsia" w:hAnsiTheme="minorHAnsi" w:cstheme="minorBidi"/>
+          <w:noProof/>
+          <w:sz w:val="22"/>
+          <w:szCs w:val="22"/>
+        </w:rPr>
+      </w:pPr>
+      <w:r>
+        <w:rPr>
+          <w:b/>
+          <w:noProof/>
+        </w:rPr>
+        <w:t>7</w:t>
+      </w:r>
+      <w:r>
+        <w:rPr>
+          <w:bidi/>
+          <w:b/>
+          <w:noProof/>
+          <w:rtl/>
+        </w:rPr>
+        <w:t xml:space="preserve">: لقياس أثر النظام على أداء مصلحة المخازن، جرت مقارنة كمية بين المؤشرات التشغيلية المُرصَدة قبل التطبيق (المرحلة اليدوية) وبعده (مرحلة نظام </w:t>
+      </w:r>
+      <w:r>
+        <w:rPr>
+          <w:b/>
+          <w:noProof/>
+        </w:rPr>
+        <w:t>ERP</w:t>
+      </w:r>
+      <w:r>
+        <w:rPr>
+          <w:bidi/>
+          <w:b/>
+          <w:noProof/>
+          <w:rtl/>
+        </w:rPr>
+        <w:t>). تُعرض النتائج في الجدول أدناه: الجدول رقم 06: مقارنة مؤشرات الأداء اللوجستي قبل وبعد تطبيق نظام دعم القرار</w:t>
+      </w:r>
+      <w:r>
+        <w:rPr>
+          <w:noProof/>
+        </w:rPr>
+        <w:tab/>
+      </w:r>
+      <w:r>
+        <w:rPr>
+          <w:noProof/>
+        </w:rPr>
+        <w:fldChar w:fldCharType="begin"/>
+      </w:r>
+      <w:r>
+        <w:rPr>
+          <w:noProof/>
+        </w:rPr>
+        <w:instrText xml:space="preserve"> PAGEREF _Toc232568893 \h </w:instrText>
+      </w:r>
+      <w:r>
+        <w:rPr>
+          <w:noProof/>
+        </w:rPr>
+      </w:r>
+      <w:r>
+        <w:rPr>
+          <w:noProof/>
+        </w:rPr>
+        <w:fldChar w:fldCharType="separate"/>
+      </w:r>
+      <w:r>
+        <w:rPr>
+          <w:noProof/>
+        </w:rPr>
+        <w:t>54</w:t>
+      </w:r>
+      <w:r>
+        <w:rPr>
+          <w:noProof/>
+        </w:rPr>
+        <w:fldChar w:fldCharType="end"/>
+      </w:r>
+    </w:p>
+    <w:p>
+      <w:pPr>
+        <w:bidi w:val="1"/>
+        <w:pStyle w:val="Caption"/>
+        <w:tabs>
+          <w:tab w:val="right" w:leader="dot" w:pos="9062"/>
+        </w:tabs>
+        <w:jc w:val="right"/>
+        <w:rPr>
+          <w:rFonts w:asciiTheme="minorHAnsi" w:eastAsiaTheme="minorEastAsia" w:hAnsiTheme="minorHAnsi" w:cstheme="minorBidi"/>
+          <w:noProof/>
+          <w:sz w:val="22"/>
+          <w:szCs w:val="22"/>
+        </w:rPr>
+      </w:pPr>
+      <w:r>
+        <w:rPr>
+          <w:b/>
+          <w:noProof/>
+        </w:rPr>
+        <w:t>8</w:t>
+      </w:r>
+      <w:r>
+        <w:rPr>
+          <w:bidi/>
+          <w:b/>
+          <w:noProof/>
+          <w:rtl/>
+        </w:rPr>
+        <w:t>: الجدول رقم 07: --- نتائج التحقق من فرضيتَي البحث --- الدليل الميداني</w:t>
+      </w:r>
+      <w:r>
+        <w:rPr>
+          <w:noProof/>
+        </w:rPr>
+        <w:tab/>
+      </w:r>
+      <w:r>
+        <w:rPr>
+          <w:noProof/>
+        </w:rPr>
+        <w:fldChar w:fldCharType="begin"/>
+      </w:r>
+      <w:r>
+        <w:rPr>
+          <w:noProof/>
+        </w:rPr>
+        <w:instrText xml:space="preserve"> PAGEREF _Toc232568894 \h </w:instrText>
+      </w:r>
+      <w:r>
+        <w:rPr>
+          <w:noProof/>
+        </w:rPr>
+      </w:r>
+      <w:r>
+        <w:rPr>
+          <w:noProof/>
+        </w:rPr>
+        <w:fldChar w:fldCharType="separate"/>
+      </w:r>
+      <w:r>
+        <w:rPr>
+          <w:noProof/>
+        </w:rPr>
+        <w:t>55</w:t>
+      </w:r>
+      <w:r>
+        <w:rPr>
+          <w:noProof/>
+        </w:rPr>
+        <w:fldChar w:fldCharType="end"/>
+      </w:r>
+    </w:p>
+    <w:p>
+      <w:pPr>
+        <w:bidi w:val="1"/>
+        <w:pStyle w:val="Caption"/>
+        <w:tabs>
+          <w:tab w:val="right" w:leader="dot" w:pos="9062"/>
+        </w:tabs>
+        <w:jc w:val="right"/>
+        <w:rPr>
+          <w:rFonts w:asciiTheme="minorHAnsi" w:eastAsiaTheme="minorEastAsia" w:hAnsiTheme="minorHAnsi" w:cstheme="minorBidi"/>
+          <w:noProof/>
+          <w:sz w:val="22"/>
+          <w:szCs w:val="22"/>
+        </w:rPr>
+      </w:pPr>
+      <w:r>
+        <w:rPr>
+          <w:b/>
+          <w:noProof/>
+        </w:rPr>
+        <w:t>9</w:t>
+      </w:r>
+      <w:r>
+        <w:rPr>
+          <w:bidi/>
+          <w:b/>
+          <w:noProof/>
+          <w:rtl/>
+        </w:rPr>
+        <w:t>: الجدول رقم 08: --- مقارنة عددية مباشرة قبل وبعد التطبيق</w:t>
+      </w:r>
+      <w:r>
+        <w:rPr>
+          <w:noProof/>
+        </w:rPr>
+        <w:tab/>
+      </w:r>
+      <w:r>
+        <w:rPr>
+          <w:noProof/>
+        </w:rPr>
+        <w:fldChar w:fldCharType="begin"/>
+      </w:r>
+      <w:r>
+        <w:rPr>
+          <w:noProof/>
+        </w:rPr>
+        <w:instrText xml:space="preserve"> PAGEREF _Toc232568895 \h </w:instrText>
+      </w:r>
+      <w:r>
+        <w:rPr>
+          <w:noProof/>
+        </w:rPr>
+      </w:r>
+      <w:r>
+        <w:rPr>
+          <w:noProof/>
+        </w:rPr>
+        <w:fldChar w:fldCharType="separate"/>
+      </w:r>
+      <w:r>
+        <w:rPr>
+          <w:noProof/>
+        </w:rPr>
+        <w:t>56</w:t>
+      </w:r>
+      <w:r>
+        <w:rPr>
+          <w:noProof/>
+        </w:rPr>
+        <w:fldChar w:fldCharType="end"/>
+      </w:r>
+    </w:p>
+    <w:p>
+      <w:pPr>
+        <w:bidi w:val="1"/>
+        <w:pStyle w:val="Caption"/>
+        <w:tabs>
+          <w:tab w:val="right" w:leader="dot" w:pos="9062"/>
+        </w:tabs>
+        <w:jc w:val="right"/>
+        <w:rPr>
+          <w:rFonts w:asciiTheme="minorHAnsi" w:eastAsiaTheme="minorEastAsia" w:hAnsiTheme="minorHAnsi" w:cstheme="minorBidi"/>
+          <w:noProof/>
+          <w:sz w:val="22"/>
+          <w:szCs w:val="22"/>
+        </w:rPr>
+      </w:pPr>
+      <w:r>
+        <w:rPr>
+          <w:b/>
+          <w:noProof/>
+        </w:rPr>
+        <w:t>10</w:t>
+      </w:r>
+      <w:r>
+        <w:rPr>
+          <w:bidi/>
+          <w:b/>
+          <w:noProof/>
+          <w:rtl/>
+        </w:rPr>
+        <w:t>: الجدول رقم 09: --- التوصيات المقدَّمة لمديرية التربية لولاية البيض</w:t>
+      </w:r>
+      <w:r>
+        <w:rPr>
+          <w:noProof/>
+        </w:rPr>
+        <w:tab/>
+      </w:r>
+      <w:r>
+        <w:rPr>
+          <w:noProof/>
+        </w:rPr>
+        <w:fldChar w:fldCharType="begin"/>
+      </w:r>
+      <w:r>
+        <w:rPr>
+          <w:noProof/>
+        </w:rPr>
+        <w:instrText xml:space="preserve"> PAGEREF _Toc232568896 \h </w:instrText>
+      </w:r>
+      <w:r>
+        <w:rPr>
+          <w:noProof/>
+        </w:rPr>
+      </w:r>
+      <w:r>
+        <w:rPr>
+          <w:noProof/>
+        </w:rPr>
+        <w:fldChar w:fldCharType="separate"/>
+      </w:r>
+      <w:r>
+        <w:rPr>
+          <w:noProof/>
+        </w:rPr>
+        <w:t>58</w:t>
+      </w:r>
+      <w:r>
+        <w:rPr>
+          <w:noProof/>
+        </w:rPr>
+        <w:fldChar w:fldCharType="end"/>
       </w:r>
     </w:p>
     <w:p>
@@ -9469,7 +9735,7 @@
           <w:b/>
           <w:noProof/>
         </w:rPr>
-        <w:t>7</w:t>
+        <w:t>11</w:t>
       </w:r>
       <w:r>
         <w:rPr>
@@ -9478,29 +9744,25 @@
           <w:noProof/>
           <w:rtl/>
         </w:rPr>
-        <w:t xml:space="preserve">: لقياس أثر النظام على أداء مصلحة المخازن، جرت مقارنة كمية بين المؤشرات التشغيلية المُرصَدة قبل التطبيق (المرحلة اليدوية) وبعده (مرحلة نظام </w:t>
-      </w:r>
-      <w:r>
-        <w:rPr>
-          <w:b/>
+        <w:t>: جدول المختصرات والرموز التقنية</w:t>
+      </w:r>
+      <w:r>
+        <w:rPr>
           <w:noProof/>
         </w:rPr>
-        <w:t>ERP</w:t>
-      </w:r>
-      <w:r>
-        <w:rPr>
-          <w:bidi/>
-          <w:b/>
+        <w:tab/>
+      </w:r>
+      <w:r>
+        <w:rPr>
           <w:noProof/>
-          <w:rtl/>
-        </w:rPr>
-        <w:t>). تُعرض النتائج في الجدول أدناه: الجدول رقم 06: مقارنة مؤشرات الأداء اللوجستي قبل وبعد تطبيق نظام دعم القرار</w:t>
+        </w:rPr>
+        <w:fldChar w:fldCharType="begin"/>
       </w:r>
       <w:r>
         <w:rPr>
           <w:noProof/>
         </w:rPr>
-        <w:tab/>
+        <w:instrText xml:space="preserve"> PAGEREF _Toc232568897 \h </w:instrText>
       </w:r>
       <w:r>
         <w:rPr>
@@ -9511,28 +9773,19 @@
         <w:rPr>
           <w:noProof/>
         </w:rPr>
+        <w:fldChar w:fldCharType="separate"/>
       </w:r>
       <w:r>
         <w:rPr>
           <w:noProof/>
         </w:rPr>
+        <w:t>66</w:t>
       </w:r>
       <w:r>
         <w:rPr>
           <w:noProof/>
         </w:rPr>
-      </w:r>
-      <w:r>
-        <w:rPr>
-          <w:noProof/>
-          <w:rtl/>
-        </w:rPr>
-        <w:t>54</w:t>
-      </w:r>
-      <w:r>
-        <w:rPr>
-          <w:noProof/>
-        </w:rPr>
+        <w:fldChar w:fldCharType="end"/>
       </w:r>
     </w:p>
     <w:p>
@@ -9555,7 +9808,7 @@
           <w:b/>
           <w:noProof/>
         </w:rPr>
-        <w:t>8</w:t>
+        <w:t>12</w:t>
       </w:r>
       <w:r>
         <w:rPr>
@@ -9564,7 +9817,7 @@
           <w:noProof/>
           <w:rtl/>
         </w:rPr>
-        <w:t>: الجدول رقم 07: --- نتائج التحقق من فرضيتَي البحث --- الدليل الميداني</w:t>
+        <w:t>: المصطلحات اللوجستية والتسييرية</w:t>
       </w:r>
       <w:r>
         <w:rPr>
@@ -9576,11 +9829,13 @@
         <w:rPr>
           <w:noProof/>
         </w:rPr>
+        <w:fldChar w:fldCharType="begin"/>
       </w:r>
       <w:r>
         <w:rPr>
           <w:noProof/>
         </w:rPr>
+        <w:instrText xml:space="preserve"> PAGEREF _Toc232568898 \h </w:instrText>
       </w:r>
       <w:r>
         <w:rPr>
@@ -9591,18 +9846,19 @@
         <w:rPr>
           <w:noProof/>
         </w:rPr>
+        <w:fldChar w:fldCharType="separate"/>
       </w:r>
       <w:r>
         <w:rPr>
           <w:noProof/>
-          <w:rtl/>
-        </w:rPr>
-        <w:t>55</w:t>
+        </w:rPr>
+        <w:t>67</w:t>
       </w:r>
       <w:r>
         <w:rPr>
           <w:noProof/>
         </w:rPr>
+        <w:fldChar w:fldCharType="end"/>
       </w:r>
     </w:p>
     <w:p>
@@ -9625,7 +9881,7 @@
           <w:b/>
           <w:noProof/>
         </w:rPr>
-        <w:t>9</w:t>
+        <w:t>13</w:t>
       </w:r>
       <w:r>
         <w:rPr>
@@ -9634,7 +9890,7 @@
           <w:noProof/>
           <w:rtl/>
         </w:rPr>
-        <w:t>: الجدول رقم 08: --- مقارنة عددية مباشرة قبل وبعد التطبيق</w:t>
+        <w:t>: مصطلحات تقنية النظام</w:t>
       </w:r>
       <w:r>
         <w:rPr>
@@ -9646,11 +9902,13 @@
         <w:rPr>
           <w:noProof/>
         </w:rPr>
+        <w:fldChar w:fldCharType="begin"/>
       </w:r>
       <w:r>
         <w:rPr>
           <w:noProof/>
         </w:rPr>
+        <w:instrText xml:space="preserve"> PAGEREF _Toc232568899 \h </w:instrText>
       </w:r>
       <w:r>
         <w:rPr>
@@ -9661,18 +9919,19 @@
         <w:rPr>
           <w:noProof/>
         </w:rPr>
+        <w:fldChar w:fldCharType="separate"/>
       </w:r>
       <w:r>
         <w:rPr>
           <w:noProof/>
-          <w:rtl/>
-        </w:rPr>
-        <w:t>56</w:t>
+        </w:rPr>
+        <w:t>69</w:t>
       </w:r>
       <w:r>
         <w:rPr>
           <w:noProof/>
         </w:rPr>
+        <w:fldChar w:fldCharType="end"/>
       </w:r>
     </w:p>
     <w:p>
@@ -9695,7 +9954,7 @@
           <w:b/>
           <w:noProof/>
         </w:rPr>
-        <w:t>10</w:t>
+        <w:t>14</w:t>
       </w:r>
       <w:r>
         <w:rPr>
@@ -9704,7 +9963,7 @@
           <w:noProof/>
           <w:rtl/>
         </w:rPr>
-        <w:t>: الجدول رقم 09: --- التوصيات المقدَّمة لمديرية التربية لولاية البيض</w:t>
+        <w:t>: الملحق الأول: هيكل ملف النظام</w:t>
       </w:r>
       <w:r>
         <w:rPr>
@@ -9716,11 +9975,13 @@
         <w:rPr>
           <w:noProof/>
         </w:rPr>
+        <w:fldChar w:fldCharType="begin"/>
       </w:r>
       <w:r>
         <w:rPr>
           <w:noProof/>
         </w:rPr>
+        <w:instrText xml:space="preserve"> PAGEREF _Toc232568900 \h </w:instrText>
       </w:r>
       <w:r>
         <w:rPr>
@@ -9731,18 +9992,19 @@
         <w:rPr>
           <w:noProof/>
         </w:rPr>
+        <w:fldChar w:fldCharType="separate"/>
       </w:r>
       <w:r>
         <w:rPr>
           <w:noProof/>
-          <w:rtl/>
-        </w:rPr>
-        <w:t>58</w:t>
+        </w:rPr>
+        <w:t>70</w:t>
       </w:r>
       <w:r>
         <w:rPr>
           <w:noProof/>
         </w:rPr>
+        <w:fldChar w:fldCharType="end"/>
       </w:r>
     </w:p>
     <w:p>
@@ -9765,7 +10027,7 @@
           <w:b/>
           <w:noProof/>
         </w:rPr>
-        <w:t>11</w:t>
+        <w:t>15</w:t>
       </w:r>
       <w:r>
         <w:rPr>
@@ -9774,23 +10036,41 @@
           <w:noProof/>
           <w:rtl/>
         </w:rPr>
-        <w:t>: جدول المختصرات والرموز التقنية</w:t>
-      </w:r>
-      <w:r>
-        <w:rPr>
+        <w:t xml:space="preserve">: الملحق الثاني: وحدات </w:t>
+      </w:r>
+      <w:r>
+        <w:rPr>
+          <w:b/>
           <w:noProof/>
         </w:rPr>
+        <w:t>VBA</w:t>
+      </w:r>
+      <w:r>
+        <w:rPr>
+          <w:bidi/>
+          <w:b/>
+          <w:noProof/>
+          <w:rtl/>
+        </w:rPr>
+        <w:t xml:space="preserve"> الرئيسية</w:t>
+      </w:r>
+      <w:r>
+        <w:rPr>
+          <w:noProof/>
+        </w:rPr>
         <w:tab/>
       </w:r>
       <w:r>
         <w:rPr>
           <w:noProof/>
         </w:rPr>
+        <w:fldChar w:fldCharType="begin"/>
       </w:r>
       <w:r>
         <w:rPr>
           <w:noProof/>
         </w:rPr>
+        <w:instrText xml:space="preserve"> PAGEREF _Toc232568901 \h </w:instrText>
       </w:r>
       <w:r>
         <w:rPr>
@@ -9801,18 +10081,19 @@
         <w:rPr>
           <w:noProof/>
         </w:rPr>
+        <w:fldChar w:fldCharType="separate"/>
       </w:r>
       <w:r>
         <w:rPr>
           <w:noProof/>
-          <w:rtl/>
-        </w:rPr>
-        <w:t>66</w:t>
+        </w:rPr>
+        <w:t>70</w:t>
       </w:r>
       <w:r>
         <w:rPr>
           <w:noProof/>
         </w:rPr>
+        <w:fldChar w:fldCharType="end"/>
       </w:r>
     </w:p>
     <w:p>
@@ -9835,7 +10116,7 @@
           <w:b/>
           <w:noProof/>
         </w:rPr>
-        <w:t>12</w:t>
+        <w:t>16</w:t>
       </w:r>
       <w:r>
         <w:rPr>
@@ -9844,7 +10125,7 @@
           <w:noProof/>
           <w:rtl/>
         </w:rPr>
-        <w:t>: المصطلحات اللوجستية والتسييرية</w:t>
+        <w:t>: الملحق الثالث: بيانات المخزون الميدانية</w:t>
       </w:r>
       <w:r>
         <w:rPr>
@@ -9856,11 +10137,13 @@
         <w:rPr>
           <w:noProof/>
         </w:rPr>
+        <w:fldChar w:fldCharType="begin"/>
       </w:r>
       <w:r>
         <w:rPr>
           <w:noProof/>
         </w:rPr>
+        <w:instrText xml:space="preserve"> PAGEREF _Toc232568902 \h </w:instrText>
       </w:r>
       <w:r>
         <w:rPr>
@@ -9871,18 +10154,19 @@
         <w:rPr>
           <w:noProof/>
         </w:rPr>
+        <w:fldChar w:fldCharType="separate"/>
       </w:r>
       <w:r>
         <w:rPr>
           <w:noProof/>
-          <w:rtl/>
-        </w:rPr>
-        <w:t>67</w:t>
+        </w:rPr>
+        <w:t>71</w:t>
       </w:r>
       <w:r>
         <w:rPr>
           <w:noProof/>
         </w:rPr>
+        <w:fldChar w:fldCharType="end"/>
       </w:r>
     </w:p>
     <w:p>
@@ -9905,7 +10189,7 @@
           <w:b/>
           <w:noProof/>
         </w:rPr>
-        <w:t>13</w:t>
+        <w:t>17</w:t>
       </w:r>
       <w:r>
         <w:rPr>
@@ -9914,23 +10198,40 @@
           <w:noProof/>
           <w:rtl/>
         </w:rPr>
-        <w:t>: مصطلحات تقنية النظام</w:t>
-      </w:r>
-      <w:r>
-        <w:rPr>
+        <w:t>: الملحق الخامس: نشر النماذج اللغوية الكبيرة (</w:t>
+      </w:r>
+      <w:r>
+        <w:rPr>
+          <w:b/>
           <w:noProof/>
         </w:rPr>
+        <w:t>LLM Deployment</w:t>
+      </w:r>
+      <w:r>
+        <w:rPr>
+          <w:b/>
+          <w:noProof/>
+          <w:rtl/>
+        </w:rPr>
+        <w:t>)</w:t>
+      </w:r>
+      <w:r>
+        <w:rPr>
+          <w:noProof/>
+        </w:rPr>
         <w:tab/>
       </w:r>
       <w:r>
         <w:rPr>
           <w:noProof/>
         </w:rPr>
+        <w:fldChar w:fldCharType="begin"/>
       </w:r>
       <w:r>
         <w:rPr>
           <w:noProof/>
         </w:rPr>
+        <w:instrText xml:space="preserve"> PAGEREF _Toc232568903 \h </w:instrText>
       </w:r>
       <w:r>
         <w:rPr>
@@ -9941,18 +10242,19 @@
         <w:rPr>
           <w:noProof/>
         </w:rPr>
+        <w:fldChar w:fldCharType="separate"/>
       </w:r>
       <w:r>
         <w:rPr>
           <w:noProof/>
-          <w:rtl/>
-        </w:rPr>
-        <w:t>69</w:t>
+        </w:rPr>
+        <w:t>72</w:t>
       </w:r>
       <w:r>
         <w:rPr>
           <w:noProof/>
         </w:rPr>
+        <w:fldChar w:fldCharType="end"/>
       </w:r>
     </w:p>
     <w:p>
@@ -9975,7 +10277,7 @@
           <w:b/>
           <w:noProof/>
         </w:rPr>
-        <w:t>14</w:t>
+        <w:t>18</w:t>
       </w:r>
       <w:r>
         <w:rPr>
@@ -9984,7 +10286,7 @@
           <w:noProof/>
           <w:rtl/>
         </w:rPr>
-        <w:t>: الملحق الأول: هيكل ملف النظام</w:t>
+        <w:t>: 1. الإطار المرجعي لنظام دعم القرار في القطاع التعليمي الجزائري</w:t>
       </w:r>
       <w:r>
         <w:rPr>
@@ -9996,11 +10298,13 @@
         <w:rPr>
           <w:noProof/>
         </w:rPr>
+        <w:fldChar w:fldCharType="begin"/>
       </w:r>
       <w:r>
         <w:rPr>
           <w:noProof/>
         </w:rPr>
+        <w:instrText xml:space="preserve"> PAGEREF _Toc232568904 \h </w:instrText>
       </w:r>
       <w:r>
         <w:rPr>
@@ -10011,18 +10315,19 @@
         <w:rPr>
           <w:noProof/>
         </w:rPr>
+        <w:fldChar w:fldCharType="separate"/>
       </w:r>
       <w:r>
         <w:rPr>
           <w:noProof/>
-          <w:rtl/>
-        </w:rPr>
-        <w:t>70</w:t>
+        </w:rPr>
+        <w:t>73</w:t>
       </w:r>
       <w:r>
         <w:rPr>
           <w:noProof/>
         </w:rPr>
+        <w:fldChar w:fldCharType="end"/>
       </w:r>
     </w:p>
     <w:p>
@@ -10045,7 +10350,7 @@
           <w:b/>
           <w:noProof/>
         </w:rPr>
-        <w:t>15</w:t>
+        <w:t>19</w:t>
       </w:r>
       <w:r>
         <w:rPr>
@@ -10054,29 +10359,25 @@
           <w:noProof/>
           <w:rtl/>
         </w:rPr>
-        <w:t xml:space="preserve">: الملحق الثاني: وحدات </w:t>
-      </w:r>
-      <w:r>
-        <w:rPr>
-          <w:b/>
+        <w:t>: 2. التوافق مع التشريعات الجزائرية</w:t>
+      </w:r>
+      <w:r>
+        <w:rPr>
           <w:noProof/>
         </w:rPr>
-        <w:t>VBA</w:t>
-      </w:r>
-      <w:r>
-        <w:rPr>
-          <w:bidi/>
-          <w:b/>
+        <w:tab/>
+      </w:r>
+      <w:r>
+        <w:rPr>
           <w:noProof/>
-          <w:rtl/>
-        </w:rPr>
-        <w:t xml:space="preserve"> الرئيسية</w:t>
+        </w:rPr>
+        <w:fldChar w:fldCharType="begin"/>
       </w:r>
       <w:r>
         <w:rPr>
           <w:noProof/>
         </w:rPr>
-        <w:tab/>
+        <w:instrText xml:space="preserve"> PAGEREF _Toc232568905 \h </w:instrText>
       </w:r>
       <w:r>
         <w:rPr>
@@ -10087,28 +10388,19 @@
         <w:rPr>
           <w:noProof/>
         </w:rPr>
+        <w:fldChar w:fldCharType="separate"/>
       </w:r>
       <w:r>
         <w:rPr>
           <w:noProof/>
         </w:rPr>
+        <w:t>74</w:t>
       </w:r>
       <w:r>
         <w:rPr>
           <w:noProof/>
         </w:rPr>
-      </w:r>
-      <w:r>
-        <w:rPr>
-          <w:noProof/>
-          <w:rtl/>
-        </w:rPr>
-        <w:t>70</w:t>
-      </w:r>
-      <w:r>
-        <w:rPr>
-          <w:noProof/>
-        </w:rPr>
+        <w:fldChar w:fldCharType="end"/>
       </w:r>
     </w:p>
     <w:p>
@@ -10131,7 +10423,8 @@
           <w:b/>
           <w:noProof/>
         </w:rPr>
-        <w:t>16</w:t>
+        <w:lastRenderedPageBreak/>
+        <w:t>20</w:t>
       </w:r>
       <w:r>
         <w:rPr>
@@ -10140,7 +10433,7 @@
           <w:noProof/>
           <w:rtl/>
         </w:rPr>
-        <w:t>: الملحق الثالث: بيانات المخزون الميدانية</w:t>
+        <w:t>: أ. من المنهاج إلى الكود</w:t>
       </w:r>
       <w:r>
         <w:rPr>
@@ -10152,11 +10445,13 @@
         <w:rPr>
           <w:noProof/>
         </w:rPr>
+        <w:fldChar w:fldCharType="begin"/>
       </w:r>
       <w:r>
         <w:rPr>
           <w:noProof/>
         </w:rPr>
+        <w:instrText xml:space="preserve"> PAGEREF _Toc232568906 \h </w:instrText>
       </w:r>
       <w:r>
         <w:rPr>
@@ -10167,18 +10462,19 @@
         <w:rPr>
           <w:noProof/>
         </w:rPr>
+        <w:fldChar w:fldCharType="separate"/>
       </w:r>
       <w:r>
         <w:rPr>
           <w:noProof/>
-          <w:rtl/>
-        </w:rPr>
-        <w:t>71</w:t>
+        </w:rPr>
+        <w:t>75</w:t>
       </w:r>
       <w:r>
         <w:rPr>
           <w:noProof/>
         </w:rPr>
+        <w:fldChar w:fldCharType="end"/>
       </w:r>
     </w:p>
     <w:p>
@@ -10201,7 +10497,7 @@
           <w:b/>
           <w:noProof/>
         </w:rPr>
-        <w:t>17</w:t>
+        <w:t>21</w:t>
       </w:r>
       <w:r>
         <w:rPr>
@@ -10210,28 +10506,25 @@
           <w:noProof/>
           <w:rtl/>
         </w:rPr>
-        <w:t>: الملحق الخامس: نشر النماذج اللغوية الكبيرة (</w:t>
-      </w:r>
-      <w:r>
-        <w:rPr>
-          <w:b/>
+        <w:t>: ب. من النظرية إلى الميدان</w:t>
+      </w:r>
+      <w:r>
+        <w:rPr>
           <w:noProof/>
         </w:rPr>
-        <w:t>LLM Deployment</w:t>
-      </w:r>
-      <w:r>
-        <w:rPr>
-          <w:b/>
+        <w:tab/>
+      </w:r>
+      <w:r>
+        <w:rPr>
           <w:noProof/>
-          <w:rtl/>
-        </w:rPr>
-        <w:t>)</w:t>
+        </w:rPr>
+        <w:fldChar w:fldCharType="begin"/>
       </w:r>
       <w:r>
         <w:rPr>
           <w:noProof/>
         </w:rPr>
-        <w:tab/>
+        <w:instrText xml:space="preserve"> PAGEREF _Toc232568907 \h </w:instrText>
       </w:r>
       <w:r>
         <w:rPr>
@@ -10242,28 +10535,19 @@
         <w:rPr>
           <w:noProof/>
         </w:rPr>
+        <w:fldChar w:fldCharType="separate"/>
       </w:r>
       <w:r>
         <w:rPr>
           <w:noProof/>
         </w:rPr>
+        <w:t>75</w:t>
       </w:r>
       <w:r>
         <w:rPr>
           <w:noProof/>
         </w:rPr>
-      </w:r>
-      <w:r>
-        <w:rPr>
-          <w:noProof/>
-          <w:rtl/>
-        </w:rPr>
-        <w:t>72</w:t>
-      </w:r>
-      <w:r>
-        <w:rPr>
-          <w:noProof/>
-        </w:rPr>
+        <w:fldChar w:fldCharType="end"/>
       </w:r>
     </w:p>
     <w:p>
@@ -10286,7 +10570,7 @@
           <w:b/>
           <w:noProof/>
         </w:rPr>
-        <w:t>18</w:t>
+        <w:t>23</w:t>
       </w:r>
       <w:r>
         <w:rPr>
@@ -10295,7 +10579,7 @@
           <w:noProof/>
           <w:rtl/>
         </w:rPr>
-        <w:t>: 1. الإطار المرجعي لنظام دعم القرار في القطاع التعليمي الجزائري</w:t>
+        <w:t>: أ. تحليل الفجوة بين النظامين</w:t>
       </w:r>
       <w:r>
         <w:rPr>
@@ -10307,11 +10591,13 @@
         <w:rPr>
           <w:noProof/>
         </w:rPr>
+        <w:fldChar w:fldCharType="begin"/>
       </w:r>
       <w:r>
         <w:rPr>
           <w:noProof/>
         </w:rPr>
+        <w:instrText xml:space="preserve"> PAGEREF _Toc232568908 \h </w:instrText>
       </w:r>
       <w:r>
         <w:rPr>
@@ -10322,18 +10608,19 @@
         <w:rPr>
           <w:noProof/>
         </w:rPr>
+        <w:fldChar w:fldCharType="separate"/>
       </w:r>
       <w:r>
         <w:rPr>
           <w:noProof/>
-          <w:rtl/>
-        </w:rPr>
-        <w:t>73</w:t>
+        </w:rPr>
+        <w:t>76</w:t>
       </w:r>
       <w:r>
         <w:rPr>
           <w:noProof/>
         </w:rPr>
+        <w:fldChar w:fldCharType="end"/>
       </w:r>
     </w:p>
     <w:p>
@@ -10356,7 +10643,7 @@
           <w:b/>
           <w:noProof/>
         </w:rPr>
-        <w:t>19</w:t>
+        <w:t>24</w:t>
       </w:r>
       <w:r>
         <w:rPr>
@@ -10365,7 +10652,7 @@
           <w:noProof/>
           <w:rtl/>
         </w:rPr>
-        <w:t>: 2. التوافق مع التشريعات الجزائرية</w:t>
+        <w:t>: 6. الانسجام مع الاستراتيجية الوطنية للتحول الرقمي</w:t>
       </w:r>
       <w:r>
         <w:rPr>
@@ -10377,11 +10664,13 @@
         <w:rPr>
           <w:noProof/>
         </w:rPr>
+        <w:fldChar w:fldCharType="begin"/>
       </w:r>
       <w:r>
         <w:rPr>
           <w:noProof/>
         </w:rPr>
+        <w:instrText xml:space="preserve"> PAGEREF _Toc232568909 \h </w:instrText>
       </w:r>
       <w:r>
         <w:rPr>
@@ -10392,18 +10681,19 @@
         <w:rPr>
           <w:noProof/>
         </w:rPr>
+        <w:fldChar w:fldCharType="separate"/>
       </w:r>
       <w:r>
         <w:rPr>
           <w:noProof/>
-          <w:rtl/>
-        </w:rPr>
-        <w:t>74</w:t>
+        </w:rPr>
+        <w:t>77</w:t>
       </w:r>
       <w:r>
         <w:rPr>
           <w:noProof/>
         </w:rPr>
+        <w:fldChar w:fldCharType="end"/>
       </w:r>
     </w:p>
     <w:p>
@@ -10426,7 +10716,7 @@
           <w:b/>
           <w:noProof/>
         </w:rPr>
-        <w:t>20</w:t>
+        <w:t>25</w:t>
       </w:r>
       <w:r>
         <w:rPr>
@@ -10435,7 +10725,7 @@
           <w:noProof/>
           <w:rtl/>
         </w:rPr>
-        <w:t>: أ. من المنهاج إلى الكود</w:t>
+        <w:t>: 7. إمكانية التعميم على الولايات الأخرى</w:t>
       </w:r>
       <w:r>
         <w:rPr>
@@ -10447,11 +10737,13 @@
         <w:rPr>
           <w:noProof/>
         </w:rPr>
+        <w:fldChar w:fldCharType="begin"/>
       </w:r>
       <w:r>
         <w:rPr>
           <w:noProof/>
         </w:rPr>
+        <w:instrText xml:space="preserve"> PAGEREF _Toc232568910 \h </w:instrText>
       </w:r>
       <w:r>
         <w:rPr>
@@ -10462,18 +10754,19 @@
         <w:rPr>
           <w:noProof/>
         </w:rPr>
+        <w:fldChar w:fldCharType="separate"/>
       </w:r>
       <w:r>
         <w:rPr>
           <w:noProof/>
-          <w:rtl/>
-        </w:rPr>
-        <w:t>75</w:t>
+        </w:rPr>
+        <w:t>77</w:t>
       </w:r>
       <w:r>
         <w:rPr>
           <w:noProof/>
         </w:rPr>
+        <w:fldChar w:fldCharType="end"/>
       </w:r>
     </w:p>
     <w:p>
@@ -10496,7 +10789,7 @@
           <w:b/>
           <w:noProof/>
         </w:rPr>
-        <w:t>21</w:t>
+        <w:t>26</w:t>
       </w:r>
       <w:r>
         <w:rPr>
@@ -10505,23 +10798,41 @@
           <w:noProof/>
           <w:rtl/>
         </w:rPr>
-        <w:t>: ب. من النظرية إلى الميدان</w:t>
-      </w:r>
-      <w:r>
-        <w:rPr>
+        <w:t xml:space="preserve">: 8. مقارنة التكلفة: </w:t>
+      </w:r>
+      <w:r>
+        <w:rPr>
+          <w:b/>
           <w:noProof/>
         </w:rPr>
+        <w:t>DSS</w:t>
+      </w:r>
+      <w:r>
+        <w:rPr>
+          <w:bidi/>
+          <w:b/>
+          <w:noProof/>
+          <w:rtl/>
+        </w:rPr>
+        <w:t xml:space="preserve"> مقابل الحلول التجارية</w:t>
+      </w:r>
+      <w:r>
+        <w:rPr>
+          <w:noProof/>
+        </w:rPr>
         <w:tab/>
       </w:r>
       <w:r>
         <w:rPr>
           <w:noProof/>
         </w:rPr>
+        <w:fldChar w:fldCharType="begin"/>
       </w:r>
       <w:r>
         <w:rPr>
           <w:noProof/>
         </w:rPr>
+        <w:instrText xml:space="preserve"> PAGEREF _Toc232568911 \h </w:instrText>
       </w:r>
       <w:r>
         <w:rPr>
@@ -10532,322 +10843,29 @@
         <w:rPr>
           <w:noProof/>
         </w:rPr>
+        <w:fldChar w:fldCharType="separate"/>
       </w:r>
       <w:r>
         <w:rPr>
           <w:noProof/>
-          <w:rtl/>
-        </w:rPr>
-        <w:t>75</w:t>
+        </w:rPr>
+        <w:t>78</w:t>
       </w:r>
       <w:r>
         <w:rPr>
           <w:noProof/>
         </w:rPr>
-      </w:r>
-    </w:p>
-    <w:p>
-      <w:pPr>
-        <w:bidi w:val="1"/>
-        <w:pStyle w:val="TableofFigures"/>
-        <w:tabs>
-          <w:tab w:val="right" w:leader="dot" w:pos="9062"/>
-        </w:tabs>
-        <w:jc w:val="right"/>
-        <w:rPr>
-          <w:rFonts w:asciiTheme="minorHAnsi" w:eastAsiaTheme="minorEastAsia" w:hAnsiTheme="minorHAnsi" w:cstheme="minorBidi"/>
-          <w:noProof/>
-          <w:sz w:val="22"/>
-          <w:szCs w:val="22"/>
-        </w:rPr>
-      </w:pPr>
-      <w:r>
-        <w:rPr>
-          <w:b/>
-          <w:noProof/>
-        </w:rPr>
-        <w:t>23</w:t>
-      </w:r>
-      <w:r>
-        <w:rPr>
-          <w:bidi/>
-          <w:b/>
-          <w:noProof/>
-          <w:rtl/>
-        </w:rPr>
-        <w:t>: أ. تحليل الفجوة بين النظامين</w:t>
-      </w:r>
-      <w:r>
-        <w:rPr>
-          <w:noProof/>
-        </w:rPr>
-        <w:tab/>
-      </w:r>
-      <w:r>
-        <w:rPr>
-          <w:noProof/>
-        </w:rPr>
-      </w:r>
-      <w:r>
-        <w:rPr>
-          <w:noProof/>
-        </w:rPr>
-      </w:r>
-      <w:r>
-        <w:rPr>
-          <w:noProof/>
-        </w:rPr>
-      </w:r>
-      <w:r>
-        <w:rPr>
-          <w:noProof/>
-        </w:rPr>
-      </w:r>
-      <w:r>
-        <w:rPr>
-          <w:noProof/>
-          <w:rtl/>
-        </w:rPr>
-        <w:t>76</w:t>
-      </w:r>
-      <w:r>
-        <w:rPr>
-          <w:noProof/>
-        </w:rPr>
-      </w:r>
-    </w:p>
-    <w:p>
-      <w:pPr>
-        <w:bidi w:val="1"/>
-        <w:pStyle w:val="TableofFigures"/>
-        <w:tabs>
-          <w:tab w:val="right" w:leader="dot" w:pos="9062"/>
-        </w:tabs>
-        <w:jc w:val="right"/>
-        <w:rPr>
-          <w:rFonts w:asciiTheme="minorHAnsi" w:eastAsiaTheme="minorEastAsia" w:hAnsiTheme="minorHAnsi" w:cstheme="minorBidi"/>
-          <w:noProof/>
-          <w:sz w:val="22"/>
-          <w:szCs w:val="22"/>
-        </w:rPr>
-      </w:pPr>
-      <w:r>
-        <w:rPr>
-          <w:b/>
-          <w:noProof/>
-        </w:rPr>
-        <w:t>24</w:t>
-      </w:r>
-      <w:r>
-        <w:rPr>
-          <w:bidi/>
-          <w:b/>
-          <w:noProof/>
-          <w:rtl/>
-        </w:rPr>
-        <w:t>: 6. الانسجام مع الاستراتيجية الوطنية للتحول الرقمي</w:t>
-      </w:r>
-      <w:r>
-        <w:rPr>
-          <w:noProof/>
-        </w:rPr>
-        <w:tab/>
-      </w:r>
-      <w:r>
-        <w:rPr>
-          <w:noProof/>
-        </w:rPr>
-      </w:r>
-      <w:r>
-        <w:rPr>
-          <w:noProof/>
-        </w:rPr>
-      </w:r>
-      <w:r>
-        <w:rPr>
-          <w:noProof/>
-        </w:rPr>
-      </w:r>
-      <w:r>
-        <w:rPr>
-          <w:noProof/>
-        </w:rPr>
-      </w:r>
-      <w:r>
-        <w:rPr>
-          <w:noProof/>
-          <w:rtl/>
-        </w:rPr>
-        <w:t>77</w:t>
-      </w:r>
-      <w:r>
-        <w:rPr>
-          <w:noProof/>
-        </w:rPr>
-      </w:r>
-    </w:p>
-    <w:p>
-      <w:pPr>
-        <w:bidi w:val="1"/>
-        <w:pStyle w:val="TableofFigures"/>
-        <w:tabs>
-          <w:tab w:val="right" w:leader="dot" w:pos="9062"/>
-        </w:tabs>
-        <w:jc w:val="right"/>
-        <w:rPr>
-          <w:rFonts w:asciiTheme="minorHAnsi" w:eastAsiaTheme="minorEastAsia" w:hAnsiTheme="minorHAnsi" w:cstheme="minorBidi"/>
-          <w:noProof/>
-          <w:sz w:val="22"/>
-          <w:szCs w:val="22"/>
-        </w:rPr>
-      </w:pPr>
-      <w:r>
-        <w:rPr>
-          <w:b/>
-          <w:noProof/>
-        </w:rPr>
-        <w:t>25</w:t>
-      </w:r>
-      <w:r>
-        <w:rPr>
-          <w:bidi/>
-          <w:b/>
-          <w:noProof/>
-          <w:rtl/>
-        </w:rPr>
-        <w:t>: 7. إمكانية التعميم على الولايات الأخرى</w:t>
-      </w:r>
-      <w:r>
-        <w:rPr>
-          <w:noProof/>
-        </w:rPr>
-        <w:tab/>
-      </w:r>
-      <w:r>
-        <w:rPr>
-          <w:noProof/>
-        </w:rPr>
-      </w:r>
-      <w:r>
-        <w:rPr>
-          <w:noProof/>
-        </w:rPr>
-      </w:r>
-      <w:r>
-        <w:rPr>
-          <w:noProof/>
-        </w:rPr>
-      </w:r>
-      <w:r>
-        <w:rPr>
-          <w:noProof/>
-        </w:rPr>
-      </w:r>
-      <w:r>
-        <w:rPr>
-          <w:noProof/>
-          <w:rtl/>
-        </w:rPr>
-        <w:t>77</w:t>
-      </w:r>
-      <w:r>
-        <w:rPr>
-          <w:noProof/>
-        </w:rPr>
-      </w:r>
-    </w:p>
-    <w:p>
-      <w:pPr>
-        <w:bidi w:val="1"/>
-        <w:pStyle w:val="TableofFigures"/>
-        <w:tabs>
-          <w:tab w:val="right" w:leader="dot" w:pos="9062"/>
-        </w:tabs>
-        <w:jc w:val="right"/>
-        <w:rPr>
-          <w:rFonts w:asciiTheme="minorHAnsi" w:eastAsiaTheme="minorEastAsia" w:hAnsiTheme="minorHAnsi" w:cstheme="minorBidi"/>
-          <w:noProof/>
-          <w:sz w:val="22"/>
-          <w:szCs w:val="22"/>
-        </w:rPr>
-      </w:pPr>
-      <w:r>
-        <w:rPr>
-          <w:b/>
-          <w:noProof/>
-        </w:rPr>
-        <w:t>26</w:t>
-      </w:r>
-      <w:r>
-        <w:rPr>
-          <w:bidi/>
-          <w:b/>
-          <w:noProof/>
-          <w:rtl/>
-        </w:rPr>
-        <w:t xml:space="preserve">: 8. مقارنة التكلفة: </w:t>
-      </w:r>
-      <w:r>
-        <w:rPr>
-          <w:b/>
-          <w:noProof/>
-        </w:rPr>
-        <w:t>DSS</w:t>
-      </w:r>
-      <w:r>
-        <w:rPr>
-          <w:bidi/>
-          <w:b/>
-          <w:noProof/>
-          <w:rtl/>
-        </w:rPr>
-        <w:t xml:space="preserve"> مقابل الحلول التجارية</w:t>
-      </w:r>
-      <w:r>
-        <w:rPr>
-          <w:noProof/>
-        </w:rPr>
-        <w:tab/>
-      </w:r>
-      <w:r>
-        <w:rPr>
-          <w:noProof/>
-        </w:rPr>
-      </w:r>
-      <w:r>
-        <w:rPr>
-          <w:noProof/>
-        </w:rPr>
-      </w:r>
-      <w:r>
-        <w:rPr>
-          <w:noProof/>
-        </w:rPr>
-      </w:r>
-      <w:r>
-        <w:rPr>
-          <w:noProof/>
-        </w:rPr>
-      </w:r>
-      <w:r>
-        <w:rPr>
-          <w:noProof/>
-          <w:rtl/>
-        </w:rPr>
-        <w:t>78</w:t>
-      </w:r>
-      <w:r>
-        <w:rPr>
-          <w:noProof/>
-        </w:rPr>
-      </w:r>
-    </w:p>
-    <w:p>
-      <w:pPr>
-        <w:bidi w:val="1"/>
-        <w:jc w:val="right"/>
-      </w:pPr>
-      <w:r/>
+        <w:fldChar w:fldCharType="end"/>
+      </w:r>
+    </w:p>
+    <w:p>
+      <w:pPr>
+        <w:bidi w:val="1"/>
+        <w:jc w:val="right"/>
+      </w:pPr>
+      <w:r>
+        <w:fldChar w:fldCharType="end"/>
+      </w:r>
     </w:p>
     <w:p>
       <w:pPr>
@@ -10874,12 +10892,13 @@
         </w:rPr>
         <w:jc w:val="right"/>
       </w:pPr>
-      <w:bookmarkStart w:id="4" w:name="الملخص"/>
-      <w:bookmarkEnd w:id="2"/>
-      <w:r>
-        <w:rPr>
-          <w:rtl/>
-        </w:rPr>
+      <w:bookmarkStart w:id="5" w:name="الملخص"/>
+      <w:bookmarkEnd w:id="3"/>
+      <w:r>
+        <w:rPr>
+          <w:rtl/>
+        </w:rPr>
+        <w:br w:type="page"/>
       </w:r>
     </w:p>
     <w:p>
@@ -10888,227 +10907,231 @@
         <w:pStyle w:val="Heading2"/>
         <w:jc w:val="right"/>
       </w:pPr>
-      <w:bookmarkStart w:id="5" w:name="_Toc232568785"/>
+      <w:bookmarkStart w:id="6" w:name="_Toc232568785"/>
       <w:r>
         <w:rPr>
           <w:bidi/>
           <w:rFonts w:ascii="Traditional Arabic" w:hAnsi="Traditional Arabic"/>
           <w:rtl/>
         </w:rPr>
+        <w:lastRenderedPageBreak/>
         <w:t>الملخص</w:t>
       </w:r>
+      <w:bookmarkEnd w:id="6"/>
+    </w:p>
+    <w:p>
+      <w:pPr>
+        <w:bidi w:val="1"/>
+        <w:jc w:val="right"/>
+      </w:pPr>
+      <w:r>
+        <w:rPr>
+          <w:bidi/>
+          <w:rtl/>
+        </w:rPr>
+        <w:t xml:space="preserve">تتناول هذه الدراسة بالتحليل والبحث إشكالية التسيير اليدوي للمخزون في مخزن مديرية التربية لولاية البيض، وترمي إلى تصميم وإنجاز نظام دعم قرار متكامل مبني على بيئة Excel/VBA قادر على أتمتة دورة الشراء والتخزين بتكلفة صفرية. اعتمدت الدراسة منهجاً وصفياً تحليلياً في التشخيص الميداني، ومنهجاً تجريبياً تطبيقياً في قياس الأثر، ارتكازاً على بيانات فعلية جُمعت خلال </w:t>
+      </w:r>
+      <w:r>
+        <w:rPr>
+          <w:bidi/>
+          <w:b/>
+          <w:bCs/>
+          <w:rtl/>
+        </w:rPr>
+        <w:t>38 يوم عمل ميداني</w:t>
+      </w:r>
+      <w:r>
+        <w:rPr>
+          <w:bidi/>
+          <w:rtl/>
+        </w:rPr>
+        <w:t xml:space="preserve"> (شملت </w:t>
+      </w:r>
+      <w:r>
+        <w:rPr>
+          <w:bidi/>
+          <w:b/>
+          <w:bCs/>
+          <w:rtl/>
+        </w:rPr>
+        <w:t>62 معاملة مخزنية</w:t>
+      </w:r>
+      <w:r>
+        <w:rPr>
+          <w:bidi/>
+          <w:rtl/>
+        </w:rPr>
+        <w:t xml:space="preserve">). طُبِّقت ثلاثة نماذج كمية على الصنف المرجعي ART-001 (حبر الطابعة Toner G030): نموذج ويلسون الذي أنتج كمية طلب اقتصادية Q* = </w:t>
+      </w:r>
+      <w:r>
+        <w:rPr>
+          <w:bidi/>
+          <w:b/>
+          <w:bCs/>
+          <w:rtl/>
+        </w:rPr>
+        <w:t>176 وحدة</w:t>
+      </w:r>
+      <w:r>
+        <w:rPr>
+          <w:bidi/>
+          <w:rtl/>
+        </w:rPr>
+        <w:t xml:space="preserve">، ونقطة إعادة طلب ROP = </w:t>
+      </w:r>
+      <w:r>
+        <w:rPr>
+          <w:bidi/>
+          <w:b/>
+          <w:bCs/>
+          <w:rtl/>
+        </w:rPr>
+        <w:t>212.4 وحدة</w:t>
+      </w:r>
+      <w:r>
+        <w:rPr>
+          <w:bidi/>
+          <w:rtl/>
+        </w:rPr>
+        <w:t xml:space="preserve">، ومخزون أمان SS = </w:t>
+      </w:r>
+      <w:r>
+        <w:rPr>
+          <w:bidi/>
+          <w:b/>
+          <w:bCs/>
+          <w:rtl/>
+        </w:rPr>
+        <w:t>200 وحدة</w:t>
+      </w:r>
+      <w:r>
+        <w:rPr>
+          <w:bidi/>
+          <w:rtl/>
+        </w:rPr>
+        <w:t xml:space="preserve">. كشفت نتائج التطبيق أن النظام خفَّض وقت معالجة الطلبية الواحدة من 20--30 دقيقة إلى أقل من 5 ثوانٍ، أي بنسبة تخفيض </w:t>
+      </w:r>
+      <w:r>
+        <w:rPr>
+          <w:b/>
+          <w:bCs/>
+          <w:rtl/>
+        </w:rPr>
+        <w:t>99.7%</w:t>
+      </w:r>
+      <w:r>
+        <w:rPr>
+          <w:bidi/>
+          <w:rtl/>
+        </w:rPr>
+        <w:t>، مع إلغاء جميع حالات النفاد المسجلة للمواد الاستراتيجية. وتأتي هذه النتائج لتؤكد صحة الفرضيتين المُصاغتين في المقدمة وتؤكد جدوى التحول الرقمي في مؤسسات القطاع التربوي الجزائري.</w:t>
+      </w:r>
+    </w:p>
+    <w:p>
+      <w:pPr>
+        <w:bidi w:val="1"/>
+        <w:jc w:val="right"/>
+        <w:rPr>
+          <w:rtl/>
+        </w:rPr>
+      </w:pPr>
+      <w:r>
+        <w:rPr>
+          <w:bidi/>
+          <w:b/>
+          <w:bCs/>
+          <w:rtl/>
+        </w:rPr>
+        <w:t>الكلمات المفتاحية:</w:t>
+      </w:r>
+      <w:r>
+        <w:rPr>
+          <w:bidi/>
+          <w:rtl/>
+        </w:rPr>
+        <w:t xml:space="preserve"> نظام دعم القرار، تسيير المخزونات، نموذج ويلسون، تحليل ABC، Excel/VBA، القطاع التربوي.</w:t>
+      </w:r>
+    </w:p>
+    <w:p>
+      <w:pPr>
+        <w:bidi w:val="1"/>
+        <w:jc w:val="right"/>
+      </w:pPr>
+      <w:r>
+        <w:br w:type="page"/>
+      </w:r>
+    </w:p>
+    <w:p>
+      <w:pPr>
+        <w:bidi w:val="1"/>
+        <w:pStyle w:val="Heading2"/>
+        <w:rPr>
+          <w:lang w:val="fr-FR"/>
+        </w:rPr>
+        <w:jc w:val="right"/>
+      </w:pPr>
+      <w:bookmarkStart w:id="7" w:name="résumé"/>
+      <w:bookmarkStart w:id="8" w:name="_Toc232568786"/>
       <w:bookmarkEnd w:id="5"/>
-    </w:p>
-    <w:p>
-      <w:pPr>
-        <w:bidi w:val="1"/>
-        <w:jc w:val="right"/>
-      </w:pPr>
-      <w:r>
-        <w:rPr>
-          <w:bidi/>
-          <w:rtl/>
-        </w:rPr>
-        <w:t xml:space="preserve">تتناول هذه الدراسة بالتحليل والبحث إشكالية التسيير اليدوي للمخزون في مخزن مديرية التربية لولاية البيض، وترمي إلى تصميم وإنجاز نظام دعم قرار متكامل مبني على بيئة Excel/VBA قادر على أتمتة دورة الشراء والتخزين بتكلفة صفرية. اعتمدت الدراسة منهجاً وصفياً تحليلياً في التشخيص الميداني، ومنهجاً تجريبياً تطبيقياً في قياس الأثر، ارتكازاً على بيانات فعلية جُمعت خلال </w:t>
-      </w:r>
-      <w:r>
-        <w:rPr>
-          <w:bidi/>
+      <w:r>
+        <w:rPr>
+          <w:rFonts w:ascii="Traditional Arabic" w:hAnsi="Traditional Arabic"/>
+          <w:rtl/>
+        </w:rPr>
+        <w:lastRenderedPageBreak/>
+        <w:t>Résumé</w:t>
+      </w:r>
+      <w:bookmarkEnd w:id="8"/>
+    </w:p>
+    <w:p>
+      <w:pPr>
+        <w:bidi w:val="1"/>
+        <w:rPr>
+          <w:lang w:val="fr-FR"/>
+        </w:rPr>
+        <w:jc w:val="right"/>
+      </w:pPr>
+      <w:r>
+        <w:rPr>
+          <w:rtl/>
+        </w:rPr>
+        <w:t xml:space="preserve">Cette étude porte sur la problématique de la gestion manuelle des stocks dans l'entrepôt de la Direction de l'Éducation de la wilaya d'El Bayadh. L'objectif est de concevoir et de réaliser un système d'aide à la décision intégré, basé sur Excel/VBA, capable d'automatiser le cycle d'achat et de stockage à coût zéro. L'approche adoptée combine une méthode descriptive-analytique pour le diagnostic terrain et une méthode expérimentale pour la mesure d'impact, à partir de données réelles collectées sur </w:t>
+      </w:r>
+      <w:r>
+        <w:rPr>
           <w:b/>
           <w:bCs/>
           <w:rtl/>
         </w:rPr>
-        <w:t>38 يوم عمل ميداني</w:t>
-      </w:r>
-      <w:r>
-        <w:rPr>
-          <w:bidi/>
-          <w:rtl/>
-        </w:rPr>
-        <w:t xml:space="preserve"> (شملت </w:t>
-      </w:r>
-      <w:r>
-        <w:rPr>
-          <w:bidi/>
+        <w:t>38 jours ouvrables</w:t>
+      </w:r>
+      <w:r>
+        <w:rPr>
+          <w:rtl/>
+        </w:rPr>
+        <w:t>. Trois modèles quantitatifs ont été appliqués sur l'article de référence ART-001 (Toner d'imprimante G030</w:t>
+      </w:r>
+      <w:proofErr w:type="gramStart"/>
+      <w:r>
+        <w:rPr>
+          <w:rtl/>
+        </w:rPr>
+        <w:t>) :</w:t>
+      </w:r>
+      <w:proofErr w:type="gramEnd"/>
+      <w:r>
+        <w:rPr>
+          <w:rtl/>
+        </w:rPr>
+        <w:t xml:space="preserve"> le modèle de Wilson, qui a généré une quantité économique Q* = </w:t>
+      </w:r>
+      <w:r>
+        <w:rPr>
           <w:b/>
           <w:bCs/>
           <w:rtl/>
         </w:rPr>
-        <w:t>62 معاملة مخزنية</w:t>
-      </w:r>
-      <w:r>
-        <w:rPr>
-          <w:bidi/>
-          <w:rtl/>
-        </w:rPr>
-        <w:t xml:space="preserve">). طُبِّقت ثلاثة نماذج كمية على الصنف المرجعي ART-001 (حبر الطابعة Toner G030): نموذج ويلسون الذي أنتج كمية طلب اقتصادية Q* = </w:t>
-      </w:r>
-      <w:r>
-        <w:rPr>
-          <w:bidi/>
-          <w:b/>
-          <w:bCs/>
-          <w:rtl/>
-        </w:rPr>
-        <w:t>37 وحدة</w:t>
-      </w:r>
-      <w:r>
-        <w:rPr>
-          <w:bidi/>
-          <w:rtl/>
-        </w:rPr>
-        <w:t xml:space="preserve">، ونقطة إعادة طلب ROP = </w:t>
-      </w:r>
-      <w:r>
-        <w:rPr>
-          <w:bidi/>
-          <w:b/>
-          <w:bCs/>
-          <w:rtl/>
-        </w:rPr>
-        <w:t>206 وحدة</w:t>
-      </w:r>
-      <w:r>
-        <w:rPr>
-          <w:bidi/>
-          <w:rtl/>
-        </w:rPr>
-        <w:t xml:space="preserve">، ومخزون أمان SS = </w:t>
-      </w:r>
-      <w:r>
-        <w:rPr>
-          <w:bidi/>
-          <w:b/>
-          <w:bCs/>
-          <w:rtl/>
-        </w:rPr>
-        <w:t>200 وحدة</w:t>
-      </w:r>
-      <w:r>
-        <w:rPr>
-          <w:bidi/>
-          <w:rtl/>
-        </w:rPr>
-        <w:t xml:space="preserve">. كشفت نتائج التطبيق أن النظام خفَّض وقت معالجة الطلبية الواحدة من 20--30 دقيقة إلى أقل من 5 ثوانٍ، أي بنسبة تخفيض </w:t>
-      </w:r>
-      <w:r>
-        <w:rPr>
-          <w:b/>
-          <w:bCs/>
-          <w:rtl/>
-        </w:rPr>
-        <w:t>99.7%</w:t>
-      </w:r>
-      <w:r>
-        <w:rPr>
-          <w:bidi/>
-          <w:rtl/>
-        </w:rPr>
-        <w:t>، مع إلغاء جميع حالات النفاد المسجلة للمواد الاستراتيجية. وتأتي هذه النتائج لتؤكد صحة الفرضيتين المُصاغتين في المقدمة وتؤكد جدوى التحول الرقمي في مؤسسات القطاع التربوي الجزائري.</w:t>
-      </w:r>
-    </w:p>
-    <w:p>
-      <w:pPr>
-        <w:bidi w:val="1"/>
-        <w:jc w:val="right"/>
-        <w:rPr>
-          <w:rtl/>
-        </w:rPr>
-      </w:pPr>
-      <w:r>
-        <w:rPr>
-          <w:bidi/>
-          <w:b/>
-          <w:bCs/>
-          <w:rtl/>
-        </w:rPr>
-        <w:t>الكلمات المفتاحية:</w:t>
-      </w:r>
-      <w:r>
-        <w:rPr>
-          <w:bidi/>
-          <w:rtl/>
-        </w:rPr>
-        <w:t xml:space="preserve"> نظام دعم القرار، تسيير المخزونات، نموذج ويلسون، تحليل ABC، Excel/VBA، القطاع التربوي.</w:t>
-      </w:r>
-    </w:p>
-    <w:p>
-      <w:pPr>
-        <w:bidi w:val="1"/>
-        <w:jc w:val="right"/>
-      </w:pPr>
-      <w:r/>
-    </w:p>
-    <w:p>
-      <w:pPr>
-        <w:bidi w:val="1"/>
-        <w:pStyle w:val="Heading2"/>
-        <w:rPr>
-          <w:lang w:val="fr-FR"/>
-        </w:rPr>
-        <w:jc w:val="right"/>
-      </w:pPr>
-      <w:bookmarkStart w:id="6" w:name="_Toc232568786"/>
-      <w:bookmarkStart w:id="7" w:name="résumé"/>
-      <w:bookmarkEnd w:id="4"/>
-      <w:r>
-        <w:rPr>
-          <w:rFonts w:ascii="Traditional Arabic" w:hAnsi="Traditional Arabic"/>
-          <w:rtl/>
-        </w:rPr>
-        <w:t>Résumé</w:t>
-      </w:r>
-      <w:bookmarkEnd w:id="6"/>
-    </w:p>
-    <w:p>
-      <w:pPr>
-        <w:bidi w:val="1"/>
-        <w:rPr>
-          <w:lang w:val="fr-FR"/>
-        </w:rPr>
-        <w:jc w:val="right"/>
-      </w:pPr>
-      <w:r>
-        <w:rPr>
-          <w:rtl/>
-        </w:rPr>
-        <w:t xml:space="preserve">Cette étude porte sur la problématique de la gestion manuelle des stocks dans l'entrepôt de la Direction de l'Éducation de la wilaya d'El Bayadh. L'objectif est de concevoir et de réaliser un système d'aide à la décision intégré, basé sur Excel/VBA, capable d'automatiser le cycle d'achat et de stockage à coût zéro. L'approche adoptée combine une méthode descriptive-analytique pour le diagnostic terrain et une méthode expérimentale pour la mesure d'impact, à partir de données réelles collectées sur </w:t>
-      </w:r>
-      <w:r>
-        <w:rPr>
-          <w:b/>
-          <w:bCs/>
-          <w:rtl/>
-        </w:rPr>
-        <w:t>38 jours ouvrables</w:t>
-      </w:r>
-      <w:r>
-        <w:rPr>
-          <w:rtl/>
-        </w:rPr>
-        <w:t>. Trois modèles quantitatifs ont été appliqués sur l'article de référence ART-001 (Toner d'imprimante G030</w:t>
-      </w:r>
-      <w:proofErr w:type="gramStart"/>
-      <w:r>
-        <w:rPr>
-          <w:rtl/>
-        </w:rPr>
-        <w:t>) :</w:t>
-      </w:r>
-      <w:proofErr w:type="gramEnd"/>
-      <w:r>
-        <w:rPr>
-          <w:rtl/>
-        </w:rPr>
-        <w:t xml:space="preserve"> le modèle de Wilson, qui a généré une quantité économique Q* = </w:t>
-      </w:r>
-      <w:r>
-        <w:rPr>
-          <w:b/>
-          <w:bCs/>
-          <w:rtl/>
-        </w:rPr>
-        <w:t>37 unités</w:t>
+        <w:t>176 unités</w:t>
       </w:r>
       <w:r>
         <w:rPr>
@@ -11218,12 +11241,13 @@
         </w:rPr>
         <w:jc w:val="right"/>
       </w:pPr>
-      <w:bookmarkStart w:id="8" w:name="المقدمة-العامة"/>
+      <w:bookmarkStart w:id="9" w:name="المقدمة-العامة"/>
       <w:bookmarkEnd w:id="7"/>
       <w:r>
         <w:rPr>
           <w:rtl/>
         </w:rPr>
+        <w:br w:type="page"/>
       </w:r>
     </w:p>
     <w:p>
@@ -11232,16 +11256,17 @@
         <w:pStyle w:val="Heading1"/>
         <w:jc w:val="right"/>
       </w:pPr>
-      <w:bookmarkStart w:id="9" w:name="_Toc232568787"/>
+      <w:bookmarkStart w:id="10" w:name="_Toc232568787"/>
       <w:r>
         <w:rPr>
           <w:bidi/>
           <w:rFonts w:ascii="Traditional Arabic" w:hAnsi="Traditional Arabic"/>
           <w:rtl/>
         </w:rPr>
+        <w:lastRenderedPageBreak/>
         <w:t>المقدمة العامة</w:t>
       </w:r>
-      <w:bookmarkEnd w:id="9"/>
+      <w:bookmarkEnd w:id="10"/>
     </w:p>
     <w:p>
       <w:pPr>
@@ -11249,8 +11274,8 @@
         <w:pStyle w:val="Heading2"/>
         <w:jc w:val="right"/>
       </w:pPr>
-      <w:bookmarkStart w:id="10" w:name="_Toc232568788"/>
       <w:bookmarkStart w:id="11" w:name="تمهيد"/>
+      <w:bookmarkStart w:id="12" w:name="_Toc232568788"/>
       <w:r>
         <w:rPr>
           <w:bidi/>
@@ -11259,7 +11284,7 @@
         </w:rPr>
         <w:t>تمهيد</w:t>
       </w:r>
-      <w:bookmarkEnd w:id="10"/>
+      <w:bookmarkEnd w:id="12"/>
     </w:p>
     <w:p>
       <w:pPr>
@@ -11280,8 +11305,8 @@
         <w:pStyle w:val="Heading2"/>
         <w:jc w:val="right"/>
       </w:pPr>
-      <w:bookmarkStart w:id="12" w:name="_Toc232568789"/>
       <w:bookmarkStart w:id="13" w:name="الإشكالية"/>
+      <w:bookmarkStart w:id="14" w:name="_Toc232568789"/>
       <w:bookmarkEnd w:id="11"/>
       <w:r>
         <w:rPr>
@@ -11291,7 +11316,7 @@
         </w:rPr>
         <w:t>الإشكالية</w:t>
       </w:r>
-      <w:bookmarkEnd w:id="12"/>
+      <w:bookmarkEnd w:id="14"/>
     </w:p>
     <w:p>
       <w:pPr>
@@ -11328,8 +11353,8 @@
         <w:pStyle w:val="Heading2"/>
         <w:jc w:val="right"/>
       </w:pPr>
-      <w:bookmarkStart w:id="14" w:name="_Toc232568790"/>
       <w:bookmarkStart w:id="15" w:name="الفرضيات"/>
+      <w:bookmarkStart w:id="16" w:name="_Toc232568790"/>
       <w:bookmarkEnd w:id="13"/>
       <w:r>
         <w:rPr>
@@ -11339,7 +11364,7 @@
         </w:rPr>
         <w:t>الفرضيات</w:t>
       </w:r>
-      <w:bookmarkEnd w:id="14"/>
+      <w:bookmarkEnd w:id="16"/>
     </w:p>
     <w:p>
       <w:pPr>
@@ -11421,12 +11446,13 @@
           <w:rtl/>
         </w:rPr>
       </w:pPr>
-      <w:bookmarkStart w:id="16" w:name="أهداف-الدراسة"/>
+      <w:bookmarkStart w:id="17" w:name="أهداف-الدراسة"/>
       <w:bookmarkEnd w:id="15"/>
       <w:r>
         <w:rPr>
           <w:rtl/>
         </w:rPr>
+        <w:br w:type="page"/>
       </w:r>
     </w:p>
     <w:p>
@@ -11435,16 +11461,17 @@
         <w:pStyle w:val="Heading2"/>
         <w:jc w:val="right"/>
       </w:pPr>
-      <w:bookmarkStart w:id="17" w:name="_Toc232568791"/>
+      <w:bookmarkStart w:id="18" w:name="_Toc232568791"/>
       <w:r>
         <w:rPr>
           <w:bidi/>
           <w:rFonts w:ascii="Traditional Arabic" w:hAnsi="Traditional Arabic"/>
           <w:rtl/>
         </w:rPr>
+        <w:lastRenderedPageBreak/>
         <w:t>أهداف الدراسة</w:t>
       </w:r>
-      <w:bookmarkEnd w:id="17"/>
+      <w:bookmarkEnd w:id="18"/>
     </w:p>
     <w:p>
       <w:pPr>
@@ -11555,9 +11582,9 @@
         <w:pStyle w:val="Heading2"/>
         <w:jc w:val="right"/>
       </w:pPr>
-      <w:bookmarkStart w:id="18" w:name="_Toc232568792"/>
       <w:bookmarkStart w:id="19" w:name="منهجية-البحث"/>
-      <w:bookmarkEnd w:id="16"/>
+      <w:bookmarkStart w:id="20" w:name="_Toc232568792"/>
+      <w:bookmarkEnd w:id="17"/>
       <w:r>
         <w:rPr>
           <w:bidi/>
@@ -11566,7 +11593,7 @@
         </w:rPr>
         <w:t>منهجية البحث</w:t>
       </w:r>
-      <w:bookmarkEnd w:id="18"/>
+      <w:bookmarkEnd w:id="20"/>
     </w:p>
     <w:p>
       <w:pPr>
@@ -11587,8 +11614,8 @@
         <w:pStyle w:val="Heading2"/>
         <w:jc w:val="right"/>
       </w:pPr>
-      <w:bookmarkStart w:id="20" w:name="_Toc232568793"/>
       <w:bookmarkStart w:id="21" w:name="هيكل-الدراسة"/>
+      <w:bookmarkStart w:id="22" w:name="_Toc232568793"/>
       <w:bookmarkEnd w:id="19"/>
       <w:r>
         <w:rPr>
@@ -11598,7 +11625,7 @@
         </w:rPr>
         <w:t>هيكل الدراسة</w:t>
       </w:r>
-      <w:bookmarkEnd w:id="20"/>
+      <w:bookmarkEnd w:id="22"/>
     </w:p>
     <w:p>
       <w:pPr>
@@ -11626,12 +11653,13 @@
           <w:rtl/>
         </w:rPr>
       </w:pPr>
-      <w:bookmarkStart w:id="22" w:name="Xf59180c5cc222249dc6a39c05bc19cdf400d056"/>
+      <w:bookmarkStart w:id="23" w:name="Xf59180c5cc222249dc6a39c05bc19cdf400d056"/>
       <w:bookmarkEnd w:id="21"/>
       <w:r>
         <w:rPr>
           <w:rtl/>
         </w:rPr>
+        <w:br w:type="page"/>
       </w:r>
     </w:p>
     <w:p>
@@ -11640,16 +11668,17 @@
         <w:pStyle w:val="Heading2"/>
         <w:jc w:val="right"/>
       </w:pPr>
-      <w:bookmarkStart w:id="23" w:name="_Toc232568794"/>
+      <w:bookmarkStart w:id="24" w:name="_Toc232568794"/>
       <w:r>
         <w:rPr>
           <w:bidi/>
           <w:rFonts w:ascii="Traditional Arabic" w:hAnsi="Traditional Arabic"/>
           <w:rtl/>
         </w:rPr>
+        <w:lastRenderedPageBreak/>
         <w:t>الانسجام مع منهاج BTS في تسيير المخزونات واللوجستيك (TAG1801)</w:t>
       </w:r>
-      <w:bookmarkEnd w:id="23"/>
+      <w:bookmarkEnd w:id="24"/>
     </w:p>
     <w:p>
       <w:pPr>
@@ -11675,18 +11704,21 @@
         <w:rPr>
           <w:b/>
         </w:rPr>
-      </w:r>
-      <w:r>
-        <w:rPr>
-          <w:b/>
-        </w:rPr>
-      </w:r>
-      <w:r>
-        <w:rPr>
-          <w:b/>
-        </w:rPr>
-      </w:r>
-      <w:bookmarkStart w:id="24" w:name="_Toc232568887"/>
+        <w:fldChar w:fldCharType="begin"/>
+      </w:r>
+      <w:r>
+        <w:rPr>
+          <w:b/>
+        </w:rPr>
+        <w:instrText xml:space="preserve"> SEQ جدول \* ARABIC \r 1 </w:instrText>
+      </w:r>
+      <w:r>
+        <w:rPr>
+          <w:b/>
+        </w:rPr>
+        <w:fldChar w:fldCharType="separate"/>
+      </w:r>
+      <w:bookmarkStart w:id="25" w:name="_Toc232568887"/>
       <w:r>
         <w:rPr>
           <w:b/>
@@ -11698,6 +11730,7 @@
         <w:rPr>
           <w:b/>
         </w:rPr>
+        <w:fldChar w:fldCharType="end"/>
       </w:r>
       <w:r>
         <w:rPr>
@@ -11708,7 +11741,7 @@
         </w:rPr>
         <w:t>: الانسجام مع منهاج BTS في تسيير المخزونات واللوجستيك (TAG1801)</w:t>
       </w:r>
-      <w:bookmarkEnd w:id="24"/>
+      <w:bookmarkEnd w:id="25"/>
     </w:p>
     <w:tbl>
       <w:tblPr>
@@ -14281,7 +14314,11 @@
         <w:bidi w:val="1"/>
         <w:jc w:val="right"/>
       </w:pPr>
-      <w:r/>
+      <w:r>
+        <w:pict w14:anchorId="0CFB7F49">
+          <v:rect id="_x0000_i1025" style="width:0;height:1.5pt" o:hralign="right" o:hrstd="t" o:hr="t"/>
+        </w:pict>
+      </w:r>
     </w:p>
     <w:p>
       <w:pPr>
@@ -14290,19 +14327,20 @@
         <w:pageBreakBefore/>
         <w:jc w:val="right"/>
       </w:pPr>
-      <w:bookmarkStart w:id="25" w:name="_Toc232568795"/>
       <w:bookmarkStart w:id="26" w:name="Xdded5c7f65391e1348f873ece249db48d441899"/>
-      <w:bookmarkEnd w:id="8"/>
-      <w:bookmarkEnd w:id="22"/>
+      <w:bookmarkStart w:id="27" w:name="_Toc232568795"/>
+      <w:bookmarkEnd w:id="9"/>
+      <w:bookmarkEnd w:id="23"/>
       <w:r>
         <w:rPr>
           <w:bidi/>
           <w:rFonts w:ascii="Traditional Arabic" w:hAnsi="Traditional Arabic"/>
           <w:rtl/>
         </w:rPr>
+        <w:lastRenderedPageBreak/>
         <w:t>الفصل الأول: الإطار النظري للتسيير اللوجيستي</w:t>
       </w:r>
-      <w:bookmarkEnd w:id="25"/>
+      <w:bookmarkEnd w:id="27"/>
     </w:p>
     <w:p>
       <w:pPr>
@@ -14324,42 +14362,33 @@
         <w:bidi w:val="1"/>
         <w:jc w:val="right"/>
       </w:pPr>
-      <w:bookmarkStart w:id="27" w:name="Xf611bb0edf20bf1066e7eca580412f3b8334a9d"/>
-      <w:r>
-        <w:rPr>
-          <w:bidi/>
-          <w:rtl/>
-        </w:rPr>
-        <w:t xml:space="preserve">يُعدّ هذا الفصل الركيزة النظرية التي تنبني عليها فصول الدراسة كلها. يستعرض المبحث الأول المفاهيم الأساسية للتسيير اللوجيستي وسلسلة التوريد ودور المستودعات، ثم ينتقل المبحث الثاني إلى تسيير المخزونات في القطاع العام والإطار التنظيمي الجزائري الذي يحكم عمليات التموين والمشتريات. ويتناول المبحث الثالث إدارة الشراء والدورة المستندية كحلقة وصل بين الاحتياجات الميدانية والتوريد الفعلي. ويُخصص المبحث الرابع لأدوات التقييم المحاسبي للمخزون (ABC، EOQ، ROP، CMUP، FIFO) مع أمثلة تطبيقية مستمدة من بيانات المشروع. وأخيراً، يستعرض المبحث الخامس تقييم </w:t>
-      </w:r>
-      <w:bookmarkStart w:id="28" w:name="_GoBack"/>
+      <w:bookmarkStart w:id="28" w:name="Xf611bb0edf20bf1066e7eca580412f3b8334a9d"/>
+      <w:r>
+        <w:rPr>
+          <w:bidi/>
+          <w:rtl/>
+        </w:rPr>
+        <w:t>يُعدّ هذا الفصل الركيزة النظرية التي تنبني عليها فصول الدراسة كلها. يستعرض المبحث الأول المفاهيم الأساسية للتسيير اللوجيستي وسلسلة التوريد ودور المستودعات، ثم ينتقل المبحث الثاني إلى تسيير المخزونات في القطاع العام والإطار التنظيمي الجزائري الذي يحكم عمليات التموين والمشتريات. ويتناول المبحث الثالث إدارة الشراء والدورة المستندية كحلقة وصل بين الاحتياجات الميدانية والتوريد الفعلي. ويُخصص المبحث الرابع لأدوات التقييم المحاسبي للمخزون (ABC، EOQ، ROP، CMUP، FIFO) مع أمثلة تطبيقية مستمدة من بيانات المشروع. وأخيراً، يستعرض المبحث الخامس تقييم الموردين ومفهوم الأنظمة المندمجة (ERP) كإطار مفاهيمي للحل الرقمي المقترح.</w:t>
+      </w:r>
+    </w:p>
+    <w:p>
+      <w:pPr>
+        <w:bidi w:val="1"/>
+        <w:pStyle w:val="Heading2"/>
+        <w:jc w:val="right"/>
+      </w:pPr>
+      <w:bookmarkStart w:id="29" w:name="X948e1094553a531d6db6f4893473d29311c3135"/>
+      <w:bookmarkStart w:id="30" w:name="_Toc232568796"/>
       <w:bookmarkEnd w:id="28"/>
       <w:r>
         <w:rPr>
           <w:bidi/>
-          <w:rtl/>
-        </w:rPr>
-        <w:t>الموردين ومفهوم الأنظمة المندمجة (ERP) كإطار مفاهيمي للحل الرقمي المقترح.</w:t>
-      </w:r>
-    </w:p>
-    <w:p>
-      <w:pPr>
-        <w:bidi w:val="1"/>
-        <w:pStyle w:val="Heading2"/>
-        <w:jc w:val="right"/>
-      </w:pPr>
-      <w:bookmarkStart w:id="29" w:name="_Toc232568796"/>
-      <w:bookmarkStart w:id="30" w:name="X948e1094553a531d6db6f4893473d29311c3135"/>
-      <w:bookmarkEnd w:id="27"/>
-      <w:r>
-        <w:rPr>
-          <w:bidi/>
           <w:rFonts w:ascii="Traditional Arabic" w:hAnsi="Traditional Arabic"/>
           <w:rtl/>
         </w:rPr>
         <w:t>المبحث الأول: المفاهيم الأساسية للتسيير اللوجيستي</w:t>
       </w:r>
-      <w:bookmarkEnd w:id="29"/>
+      <w:bookmarkEnd w:id="30"/>
     </w:p>
     <w:p>
       <w:pPr>
@@ -14367,8 +14396,8 @@
         <w:pStyle w:val="Heading3"/>
         <w:jc w:val="right"/>
       </w:pPr>
-      <w:bookmarkStart w:id="31" w:name="_Toc232568797"/>
-      <w:bookmarkStart w:id="32" w:name="X6ae151a505b1cf0518b3edad6d35b811125f13b"/>
+      <w:bookmarkStart w:id="31" w:name="X6ae151a505b1cf0518b3edad6d35b811125f13b"/>
+      <w:bookmarkStart w:id="32" w:name="_Toc232568797"/>
       <w:r>
         <w:rPr>
           <w:bidi/>
@@ -14376,31 +14405,77 @@
         </w:rPr>
         <w:t>1. مفهوم التسيير اللوجيستي (Logistics Management)</w:t>
       </w:r>
+      <w:bookmarkEnd w:id="32"/>
+    </w:p>
+    <w:p>
+      <w:pPr>
+        <w:bidi w:val="1"/>
+        <w:jc w:val="right"/>
+      </w:pPr>
+      <w:r>
+        <w:rPr>
+          <w:bidi/>
+          <w:rtl/>
+        </w:rPr>
+        <w:t>مرّ مفهوم اللوجستيك بتطور تاريخي كبير على مدى قرنين من الزمن؛ فبعد أن كان مصطلحاً عسكرياً بامتياز يُستخدم لتأمين الإمدادات للجيوش في ساحات القتال (كما تجلى في حروب نابليون والحرب العالمية الثانية)، انتقل إلى عالم الأعمال في منتصف القرن العشرين مع بزوغ فكر الإدارة العلمية وتزايد تعقيد سلاسل التوريد. يُعرِّف مجلس محترفي إدارة سلسلة التوريد (CSCMP) اللوجستيك اليوم بأنه: "ذلك الجزء من إدارة سلسلة التوريد الذي يُخطط ويُنفِّذ ويُراقب تدفق وتخزين السلع والخدمات والمعلومات المتعلقة بها، من نقطة المنشأ إلى نقطة الاستهلاك، بكفاءة وفاعلية، بهدف تلبية متطلبات الزبائن"</w:t>
+      </w:r>
+      <w:r>
+        <w:rPr>
+          <w:rStyle w:val="FootnoteReference"/>
+        </w:rPr>
+        <w:footnoteReference w:id="1"/>
+      </w:r>
+      <w:r>
+        <w:rPr>
+          <w:bidi/>
+          <w:rtl/>
+        </w:rPr>
+        <w:t>. وقد تفرعت عن هذا المفهوم عدة مدارس فكرية: المدرسة الكلاسيكية التي ركزت على خفض التكاليف المنفردة، والمدرسة الشاملة التي نظرت إلى النظام اللوجيستي ككل متكامل (Total Cost Concept)، والمدرسة الحديثة التي تدمج التكنولوجيا والذكاء الاصطناعي في صلب العملية اللوجيستية. في السياق الجزائري، تكتسب اللوجستيك العمومية خصوصية إضافية، إذ تتفاعل مع قيود تنظيمية وميزانياتية صارمة تستوجب حلولاً مبتكرة ومنخفضة التكلفة في آنٍ واحد.</w:t>
+      </w:r>
+    </w:p>
+    <w:p>
+      <w:pPr>
+        <w:bidi w:val="1"/>
+        <w:pStyle w:val="Heading3"/>
+        <w:jc w:val="right"/>
+      </w:pPr>
+      <w:bookmarkStart w:id="33" w:name="X0cc40933b11ca9c345543fa46db131b050093cf"/>
+      <w:bookmarkStart w:id="34" w:name="_Toc232568798"/>
       <w:bookmarkEnd w:id="31"/>
-    </w:p>
-    <w:p>
-      <w:pPr>
-        <w:bidi w:val="1"/>
-        <w:jc w:val="right"/>
-      </w:pPr>
-      <w:r>
-        <w:rPr>
-          <w:bidi/>
-          <w:rtl/>
-        </w:rPr>
-        <w:t>مرّ مفهوم اللوجستيك بتطور تاريخي كبير على مدى قرنين من الزمن؛ فبعد أن كان مصطلحاً عسكرياً بامتياز يُستخدم لتأمين الإمدادات للجيوش في ساحات القتال (كما تجلى في حروب نابليون والحرب العالمية الثانية)، انتقل إلى عالم الأعمال في منتصف القرن العشرين مع بزوغ فكر الإدارة العلمية وتزايد تعقيد سلاسل التوريد. يُعرِّف مجلس محترفي إدارة سلسلة التوريد (CSCMP) اللوجستيك اليوم بأنه: "ذلك الجزء من إدارة سلسلة التوريد الذي يُخطط ويُنفِّذ ويُراقب تدفق وتخزين السلع والخدمات والمعلومات المتعلقة بها، من نقطة المنشأ إلى نقطة الاستهلاك، بكفاءة وفاعلية، بهدف تلبية متطلبات الزبائن"</w:t>
+      <w:r>
+        <w:rPr>
+          <w:bidi/>
+          <w:rtl/>
+        </w:rPr>
+        <w:lastRenderedPageBreak/>
+        <w:t>2. إدارة سلسلة التوريد (Supply Chain Management - SCM)</w:t>
+      </w:r>
+      <w:bookmarkEnd w:id="34"/>
+    </w:p>
+    <w:p>
+      <w:pPr>
+        <w:bidi w:val="1"/>
+        <w:jc w:val="right"/>
+      </w:pPr>
+      <w:r>
+        <w:rPr>
+          <w:bidi/>
+          <w:rtl/>
+        </w:rPr>
+        <w:t>إدارة سلسلة التوريد هي مفهوم أوسع وأشمل من اللوجستيك؛ فهي تشمل التنسيق المتكامل والتعاون الاستراتيجي بين جميع الأطراف الفاعلة في العملية الإنتاجية والتوزيعية، بدءاً من موردي المواد الأولية، مروراً بالمنتجين والموزعين وتجار الجملة والتجزئة، وصولاً إلى المستهلك النهائي. وفقاً لمنظمة "Global Supply Chain Forum" (GSCF)، تُعرَّف SCM بأنها: "تكامل العمليات التجارية الرئيسية عبر امتداد سلسلة التوريد، بهدف خلق قيمة للزبائن وأصحاب المصلحة". وقد طوّر الباحثان Cooper &amp; Lambert (2000) نموذج GSCF الذي يُحدد 8 عمليات رئيسية في SCM</w:t>
       </w:r>
       <w:r>
         <w:rPr>
           <w:rStyle w:val="FootnoteReference"/>
         </w:rPr>
-      </w:r>
-      <w:r>
-        <w:rPr>
-          <w:bidi/>
-          <w:rtl/>
-        </w:rPr>
-        <w:t>. وقد تفرعت عن هذا المفهوم عدة مدارس فكرية: المدرسة الكلاسيكية التي ركزت على خفض التكاليف المنفردة، والمدرسة الشاملة التي نظرت إلى النظام اللوجيستي ككل متكامل (Total Cost Concept)، والمدرسة الحديثة التي تدمج التكنولوجيا والذكاء الاصطناعي في صلب العملية اللوجيستية. في السياق الجزائري، تكتسب اللوجستيك العمومية خصوصية إضافية، إذ تتفاعل مع قيود تنظيمية وميزانياتية صارمة تستوجب حلولاً مبتكرة ومنخفضة التكلفة في آنٍ واحد.</w:t>
+        <w:footnoteReference w:id="2"/>
+      </w:r>
+      <w:r>
+        <w:rPr>
+          <w:bidi/>
+          <w:rtl/>
+        </w:rPr>
+        <w:t>: إدارة العلاقات مع الزبائن، إدارة خدمة الزبائن، إدارة الطلب، تنفيذ الطلبيات، إدارة تدفق الإنتاج، إدارة العلاقات مع الموردين، تطوير المنتجات وتسويقها، وإدارة المرتجعات. في سياق الدراسة الحالية، تتبنى مديرية التربية ثلاثة من هذه العمليات بصورة رئيسية: إدارة الطلب (تقدير احتياجات المؤسسات التعليمية)، تنفيذ الطلبيات (دورة الشراء)، وإدارة العلاقات مع الموردين (تقييم الموردين واختيارهم). يهدف تكامل هذه العمليات إلى تحسين قيمة السلسلة ككل عبر تقليل الهدر، وتحسين سرعة الاستجابة للاحتياجات الطارئة، وتقليل التكاليف الإجمالية للتزويد والتخزين.</w:t>
       </w:r>
     </w:p>
     <w:p>
@@ -14409,77 +14484,35 @@
         <w:pStyle w:val="Heading3"/>
         <w:jc w:val="right"/>
       </w:pPr>
-      <w:bookmarkStart w:id="33" w:name="_Toc232568798"/>
-      <w:bookmarkStart w:id="34" w:name="X0cc40933b11ca9c345543fa46db131b050093cf"/>
-      <w:bookmarkEnd w:id="32"/>
-      <w:r>
-        <w:rPr>
-          <w:bidi/>
-          <w:rtl/>
-        </w:rPr>
-        <w:t>2. إدارة سلسلة التوريد (Supply Chain Management - SCM)</w:t>
-      </w:r>
+      <w:bookmarkStart w:id="35" w:name="X964df9414599ec61ed7b3115d8f9a749868681b"/>
+      <w:bookmarkStart w:id="36" w:name="_Toc232568799"/>
       <w:bookmarkEnd w:id="33"/>
-    </w:p>
-    <w:p>
-      <w:pPr>
-        <w:bidi w:val="1"/>
-        <w:jc w:val="right"/>
-      </w:pPr>
-      <w:r>
-        <w:rPr>
-          <w:bidi/>
-          <w:rtl/>
-        </w:rPr>
-        <w:t>إدارة سلسلة التوريد هي مفهوم أوسع وأشمل من اللوجستيك؛ فهي تشمل التنسيق المتكامل والتعاون الاستراتيجي بين جميع الأطراف الفاعلة في العملية الإنتاجية والتوزيعية، بدءاً من موردي المواد الأولية، مروراً بالمنتجين والموزعين وتجار الجملة والتجزئة، وصولاً إلى المستهلك النهائي. وفقاً لمنظمة "Global Supply Chain Forum" (GSCF)، تُعرَّف SCM بأنها: "تكامل العمليات التجارية الرئيسية عبر امتداد سلسلة التوريد، بهدف خلق قيمة للزبائن وأصحاب المصلحة". وقد طوّر الباحثان Cooper &amp; Lambert (2000) نموذج GSCF الذي يُحدد 8 عمليات رئيسية في SCM</w:t>
+      <w:r>
+        <w:rPr>
+          <w:bidi/>
+          <w:rtl/>
+        </w:rPr>
+        <w:t>3. دور المستودعات وتصنيفها</w:t>
+      </w:r>
+      <w:bookmarkEnd w:id="36"/>
+    </w:p>
+    <w:p>
+      <w:pPr>
+        <w:bidi w:val="1"/>
+        <w:jc w:val="right"/>
+      </w:pPr>
+      <w:r>
+        <w:rPr>
+          <w:bidi/>
+          <w:rtl/>
+        </w:rPr>
+        <w:t>تُمثّل المستودعات العصب الحيوي في أي منظومة لوجيستية، حيث لا تقتصر وظيفتها على مجرد الاحتفاظ بالسلع، بل تمتد لتشمل أربع وظائف استراتيجية على الأقل</w:t>
       </w:r>
       <w:r>
         <w:rPr>
           <w:rStyle w:val="FootnoteReference"/>
         </w:rPr>
-      </w:r>
-      <w:r>
-        <w:rPr>
-          <w:bidi/>
-          <w:rtl/>
-        </w:rPr>
-        <w:t>: إدارة العلاقات مع الزبائن، إدارة خدمة الزبائن، إدارة الطلب، تنفيذ الطلبيات، إدارة تدفق الإنتاج، إدارة العلاقات مع الموردين، تطوير المنتجات وتسويقها، وإدارة المرتجعات. في سياق الدراسة الحالية، تتبنى مديرية التربية ثلاثة من هذه العمليات بصورة رئيسية: إدارة الطلب (تقدير احتياجات المؤسسات التعليمية)، تنفيذ الطلبيات (دورة الشراء)، وإدارة العلاقات مع الموردين (تقييم الموردين واختيارهم). يهدف تكامل هذه العمليات إلى تحسين قيمة السلسلة ككل عبر تقليل الهدر، وتحسين سرعة الاستجابة للاحتياجات الطارئة، وتقليل التكاليف الإجمالية للتزويد والتخزين.</w:t>
-      </w:r>
-    </w:p>
-    <w:p>
-      <w:pPr>
-        <w:bidi w:val="1"/>
-        <w:pStyle w:val="Heading3"/>
-        <w:jc w:val="right"/>
-      </w:pPr>
-      <w:bookmarkStart w:id="35" w:name="_Toc232568799"/>
-      <w:bookmarkStart w:id="36" w:name="X964df9414599ec61ed7b3115d8f9a749868681b"/>
-      <w:bookmarkEnd w:id="34"/>
-      <w:r>
-        <w:rPr>
-          <w:bidi/>
-          <w:rtl/>
-        </w:rPr>
-        <w:t>3. دور المستودعات وتصنيفها</w:t>
-      </w:r>
-      <w:bookmarkEnd w:id="35"/>
-    </w:p>
-    <w:p>
-      <w:pPr>
-        <w:bidi w:val="1"/>
-        <w:jc w:val="right"/>
-      </w:pPr>
-      <w:r>
-        <w:rPr>
-          <w:bidi/>
-          <w:rtl/>
-        </w:rPr>
-        <w:t>تُمثّل المستودعات العصب الحيوي في أي منظومة لوجيستية، حيث لا تقتصر وظيفتها على مجرد الاحتفاظ بالسلع، بل تمتد لتشمل أربع وظائف استراتيجية على الأقل</w:t>
-      </w:r>
-      <w:r>
-        <w:rPr>
-          <w:rStyle w:val="FootnoteReference"/>
-        </w:rPr>
+        <w:footnoteReference w:id="3"/>
       </w:r>
       <w:r>
         <w:rPr>
@@ -14559,6 +14592,7 @@
           <w:bCs/>
           <w:rtl/>
         </w:rPr>
+        <w:lastRenderedPageBreak/>
         <w:t>الحماية والتأمين:</w:t>
       </w:r>
       <w:r>
@@ -14599,6 +14633,7 @@
         <w:rPr>
           <w:rStyle w:val="FootnoteReference"/>
         </w:rPr>
+        <w:footnoteReference w:id="4"/>
       </w:r>
       <w:r>
         <w:rPr>
@@ -14612,7 +14647,11 @@
         <w:bidi w:val="1"/>
         <w:jc w:val="right"/>
       </w:pPr>
-      <w:r/>
+      <w:r>
+        <w:pict w14:anchorId="274EBBAF">
+          <v:rect id="_x0000_i1420" style="width:0;height:1.5pt" o:hralign="right" o:hrstd="t" o:hr="t"/>
+        </w:pict>
+      </w:r>
     </w:p>
     <w:p>
       <w:pPr>
@@ -14620,10 +14659,10 @@
         <w:pStyle w:val="Heading2"/>
         <w:jc w:val="right"/>
       </w:pPr>
-      <w:bookmarkStart w:id="37" w:name="_Toc232568800"/>
-      <w:bookmarkStart w:id="38" w:name="Xb98e67e6d1739a4d79f518326bb9bac61b25523"/>
-      <w:bookmarkEnd w:id="30"/>
-      <w:bookmarkEnd w:id="36"/>
+      <w:bookmarkStart w:id="37" w:name="Xb98e67e6d1739a4d79f518326bb9bac61b25523"/>
+      <w:bookmarkStart w:id="38" w:name="_Toc232568800"/>
+      <w:bookmarkEnd w:id="29"/>
+      <w:bookmarkEnd w:id="35"/>
       <w:r>
         <w:rPr>
           <w:bidi/>
@@ -14632,7 +14671,7 @@
         </w:rPr>
         <w:t>المبحث الثاني: تسيير المخزونات في القطاع العام</w:t>
       </w:r>
-      <w:bookmarkEnd w:id="37"/>
+      <w:bookmarkEnd w:id="38"/>
     </w:p>
     <w:p>
       <w:pPr>
@@ -14640,8 +14679,8 @@
         <w:pStyle w:val="Heading3"/>
         <w:jc w:val="right"/>
       </w:pPr>
-      <w:bookmarkStart w:id="39" w:name="_Toc232568801"/>
-      <w:bookmarkStart w:id="40" w:name="X74e9138fa2e70dfaae98d362d5c20d245ce46e1"/>
+      <w:bookmarkStart w:id="39" w:name="X74e9138fa2e70dfaae98d362d5c20d245ce46e1"/>
+      <w:bookmarkStart w:id="40" w:name="_Toc232568801"/>
       <w:r>
         <w:rPr>
           <w:bidi/>
@@ -14649,7 +14688,7 @@
         </w:rPr>
         <w:t>أولاً: تعريف المخزون وأهميته في المؤسسة العمومية</w:t>
       </w:r>
-      <w:bookmarkEnd w:id="39"/>
+      <w:bookmarkEnd w:id="40"/>
     </w:p>
     <w:p>
       <w:pPr>
@@ -14681,6 +14720,7 @@
           <w:bCs/>
           <w:rtl/>
         </w:rPr>
+        <w:lastRenderedPageBreak/>
         <w:t>المواد الاستهلاكية ذات الدوران السريع:</w:t>
       </w:r>
       <w:r>
@@ -14724,9 +14764,9 @@
         <w:pStyle w:val="Heading3"/>
         <w:jc w:val="right"/>
       </w:pPr>
-      <w:bookmarkStart w:id="41" w:name="_Toc232568802"/>
-      <w:bookmarkStart w:id="42" w:name="ثانياً-أهمية-تسيير-المخزون"/>
-      <w:bookmarkEnd w:id="40"/>
+      <w:bookmarkStart w:id="41" w:name="ثانياً-أهمية-تسيير-المخزون"/>
+      <w:bookmarkStart w:id="42" w:name="_Toc232568802"/>
+      <w:bookmarkEnd w:id="39"/>
       <w:r>
         <w:rPr>
           <w:bidi/>
@@ -14734,7 +14774,7 @@
         </w:rPr>
         <w:t>ثانياً: أهمية تسيير المخزون</w:t>
       </w:r>
-      <w:bookmarkEnd w:id="41"/>
+      <w:bookmarkEnd w:id="42"/>
     </w:p>
     <w:p>
       <w:pPr>
@@ -14847,6 +14887,7 @@
           <w:bCs/>
           <w:rtl/>
         </w:rPr>
+        <w:lastRenderedPageBreak/>
         <w:t>وظيفة دعم القرار (Decision Support):</w:t>
       </w:r>
       <w:r>
@@ -14863,9 +14904,9 @@
         <w:pStyle w:val="Heading3"/>
         <w:jc w:val="right"/>
       </w:pPr>
-      <w:bookmarkStart w:id="43" w:name="_Toc232568803"/>
-      <w:bookmarkStart w:id="44" w:name="ثالثاً-الإطار-التنظيمي-الجزائري"/>
-      <w:bookmarkEnd w:id="42"/>
+      <w:bookmarkStart w:id="43" w:name="ثالثاً-الإطار-التنظيمي-الجزائري"/>
+      <w:bookmarkStart w:id="44" w:name="_Toc232568803"/>
+      <w:bookmarkEnd w:id="41"/>
       <w:r>
         <w:rPr>
           <w:bidi/>
@@ -14873,7 +14914,7 @@
         </w:rPr>
         <w:t>ثالثاً: الإطار التنظيمي الجزائري</w:t>
       </w:r>
-      <w:bookmarkEnd w:id="43"/>
+      <w:bookmarkEnd w:id="44"/>
     </w:p>
     <w:p>
       <w:pPr>
@@ -14907,6 +14948,7 @@
         <w:rPr>
           <w:rStyle w:val="FootnoteReference"/>
         </w:rPr>
+        <w:footnoteReference w:id="5"/>
       </w:r>
       <w:r>
         <w:rPr>
@@ -15014,6 +15056,7 @@
           <w:bCs/>
           <w:rtl/>
         </w:rPr>
+        <w:lastRenderedPageBreak/>
         <w:t>تسيير المخزونات والجرد الدوري:</w:t>
       </w:r>
       <w:r>
@@ -15063,21 +15106,26 @@
         <w:rPr>
           <w:rStyle w:val="FootnoteReference"/>
         </w:rPr>
-      </w:r>
-      <w:r>
-        <w:rPr>
-          <w:bidi/>
-          <w:rtl/>
-        </w:rPr>
-        <w:t>. يُشكّل هذا الإعفاء متغيراً جوهرياً في حساب التكاليف الفعلية للمشتريات، إذ يعني أن الأسعار المُدرجة في أوامر الشراء هي أسعار نهائية خالية من الرسم، مما يُبسِّط معادلة التكلفة الإجمالية ويجعل القيمة المُستخدمة في نموذج ويلسون (PU = 4,500 دج للوحدة) قيمةً صافيةً مطابقةً للواقع المالي الفعلي للمؤسسة. يُشكّل هذا الإطار التنظيمي الحجر الزاوية الذي يحدد متطلبات النظام المقترح. فبما أن القانون يُلزِم بدقة التتبع والجرد والتوثيق (المرسوم الرئاسي 15-247، 2015؛ قانون المالية سنوي)، فإن نظام دعم القرار v13.2 صُمِّم ليتوافق مع هذه المتطلبات عبر توفير سجل حركات رقمي غير قابل للتعديل (Immutable Audit Trail)، وتقارير جرد آلية، ونظام توثيق إلكتروني يُحاكي الدورة المستندية القانونية.</w:t>
-      </w:r>
-    </w:p>
-    <w:p>
-      <w:pPr>
-        <w:bidi w:val="1"/>
-        <w:jc w:val="right"/>
-      </w:pPr>
-      <w:r/>
+        <w:footnoteReference w:id="6"/>
+      </w:r>
+      <w:r>
+        <w:rPr>
+          <w:bidi/>
+          <w:rtl/>
+        </w:rPr>
+        <w:t>. يُشكّل هذا الإعفاء متغيراً جوهرياً في حساب التكاليف الفعلية للمشتريات، إذ يعني أن الأسعار المُدرجة في أوامر الشراء هي أسعار نهائية خالية من الرسم، مما يُبسِّط معادلة التكلفة الإجمالية ويجعل القيمة المُستخدمة في نموذج ويلسون (PU = 400 دج للوحدة) قيمةً صافيةً مطابقةً للواقع المالي الفعلي للمؤسسة. يُشكّل هذا الإطار التنظيمي الحجر الزاوية الذي يحدد متطلبات النظام المقترح. فبما أن القانون يُلزِم بدقة التتبع والجرد والتوثيق (المرسوم الرئاسي 15-247، 2015؛ قانون المالية سنوي)، فإن نظام دعم القرار v13.2 صُمِّم ليتوافق مع هذه المتطلبات عبر توفير سجل حركات رقمي غير قابل للتعديل (Immutable Audit Trail)، وتقارير جرد آلية، ونظام توثيق إلكتروني يُحاكي الدورة المستندية القانونية.</w:t>
+      </w:r>
+    </w:p>
+    <w:p>
+      <w:pPr>
+        <w:bidi w:val="1"/>
+        <w:jc w:val="right"/>
+      </w:pPr>
+      <w:r>
+        <w:pict w14:anchorId="1282E9D7">
+          <v:rect id="_x0000_i1421" style="width:0;height:1.5pt" o:hralign="right" o:hrstd="t" o:hr="t"/>
+        </w:pict>
+      </w:r>
     </w:p>
     <w:p>
       <w:pPr>
@@ -15085,19 +15133,20 @@
         <w:pStyle w:val="Heading2"/>
         <w:jc w:val="right"/>
       </w:pPr>
-      <w:bookmarkStart w:id="45" w:name="_Toc232568804"/>
-      <w:bookmarkStart w:id="46" w:name="X0b33a1787aeef4eb8491627c0fcc2828f98e578"/>
-      <w:bookmarkEnd w:id="38"/>
-      <w:bookmarkEnd w:id="44"/>
+      <w:bookmarkStart w:id="45" w:name="X0b33a1787aeef4eb8491627c0fcc2828f98e578"/>
+      <w:bookmarkStart w:id="46" w:name="_Toc232568804"/>
+      <w:bookmarkEnd w:id="37"/>
+      <w:bookmarkEnd w:id="43"/>
       <w:r>
         <w:rPr>
           <w:bidi/>
           <w:rFonts w:ascii="Traditional Arabic" w:hAnsi="Traditional Arabic"/>
           <w:rtl/>
         </w:rPr>
+        <w:lastRenderedPageBreak/>
         <w:t>المبحث الثالث: إدارة الشراء والدورة المستندية</w:t>
       </w:r>
-      <w:bookmarkEnd w:id="45"/>
+      <w:bookmarkEnd w:id="46"/>
     </w:p>
     <w:p>
       <w:pPr>
@@ -15105,8 +15154,8 @@
         <w:pStyle w:val="Heading3"/>
         <w:jc w:val="right"/>
       </w:pPr>
-      <w:bookmarkStart w:id="47" w:name="_Toc232568805"/>
-      <w:bookmarkStart w:id="48" w:name="X840ddb239f67ba41aed2c5ab494f49871bfa89d"/>
+      <w:bookmarkStart w:id="47" w:name="X840ddb239f67ba41aed2c5ab494f49871bfa89d"/>
+      <w:bookmarkStart w:id="48" w:name="_Toc232568805"/>
       <w:r>
         <w:rPr>
           <w:bidi/>
@@ -15114,122 +15163,123 @@
         </w:rPr>
         <w:t>1. وظيفة الشراء (Procurement Function)</w:t>
       </w:r>
+      <w:bookmarkEnd w:id="48"/>
+    </w:p>
+    <w:p>
+      <w:pPr>
+        <w:bidi w:val="1"/>
+        <w:jc w:val="right"/>
+      </w:pPr>
+      <w:r>
+        <w:rPr>
+          <w:bidi/>
+          <w:rtl/>
+        </w:rPr>
+        <w:t xml:space="preserve">تُعد وظيفة الشراء (Procurement) إحدى الوظائف الداعمة الأساسية في أي مؤسسة، وتهدف إلى تأمين احتياجات المؤسسة من المواد والخدمات اللازمة لسير نشاطها وفق معايير أداء محددة تُعرف في أدبيات الإدارة اللوجستية بـ "الخمسة الصحيحة" (5 Rights): الحصول على </w:t>
+      </w:r>
+      <w:r>
+        <w:rPr>
+          <w:bidi/>
+          <w:b/>
+          <w:bCs/>
+          <w:rtl/>
+        </w:rPr>
+        <w:t>النوعية</w:t>
+      </w:r>
+      <w:r>
+        <w:rPr>
+          <w:bidi/>
+          <w:rtl/>
+        </w:rPr>
+        <w:t xml:space="preserve"> المناسبة (Right Quality)، </w:t>
+      </w:r>
+      <w:r>
+        <w:rPr>
+          <w:bidi/>
+          <w:b/>
+          <w:bCs/>
+          <w:rtl/>
+        </w:rPr>
+        <w:t>بالكمية</w:t>
+      </w:r>
+      <w:r>
+        <w:rPr>
+          <w:bidi/>
+          <w:rtl/>
+        </w:rPr>
+        <w:t xml:space="preserve"> المطلوبة (Right Quantity)، </w:t>
+      </w:r>
+      <w:r>
+        <w:rPr>
+          <w:bidi/>
+          <w:b/>
+          <w:bCs/>
+          <w:rtl/>
+        </w:rPr>
+        <w:t>في الوقت</w:t>
+      </w:r>
+      <w:r>
+        <w:rPr>
+          <w:bidi/>
+          <w:rtl/>
+        </w:rPr>
+        <w:t xml:space="preserve"> المحدد (Right Time)، </w:t>
+      </w:r>
+      <w:r>
+        <w:rPr>
+          <w:bidi/>
+          <w:b/>
+          <w:bCs/>
+          <w:rtl/>
+        </w:rPr>
+        <w:t>من المصدر</w:t>
+      </w:r>
+      <w:r>
+        <w:rPr>
+          <w:bidi/>
+          <w:rtl/>
+        </w:rPr>
+        <w:t xml:space="preserve"> الموثوق (Right Source)، </w:t>
+      </w:r>
+      <w:r>
+        <w:rPr>
+          <w:bidi/>
+          <w:b/>
+          <w:bCs/>
+          <w:rtl/>
+        </w:rPr>
+        <w:t>وبالسعر</w:t>
+      </w:r>
+      <w:r>
+        <w:rPr>
+          <w:bidi/>
+          <w:rtl/>
+        </w:rPr>
+        <w:t xml:space="preserve"> الأفضل (Right Price). في القطاع العام، تضاف معايير إضافية كالشفافية (Transparency)، والمساواة بين المتنافسين (Equal Treatment)، والالتزام بالإجراءات القانونية التنظيمية. تمر عملية الشراء بست مراحل متسلسلة</w:t>
+      </w:r>
+      <w:r>
+        <w:rPr>
+          <w:rStyle w:val="FootnoteReference"/>
+        </w:rPr>
+        <w:footnoteReference w:id="7"/>
+      </w:r>
+      <w:r>
+        <w:rPr>
+          <w:bidi/>
+          <w:rtl/>
+        </w:rPr>
+        <w:t>: تحديد المواصفات، اختيار الموردين، التفاوض وإبرام العقد، إصدار أمر الشراء، متابعة التسليم، والتقييم البعدي. في سياق الدراسة الحالية، تنحصر وظيفة الشراء في المراحل المباشرة (إصدار الأمر واستلام البضاعة) بسبب محدودية صلاحيات المندوبين في القطاع العام، حيث تتركز صلاحيات التعاقد في الإدارة المركزية أو الهيئات الوصية.</w:t>
+      </w:r>
+    </w:p>
+    <w:p>
+      <w:pPr>
+        <w:bidi w:val="1"/>
+        <w:pStyle w:val="Heading3"/>
+        <w:jc w:val="right"/>
+      </w:pPr>
+      <w:bookmarkStart w:id="49" w:name="X06d4b6dd68c173adbe5393b74c94cc066e0865d"/>
+      <w:bookmarkStart w:id="50" w:name="_Toc232568806"/>
       <w:bookmarkEnd w:id="47"/>
-    </w:p>
-    <w:p>
-      <w:pPr>
-        <w:bidi w:val="1"/>
-        <w:jc w:val="right"/>
-      </w:pPr>
-      <w:r>
-        <w:rPr>
-          <w:bidi/>
-          <w:rtl/>
-        </w:rPr>
-        <w:t xml:space="preserve">تُعد وظيفة الشراء (Procurement) إحدى الوظائف الداعمة الأساسية في أي مؤسسة، وتهدف إلى تأمين احتياجات المؤسسة من المواد والخدمات اللازمة لسير نشاطها وفق معايير أداء محددة تُعرف في أدبيات الإدارة اللوجستية بـ "الخمسة الصحيحة" (5 Rights): الحصول على </w:t>
-      </w:r>
-      <w:r>
-        <w:rPr>
-          <w:bidi/>
-          <w:b/>
-          <w:bCs/>
-          <w:rtl/>
-        </w:rPr>
-        <w:t>النوعية</w:t>
-      </w:r>
-      <w:r>
-        <w:rPr>
-          <w:bidi/>
-          <w:rtl/>
-        </w:rPr>
-        <w:t xml:space="preserve"> المناسبة (Right Quality)، </w:t>
-      </w:r>
-      <w:r>
-        <w:rPr>
-          <w:bidi/>
-          <w:b/>
-          <w:bCs/>
-          <w:rtl/>
-        </w:rPr>
-        <w:t>بالكمية</w:t>
-      </w:r>
-      <w:r>
-        <w:rPr>
-          <w:bidi/>
-          <w:rtl/>
-        </w:rPr>
-        <w:t xml:space="preserve"> المطلوبة (Right Quantity)، </w:t>
-      </w:r>
-      <w:r>
-        <w:rPr>
-          <w:bidi/>
-          <w:b/>
-          <w:bCs/>
-          <w:rtl/>
-        </w:rPr>
-        <w:t>في الوقت</w:t>
-      </w:r>
-      <w:r>
-        <w:rPr>
-          <w:bidi/>
-          <w:rtl/>
-        </w:rPr>
-        <w:t xml:space="preserve"> المحدد (Right Time)، </w:t>
-      </w:r>
-      <w:r>
-        <w:rPr>
-          <w:bidi/>
-          <w:b/>
-          <w:bCs/>
-          <w:rtl/>
-        </w:rPr>
-        <w:t>من المصدر</w:t>
-      </w:r>
-      <w:r>
-        <w:rPr>
-          <w:bidi/>
-          <w:rtl/>
-        </w:rPr>
-        <w:t xml:space="preserve"> الموثوق (Right Source)، </w:t>
-      </w:r>
-      <w:r>
-        <w:rPr>
-          <w:bidi/>
-          <w:b/>
-          <w:bCs/>
-          <w:rtl/>
-        </w:rPr>
-        <w:t>وبالسعر</w:t>
-      </w:r>
-      <w:r>
-        <w:rPr>
-          <w:bidi/>
-          <w:rtl/>
-        </w:rPr>
-        <w:t xml:space="preserve"> الأفضل (Right Price). في القطاع العام، تضاف معايير إضافية كالشفافية (Transparency)، والمساواة بين المتنافسين (Equal Treatment)، والالتزام بالإجراءات القانونية التنظيمية. تمر عملية الشراء بست مراحل متسلسلة</w:t>
-      </w:r>
-      <w:r>
-        <w:rPr>
-          <w:rStyle w:val="FootnoteReference"/>
-        </w:rPr>
-      </w:r>
-      <w:r>
-        <w:rPr>
-          <w:bidi/>
-          <w:rtl/>
-        </w:rPr>
-        <w:t>: تحديد المواصفات، اختيار الموردين، التفاوض وإبرام العقد، إصدار أمر الشراء، متابعة التسليم، والتقييم البعدي. في سياق الدراسة الحالية، تنحصر وظيفة الشراء في المراحل المباشرة (إصدار الأمر واستلام البضاعة) بسبب محدودية صلاحيات المندوبين في القطاع العام، حيث تتركز صلاحيات التعاقد في الإدارة المركزية أو الهيئات الوصية.</w:t>
-      </w:r>
-    </w:p>
-    <w:p>
-      <w:pPr>
-        <w:bidi w:val="1"/>
-        <w:pStyle w:val="Heading3"/>
-        <w:jc w:val="right"/>
-      </w:pPr>
-      <w:bookmarkStart w:id="49" w:name="_Toc232568806"/>
-      <w:bookmarkStart w:id="50" w:name="X06d4b6dd68c173adbe5393b74c94cc066e0865d"/>
-      <w:bookmarkEnd w:id="48"/>
       <w:r>
         <w:rPr>
           <w:bidi/>
@@ -15237,7 +15287,7 @@
         </w:rPr>
         <w:t>2. الدورة المستندية في الإدارة العمومية</w:t>
       </w:r>
-      <w:bookmarkEnd w:id="49"/>
+      <w:bookmarkEnd w:id="50"/>
     </w:p>
     <w:p>
       <w:pPr>
@@ -15350,6 +15400,7 @@
           <w:bCs/>
           <w:rtl/>
         </w:rPr>
+        <w:lastRenderedPageBreak/>
         <w:t>أمر الشراء:</w:t>
       </w:r>
       <w:r>
@@ -15420,9 +15471,9 @@
         <w:pStyle w:val="Heading3"/>
         <w:jc w:val="right"/>
       </w:pPr>
-      <w:bookmarkStart w:id="51" w:name="_Toc232568807"/>
-      <w:bookmarkStart w:id="52" w:name="X9159b7f41042f3a404490eab795f27fd591040b"/>
-      <w:bookmarkEnd w:id="50"/>
+      <w:bookmarkStart w:id="51" w:name="X9159b7f41042f3a404490eab795f27fd591040b"/>
+      <w:bookmarkStart w:id="52" w:name="_Toc232568807"/>
+      <w:bookmarkEnd w:id="49"/>
       <w:r>
         <w:rPr>
           <w:bidi/>
@@ -15430,16 +15481,16 @@
         </w:rPr>
         <w:t>3. التكامل بين الشراء والتخزين</w:t>
       </w:r>
+      <w:bookmarkEnd w:id="52"/>
+    </w:p>
+    <w:p>
+      <w:pPr>
+        <w:bidi w:val="1"/>
+        <w:jc w:val="right"/>
+      </w:pPr>
+      <w:bookmarkStart w:id="53" w:name="Xe1510e847e96308c371f0f90de707c60606e70e"/>
+      <w:bookmarkEnd w:id="45"/>
       <w:bookmarkEnd w:id="51"/>
-    </w:p>
-    <w:p>
-      <w:pPr>
-        <w:bidi w:val="1"/>
-        <w:jc w:val="right"/>
-      </w:pPr>
-      <w:bookmarkStart w:id="53" w:name="Xe1510e847e96308c371f0f90de707c60606e70e"/>
-      <w:bookmarkEnd w:id="46"/>
-      <w:bookmarkEnd w:id="52"/>
       <w:r>
         <w:rPr>
           <w:bidi/>
@@ -15454,8 +15505,8 @@
         <w:pStyle w:val="Heading2"/>
         <w:jc w:val="right"/>
       </w:pPr>
-      <w:bookmarkStart w:id="54" w:name="_Toc232568808"/>
-      <w:bookmarkStart w:id="55" w:name="Xe71e4b4fd93dee69f233a0223a30763675d81f6"/>
+      <w:bookmarkStart w:id="54" w:name="Xe71e4b4fd93dee69f233a0223a30763675d81f6"/>
+      <w:bookmarkStart w:id="55" w:name="_Toc232568808"/>
       <w:bookmarkEnd w:id="53"/>
       <w:r>
         <w:rPr>
@@ -15465,7 +15516,7 @@
         </w:rPr>
         <w:t>المبحث الرابع: أدوات التقييم المحاسبي للمخزون</w:t>
       </w:r>
-      <w:bookmarkEnd w:id="54"/>
+      <w:bookmarkEnd w:id="55"/>
     </w:p>
     <w:p>
       <w:pPr>
@@ -15473,8 +15524,8 @@
         <w:pStyle w:val="Heading3"/>
         <w:jc w:val="right"/>
       </w:pPr>
-      <w:bookmarkStart w:id="56" w:name="_Toc232568809"/>
-      <w:bookmarkStart w:id="57" w:name="أولاً-تحليل-abc"/>
+      <w:bookmarkStart w:id="56" w:name="أولاً-تحليل-abc"/>
+      <w:bookmarkStart w:id="57" w:name="_Toc232568809"/>
       <w:r>
         <w:rPr>
           <w:bidi/>
@@ -15482,7 +15533,7 @@
         </w:rPr>
         <w:t>أولاً: تحليل ABC</w:t>
       </w:r>
-      <w:bookmarkEnd w:id="56"/>
+      <w:bookmarkEnd w:id="57"/>
     </w:p>
     <w:p>
       <w:pPr>
@@ -15501,6 +15552,7 @@
           <w:bidi/>
           <w:rtl/>
         </w:rPr>
+        <w:lastRenderedPageBreak/>
         <w:t>الأصناف تُمثّل الجزء الأكبر من القيمة الإجمالية للمخزون. يُصنَّف المخزون وفق هذا التحليل إلى ثلاث فئات متدرجة:</w:t>
       </w:r>
     </w:p>
@@ -15588,6 +15640,7 @@
         <w:rPr>
           <w:rStyle w:val="FootnoteReference"/>
         </w:rPr>
+        <w:footnoteReference w:id="8"/>
       </w:r>
       <w:r>
         <w:rPr>
@@ -15610,11 +15663,12 @@
         </w:rPr>
       </w:pPr>
       <w:bookmarkStart w:id="58" w:name="Xd131264382e8914601b54547c029e958735139c"/>
-      <w:bookmarkEnd w:id="57"/>
-      <w:r>
-        <w:rPr>
-          <w:rtl/>
-        </w:rPr>
+      <w:bookmarkEnd w:id="56"/>
+      <w:r>
+        <w:rPr>
+          <w:rtl/>
+        </w:rPr>
+        <w:br w:type="page"/>
       </w:r>
     </w:p>
     <w:p>
@@ -15629,6 +15683,7 @@
           <w:bidi/>
           <w:rtl/>
         </w:rPr>
+        <w:lastRenderedPageBreak/>
         <w:t>ثانياً: نموذج ويلسون للكمية الاقتصادية للطلب</w:t>
       </w:r>
       <w:bookmarkEnd w:id="59"/>
@@ -15649,6 +15704,7 @@
         <w:rPr>
           <w:rStyle w:val="FootnoteReference"/>
         </w:rPr>
+        <w:footnoteReference w:id="9"/>
       </w:r>
       <w:r>
         <w:rPr>
@@ -16275,6 +16331,7 @@
           <w:bidi/>
           <w:rtl/>
         </w:rPr>
+        <w:lastRenderedPageBreak/>
         <w:t xml:space="preserve">هذه هي الصيغة النهائية لنموذج ويلسون، وهي تُمثّل كمية الطلب التي تُحقّق التوازن الأمثل بين تكاليف الإصدار وتكاليف الاحتفاظ. </w:t>
       </w:r>
       <w:r>
@@ -16291,7 +16348,7 @@
           <w:bidi/>
           <w:rtl/>
         </w:rPr>
-        <w:t xml:space="preserve"> بفرض الطلب السنوي D = 789 وحدة (Toner G030 - ART-001)، وتكلفة الطلب S = 801.45 دج (مُستخرجة من تحليل التكاليف الفعلية في الميدان)، وسعر الوحدة PU = 4,500 دج، ومعدل الاحتفاظ I = 20%:</w:t>
+        <w:t xml:space="preserve"> بفرض الطلب السنوي D = 1,546 وحدة (Toner G030 - ART-001)، وتكلفة الطلب S = 801.45 دج (مُستخرجة من تحليل التكاليف الفعلية في الميدان)، وسعر الوحدة PU = 400 دج، ومعدل الاحتفاظ I = 20%:</w:t>
       </w:r>
     </w:p>
     <w:p>
@@ -17013,8 +17070,8 @@
         <w:pStyle w:val="Heading3"/>
         <w:jc w:val="right"/>
       </w:pPr>
-      <w:bookmarkStart w:id="60" w:name="_Toc232568811"/>
-      <w:bookmarkStart w:id="61" w:name="ثالثاً-نقطة-إعادة-الطلب-ومخزون-الأمان"/>
+      <w:bookmarkStart w:id="60" w:name="ثالثاً-نقطة-إعادة-الطلب-ومخزون-الأمان"/>
+      <w:bookmarkStart w:id="61" w:name="_Toc232568811"/>
       <w:bookmarkEnd w:id="58"/>
       <w:r>
         <w:rPr>
@@ -17023,7 +17080,7 @@
         </w:rPr>
         <w:t>ثالثاً: نقطة إعادة الطلب ومخزون الأمان</w:t>
       </w:r>
-      <w:bookmarkEnd w:id="60"/>
+      <w:bookmarkEnd w:id="61"/>
     </w:p>
     <w:p>
       <w:pPr>
@@ -17156,14 +17213,14 @@
           <w:bCs/>
           <w:rtl/>
         </w:rPr>
-        <w:t>3.156</w:t>
-      </w:r>
-      <w:r>
-        <w:rPr>
-          <w:bidi/>
-          <w:rtl/>
-        </w:rPr>
-        <w:t xml:space="preserve"> وحدة (= D/250 = 789/250)، وأجل تسليم (LT) قدره </w:t>
+        <w:t>6.184</w:t>
+      </w:r>
+      <w:r>
+        <w:rPr>
+          <w:bidi/>
+          <w:rtl/>
+        </w:rPr>
+        <w:t xml:space="preserve"> وحدة (= D/250 = 1546/250)، وأجل تسليم (LT) قدره </w:t>
       </w:r>
       <w:r>
         <w:rPr>
@@ -17202,14 +17259,15 @@
           <w:bCs/>
           <w:rtl/>
         </w:rPr>
-        <w:t>ROP = (3.156 × 2) + 200 = 206 وحدة</w:t>
+        <w:t>ROP = (6.184 × 2) + 200 = 212.4 وحدة</w:t>
       </w:r>
       <w:bookmarkStart w:id="62" w:name="رابعاً-طرق-تقييم-المخزون"/>
-      <w:bookmarkEnd w:id="61"/>
-      <w:r>
-        <w:rPr>
-          <w:rtl/>
-        </w:rPr>
+      <w:bookmarkEnd w:id="60"/>
+      <w:r>
+        <w:rPr>
+          <w:rtl/>
+        </w:rPr>
+        <w:br w:type="page"/>
       </w:r>
     </w:p>
     <w:p>
@@ -17224,6 +17282,7 @@
           <w:bidi/>
           <w:rtl/>
         </w:rPr>
+        <w:lastRenderedPageBreak/>
         <w:t>رابعاً: طرق تقييم المخزون</w:t>
       </w:r>
       <w:bookmarkEnd w:id="63"/>
@@ -17484,7 +17543,11 @@
         <w:bidi w:val="1"/>
         <w:jc w:val="right"/>
       </w:pPr>
-      <w:r/>
+      <w:r>
+        <w:pict w14:anchorId="43519899">
+          <v:rect id="_x0000_i1422" style="width:0;height:1.5pt" o:hralign="right" o:hrstd="t" o:hr="t"/>
+        </w:pict>
+      </w:r>
     </w:p>
     <w:p>
       <w:pPr>
@@ -17492,9 +17555,9 @@
         <w:pStyle w:val="Heading2"/>
         <w:jc w:val="right"/>
       </w:pPr>
-      <w:bookmarkStart w:id="64" w:name="_Toc232568813"/>
-      <w:bookmarkStart w:id="65" w:name="المبحث-الخامس-تقييم-الموردين-ومفهوم-erp"/>
-      <w:bookmarkEnd w:id="55"/>
+      <w:bookmarkStart w:id="64" w:name="المبحث-الخامس-تقييم-الموردين-ومفهوم-erp"/>
+      <w:bookmarkStart w:id="65" w:name="_Toc232568813"/>
+      <w:bookmarkEnd w:id="54"/>
       <w:bookmarkEnd w:id="62"/>
       <w:r>
         <w:rPr>
@@ -17504,7 +17567,7 @@
         </w:rPr>
         <w:t>المبحث الخامس: تقييم الموردين ومفهوم ERP</w:t>
       </w:r>
-      <w:bookmarkEnd w:id="64"/>
+      <w:bookmarkEnd w:id="65"/>
     </w:p>
     <w:p>
       <w:pPr>
@@ -17512,8 +17575,8 @@
         <w:pStyle w:val="Heading3"/>
         <w:jc w:val="right"/>
       </w:pPr>
-      <w:bookmarkStart w:id="66" w:name="_Toc232568814"/>
-      <w:bookmarkStart w:id="67" w:name="X476ec0218982b17ebd973c1b7c9efe04a5c5317"/>
+      <w:bookmarkStart w:id="66" w:name="X476ec0218982b17ebd973c1b7c9efe04a5c5317"/>
+      <w:bookmarkStart w:id="67" w:name="_Toc232568814"/>
       <w:r>
         <w:rPr>
           <w:bidi/>
@@ -17521,7 +17584,7 @@
         </w:rPr>
         <w:t>1. تقييم الموردين (Supplier Evaluation)</w:t>
       </w:r>
-      <w:bookmarkEnd w:id="66"/>
+      <w:bookmarkEnd w:id="67"/>
     </w:p>
     <w:p>
       <w:pPr>
@@ -17661,17 +17724,18 @@
         <w:pStyle w:val="Heading3"/>
         <w:jc w:val="right"/>
       </w:pPr>
-      <w:bookmarkStart w:id="68" w:name="_Toc232568815"/>
-      <w:bookmarkStart w:id="69" w:name="Xfea16ccd3a6176ee0da1da8067dfc8c5dfb9193"/>
-      <w:bookmarkEnd w:id="67"/>
-      <w:r>
-        <w:rPr>
-          <w:bidi/>
-          <w:rtl/>
-        </w:rPr>
+      <w:bookmarkStart w:id="68" w:name="Xfea16ccd3a6176ee0da1da8067dfc8c5dfb9193"/>
+      <w:bookmarkStart w:id="69" w:name="_Toc232568815"/>
+      <w:bookmarkEnd w:id="66"/>
+      <w:r>
+        <w:rPr>
+          <w:bidi/>
+          <w:rtl/>
+        </w:rPr>
+        <w:lastRenderedPageBreak/>
         <w:t>2. مفهوم الأنظمة المندمجة (ERP - Enterprise Resource Planning)</w:t>
       </w:r>
-      <w:bookmarkEnd w:id="68"/>
+      <w:bookmarkEnd w:id="69"/>
     </w:p>
     <w:p>
       <w:pPr>
@@ -17689,6 +17753,7 @@
         <w:rPr>
           <w:rStyle w:val="FootnoteReference"/>
         </w:rPr>
+        <w:footnoteReference w:id="10"/>
       </w:r>
       <w:r>
         <w:rPr>
@@ -17836,7 +17901,11 @@
         <w:bidi w:val="1"/>
         <w:jc w:val="right"/>
       </w:pPr>
-      <w:r/>
+      <w:r>
+        <w:pict w14:anchorId="2C5807F7">
+          <v:rect id="_x0000_i1423" style="width:0;height:1.5pt" o:hralign="right" o:hrstd="t" o:hr="t"/>
+        </w:pict>
+      </w:r>
     </w:p>
     <w:p>
       <w:pPr>
@@ -17876,20 +17945,21 @@
         <w:pageBreakBefore/>
         <w:jc w:val="right"/>
       </w:pPr>
-      <w:bookmarkStart w:id="70" w:name="_Toc232568816"/>
-      <w:bookmarkStart w:id="71" w:name="Xfd09630af81a064bb869de4cc3333972b7b71f8"/>
+      <w:bookmarkStart w:id="70" w:name="Xfd09630af81a064bb869de4cc3333972b7b71f8"/>
+      <w:bookmarkStart w:id="71" w:name="_Toc232568816"/>
       <w:bookmarkEnd w:id="26"/>
-      <w:bookmarkEnd w:id="65"/>
-      <w:bookmarkEnd w:id="69"/>
+      <w:bookmarkEnd w:id="64"/>
+      <w:bookmarkEnd w:id="68"/>
       <w:r>
         <w:rPr>
           <w:bidi/>
           <w:rFonts w:ascii="Traditional Arabic" w:hAnsi="Traditional Arabic"/>
           <w:rtl/>
         </w:rPr>
+        <w:lastRenderedPageBreak/>
         <w:t>الفصل الثاني: الإطار العملي والتشخيص الميداني</w:t>
       </w:r>
-      <w:bookmarkEnd w:id="70"/>
+      <w:bookmarkEnd w:id="71"/>
     </w:p>
     <w:p>
       <w:pPr>
@@ -17930,8 +18000,8 @@
           <w:szCs w:val="24"/>
         </w:rPr>
       </w:pPr>
-      <w:bookmarkStart w:id="73" w:name="_Toc232568817"/>
-      <w:bookmarkStart w:id="74" w:name="Xd96d29689cd7b7c28a53e63cb30434c1b4e42ae"/>
+      <w:bookmarkStart w:id="73" w:name="Xd96d29689cd7b7c28a53e63cb30434c1b4e42ae"/>
+      <w:bookmarkStart w:id="74" w:name="_Toc232568817"/>
       <w:bookmarkEnd w:id="72"/>
       <w:r>
         <w:rPr>
@@ -17943,7 +18013,7 @@
         </w:rPr>
         <w:t>المبحث الأول: النماذج الرياضية للتسيير الكمي للمخزون</w:t>
       </w:r>
-      <w:bookmarkEnd w:id="73"/>
+      <w:bookmarkEnd w:id="74"/>
     </w:p>
     <w:p>
       <w:pPr>
@@ -17974,8 +18044,8 @@
           <w:szCs w:val="22"/>
         </w:rPr>
       </w:pPr>
-      <w:bookmarkStart w:id="75" w:name="_Toc232568818"/>
-      <w:bookmarkStart w:id="76" w:name="Xfd010b0e6ec43a71a31832c4aa57c4a1ebd67ff"/>
+      <w:bookmarkStart w:id="75" w:name="Xfd010b0e6ec43a71a31832c4aa57c4a1ebd67ff"/>
+      <w:bookmarkStart w:id="76" w:name="_Toc232568818"/>
       <w:r>
         <w:rPr>
           <w:bidi/>
@@ -17985,7 +18055,7 @@
         </w:rPr>
         <w:t>المطلب الأول: نموذج ويلسون للكمية الاقتصادية للطلب</w:t>
       </w:r>
-      <w:bookmarkEnd w:id="75"/>
+      <w:bookmarkEnd w:id="76"/>
     </w:p>
     <w:p>
       <w:pPr>
@@ -18030,6 +18100,7 @@
         <w:rPr>
           <w:rStyle w:val="FootnoteReference"/>
         </w:rPr>
+        <w:footnoteReference w:id="11"/>
       </w:r>
     </w:p>
     <w:p>
@@ -18239,6 +18310,7 @@
         <w:rPr>
           <w:rStyle w:val="FootnoteReference"/>
         </w:rPr>
+        <w:footnoteReference w:id="12"/>
       </w:r>
     </w:p>
     <w:p>
@@ -18419,6 +18491,7 @@
           <w:bidi/>
           <w:rtl/>
         </w:rPr>
+        <w:lastRenderedPageBreak/>
         <w:t>ثانياً: التطبيق على الصنف المرجعي ART-001</w:t>
       </w:r>
     </w:p>
@@ -18455,6 +18528,7 @@
         <w:rPr>
           <w:rStyle w:val="FootnoteReference"/>
         </w:rPr>
+        <w:footnoteReference w:id="13"/>
       </w:r>
     </w:p>
     <w:p>
@@ -18467,16 +18541,19 @@
         <w:rPr>
           <w:b/>
         </w:rPr>
-      </w:r>
-      <w:r>
-        <w:rPr>
-          <w:b/>
-        </w:rPr>
-      </w:r>
-      <w:r>
-        <w:rPr>
-          <w:b/>
-        </w:rPr>
+        <w:fldChar w:fldCharType="begin"/>
+      </w:r>
+      <w:r>
+        <w:rPr>
+          <w:b/>
+        </w:rPr>
+        <w:instrText xml:space="preserve"> SEQ جدول \* ARABIC \r 2 </w:instrText>
+      </w:r>
+      <w:r>
+        <w:rPr>
+          <w:b/>
+        </w:rPr>
+        <w:fldChar w:fldCharType="separate"/>
       </w:r>
       <w:bookmarkStart w:id="79" w:name="_Toc232568888"/>
       <w:r>
@@ -18490,6 +18567,7 @@
         <w:rPr>
           <w:b/>
         </w:rPr>
+        <w:fldChar w:fldCharType="end"/>
       </w:r>
       <w:r>
         <w:rPr>
@@ -18674,18 +18752,21 @@
             </w:pPr>
             <w:r>
               <w:rPr>
+                <w:bCs/>
+                <w:color w:val="000000"/>
+                <w:rtl/>
+              </w:rPr>
+              <w:t>1,546</w:t>
+            </w:r>
+            <w:r>
+              <w:rPr>
                 <w:bidi/>
-                <w:bCs/>
-                <w:color w:val="000000"/>
-                <w:rtl/>
-              </w:rPr>
-              <w:t>789 وحدة</w:t>
-            </w:r>
-            <w:r>
-              <w:rPr>
-                <w:color w:val="000000"/>
-                <w:rtl/>
-              </w:rPr>
+                <w:color w:val="000000"/>
+                <w:sz w:val="22"/>
+                <w:szCs w:val="22"/>
+                <w:rtl/>
+              </w:rPr>
+              <w:t xml:space="preserve"> وحدة</w:t>
             </w:r>
           </w:p>
         </w:tc>
@@ -18867,18 +18948,21 @@
             </w:pPr>
             <w:r>
               <w:rPr>
+                <w:bCs/>
+                <w:color w:val="000000"/>
+                <w:rtl/>
+              </w:rPr>
+              <w:t>400</w:t>
+            </w:r>
+            <w:r>
+              <w:rPr>
                 <w:bidi/>
-                <w:bCs/>
-                <w:color w:val="000000"/>
-                <w:rtl/>
-              </w:rPr>
-              <w:t>4,500 دج</w:t>
-            </w:r>
-            <w:r>
-              <w:rPr>
-                <w:color w:val="000000"/>
-                <w:rtl/>
-              </w:rPr>
+                <w:color w:val="000000"/>
+                <w:sz w:val="22"/>
+                <w:szCs w:val="22"/>
+                <w:rtl/>
+              </w:rPr>
+              <w:t xml:space="preserve"> دج</w:t>
             </w:r>
           </w:p>
         </w:tc>
@@ -19337,7 +19421,7 @@
           <w:bidi/>
           <w:rtl/>
         </w:rPr>
-        <w:t>التكلفة الإجمالية عند الكمية المثلى Q* = 37:</w:t>
+        <w:t>التكلفة الإجمالية عند الكمية المثلى Q* = 176:</w:t>
       </w:r>
     </w:p>
     <w:p>
@@ -19602,6 +19686,7 @@
           <w:bidi/>
           <w:rtl/>
         </w:rPr>
+        <w:lastRenderedPageBreak/>
         <w:t xml:space="preserve">لاحظ أن حد الإصدار وحد الاحتفاظ متساويان تماماً عند Q*. هذه ليست مصادفة — إنها الخاصية الجوهرية لأي كمية اقتصادية مثلى. يعني هذا المستوى </w:t>
       </w:r>
       <w:r>
@@ -19927,7 +20012,11 @@
         <w:bidi w:val="1"/>
         <w:jc w:val="right"/>
       </w:pPr>
-      <w:r/>
+      <w:r>
+        <w:pict w14:anchorId="4836552A">
+          <v:rect id="_x0000_i1424" style="width:0;height:1.5pt" o:hralign="right" o:hrstd="t" o:hr="t"/>
+        </w:pict>
+      </w:r>
     </w:p>
     <w:p>
       <w:pPr>
@@ -19935,9 +20024,9 @@
         <w:pStyle w:val="Heading3"/>
         <w:jc w:val="right"/>
       </w:pPr>
-      <w:bookmarkStart w:id="82" w:name="_Toc232568819"/>
-      <w:bookmarkStart w:id="83" w:name="X52ea18e5737fce8615e1c3ca4723e15512be477"/>
-      <w:bookmarkEnd w:id="76"/>
+      <w:bookmarkStart w:id="82" w:name="X52ea18e5737fce8615e1c3ca4723e15512be477"/>
+      <w:bookmarkStart w:id="83" w:name="_Toc232568819"/>
+      <w:bookmarkEnd w:id="75"/>
       <w:bookmarkEnd w:id="81"/>
       <w:r>
         <w:rPr>
@@ -19946,7 +20035,7 @@
         </w:rPr>
         <w:t>المطلب الثاني: تحليل ABC وتطبيقه على مخزون المديرية</w:t>
       </w:r>
-      <w:bookmarkEnd w:id="82"/>
+      <w:bookmarkEnd w:id="83"/>
     </w:p>
     <w:p>
       <w:pPr>
@@ -20048,16 +20137,19 @@
         <w:rPr>
           <w:b/>
         </w:rPr>
-      </w:r>
-      <w:r>
-        <w:rPr>
-          <w:b/>
-        </w:rPr>
-      </w:r>
-      <w:r>
-        <w:rPr>
-          <w:b/>
-        </w:rPr>
+        <w:fldChar w:fldCharType="begin"/>
+      </w:r>
+      <w:r>
+        <w:rPr>
+          <w:b/>
+        </w:rPr>
+        <w:instrText xml:space="preserve"> SEQ جدول \* ARABIC \r 3 </w:instrText>
+      </w:r>
+      <w:r>
+        <w:rPr>
+          <w:b/>
+        </w:rPr>
+        <w:fldChar w:fldCharType="separate"/>
       </w:r>
       <w:bookmarkStart w:id="84" w:name="_Toc232568889"/>
       <w:r>
@@ -20071,6 +20163,7 @@
         <w:rPr>
           <w:b/>
         </w:rPr>
+        <w:fldChar w:fldCharType="end"/>
       </w:r>
       <w:r>
         <w:rPr>
@@ -20695,6 +20788,7 @@
         <w:rPr>
           <w:rtl/>
         </w:rPr>
+        <w:br w:type="page"/>
       </w:r>
     </w:p>
     <w:p>
@@ -20708,6 +20802,7 @@
           <w:bidi/>
           <w:rtl/>
         </w:rPr>
+        <w:lastRenderedPageBreak/>
         <w:t>ثانياً: تطبيق التحليل على بيانات المديرية</w:t>
       </w:r>
     </w:p>
@@ -20751,7 +20846,7 @@
           <w:bidi/>
           <w:rtl/>
         </w:rPr>
-        <w:t xml:space="preserve"> بقيمة استهلاكية سنوية 3,550,500 دج (789 × 4,500 = 3,550,500). يليه صنف </w:t>
+        <w:t xml:space="preserve"> بقيمة استهلاكية سنوية 618,000 دج (1,546 × 400 = 618,000). يليه صنف </w:t>
       </w:r>
       <w:r>
         <w:rPr>
@@ -20790,7 +20885,11 @@
         <w:bidi w:val="1"/>
         <w:jc w:val="right"/>
       </w:pPr>
-      <w:r/>
+      <w:r>
+        <w:pict w14:anchorId="676DFC34">
+          <v:rect id="_x0000_i1425" style="width:0;height:1.5pt" o:hralign="right" o:hrstd="t" o:hr="t"/>
+        </w:pict>
+      </w:r>
     </w:p>
     <w:p>
       <w:pPr>
@@ -20798,9 +20897,9 @@
         <w:pStyle w:val="Heading3"/>
         <w:jc w:val="right"/>
       </w:pPr>
-      <w:bookmarkStart w:id="85" w:name="_Toc232568820"/>
-      <w:bookmarkStart w:id="86" w:name="X3d546febf7430a2ea3250247e57315bf530ac8e"/>
-      <w:bookmarkEnd w:id="83"/>
+      <w:bookmarkStart w:id="85" w:name="X3d546febf7430a2ea3250247e57315bf530ac8e"/>
+      <w:bookmarkStart w:id="86" w:name="_Toc232568820"/>
+      <w:bookmarkEnd w:id="82"/>
       <w:r>
         <w:rPr>
           <w:bidi/>
@@ -20808,7 +20907,7 @@
         </w:rPr>
         <w:t>المطلب الثالث: تحليل XYZ ومصفوفة القرار ABC-XYZ</w:t>
       </w:r>
-      <w:bookmarkEnd w:id="85"/>
+      <w:bookmarkEnd w:id="86"/>
     </w:p>
     <w:p>
       <w:pPr>
@@ -20900,16 +20999,19 @@
         <w:rPr>
           <w:b/>
         </w:rPr>
-      </w:r>
-      <w:r>
-        <w:rPr>
-          <w:b/>
-        </w:rPr>
-      </w:r>
-      <w:r>
-        <w:rPr>
-          <w:b/>
-        </w:rPr>
+        <w:fldChar w:fldCharType="begin"/>
+      </w:r>
+      <w:r>
+        <w:rPr>
+          <w:b/>
+        </w:rPr>
+        <w:instrText xml:space="preserve"> SEQ جدول \* ARABIC \r 4 </w:instrText>
+      </w:r>
+      <w:r>
+        <w:rPr>
+          <w:b/>
+        </w:rPr>
+        <w:fldChar w:fldCharType="separate"/>
       </w:r>
       <w:bookmarkStart w:id="87" w:name="_Toc232568890"/>
       <w:r>
@@ -20923,6 +21025,7 @@
         <w:rPr>
           <w:b/>
         </w:rPr>
+        <w:fldChar w:fldCharType="end"/>
       </w:r>
       <w:r>
         <w:rPr>
@@ -21473,65 +21576,80 @@
           <w:bidi/>
           <w:rtl/>
         </w:rPr>
+        <w:lastRenderedPageBreak/>
         <w:t>التصنيف المزدوج هو ما يوجه محرك الذكاء المحلي في النظام الرقمي نحو قرارات تموينية مختلفة حسب كل صنف، بدلاً من معاملة جميع الأصناف بطريقة واحدة.</w:t>
       </w:r>
       <w:r>
         <w:rPr>
           <w:rStyle w:val="FootnoteReference"/>
         </w:rPr>
+        <w:footnoteReference w:id="14"/>
       </w:r>
       <w:r>
         <w:rPr>
           <w:rStyle w:val="FootnoteReference"/>
         </w:rPr>
+        <w:footnoteReference w:id="15"/>
       </w:r>
       <w:r>
         <w:rPr>
           <w:rStyle w:val="FootnoteReference"/>
         </w:rPr>
+        <w:footnoteReference w:id="16"/>
       </w:r>
       <w:r>
         <w:rPr>
           <w:rStyle w:val="FootnoteReference"/>
         </w:rPr>
+        <w:footnoteReference w:id="17"/>
       </w:r>
       <w:r>
         <w:rPr>
           <w:rStyle w:val="FootnoteReference"/>
         </w:rPr>
+        <w:footnoteReference w:id="18"/>
       </w:r>
       <w:r>
         <w:rPr>
           <w:rStyle w:val="FootnoteReference"/>
         </w:rPr>
+        <w:footnoteReference w:id="19"/>
       </w:r>
       <w:r>
         <w:rPr>
           <w:rStyle w:val="FootnoteReference"/>
         </w:rPr>
+        <w:footnoteReference w:id="20"/>
       </w:r>
       <w:r>
         <w:rPr>
           <w:rStyle w:val="FootnoteReference"/>
         </w:rPr>
+        <w:footnoteReference w:id="21"/>
       </w:r>
       <w:r>
         <w:rPr>
           <w:rStyle w:val="FootnoteReference"/>
         </w:rPr>
+        <w:footnoteReference w:id="22"/>
       </w:r>
       <w:r>
         <w:rPr>
           <w:rStyle w:val="FootnoteReference"/>
         </w:rPr>
-      </w:r>
-    </w:p>
-    <w:p>
-      <w:pPr>
-        <w:bidi w:val="1"/>
-        <w:jc w:val="right"/>
-      </w:pPr>
-      <w:r/>
+        <w:footnoteReference w:id="23"/>
+      </w:r>
+    </w:p>
+    <w:p>
+      <w:pPr>
+        <w:bidi w:val="1"/>
+        <w:jc w:val="right"/>
+      </w:pPr>
+      <w:r>
+        <w:pict w14:anchorId="01714FD4">
+          <v:rect id="_x0000_i1426" style="width:0;height:1.5pt" o:hralign="right" o:hrstd="t" o:hr="t"/>
+        </w:pict>
+      </w:r>
     </w:p>
     <w:p>
       <w:pPr>
@@ -21552,7 +21670,7 @@
           <w:bidi/>
           <w:rtl/>
         </w:rPr>
-        <w:t xml:space="preserve"> النماذج الثلاثة قادرة على تحويل البيانات الخام إلى معطيات قرارية دقيقة — EOQ = 37، ROP = 206، SS = 200، تصنيف ABC-XYZ. لكن هذه الدقة لا قيمة لها في بيئة التسيير اليدوي السائدة في مديرية التربية، لأن تحديث هذه المعطيات آنياً مع كل حركة مخزنية مستحيل دون نظام رقمي. هذه الفجوة تحديداً هي ما يعالجه الفصل الثالث.</w:t>
+        <w:t xml:space="preserve"> النماذج الثلاثة قادرة على تحويل البيانات الخام إلى معطيات قرارية دقيقة — EOQ = 176، ROP = 212.4، SS = 200، تصنيف ABC-XYZ. لكن هذه الدقة لا قيمة لها في بيئة التسيير اليدوي السائدة في مديرية التربية، لأن تحديث هذه المعطيات آنياً مع كل حركة مخزنية مستحيل دون نظام رقمي. هذه الفجوة تحديداً هي ما يعالجه الفصل الثالث.</w:t>
       </w:r>
     </w:p>
     <w:p>
@@ -21569,12 +21687,13 @@
         </w:rPr>
       </w:pPr>
       <w:bookmarkStart w:id="88" w:name="المبحث-الثاني-الإطار-الجغرافي-والمؤسسي"/>
-      <w:bookmarkEnd w:id="74"/>
-      <w:bookmarkEnd w:id="86"/>
-      <w:r>
-        <w:rPr>
-          <w:rtl/>
-        </w:rPr>
+      <w:bookmarkEnd w:id="73"/>
+      <w:bookmarkEnd w:id="85"/>
+      <w:r>
+        <w:rPr>
+          <w:rtl/>
+        </w:rPr>
+        <w:br w:type="page"/>
       </w:r>
     </w:p>
     <w:p>
@@ -21590,6 +21709,7 @@
           <w:rFonts w:ascii="Traditional Arabic" w:hAnsi="Traditional Arabic"/>
           <w:rtl/>
         </w:rPr>
+        <w:lastRenderedPageBreak/>
         <w:t>المبحث الثاني: الإطار الجغرافي والمؤسسي</w:t>
       </w:r>
       <w:bookmarkEnd w:id="89"/>
@@ -21613,8 +21733,8 @@
         <w:pStyle w:val="Heading3"/>
         <w:jc w:val="right"/>
       </w:pPr>
-      <w:bookmarkStart w:id="90" w:name="_Toc232568822"/>
-      <w:bookmarkStart w:id="91" w:name="Xa214dcfe6b381ea1f68aa2f47f12b1f1067a3e5"/>
+      <w:bookmarkStart w:id="90" w:name="Xa214dcfe6b381ea1f68aa2f47f12b1f1067a3e5"/>
+      <w:bookmarkStart w:id="91" w:name="_Toc232568822"/>
       <w:r>
         <w:rPr>
           <w:bidi/>
@@ -21622,7 +21742,7 @@
         </w:rPr>
         <w:t>المطلب الأول: ولاية البيض — الإطار الجغرافي والأثر اللوجيستي</w:t>
       </w:r>
-      <w:bookmarkEnd w:id="90"/>
+      <w:bookmarkEnd w:id="91"/>
     </w:p>
     <w:p>
       <w:pPr>
@@ -21734,7 +21854,11 @@
         <w:bidi w:val="1"/>
         <w:jc w:val="right"/>
       </w:pPr>
-      <w:r/>
+      <w:r>
+        <w:pict w14:anchorId="4F588753">
+          <v:rect id="_x0000_i1428" style="width:0;height:1.5pt" o:hralign="right" o:hrstd="t" o:hr="t"/>
+        </w:pict>
+      </w:r>
     </w:p>
     <w:p>
       <w:pPr>
@@ -21742,9 +21866,9 @@
         <w:pStyle w:val="Heading3"/>
         <w:jc w:val="right"/>
       </w:pPr>
-      <w:bookmarkStart w:id="94" w:name="_Toc232568823"/>
-      <w:bookmarkStart w:id="95" w:name="X3f57fa00f89ba85d9588878684ea58fb7f040ef"/>
-      <w:bookmarkEnd w:id="91"/>
+      <w:bookmarkStart w:id="94" w:name="X3f57fa00f89ba85d9588878684ea58fb7f040ef"/>
+      <w:bookmarkStart w:id="95" w:name="_Toc232568823"/>
+      <w:bookmarkEnd w:id="90"/>
       <w:bookmarkEnd w:id="93"/>
       <w:r>
         <w:rPr>
@@ -21753,7 +21877,7 @@
         </w:rPr>
         <w:t>المطلب الثاني: تقديم مديرية التربية لولاية البيض</w:t>
       </w:r>
-      <w:bookmarkEnd w:id="94"/>
+      <w:bookmarkEnd w:id="95"/>
     </w:p>
     <w:p>
       <w:pPr>
@@ -21869,6 +21993,7 @@
           <w:bCs/>
           <w:rtl/>
         </w:rPr>
+        <w:lastRenderedPageBreak/>
         <w:t>المهمة الثالثة (الدعم المادي واللوجيستي):</w:t>
       </w:r>
       <w:r>
@@ -21882,6 +22007,7 @@
         <w:rPr>
           <w:rStyle w:val="FootnoteReference"/>
         </w:rPr>
+        <w:footnoteReference w:id="24"/>
       </w:r>
       <w:r>
         <w:rPr>
@@ -21965,12 +22091,13 @@
         </w:rPr>
       </w:pPr>
       <w:bookmarkStart w:id="98" w:name="Xe95b080e745ed60cca3f74edd213d00166ee89f"/>
-      <w:bookmarkEnd w:id="95"/>
+      <w:bookmarkEnd w:id="94"/>
       <w:bookmarkEnd w:id="97"/>
       <w:r>
         <w:rPr>
           <w:rtl/>
         </w:rPr>
+        <w:br w:type="page"/>
       </w:r>
     </w:p>
     <w:p>
@@ -21985,6 +22112,7 @@
           <w:bidi/>
           <w:rtl/>
         </w:rPr>
+        <w:lastRenderedPageBreak/>
         <w:t>المطلب الثالث: وصف مصلحة المخازن وتقييم بيئتها التشغيلية</w:t>
       </w:r>
       <w:bookmarkEnd w:id="99"/>
@@ -22090,6 +22218,7 @@
         <w:rPr>
           <w:rStyle w:val="FootnoteReference"/>
         </w:rPr>
+        <w:footnoteReference w:id="25"/>
       </w:r>
       <w:r>
         <w:rPr>
@@ -22116,6 +22245,7 @@
         <w:rPr>
           <w:rtl/>
         </w:rPr>
+        <w:br w:type="page"/>
       </w:r>
     </w:p>
     <w:p>
@@ -22129,6 +22259,7 @@
           <w:bidi/>
           <w:rtl/>
         </w:rPr>
+        <w:lastRenderedPageBreak/>
         <w:t>ثانياً: نظام التسيير الحالي وقيوده الهيكلية</w:t>
       </w:r>
     </w:p>
@@ -22286,7 +22417,11 @@
         <w:bidi w:val="1"/>
         <w:jc w:val="right"/>
       </w:pPr>
-      <w:r/>
+      <w:r>
+        <w:pict w14:anchorId="15B02296">
+          <v:rect id="_x0000_i1430" style="width:0;height:1.5pt" o:hralign="right" o:hrstd="t" o:hr="t"/>
+        </w:pict>
+      </w:r>
     </w:p>
     <w:p>
       <w:pPr>
@@ -22294,8 +22429,8 @@
         <w:pStyle w:val="Heading2"/>
         <w:jc w:val="right"/>
       </w:pPr>
-      <w:bookmarkStart w:id="102" w:name="_Toc232568825"/>
-      <w:bookmarkStart w:id="103" w:name="X45c22bf0528f185d6de6f59ddda56ed6c67ca33"/>
+      <w:bookmarkStart w:id="102" w:name="X45c22bf0528f185d6de6f59ddda56ed6c67ca33"/>
+      <w:bookmarkStart w:id="103" w:name="_Toc232568825"/>
       <w:bookmarkEnd w:id="88"/>
       <w:bookmarkEnd w:id="98"/>
       <w:bookmarkEnd w:id="101"/>
@@ -22307,7 +22442,7 @@
         </w:rPr>
         <w:t>المبحث الثالث: التشخيص الميداني وتحليل الفجوات</w:t>
       </w:r>
-      <w:bookmarkEnd w:id="102"/>
+      <w:bookmarkEnd w:id="103"/>
     </w:p>
     <w:p>
       <w:pPr>
@@ -22340,6 +22475,7 @@
         <w:rPr>
           <w:rtl/>
         </w:rPr>
+        <w:br w:type="page"/>
       </w:r>
     </w:p>
     <w:p>
@@ -22354,6 +22490,7 @@
           <w:bidi/>
           <w:rtl/>
         </w:rPr>
+        <w:lastRenderedPageBreak/>
         <w:t>المطلب الأول: التحليل الكمي — جدول رقم 04</w:t>
       </w:r>
       <w:bookmarkEnd w:id="105"/>
@@ -22397,16 +22534,19 @@
         <w:rPr>
           <w:b/>
         </w:rPr>
-      </w:r>
-      <w:r>
-        <w:rPr>
-          <w:b/>
-        </w:rPr>
-      </w:r>
-      <w:r>
-        <w:rPr>
-          <w:b/>
-        </w:rPr>
+        <w:fldChar w:fldCharType="begin"/>
+      </w:r>
+      <w:r>
+        <w:rPr>
+          <w:b/>
+        </w:rPr>
+        <w:instrText xml:space="preserve"> SEQ جدول \* ARABIC \r 5 </w:instrText>
+      </w:r>
+      <w:r>
+        <w:rPr>
+          <w:b/>
+        </w:rPr>
+        <w:fldChar w:fldCharType="separate"/>
       </w:r>
       <w:bookmarkStart w:id="106" w:name="_Toc232568891"/>
       <w:r>
@@ -22420,6 +22560,7 @@
         <w:rPr>
           <w:b/>
         </w:rPr>
+        <w:fldChar w:fldCharType="end"/>
       </w:r>
       <w:r>
         <w:rPr>
@@ -22763,7 +22904,7 @@
                 <w:color w:val="000000"/>
                 <w:rtl/>
               </w:rPr>
-              <w:t>789</w:t>
+              <w:t>1,546</w:t>
             </w:r>
           </w:p>
         </w:tc>
@@ -22815,7 +22956,7 @@
                 <w:color w:val="000000"/>
                 <w:rtl/>
               </w:rPr>
-              <w:t>4,500</w:t>
+              <w:t>400</w:t>
             </w:r>
           </w:p>
         </w:tc>
@@ -22867,7 +23008,7 @@
                 <w:color w:val="000000"/>
                 <w:rtl/>
               </w:rPr>
-              <w:t>37</w:t>
+              <w:t>176</w:t>
             </w:r>
           </w:p>
         </w:tc>
@@ -22893,7 +23034,7 @@
                 <w:color w:val="000000"/>
                 <w:rtl/>
               </w:rPr>
-              <w:t>206</w:t>
+              <w:t>212.4</w:t>
             </w:r>
           </w:p>
         </w:tc>
@@ -23809,6 +23950,7 @@
         <w:rPr>
           <w:rtl/>
         </w:rPr>
+        <w:br w:type="page"/>
       </w:r>
     </w:p>
     <w:p>
@@ -23822,6 +23964,7 @@
           <w:bidi/>
           <w:rtl/>
         </w:rPr>
+        <w:lastRenderedPageBreak/>
         <w:t>ثانياً: تحليل النتائج ودلالاتها التشغيلية</w:t>
       </w:r>
     </w:p>
@@ -23897,7 +24040,11 @@
         <w:bidi w:val="1"/>
         <w:jc w:val="right"/>
       </w:pPr>
-      <w:r/>
+      <w:r>
+        <w:pict w14:anchorId="212B8F77">
+          <v:rect id="_x0000_i1431" style="width:0;height:1.5pt" o:hralign="right" o:hrstd="t" o:hr="t"/>
+        </w:pict>
+      </w:r>
     </w:p>
     <w:p>
       <w:pPr>
@@ -23905,8 +24052,8 @@
         <w:pStyle w:val="Heading3"/>
         <w:jc w:val="right"/>
       </w:pPr>
-      <w:bookmarkStart w:id="107" w:name="_Toc232568827"/>
-      <w:bookmarkStart w:id="108" w:name="Xbcf6a8e9e411a31af33d34924801dd6a54fe6f9"/>
+      <w:bookmarkStart w:id="107" w:name="Xbcf6a8e9e411a31af33d34924801dd6a54fe6f9"/>
+      <w:bookmarkStart w:id="108" w:name="_Toc232568827"/>
       <w:bookmarkEnd w:id="104"/>
       <w:r>
         <w:rPr>
@@ -23915,7 +24062,7 @@
         </w:rPr>
         <w:t>المطلب الثاني: مصفوفة تحليل الفجوات — جدول رقم 05</w:t>
       </w:r>
-      <w:bookmarkEnd w:id="107"/>
+      <w:bookmarkEnd w:id="108"/>
     </w:p>
     <w:p>
       <w:pPr>
@@ -23956,16 +24103,19 @@
         <w:rPr>
           <w:b/>
         </w:rPr>
-      </w:r>
-      <w:r>
-        <w:rPr>
-          <w:b/>
-        </w:rPr>
-      </w:r>
-      <w:r>
-        <w:rPr>
-          <w:b/>
-        </w:rPr>
+        <w:fldChar w:fldCharType="begin"/>
+      </w:r>
+      <w:r>
+        <w:rPr>
+          <w:b/>
+        </w:rPr>
+        <w:instrText xml:space="preserve"> SEQ جدول \* ARABIC \r 6 </w:instrText>
+      </w:r>
+      <w:r>
+        <w:rPr>
+          <w:b/>
+        </w:rPr>
+        <w:fldChar w:fldCharType="separate"/>
       </w:r>
       <w:bookmarkStart w:id="109" w:name="_Toc232568892"/>
       <w:r>
@@ -23979,6 +24129,7 @@
         <w:rPr>
           <w:b/>
         </w:rPr>
+        <w:fldChar w:fldCharType="end"/>
       </w:r>
       <w:r>
         <w:rPr>
@@ -24592,7 +24743,11 @@
         <w:bidi w:val="1"/>
         <w:jc w:val="right"/>
       </w:pPr>
-      <w:r/>
+      <w:r>
+        <w:pict w14:anchorId="1F2B79D6">
+          <v:rect id="_x0000_i1432" style="width:0;height:1.5pt" o:hralign="right" o:hrstd="t" o:hr="t"/>
+        </w:pict>
+      </w:r>
     </w:p>
     <w:p>
       <w:pPr>
@@ -24600,17 +24755,18 @@
         <w:pStyle w:val="Heading3"/>
         <w:jc w:val="right"/>
       </w:pPr>
-      <w:bookmarkStart w:id="110" w:name="_Toc232568828"/>
-      <w:bookmarkStart w:id="111" w:name="Xf44bb1cbb1fbf8d3786fd5660f5e5e712de4010"/>
-      <w:bookmarkEnd w:id="108"/>
-      <w:r>
-        <w:rPr>
-          <w:bidi/>
-          <w:rtl/>
-        </w:rPr>
+      <w:bookmarkStart w:id="110" w:name="Xf44bb1cbb1fbf8d3786fd5660f5e5e712de4010"/>
+      <w:bookmarkStart w:id="111" w:name="_Toc232568828"/>
+      <w:bookmarkEnd w:id="107"/>
+      <w:r>
+        <w:rPr>
+          <w:bidi/>
+          <w:rtl/>
+        </w:rPr>
+        <w:lastRenderedPageBreak/>
         <w:t>المطلب الثالث: تصنيف ABC-XYZ كأداة لتوجيه القرار</w:t>
       </w:r>
-      <w:bookmarkEnd w:id="110"/>
+      <w:bookmarkEnd w:id="111"/>
     </w:p>
     <w:p>
       <w:pPr>
@@ -24833,6 +24989,7 @@
           <w:bCs/>
           <w:rtl/>
         </w:rPr>
+        <w:br w:type="page"/>
       </w:r>
     </w:p>
     <w:p>
@@ -24847,6 +25004,7 @@
           <w:bCs/>
           <w:rtl/>
         </w:rPr>
+        <w:lastRenderedPageBreak/>
         <w:t>خلاصة الفصل الثاني</w:t>
       </w:r>
     </w:p>
@@ -24860,7 +25018,7 @@
           <w:bidi/>
           <w:rtl/>
         </w:rPr>
-        <w:t>كشف هذا الفصل عن الهوَّة القائمة بين ما تستوجبه النماذج الرياضية من دقة كمية (37 وحدة، ROP = 206، CMUP ديناميكي) وبين ما يُنتجه الواقع اليدوي من تقدير ذاتي معرَّض للخطأ. وقد تبيَّن أن المشكلة ليست في غياب الكفاءة البشرية، بل في غياب الأداة التقنية القادرة على ترجمة هذه المعادلات إلى قرارات آنية مُؤتمَتة. ينتقل الفصل الثالث من هذا التشخيص إلى الحل: تصميم نظام دعم القرار v13.2 وإنجازه.</w:t>
+        <w:t>كشف هذا الفصل عن الهوَّة القائمة بين ما تستوجبه النماذج الرياضية من دقة كمية (176 وحدة، ROP = 212.4، CMUP ديناميكي) وبين ما يُنتجه الواقع اليدوي من تقدير ذاتي معرَّض للخطأ. وقد تبيَّن أن المشكلة ليست في غياب الكفاءة البشرية، بل في غياب الأداة التقنية القادرة على ترجمة هذه المعادلات إلى قرارات آنية مُؤتمَتة. ينتقل الفصل الثالث من هذا التشخيص إلى الحل: تصميم نظام دعم القرار v13.2 وإنجازه.</w:t>
       </w:r>
     </w:p>
     <w:p>
@@ -24881,26 +25039,31 @@
         <w:rPr>
           <w:rStyle w:val="FootnoteReference"/>
         </w:rPr>
+        <w:footnoteReference w:id="26"/>
       </w:r>
       <w:r>
         <w:rPr>
           <w:rStyle w:val="FootnoteReference"/>
         </w:rPr>
+        <w:footnoteReference w:id="27"/>
       </w:r>
       <w:r>
         <w:rPr>
           <w:rStyle w:val="FootnoteReference"/>
         </w:rPr>
+        <w:footnoteReference w:id="28"/>
       </w:r>
       <w:r>
         <w:rPr>
           <w:rStyle w:val="FootnoteReference"/>
         </w:rPr>
+        <w:footnoteReference w:id="29"/>
       </w:r>
       <w:r>
         <w:rPr>
           <w:rStyle w:val="FootnoteReference"/>
         </w:rPr>
+        <w:footnoteReference w:id="30"/>
       </w:r>
     </w:p>
     <w:p>
@@ -24910,11 +25073,11 @@
         <w:pageBreakBefore/>
         <w:jc w:val="right"/>
       </w:pPr>
-      <w:bookmarkStart w:id="114" w:name="_Toc232568829"/>
-      <w:bookmarkStart w:id="115" w:name="X425548a444476a4a4f36373e56e022eba81766a"/>
-      <w:bookmarkEnd w:id="71"/>
-      <w:bookmarkEnd w:id="103"/>
-      <w:bookmarkEnd w:id="111"/>
+      <w:bookmarkStart w:id="114" w:name="X425548a444476a4a4f36373e56e022eba81766a"/>
+      <w:bookmarkStart w:id="115" w:name="_Toc232568829"/>
+      <w:bookmarkEnd w:id="70"/>
+      <w:bookmarkEnd w:id="102"/>
+      <w:bookmarkEnd w:id="110"/>
       <w:bookmarkEnd w:id="113"/>
       <w:r>
         <w:rPr>
@@ -24922,9 +25085,10 @@
           <w:rFonts w:ascii="Traditional Arabic" w:hAnsi="Traditional Arabic"/>
           <w:rtl/>
         </w:rPr>
+        <w:lastRenderedPageBreak/>
         <w:t>الفصل الثالث: تصميم وإنجاز نظام دعم القرار</w:t>
       </w:r>
-      <w:bookmarkEnd w:id="114"/>
+      <w:bookmarkEnd w:id="115"/>
     </w:p>
     <w:p>
       <w:pPr>
@@ -24961,8 +25125,8 @@
         <w:pStyle w:val="Heading2"/>
         <w:jc w:val="right"/>
       </w:pPr>
-      <w:bookmarkStart w:id="117" w:name="_Toc232568830"/>
-      <w:bookmarkStart w:id="118" w:name="Xa676c4e96c951c611f1581966c5cca345efded0"/>
+      <w:bookmarkStart w:id="117" w:name="Xa676c4e96c951c611f1581966c5cca345efded0"/>
+      <w:bookmarkStart w:id="118" w:name="_Toc232568830"/>
       <w:bookmarkEnd w:id="116"/>
       <w:r>
         <w:rPr>
@@ -24972,7 +25136,7 @@
         </w:rPr>
         <w:t>المبحث الأول: الهندسة المتكاملة لنظام دعم القرار</w:t>
       </w:r>
-      <w:bookmarkEnd w:id="117"/>
+      <w:bookmarkEnd w:id="118"/>
     </w:p>
     <w:p>
       <w:pPr>
@@ -24993,8 +25157,8 @@
         <w:pStyle w:val="Heading3"/>
         <w:jc w:val="right"/>
       </w:pPr>
-      <w:bookmarkStart w:id="119" w:name="_Toc232568831"/>
-      <w:bookmarkStart w:id="120" w:name="X50eda9fd44e4b29eb77e7e9ee21c27f44b1ac92"/>
+      <w:bookmarkStart w:id="119" w:name="X50eda9fd44e4b29eb77e7e9ee21c27f44b1ac92"/>
+      <w:bookmarkStart w:id="120" w:name="_Toc232568831"/>
       <w:r>
         <w:rPr>
           <w:bidi/>
@@ -25002,7 +25166,7 @@
         </w:rPr>
         <w:t>المطلب الأول: فلسفة التصميم والتحول من الأنظمة أحادية الطبقة</w:t>
       </w:r>
-      <w:bookmarkEnd w:id="119"/>
+      <w:bookmarkEnd w:id="120"/>
     </w:p>
     <w:p>
       <w:pPr>
@@ -25108,12 +25272,14 @@
           <w:bidi/>
           <w:rtl/>
         </w:rPr>
+        <w:lastRenderedPageBreak/>
         <w:t>يُشار إلى أن عدة دراسات جزائرية سابقة تناولت هذا الإشكال، منها أعمال Sebti حول أدوات دعم القرار لتسيير المخزون</w:t>
       </w:r>
       <w:r>
         <w:rPr>
           <w:rStyle w:val="FootnoteReference"/>
         </w:rPr>
+        <w:footnoteReference w:id="31"/>
       </w:r>
       <w:r>
         <w:rPr>
@@ -25126,6 +25292,7 @@
         <w:rPr>
           <w:rStyle w:val="FootnoteReference"/>
         </w:rPr>
+        <w:footnoteReference w:id="32"/>
       </w:r>
       <w:r>
         <w:rPr>
@@ -25138,6 +25305,7 @@
         <w:rPr>
           <w:rStyle w:val="FootnoteReference"/>
         </w:rPr>
+        <w:footnoteReference w:id="33"/>
       </w:r>
       <w:r>
         <w:rPr>
@@ -25151,7 +25319,11 @@
         <w:bidi w:val="1"/>
         <w:jc w:val="right"/>
       </w:pPr>
-      <w:r/>
+      <w:r>
+        <w:pict w14:anchorId="7977F7B8">
+          <v:rect id="_x0000_i1434" style="width:0;height:1.5pt" o:hralign="right" o:hrstd="t" o:hr="t"/>
+        </w:pict>
+      </w:r>
     </w:p>
     <w:p>
       <w:pPr>
@@ -25159,9 +25331,9 @@
         <w:pStyle w:val="Heading3"/>
         <w:jc w:val="right"/>
       </w:pPr>
-      <w:bookmarkStart w:id="121" w:name="_Toc232568832"/>
-      <w:bookmarkStart w:id="122" w:name="Xd01ba28ceb43c2aafcfa279441271082bf35e79"/>
-      <w:bookmarkEnd w:id="120"/>
+      <w:bookmarkStart w:id="121" w:name="Xd01ba28ceb43c2aafcfa279441271082bf35e79"/>
+      <w:bookmarkStart w:id="122" w:name="_Toc232568832"/>
+      <w:bookmarkEnd w:id="119"/>
       <w:r>
         <w:rPr>
           <w:bidi/>
@@ -25169,7 +25341,7 @@
         </w:rPr>
         <w:t>المطلب الثاني: مبدأ التكامل الوظيفي في بيئة Excel/VBA</w:t>
       </w:r>
-      <w:bookmarkEnd w:id="121"/>
+      <w:bookmarkEnd w:id="122"/>
     </w:p>
     <w:p>
       <w:pPr>
@@ -25304,11 +25476,12 @@
         </w:rPr>
       </w:pPr>
       <w:bookmarkStart w:id="123" w:name="Xb3cd0739dd5a83bd5baa46bdafa673a7ae7a4aa"/>
-      <w:bookmarkEnd w:id="122"/>
-      <w:r>
-        <w:rPr>
-          <w:rtl/>
-        </w:rPr>
+      <w:bookmarkEnd w:id="121"/>
+      <w:r>
+        <w:rPr>
+          <w:rtl/>
+        </w:rPr>
+        <w:br w:type="page"/>
       </w:r>
     </w:p>
     <w:p>
@@ -25323,6 +25496,7 @@
           <w:bidi/>
           <w:rtl/>
         </w:rPr>
+        <w:lastRenderedPageBreak/>
         <w:t>المطلب الثالث: معايير الاستقلالية التشغيلية والانتشار</w:t>
       </w:r>
       <w:bookmarkEnd w:id="124"/>
@@ -25426,7 +25600,11 @@
         <w:bidi w:val="1"/>
         <w:jc w:val="right"/>
       </w:pPr>
-      <w:r/>
+      <w:r>
+        <w:pict w14:anchorId="35051852">
+          <v:rect id="_x0000_i1436" style="width:0;height:1.5pt" o:hralign="right" o:hrstd="t" o:hr="t"/>
+        </w:pict>
+      </w:r>
     </w:p>
     <w:p>
       <w:pPr>
@@ -25434,9 +25612,9 @@
         <w:pStyle w:val="Heading2"/>
         <w:jc w:val="right"/>
       </w:pPr>
-      <w:bookmarkStart w:id="125" w:name="_Toc232568834"/>
-      <w:bookmarkStart w:id="126" w:name="Xfb30997312ec99a0ff92bdd7dc592fd161b34eb"/>
-      <w:bookmarkEnd w:id="118"/>
+      <w:bookmarkStart w:id="125" w:name="Xfb30997312ec99a0ff92bdd7dc592fd161b34eb"/>
+      <w:bookmarkStart w:id="126" w:name="_Toc232568834"/>
+      <w:bookmarkEnd w:id="117"/>
       <w:bookmarkEnd w:id="123"/>
       <w:r>
         <w:rPr>
@@ -25446,7 +25624,7 @@
         </w:rPr>
         <w:t>المبحث الثاني: هندسة تدفق البيانات وآليات الرقابة</w:t>
       </w:r>
-      <w:bookmarkEnd w:id="125"/>
+      <w:bookmarkEnd w:id="126"/>
     </w:p>
     <w:p>
       <w:pPr>
@@ -25467,8 +25645,8 @@
         <w:pStyle w:val="Heading3"/>
         <w:jc w:val="right"/>
       </w:pPr>
-      <w:bookmarkStart w:id="127" w:name="_Toc232568835"/>
-      <w:bookmarkStart w:id="128" w:name="Xe1412b27e8b4694678434ce8a4f8b6f261fecdf"/>
+      <w:bookmarkStart w:id="127" w:name="Xe1412b27e8b4694678434ce8a4f8b6f261fecdf"/>
+      <w:bookmarkStart w:id="128" w:name="_Toc232568835"/>
       <w:r>
         <w:rPr>
           <w:bidi/>
@@ -25476,7 +25654,7 @@
         </w:rPr>
         <w:t>المطلب الأول: سلسلة الحراسة السداسية (Six-Guard Data Chain)</w:t>
       </w:r>
-      <w:bookmarkEnd w:id="127"/>
+      <w:bookmarkEnd w:id="128"/>
     </w:p>
     <w:p>
       <w:pPr>
@@ -25589,6 +25767,7 @@
           <w:bCs/>
           <w:rtl/>
         </w:rPr>
+        <w:lastRenderedPageBreak/>
         <w:t>حراسة التكلفة (Cost Guard):</w:t>
       </w:r>
       <w:r>
@@ -25658,7 +25837,11 @@
         <w:bidi w:val="1"/>
         <w:jc w:val="right"/>
       </w:pPr>
-      <w:r/>
+      <w:r>
+        <w:pict w14:anchorId="1F82BEC8">
+          <v:rect id="_x0000_i1437" style="width:0;height:1.5pt" o:hralign="right" o:hrstd="t" o:hr="t"/>
+        </w:pict>
+      </w:r>
     </w:p>
     <w:p>
       <w:pPr>
@@ -25666,9 +25849,9 @@
         <w:pStyle w:val="Heading3"/>
         <w:jc w:val="right"/>
       </w:pPr>
-      <w:bookmarkStart w:id="129" w:name="_Toc232568836"/>
-      <w:bookmarkStart w:id="130" w:name="X790f7c97394d912e1af56ef75b8396a4139580d"/>
-      <w:bookmarkEnd w:id="128"/>
+      <w:bookmarkStart w:id="129" w:name="X790f7c97394d912e1af56ef75b8396a4139580d"/>
+      <w:bookmarkStart w:id="130" w:name="_Toc232568836"/>
+      <w:bookmarkEnd w:id="127"/>
       <w:r>
         <w:rPr>
           <w:bidi/>
@@ -25676,7 +25859,7 @@
         </w:rPr>
         <w:t>المطلب الثاني: السجل الرقمي (Digital Ledger) كمرجع للمراجعة</w:t>
       </w:r>
-      <w:bookmarkEnd w:id="129"/>
+      <w:bookmarkEnd w:id="130"/>
     </w:p>
     <w:p>
       <w:pPr>
@@ -25786,11 +25969,12 @@
         </w:rPr>
       </w:pPr>
       <w:bookmarkStart w:id="131" w:name="X444a26c814394dcd7d1e55a55a610cb16854269"/>
-      <w:bookmarkEnd w:id="130"/>
-      <w:r>
-        <w:rPr>
-          <w:rtl/>
-        </w:rPr>
+      <w:bookmarkEnd w:id="129"/>
+      <w:r>
+        <w:rPr>
+          <w:rtl/>
+        </w:rPr>
+        <w:br w:type="page"/>
       </w:r>
     </w:p>
     <w:p>
@@ -25805,6 +25989,7 @@
           <w:bidi/>
           <w:rtl/>
         </w:rPr>
+        <w:lastRenderedPageBreak/>
         <w:t>المطلب الثالث: دور محرك VBA في أتمتة الدورة المستندية</w:t>
       </w:r>
       <w:bookmarkEnd w:id="132"/>
@@ -25934,6 +26119,7 @@
         <w:rPr>
           <w:rStyle w:val="FootnoteReference"/>
         </w:rPr>
+        <w:footnoteReference w:id="34"/>
       </w:r>
       <w:r>
         <w:rPr>
@@ -25946,6 +26132,7 @@
         <w:rPr>
           <w:rStyle w:val="FootnoteReference"/>
         </w:rPr>
+        <w:footnoteReference w:id="35"/>
       </w:r>
       <w:r>
         <w:rPr>
@@ -25959,7 +26146,11 @@
         <w:bidi w:val="1"/>
         <w:jc w:val="right"/>
       </w:pPr>
-      <w:r/>
+      <w:r>
+        <w:pict w14:anchorId="59F29B61">
+          <v:rect id="_x0000_i1439" style="width:0;height:1.5pt" o:hralign="right" o:hrstd="t" o:hr="t"/>
+        </w:pict>
+      </w:r>
     </w:p>
     <w:p>
       <w:pPr>
@@ -25967,9 +26158,9 @@
         <w:pStyle w:val="Heading2"/>
         <w:jc w:val="right"/>
       </w:pPr>
-      <w:bookmarkStart w:id="133" w:name="_Toc232568838"/>
-      <w:bookmarkStart w:id="134" w:name="Xffbf1b46ecde0efcc86730acfd968fe379c5668"/>
-      <w:bookmarkEnd w:id="126"/>
+      <w:bookmarkStart w:id="133" w:name="Xffbf1b46ecde0efcc86730acfd968fe379c5668"/>
+      <w:bookmarkStart w:id="134" w:name="_Toc232568838"/>
+      <w:bookmarkEnd w:id="125"/>
       <w:bookmarkEnd w:id="131"/>
       <w:r>
         <w:rPr>
@@ -25979,7 +26170,7 @@
         </w:rPr>
         <w:t>المبحث الثالث: محرك الذكاء المحلي (VBA Engine)</w:t>
       </w:r>
-      <w:bookmarkEnd w:id="133"/>
+      <w:bookmarkEnd w:id="134"/>
     </w:p>
     <w:p>
       <w:pPr>
@@ -26000,8 +26191,8 @@
         <w:pStyle w:val="Heading3"/>
         <w:jc w:val="right"/>
       </w:pPr>
-      <w:bookmarkStart w:id="135" w:name="_Toc232568839"/>
-      <w:bookmarkStart w:id="136" w:name="X2b5683333895272df7448c3123c2d6911fb19dd"/>
+      <w:bookmarkStart w:id="135" w:name="X2b5683333895272df7448c3123c2d6911fb19dd"/>
+      <w:bookmarkStart w:id="136" w:name="_Toc232568839"/>
       <w:r>
         <w:rPr>
           <w:bidi/>
@@ -26009,7 +26200,7 @@
         </w:rPr>
         <w:t>المطلب الأول: الهندسة البرمجية وبنية الوحدات النمطية</w:t>
       </w:r>
-      <w:bookmarkEnd w:id="135"/>
+      <w:bookmarkEnd w:id="136"/>
     </w:p>
     <w:p>
       <w:pPr>
@@ -26041,6 +26232,7 @@
           <w:bCs/>
           <w:rtl/>
         </w:rPr>
+        <w:lastRenderedPageBreak/>
         <w:t>وحدة المحرك الأساسي (</w:t>
       </w:r>
       <w:r>
@@ -26270,7 +26462,11 @@
         <w:bidi w:val="1"/>
         <w:jc w:val="right"/>
       </w:pPr>
-      <w:r/>
+      <w:r>
+        <w:pict w14:anchorId="4B3FAFAE">
+          <v:rect id="_x0000_i1440" style="width:0;height:1.5pt" o:hralign="right" o:hrstd="t" o:hr="t"/>
+        </w:pict>
+      </w:r>
     </w:p>
     <w:p>
       <w:pPr>
@@ -26278,9 +26474,9 @@
         <w:pStyle w:val="Heading3"/>
         <w:jc w:val="right"/>
       </w:pPr>
-      <w:bookmarkStart w:id="137" w:name="_Toc232568840"/>
-      <w:bookmarkStart w:id="138" w:name="X9b60cd1fa0cbe72f7f71191beb861644b5c9805"/>
-      <w:bookmarkEnd w:id="136"/>
+      <w:bookmarkStart w:id="137" w:name="X9b60cd1fa0cbe72f7f71191beb861644b5c9805"/>
+      <w:bookmarkStart w:id="138" w:name="_Toc232568840"/>
+      <w:bookmarkEnd w:id="135"/>
       <w:r>
         <w:rPr>
           <w:bidi/>
@@ -26288,7 +26484,7 @@
         </w:rPr>
         <w:t>المطلب الثاني: خوارزميات التموين والتحسين الكمي</w:t>
       </w:r>
-      <w:bookmarkEnd w:id="137"/>
+      <w:bookmarkEnd w:id="138"/>
     </w:p>
     <w:p>
       <w:pPr>
@@ -26644,7 +26840,11 @@
         <w:bidi w:val="1"/>
         <w:jc w:val="right"/>
       </w:pPr>
-      <w:r/>
+      <w:r>
+        <w:pict w14:anchorId="65437F13">
+          <v:rect id="_x0000_i1441" style="width:0;height:1.5pt" o:hralign="right" o:hrstd="t" o:hr="t"/>
+        </w:pict>
+      </w:r>
     </w:p>
     <w:p>
       <w:pPr>
@@ -26652,18 +26852,19 @@
         <w:pStyle w:val="Heading3"/>
         <w:jc w:val="right"/>
       </w:pPr>
-      <w:bookmarkStart w:id="141" w:name="_Toc232568841"/>
-      <w:bookmarkStart w:id="142" w:name="Xdb72e8c31238e5bc8bb35e9197d335bc848251d"/>
-      <w:bookmarkEnd w:id="138"/>
+      <w:bookmarkStart w:id="141" w:name="Xdb72e8c31238e5bc8bb35e9197d335bc848251d"/>
+      <w:bookmarkStart w:id="142" w:name="_Toc232568841"/>
+      <w:bookmarkEnd w:id="137"/>
       <w:bookmarkEnd w:id="140"/>
       <w:r>
         <w:rPr>
           <w:bidi/>
           <w:rtl/>
         </w:rPr>
+        <w:lastRenderedPageBreak/>
         <w:t>المطلب الثالث: إدارة التكاليف والنزاهة المالية</w:t>
       </w:r>
-      <w:bookmarkEnd w:id="141"/>
+      <w:bookmarkEnd w:id="142"/>
     </w:p>
     <w:p>
       <w:pPr>
@@ -27039,7 +27240,11 @@
         <w:bidi w:val="1"/>
         <w:jc w:val="right"/>
       </w:pPr>
-      <w:r/>
+      <w:r>
+        <w:pict w14:anchorId="696EE613">
+          <v:rect id="_x0000_i1442" style="width:0;height:1.5pt" o:hralign="right" o:hrstd="t" o:hr="t"/>
+        </w:pict>
+      </w:r>
     </w:p>
     <w:p>
       <w:pPr>
@@ -27047,9 +27252,9 @@
         <w:pStyle w:val="Heading3"/>
         <w:jc w:val="right"/>
       </w:pPr>
-      <w:bookmarkStart w:id="143" w:name="_Toc232568842"/>
-      <w:bookmarkStart w:id="144" w:name="Xb42ed883f4a4d77c904837a9483548fc91a7185"/>
-      <w:bookmarkEnd w:id="142"/>
+      <w:bookmarkStart w:id="143" w:name="Xb42ed883f4a4d77c904837a9483548fc91a7185"/>
+      <w:bookmarkStart w:id="144" w:name="_Toc232568842"/>
+      <w:bookmarkEnd w:id="141"/>
       <w:r>
         <w:rPr>
           <w:bidi/>
@@ -27057,7 +27262,7 @@
         </w:rPr>
         <w:t>المطلب الرابع: محاكاة مبادئ ACID لسلامة البيانات</w:t>
       </w:r>
-      <w:bookmarkEnd w:id="143"/>
+      <w:bookmarkEnd w:id="144"/>
     </w:p>
     <w:p>
       <w:pPr>
@@ -27209,11 +27414,12 @@
         </w:rPr>
       </w:pPr>
       <w:bookmarkStart w:id="145" w:name="X1c2ea8d86c4f45404ae3647941d3499fe8305c9"/>
-      <w:bookmarkEnd w:id="144"/>
-      <w:r>
-        <w:rPr>
-          <w:rtl/>
-        </w:rPr>
+      <w:bookmarkEnd w:id="143"/>
+      <w:r>
+        <w:rPr>
+          <w:rtl/>
+        </w:rPr>
+        <w:br w:type="page"/>
       </w:r>
     </w:p>
     <w:p>
@@ -27228,6 +27434,7 @@
           <w:bidi/>
           <w:rtl/>
         </w:rPr>
+        <w:lastRenderedPageBreak/>
         <w:t>المطلب الخامس: محرك التصنيف الذكي (ABC-XYZ Engine)</w:t>
       </w:r>
       <w:bookmarkEnd w:id="146"/>
@@ -27377,7 +27584,11 @@
         <w:bidi w:val="1"/>
         <w:jc w:val="right"/>
       </w:pPr>
-      <w:r/>
+      <w:r>
+        <w:pict w14:anchorId="085FD139">
+          <v:rect id="_x0000_i1444" style="width:0;height:1.5pt" o:hralign="right" o:hrstd="t" o:hr="t"/>
+        </w:pict>
+      </w:r>
     </w:p>
     <w:p>
       <w:pPr>
@@ -27385,9 +27596,9 @@
         <w:pStyle w:val="Heading2"/>
         <w:jc w:val="right"/>
       </w:pPr>
-      <w:bookmarkStart w:id="147" w:name="_Toc232568844"/>
-      <w:bookmarkStart w:id="148" w:name="Xc6e18aa2af3011a1373a5d4857df80b39c98584"/>
-      <w:bookmarkEnd w:id="134"/>
+      <w:bookmarkStart w:id="147" w:name="Xc6e18aa2af3011a1373a5d4857df80b39c98584"/>
+      <w:bookmarkStart w:id="148" w:name="_Toc232568844"/>
+      <w:bookmarkEnd w:id="133"/>
       <w:bookmarkEnd w:id="145"/>
       <w:r>
         <w:rPr>
@@ -27397,7 +27608,7 @@
         </w:rPr>
         <w:t>المبحث الرابع: هندسة واجهة المستخدم والأصالة الابتكارية</w:t>
       </w:r>
-      <w:bookmarkEnd w:id="147"/>
+      <w:bookmarkEnd w:id="148"/>
     </w:p>
     <w:p>
       <w:pPr>
@@ -27418,8 +27629,8 @@
         <w:pStyle w:val="Heading3"/>
         <w:jc w:val="right"/>
       </w:pPr>
-      <w:bookmarkStart w:id="149" w:name="_Toc232568845"/>
-      <w:bookmarkStart w:id="150" w:name="Xdcbed4a529f139898c76cbbdb64bb8c1a119adb"/>
+      <w:bookmarkStart w:id="149" w:name="Xdcbed4a529f139898c76cbbdb64bb8c1a119adb"/>
+      <w:bookmarkStart w:id="150" w:name="_Toc232568845"/>
       <w:r>
         <w:rPr>
           <w:bidi/>
@@ -27427,7 +27638,7 @@
         </w:rPr>
         <w:t>المطلب الأول: الهندسة البنيوية لأوراق العمل (Sheet Architecture)</w:t>
       </w:r>
-      <w:bookmarkEnd w:id="149"/>
+      <w:bookmarkEnd w:id="150"/>
     </w:p>
     <w:p>
       <w:pPr>
@@ -27671,6 +27882,7 @@
           <w:bidi/>
           <w:rtl/>
         </w:rPr>
+        <w:lastRenderedPageBreak/>
         <w:t>جميع الأسعار المُدرجة في هذه الوحدة هي أسعار صافية خالية من الرسم على القيمة المضافة، انسجاماً مع التعليمة رقم 09-2018 التي تُعفي مؤسسات التربية الوطنية من TVA في مشترياتها التربوية.</w:t>
       </w:r>
     </w:p>
@@ -27679,7 +27891,11 @@
         <w:bidi w:val="1"/>
         <w:jc w:val="right"/>
       </w:pPr>
-      <w:r/>
+      <w:r>
+        <w:pict w14:anchorId="5EEA2483">
+          <v:rect id="_x0000_i1445" style="width:0;height:1.5pt" o:hralign="right" o:hrstd="t" o:hr="t"/>
+        </w:pict>
+      </w:r>
     </w:p>
     <w:p>
       <w:pPr>
@@ -27687,9 +27903,9 @@
         <w:pStyle w:val="Heading3"/>
         <w:jc w:val="right"/>
       </w:pPr>
-      <w:bookmarkStart w:id="151" w:name="_Toc232568846"/>
-      <w:bookmarkStart w:id="152" w:name="Xc3e868391841f7562f5d5b2b3c4438a8091e2eb"/>
-      <w:bookmarkEnd w:id="150"/>
+      <w:bookmarkStart w:id="151" w:name="Xc3e868391841f7562f5d5b2b3c4438a8091e2eb"/>
+      <w:bookmarkStart w:id="152" w:name="_Toc232568846"/>
+      <w:bookmarkEnd w:id="149"/>
       <w:r>
         <w:rPr>
           <w:bidi/>
@@ -27697,7 +27913,7 @@
         </w:rPr>
         <w:t>المطلب الثاني: نظام التنبيه اللوني والذكاء البصري</w:t>
       </w:r>
-      <w:bookmarkEnd w:id="151"/>
+      <w:bookmarkEnd w:id="152"/>
     </w:p>
     <w:p>
       <w:pPr>
@@ -27798,7 +28014,11 @@
         <w:bidi w:val="1"/>
         <w:jc w:val="right"/>
       </w:pPr>
-      <w:r/>
+      <w:r>
+        <w:pict w14:anchorId="5787A741">
+          <v:rect id="_x0000_i1446" style="width:0;height:1.5pt" o:hralign="right" o:hrstd="t" o:hr="t"/>
+        </w:pict>
+      </w:r>
     </w:p>
     <w:p>
       <w:pPr>
@@ -27806,9 +28026,9 @@
         <w:pStyle w:val="Heading3"/>
         <w:jc w:val="right"/>
       </w:pPr>
-      <w:bookmarkStart w:id="153" w:name="_Toc232568847"/>
-      <w:bookmarkStart w:id="154" w:name="X197816f32b7b7ef5c9c4cb4d12a6ba19ec348d5"/>
-      <w:bookmarkEnd w:id="152"/>
+      <w:bookmarkStart w:id="153" w:name="X197816f32b7b7ef5c9c4cb4d12a6ba19ec348d5"/>
+      <w:bookmarkStart w:id="154" w:name="_Toc232568847"/>
+      <w:bookmarkEnd w:id="151"/>
       <w:r>
         <w:rPr>
           <w:bidi/>
@@ -27816,7 +28036,7 @@
         </w:rPr>
         <w:t>المطلب الثالث: لوحة القيادة والتحليل الاستراتيجي (Analytics Dashboard)</w:t>
       </w:r>
-      <w:bookmarkEnd w:id="153"/>
+      <w:bookmarkEnd w:id="154"/>
     </w:p>
     <w:p>
       <w:pPr>
@@ -27917,7 +28137,11 @@
         <w:bidi w:val="1"/>
         <w:jc w:val="right"/>
       </w:pPr>
-      <w:r/>
+      <w:r>
+        <w:pict w14:anchorId="0A285783">
+          <v:rect id="_x0000_i1447" style="width:0;height:1.5pt" o:hralign="right" o:hrstd="t" o:hr="t"/>
+        </w:pict>
+      </w:r>
     </w:p>
     <w:p>
       <w:pPr>
@@ -27925,17 +28149,18 @@
         <w:pStyle w:val="Heading3"/>
         <w:jc w:val="right"/>
       </w:pPr>
-      <w:bookmarkStart w:id="155" w:name="_Toc232568848"/>
-      <w:bookmarkStart w:id="156" w:name="X43f602add9b7058ce87741ac0c8f7096d34eb8c"/>
-      <w:bookmarkEnd w:id="154"/>
-      <w:r>
-        <w:rPr>
-          <w:bidi/>
-          <w:rtl/>
-        </w:rPr>
+      <w:bookmarkStart w:id="155" w:name="X43f602add9b7058ce87741ac0c8f7096d34eb8c"/>
+      <w:bookmarkStart w:id="156" w:name="_Toc232568848"/>
+      <w:bookmarkEnd w:id="153"/>
+      <w:r>
+        <w:rPr>
+          <w:bidi/>
+          <w:rtl/>
+        </w:rPr>
+        <w:lastRenderedPageBreak/>
         <w:t>المطلب الرابع: المعايير الجمالية والابتكارات الوظيفية</w:t>
       </w:r>
-      <w:bookmarkEnd w:id="155"/>
+      <w:bookmarkEnd w:id="156"/>
     </w:p>
     <w:p>
       <w:pPr>
@@ -28150,6 +28375,7 @@
         <w:rPr>
           <w:rStyle w:val="FootnoteReference"/>
         </w:rPr>
+        <w:footnoteReference w:id="36"/>
       </w:r>
     </w:p>
     <w:p>
@@ -28170,11 +28396,13 @@
         <w:rPr>
           <w:rStyle w:val="FootnoteReference"/>
         </w:rPr>
+        <w:footnoteReference w:id="37"/>
       </w:r>
       <w:r>
         <w:rPr>
           <w:rStyle w:val="FootnoteReference"/>
         </w:rPr>
+        <w:footnoteReference w:id="38"/>
       </w:r>
     </w:p>
     <w:p>
@@ -28184,11 +28412,11 @@
         <w:pageBreakBefore/>
         <w:jc w:val="right"/>
       </w:pPr>
-      <w:bookmarkStart w:id="159" w:name="_Toc232568849"/>
-      <w:bookmarkStart w:id="160" w:name="الفصل-الرابع-التجريب-والتحقق-من-النتائج"/>
-      <w:bookmarkEnd w:id="115"/>
-      <w:bookmarkEnd w:id="148"/>
-      <w:bookmarkEnd w:id="156"/>
+      <w:bookmarkStart w:id="159" w:name="الفصل-الرابع-التجريب-والتحقق-من-النتائج"/>
+      <w:bookmarkStart w:id="160" w:name="_Toc232568849"/>
+      <w:bookmarkEnd w:id="114"/>
+      <w:bookmarkEnd w:id="147"/>
+      <w:bookmarkEnd w:id="155"/>
       <w:bookmarkEnd w:id="158"/>
       <w:r>
         <w:rPr>
@@ -28196,9 +28424,10 @@
           <w:rFonts w:ascii="Traditional Arabic" w:hAnsi="Traditional Arabic"/>
           <w:rtl/>
         </w:rPr>
+        <w:lastRenderedPageBreak/>
         <w:t>الفصل الرابع: التجريب والتحقق من النتائج</w:t>
       </w:r>
-      <w:bookmarkEnd w:id="159"/>
+      <w:bookmarkEnd w:id="160"/>
     </w:p>
     <w:p>
       <w:pPr>
@@ -28206,8 +28435,8 @@
         <w:pStyle w:val="Heading2"/>
         <w:jc w:val="right"/>
       </w:pPr>
-      <w:bookmarkStart w:id="161" w:name="_Toc232568850"/>
-      <w:bookmarkStart w:id="162" w:name="X772d01764d2cdf10730319436c2b610a5dde5fe"/>
+      <w:bookmarkStart w:id="161" w:name="X772d01764d2cdf10730319436c2b610a5dde5fe"/>
+      <w:bookmarkStart w:id="162" w:name="_Toc232568850"/>
       <w:r>
         <w:rPr>
           <w:bidi/>
@@ -28216,7 +28445,7 @@
         </w:rPr>
         <w:t>المبحث الأول: نتائج التجريب والتحقق من صحة الفرضيات</w:t>
       </w:r>
-      <w:bookmarkEnd w:id="161"/>
+      <w:bookmarkEnd w:id="162"/>
     </w:p>
     <w:p>
       <w:pPr>
@@ -28224,8 +28453,8 @@
         <w:pStyle w:val="Heading3"/>
         <w:jc w:val="right"/>
       </w:pPr>
-      <w:bookmarkStart w:id="163" w:name="_Toc232568851"/>
-      <w:bookmarkStart w:id="164" w:name="X49c36b57d4ff3911c0526cfcdcf059aea80a406"/>
+      <w:bookmarkStart w:id="163" w:name="X49c36b57d4ff3911c0526cfcdcf059aea80a406"/>
+      <w:bookmarkStart w:id="164" w:name="_Toc232568851"/>
       <w:r>
         <w:rPr>
           <w:bidi/>
@@ -28233,11 +28462,12 @@
         </w:rPr>
         <w:t>1. مقارنة مؤشرات الأداء قبل وبعد التطبيق</w:t>
       </w:r>
-      <w:bookmarkEnd w:id="163"/>
-    </w:p>
-    <w:p>
-      <w:pPr>
-        <w:bidi w:val="1"/>
+      <w:bookmarkEnd w:id="164"/>
+    </w:p>
+    <w:p>
+      <w:pPr>
+        <w:bidi w:val="1"/>
+        <w:pStyle w:val="Caption"/>
         <w:keepNext/>
         <w:jc w:val="right"/>
       </w:pPr>
@@ -28260,6 +28490,7 @@
     </w:p>
     <w:p>
       <w:pPr>
+        <w:pStyle w:val="Caption"/>
         <w:bidi w:val="1"/>
         <w:spacing w:before="120" w:after="60"/>
         <w:jc w:val="right"/>
@@ -28268,16 +28499,19 @@
         <w:rPr>
           <w:b/>
         </w:rPr>
-      </w:r>
-      <w:r>
-        <w:rPr>
-          <w:b/>
-        </w:rPr>
-      </w:r>
-      <w:r>
-        <w:rPr>
-          <w:b/>
-        </w:rPr>
+        <w:fldChar w:fldCharType="begin"/>
+      </w:r>
+      <w:r>
+        <w:rPr>
+          <w:b/>
+        </w:rPr>
+        <w:instrText xml:space="preserve"> SEQ جدول \* ARABIC \r 7 </w:instrText>
+      </w:r>
+      <w:r>
+        <w:rPr>
+          <w:b/>
+        </w:rPr>
+        <w:fldChar w:fldCharType="separate"/>
       </w:r>
       <w:bookmarkStart w:id="165" w:name="_Toc232568893"/>
       <w:r>
@@ -28291,6 +28525,7 @@
         <w:rPr>
           <w:b/>
         </w:rPr>
+        <w:fldChar w:fldCharType="end"/>
       </w:r>
       <w:r>
         <w:rPr>
@@ -29200,17 +29435,18 @@
         <w:pStyle w:val="Heading3"/>
         <w:jc w:val="right"/>
       </w:pPr>
-      <w:bookmarkStart w:id="166" w:name="_Toc232568852"/>
-      <w:bookmarkStart w:id="167" w:name="Xb8e42ca6d3322078508f93d6992976adf29d2ca"/>
-      <w:bookmarkEnd w:id="164"/>
-      <w:r>
-        <w:rPr>
-          <w:bidi/>
-          <w:rtl/>
-        </w:rPr>
+      <w:bookmarkStart w:id="166" w:name="Xb8e42ca6d3322078508f93d6992976adf29d2ca"/>
+      <w:bookmarkStart w:id="167" w:name="_Toc232568852"/>
+      <w:bookmarkEnd w:id="163"/>
+      <w:r>
+        <w:rPr>
+          <w:bidi/>
+          <w:rtl/>
+        </w:rPr>
+        <w:lastRenderedPageBreak/>
         <w:t>2. التحقق من صحة فرضيات البحث</w:t>
       </w:r>
-      <w:bookmarkEnd w:id="166"/>
+      <w:bookmarkEnd w:id="167"/>
     </w:p>
     <w:p>
       <w:pPr>
@@ -29228,6 +29464,7 @@
     <w:p>
       <w:pPr>
         <w:bidi w:val="1"/>
+        <w:pStyle w:val="Caption"/>
         <w:keepNext/>
         <w:jc w:val="right"/>
       </w:pPr>
@@ -29243,6 +29480,7 @@
     </w:p>
     <w:p>
       <w:pPr>
+        <w:pStyle w:val="Caption"/>
         <w:bidi w:val="1"/>
         <w:spacing w:before="120" w:after="60"/>
         <w:jc w:val="right"/>
@@ -29251,16 +29489,19 @@
         <w:rPr>
           <w:b/>
         </w:rPr>
-      </w:r>
-      <w:r>
-        <w:rPr>
-          <w:b/>
-        </w:rPr>
-      </w:r>
-      <w:r>
-        <w:rPr>
-          <w:b/>
-        </w:rPr>
+        <w:fldChar w:fldCharType="begin"/>
+      </w:r>
+      <w:r>
+        <w:rPr>
+          <w:b/>
+        </w:rPr>
+        <w:instrText xml:space="preserve"> SEQ جدول \* ARABIC \r 8 </w:instrText>
+      </w:r>
+      <w:r>
+        <w:rPr>
+          <w:b/>
+        </w:rPr>
+        <w:fldChar w:fldCharType="separate"/>
       </w:r>
       <w:bookmarkStart w:id="168" w:name="_Toc232568894"/>
       <w:r>
@@ -29274,6 +29515,7 @@
         <w:rPr>
           <w:b/>
         </w:rPr>
+        <w:fldChar w:fldCharType="end"/>
       </w:r>
       <w:r>
         <w:rPr>
@@ -29690,9 +29932,9 @@
         <w:pStyle w:val="Heading3"/>
         <w:jc w:val="right"/>
       </w:pPr>
-      <w:bookmarkStart w:id="169" w:name="_Toc232568853"/>
-      <w:bookmarkStart w:id="170" w:name="X8a93358eecaeb60469823d090d898b75c2e77ac"/>
-      <w:bookmarkEnd w:id="167"/>
+      <w:bookmarkStart w:id="169" w:name="X8a93358eecaeb60469823d090d898b75c2e77ac"/>
+      <w:bookmarkStart w:id="170" w:name="_Toc232568853"/>
+      <w:bookmarkEnd w:id="166"/>
       <w:r>
         <w:rPr>
           <w:bidi/>
@@ -29700,10 +29942,11 @@
         </w:rPr>
         <w:t>3. التحليل التفصيلي لمؤشرات الأداء</w:t>
       </w:r>
-      <w:bookmarkEnd w:id="169"/>
-    </w:p>
-    <w:p>
-      <w:pPr>
+      <w:bookmarkEnd w:id="170"/>
+    </w:p>
+    <w:p>
+      <w:pPr>
+        <w:pStyle w:val="Caption"/>
         <w:bidi w:val="1"/>
         <w:jc w:val="right"/>
       </w:pPr>
@@ -29759,6 +30002,7 @@
           <w:bCs/>
           <w:rtl/>
         </w:rPr>
+        <w:lastRenderedPageBreak/>
         <w:t>الاستجابة الاستباقية:</w:t>
       </w:r>
       <w:r>
@@ -29829,9 +30073,9 @@
         <w:pStyle w:val="Heading3"/>
         <w:jc w:val="right"/>
       </w:pPr>
-      <w:bookmarkStart w:id="171" w:name="_Toc232568854"/>
-      <w:bookmarkStart w:id="172" w:name="Xaf9730f8f208447975e9de648bd3cee193ed3c6"/>
-      <w:bookmarkEnd w:id="170"/>
+      <w:bookmarkStart w:id="171" w:name="Xaf9730f8f208447975e9de648bd3cee193ed3c6"/>
+      <w:bookmarkStart w:id="172" w:name="_Toc232568854"/>
+      <w:bookmarkEnd w:id="169"/>
       <w:r>
         <w:rPr>
           <w:bidi/>
@@ -29839,7 +30083,7 @@
         </w:rPr>
         <w:t>4. التقييم الإحصائي لمؤشرات الأداء</w:t>
       </w:r>
-      <w:bookmarkEnd w:id="171"/>
+      <w:bookmarkEnd w:id="172"/>
     </w:p>
     <w:p>
       <w:pPr>
@@ -29857,6 +30101,7 @@
     <w:p>
       <w:pPr>
         <w:bidi w:val="1"/>
+        <w:pStyle w:val="Caption"/>
         <w:keepNext/>
         <w:jc w:val="right"/>
       </w:pPr>
@@ -29872,6 +30117,7 @@
     </w:p>
     <w:p>
       <w:pPr>
+        <w:pStyle w:val="Caption"/>
         <w:bidi w:val="1"/>
         <w:spacing w:before="120" w:after="60"/>
         <w:jc w:val="right"/>
@@ -29880,16 +30126,19 @@
         <w:rPr>
           <w:b/>
         </w:rPr>
-      </w:r>
-      <w:r>
-        <w:rPr>
-          <w:b/>
-        </w:rPr>
-      </w:r>
-      <w:r>
-        <w:rPr>
-          <w:b/>
-        </w:rPr>
+        <w:fldChar w:fldCharType="begin"/>
+      </w:r>
+      <w:r>
+        <w:rPr>
+          <w:b/>
+        </w:rPr>
+        <w:instrText xml:space="preserve"> SEQ جدول \* ARABIC \r 9 </w:instrText>
+      </w:r>
+      <w:r>
+        <w:rPr>
+          <w:b/>
+        </w:rPr>
+        <w:fldChar w:fldCharType="separate"/>
       </w:r>
       <w:bookmarkStart w:id="173" w:name="_Toc232568895"/>
       <w:r>
@@ -29903,6 +30152,7 @@
         <w:rPr>
           <w:b/>
         </w:rPr>
+        <w:fldChar w:fldCharType="end"/>
       </w:r>
       <w:r>
         <w:rPr>
@@ -30969,6 +31219,7 @@
           <w:bidi/>
           <w:rtl/>
         </w:rPr>
+        <w:lastRenderedPageBreak/>
         <w:t>يُظهر هذا التقييم الإحصائي أن التحسُّن لم يقتصر على مؤشر واحد، بل شمل كل حلقات دورة التخزين، مما يؤكد التأثير الشامل (Systemic Impact) للحل الرقمي المقترح.</w:t>
       </w:r>
     </w:p>
@@ -30978,9 +31229,9 @@
         <w:pStyle w:val="Heading3"/>
         <w:jc w:val="right"/>
       </w:pPr>
-      <w:bookmarkStart w:id="174" w:name="_Toc232568855"/>
-      <w:bookmarkStart w:id="175" w:name="X5d883ae01169ee0c2874075dd2ba2df14168639"/>
-      <w:bookmarkEnd w:id="172"/>
+      <w:bookmarkStart w:id="174" w:name="X5d883ae01169ee0c2874075dd2ba2df14168639"/>
+      <w:bookmarkStart w:id="175" w:name="_Toc232568855"/>
+      <w:bookmarkEnd w:id="171"/>
       <w:r>
         <w:rPr>
           <w:bidi/>
@@ -30988,19 +31239,50 @@
         </w:rPr>
         <w:t>5. التحقق التجريبي والمصداقية</w:t>
       </w:r>
+      <w:bookmarkEnd w:id="175"/>
+    </w:p>
+    <w:p>
+      <w:pPr>
+        <w:bidi w:val="1"/>
+        <w:jc w:val="right"/>
+      </w:pPr>
+      <w:r>
+        <w:rPr>
+          <w:bidi/>
+          <w:rtl/>
+        </w:rPr>
+        <w:t>لم تكن هذه النتائج مجرد تقديرات نظرية، بل جاءت نتاج تطبيق تجريبي صارم. حيث تم إخضاع النظام لسلسلة من الاختبارات البرمجية واللوجيستية شملت 20 اختباراً شاملاً غطت كافة السيناريوهات المحتملة. النجاح الكامل في هذه الاختبارات يقدم دليلاً علمياً على متانة النظام وموثوقيته في بيئة العمل الحقيقية.</w:t>
+      </w:r>
+    </w:p>
+    <w:p>
+      <w:pPr>
+        <w:bidi w:val="1"/>
+        <w:pStyle w:val="Heading3"/>
+        <w:jc w:val="right"/>
+      </w:pPr>
+      <w:bookmarkStart w:id="176" w:name="Xfde45ab085d7ad252281c0dccada5f1ef76526b"/>
+      <w:bookmarkStart w:id="177" w:name="_Toc232568856"/>
       <w:bookmarkEnd w:id="174"/>
-    </w:p>
-    <w:p>
-      <w:pPr>
-        <w:bidi w:val="1"/>
-        <w:jc w:val="right"/>
-      </w:pPr>
-      <w:r>
-        <w:rPr>
-          <w:bidi/>
-          <w:rtl/>
-        </w:rPr>
-        <w:t>لم تكن هذه النتائج مجرد تقديرات نظرية، بل جاءت نتاج تطبيق تجريبي صارم. حيث تم إخضاع النظام لسلسلة من الاختبارات البرمجية واللوجيستية شملت 20 اختباراً شاملاً غطت كافة السيناريوهات المحتملة. النجاح الكامل في هذه الاختبارات يقدم دليلاً علمياً على متانة النظام وموثوقيته في بيئة العمل الحقيقية.</w:t>
+      <w:r>
+        <w:rPr>
+          <w:bidi/>
+          <w:rtl/>
+        </w:rPr>
+        <w:t>6. أمن البيانات والسلامة (Data Security &amp; Integrity)</w:t>
+      </w:r>
+      <w:bookmarkEnd w:id="177"/>
+    </w:p>
+    <w:p>
+      <w:pPr>
+        <w:bidi w:val="1"/>
+        <w:jc w:val="right"/>
+      </w:pPr>
+      <w:r>
+        <w:rPr>
+          <w:bidi/>
+          <w:rtl/>
+        </w:rPr>
+        <w:t>يُثار غالباً تساؤل حول أمن البيانات في الأنظمة المبنية على Excel، غير أن النظام المقترح يُعالج هذه النقطة عبر ثلاث آليات مترابطة. أولاً، سلسلة الحراسة السداسية تمنع التعديل المباشر على الخلايا الحساسة، إذ أن كل حركة تُسجَّل عبر واجهة VBA ولا يمكن إدخال أو تعديل أو حذف أي حركة يدوياً من ورقة العمل. ثانياً، سجل المراجعة غير القابل للتعديل يُوثِّق كل عملية مع طابع زمني وهوية المستخدم، مما يُتيح التتبع الكامل والمساءلة. ثالثاً، الحماية بكلمة مرور على مستوى ورقة العمل والمشروع (VBA Project) تمنع العبث غير المصرَّح به. هذه الآليات تجعل النظام أكثر أماناً من السجلات الورقية التقليدية وأقل عرضة للخطأ البشري.</w:t>
       </w:r>
     </w:p>
     <w:p>
@@ -31009,40 +31291,9 @@
         <w:pStyle w:val="Heading3"/>
         <w:jc w:val="right"/>
       </w:pPr>
-      <w:bookmarkStart w:id="176" w:name="_Toc232568856"/>
-      <w:bookmarkStart w:id="177" w:name="Xfde45ab085d7ad252281c0dccada5f1ef76526b"/>
-      <w:bookmarkEnd w:id="175"/>
-      <w:r>
-        <w:rPr>
-          <w:bidi/>
-          <w:rtl/>
-        </w:rPr>
-        <w:t>6. أمن البيانات والسلامة (Data Security &amp; Integrity)</w:t>
-      </w:r>
+      <w:bookmarkStart w:id="178" w:name="X55ec612fe397449f669dedb016b309f368fbe7f"/>
+      <w:bookmarkStart w:id="179" w:name="_Toc232568857"/>
       <w:bookmarkEnd w:id="176"/>
-    </w:p>
-    <w:p>
-      <w:pPr>
-        <w:bidi w:val="1"/>
-        <w:jc w:val="right"/>
-      </w:pPr>
-      <w:r>
-        <w:rPr>
-          <w:bidi/>
-          <w:rtl/>
-        </w:rPr>
-        <w:t>يُثار غالباً تساؤل حول أمن البيانات في الأنظمة المبنية على Excel، غير أن النظام المقترح يُعالج هذه النقطة عبر ثلاث آليات مترابطة. أولاً، سلسلة الحراسة السداسية تمنع التعديل المباشر على الخلايا الحساسة، إذ أن كل حركة تُسجَّل عبر واجهة VBA ولا يمكن إدخال أو تعديل أو حذف أي حركة يدوياً من ورقة العمل. ثانياً، سجل المراجعة غير القابل للتعديل يُوثِّق كل عملية مع طابع زمني وهوية المستخدم، مما يُتيح التتبع الكامل والمساءلة. ثالثاً، الحماية بكلمة مرور على مستوى ورقة العمل والمشروع (VBA Project) تمنع العبث غير المصرَّح به. هذه الآليات تجعل النظام أكثر أماناً من السجلات الورقية التقليدية وأقل عرضة للخطأ البشري.</w:t>
-      </w:r>
-    </w:p>
-    <w:p>
-      <w:pPr>
-        <w:bidi w:val="1"/>
-        <w:pStyle w:val="Heading3"/>
-        <w:jc w:val="right"/>
-      </w:pPr>
-      <w:bookmarkStart w:id="178" w:name="_Toc232568857"/>
-      <w:bookmarkStart w:id="179" w:name="X55ec612fe397449f669dedb016b309f368fbe7f"/>
-      <w:bookmarkEnd w:id="177"/>
       <w:r>
         <w:rPr>
           <w:bidi/>
@@ -31050,7 +31301,7 @@
         </w:rPr>
         <w:t>7. الأثر التشغيلي العام (Operational Impact)</w:t>
       </w:r>
-      <w:bookmarkEnd w:id="178"/>
+      <w:bookmarkEnd w:id="179"/>
     </w:p>
     <w:p>
       <w:pPr>
@@ -31079,12 +31330,13 @@
         </w:rPr>
       </w:pPr>
       <w:bookmarkStart w:id="180" w:name="المبحث-الثاني-التوصيات-وآفاق-البحث"/>
-      <w:bookmarkEnd w:id="162"/>
-      <w:bookmarkEnd w:id="179"/>
-      <w:r>
-        <w:rPr>
-          <w:rtl/>
-        </w:rPr>
+      <w:bookmarkEnd w:id="161"/>
+      <w:bookmarkEnd w:id="178"/>
+      <w:r>
+        <w:rPr>
+          <w:rtl/>
+        </w:rPr>
+        <w:br w:type="page"/>
       </w:r>
     </w:p>
     <w:p>
@@ -31100,6 +31352,7 @@
           <w:rFonts w:ascii="Traditional Arabic" w:hAnsi="Traditional Arabic"/>
           <w:rtl/>
         </w:rPr>
+        <w:lastRenderedPageBreak/>
         <w:t>المبحث الثاني: التوصيات وآفاق البحث</w:t>
       </w:r>
       <w:bookmarkEnd w:id="181"/>
@@ -31110,8 +31363,8 @@
         <w:pStyle w:val="Heading3"/>
         <w:jc w:val="right"/>
       </w:pPr>
-      <w:bookmarkStart w:id="182" w:name="_Toc232568859"/>
-      <w:bookmarkStart w:id="183" w:name="X227b4e7819393731d2434c2aae903fe248179ff"/>
+      <w:bookmarkStart w:id="182" w:name="X227b4e7819393731d2434c2aae903fe248179ff"/>
+      <w:bookmarkStart w:id="183" w:name="_Toc232568859"/>
       <w:r>
         <w:rPr>
           <w:bidi/>
@@ -31119,7 +31372,7 @@
         </w:rPr>
         <w:t>1. التوصيات المقدَّمة لمصلحة المخازن والإدارة</w:t>
       </w:r>
-      <w:bookmarkEnd w:id="182"/>
+      <w:bookmarkEnd w:id="183"/>
     </w:p>
     <w:p>
       <w:pPr>
@@ -31137,6 +31390,7 @@
     <w:p>
       <w:pPr>
         <w:bidi w:val="1"/>
+        <w:pStyle w:val="Caption"/>
         <w:keepNext/>
         <w:jc w:val="right"/>
       </w:pPr>
@@ -31152,6 +31406,7 @@
     </w:p>
     <w:p>
       <w:pPr>
+        <w:pStyle w:val="Caption"/>
         <w:bidi w:val="1"/>
         <w:spacing w:before="120" w:after="60"/>
         <w:jc w:val="right"/>
@@ -31160,16 +31415,19 @@
         <w:rPr>
           <w:b/>
         </w:rPr>
-      </w:r>
-      <w:r>
-        <w:rPr>
-          <w:b/>
-        </w:rPr>
-      </w:r>
-      <w:r>
-        <w:rPr>
-          <w:b/>
-        </w:rPr>
+        <w:fldChar w:fldCharType="begin"/>
+      </w:r>
+      <w:r>
+        <w:rPr>
+          <w:b/>
+        </w:rPr>
+        <w:instrText xml:space="preserve"> SEQ جدول \* ARABIC \r 10 </w:instrText>
+      </w:r>
+      <w:r>
+        <w:rPr>
+          <w:b/>
+        </w:rPr>
+        <w:fldChar w:fldCharType="separate"/>
       </w:r>
       <w:bookmarkStart w:id="184" w:name="_Toc232568896"/>
       <w:r>
@@ -31183,6 +31441,7 @@
         <w:rPr>
           <w:b/>
         </w:rPr>
+        <w:fldChar w:fldCharType="end"/>
       </w:r>
       <w:r>
         <w:rPr>
@@ -31912,17 +32171,18 @@
         <w:pStyle w:val="Heading3"/>
         <w:jc w:val="right"/>
       </w:pPr>
-      <w:bookmarkStart w:id="185" w:name="_Toc232568860"/>
-      <w:bookmarkStart w:id="186" w:name="X428f0794160c0dd1b8e5b82d0235ed45270a5de"/>
-      <w:bookmarkEnd w:id="183"/>
-      <w:r>
-        <w:rPr>
-          <w:bidi/>
-          <w:rtl/>
-        </w:rPr>
+      <w:bookmarkStart w:id="185" w:name="X428f0794160c0dd1b8e5b82d0235ed45270a5de"/>
+      <w:bookmarkStart w:id="186" w:name="_Toc232568860"/>
+      <w:bookmarkEnd w:id="182"/>
+      <w:r>
+        <w:rPr>
+          <w:bidi/>
+          <w:rtl/>
+        </w:rPr>
+        <w:lastRenderedPageBreak/>
         <w:t>2. آفاق البحث</w:t>
       </w:r>
-      <w:bookmarkEnd w:id="185"/>
+      <w:bookmarkEnd w:id="186"/>
     </w:p>
     <w:p>
       <w:pPr>
@@ -32021,6 +32281,7 @@
         <w:rPr>
           <w:rStyle w:val="FootnoteReference"/>
         </w:rPr>
+        <w:footnoteReference w:id="39"/>
       </w:r>
     </w:p>
     <w:p>
@@ -32054,6 +32315,7 @@
           <w:bCs/>
           <w:rtl/>
         </w:rPr>
+        <w:br w:type="page"/>
       </w:r>
     </w:p>
     <w:p>
@@ -32068,6 +32330,7 @@
           <w:bCs/>
           <w:rtl/>
         </w:rPr>
+        <w:lastRenderedPageBreak/>
         <w:t>الخاتمة العامة</w:t>
       </w:r>
       <w:r>
@@ -32162,13 +32425,14 @@
         <w:jc w:val="right"/>
       </w:pPr>
       <w:bookmarkStart w:id="187" w:name="قائمة-المصادر-والمراجع"/>
-      <w:bookmarkEnd w:id="160"/>
+      <w:bookmarkEnd w:id="159"/>
       <w:bookmarkEnd w:id="180"/>
-      <w:bookmarkEnd w:id="186"/>
-      <w:r>
-        <w:rPr>
-          <w:rtl/>
-        </w:rPr>
+      <w:bookmarkEnd w:id="185"/>
+      <w:r>
+        <w:rPr>
+          <w:rtl/>
+        </w:rPr>
+        <w:br w:type="page"/>
       </w:r>
     </w:p>
     <w:p>
@@ -32184,6 +32448,7 @@
           <w:rFonts w:ascii="Traditional Arabic" w:hAnsi="Traditional Arabic"/>
           <w:rtl/>
         </w:rPr>
+        <w:lastRenderedPageBreak/>
         <w:t>قائمة المصادر والمراجع</w:t>
       </w:r>
       <w:bookmarkEnd w:id="188"/>
@@ -32194,8 +32459,8 @@
         <w:pStyle w:val="Heading2"/>
         <w:jc w:val="right"/>
       </w:pPr>
-      <w:bookmarkStart w:id="189" w:name="_Toc232568862"/>
-      <w:bookmarkStart w:id="190" w:name="أولاً-الكتب-والمراجع-العلمية"/>
+      <w:bookmarkStart w:id="189" w:name="أولاً-الكتب-والمراجع-العلمية"/>
+      <w:bookmarkStart w:id="190" w:name="_Toc232568862"/>
       <w:r>
         <w:rPr>
           <w:bidi/>
@@ -32204,7 +32469,7 @@
         </w:rPr>
         <w:t>أولاً: الكتب والمراجع العلمية</w:t>
       </w:r>
-      <w:bookmarkEnd w:id="189"/>
+      <w:bookmarkEnd w:id="190"/>
     </w:p>
     <w:p>
       <w:pPr>
@@ -32644,18 +32909,19 @@
         <w:pStyle w:val="Heading2"/>
         <w:jc w:val="right"/>
       </w:pPr>
-      <w:bookmarkStart w:id="191" w:name="_Toc232568863"/>
-      <w:bookmarkStart w:id="192" w:name="Xa9c5438e3f3a8a99cc43947a4701c3667770737"/>
-      <w:bookmarkEnd w:id="190"/>
+      <w:bookmarkStart w:id="191" w:name="Xa9c5438e3f3a8a99cc43947a4701c3667770737"/>
+      <w:bookmarkStart w:id="192" w:name="_Toc232568863"/>
+      <w:bookmarkEnd w:id="189"/>
       <w:r>
         <w:rPr>
           <w:bidi/>
           <w:rFonts w:ascii="Traditional Arabic" w:hAnsi="Traditional Arabic"/>
           <w:rtl/>
         </w:rPr>
+        <w:lastRenderedPageBreak/>
         <w:t>ثانياً: الإطار القانوني والتنظيمي الجزائري</w:t>
       </w:r>
-      <w:bookmarkEnd w:id="191"/>
+      <w:bookmarkEnd w:id="192"/>
     </w:p>
     <w:p>
       <w:pPr>
@@ -32900,9 +33166,9 @@
         <w:pStyle w:val="Heading2"/>
         <w:jc w:val="right"/>
       </w:pPr>
-      <w:bookmarkStart w:id="193" w:name="_Toc232568864"/>
-      <w:bookmarkStart w:id="194" w:name="ثالثاً-المنهاج-الدراسي-bts-gsl-tag1801"/>
-      <w:bookmarkEnd w:id="192"/>
+      <w:bookmarkStart w:id="193" w:name="ثالثاً-المنهاج-الدراسي-bts-gsl-tag1801"/>
+      <w:bookmarkStart w:id="194" w:name="_Toc232568864"/>
+      <w:bookmarkEnd w:id="191"/>
       <w:r>
         <w:rPr>
           <w:bidi/>
@@ -32911,7 +33177,7 @@
         </w:rPr>
         <w:t>ثالثاً: المنهاج الدراسي BTS GSL (TAG1801)</w:t>
       </w:r>
-      <w:bookmarkEnd w:id="193"/>
+      <w:bookmarkEnd w:id="194"/>
     </w:p>
     <w:p>
       <w:pPr>
@@ -33106,6 +33372,7 @@
           <w:bCs/>
           <w:rtl/>
         </w:rPr>
+        <w:lastRenderedPageBreak/>
         <w:t>البحث واختيار الموردين (Recherche et Sélection des Fournisseurs).</w:t>
       </w:r>
       <w:r>
@@ -33457,6 +33724,7 @@
           <w:bCs/>
           <w:rtl/>
         </w:rPr>
+        <w:lastRenderedPageBreak/>
         <w:t>اقتصاد المؤسسة (Économie de l'Entreprise).</w:t>
       </w:r>
       <w:r>
@@ -33777,8 +34045,10 @@
         </w:rPr>
       </w:pPr>
       <w:bookmarkStart w:id="195" w:name="رابعاً-المراجع-التقنية"/>
-      <w:bookmarkEnd w:id="194"/>
-      <w:r/>
+      <w:bookmarkEnd w:id="193"/>
+      <w:r>
+        <w:br w:type="page"/>
+      </w:r>
     </w:p>
     <w:p>
       <w:pPr>
@@ -33796,6 +34066,7 @@
           <w:rFonts w:ascii="Traditional Arabic" w:hAnsi="Traditional Arabic"/>
           <w:rtl/>
         </w:rPr>
+        <w:lastRenderedPageBreak/>
         <w:t>رابعاً: المراجع التقنية</w:t>
       </w:r>
       <w:bookmarkEnd w:id="196"/>
@@ -33884,8 +34155,8 @@
         <w:pStyle w:val="Heading2"/>
         <w:jc w:val="right"/>
       </w:pPr>
-      <w:bookmarkStart w:id="197" w:name="_Toc232568866"/>
-      <w:bookmarkStart w:id="198" w:name="خامساً-مشاريع-وأطروحات-موازية"/>
+      <w:bookmarkStart w:id="197" w:name="خامساً-مشاريع-وأطروحات-موازية"/>
+      <w:bookmarkStart w:id="198" w:name="_Toc232568866"/>
       <w:bookmarkEnd w:id="195"/>
       <w:r>
         <w:rPr>
@@ -33895,7 +34166,7 @@
         </w:rPr>
         <w:t>خامساً: مشاريع وأطروحات موازية</w:t>
       </w:r>
-      <w:bookmarkEnd w:id="197"/>
+      <w:bookmarkEnd w:id="198"/>
     </w:p>
     <w:p>
       <w:pPr>
@@ -34107,9 +34378,9 @@
         <w:pStyle w:val="Heading2"/>
         <w:jc w:val="right"/>
       </w:pPr>
-      <w:bookmarkStart w:id="199" w:name="_Toc232568867"/>
-      <w:bookmarkStart w:id="200" w:name="سادساً-مصادر-البيانات-الميدانية"/>
-      <w:bookmarkEnd w:id="198"/>
+      <w:bookmarkStart w:id="199" w:name="سادساً-مصادر-البيانات-الميدانية"/>
+      <w:bookmarkStart w:id="200" w:name="_Toc232568867"/>
+      <w:bookmarkEnd w:id="197"/>
       <w:r>
         <w:rPr>
           <w:bidi/>
@@ -34118,7 +34389,7 @@
         </w:rPr>
         <w:t>سادساً: مصادر البيانات الميدانية</w:t>
       </w:r>
-      <w:bookmarkEnd w:id="199"/>
+      <w:bookmarkEnd w:id="200"/>
     </w:p>
     <w:p>
       <w:pPr>
@@ -34180,8 +34451,12 @@
         <w:jc w:val="right"/>
       </w:pPr>
       <w:bookmarkStart w:id="201" w:name="سابعاً-المراجع-البرمجية"/>
-      <w:bookmarkEnd w:id="200"/>
-      <w:r/>
+      <w:bookmarkEnd w:id="199"/>
+      <w:r>
+        <w:pict w14:anchorId="4CFBA22A">
+          <v:rect id="_x0000_i1448" style="width:0;height:1.5pt" o:hralign="right" o:hrstd="t" o:hr="t"/>
+        </w:pict>
+      </w:r>
     </w:p>
     <w:p>
       <w:pPr>
@@ -34189,8 +34464,8 @@
         <w:pStyle w:val="Heading1"/>
         <w:jc w:val="right"/>
       </w:pPr>
-      <w:bookmarkStart w:id="202" w:name="_Toc232568868"/>
-      <w:bookmarkStart w:id="203" w:name="جدول-المختصرات-والرموز-التقنية"/>
+      <w:bookmarkStart w:id="202" w:name="جدول-المختصرات-والرموز-التقنية"/>
+      <w:bookmarkStart w:id="203" w:name="_Toc232568868"/>
       <w:bookmarkEnd w:id="187"/>
       <w:bookmarkEnd w:id="201"/>
       <w:r>
@@ -34199,9 +34474,10 @@
           <w:rFonts w:ascii="Traditional Arabic" w:hAnsi="Traditional Arabic"/>
           <w:rtl/>
         </w:rPr>
+        <w:lastRenderedPageBreak/>
         <w:t>جدول المختصرات والرموز التقنية</w:t>
       </w:r>
-      <w:bookmarkEnd w:id="202"/>
+      <w:bookmarkEnd w:id="203"/>
     </w:p>
     <w:p>
       <w:pPr>
@@ -34213,16 +34489,19 @@
         <w:rPr>
           <w:b/>
         </w:rPr>
-      </w:r>
-      <w:r>
-        <w:rPr>
-          <w:b/>
-        </w:rPr>
-      </w:r>
-      <w:r>
-        <w:rPr>
-          <w:b/>
-        </w:rPr>
+        <w:fldChar w:fldCharType="begin"/>
+      </w:r>
+      <w:r>
+        <w:rPr>
+          <w:b/>
+        </w:rPr>
+        <w:instrText xml:space="preserve"> SEQ جدول \* ARABIC \r 11 </w:instrText>
+      </w:r>
+      <w:r>
+        <w:rPr>
+          <w:b/>
+        </w:rPr>
+        <w:fldChar w:fldCharType="separate"/>
       </w:r>
       <w:bookmarkStart w:id="204" w:name="_Toc232568897"/>
       <w:r>
@@ -34236,6 +34515,7 @@
         <w:rPr>
           <w:b/>
         </w:rPr>
+        <w:fldChar w:fldCharType="end"/>
       </w:r>
       <w:r>
         <w:rPr>
@@ -36226,18 +36506,19 @@
         <w:pStyle w:val="Heading1"/>
         <w:jc w:val="right"/>
       </w:pPr>
-      <w:bookmarkStart w:id="205" w:name="_Toc232568869"/>
-      <w:bookmarkStart w:id="206" w:name="قائمة-المصطلحات"/>
-      <w:bookmarkEnd w:id="203"/>
+      <w:bookmarkStart w:id="205" w:name="قائمة-المصطلحات"/>
+      <w:bookmarkStart w:id="206" w:name="_Toc232568869"/>
+      <w:bookmarkEnd w:id="202"/>
       <w:r>
         <w:rPr>
           <w:bidi/>
           <w:rFonts w:ascii="Traditional Arabic" w:hAnsi="Traditional Arabic"/>
           <w:rtl/>
         </w:rPr>
+        <w:lastRenderedPageBreak/>
         <w:t>قائمة المصطلحات</w:t>
       </w:r>
-      <w:bookmarkEnd w:id="205"/>
+      <w:bookmarkEnd w:id="206"/>
     </w:p>
     <w:p>
       <w:pPr>
@@ -36245,8 +36526,8 @@
         <w:pStyle w:val="Heading2"/>
         <w:jc w:val="right"/>
       </w:pPr>
-      <w:bookmarkStart w:id="207" w:name="_Toc232568870"/>
-      <w:bookmarkStart w:id="208" w:name="المصطلحات-اللوجستية-والتسييرية"/>
+      <w:bookmarkStart w:id="207" w:name="المصطلحات-اللوجستية-والتسييرية"/>
+      <w:bookmarkStart w:id="208" w:name="_Toc232568870"/>
       <w:r>
         <w:rPr>
           <w:bidi/>
@@ -36255,7 +36536,7 @@
         </w:rPr>
         <w:t>المصطلحات اللوجستية والتسييرية</w:t>
       </w:r>
-      <w:bookmarkEnd w:id="207"/>
+      <w:bookmarkEnd w:id="208"/>
     </w:p>
     <w:p>
       <w:pPr>
@@ -36267,16 +36548,19 @@
         <w:rPr>
           <w:b/>
         </w:rPr>
-      </w:r>
-      <w:r>
-        <w:rPr>
-          <w:b/>
-        </w:rPr>
-      </w:r>
-      <w:r>
-        <w:rPr>
-          <w:b/>
-        </w:rPr>
+        <w:fldChar w:fldCharType="begin"/>
+      </w:r>
+      <w:r>
+        <w:rPr>
+          <w:b/>
+        </w:rPr>
+        <w:instrText xml:space="preserve"> SEQ جدول \* ARABIC \r 12 </w:instrText>
+      </w:r>
+      <w:r>
+        <w:rPr>
+          <w:b/>
+        </w:rPr>
+        <w:fldChar w:fldCharType="separate"/>
       </w:r>
       <w:bookmarkStart w:id="209" w:name="_Toc232568898"/>
       <w:r>
@@ -36290,6 +36574,7 @@
         <w:rPr>
           <w:b/>
         </w:rPr>
+        <w:fldChar w:fldCharType="end"/>
       </w:r>
       <w:r>
         <w:rPr>
@@ -38377,6 +38662,7 @@
                 <w:szCs w:val="22"/>
                 <w:rtl/>
               </w:rPr>
+              <w:lastRenderedPageBreak/>
               <w:t>الرصيد الدفتري</w:t>
             </w:r>
           </w:p>
@@ -39486,6 +39772,7 @@
         <w:rPr>
           <w:rtl/>
         </w:rPr>
+        <w:br w:type="page"/>
       </w:r>
     </w:p>
     <w:p>
@@ -39501,6 +39788,7 @@
           <w:rFonts w:ascii="Traditional Arabic" w:hAnsi="Traditional Arabic"/>
           <w:rtl/>
         </w:rPr>
+        <w:lastRenderedPageBreak/>
         <w:t>مصطلحات تقنية النظام</w:t>
       </w:r>
       <w:r>
@@ -39508,24 +39796,28 @@
           <w:rStyle w:val="FootnoteReference"/>
           <w:rFonts w:ascii="Traditional Arabic" w:hAnsi="Traditional Arabic"/>
         </w:rPr>
+        <w:footnoteReference w:id="40"/>
       </w:r>
       <w:r>
         <w:rPr>
           <w:rStyle w:val="FootnoteReference"/>
           <w:rFonts w:ascii="Traditional Arabic" w:hAnsi="Traditional Arabic"/>
         </w:rPr>
+        <w:footnoteReference w:id="41"/>
       </w:r>
       <w:r>
         <w:rPr>
           <w:rStyle w:val="FootnoteReference"/>
           <w:rFonts w:ascii="Traditional Arabic" w:hAnsi="Traditional Arabic"/>
         </w:rPr>
+        <w:footnoteReference w:id="42"/>
       </w:r>
       <w:r>
         <w:rPr>
           <w:rStyle w:val="FootnoteReference"/>
           <w:rFonts w:ascii="Traditional Arabic" w:hAnsi="Traditional Arabic"/>
         </w:rPr>
+        <w:footnoteReference w:id="43"/>
       </w:r>
       <w:bookmarkEnd w:id="211"/>
     </w:p>
@@ -39539,16 +39831,19 @@
         <w:rPr>
           <w:b/>
         </w:rPr>
-      </w:r>
-      <w:r>
-        <w:rPr>
-          <w:b/>
-        </w:rPr>
-      </w:r>
-      <w:r>
-        <w:rPr>
-          <w:b/>
-        </w:rPr>
+        <w:fldChar w:fldCharType="begin"/>
+      </w:r>
+      <w:r>
+        <w:rPr>
+          <w:b/>
+        </w:rPr>
+        <w:instrText xml:space="preserve"> SEQ جدول \* ARABIC \r 13 </w:instrText>
+      </w:r>
+      <w:r>
+        <w:rPr>
+          <w:b/>
+        </w:rPr>
+        <w:fldChar w:fldCharType="separate"/>
       </w:r>
       <w:bookmarkStart w:id="212" w:name="_Toc232568899"/>
       <w:r>
@@ -39562,6 +39857,7 @@
         <w:rPr>
           <w:b/>
         </w:rPr>
+        <w:fldChar w:fldCharType="end"/>
       </w:r>
       <w:r>
         <w:rPr>
@@ -41081,12 +41377,13 @@
         <w:jc w:val="right"/>
       </w:pPr>
       <w:bookmarkStart w:id="213" w:name="الملاحق-annexes"/>
-      <w:bookmarkEnd w:id="206"/>
+      <w:bookmarkEnd w:id="205"/>
       <w:bookmarkEnd w:id="210"/>
       <w:r>
         <w:rPr>
           <w:rtl/>
         </w:rPr>
+        <w:br w:type="page"/>
       </w:r>
     </w:p>
     <w:p>
@@ -41102,6 +41399,7 @@
           <w:rFonts w:ascii="Traditional Arabic" w:hAnsi="Traditional Arabic"/>
           <w:rtl/>
         </w:rPr>
+        <w:lastRenderedPageBreak/>
         <w:t>الملاحق (Annexes)</w:t>
       </w:r>
       <w:bookmarkEnd w:id="214"/>
@@ -41112,8 +41410,8 @@
         <w:pStyle w:val="Heading2"/>
         <w:jc w:val="right"/>
       </w:pPr>
-      <w:bookmarkStart w:id="215" w:name="_Toc232568873"/>
-      <w:bookmarkStart w:id="216" w:name="الملحق-الأول-هيكل-ملف-النظام"/>
+      <w:bookmarkStart w:id="215" w:name="الملحق-الأول-هيكل-ملف-النظام"/>
+      <w:bookmarkStart w:id="216" w:name="_Toc232568873"/>
       <w:r>
         <w:rPr>
           <w:bidi/>
@@ -41122,7 +41420,7 @@
         </w:rPr>
         <w:t>الملحق الأول: هيكل ملف النظام</w:t>
       </w:r>
-      <w:bookmarkEnd w:id="215"/>
+      <w:bookmarkEnd w:id="216"/>
     </w:p>
     <w:p>
       <w:pPr>
@@ -41148,16 +41446,19 @@
         <w:rPr>
           <w:b/>
         </w:rPr>
-      </w:r>
-      <w:r>
-        <w:rPr>
-          <w:b/>
-        </w:rPr>
-      </w:r>
-      <w:r>
-        <w:rPr>
-          <w:b/>
-        </w:rPr>
+        <w:fldChar w:fldCharType="begin"/>
+      </w:r>
+      <w:r>
+        <w:rPr>
+          <w:b/>
+        </w:rPr>
+        <w:instrText xml:space="preserve"> SEQ جدول \* ARABIC \r 14 </w:instrText>
+      </w:r>
+      <w:r>
+        <w:rPr>
+          <w:b/>
+        </w:rPr>
+        <w:fldChar w:fldCharType="separate"/>
       </w:r>
       <w:bookmarkStart w:id="217" w:name="_Toc232568900"/>
       <w:r>
@@ -41171,6 +41472,7 @@
         <w:rPr>
           <w:b/>
         </w:rPr>
+        <w:fldChar w:fldCharType="end"/>
       </w:r>
       <w:r>
         <w:rPr>
@@ -41694,9 +41996,9 @@
         <w:pStyle w:val="Heading2"/>
         <w:jc w:val="right"/>
       </w:pPr>
-      <w:bookmarkStart w:id="218" w:name="_Toc232568874"/>
-      <w:bookmarkStart w:id="219" w:name="الملحق-الثاني-وحدات-vba-الرئيسية"/>
-      <w:bookmarkEnd w:id="216"/>
+      <w:bookmarkStart w:id="218" w:name="الملحق-الثاني-وحدات-vba-الرئيسية"/>
+      <w:bookmarkStart w:id="219" w:name="_Toc232568874"/>
+      <w:bookmarkEnd w:id="215"/>
       <w:r>
         <w:rPr>
           <w:bidi/>
@@ -41705,7 +42007,7 @@
         </w:rPr>
         <w:t>الملحق الثاني: وحدات VBA الرئيسية</w:t>
       </w:r>
-      <w:bookmarkEnd w:id="218"/>
+      <w:bookmarkEnd w:id="219"/>
     </w:p>
     <w:p>
       <w:pPr>
@@ -41731,16 +42033,19 @@
         <w:rPr>
           <w:b/>
         </w:rPr>
-      </w:r>
-      <w:r>
-        <w:rPr>
-          <w:b/>
-        </w:rPr>
-      </w:r>
-      <w:r>
-        <w:rPr>
-          <w:b/>
-        </w:rPr>
+        <w:fldChar w:fldCharType="begin"/>
+      </w:r>
+      <w:r>
+        <w:rPr>
+          <w:b/>
+        </w:rPr>
+        <w:instrText xml:space="preserve"> SEQ جدول \* ARABIC \r 15 </w:instrText>
+      </w:r>
+      <w:r>
+        <w:rPr>
+          <w:b/>
+        </w:rPr>
+        <w:fldChar w:fldCharType="separate"/>
       </w:r>
       <w:bookmarkStart w:id="220" w:name="_Toc232568901"/>
       <w:r>
@@ -41754,6 +42059,7 @@
         <w:rPr>
           <w:b/>
         </w:rPr>
+        <w:fldChar w:fldCharType="end"/>
       </w:r>
       <w:r>
         <w:rPr>
@@ -42454,18 +42760,19 @@
         <w:pStyle w:val="Heading2"/>
         <w:jc w:val="right"/>
       </w:pPr>
-      <w:bookmarkStart w:id="221" w:name="_Toc232568875"/>
-      <w:bookmarkStart w:id="222" w:name="الملحق-الثالث-بيانات-المخزون-الميدانية"/>
-      <w:bookmarkEnd w:id="219"/>
+      <w:bookmarkStart w:id="221" w:name="الملحق-الثالث-بيانات-المخزون-الميدانية"/>
+      <w:bookmarkStart w:id="222" w:name="_Toc232568875"/>
+      <w:bookmarkEnd w:id="218"/>
       <w:r>
         <w:rPr>
           <w:bidi/>
           <w:rFonts w:ascii="Traditional Arabic" w:hAnsi="Traditional Arabic"/>
           <w:rtl/>
         </w:rPr>
+        <w:lastRenderedPageBreak/>
         <w:t>الملحق الثالث: بيانات المخزون الميدانية</w:t>
       </w:r>
-      <w:bookmarkEnd w:id="221"/>
+      <w:bookmarkEnd w:id="222"/>
     </w:p>
     <w:p>
       <w:pPr>
@@ -42491,16 +42798,19 @@
         <w:rPr>
           <w:b/>
         </w:rPr>
-      </w:r>
-      <w:r>
-        <w:rPr>
-          <w:b/>
-        </w:rPr>
-      </w:r>
-      <w:r>
-        <w:rPr>
-          <w:b/>
-        </w:rPr>
+        <w:fldChar w:fldCharType="begin"/>
+      </w:r>
+      <w:r>
+        <w:rPr>
+          <w:b/>
+        </w:rPr>
+        <w:instrText xml:space="preserve"> SEQ جدول \* ARABIC \r 16 </w:instrText>
+      </w:r>
+      <w:r>
+        <w:rPr>
+          <w:b/>
+        </w:rPr>
+        <w:fldChar w:fldCharType="separate"/>
       </w:r>
       <w:bookmarkStart w:id="223" w:name="_Toc232568902"/>
       <w:r>
@@ -42514,6 +42824,7 @@
         <w:rPr>
           <w:b/>
         </w:rPr>
+        <w:fldChar w:fldCharType="end"/>
       </w:r>
       <w:r>
         <w:rPr>
@@ -42805,7 +43116,7 @@
                 <w:color w:val="000000"/>
                 <w:rtl/>
               </w:rPr>
-              <w:t>206</w:t>
+              <w:t>212.4</w:t>
             </w:r>
           </w:p>
         </w:tc>
@@ -44314,11 +44625,12 @@
         </w:rPr>
       </w:pPr>
       <w:bookmarkStart w:id="224" w:name="الملحق-الرابع-نماذج-الوثائق-الإدارية"/>
-      <w:bookmarkEnd w:id="222"/>
-      <w:r>
-        <w:rPr>
-          <w:rtl/>
-        </w:rPr>
+      <w:bookmarkEnd w:id="221"/>
+      <w:r>
+        <w:rPr>
+          <w:rtl/>
+        </w:rPr>
+        <w:br w:type="page"/>
       </w:r>
     </w:p>
     <w:p>
@@ -44334,6 +44646,7 @@
           <w:rFonts w:ascii="Traditional Arabic" w:hAnsi="Traditional Arabic"/>
           <w:rtl/>
         </w:rPr>
+        <w:lastRenderedPageBreak/>
         <w:t>الملحق الرابع: نماذج الوثائق الإدارية</w:t>
       </w:r>
       <w:bookmarkEnd w:id="225"/>
@@ -44461,8 +44774,8 @@
         <w:pStyle w:val="Heading2"/>
         <w:jc w:val="right"/>
       </w:pPr>
-      <w:bookmarkStart w:id="226" w:name="_Toc232568877"/>
-      <w:bookmarkStart w:id="227" w:name="X2ba466c7822f1b4b8d4c28ae81ff579f1d28271"/>
+      <w:bookmarkStart w:id="226" w:name="X2ba466c7822f1b4b8d4c28ae81ff579f1d28271"/>
+      <w:bookmarkStart w:id="227" w:name="_Toc232568877"/>
       <w:bookmarkEnd w:id="224"/>
       <w:r>
         <w:rPr>
@@ -44472,7 +44785,7 @@
         </w:rPr>
         <w:t>الملحق الخامس: نشر النماذج اللغوية الكبيرة (LLM Deployment)</w:t>
       </w:r>
-      <w:bookmarkEnd w:id="226"/>
+      <w:bookmarkEnd w:id="227"/>
     </w:p>
     <w:p>
       <w:pPr>
@@ -44498,16 +44811,19 @@
         <w:rPr>
           <w:b/>
         </w:rPr>
-      </w:r>
-      <w:r>
-        <w:rPr>
-          <w:b/>
-        </w:rPr>
-      </w:r>
-      <w:r>
-        <w:rPr>
-          <w:b/>
-        </w:rPr>
+        <w:fldChar w:fldCharType="begin"/>
+      </w:r>
+      <w:r>
+        <w:rPr>
+          <w:b/>
+        </w:rPr>
+        <w:instrText xml:space="preserve"> SEQ جدول \* ARABIC \r 17 </w:instrText>
+      </w:r>
+      <w:r>
+        <w:rPr>
+          <w:b/>
+        </w:rPr>
+        <w:fldChar w:fldCharType="separate"/>
       </w:r>
       <w:bookmarkStart w:id="228" w:name="_Toc232568903"/>
       <w:r>
@@ -44521,6 +44837,7 @@
         <w:rPr>
           <w:b/>
         </w:rPr>
+        <w:fldChar w:fldCharType="end"/>
       </w:r>
       <w:r>
         <w:rPr>
@@ -44826,7 +45143,7 @@
         </w:rPr>
       </w:pPr>
       <w:bookmarkStart w:id="229" w:name="X15a4de04fd1a7c618c4c663b7e505d99f1460cd"/>
-      <w:bookmarkEnd w:id="227"/>
+      <w:bookmarkEnd w:id="226"/>
       <w:r>
         <w:rPr>
           <w:bidi/>
@@ -44859,6 +45176,7 @@
           <w:rFonts w:ascii="Traditional Arabic" w:hAnsi="Traditional Arabic"/>
           <w:rtl/>
         </w:rPr>
+        <w:lastRenderedPageBreak/>
         <w:t>الملحق السادس: نظام دعم القرار والمرجعيات الجزائرية — الربط الذكي</w:t>
       </w:r>
       <w:bookmarkEnd w:id="231"/>
@@ -44869,8 +45187,8 @@
         <w:pStyle w:val="Heading3"/>
         <w:jc w:val="right"/>
       </w:pPr>
-      <w:bookmarkStart w:id="232" w:name="_Toc232568879"/>
-      <w:bookmarkStart w:id="233" w:name="X6cd5d7ea679d76d20534900303c2e6d9b9d4296"/>
+      <w:bookmarkStart w:id="232" w:name="X6cd5d7ea679d76d20534900303c2e6d9b9d4296"/>
+      <w:bookmarkStart w:id="233" w:name="_Toc232568879"/>
       <w:r>
         <w:rPr>
           <w:bidi/>
@@ -44878,7 +45196,7 @@
         </w:rPr>
         <w:t>1. الإطار المرجعي لنظام دعم القرار في القطاع التعليمي الجزائري</w:t>
       </w:r>
-      <w:bookmarkEnd w:id="232"/>
+      <w:bookmarkEnd w:id="233"/>
     </w:p>
     <w:p>
       <w:pPr>
@@ -44920,16 +45238,19 @@
         <w:rPr>
           <w:b/>
         </w:rPr>
-      </w:r>
-      <w:r>
-        <w:rPr>
-          <w:b/>
-        </w:rPr>
-      </w:r>
-      <w:r>
-        <w:rPr>
-          <w:b/>
-        </w:rPr>
+        <w:fldChar w:fldCharType="begin"/>
+      </w:r>
+      <w:r>
+        <w:rPr>
+          <w:b/>
+        </w:rPr>
+        <w:instrText xml:space="preserve"> SEQ جدول \* ARABIC \r 18 </w:instrText>
+      </w:r>
+      <w:r>
+        <w:rPr>
+          <w:b/>
+        </w:rPr>
+        <w:fldChar w:fldCharType="separate"/>
       </w:r>
       <w:bookmarkStart w:id="234" w:name="_Toc232568904"/>
       <w:r>
@@ -44943,6 +45264,7 @@
         <w:rPr>
           <w:b/>
         </w:rPr>
+        <w:fldChar w:fldCharType="end"/>
       </w:r>
       <w:r>
         <w:rPr>
@@ -45638,7 +45960,7 @@
           </w:p>
         </w:tc>
       </w:tr>
-      <w:bookmarkEnd w:id="233"/>
+      <w:bookmarkEnd w:id="232"/>
     </w:tbl>
     <w:p>
       <w:pPr>
@@ -45657,6 +45979,7 @@
         <w:rPr>
           <w:rtl/>
         </w:rPr>
+        <w:br w:type="page"/>
       </w:r>
     </w:p>
     <w:p>
@@ -45671,6 +45994,7 @@
           <w:bCs/>
           <w:szCs w:val="20"/>
         </w:rPr>
+        <w:lastRenderedPageBreak/>
         <w:t>2</w:t>
       </w:r>
       <w:r>
@@ -45706,16 +46030,19 @@
         <w:rPr>
           <w:b/>
         </w:rPr>
-      </w:r>
-      <w:r>
-        <w:rPr>
-          <w:b/>
-        </w:rPr>
-      </w:r>
-      <w:r>
-        <w:rPr>
-          <w:b/>
-        </w:rPr>
+        <w:fldChar w:fldCharType="begin"/>
+      </w:r>
+      <w:r>
+        <w:rPr>
+          <w:b/>
+        </w:rPr>
+        <w:instrText xml:space="preserve"> SEQ جدول \* ARABIC \r 19 </w:instrText>
+      </w:r>
+      <w:r>
+        <w:rPr>
+          <w:b/>
+        </w:rPr>
+        <w:fldChar w:fldCharType="separate"/>
       </w:r>
       <w:bookmarkStart w:id="236" w:name="_Toc232568905"/>
       <w:r>
@@ -45729,6 +46056,7 @@
         <w:rPr>
           <w:b/>
         </w:rPr>
+        <w:fldChar w:fldCharType="end"/>
       </w:r>
       <w:r>
         <w:rPr>
@@ -46330,6 +46658,7 @@
         <w:rPr>
           <w:rtl/>
         </w:rPr>
+        <w:br w:type="page"/>
       </w:r>
     </w:p>
     <w:p>
@@ -46344,6 +46673,7 @@
           <w:bidi/>
           <w:rtl/>
         </w:rPr>
+        <w:lastRenderedPageBreak/>
         <w:t>3. الربط بين المذكرة والواقع البرمجي</w:t>
       </w:r>
       <w:bookmarkEnd w:id="237"/>
@@ -46389,16 +46719,19 @@
         <w:rPr>
           <w:b/>
         </w:rPr>
-      </w:r>
-      <w:r>
-        <w:rPr>
-          <w:b/>
-        </w:rPr>
-      </w:r>
-      <w:r>
-        <w:rPr>
-          <w:b/>
-        </w:rPr>
+        <w:fldChar w:fldCharType="begin"/>
+      </w:r>
+      <w:r>
+        <w:rPr>
+          <w:b/>
+        </w:rPr>
+        <w:instrText xml:space="preserve"> SEQ جدول \* ARABIC \r 20 </w:instrText>
+      </w:r>
+      <w:r>
+        <w:rPr>
+          <w:b/>
+        </w:rPr>
+        <w:fldChar w:fldCharType="separate"/>
       </w:r>
       <w:bookmarkStart w:id="239" w:name="_Toc232568906"/>
       <w:r>
@@ -46412,6 +46745,7 @@
         <w:rPr>
           <w:b/>
         </w:rPr>
+        <w:fldChar w:fldCharType="end"/>
       </w:r>
       <w:r>
         <w:rPr>
@@ -46624,7 +46958,7 @@
                 <w:szCs w:val="22"/>
                 <w:rtl/>
               </w:rPr>
-              <w:t>حساب الكمية الاقتصادية بـ 37 وحدة</w:t>
+              <w:t>حساب الكمية الاقتصادية بـ 176 وحدة</w:t>
             </w:r>
           </w:p>
         </w:tc>
@@ -46708,7 +47042,7 @@
                 <w:szCs w:val="22"/>
                 <w:rtl/>
               </w:rPr>
-              <w:t>حساب نقطة إعادة الطلب بـ 206 وحدة</w:t>
+              <w:t>حساب نقطة إعادة الطلب بـ 212.4 وحدة</w:t>
             </w:r>
           </w:p>
         </w:tc>
@@ -47075,16 +47409,19 @@
         <w:rPr>
           <w:b/>
         </w:rPr>
-      </w:r>
-      <w:r>
-        <w:rPr>
-          <w:b/>
-        </w:rPr>
-      </w:r>
-      <w:r>
-        <w:rPr>
-          <w:b/>
-        </w:rPr>
+        <w:fldChar w:fldCharType="begin"/>
+      </w:r>
+      <w:r>
+        <w:rPr>
+          <w:b/>
+        </w:rPr>
+        <w:instrText xml:space="preserve"> SEQ جدول \* ARABIC \r 21 </w:instrText>
+      </w:r>
+      <w:r>
+        <w:rPr>
+          <w:b/>
+        </w:rPr>
+        <w:fldChar w:fldCharType="separate"/>
       </w:r>
       <w:bookmarkStart w:id="240" w:name="_Toc232568907"/>
       <w:r>
@@ -47098,6 +47435,7 @@
         <w:rPr>
           <w:b/>
         </w:rPr>
+        <w:fldChar w:fldCharType="end"/>
       </w:r>
       <w:r>
         <w:rPr>
@@ -47468,7 +47806,7 @@
                 <w:szCs w:val="22"/>
                 <w:rtl/>
               </w:rPr>
-              <w:t>D = 789 وحدة (ملاحظة 38 يوماً)</w:t>
+              <w:t>D = 1,546 وحدة (ملاحظة 38 يوماً)</w:t>
             </w:r>
           </w:p>
         </w:tc>
@@ -47605,6 +47943,7 @@
         <w:rPr>
           <w:rtl/>
         </w:rPr>
+        <w:br w:type="page"/>
       </w:r>
     </w:p>
     <w:p>
@@ -47619,6 +47958,7 @@
           <w:bidi/>
           <w:rtl/>
         </w:rPr>
+        <w:lastRenderedPageBreak/>
         <w:t>5. خارطة طريق التكامل مع منظومة SIGLE</w:t>
       </w:r>
       <w:bookmarkEnd w:id="241"/>
@@ -47648,16 +47988,19 @@
         <w:rPr>
           <w:b/>
         </w:rPr>
-      </w:r>
-      <w:r>
-        <w:rPr>
-          <w:b/>
-        </w:rPr>
-      </w:r>
-      <w:r>
-        <w:rPr>
-          <w:b/>
-        </w:rPr>
+        <w:fldChar w:fldCharType="begin"/>
+      </w:r>
+      <w:r>
+        <w:rPr>
+          <w:b/>
+        </w:rPr>
+        <w:instrText xml:space="preserve"> SEQ جدول \* ARABIC \r 23 </w:instrText>
+      </w:r>
+      <w:r>
+        <w:rPr>
+          <w:b/>
+        </w:rPr>
+        <w:fldChar w:fldCharType="separate"/>
       </w:r>
       <w:bookmarkStart w:id="243" w:name="_Toc232568908"/>
       <w:r>
@@ -47671,6 +48014,7 @@
         <w:rPr>
           <w:b/>
         </w:rPr>
+        <w:fldChar w:fldCharType="end"/>
       </w:r>
       <w:r>
         <w:rPr>
@@ -48656,6 +49000,7 @@
         <w:rPr>
           <w:rtl/>
         </w:rPr>
+        <w:br w:type="page"/>
       </w:r>
     </w:p>
     <w:p>
@@ -48670,6 +49015,7 @@
           <w:bidi/>
           <w:rtl/>
         </w:rPr>
+        <w:lastRenderedPageBreak/>
         <w:t>6. الانسجام مع الاستراتيجية الوطنية للتحول الرقمي</w:t>
       </w:r>
       <w:bookmarkEnd w:id="245"/>
@@ -48713,16 +49059,19 @@
         <w:rPr>
           <w:b/>
         </w:rPr>
-      </w:r>
-      <w:r>
-        <w:rPr>
-          <w:b/>
-        </w:rPr>
-      </w:r>
-      <w:r>
-        <w:rPr>
-          <w:b/>
-        </w:rPr>
+        <w:fldChar w:fldCharType="begin"/>
+      </w:r>
+      <w:r>
+        <w:rPr>
+          <w:b/>
+        </w:rPr>
+        <w:instrText xml:space="preserve"> SEQ جدول \* ARABIC \r 24 </w:instrText>
+      </w:r>
+      <w:r>
+        <w:rPr>
+          <w:b/>
+        </w:rPr>
+        <w:fldChar w:fldCharType="separate"/>
       </w:r>
       <w:bookmarkStart w:id="246" w:name="_Toc232568909"/>
       <w:r>
@@ -48736,6 +49085,7 @@
         <w:rPr>
           <w:b/>
         </w:rPr>
+        <w:fldChar w:fldCharType="end"/>
       </w:r>
       <w:r>
         <w:rPr>
@@ -49231,16 +49581,19 @@
         <w:rPr>
           <w:b/>
         </w:rPr>
-      </w:r>
-      <w:r>
-        <w:rPr>
-          <w:b/>
-        </w:rPr>
-      </w:r>
-      <w:r>
-        <w:rPr>
-          <w:b/>
-        </w:rPr>
+        <w:fldChar w:fldCharType="begin"/>
+      </w:r>
+      <w:r>
+        <w:rPr>
+          <w:b/>
+        </w:rPr>
+        <w:instrText xml:space="preserve"> SEQ جدول \* ARABIC \r 25 </w:instrText>
+      </w:r>
+      <w:r>
+        <w:rPr>
+          <w:b/>
+        </w:rPr>
+        <w:fldChar w:fldCharType="separate"/>
       </w:r>
       <w:bookmarkStart w:id="248" w:name="_Toc232568910"/>
       <w:r>
@@ -49254,6 +49607,7 @@
         <w:rPr>
           <w:b/>
         </w:rPr>
+        <w:fldChar w:fldCharType="end"/>
       </w:r>
       <w:r>
         <w:rPr>
@@ -50017,6 +50371,7 @@
         <w:rPr>
           <w:rtl/>
         </w:rPr>
+        <w:br w:type="page"/>
       </w:r>
     </w:p>
     <w:p>
@@ -50031,6 +50386,7 @@
           <w:bidi/>
           <w:rtl/>
         </w:rPr>
+        <w:lastRenderedPageBreak/>
         <w:t>8. مقارنة التكلفة: DSS مقابل الحلول التجارية</w:t>
       </w:r>
       <w:bookmarkEnd w:id="249"/>
@@ -50045,16 +50401,19 @@
         <w:rPr>
           <w:b/>
         </w:rPr>
-      </w:r>
-      <w:r>
-        <w:rPr>
-          <w:b/>
-        </w:rPr>
-      </w:r>
-      <w:r>
-        <w:rPr>
-          <w:b/>
-        </w:rPr>
+        <w:fldChar w:fldCharType="begin"/>
+      </w:r>
+      <w:r>
+        <w:rPr>
+          <w:b/>
+        </w:rPr>
+        <w:instrText xml:space="preserve"> SEQ جدول \* ARABIC \r 26 </w:instrText>
+      </w:r>
+      <w:r>
+        <w:rPr>
+          <w:b/>
+        </w:rPr>
+        <w:fldChar w:fldCharType="separate"/>
       </w:r>
       <w:bookmarkStart w:id="250" w:name="_Toc232568911"/>
       <w:r>
@@ -50068,6 +50427,7 @@
         <w:rPr>
           <w:b/>
         </w:rPr>
+        <w:fldChar w:fldCharType="end"/>
       </w:r>
       <w:r>
         <w:rPr>
@@ -50952,6 +51312,7 @@
         <w:rPr>
           <w:rtl/>
         </w:rPr>
+        <w:br w:type="page"/>
       </w:r>
     </w:p>
     <w:p>
@@ -50966,6 +51327,7 @@
           <w:bidi/>
           <w:rtl/>
         </w:rPr>
+        <w:lastRenderedPageBreak/>
         <w:t>9. خلاصة المرجعية الجزائرية</w:t>
       </w:r>
       <w:bookmarkEnd w:id="251"/>
@@ -51150,7 +51512,11 @@
         <w:bidi w:val="1"/>
         <w:jc w:val="right"/>
       </w:pPr>
-      <w:r/>
+      <w:r>
+        <w:pict w14:anchorId="51408C97">
+          <v:rect id="_x0000_i1449" style="width:0;height:1.5pt" o:hralign="right" o:hrstd="t" o:hr="t"/>
+        </w:pict>
+      </w:r>
     </w:p>
     <w:p>
       <w:pPr>
@@ -51170,16 +51536,19 @@
         <w:rPr>
           <w:rStyle w:val="FootnoteReference"/>
         </w:rPr>
+        <w:footnoteReference w:id="44"/>
       </w:r>
       <w:r>
         <w:rPr>
           <w:rStyle w:val="FootnoteReference"/>
         </w:rPr>
+        <w:footnoteReference w:id="45"/>
       </w:r>
       <w:r>
         <w:rPr>
           <w:rStyle w:val="FootnoteReference"/>
         </w:rPr>
+        <w:footnoteReference w:id="46"/>
       </w:r>
       <w:bookmarkEnd w:id="213"/>
       <w:bookmarkEnd w:id="230"/>
@@ -51300,8 +51669,8 @@
   <w:footnote w:type="separator" w:id="-1">
     <w:p>
       <w:pPr>
-        <w:jc w:val="right"/>
-        <w:bidi/>
+        <w:bidi w:val="1"/>
+        <w:jc w:val="right"/>
       </w:pPr>
       <w:r>
         <w:rPr>
@@ -51339,17 +51708,12 @@
         <w:fldChar w:fldCharType="end"/>
       </w:r>
     </w:p>
-    <w:p>
-      <w:pPr>
-        <w:jc w:val="right"/>
-        <w:bidi/>
-      </w:pPr>
-    </w:p>
+    <w:p/>
     <w:p>
       <w:pPr>
         <w:spacing w:line="240" w:lineRule="auto"/>
-        <w:jc w:val="right"/>
-        <w:bidi/>
+        <w:bidi w:val="1"/>
+        <w:jc w:val="right"/>
       </w:pPr>
       <w:r>
         <w:rPr>
@@ -51364,8 +51728,8 @@
     <w:p>
       <w:pPr>
         <w:spacing w:line="240" w:lineRule="auto"/>
-        <w:jc w:val="right"/>
-        <w:bidi/>
+        <w:bidi w:val="1"/>
+        <w:jc w:val="right"/>
       </w:pPr>
       <w:r>
         <w:rPr>
@@ -51381,7 +51745,7 @@
       <w:pPr>
         <w:pStyle w:val="FootnoteText"/>
         <w:jc w:val="right"/>
-        <w:bidi/>
+        <w:bidi w:val="1"/>
       </w:pPr>
       <w:r>
         <w:rPr>
@@ -51422,7 +51786,7 @@
       <w:pPr>
         <w:pStyle w:val="FootnoteText"/>
         <w:jc w:val="right"/>
-        <w:bidi/>
+        <w:bidi w:val="1"/>
       </w:pPr>
       <w:r>
         <w:rPr>
@@ -51463,7 +51827,7 @@
       <w:pPr>
         <w:pStyle w:val="FootnoteText"/>
         <w:jc w:val="right"/>
-        <w:bidi/>
+        <w:bidi w:val="1"/>
       </w:pPr>
       <w:r>
         <w:rPr>
@@ -51503,8 +51867,8 @@
     <w:p>
       <w:pPr>
         <w:pStyle w:val="FootnoteText"/>
-        <w:jc w:val="right"/>
-        <w:bidi/>
+        <w:bidi w:val="1"/>
+        <w:jc w:val="right"/>
       </w:pPr>
       <w:r>
         <w:rPr>
@@ -51529,7 +51893,7 @@
       <w:pPr>
         <w:pStyle w:val="FootnoteText"/>
         <w:jc w:val="right"/>
-        <w:bidi/>
+        <w:bidi w:val="1"/>
       </w:pPr>
       <w:r>
         <w:rPr>
@@ -51573,7 +51937,7 @@
       <w:pPr>
         <w:pStyle w:val="FootnoteText"/>
         <w:jc w:val="right"/>
-        <w:bidi/>
+        <w:bidi w:val="1"/>
       </w:pPr>
       <w:r>
         <w:rPr>
@@ -51598,7 +51962,7 @@
       <w:pPr>
         <w:pStyle w:val="FootnoteText"/>
         <w:jc w:val="right"/>
-        <w:bidi/>
+        <w:bidi w:val="1"/>
       </w:pPr>
       <w:r>
         <w:rPr>
@@ -51639,7 +52003,7 @@
       <w:pPr>
         <w:pStyle w:val="FootnoteText"/>
         <w:jc w:val="right"/>
-        <w:bidi/>
+        <w:bidi w:val="1"/>
       </w:pPr>
       <w:r>
         <w:rPr>
@@ -51699,8 +52063,8 @@
     <w:p>
       <w:pPr>
         <w:pStyle w:val="FootnoteText"/>
-        <w:jc w:val="right"/>
-        <w:bidi/>
+        <w:bidi w:val="1"/>
+        <w:jc w:val="right"/>
       </w:pPr>
       <w:r>
         <w:rPr>
@@ -51758,7 +52122,7 @@
       <w:pPr>
         <w:pStyle w:val="FootnoteText"/>
         <w:jc w:val="right"/>
-        <w:bidi/>
+        <w:bidi w:val="1"/>
       </w:pPr>
       <w:r>
         <w:rPr>
@@ -51799,7 +52163,7 @@
       <w:pPr>
         <w:pStyle w:val="FootnoteText"/>
         <w:jc w:val="right"/>
-        <w:bidi/>
+        <w:bidi w:val="1"/>
       </w:pPr>
       <w:r>
         <w:rPr>
@@ -51857,7 +52221,7 @@
       <w:pPr>
         <w:pStyle w:val="FootnoteText"/>
         <w:jc w:val="right"/>
-        <w:bidi/>
+        <w:bidi w:val="1"/>
       </w:pPr>
       <w:r>
         <w:rPr>
@@ -51898,7 +52262,7 @@
       <w:pPr>
         <w:pStyle w:val="FootnoteText"/>
         <w:jc w:val="right"/>
-        <w:bidi/>
+        <w:bidi w:val="1"/>
       </w:pPr>
       <w:r>
         <w:rPr>
@@ -51923,7 +52287,7 @@
       <w:pPr>
         <w:pStyle w:val="FootnoteText"/>
         <w:jc w:val="right"/>
-        <w:bidi/>
+        <w:bidi w:val="1"/>
       </w:pPr>
       <w:r>
         <w:rPr>
@@ -51948,7 +52312,7 @@
       <w:pPr>
         <w:pStyle w:val="FootnoteText"/>
         <w:jc w:val="right"/>
-        <w:bidi/>
+        <w:bidi w:val="1"/>
       </w:pPr>
       <w:r>
         <w:rPr>
@@ -51973,7 +52337,7 @@
       <w:pPr>
         <w:pStyle w:val="FootnoteText"/>
         <w:jc w:val="right"/>
-        <w:bidi/>
+        <w:bidi w:val="1"/>
       </w:pPr>
       <w:r>
         <w:rPr>
@@ -51998,7 +52362,7 @@
       <w:pPr>
         <w:pStyle w:val="FootnoteText"/>
         <w:jc w:val="right"/>
-        <w:bidi/>
+        <w:bidi w:val="1"/>
       </w:pPr>
       <w:r>
         <w:rPr>
@@ -52023,7 +52387,7 @@
       <w:pPr>
         <w:pStyle w:val="FootnoteText"/>
         <w:jc w:val="right"/>
-        <w:bidi/>
+        <w:bidi w:val="1"/>
       </w:pPr>
       <w:r>
         <w:rPr>
@@ -52048,7 +52412,7 @@
       <w:pPr>
         <w:pStyle w:val="FootnoteText"/>
         <w:jc w:val="right"/>
-        <w:bidi/>
+        <w:bidi w:val="1"/>
       </w:pPr>
       <w:r>
         <w:rPr>
@@ -52073,7 +52437,7 @@
       <w:pPr>
         <w:pStyle w:val="FootnoteText"/>
         <w:jc w:val="right"/>
-        <w:bidi/>
+        <w:bidi w:val="1"/>
       </w:pPr>
       <w:r>
         <w:rPr>
@@ -52098,7 +52462,7 @@
       <w:pPr>
         <w:pStyle w:val="FootnoteText"/>
         <w:jc w:val="right"/>
-        <w:bidi/>
+        <w:bidi w:val="1"/>
       </w:pPr>
       <w:r>
         <w:rPr>
@@ -52123,7 +52487,7 @@
       <w:pPr>
         <w:pStyle w:val="FootnoteText"/>
         <w:jc w:val="right"/>
-        <w:bidi/>
+        <w:bidi w:val="1"/>
       </w:pPr>
       <w:r>
         <w:rPr>
@@ -52148,7 +52512,7 @@
       <w:pPr>
         <w:pStyle w:val="FootnoteText"/>
         <w:jc w:val="right"/>
-        <w:bidi/>
+        <w:bidi w:val="1"/>
       </w:pPr>
       <w:r>
         <w:rPr>
@@ -52173,7 +52537,7 @@
       <w:pPr>
         <w:pStyle w:val="FootnoteText"/>
         <w:jc w:val="right"/>
-        <w:bidi/>
+        <w:bidi w:val="1"/>
       </w:pPr>
       <w:r>
         <w:rPr>
@@ -52217,7 +52581,7 @@
       <w:pPr>
         <w:pStyle w:val="FootnoteText"/>
         <w:jc w:val="right"/>
-        <w:bidi/>
+        <w:bidi w:val="1"/>
       </w:pPr>
       <w:r>
         <w:rPr>
@@ -52242,7 +52606,7 @@
       <w:pPr>
         <w:pStyle w:val="FootnoteText"/>
         <w:jc w:val="right"/>
-        <w:bidi/>
+        <w:bidi w:val="1"/>
       </w:pPr>
       <w:r>
         <w:rPr>
@@ -52267,7 +52631,7 @@
       <w:pPr>
         <w:pStyle w:val="FootnoteText"/>
         <w:jc w:val="right"/>
-        <w:bidi/>
+        <w:bidi w:val="1"/>
       </w:pPr>
       <w:r>
         <w:rPr>
@@ -52292,7 +52656,7 @@
       <w:pPr>
         <w:pStyle w:val="FootnoteText"/>
         <w:jc w:val="right"/>
-        <w:bidi/>
+        <w:bidi w:val="1"/>
       </w:pPr>
       <w:r>
         <w:rPr>
@@ -52317,7 +52681,7 @@
       <w:pPr>
         <w:pStyle w:val="FootnoteText"/>
         <w:jc w:val="right"/>
-        <w:bidi/>
+        <w:bidi w:val="1"/>
       </w:pPr>
       <w:r>
         <w:rPr>
@@ -52342,7 +52706,7 @@
       <w:pPr>
         <w:pStyle w:val="FootnoteText"/>
         <w:jc w:val="right"/>
-        <w:bidi/>
+        <w:bidi w:val="1"/>
       </w:pPr>
       <w:r>
         <w:rPr>
@@ -52367,7 +52731,7 @@
       <w:pPr>
         <w:pStyle w:val="FootnoteText"/>
         <w:jc w:val="right"/>
-        <w:bidi/>
+        <w:bidi w:val="1"/>
       </w:pPr>
       <w:r>
         <w:rPr>
@@ -52408,7 +52772,7 @@
       <w:pPr>
         <w:pStyle w:val="FootnoteText"/>
         <w:jc w:val="right"/>
-        <w:bidi/>
+        <w:bidi w:val="1"/>
       </w:pPr>
       <w:r>
         <w:rPr>
@@ -52449,7 +52813,7 @@
       <w:pPr>
         <w:pStyle w:val="FootnoteText"/>
         <w:jc w:val="right"/>
-        <w:bidi/>
+        <w:bidi w:val="1"/>
       </w:pPr>
       <w:r>
         <w:rPr>
@@ -52510,7 +52874,7 @@
       <w:pPr>
         <w:pStyle w:val="FootnoteText"/>
         <w:jc w:val="right"/>
-        <w:bidi/>
+        <w:bidi w:val="1"/>
       </w:pPr>
       <w:r>
         <w:rPr>
@@ -52551,7 +52915,7 @@
       <w:pPr>
         <w:pStyle w:val="FootnoteText"/>
         <w:jc w:val="right"/>
-        <w:bidi/>
+        <w:bidi w:val="1"/>
       </w:pPr>
       <w:r>
         <w:rPr>
@@ -52592,7 +52956,7 @@
       <w:pPr>
         <w:pStyle w:val="FootnoteText"/>
         <w:jc w:val="right"/>
-        <w:bidi/>
+        <w:bidi w:val="1"/>
       </w:pPr>
       <w:r>
         <w:rPr>
@@ -52608,7 +52972,14 @@
           <w:cs/>
           <w:bidi/>
         </w:rPr>
-        <w:t xml:space="preserve"> راجع: M.</w:t>
+        <w:t xml:space="preserve"> راجع: </w:t>
+      </w:r>
+      <w:r>
+        <w:rPr>
+          <w:rtl/>
+          <w:cs/>
+        </w:rPr>
+        <w:t>M.</w:t>
       </w:r>
       <w:r>
         <w:rPr>
@@ -52674,7 +53045,7 @@
       <w:pPr>
         <w:pStyle w:val="FootnoteText"/>
         <w:jc w:val="right"/>
-        <w:bidi/>
+        <w:bidi w:val="1"/>
       </w:pPr>
       <w:r>
         <w:rPr>
@@ -52699,7 +53070,7 @@
       <w:pPr>
         <w:pStyle w:val="FootnoteText"/>
         <w:jc w:val="right"/>
-        <w:bidi/>
+        <w:bidi w:val="1"/>
       </w:pPr>
       <w:r>
         <w:rPr>
@@ -52724,7 +53095,7 @@
       <w:pPr>
         <w:pStyle w:val="FootnoteText"/>
         <w:jc w:val="right"/>
-        <w:bidi/>
+        <w:bidi w:val="1"/>
       </w:pPr>
       <w:r>
         <w:rPr>
@@ -52752,7 +53123,7 @@
         <w:rPr>
           <w:lang w:val="fr-FR"/>
         </w:rPr>
-        <w:bidi/>
+        <w:bidi w:val="1"/>
       </w:pPr>
       <w:r>
         <w:rPr>
@@ -52804,7 +53175,7 @@
         <w:rPr>
           <w:lang w:val="fr-FR"/>
         </w:rPr>
-        <w:bidi/>
+        <w:bidi w:val="1"/>
       </w:pPr>
       <w:r>
         <w:rPr>
@@ -52848,7 +53219,7 @@
         <w:rPr>
           <w:lang w:val="fr-FR"/>
         </w:rPr>
-        <w:bidi/>
+        <w:bidi w:val="1"/>
       </w:pPr>
       <w:r>
         <w:rPr>
@@ -52892,7 +53263,7 @@
         <w:rPr>
           <w:lang w:val="fr-FR"/>
         </w:rPr>
-        <w:bidi/>
+        <w:bidi w:val="1"/>
       </w:pPr>
       <w:r>
         <w:rPr>
@@ -52925,7 +53296,7 @@
       <w:pPr>
         <w:pStyle w:val="FootnoteText"/>
         <w:jc w:val="right"/>
-        <w:bidi/>
+        <w:bidi w:val="1"/>
       </w:pPr>
       <w:r>
         <w:rPr>
@@ -52950,7 +53321,7 @@
       <w:pPr>
         <w:pStyle w:val="FootnoteText"/>
         <w:jc w:val="right"/>
-        <w:bidi/>
+        <w:bidi w:val="1"/>
       </w:pPr>
       <w:r>
         <w:rPr>
@@ -52975,7 +53346,7 @@
       <w:pPr>
         <w:pStyle w:val="FootnoteText"/>
         <w:jc w:val="right"/>
-        <w:bidi/>
+        <w:bidi w:val="1"/>
       </w:pPr>
       <w:r>
         <w:rPr>
@@ -56394,7 +56765,7 @@
 </file>
 
 <file path=customXml/itemProps1.xml><?xml version="1.0" encoding="utf-8"?>
-<ds:datastoreItem xmlns:ds="http://schemas.openxmlformats.org/officeDocument/2006/customXml" ds:itemID="{B40098C6-CC75-4805-8953-03DBBF8987E6}">
+<ds:datastoreItem xmlns:ds="http://schemas.openxmlformats.org/officeDocument/2006/customXml" ds:itemID="{35D8248E-2DA0-4D3A-BC24-879A3C74405B}">
   <ds:schemaRefs>
     <ds:schemaRef ds:uri="http://schemas.openxmlformats.org/officeDocument/2006/bibliography"/>
   </ds:schemaRefs>

--- a/Thesis_Surgical_Edit/output/Memoire_DSS_Logistique_ElBayadh.docx
+++ b/Thesis_Surgical_Edit/output/Memoire_DSS_Logistique_ElBayadh.docx
@@ -34,7 +34,7 @@
           <w:rFonts w:cs="Traditional Arabic"/>
           <w:noProof/>
         </w:rPr>
-        <w:pict w14:anchorId="0E7D9515">
+        <w:pict w14:anchorId="1202B3D9">
           <v:oval id="Oval 2" o:spid="_x0000_s1065" style="position:absolute;left:0;text-align:left;margin-left:344.5pt;margin-top:9.15pt;width:108.75pt;height:108.75pt;z-index:251660288;visibility:visible;mso-wrap-style:square;mso-wrap-distance-left:9pt;mso-wrap-distance-top:0;mso-wrap-distance-right:9pt;mso-wrap-distance-bottom:0;mso-position-horizontal-relative:margin;mso-position-vertical-relative:text;v-text-anchor:middle" o:gfxdata="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" stroked="f" strokeweight="1pt">
             <v:fill r:id="rId8" o:title="" recolor="t" rotate="t" type="frame"/>
             <v:stroke joinstyle="miter"/>
@@ -47,7 +47,7 @@
           <w:rFonts w:cs="Traditional Arabic"/>
           <w:noProof/>
         </w:rPr>
-        <w:pict w14:anchorId="02CD0520">
+        <w:pict w14:anchorId="0CBA5723">
           <v:oval id="Oval 1" o:spid="_x0000_s1066" style="position:absolute;left:0;text-align:left;margin-left:0;margin-top:6.9pt;width:108.75pt;height:108.75pt;z-index:251659264;visibility:visible;mso-wrap-style:square;mso-wrap-distance-left:9pt;mso-wrap-distance-top:0;mso-wrap-distance-right:9pt;mso-wrap-distance-bottom:0;mso-position-horizontal-relative:margin;mso-position-vertical-relative:text;v-text-anchor:middle" o:gfxdata="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" stroked="f" strokeweight="1pt">
             <v:fill r:id="rId8" o:title="" recolor="t" rotate="t" type="frame"/>
             <v:stroke joinstyle="miter"/>
@@ -889,6 +889,7 @@
           <w:rPr>
             <w:noProof/>
             <w:webHidden/>
+            <w:rtl/>
           </w:rPr>
           <w:t>4</w:t>
         </w:r>
@@ -962,8 +963,9 @@
           <w:rPr>
             <w:noProof/>
             <w:webHidden/>
-          </w:rPr>
-          <w:t>9</w:t>
+            <w:rtl/>
+          </w:rPr>
+          <w:t>10</w:t>
         </w:r>
         <w:r>
           <w:rPr>
@@ -1035,8 +1037,9 @@
           <w:rPr>
             <w:noProof/>
             <w:webHidden/>
-          </w:rPr>
-          <w:t>11</w:t>
+            <w:rtl/>
+          </w:rPr>
+          <w:t>12</w:t>
         </w:r>
         <w:r>
           <w:rPr>
@@ -1107,8 +1110,9 @@
           <w:rPr>
             <w:noProof/>
             <w:webHidden/>
-          </w:rPr>
-          <w:t>12</w:t>
+            <w:rtl/>
+          </w:rPr>
+          <w:t>13</w:t>
         </w:r>
         <w:r>
           <w:rPr>
@@ -1180,8 +1184,9 @@
           <w:rPr>
             <w:noProof/>
             <w:webHidden/>
-          </w:rPr>
-          <w:t>13</w:t>
+            <w:rtl/>
+          </w:rPr>
+          <w:t>14</w:t>
         </w:r>
         <w:r>
           <w:rPr>
@@ -1253,8 +1258,9 @@
           <w:rPr>
             <w:noProof/>
             <w:webHidden/>
-          </w:rPr>
-          <w:t>13</w:t>
+            <w:rtl/>
+          </w:rPr>
+          <w:t>14</w:t>
         </w:r>
         <w:r>
           <w:rPr>
@@ -1326,8 +1332,9 @@
           <w:rPr>
             <w:noProof/>
             <w:webHidden/>
-          </w:rPr>
-          <w:t>13</w:t>
+            <w:rtl/>
+          </w:rPr>
+          <w:t>14</w:t>
         </w:r>
         <w:r>
           <w:rPr>
@@ -1399,8 +1406,9 @@
           <w:rPr>
             <w:noProof/>
             <w:webHidden/>
-          </w:rPr>
-          <w:t>13</w:t>
+            <w:rtl/>
+          </w:rPr>
+          <w:t>14</w:t>
         </w:r>
         <w:r>
           <w:rPr>
@@ -1472,8 +1480,9 @@
           <w:rPr>
             <w:noProof/>
             <w:webHidden/>
-          </w:rPr>
-          <w:t>14</w:t>
+            <w:rtl/>
+          </w:rPr>
+          <w:t>15</w:t>
         </w:r>
         <w:r>
           <w:rPr>
@@ -1545,8 +1554,9 @@
           <w:rPr>
             <w:noProof/>
             <w:webHidden/>
-          </w:rPr>
-          <w:t>14</w:t>
+            <w:rtl/>
+          </w:rPr>
+          <w:t>15</w:t>
         </w:r>
         <w:r>
           <w:rPr>
@@ -1618,8 +1628,9 @@
           <w:rPr>
             <w:noProof/>
             <w:webHidden/>
-          </w:rPr>
-          <w:t>14</w:t>
+            <w:rtl/>
+          </w:rPr>
+          <w:t>15</w:t>
         </w:r>
         <w:r>
           <w:rPr>
@@ -1721,8 +1732,9 @@
           <w:rPr>
             <w:noProof/>
             <w:webHidden/>
-          </w:rPr>
-          <w:t>15</w:t>
+            <w:rtl/>
+          </w:rPr>
+          <w:t>16</w:t>
         </w:r>
         <w:r>
           <w:rPr>
@@ -1794,8 +1806,9 @@
           <w:rPr>
             <w:noProof/>
             <w:webHidden/>
-          </w:rPr>
-          <w:t>17</w:t>
+            <w:rtl/>
+          </w:rPr>
+          <w:t>18</w:t>
         </w:r>
         <w:r>
           <w:rPr>
@@ -1867,8 +1880,9 @@
           <w:rPr>
             <w:noProof/>
             <w:webHidden/>
-          </w:rPr>
-          <w:t>17</w:t>
+            <w:rtl/>
+          </w:rPr>
+          <w:t>18</w:t>
         </w:r>
         <w:r>
           <w:rPr>
@@ -1955,8 +1969,9 @@
           <w:rPr>
             <w:noProof/>
             <w:webHidden/>
-          </w:rPr>
-          <w:t>17</w:t>
+            <w:rtl/>
+          </w:rPr>
+          <w:t>18</w:t>
         </w:r>
         <w:r>
           <w:rPr>
@@ -2043,8 +2058,9 @@
           <w:rPr>
             <w:noProof/>
             <w:webHidden/>
-          </w:rPr>
-          <w:t>18</w:t>
+            <w:rtl/>
+          </w:rPr>
+          <w:t>19</w:t>
         </w:r>
         <w:r>
           <w:rPr>
@@ -2116,8 +2132,9 @@
           <w:rPr>
             <w:noProof/>
             <w:webHidden/>
-          </w:rPr>
-          <w:t>18</w:t>
+            <w:rtl/>
+          </w:rPr>
+          <w:t>19</w:t>
         </w:r>
         <w:r>
           <w:rPr>
@@ -2189,8 +2206,9 @@
           <w:rPr>
             <w:noProof/>
             <w:webHidden/>
-          </w:rPr>
-          <w:t>19</w:t>
+            <w:rtl/>
+          </w:rPr>
+          <w:t>20</w:t>
         </w:r>
         <w:r>
           <w:rPr>
@@ -2262,8 +2280,9 @@
           <w:rPr>
             <w:noProof/>
             <w:webHidden/>
-          </w:rPr>
-          <w:t>19</w:t>
+            <w:rtl/>
+          </w:rPr>
+          <w:t>20</w:t>
         </w:r>
         <w:r>
           <w:rPr>
@@ -2335,8 +2354,9 @@
           <w:rPr>
             <w:noProof/>
             <w:webHidden/>
-          </w:rPr>
-          <w:t>20</w:t>
+            <w:rtl/>
+          </w:rPr>
+          <w:t>21</w:t>
         </w:r>
         <w:r>
           <w:rPr>
@@ -2408,8 +2428,9 @@
           <w:rPr>
             <w:noProof/>
             <w:webHidden/>
-          </w:rPr>
-          <w:t>21</w:t>
+            <w:rtl/>
+          </w:rPr>
+          <w:t>22</w:t>
         </w:r>
         <w:r>
           <w:rPr>
@@ -2481,8 +2502,9 @@
           <w:rPr>
             <w:noProof/>
             <w:webHidden/>
-          </w:rPr>
-          <w:t>23</w:t>
+            <w:rtl/>
+          </w:rPr>
+          <w:t>24</w:t>
         </w:r>
         <w:r>
           <w:rPr>
@@ -2569,8 +2591,9 @@
           <w:rPr>
             <w:noProof/>
             <w:webHidden/>
-          </w:rPr>
-          <w:t>23</w:t>
+            <w:rtl/>
+          </w:rPr>
+          <w:t>24</w:t>
         </w:r>
         <w:r>
           <w:rPr>
@@ -2642,8 +2665,9 @@
           <w:rPr>
             <w:noProof/>
             <w:webHidden/>
-          </w:rPr>
-          <w:t>23</w:t>
+            <w:rtl/>
+          </w:rPr>
+          <w:t>24</w:t>
         </w:r>
         <w:r>
           <w:rPr>
@@ -2715,8 +2739,9 @@
           <w:rPr>
             <w:noProof/>
             <w:webHidden/>
-          </w:rPr>
-          <w:t>24</w:t>
+            <w:rtl/>
+          </w:rPr>
+          <w:t>25</w:t>
         </w:r>
         <w:r>
           <w:rPr>
@@ -2788,8 +2813,9 @@
           <w:rPr>
             <w:noProof/>
             <w:webHidden/>
-          </w:rPr>
-          <w:t>24</w:t>
+            <w:rtl/>
+          </w:rPr>
+          <w:t>25</w:t>
         </w:r>
         <w:r>
           <w:rPr>
@@ -2868,8 +2894,9 @@
           <w:rPr>
             <w:noProof/>
             <w:webHidden/>
-          </w:rPr>
-          <w:t>24</w:t>
+            <w:rtl/>
+          </w:rPr>
+          <w:t>25</w:t>
         </w:r>
         <w:r>
           <w:rPr>
@@ -2941,8 +2968,9 @@
           <w:rPr>
             <w:noProof/>
             <w:webHidden/>
-          </w:rPr>
-          <w:t>26</w:t>
+            <w:rtl/>
+          </w:rPr>
+          <w:t>27</w:t>
         </w:r>
         <w:r>
           <w:rPr>
@@ -3014,8 +3042,9 @@
           <w:rPr>
             <w:noProof/>
             <w:webHidden/>
-          </w:rPr>
-          <w:t>27</w:t>
+            <w:rtl/>
+          </w:rPr>
+          <w:t>28</w:t>
         </w:r>
         <w:r>
           <w:rPr>
@@ -3087,8 +3116,9 @@
           <w:rPr>
             <w:noProof/>
             <w:webHidden/>
-          </w:rPr>
-          <w:t>28</w:t>
+            <w:rtl/>
+          </w:rPr>
+          <w:t>29</w:t>
         </w:r>
         <w:r>
           <w:rPr>
@@ -3167,8 +3197,9 @@
           <w:rPr>
             <w:noProof/>
             <w:webHidden/>
-          </w:rPr>
-          <w:t>28</w:t>
+            <w:rtl/>
+          </w:rPr>
+          <w:t>29</w:t>
         </w:r>
         <w:r>
           <w:rPr>
@@ -3255,8 +3286,9 @@
           <w:rPr>
             <w:noProof/>
             <w:webHidden/>
-          </w:rPr>
-          <w:t>28</w:t>
+            <w:rtl/>
+          </w:rPr>
+          <w:t>29</w:t>
         </w:r>
         <w:r>
           <w:rPr>
@@ -3343,8 +3375,9 @@
           <w:rPr>
             <w:noProof/>
             <w:webHidden/>
-          </w:rPr>
-          <w:t>29</w:t>
+            <w:rtl/>
+          </w:rPr>
+          <w:t>30</w:t>
         </w:r>
         <w:r>
           <w:rPr>
@@ -3416,8 +3449,9 @@
           <w:rPr>
             <w:noProof/>
             <w:webHidden/>
-          </w:rPr>
-          <w:t>30</w:t>
+            <w:rtl/>
+          </w:rPr>
+          <w:t>31</w:t>
         </w:r>
         <w:r>
           <w:rPr>
@@ -3489,8 +3523,9 @@
           <w:rPr>
             <w:noProof/>
             <w:webHidden/>
-          </w:rPr>
-          <w:t>30</w:t>
+            <w:rtl/>
+          </w:rPr>
+          <w:t>31</w:t>
         </w:r>
         <w:r>
           <w:rPr>
@@ -3562,8 +3597,9 @@
           <w:rPr>
             <w:noProof/>
             <w:webHidden/>
-          </w:rPr>
-          <w:t>30</w:t>
+            <w:rtl/>
+          </w:rPr>
+          <w:t>31</w:t>
         </w:r>
         <w:r>
           <w:rPr>
@@ -3650,8 +3686,9 @@
           <w:rPr>
             <w:noProof/>
             <w:webHidden/>
-          </w:rPr>
-          <w:t>32</w:t>
+            <w:rtl/>
+          </w:rPr>
+          <w:t>33</w:t>
         </w:r>
         <w:r>
           <w:rPr>
@@ -3745,8 +3782,9 @@
           <w:rPr>
             <w:noProof/>
             <w:webHidden/>
-          </w:rPr>
-          <w:t>33</w:t>
+            <w:rtl/>
+          </w:rPr>
+          <w:t>34</w:t>
         </w:r>
         <w:r>
           <w:rPr>
@@ -3818,8 +3856,9 @@
           <w:rPr>
             <w:noProof/>
             <w:webHidden/>
-          </w:rPr>
-          <w:t>35</w:t>
+            <w:rtl/>
+          </w:rPr>
+          <w:t>36</w:t>
         </w:r>
         <w:r>
           <w:rPr>
@@ -3891,8 +3930,9 @@
           <w:rPr>
             <w:noProof/>
             <w:webHidden/>
-          </w:rPr>
-          <w:t>35</w:t>
+            <w:rtl/>
+          </w:rPr>
+          <w:t>36</w:t>
         </w:r>
         <w:r>
           <w:rPr>
@@ -3964,8 +4004,9 @@
           <w:rPr>
             <w:noProof/>
             <w:webHidden/>
-          </w:rPr>
-          <w:t>35</w:t>
+            <w:rtl/>
+          </w:rPr>
+          <w:t>36</w:t>
         </w:r>
         <w:r>
           <w:rPr>
@@ -4037,8 +4078,9 @@
           <w:rPr>
             <w:noProof/>
             <w:webHidden/>
-          </w:rPr>
-          <w:t>37</w:t>
+            <w:rtl/>
+          </w:rPr>
+          <w:t>38</w:t>
         </w:r>
         <w:r>
           <w:rPr>
@@ -4110,8 +4152,9 @@
           <w:rPr>
             <w:noProof/>
             <w:webHidden/>
-          </w:rPr>
-          <w:t>38</w:t>
+            <w:rtl/>
+          </w:rPr>
+          <w:t>39</w:t>
         </w:r>
         <w:r>
           <w:rPr>
@@ -4183,8 +4226,9 @@
           <w:rPr>
             <w:noProof/>
             <w:webHidden/>
-          </w:rPr>
-          <w:t>39</w:t>
+            <w:rtl/>
+          </w:rPr>
+          <w:t>40</w:t>
         </w:r>
         <w:r>
           <w:rPr>
@@ -4256,8 +4300,9 @@
           <w:rPr>
             <w:noProof/>
             <w:webHidden/>
-          </w:rPr>
-          <w:t>40</w:t>
+            <w:rtl/>
+          </w:rPr>
+          <w:t>41</w:t>
         </w:r>
         <w:r>
           <w:rPr>
@@ -4344,8 +4389,9 @@
           <w:rPr>
             <w:noProof/>
             <w:webHidden/>
-          </w:rPr>
-          <w:t>41</w:t>
+            <w:rtl/>
+          </w:rPr>
+          <w:t>42</w:t>
         </w:r>
         <w:r>
           <w:rPr>
@@ -4417,8 +4463,9 @@
           <w:rPr>
             <w:noProof/>
             <w:webHidden/>
-          </w:rPr>
-          <w:t>43</w:t>
+            <w:rtl/>
+          </w:rPr>
+          <w:t>44</w:t>
         </w:r>
         <w:r>
           <w:rPr>
@@ -4490,8 +4537,9 @@
           <w:rPr>
             <w:noProof/>
             <w:webHidden/>
-          </w:rPr>
-          <w:t>43</w:t>
+            <w:rtl/>
+          </w:rPr>
+          <w:t>44</w:t>
         </w:r>
         <w:r>
           <w:rPr>
@@ -4563,8 +4611,9 @@
           <w:rPr>
             <w:noProof/>
             <w:webHidden/>
-          </w:rPr>
-          <w:t>43</w:t>
+            <w:rtl/>
+          </w:rPr>
+          <w:t>44</w:t>
         </w:r>
         <w:r>
           <w:rPr>
@@ -4643,8 +4692,9 @@
           <w:rPr>
             <w:noProof/>
             <w:webHidden/>
-          </w:rPr>
-          <w:t>44</w:t>
+            <w:rtl/>
+          </w:rPr>
+          <w:t>45</w:t>
         </w:r>
         <w:r>
           <w:rPr>
@@ -4716,8 +4766,9 @@
           <w:rPr>
             <w:noProof/>
             <w:webHidden/>
-          </w:rPr>
-          <w:t>45</w:t>
+            <w:rtl/>
+          </w:rPr>
+          <w:t>46</w:t>
         </w:r>
         <w:r>
           <w:rPr>
@@ -4749,58 +4800,49 @@
             <w:noProof/>
             <w:rtl/>
           </w:rPr>
-          <w:t>المبحث الثاني: هندسة تدفق البيانات وآليات الر</w:t>
-        </w:r>
-        <w:bookmarkStart w:id="2" w:name="_GoBack"/>
-        <w:bookmarkEnd w:id="2"/>
-        <w:r>
-          <w:rPr>
-            <w:rStyle w:val="Hyperlink"/>
-            <w:noProof/>
+          <w:t>المبحث الثاني: هندسة تدفق البيانات وآليات الرقابة</w:t>
+        </w:r>
+        <w:r>
+          <w:rPr>
+            <w:noProof/>
+            <w:webHidden/>
+          </w:rPr>
+          <w:tab/>
+        </w:r>
+        <w:r>
+          <w:rPr>
+            <w:noProof/>
+            <w:webHidden/>
+          </w:rPr>
+          <w:fldChar w:fldCharType="begin"/>
+        </w:r>
+        <w:r>
+          <w:rPr>
+            <w:noProof/>
+            <w:webHidden/>
+          </w:rPr>
+          <w:instrText xml:space="preserve"> PAGEREF _Toc232568834 \h </w:instrText>
+        </w:r>
+        <w:r>
+          <w:rPr>
+            <w:noProof/>
+            <w:webHidden/>
+          </w:rPr>
+        </w:r>
+        <w:r>
+          <w:rPr>
+            <w:noProof/>
+            <w:webHidden/>
+          </w:rPr>
+          <w:fldChar w:fldCharType="separate"/>
+        </w:r>
+        <w:r>
+          <w:rPr>
+            <w:noProof/>
+            <w:webHidden/>
             <w:rtl/>
           </w:rPr>
-          <w:t>قابة</w:t>
-        </w:r>
-        <w:r>
-          <w:rPr>
-            <w:noProof/>
-            <w:webHidden/>
-          </w:rPr>
-          <w:tab/>
-        </w:r>
-        <w:r>
-          <w:rPr>
-            <w:noProof/>
-            <w:webHidden/>
-          </w:rPr>
-          <w:fldChar w:fldCharType="begin"/>
-        </w:r>
-        <w:r>
-          <w:rPr>
-            <w:noProof/>
-            <w:webHidden/>
-          </w:rPr>
-          <w:instrText xml:space="preserve"> PAGEREF _Toc232568834 \h </w:instrText>
-        </w:r>
-        <w:r>
-          <w:rPr>
-            <w:noProof/>
-            <w:webHidden/>
-          </w:rPr>
-        </w:r>
-        <w:r>
-          <w:rPr>
-            <w:noProof/>
-            <w:webHidden/>
-          </w:rPr>
-          <w:fldChar w:fldCharType="separate"/>
-        </w:r>
-        <w:r>
-          <w:rPr>
-            <w:noProof/>
-            <w:webHidden/>
-          </w:rPr>
-          <w:t>45</w:t>
+          <w:t>46</w:t>
         </w:r>
         <w:r>
           <w:rPr>
@@ -4887,8 +4929,9 @@
           <w:rPr>
             <w:noProof/>
             <w:webHidden/>
-          </w:rPr>
-          <w:t>45</w:t>
+            <w:rtl/>
+          </w:rPr>
+          <w:t>46</w:t>
         </w:r>
         <w:r>
           <w:rPr>
@@ -4975,8 +5018,9 @@
           <w:rPr>
             <w:noProof/>
             <w:webHidden/>
-          </w:rPr>
-          <w:t>46</w:t>
+            <w:rtl/>
+          </w:rPr>
+          <w:t>47</w:t>
         </w:r>
         <w:r>
           <w:rPr>
@@ -5063,8 +5107,9 @@
           <w:rPr>
             <w:noProof/>
             <w:webHidden/>
-          </w:rPr>
-          <w:t>47</w:t>
+            <w:rtl/>
+          </w:rPr>
+          <w:t>48</w:t>
         </w:r>
         <w:r>
           <w:rPr>
@@ -5151,8 +5196,9 @@
           <w:rPr>
             <w:noProof/>
             <w:webHidden/>
-          </w:rPr>
-          <w:t>47</w:t>
+            <w:rtl/>
+          </w:rPr>
+          <w:t>48</w:t>
         </w:r>
         <w:r>
           <w:rPr>
@@ -5224,8 +5270,9 @@
           <w:rPr>
             <w:noProof/>
             <w:webHidden/>
-          </w:rPr>
-          <w:t>47</w:t>
+            <w:rtl/>
+          </w:rPr>
+          <w:t>48</w:t>
         </w:r>
         <w:r>
           <w:rPr>
@@ -5297,8 +5344,9 @@
           <w:rPr>
             <w:noProof/>
             <w:webHidden/>
-          </w:rPr>
-          <w:t>48</w:t>
+            <w:rtl/>
+          </w:rPr>
+          <w:t>49</w:t>
         </w:r>
         <w:r>
           <w:rPr>
@@ -5370,8 +5418,9 @@
           <w:rPr>
             <w:noProof/>
             <w:webHidden/>
-          </w:rPr>
-          <w:t>49</w:t>
+            <w:rtl/>
+          </w:rPr>
+          <w:t>50</w:t>
         </w:r>
         <w:r>
           <w:rPr>
@@ -5458,8 +5507,9 @@
           <w:rPr>
             <w:noProof/>
             <w:webHidden/>
-          </w:rPr>
-          <w:t>49</w:t>
+            <w:rtl/>
+          </w:rPr>
+          <w:t>50</w:t>
         </w:r>
         <w:r>
           <w:rPr>
@@ -5546,8 +5596,9 @@
           <w:rPr>
             <w:noProof/>
             <w:webHidden/>
-          </w:rPr>
-          <w:t>50</w:t>
+            <w:rtl/>
+          </w:rPr>
+          <w:t>51</w:t>
         </w:r>
         <w:r>
           <w:rPr>
@@ -5619,8 +5670,9 @@
           <w:rPr>
             <w:noProof/>
             <w:webHidden/>
-          </w:rPr>
-          <w:t>50</w:t>
+            <w:rtl/>
+          </w:rPr>
+          <w:t>51</w:t>
         </w:r>
         <w:r>
           <w:rPr>
@@ -5707,8 +5759,9 @@
           <w:rPr>
             <w:noProof/>
             <w:webHidden/>
-          </w:rPr>
-          <w:t>50</w:t>
+            <w:rtl/>
+          </w:rPr>
+          <w:t>51</w:t>
         </w:r>
         <w:r>
           <w:rPr>
@@ -5780,8 +5833,9 @@
           <w:rPr>
             <w:noProof/>
             <w:webHidden/>
-          </w:rPr>
-          <w:t>51</w:t>
+            <w:rtl/>
+          </w:rPr>
+          <w:t>52</w:t>
         </w:r>
         <w:r>
           <w:rPr>
@@ -5868,8 +5922,9 @@
           <w:rPr>
             <w:noProof/>
             <w:webHidden/>
-          </w:rPr>
-          <w:t>51</w:t>
+            <w:rtl/>
+          </w:rPr>
+          <w:t>52</w:t>
         </w:r>
         <w:r>
           <w:rPr>
@@ -5941,8 +5996,9 @@
           <w:rPr>
             <w:noProof/>
             <w:webHidden/>
-          </w:rPr>
-          <w:t>52</w:t>
+            <w:rtl/>
+          </w:rPr>
+          <w:t>53</w:t>
         </w:r>
         <w:r>
           <w:rPr>
@@ -6014,8 +6070,9 @@
           <w:rPr>
             <w:noProof/>
             <w:webHidden/>
-          </w:rPr>
-          <w:t>53</w:t>
+            <w:rtl/>
+          </w:rPr>
+          <w:t>54</w:t>
         </w:r>
         <w:r>
           <w:rPr>
@@ -6087,8 +6144,9 @@
           <w:rPr>
             <w:noProof/>
             <w:webHidden/>
-          </w:rPr>
-          <w:t>53</w:t>
+            <w:rtl/>
+          </w:rPr>
+          <w:t>54</w:t>
         </w:r>
         <w:r>
           <w:rPr>
@@ -6160,8 +6218,9 @@
           <w:rPr>
             <w:noProof/>
             <w:webHidden/>
-          </w:rPr>
-          <w:t>53</w:t>
+            <w:rtl/>
+          </w:rPr>
+          <w:t>54</w:t>
         </w:r>
         <w:r>
           <w:rPr>
@@ -6233,8 +6292,9 @@
           <w:rPr>
             <w:noProof/>
             <w:webHidden/>
-          </w:rPr>
-          <w:t>54</w:t>
+            <w:rtl/>
+          </w:rPr>
+          <w:t>55</w:t>
         </w:r>
         <w:r>
           <w:rPr>
@@ -6306,8 +6366,9 @@
           <w:rPr>
             <w:noProof/>
             <w:webHidden/>
-          </w:rPr>
-          <w:t>54</w:t>
+            <w:rtl/>
+          </w:rPr>
+          <w:t>55</w:t>
         </w:r>
         <w:r>
           <w:rPr>
@@ -6379,8 +6440,9 @@
           <w:rPr>
             <w:noProof/>
             <w:webHidden/>
-          </w:rPr>
-          <w:t>55</w:t>
+            <w:rtl/>
+          </w:rPr>
+          <w:t>56</w:t>
         </w:r>
         <w:r>
           <w:rPr>
@@ -6452,8 +6514,9 @@
           <w:rPr>
             <w:noProof/>
             <w:webHidden/>
-          </w:rPr>
-          <w:t>56</w:t>
+            <w:rtl/>
+          </w:rPr>
+          <w:t>57</w:t>
         </w:r>
         <w:r>
           <w:rPr>
@@ -6540,8 +6603,9 @@
           <w:rPr>
             <w:noProof/>
             <w:webHidden/>
-          </w:rPr>
-          <w:t>56</w:t>
+            <w:rtl/>
+          </w:rPr>
+          <w:t>57</w:t>
         </w:r>
         <w:r>
           <w:rPr>
@@ -6628,8 +6692,9 @@
           <w:rPr>
             <w:noProof/>
             <w:webHidden/>
-          </w:rPr>
-          <w:t>56</w:t>
+            <w:rtl/>
+          </w:rPr>
+          <w:t>57</w:t>
         </w:r>
         <w:r>
           <w:rPr>
@@ -6701,8 +6766,9 @@
           <w:rPr>
             <w:noProof/>
             <w:webHidden/>
-          </w:rPr>
-          <w:t>57</w:t>
+            <w:rtl/>
+          </w:rPr>
+          <w:t>58</w:t>
         </w:r>
         <w:r>
           <w:rPr>
@@ -6774,8 +6840,9 @@
           <w:rPr>
             <w:noProof/>
             <w:webHidden/>
-          </w:rPr>
-          <w:t>57</w:t>
+            <w:rtl/>
+          </w:rPr>
+          <w:t>58</w:t>
         </w:r>
         <w:r>
           <w:rPr>
@@ -6847,8 +6914,9 @@
           <w:rPr>
             <w:noProof/>
             <w:webHidden/>
-          </w:rPr>
-          <w:t>58</w:t>
+            <w:rtl/>
+          </w:rPr>
+          <w:t>59</w:t>
         </w:r>
         <w:r>
           <w:rPr>
@@ -6920,8 +6988,9 @@
           <w:rPr>
             <w:noProof/>
             <w:webHidden/>
-          </w:rPr>
-          <w:t>60</w:t>
+            <w:rtl/>
+          </w:rPr>
+          <w:t>61</w:t>
         </w:r>
         <w:r>
           <w:rPr>
@@ -6993,8 +7062,9 @@
           <w:rPr>
             <w:noProof/>
             <w:webHidden/>
-          </w:rPr>
-          <w:t>60</w:t>
+            <w:rtl/>
+          </w:rPr>
+          <w:t>61</w:t>
         </w:r>
         <w:r>
           <w:rPr>
@@ -7066,8 +7136,9 @@
           <w:rPr>
             <w:noProof/>
             <w:webHidden/>
-          </w:rPr>
-          <w:t>61</w:t>
+            <w:rtl/>
+          </w:rPr>
+          <w:t>62</w:t>
         </w:r>
         <w:r>
           <w:rPr>
@@ -7146,8 +7217,9 @@
           <w:rPr>
             <w:noProof/>
             <w:webHidden/>
-          </w:rPr>
-          <w:t>61</w:t>
+            <w:rtl/>
+          </w:rPr>
+          <w:t>62</w:t>
         </w:r>
         <w:r>
           <w:rPr>
@@ -7219,8 +7291,9 @@
           <w:rPr>
             <w:noProof/>
             <w:webHidden/>
-          </w:rPr>
-          <w:t>64</w:t>
+            <w:rtl/>
+          </w:rPr>
+          <w:t>65</w:t>
         </w:r>
         <w:r>
           <w:rPr>
@@ -7292,8 +7365,9 @@
           <w:rPr>
             <w:noProof/>
             <w:webHidden/>
-          </w:rPr>
-          <w:t>64</w:t>
+            <w:rtl/>
+          </w:rPr>
+          <w:t>65</w:t>
         </w:r>
         <w:r>
           <w:rPr>
@@ -7365,8 +7439,9 @@
           <w:rPr>
             <w:noProof/>
             <w:webHidden/>
-          </w:rPr>
-          <w:t>64</w:t>
+            <w:rtl/>
+          </w:rPr>
+          <w:t>65</w:t>
         </w:r>
         <w:r>
           <w:rPr>
@@ -7438,8 +7513,9 @@
           <w:rPr>
             <w:noProof/>
             <w:webHidden/>
-          </w:rPr>
-          <w:t>65</w:t>
+            <w:rtl/>
+          </w:rPr>
+          <w:t>66</w:t>
         </w:r>
         <w:r>
           <w:rPr>
@@ -7511,8 +7587,9 @@
           <w:rPr>
             <w:noProof/>
             <w:webHidden/>
-          </w:rPr>
-          <w:t>66</w:t>
+            <w:rtl/>
+          </w:rPr>
+          <w:t>67</w:t>
         </w:r>
         <w:r>
           <w:rPr>
@@ -7584,8 +7661,9 @@
           <w:rPr>
             <w:noProof/>
             <w:webHidden/>
-          </w:rPr>
-          <w:t>66</w:t>
+            <w:rtl/>
+          </w:rPr>
+          <w:t>67</w:t>
         </w:r>
         <w:r>
           <w:rPr>
@@ -7657,8 +7735,9 @@
           <w:rPr>
             <w:noProof/>
             <w:webHidden/>
-          </w:rPr>
-          <w:t>68</w:t>
+            <w:rtl/>
+          </w:rPr>
+          <w:t>69</w:t>
         </w:r>
         <w:r>
           <w:rPr>
@@ -7745,8 +7824,9 @@
           <w:rPr>
             <w:noProof/>
             <w:webHidden/>
-          </w:rPr>
-          <w:t>69</w:t>
+            <w:rtl/>
+          </w:rPr>
+          <w:t>70</w:t>
         </w:r>
         <w:r>
           <w:rPr>
@@ -7818,8 +7898,9 @@
           <w:rPr>
             <w:noProof/>
             <w:webHidden/>
-          </w:rPr>
-          <w:t>69</w:t>
+            <w:rtl/>
+          </w:rPr>
+          <w:t>70</w:t>
         </w:r>
         <w:r>
           <w:rPr>
@@ -7906,8 +7987,9 @@
           <w:rPr>
             <w:noProof/>
             <w:webHidden/>
-          </w:rPr>
-          <w:t>69</w:t>
+            <w:rtl/>
+          </w:rPr>
+          <w:t>70</w:t>
         </w:r>
         <w:r>
           <w:rPr>
@@ -7979,8 +8061,9 @@
           <w:rPr>
             <w:noProof/>
             <w:webHidden/>
-          </w:rPr>
-          <w:t>70</w:t>
+            <w:rtl/>
+          </w:rPr>
+          <w:t>71</w:t>
         </w:r>
         <w:r>
           <w:rPr>
@@ -8052,8 +8135,9 @@
           <w:rPr>
             <w:noProof/>
             <w:webHidden/>
-          </w:rPr>
-          <w:t>71</w:t>
+            <w:rtl/>
+          </w:rPr>
+          <w:t>72</w:t>
         </w:r>
         <w:r>
           <w:rPr>
@@ -8140,8 +8224,9 @@
           <w:rPr>
             <w:noProof/>
             <w:webHidden/>
-          </w:rPr>
-          <w:t>71</w:t>
+            <w:rtl/>
+          </w:rPr>
+          <w:t>72</w:t>
         </w:r>
         <w:r>
           <w:rPr>
@@ -8213,8 +8298,9 @@
           <w:rPr>
             <w:noProof/>
             <w:webHidden/>
-          </w:rPr>
-          <w:t>72</w:t>
+            <w:rtl/>
+          </w:rPr>
+          <w:t>73</w:t>
         </w:r>
         <w:r>
           <w:rPr>
@@ -8286,8 +8372,9 @@
           <w:rPr>
             <w:noProof/>
             <w:webHidden/>
-          </w:rPr>
-          <w:t>72</w:t>
+            <w:rtl/>
+          </w:rPr>
+          <w:t>73</w:t>
         </w:r>
         <w:r>
           <w:rPr>
@@ -8367,8 +8454,9 @@
           <w:rPr>
             <w:noProof/>
             <w:webHidden/>
-          </w:rPr>
-          <w:t>73</w:t>
+            <w:rtl/>
+          </w:rPr>
+          <w:t>74</w:t>
         </w:r>
         <w:r>
           <w:rPr>
@@ -8440,8 +8528,9 @@
           <w:rPr>
             <w:noProof/>
             <w:webHidden/>
-          </w:rPr>
-          <w:t>74</w:t>
+            <w:rtl/>
+          </w:rPr>
+          <w:t>75</w:t>
         </w:r>
         <w:r>
           <w:rPr>
@@ -8520,8 +8609,9 @@
           <w:rPr>
             <w:noProof/>
             <w:webHidden/>
-          </w:rPr>
-          <w:t>75</w:t>
+            <w:rtl/>
+          </w:rPr>
+          <w:t>76</w:t>
         </w:r>
         <w:r>
           <w:rPr>
@@ -8593,8 +8683,9 @@
           <w:rPr>
             <w:noProof/>
             <w:webHidden/>
-          </w:rPr>
-          <w:t>76</w:t>
+            <w:rtl/>
+          </w:rPr>
+          <w:t>77</w:t>
         </w:r>
         <w:r>
           <w:rPr>
@@ -8666,8 +8757,9 @@
           <w:rPr>
             <w:noProof/>
             <w:webHidden/>
-          </w:rPr>
-          <w:t>76</w:t>
+            <w:rtl/>
+          </w:rPr>
+          <w:t>77</w:t>
         </w:r>
         <w:r>
           <w:rPr>
@@ -8754,8 +8846,9 @@
           <w:rPr>
             <w:noProof/>
             <w:webHidden/>
-          </w:rPr>
-          <w:t>77</w:t>
+            <w:rtl/>
+          </w:rPr>
+          <w:t>78</w:t>
         </w:r>
         <w:r>
           <w:rPr>
@@ -8827,8 +8920,9 @@
           <w:rPr>
             <w:noProof/>
             <w:webHidden/>
-          </w:rPr>
-          <w:t>78</w:t>
+            <w:rtl/>
+          </w:rPr>
+          <w:t>79</w:t>
         </w:r>
         <w:r>
           <w:rPr>
@@ -8873,7 +8967,7 @@
           <w:rtl/>
         </w:rPr>
       </w:pPr>
-      <w:bookmarkStart w:id="3" w:name="قائمة-الجداول"/>
+      <w:bookmarkStart w:id="2" w:name="قائمة-الجداول"/>
       <w:bookmarkEnd w:id="0"/>
       <w:r>
         <w:rPr>
@@ -8888,7 +8982,7 @@
         <w:pStyle w:val="Heading3"/>
         <w:jc w:val="right"/>
       </w:pPr>
-      <w:bookmarkStart w:id="4" w:name="_Toc232568784"/>
+      <w:bookmarkStart w:id="3" w:name="_Toc232568784"/>
       <w:r>
         <w:rPr>
           <w:bidi/>
@@ -8897,16 +8991,15 @@
         <w:lastRenderedPageBreak/>
         <w:t>قائمة الجداول</w:t>
       </w:r>
-      <w:bookmarkEnd w:id="4"/>
-    </w:p>
-    <w:p>
-      <w:pPr>
-        <w:bidi w:val="1"/>
+      <w:bookmarkEnd w:id="3"/>
+    </w:p>
+    <w:p>
+      <w:pPr>
         <w:pStyle w:val="TableofFigures"/>
         <w:tabs>
           <w:tab w:val="right" w:leader="dot" w:pos="9062"/>
         </w:tabs>
-        <w:jc w:val="right"/>
+        <w:jc w:val="left"/>
         <w:rPr>
           <w:rFonts w:asciiTheme="minorHAnsi" w:eastAsiaTheme="minorEastAsia" w:hAnsiTheme="minorHAnsi" w:cstheme="minorBidi"/>
           <w:noProof/>
@@ -8932,7 +9025,6 @@
       </w:r>
       <w:r>
         <w:rPr>
-          <w:bidi/>
           <w:b/>
           <w:noProof/>
           <w:rtl/>
@@ -8948,7 +9040,6 @@
       </w:r>
       <w:r>
         <w:rPr>
-          <w:bidi/>
           <w:b/>
           <w:noProof/>
           <w:rtl/>
@@ -9002,6 +9093,7 @@
       <w:r>
         <w:rPr>
           <w:noProof/>
+          <w:rtl/>
         </w:rPr>
         <w:t>16</w:t>
       </w:r>
@@ -9014,12 +9106,11 @@
     </w:p>
     <w:p>
       <w:pPr>
-        <w:bidi w:val="1"/>
         <w:pStyle w:val="TableofFigures"/>
         <w:tabs>
           <w:tab w:val="right" w:leader="dot" w:pos="9062"/>
         </w:tabs>
-        <w:jc w:val="right"/>
+        <w:jc w:val="left"/>
         <w:rPr>
           <w:rFonts w:asciiTheme="minorHAnsi" w:eastAsiaTheme="minorEastAsia" w:hAnsiTheme="minorHAnsi" w:cstheme="minorBidi"/>
           <w:noProof/>
@@ -9036,7 +9127,6 @@
       </w:r>
       <w:r>
         <w:rPr>
-          <w:bidi/>
           <w:b/>
           <w:noProof/>
           <w:rtl/>
@@ -9082,6 +9172,7 @@
       <w:r>
         <w:rPr>
           <w:noProof/>
+          <w:rtl/>
         </w:rPr>
         <w:t>32</w:t>
       </w:r>
@@ -9094,12 +9185,11 @@
     </w:p>
     <w:p>
       <w:pPr>
-        <w:bidi w:val="1"/>
         <w:pStyle w:val="TableofFigures"/>
         <w:tabs>
           <w:tab w:val="right" w:leader="dot" w:pos="9062"/>
         </w:tabs>
-        <w:jc w:val="right"/>
+        <w:jc w:val="left"/>
         <w:rPr>
           <w:rFonts w:asciiTheme="minorHAnsi" w:eastAsiaTheme="minorEastAsia" w:hAnsiTheme="minorHAnsi" w:cstheme="minorBidi"/>
           <w:noProof/>
@@ -9116,7 +9206,6 @@
       </w:r>
       <w:r>
         <w:rPr>
-          <w:bidi/>
           <w:b/>
           <w:noProof/>
           <w:rtl/>
@@ -9155,6 +9244,7 @@
       <w:r>
         <w:rPr>
           <w:noProof/>
+          <w:rtl/>
         </w:rPr>
         <w:t>33</w:t>
       </w:r>
@@ -9167,12 +9257,11 @@
     </w:p>
     <w:p>
       <w:pPr>
-        <w:bidi w:val="1"/>
         <w:pStyle w:val="TableofFigures"/>
         <w:tabs>
           <w:tab w:val="right" w:leader="dot" w:pos="9062"/>
         </w:tabs>
-        <w:jc w:val="right"/>
+        <w:jc w:val="left"/>
         <w:rPr>
           <w:rFonts w:asciiTheme="minorHAnsi" w:eastAsiaTheme="minorEastAsia" w:hAnsiTheme="minorHAnsi" w:cstheme="minorBidi"/>
           <w:noProof/>
@@ -9189,7 +9278,6 @@
       </w:r>
       <w:r>
         <w:rPr>
-          <w:bidi/>
           <w:b/>
           <w:noProof/>
           <w:rtl/>
@@ -9205,7 +9293,6 @@
       </w:r>
       <w:r>
         <w:rPr>
-          <w:bidi/>
           <w:b/>
           <w:noProof/>
           <w:rtl/>
@@ -9251,6 +9338,7 @@
       <w:r>
         <w:rPr>
           <w:noProof/>
+          <w:rtl/>
         </w:rPr>
         <w:t>34</w:t>
       </w:r>
@@ -9263,12 +9351,11 @@
     </w:p>
     <w:p>
       <w:pPr>
-        <w:bidi w:val="1"/>
         <w:pStyle w:val="TableofFigures"/>
         <w:tabs>
           <w:tab w:val="right" w:leader="dot" w:pos="9062"/>
         </w:tabs>
-        <w:jc w:val="right"/>
+        <w:jc w:val="left"/>
         <w:rPr>
           <w:rFonts w:asciiTheme="minorHAnsi" w:eastAsiaTheme="minorEastAsia" w:hAnsiTheme="minorHAnsi" w:cstheme="minorBidi"/>
           <w:noProof/>
@@ -9285,7 +9372,6 @@
       </w:r>
       <w:r>
         <w:rPr>
-          <w:bidi/>
           <w:b/>
           <w:noProof/>
           <w:rtl/>
@@ -9324,6 +9410,7 @@
       <w:r>
         <w:rPr>
           <w:noProof/>
+          <w:rtl/>
         </w:rPr>
         <w:t>40</w:t>
       </w:r>
@@ -9336,12 +9423,11 @@
     </w:p>
     <w:p>
       <w:pPr>
-        <w:bidi w:val="1"/>
         <w:pStyle w:val="TableofFigures"/>
         <w:tabs>
           <w:tab w:val="right" w:leader="dot" w:pos="9062"/>
         </w:tabs>
-        <w:jc w:val="right"/>
+        <w:jc w:val="left"/>
         <w:rPr>
           <w:rFonts w:asciiTheme="minorHAnsi" w:eastAsiaTheme="minorEastAsia" w:hAnsiTheme="minorHAnsi" w:cstheme="minorBidi"/>
           <w:noProof/>
@@ -9358,7 +9444,6 @@
       </w:r>
       <w:r>
         <w:rPr>
-          <w:bidi/>
           <w:b/>
           <w:noProof/>
           <w:rtl/>
@@ -9397,6 +9482,7 @@
       <w:r>
         <w:rPr>
           <w:noProof/>
+          <w:rtl/>
         </w:rPr>
         <w:t>41</w:t>
       </w:r>
@@ -9486,6 +9572,7 @@
       <w:r>
         <w:rPr>
           <w:noProof/>
+          <w:rtl/>
         </w:rPr>
         <w:t>54</w:t>
       </w:r>
@@ -9559,6 +9646,7 @@
       <w:r>
         <w:rPr>
           <w:noProof/>
+          <w:rtl/>
         </w:rPr>
         <w:t>55</w:t>
       </w:r>
@@ -9632,6 +9720,7 @@
       <w:r>
         <w:rPr>
           <w:noProof/>
+          <w:rtl/>
         </w:rPr>
         <w:t>56</w:t>
       </w:r>
@@ -9705,6 +9794,7 @@
       <w:r>
         <w:rPr>
           <w:noProof/>
+          <w:rtl/>
         </w:rPr>
         <w:t>58</w:t>
       </w:r>
@@ -9717,12 +9807,11 @@
     </w:p>
     <w:p>
       <w:pPr>
-        <w:bidi w:val="1"/>
         <w:pStyle w:val="TableofFigures"/>
         <w:tabs>
           <w:tab w:val="right" w:leader="dot" w:pos="9062"/>
         </w:tabs>
-        <w:jc w:val="right"/>
+        <w:jc w:val="left"/>
         <w:rPr>
           <w:rFonts w:asciiTheme="minorHAnsi" w:eastAsiaTheme="minorEastAsia" w:hAnsiTheme="minorHAnsi" w:cstheme="minorBidi"/>
           <w:noProof/>
@@ -9739,7 +9828,6 @@
       </w:r>
       <w:r>
         <w:rPr>
-          <w:bidi/>
           <w:b/>
           <w:noProof/>
           <w:rtl/>
@@ -9778,6 +9866,7 @@
       <w:r>
         <w:rPr>
           <w:noProof/>
+          <w:rtl/>
         </w:rPr>
         <w:t>66</w:t>
       </w:r>
@@ -9790,12 +9879,11 @@
     </w:p>
     <w:p>
       <w:pPr>
-        <w:bidi w:val="1"/>
         <w:pStyle w:val="TableofFigures"/>
         <w:tabs>
           <w:tab w:val="right" w:leader="dot" w:pos="9062"/>
         </w:tabs>
-        <w:jc w:val="right"/>
+        <w:jc w:val="left"/>
         <w:rPr>
           <w:rFonts w:asciiTheme="minorHAnsi" w:eastAsiaTheme="minorEastAsia" w:hAnsiTheme="minorHAnsi" w:cstheme="minorBidi"/>
           <w:noProof/>
@@ -9812,7 +9900,6 @@
       </w:r>
       <w:r>
         <w:rPr>
-          <w:bidi/>
           <w:b/>
           <w:noProof/>
           <w:rtl/>
@@ -9851,6 +9938,7 @@
       <w:r>
         <w:rPr>
           <w:noProof/>
+          <w:rtl/>
         </w:rPr>
         <w:t>67</w:t>
       </w:r>
@@ -9863,12 +9951,11 @@
     </w:p>
     <w:p>
       <w:pPr>
-        <w:bidi w:val="1"/>
         <w:pStyle w:val="TableofFigures"/>
         <w:tabs>
           <w:tab w:val="right" w:leader="dot" w:pos="9062"/>
         </w:tabs>
-        <w:jc w:val="right"/>
+        <w:jc w:val="left"/>
         <w:rPr>
           <w:rFonts w:asciiTheme="minorHAnsi" w:eastAsiaTheme="minorEastAsia" w:hAnsiTheme="minorHAnsi" w:cstheme="minorBidi"/>
           <w:noProof/>
@@ -9885,7 +9972,6 @@
       </w:r>
       <w:r>
         <w:rPr>
-          <w:bidi/>
           <w:b/>
           <w:noProof/>
           <w:rtl/>
@@ -9924,6 +10010,7 @@
       <w:r>
         <w:rPr>
           <w:noProof/>
+          <w:rtl/>
         </w:rPr>
         <w:t>69</w:t>
       </w:r>
@@ -9936,12 +10023,11 @@
     </w:p>
     <w:p>
       <w:pPr>
-        <w:bidi w:val="1"/>
         <w:pStyle w:val="TableofFigures"/>
         <w:tabs>
           <w:tab w:val="right" w:leader="dot" w:pos="9062"/>
         </w:tabs>
-        <w:jc w:val="right"/>
+        <w:jc w:val="left"/>
         <w:rPr>
           <w:rFonts w:asciiTheme="minorHAnsi" w:eastAsiaTheme="minorEastAsia" w:hAnsiTheme="minorHAnsi" w:cstheme="minorBidi"/>
           <w:noProof/>
@@ -9958,7 +10044,6 @@
       </w:r>
       <w:r>
         <w:rPr>
-          <w:bidi/>
           <w:b/>
           <w:noProof/>
           <w:rtl/>
@@ -9997,6 +10082,7 @@
       <w:r>
         <w:rPr>
           <w:noProof/>
+          <w:rtl/>
         </w:rPr>
         <w:t>70</w:t>
       </w:r>
@@ -10009,12 +10095,11 @@
     </w:p>
     <w:p>
       <w:pPr>
-        <w:bidi w:val="1"/>
         <w:pStyle w:val="TableofFigures"/>
         <w:tabs>
           <w:tab w:val="right" w:leader="dot" w:pos="9062"/>
         </w:tabs>
-        <w:jc w:val="right"/>
+        <w:jc w:val="left"/>
         <w:rPr>
           <w:rFonts w:asciiTheme="minorHAnsi" w:eastAsiaTheme="minorEastAsia" w:hAnsiTheme="minorHAnsi" w:cstheme="minorBidi"/>
           <w:noProof/>
@@ -10031,7 +10116,6 @@
       </w:r>
       <w:r>
         <w:rPr>
-          <w:bidi/>
           <w:b/>
           <w:noProof/>
           <w:rtl/>
@@ -10047,7 +10131,6 @@
       </w:r>
       <w:r>
         <w:rPr>
-          <w:bidi/>
           <w:b/>
           <w:noProof/>
           <w:rtl/>
@@ -10086,6 +10169,7 @@
       <w:r>
         <w:rPr>
           <w:noProof/>
+          <w:rtl/>
         </w:rPr>
         <w:t>70</w:t>
       </w:r>
@@ -10098,12 +10182,11 @@
     </w:p>
     <w:p>
       <w:pPr>
-        <w:bidi w:val="1"/>
         <w:pStyle w:val="TableofFigures"/>
         <w:tabs>
           <w:tab w:val="right" w:leader="dot" w:pos="9062"/>
         </w:tabs>
-        <w:jc w:val="right"/>
+        <w:jc w:val="left"/>
         <w:rPr>
           <w:rFonts w:asciiTheme="minorHAnsi" w:eastAsiaTheme="minorEastAsia" w:hAnsiTheme="minorHAnsi" w:cstheme="minorBidi"/>
           <w:noProof/>
@@ -10120,7 +10203,6 @@
       </w:r>
       <w:r>
         <w:rPr>
-          <w:bidi/>
           <w:b/>
           <w:noProof/>
           <w:rtl/>
@@ -10159,6 +10241,7 @@
       <w:r>
         <w:rPr>
           <w:noProof/>
+          <w:rtl/>
         </w:rPr>
         <w:t>71</w:t>
       </w:r>
@@ -10171,12 +10254,11 @@
     </w:p>
     <w:p>
       <w:pPr>
-        <w:bidi w:val="1"/>
         <w:pStyle w:val="TableofFigures"/>
         <w:tabs>
           <w:tab w:val="right" w:leader="dot" w:pos="9062"/>
         </w:tabs>
-        <w:jc w:val="right"/>
+        <w:jc w:val="left"/>
         <w:rPr>
           <w:rFonts w:asciiTheme="minorHAnsi" w:eastAsiaTheme="minorEastAsia" w:hAnsiTheme="minorHAnsi" w:cstheme="minorBidi"/>
           <w:noProof/>
@@ -10193,7 +10275,6 @@
       </w:r>
       <w:r>
         <w:rPr>
-          <w:bidi/>
           <w:b/>
           <w:noProof/>
           <w:rtl/>
@@ -10247,6 +10328,7 @@
       <w:r>
         <w:rPr>
           <w:noProof/>
+          <w:rtl/>
         </w:rPr>
         <w:t>72</w:t>
       </w:r>
@@ -10259,12 +10341,11 @@
     </w:p>
     <w:p>
       <w:pPr>
-        <w:bidi w:val="1"/>
         <w:pStyle w:val="TableofFigures"/>
         <w:tabs>
           <w:tab w:val="right" w:leader="dot" w:pos="9062"/>
         </w:tabs>
-        <w:jc w:val="right"/>
+        <w:jc w:val="left"/>
         <w:rPr>
           <w:rFonts w:asciiTheme="minorHAnsi" w:eastAsiaTheme="minorEastAsia" w:hAnsiTheme="minorHAnsi" w:cstheme="minorBidi"/>
           <w:noProof/>
@@ -10281,7 +10362,6 @@
       </w:r>
       <w:r>
         <w:rPr>
-          <w:bidi/>
           <w:b/>
           <w:noProof/>
           <w:rtl/>
@@ -10320,6 +10400,7 @@
       <w:r>
         <w:rPr>
           <w:noProof/>
+          <w:rtl/>
         </w:rPr>
         <w:t>73</w:t>
       </w:r>
@@ -10332,12 +10413,11 @@
     </w:p>
     <w:p>
       <w:pPr>
-        <w:bidi w:val="1"/>
         <w:pStyle w:val="TableofFigures"/>
         <w:tabs>
           <w:tab w:val="right" w:leader="dot" w:pos="9062"/>
         </w:tabs>
-        <w:jc w:val="right"/>
+        <w:jc w:val="left"/>
         <w:rPr>
           <w:rFonts w:asciiTheme="minorHAnsi" w:eastAsiaTheme="minorEastAsia" w:hAnsiTheme="minorHAnsi" w:cstheme="minorBidi"/>
           <w:noProof/>
@@ -10354,7 +10434,6 @@
       </w:r>
       <w:r>
         <w:rPr>
-          <w:bidi/>
           <w:b/>
           <w:noProof/>
           <w:rtl/>
@@ -10393,6 +10472,7 @@
       <w:r>
         <w:rPr>
           <w:noProof/>
+          <w:rtl/>
         </w:rPr>
         <w:t>74</w:t>
       </w:r>
@@ -10405,12 +10485,11 @@
     </w:p>
     <w:p>
       <w:pPr>
-        <w:bidi w:val="1"/>
         <w:pStyle w:val="TableofFigures"/>
         <w:tabs>
           <w:tab w:val="right" w:leader="dot" w:pos="9062"/>
         </w:tabs>
-        <w:jc w:val="right"/>
+        <w:jc w:val="left"/>
         <w:rPr>
           <w:rFonts w:asciiTheme="minorHAnsi" w:eastAsiaTheme="minorEastAsia" w:hAnsiTheme="minorHAnsi" w:cstheme="minorBidi"/>
           <w:noProof/>
@@ -10428,7 +10507,6 @@
       </w:r>
       <w:r>
         <w:rPr>
-          <w:bidi/>
           <w:b/>
           <w:noProof/>
           <w:rtl/>
@@ -10467,6 +10545,7 @@
       <w:r>
         <w:rPr>
           <w:noProof/>
+          <w:rtl/>
         </w:rPr>
         <w:t>75</w:t>
       </w:r>
@@ -10479,12 +10558,11 @@
     </w:p>
     <w:p>
       <w:pPr>
-        <w:bidi w:val="1"/>
         <w:pStyle w:val="TableofFigures"/>
         <w:tabs>
           <w:tab w:val="right" w:leader="dot" w:pos="9062"/>
         </w:tabs>
-        <w:jc w:val="right"/>
+        <w:jc w:val="left"/>
         <w:rPr>
           <w:rFonts w:asciiTheme="minorHAnsi" w:eastAsiaTheme="minorEastAsia" w:hAnsiTheme="minorHAnsi" w:cstheme="minorBidi"/>
           <w:noProof/>
@@ -10501,7 +10579,6 @@
       </w:r>
       <w:r>
         <w:rPr>
-          <w:bidi/>
           <w:b/>
           <w:noProof/>
           <w:rtl/>
@@ -10540,6 +10617,7 @@
       <w:r>
         <w:rPr>
           <w:noProof/>
+          <w:rtl/>
         </w:rPr>
         <w:t>75</w:t>
       </w:r>
@@ -10552,12 +10630,11 @@
     </w:p>
     <w:p>
       <w:pPr>
-        <w:bidi w:val="1"/>
         <w:pStyle w:val="TableofFigures"/>
         <w:tabs>
           <w:tab w:val="right" w:leader="dot" w:pos="9062"/>
         </w:tabs>
-        <w:jc w:val="right"/>
+        <w:jc w:val="left"/>
         <w:rPr>
           <w:rFonts w:asciiTheme="minorHAnsi" w:eastAsiaTheme="minorEastAsia" w:hAnsiTheme="minorHAnsi" w:cstheme="minorBidi"/>
           <w:noProof/>
@@ -10574,7 +10651,6 @@
       </w:r>
       <w:r>
         <w:rPr>
-          <w:bidi/>
           <w:b/>
           <w:noProof/>
           <w:rtl/>
@@ -10613,6 +10689,7 @@
       <w:r>
         <w:rPr>
           <w:noProof/>
+          <w:rtl/>
         </w:rPr>
         <w:t>76</w:t>
       </w:r>
@@ -10625,12 +10702,11 @@
     </w:p>
     <w:p>
       <w:pPr>
-        <w:bidi w:val="1"/>
         <w:pStyle w:val="TableofFigures"/>
         <w:tabs>
           <w:tab w:val="right" w:leader="dot" w:pos="9062"/>
         </w:tabs>
-        <w:jc w:val="right"/>
+        <w:jc w:val="left"/>
         <w:rPr>
           <w:rFonts w:asciiTheme="minorHAnsi" w:eastAsiaTheme="minorEastAsia" w:hAnsiTheme="minorHAnsi" w:cstheme="minorBidi"/>
           <w:noProof/>
@@ -10647,7 +10723,6 @@
       </w:r>
       <w:r>
         <w:rPr>
-          <w:bidi/>
           <w:b/>
           <w:noProof/>
           <w:rtl/>
@@ -10686,6 +10761,7 @@
       <w:r>
         <w:rPr>
           <w:noProof/>
+          <w:rtl/>
         </w:rPr>
         <w:t>77</w:t>
       </w:r>
@@ -10698,12 +10774,11 @@
     </w:p>
     <w:p>
       <w:pPr>
-        <w:bidi w:val="1"/>
         <w:pStyle w:val="TableofFigures"/>
         <w:tabs>
           <w:tab w:val="right" w:leader="dot" w:pos="9062"/>
         </w:tabs>
-        <w:jc w:val="right"/>
+        <w:jc w:val="left"/>
         <w:rPr>
           <w:rFonts w:asciiTheme="minorHAnsi" w:eastAsiaTheme="minorEastAsia" w:hAnsiTheme="minorHAnsi" w:cstheme="minorBidi"/>
           <w:noProof/>
@@ -10720,7 +10795,6 @@
       </w:r>
       <w:r>
         <w:rPr>
-          <w:bidi/>
           <w:b/>
           <w:noProof/>
           <w:rtl/>
@@ -10759,6 +10833,7 @@
       <w:r>
         <w:rPr>
           <w:noProof/>
+          <w:rtl/>
         </w:rPr>
         <w:t>77</w:t>
       </w:r>
@@ -10771,12 +10846,11 @@
     </w:p>
     <w:p>
       <w:pPr>
-        <w:bidi w:val="1"/>
         <w:pStyle w:val="TableofFigures"/>
         <w:tabs>
           <w:tab w:val="right" w:leader="dot" w:pos="9062"/>
         </w:tabs>
-        <w:jc w:val="right"/>
+        <w:jc w:val="left"/>
         <w:rPr>
           <w:rFonts w:asciiTheme="minorHAnsi" w:eastAsiaTheme="minorEastAsia" w:hAnsiTheme="minorHAnsi" w:cstheme="minorBidi"/>
           <w:noProof/>
@@ -10793,7 +10867,6 @@
       </w:r>
       <w:r>
         <w:rPr>
-          <w:bidi/>
           <w:b/>
           <w:noProof/>
           <w:rtl/>
@@ -10809,7 +10882,6 @@
       </w:r>
       <w:r>
         <w:rPr>
-          <w:bidi/>
           <w:b/>
           <w:noProof/>
           <w:rtl/>
@@ -10848,6 +10920,7 @@
       <w:r>
         <w:rPr>
           <w:noProof/>
+          <w:rtl/>
         </w:rPr>
         <w:t>78</w:t>
       </w:r>
@@ -10892,8 +10965,8 @@
         </w:rPr>
         <w:jc w:val="right"/>
       </w:pPr>
-      <w:bookmarkStart w:id="5" w:name="الملخص"/>
-      <w:bookmarkEnd w:id="3"/>
+      <w:bookmarkStart w:id="4" w:name="الملخص"/>
+      <w:bookmarkEnd w:id="2"/>
       <w:r>
         <w:rPr>
           <w:rtl/>
@@ -10907,7 +10980,7 @@
         <w:pStyle w:val="Heading2"/>
         <w:jc w:val="right"/>
       </w:pPr>
-      <w:bookmarkStart w:id="6" w:name="_Toc232568785"/>
+      <w:bookmarkStart w:id="5" w:name="_Toc232568785"/>
       <w:r>
         <w:rPr>
           <w:bidi/>
@@ -10917,7 +10990,7 @@
         <w:lastRenderedPageBreak/>
         <w:t>الملخص</w:t>
       </w:r>
-      <w:bookmarkEnd w:id="6"/>
+      <w:bookmarkEnd w:id="5"/>
     </w:p>
     <w:p>
       <w:pPr>
@@ -11070,9 +11143,9 @@
         </w:rPr>
         <w:jc w:val="right"/>
       </w:pPr>
+      <w:bookmarkStart w:id="6" w:name="_Toc232568786"/>
       <w:bookmarkStart w:id="7" w:name="résumé"/>
-      <w:bookmarkStart w:id="8" w:name="_Toc232568786"/>
-      <w:bookmarkEnd w:id="5"/>
+      <w:bookmarkEnd w:id="4"/>
       <w:r>
         <w:rPr>
           <w:rFonts w:ascii="Traditional Arabic" w:hAnsi="Traditional Arabic"/>
@@ -11081,7 +11154,7 @@
         <w:lastRenderedPageBreak/>
         <w:t>Résumé</w:t>
       </w:r>
-      <w:bookmarkEnd w:id="8"/>
+      <w:bookmarkEnd w:id="6"/>
     </w:p>
     <w:p>
       <w:pPr>
@@ -11241,7 +11314,7 @@
         </w:rPr>
         <w:jc w:val="right"/>
       </w:pPr>
-      <w:bookmarkStart w:id="9" w:name="المقدمة-العامة"/>
+      <w:bookmarkStart w:id="8" w:name="المقدمة-العامة"/>
       <w:bookmarkEnd w:id="7"/>
       <w:r>
         <w:rPr>
@@ -11256,7 +11329,7 @@
         <w:pStyle w:val="Heading1"/>
         <w:jc w:val="right"/>
       </w:pPr>
-      <w:bookmarkStart w:id="10" w:name="_Toc232568787"/>
+      <w:bookmarkStart w:id="9" w:name="_Toc232568787"/>
       <w:r>
         <w:rPr>
           <w:bidi/>
@@ -11266,57 +11339,57 @@
         <w:lastRenderedPageBreak/>
         <w:t>المقدمة العامة</w:t>
       </w:r>
+      <w:bookmarkEnd w:id="9"/>
+    </w:p>
+    <w:p>
+      <w:pPr>
+        <w:bidi w:val="1"/>
+        <w:pStyle w:val="Heading2"/>
+        <w:jc w:val="right"/>
+      </w:pPr>
+      <w:bookmarkStart w:id="10" w:name="_Toc232568788"/>
+      <w:bookmarkStart w:id="11" w:name="تمهيد"/>
+      <w:r>
+        <w:rPr>
+          <w:bidi/>
+          <w:rFonts w:ascii="Traditional Arabic" w:hAnsi="Traditional Arabic"/>
+          <w:rtl/>
+        </w:rPr>
+        <w:t>تمهيد</w:t>
+      </w:r>
       <w:bookmarkEnd w:id="10"/>
     </w:p>
     <w:p>
       <w:pPr>
         <w:bidi w:val="1"/>
+        <w:jc w:val="right"/>
+      </w:pPr>
+      <w:r>
+        <w:rPr>
+          <w:bidi/>
+          <w:rtl/>
+        </w:rPr>
+        <w:t>يُشكِّل التسيير اللوجيستي الفعّال للمخزونات ركيزةً جوهريةً من ركائز الأداء المؤسسي في القطاع العام، حيث ترتبط جودة الخدمة العمومية ارتباطاً وثيقاً بتوفر المواد والتجهيزات الضرورية في الوقت والمكان المناسبين. في قطاع التربية الوطنية، يتجلى هذا الارتباط بصورة خاصة، إذ أن انقطاع المواد الاستراتيجية كأحبار الطابعات وورق الامتحانات في فترات الذروة كالامتحانات الفصلية قد يؤدي إلى تعطيل العملية التربوية برمتها. من هذا المنطلق، تبرز الحاجة الملحة إلى تطوير أنظمة تسيير رقمية قادرة على تجاوز القيود البنيوية للنظم اليدوية التقليدية، مع مراعاة خصوصية القطاع العام الجزائري والإطار التنظيمي الذي يحكمه.</w:t>
+      </w:r>
+    </w:p>
+    <w:p>
+      <w:pPr>
+        <w:bidi w:val="1"/>
         <w:pStyle w:val="Heading2"/>
         <w:jc w:val="right"/>
       </w:pPr>
-      <w:bookmarkStart w:id="11" w:name="تمهيد"/>
-      <w:bookmarkStart w:id="12" w:name="_Toc232568788"/>
+      <w:bookmarkStart w:id="12" w:name="_Toc232568789"/>
+      <w:bookmarkStart w:id="13" w:name="الإشكالية"/>
+      <w:bookmarkEnd w:id="11"/>
       <w:r>
         <w:rPr>
           <w:bidi/>
           <w:rFonts w:ascii="Traditional Arabic" w:hAnsi="Traditional Arabic"/>
           <w:rtl/>
         </w:rPr>
-        <w:t>تمهيد</w:t>
+        <w:t>الإشكالية</w:t>
       </w:r>
       <w:bookmarkEnd w:id="12"/>
-    </w:p>
-    <w:p>
-      <w:pPr>
-        <w:bidi w:val="1"/>
-        <w:jc w:val="right"/>
-      </w:pPr>
-      <w:r>
-        <w:rPr>
-          <w:bidi/>
-          <w:rtl/>
-        </w:rPr>
-        <w:t>يُشكِّل التسيير اللوجيستي الفعّال للمخزونات ركيزةً جوهريةً من ركائز الأداء المؤسسي في القطاع العام، حيث ترتبط جودة الخدمة العمومية ارتباطاً وثيقاً بتوفر المواد والتجهيزات الضرورية في الوقت والمكان المناسبين. في قطاع التربية الوطنية، يتجلى هذا الارتباط بصورة خاصة، إذ أن انقطاع المواد الاستراتيجية كأحبار الطابعات وورق الامتحانات في فترات الذروة كالامتحانات الفصلية قد يؤدي إلى تعطيل العملية التربوية برمتها. من هذا المنطلق، تبرز الحاجة الملحة إلى تطوير أنظمة تسيير رقمية قادرة على تجاوز القيود البنيوية للنظم اليدوية التقليدية، مع مراعاة خصوصية القطاع العام الجزائري والإطار التنظيمي الذي يحكمه.</w:t>
-      </w:r>
-    </w:p>
-    <w:p>
-      <w:pPr>
-        <w:bidi w:val="1"/>
-        <w:pStyle w:val="Heading2"/>
-        <w:jc w:val="right"/>
-      </w:pPr>
-      <w:bookmarkStart w:id="13" w:name="الإشكالية"/>
-      <w:bookmarkStart w:id="14" w:name="_Toc232568789"/>
-      <w:bookmarkEnd w:id="11"/>
-      <w:r>
-        <w:rPr>
-          <w:bidi/>
-          <w:rFonts w:ascii="Traditional Arabic" w:hAnsi="Traditional Arabic"/>
-          <w:rtl/>
-        </w:rPr>
-        <w:t>الإشكالية</w:t>
-      </w:r>
-      <w:bookmarkEnd w:id="14"/>
     </w:p>
     <w:p>
       <w:pPr>
@@ -11353,8 +11426,8 @@
         <w:pStyle w:val="Heading2"/>
         <w:jc w:val="right"/>
       </w:pPr>
+      <w:bookmarkStart w:id="14" w:name="_Toc232568790"/>
       <w:bookmarkStart w:id="15" w:name="الفرضيات"/>
-      <w:bookmarkStart w:id="16" w:name="_Toc232568790"/>
       <w:bookmarkEnd w:id="13"/>
       <w:r>
         <w:rPr>
@@ -11364,7 +11437,7 @@
         </w:rPr>
         <w:t>الفرضيات</w:t>
       </w:r>
-      <w:bookmarkEnd w:id="16"/>
+      <w:bookmarkEnd w:id="14"/>
     </w:p>
     <w:p>
       <w:pPr>
@@ -11446,7 +11519,7 @@
           <w:rtl/>
         </w:rPr>
       </w:pPr>
-      <w:bookmarkStart w:id="17" w:name="أهداف-الدراسة"/>
+      <w:bookmarkStart w:id="16" w:name="أهداف-الدراسة"/>
       <w:bookmarkEnd w:id="15"/>
       <w:r>
         <w:rPr>
@@ -11461,7 +11534,7 @@
         <w:pStyle w:val="Heading2"/>
         <w:jc w:val="right"/>
       </w:pPr>
-      <w:bookmarkStart w:id="18" w:name="_Toc232568791"/>
+      <w:bookmarkStart w:id="17" w:name="_Toc232568791"/>
       <w:r>
         <w:rPr>
           <w:bidi/>
@@ -11471,7 +11544,7 @@
         <w:lastRenderedPageBreak/>
         <w:t>أهداف الدراسة</w:t>
       </w:r>
-      <w:bookmarkEnd w:id="18"/>
+      <w:bookmarkEnd w:id="17"/>
     </w:p>
     <w:p>
       <w:pPr>
@@ -11582,9 +11655,9 @@
         <w:pStyle w:val="Heading2"/>
         <w:jc w:val="right"/>
       </w:pPr>
+      <w:bookmarkStart w:id="18" w:name="_Toc232568792"/>
       <w:bookmarkStart w:id="19" w:name="منهجية-البحث"/>
-      <w:bookmarkStart w:id="20" w:name="_Toc232568792"/>
-      <w:bookmarkEnd w:id="17"/>
+      <w:bookmarkEnd w:id="16"/>
       <w:r>
         <w:rPr>
           <w:bidi/>
@@ -11593,39 +11666,39 @@
         </w:rPr>
         <w:t>منهجية البحث</w:t>
       </w:r>
+      <w:bookmarkEnd w:id="18"/>
+    </w:p>
+    <w:p>
+      <w:pPr>
+        <w:bidi w:val="1"/>
+        <w:jc w:val="right"/>
+      </w:pPr>
+      <w:r>
+        <w:rPr>
+          <w:bidi/>
+          <w:rtl/>
+        </w:rPr>
+        <w:t>اعتمدت الدراسة منهجاً علمياً يجمع بين المنهج الوصفي التحليلي في رسم صورة دقيقة للواقع الميداني، والمنهج التجريبي التطبيقي في قياس أثر الحل المقترح. استندت عملية جمع البيانات إلى ثلاث أدوات رئيسية: أولاً: الملاحظة المباشرة والمشاركة في سير العمل اليومي لمصلحة المخازن، ثانياً: تحليل السجلات والوثائق المخزنية الفعلية، وثالثاً: المقابلات غير المقننة مع المسؤولين والعاملين في المصلحة. أما مرحلة التصميم والتطوير، فقد اعتمدت على دورة حياة تطوير الأنظمة في نسقتها المُصغَّرة، مع التركيز على النمذجة السريعة والتطوير التكراري.</w:t>
+      </w:r>
+    </w:p>
+    <w:p>
+      <w:pPr>
+        <w:bidi w:val="1"/>
+        <w:pStyle w:val="Heading2"/>
+        <w:jc w:val="right"/>
+      </w:pPr>
+      <w:bookmarkStart w:id="20" w:name="_Toc232568793"/>
+      <w:bookmarkStart w:id="21" w:name="هيكل-الدراسة"/>
+      <w:bookmarkEnd w:id="19"/>
+      <w:r>
+        <w:rPr>
+          <w:bidi/>
+          <w:rFonts w:ascii="Traditional Arabic" w:hAnsi="Traditional Arabic"/>
+          <w:rtl/>
+        </w:rPr>
+        <w:t>هيكل الدراسة</w:t>
+      </w:r>
       <w:bookmarkEnd w:id="20"/>
-    </w:p>
-    <w:p>
-      <w:pPr>
-        <w:bidi w:val="1"/>
-        <w:jc w:val="right"/>
-      </w:pPr>
-      <w:r>
-        <w:rPr>
-          <w:bidi/>
-          <w:rtl/>
-        </w:rPr>
-        <w:t>اعتمدت الدراسة منهجاً علمياً يجمع بين المنهج الوصفي التحليلي في رسم صورة دقيقة للواقع الميداني، والمنهج التجريبي التطبيقي في قياس أثر الحل المقترح. استندت عملية جمع البيانات إلى ثلاث أدوات رئيسية: أولاً: الملاحظة المباشرة والمشاركة في سير العمل اليومي لمصلحة المخازن، ثانياً: تحليل السجلات والوثائق المخزنية الفعلية، وثالثاً: المقابلات غير المقننة مع المسؤولين والعاملين في المصلحة. أما مرحلة التصميم والتطوير، فقد اعتمدت على دورة حياة تطوير الأنظمة في نسقتها المُصغَّرة، مع التركيز على النمذجة السريعة والتطوير التكراري.</w:t>
-      </w:r>
-    </w:p>
-    <w:p>
-      <w:pPr>
-        <w:bidi w:val="1"/>
-        <w:pStyle w:val="Heading2"/>
-        <w:jc w:val="right"/>
-      </w:pPr>
-      <w:bookmarkStart w:id="21" w:name="هيكل-الدراسة"/>
-      <w:bookmarkStart w:id="22" w:name="_Toc232568793"/>
-      <w:bookmarkEnd w:id="19"/>
-      <w:r>
-        <w:rPr>
-          <w:bidi/>
-          <w:rFonts w:ascii="Traditional Arabic" w:hAnsi="Traditional Arabic"/>
-          <w:rtl/>
-        </w:rPr>
-        <w:t>هيكل الدراسة</w:t>
-      </w:r>
-      <w:bookmarkEnd w:id="22"/>
     </w:p>
     <w:p>
       <w:pPr>
@@ -11653,7 +11726,7 @@
           <w:rtl/>
         </w:rPr>
       </w:pPr>
-      <w:bookmarkStart w:id="23" w:name="Xf59180c5cc222249dc6a39c05bc19cdf400d056"/>
+      <w:bookmarkStart w:id="22" w:name="Xf59180c5cc222249dc6a39c05bc19cdf400d056"/>
       <w:bookmarkEnd w:id="21"/>
       <w:r>
         <w:rPr>
@@ -11668,7 +11741,7 @@
         <w:pStyle w:val="Heading2"/>
         <w:jc w:val="right"/>
       </w:pPr>
-      <w:bookmarkStart w:id="24" w:name="_Toc232568794"/>
+      <w:bookmarkStart w:id="23" w:name="_Toc232568794"/>
       <w:r>
         <w:rPr>
           <w:bidi/>
@@ -11678,7 +11751,7 @@
         <w:lastRenderedPageBreak/>
         <w:t>الانسجام مع منهاج BTS في تسيير المخزونات واللوجستيك (TAG1801)</w:t>
       </w:r>
-      <w:bookmarkEnd w:id="24"/>
+      <w:bookmarkEnd w:id="23"/>
     </w:p>
     <w:p>
       <w:pPr>
@@ -11718,7 +11791,7 @@
         </w:rPr>
         <w:fldChar w:fldCharType="separate"/>
       </w:r>
-      <w:bookmarkStart w:id="25" w:name="_Toc232568887"/>
+      <w:bookmarkStart w:id="24" w:name="_Toc232568887"/>
       <w:r>
         <w:rPr>
           <w:b/>
@@ -11741,7 +11814,7 @@
         </w:rPr>
         <w:t>: الانسجام مع منهاج BTS في تسيير المخزونات واللوجستيك (TAG1801)</w:t>
       </w:r>
-      <w:bookmarkEnd w:id="25"/>
+      <w:bookmarkEnd w:id="24"/>
     </w:p>
     <w:tbl>
       <w:tblPr>
@@ -14315,7 +14388,7 @@
         <w:jc w:val="right"/>
       </w:pPr>
       <w:r>
-        <w:pict w14:anchorId="0CFB7F49">
+        <w:pict w14:anchorId="63ADA23E">
           <v:rect id="_x0000_i1025" style="width:0;height:1.5pt" o:hralign="right" o:hrstd="t" o:hr="t"/>
         </w:pict>
       </w:r>
@@ -14327,10 +14400,10 @@
         <w:pageBreakBefore/>
         <w:jc w:val="right"/>
       </w:pPr>
+      <w:bookmarkStart w:id="25" w:name="_Toc232568795"/>
       <w:bookmarkStart w:id="26" w:name="Xdded5c7f65391e1348f873ece249db48d441899"/>
-      <w:bookmarkStart w:id="27" w:name="_Toc232568795"/>
-      <w:bookmarkEnd w:id="9"/>
-      <w:bookmarkEnd w:id="23"/>
+      <w:bookmarkEnd w:id="8"/>
+      <w:bookmarkEnd w:id="22"/>
       <w:r>
         <w:rPr>
           <w:bidi/>
@@ -14340,7 +14413,7 @@
         <w:lastRenderedPageBreak/>
         <w:t>الفصل الأول: الإطار النظري للتسيير اللوجيستي</w:t>
       </w:r>
-      <w:bookmarkEnd w:id="27"/>
+      <w:bookmarkEnd w:id="25"/>
     </w:p>
     <w:p>
       <w:pPr>
@@ -14362,13 +14435,22 @@
         <w:bidi w:val="1"/>
         <w:jc w:val="right"/>
       </w:pPr>
-      <w:bookmarkStart w:id="28" w:name="Xf611bb0edf20bf1066e7eca580412f3b8334a9d"/>
-      <w:r>
-        <w:rPr>
-          <w:bidi/>
-          <w:rtl/>
-        </w:rPr>
-        <w:t>يُعدّ هذا الفصل الركيزة النظرية التي تنبني عليها فصول الدراسة كلها. يستعرض المبحث الأول المفاهيم الأساسية للتسيير اللوجيستي وسلسلة التوريد ودور المستودعات، ثم ينتقل المبحث الثاني إلى تسيير المخزونات في القطاع العام والإطار التنظيمي الجزائري الذي يحكم عمليات التموين والمشتريات. ويتناول المبحث الثالث إدارة الشراء والدورة المستندية كحلقة وصل بين الاحتياجات الميدانية والتوريد الفعلي. ويُخصص المبحث الرابع لأدوات التقييم المحاسبي للمخزون (ABC، EOQ، ROP، CMUP، FIFO) مع أمثلة تطبيقية مستمدة من بيانات المشروع. وأخيراً، يستعرض المبحث الخامس تقييم الموردين ومفهوم الأنظمة المندمجة (ERP) كإطار مفاهيمي للحل الرقمي المقترح.</w:t>
+      <w:bookmarkStart w:id="27" w:name="Xf611bb0edf20bf1066e7eca580412f3b8334a9d"/>
+      <w:r>
+        <w:rPr>
+          <w:bidi/>
+          <w:rtl/>
+        </w:rPr>
+        <w:t xml:space="preserve">يُعدّ هذا الفصل الركيزة النظرية التي تنبني عليها فصول الدراسة كلها. يستعرض المبحث الأول المفاهيم الأساسية للتسيير اللوجيستي وسلسلة التوريد ودور المستودعات، ثم ينتقل المبحث الثاني إلى تسيير المخزونات في القطاع العام والإطار التنظيمي الجزائري الذي يحكم عمليات التموين والمشتريات. ويتناول المبحث الثالث إدارة الشراء والدورة المستندية كحلقة وصل بين الاحتياجات الميدانية والتوريد الفعلي. ويُخصص المبحث الرابع لأدوات التقييم المحاسبي للمخزون (ABC، EOQ، ROP، CMUP، FIFO) مع أمثلة تطبيقية مستمدة من بيانات المشروع. وأخيراً، يستعرض المبحث الخامس تقييم </w:t>
+      </w:r>
+      <w:bookmarkStart w:id="28" w:name="_GoBack"/>
+      <w:bookmarkEnd w:id="28"/>
+      <w:r>
+        <w:rPr>
+          <w:bidi/>
+          <w:rtl/>
+        </w:rPr>
+        <w:t>الموردين ومفهوم الأنظمة المندمجة (ERP) كإطار مفاهيمي للحل الرقمي المقترح.</w:t>
       </w:r>
     </w:p>
     <w:p>
@@ -14377,9 +14459,9 @@
         <w:pStyle w:val="Heading2"/>
         <w:jc w:val="right"/>
       </w:pPr>
-      <w:bookmarkStart w:id="29" w:name="X948e1094553a531d6db6f4893473d29311c3135"/>
-      <w:bookmarkStart w:id="30" w:name="_Toc232568796"/>
-      <w:bookmarkEnd w:id="28"/>
+      <w:bookmarkStart w:id="29" w:name="_Toc232568796"/>
+      <w:bookmarkStart w:id="30" w:name="X948e1094553a531d6db6f4893473d29311c3135"/>
+      <w:bookmarkEnd w:id="27"/>
       <w:r>
         <w:rPr>
           <w:bidi/>
@@ -14388,7 +14470,7 @@
         </w:rPr>
         <w:t>المبحث الأول: المفاهيم الأساسية للتسيير اللوجيستي</w:t>
       </w:r>
-      <w:bookmarkEnd w:id="30"/>
+      <w:bookmarkEnd w:id="29"/>
     </w:p>
     <w:p>
       <w:pPr>
@@ -14396,8 +14478,8 @@
         <w:pStyle w:val="Heading3"/>
         <w:jc w:val="right"/>
       </w:pPr>
-      <w:bookmarkStart w:id="31" w:name="X6ae151a505b1cf0518b3edad6d35b811125f13b"/>
-      <w:bookmarkStart w:id="32" w:name="_Toc232568797"/>
+      <w:bookmarkStart w:id="31" w:name="_Toc232568797"/>
+      <w:bookmarkStart w:id="32" w:name="X6ae151a505b1cf0518b3edad6d35b811125f13b"/>
       <w:r>
         <w:rPr>
           <w:bidi/>
@@ -14405,43 +14487,43 @@
         </w:rPr>
         <w:t>1. مفهوم التسيير اللوجيستي (Logistics Management)</w:t>
       </w:r>
+      <w:bookmarkEnd w:id="31"/>
+    </w:p>
+    <w:p>
+      <w:pPr>
+        <w:bidi w:val="1"/>
+        <w:jc w:val="right"/>
+      </w:pPr>
+      <w:r>
+        <w:rPr>
+          <w:bidi/>
+          <w:rtl/>
+        </w:rPr>
+        <w:t>مرّ مفهوم اللوجستيك بتطور تاريخي كبير على مدى قرنين من الزمن؛ فبعد أن كان مصطلحاً عسكرياً بامتياز يُستخدم لتأمين الإمدادات للجيوش في ساحات القتال (كما تجلى في حروب نابليون والحرب العالمية الثانية)، انتقل إلى عالم الأعمال في منتصف القرن العشرين مع بزوغ فكر الإدارة العلمية وتزايد تعقيد سلاسل التوريد. يُعرِّف مجلس محترفي إدارة سلسلة التوريد (CSCMP) اللوجستيك اليوم بأنه: "ذلك الجزء من إدارة سلسلة التوريد الذي يُخطط ويُنفِّذ ويُراقب تدفق وتخزين السلع والخدمات والمعلومات المتعلقة بها، من نقطة المنشأ إلى نقطة الاستهلاك، بكفاءة وفاعلية، بهدف تلبية متطلبات الزبائن"</w:t>
+      </w:r>
+      <w:r>
+        <w:rPr>
+          <w:rStyle w:val="FootnoteReference"/>
+        </w:rPr>
+        <w:footnoteReference w:id="1"/>
+      </w:r>
+      <w:r>
+        <w:rPr>
+          <w:bidi/>
+          <w:rtl/>
+        </w:rPr>
+        <w:t>. وقد تفرعت عن هذا المفهوم عدة مدارس فكرية: المدرسة الكلاسيكية التي ركزت على خفض التكاليف المنفردة، والمدرسة الشاملة التي نظرت إلى النظام اللوجيستي ككل متكامل (Total Cost Concept)، والمدرسة الحديثة التي تدمج التكنولوجيا والذكاء الاصطناعي في صلب العملية اللوجيستية. في السياق الجزائري، تكتسب اللوجستيك العمومية خصوصية إضافية، إذ تتفاعل مع قيود تنظيمية وميزانياتية صارمة تستوجب حلولاً مبتكرة ومنخفضة التكلفة في آنٍ واحد.</w:t>
+      </w:r>
+    </w:p>
+    <w:p>
+      <w:pPr>
+        <w:bidi w:val="1"/>
+        <w:pStyle w:val="Heading3"/>
+        <w:jc w:val="right"/>
+      </w:pPr>
+      <w:bookmarkStart w:id="33" w:name="_Toc232568798"/>
+      <w:bookmarkStart w:id="34" w:name="X0cc40933b11ca9c345543fa46db131b050093cf"/>
       <w:bookmarkEnd w:id="32"/>
-    </w:p>
-    <w:p>
-      <w:pPr>
-        <w:bidi w:val="1"/>
-        <w:jc w:val="right"/>
-      </w:pPr>
-      <w:r>
-        <w:rPr>
-          <w:bidi/>
-          <w:rtl/>
-        </w:rPr>
-        <w:t>مرّ مفهوم اللوجستيك بتطور تاريخي كبير على مدى قرنين من الزمن؛ فبعد أن كان مصطلحاً عسكرياً بامتياز يُستخدم لتأمين الإمدادات للجيوش في ساحات القتال (كما تجلى في حروب نابليون والحرب العالمية الثانية)، انتقل إلى عالم الأعمال في منتصف القرن العشرين مع بزوغ فكر الإدارة العلمية وتزايد تعقيد سلاسل التوريد. يُعرِّف مجلس محترفي إدارة سلسلة التوريد (CSCMP) اللوجستيك اليوم بأنه: "ذلك الجزء من إدارة سلسلة التوريد الذي يُخطط ويُنفِّذ ويُراقب تدفق وتخزين السلع والخدمات والمعلومات المتعلقة بها، من نقطة المنشأ إلى نقطة الاستهلاك، بكفاءة وفاعلية، بهدف تلبية متطلبات الزبائن"</w:t>
-      </w:r>
-      <w:r>
-        <w:rPr>
-          <w:rStyle w:val="FootnoteReference"/>
-        </w:rPr>
-        <w:footnoteReference w:id="1"/>
-      </w:r>
-      <w:r>
-        <w:rPr>
-          <w:bidi/>
-          <w:rtl/>
-        </w:rPr>
-        <w:t>. وقد تفرعت عن هذا المفهوم عدة مدارس فكرية: المدرسة الكلاسيكية التي ركزت على خفض التكاليف المنفردة، والمدرسة الشاملة التي نظرت إلى النظام اللوجيستي ككل متكامل (Total Cost Concept)، والمدرسة الحديثة التي تدمج التكنولوجيا والذكاء الاصطناعي في صلب العملية اللوجيستية. في السياق الجزائري، تكتسب اللوجستيك العمومية خصوصية إضافية، إذ تتفاعل مع قيود تنظيمية وميزانياتية صارمة تستوجب حلولاً مبتكرة ومنخفضة التكلفة في آنٍ واحد.</w:t>
-      </w:r>
-    </w:p>
-    <w:p>
-      <w:pPr>
-        <w:bidi w:val="1"/>
-        <w:pStyle w:val="Heading3"/>
-        <w:jc w:val="right"/>
-      </w:pPr>
-      <w:bookmarkStart w:id="33" w:name="X0cc40933b11ca9c345543fa46db131b050093cf"/>
-      <w:bookmarkStart w:id="34" w:name="_Toc232568798"/>
-      <w:bookmarkEnd w:id="31"/>
       <w:r>
         <w:rPr>
           <w:bidi/>
@@ -14450,43 +14532,43 @@
         <w:lastRenderedPageBreak/>
         <w:t>2. إدارة سلسلة التوريد (Supply Chain Management - SCM)</w:t>
       </w:r>
+      <w:bookmarkEnd w:id="33"/>
+    </w:p>
+    <w:p>
+      <w:pPr>
+        <w:bidi w:val="1"/>
+        <w:jc w:val="right"/>
+      </w:pPr>
+      <w:r>
+        <w:rPr>
+          <w:bidi/>
+          <w:rtl/>
+        </w:rPr>
+        <w:t>إدارة سلسلة التوريد هي مفهوم أوسع وأشمل من اللوجستيك؛ فهي تشمل التنسيق المتكامل والتعاون الاستراتيجي بين جميع الأطراف الفاعلة في العملية الإنتاجية والتوزيعية، بدءاً من موردي المواد الأولية، مروراً بالمنتجين والموزعين وتجار الجملة والتجزئة، وصولاً إلى المستهلك النهائي. وفقاً لمنظمة "Global Supply Chain Forum" (GSCF)، تُعرَّف SCM بأنها: "تكامل العمليات التجارية الرئيسية عبر امتداد سلسلة التوريد، بهدف خلق قيمة للزبائن وأصحاب المصلحة". وقد طوّر الباحثان Cooper &amp; Lambert (2000) نموذج GSCF الذي يُحدد 8 عمليات رئيسية في SCM</w:t>
+      </w:r>
+      <w:r>
+        <w:rPr>
+          <w:rStyle w:val="FootnoteReference"/>
+        </w:rPr>
+        <w:footnoteReference w:id="2"/>
+      </w:r>
+      <w:r>
+        <w:rPr>
+          <w:bidi/>
+          <w:rtl/>
+        </w:rPr>
+        <w:t>: إدارة العلاقات مع الزبائن، إدارة خدمة الزبائن، إدارة الطلب، تنفيذ الطلبيات، إدارة تدفق الإنتاج، إدارة العلاقات مع الموردين، تطوير المنتجات وتسويقها، وإدارة المرتجعات. في سياق الدراسة الحالية، تتبنى مديرية التربية ثلاثة من هذه العمليات بصورة رئيسية: إدارة الطلب (تقدير احتياجات المؤسسات التعليمية)، تنفيذ الطلبيات (دورة الشراء)، وإدارة العلاقات مع الموردين (تقييم الموردين واختيارهم). يهدف تكامل هذه العمليات إلى تحسين قيمة السلسلة ككل عبر تقليل الهدر، وتحسين سرعة الاستجابة للاحتياجات الطارئة، وتقليل التكاليف الإجمالية للتزويد والتخزين.</w:t>
+      </w:r>
+    </w:p>
+    <w:p>
+      <w:pPr>
+        <w:bidi w:val="1"/>
+        <w:pStyle w:val="Heading3"/>
+        <w:jc w:val="right"/>
+      </w:pPr>
+      <w:bookmarkStart w:id="35" w:name="_Toc232568799"/>
+      <w:bookmarkStart w:id="36" w:name="X964df9414599ec61ed7b3115d8f9a749868681b"/>
       <w:bookmarkEnd w:id="34"/>
-    </w:p>
-    <w:p>
-      <w:pPr>
-        <w:bidi w:val="1"/>
-        <w:jc w:val="right"/>
-      </w:pPr>
-      <w:r>
-        <w:rPr>
-          <w:bidi/>
-          <w:rtl/>
-        </w:rPr>
-        <w:t>إدارة سلسلة التوريد هي مفهوم أوسع وأشمل من اللوجستيك؛ فهي تشمل التنسيق المتكامل والتعاون الاستراتيجي بين جميع الأطراف الفاعلة في العملية الإنتاجية والتوزيعية، بدءاً من موردي المواد الأولية، مروراً بالمنتجين والموزعين وتجار الجملة والتجزئة، وصولاً إلى المستهلك النهائي. وفقاً لمنظمة "Global Supply Chain Forum" (GSCF)، تُعرَّف SCM بأنها: "تكامل العمليات التجارية الرئيسية عبر امتداد سلسلة التوريد، بهدف خلق قيمة للزبائن وأصحاب المصلحة". وقد طوّر الباحثان Cooper &amp; Lambert (2000) نموذج GSCF الذي يُحدد 8 عمليات رئيسية في SCM</w:t>
-      </w:r>
-      <w:r>
-        <w:rPr>
-          <w:rStyle w:val="FootnoteReference"/>
-        </w:rPr>
-        <w:footnoteReference w:id="2"/>
-      </w:r>
-      <w:r>
-        <w:rPr>
-          <w:bidi/>
-          <w:rtl/>
-        </w:rPr>
-        <w:t>: إدارة العلاقات مع الزبائن، إدارة خدمة الزبائن، إدارة الطلب، تنفيذ الطلبيات، إدارة تدفق الإنتاج، إدارة العلاقات مع الموردين، تطوير المنتجات وتسويقها، وإدارة المرتجعات. في سياق الدراسة الحالية، تتبنى مديرية التربية ثلاثة من هذه العمليات بصورة رئيسية: إدارة الطلب (تقدير احتياجات المؤسسات التعليمية)، تنفيذ الطلبيات (دورة الشراء)، وإدارة العلاقات مع الموردين (تقييم الموردين واختيارهم). يهدف تكامل هذه العمليات إلى تحسين قيمة السلسلة ككل عبر تقليل الهدر، وتحسين سرعة الاستجابة للاحتياجات الطارئة، وتقليل التكاليف الإجمالية للتزويد والتخزين.</w:t>
-      </w:r>
-    </w:p>
-    <w:p>
-      <w:pPr>
-        <w:bidi w:val="1"/>
-        <w:pStyle w:val="Heading3"/>
-        <w:jc w:val="right"/>
-      </w:pPr>
-      <w:bookmarkStart w:id="35" w:name="X964df9414599ec61ed7b3115d8f9a749868681b"/>
-      <w:bookmarkStart w:id="36" w:name="_Toc232568799"/>
-      <w:bookmarkEnd w:id="33"/>
       <w:r>
         <w:rPr>
           <w:bidi/>
@@ -14494,7 +14576,7 @@
         </w:rPr>
         <w:t>3. دور المستودعات وتصنيفها</w:t>
       </w:r>
-      <w:bookmarkEnd w:id="36"/>
+      <w:bookmarkEnd w:id="35"/>
     </w:p>
     <w:p>
       <w:pPr>
@@ -14648,8 +14730,8 @@
         <w:jc w:val="right"/>
       </w:pPr>
       <w:r>
-        <w:pict w14:anchorId="274EBBAF">
-          <v:rect id="_x0000_i1420" style="width:0;height:1.5pt" o:hralign="right" o:hrstd="t" o:hr="t"/>
+        <w:pict w14:anchorId="17361E23">
+          <v:rect id="_x0000_i1026" style="width:0;height:1.5pt" o:hralign="right" o:hrstd="t" o:hr="t"/>
         </w:pict>
       </w:r>
     </w:p>
@@ -14659,10 +14741,10 @@
         <w:pStyle w:val="Heading2"/>
         <w:jc w:val="right"/>
       </w:pPr>
-      <w:bookmarkStart w:id="37" w:name="Xb98e67e6d1739a4d79f518326bb9bac61b25523"/>
-      <w:bookmarkStart w:id="38" w:name="_Toc232568800"/>
-      <w:bookmarkEnd w:id="29"/>
-      <w:bookmarkEnd w:id="35"/>
+      <w:bookmarkStart w:id="37" w:name="_Toc232568800"/>
+      <w:bookmarkStart w:id="38" w:name="Xb98e67e6d1739a4d79f518326bb9bac61b25523"/>
+      <w:bookmarkEnd w:id="30"/>
+      <w:bookmarkEnd w:id="36"/>
       <w:r>
         <w:rPr>
           <w:bidi/>
@@ -14671,7 +14753,7 @@
         </w:rPr>
         <w:t>المبحث الثاني: تسيير المخزونات في القطاع العام</w:t>
       </w:r>
-      <w:bookmarkEnd w:id="38"/>
+      <w:bookmarkEnd w:id="37"/>
     </w:p>
     <w:p>
       <w:pPr>
@@ -14679,8 +14761,8 @@
         <w:pStyle w:val="Heading3"/>
         <w:jc w:val="right"/>
       </w:pPr>
-      <w:bookmarkStart w:id="39" w:name="X74e9138fa2e70dfaae98d362d5c20d245ce46e1"/>
-      <w:bookmarkStart w:id="40" w:name="_Toc232568801"/>
+      <w:bookmarkStart w:id="39" w:name="_Toc232568801"/>
+      <w:bookmarkStart w:id="40" w:name="X74e9138fa2e70dfaae98d362d5c20d245ce46e1"/>
       <w:r>
         <w:rPr>
           <w:bidi/>
@@ -14688,7 +14770,7 @@
         </w:rPr>
         <w:t>أولاً: تعريف المخزون وأهميته في المؤسسة العمومية</w:t>
       </w:r>
-      <w:bookmarkEnd w:id="40"/>
+      <w:bookmarkEnd w:id="39"/>
     </w:p>
     <w:p>
       <w:pPr>
@@ -14764,9 +14846,9 @@
         <w:pStyle w:val="Heading3"/>
         <w:jc w:val="right"/>
       </w:pPr>
-      <w:bookmarkStart w:id="41" w:name="ثانياً-أهمية-تسيير-المخزون"/>
-      <w:bookmarkStart w:id="42" w:name="_Toc232568802"/>
-      <w:bookmarkEnd w:id="39"/>
+      <w:bookmarkStart w:id="41" w:name="_Toc232568802"/>
+      <w:bookmarkStart w:id="42" w:name="ثانياً-أهمية-تسيير-المخزون"/>
+      <w:bookmarkEnd w:id="40"/>
       <w:r>
         <w:rPr>
           <w:bidi/>
@@ -14774,7 +14856,7 @@
         </w:rPr>
         <w:t>ثانياً: أهمية تسيير المخزون</w:t>
       </w:r>
-      <w:bookmarkEnd w:id="42"/>
+      <w:bookmarkEnd w:id="41"/>
     </w:p>
     <w:p>
       <w:pPr>
@@ -14904,9 +14986,9 @@
         <w:pStyle w:val="Heading3"/>
         <w:jc w:val="right"/>
       </w:pPr>
-      <w:bookmarkStart w:id="43" w:name="ثالثاً-الإطار-التنظيمي-الجزائري"/>
-      <w:bookmarkStart w:id="44" w:name="_Toc232568803"/>
-      <w:bookmarkEnd w:id="41"/>
+      <w:bookmarkStart w:id="43" w:name="_Toc232568803"/>
+      <w:bookmarkStart w:id="44" w:name="ثالثاً-الإطار-التنظيمي-الجزائري"/>
+      <w:bookmarkEnd w:id="42"/>
       <w:r>
         <w:rPr>
           <w:bidi/>
@@ -14914,7 +14996,7 @@
         </w:rPr>
         <w:t>ثالثاً: الإطار التنظيمي الجزائري</w:t>
       </w:r>
-      <w:bookmarkEnd w:id="44"/>
+      <w:bookmarkEnd w:id="43"/>
     </w:p>
     <w:p>
       <w:pPr>
@@ -15122,8 +15204,8 @@
         <w:jc w:val="right"/>
       </w:pPr>
       <w:r>
-        <w:pict w14:anchorId="1282E9D7">
-          <v:rect id="_x0000_i1421" style="width:0;height:1.5pt" o:hralign="right" o:hrstd="t" o:hr="t"/>
+        <w:pict w14:anchorId="122ED0A0">
+          <v:rect id="_x0000_i1027" style="width:0;height:1.5pt" o:hralign="right" o:hrstd="t" o:hr="t"/>
         </w:pict>
       </w:r>
     </w:p>
@@ -15133,10 +15215,10 @@
         <w:pStyle w:val="Heading2"/>
         <w:jc w:val="right"/>
       </w:pPr>
-      <w:bookmarkStart w:id="45" w:name="X0b33a1787aeef4eb8491627c0fcc2828f98e578"/>
-      <w:bookmarkStart w:id="46" w:name="_Toc232568804"/>
-      <w:bookmarkEnd w:id="37"/>
-      <w:bookmarkEnd w:id="43"/>
+      <w:bookmarkStart w:id="45" w:name="_Toc232568804"/>
+      <w:bookmarkStart w:id="46" w:name="X0b33a1787aeef4eb8491627c0fcc2828f98e578"/>
+      <w:bookmarkEnd w:id="38"/>
+      <w:bookmarkEnd w:id="44"/>
       <w:r>
         <w:rPr>
           <w:bidi/>
@@ -15146,7 +15228,7 @@
         <w:lastRenderedPageBreak/>
         <w:t>المبحث الثالث: إدارة الشراء والدورة المستندية</w:t>
       </w:r>
-      <w:bookmarkEnd w:id="46"/>
+      <w:bookmarkEnd w:id="45"/>
     </w:p>
     <w:p>
       <w:pPr>
@@ -15154,8 +15236,8 @@
         <w:pStyle w:val="Heading3"/>
         <w:jc w:val="right"/>
       </w:pPr>
-      <w:bookmarkStart w:id="47" w:name="X840ddb239f67ba41aed2c5ab494f49871bfa89d"/>
-      <w:bookmarkStart w:id="48" w:name="_Toc232568805"/>
+      <w:bookmarkStart w:id="47" w:name="_Toc232568805"/>
+      <w:bookmarkStart w:id="48" w:name="X840ddb239f67ba41aed2c5ab494f49871bfa89d"/>
       <w:r>
         <w:rPr>
           <w:bidi/>
@@ -15163,7 +15245,7 @@
         </w:rPr>
         <w:t>1. وظيفة الشراء (Procurement Function)</w:t>
       </w:r>
-      <w:bookmarkEnd w:id="48"/>
+      <w:bookmarkEnd w:id="47"/>
     </w:p>
     <w:p>
       <w:pPr>
@@ -15277,9 +15359,9 @@
         <w:pStyle w:val="Heading3"/>
         <w:jc w:val="right"/>
       </w:pPr>
-      <w:bookmarkStart w:id="49" w:name="X06d4b6dd68c173adbe5393b74c94cc066e0865d"/>
-      <w:bookmarkStart w:id="50" w:name="_Toc232568806"/>
-      <w:bookmarkEnd w:id="47"/>
+      <w:bookmarkStart w:id="49" w:name="_Toc232568806"/>
+      <w:bookmarkStart w:id="50" w:name="X06d4b6dd68c173adbe5393b74c94cc066e0865d"/>
+      <w:bookmarkEnd w:id="48"/>
       <w:r>
         <w:rPr>
           <w:bidi/>
@@ -15287,7 +15369,7 @@
         </w:rPr>
         <w:t>2. الدورة المستندية في الإدارة العمومية</w:t>
       </w:r>
-      <w:bookmarkEnd w:id="50"/>
+      <w:bookmarkEnd w:id="49"/>
     </w:p>
     <w:p>
       <w:pPr>
@@ -15471,9 +15553,9 @@
         <w:pStyle w:val="Heading3"/>
         <w:jc w:val="right"/>
       </w:pPr>
-      <w:bookmarkStart w:id="51" w:name="X9159b7f41042f3a404490eab795f27fd591040b"/>
-      <w:bookmarkStart w:id="52" w:name="_Toc232568807"/>
-      <w:bookmarkEnd w:id="49"/>
+      <w:bookmarkStart w:id="51" w:name="_Toc232568807"/>
+      <w:bookmarkStart w:id="52" w:name="X9159b7f41042f3a404490eab795f27fd591040b"/>
+      <w:bookmarkEnd w:id="50"/>
       <w:r>
         <w:rPr>
           <w:bidi/>
@@ -15481,16 +15563,16 @@
         </w:rPr>
         <w:t>3. التكامل بين الشراء والتخزين</w:t>
       </w:r>
+      <w:bookmarkEnd w:id="51"/>
+    </w:p>
+    <w:p>
+      <w:pPr>
+        <w:bidi w:val="1"/>
+        <w:jc w:val="right"/>
+      </w:pPr>
+      <w:bookmarkStart w:id="53" w:name="Xe1510e847e96308c371f0f90de707c60606e70e"/>
+      <w:bookmarkEnd w:id="46"/>
       <w:bookmarkEnd w:id="52"/>
-    </w:p>
-    <w:p>
-      <w:pPr>
-        <w:bidi w:val="1"/>
-        <w:jc w:val="right"/>
-      </w:pPr>
-      <w:bookmarkStart w:id="53" w:name="Xe1510e847e96308c371f0f90de707c60606e70e"/>
-      <w:bookmarkEnd w:id="45"/>
-      <w:bookmarkEnd w:id="51"/>
       <w:r>
         <w:rPr>
           <w:bidi/>
@@ -15505,8 +15587,8 @@
         <w:pStyle w:val="Heading2"/>
         <w:jc w:val="right"/>
       </w:pPr>
-      <w:bookmarkStart w:id="54" w:name="Xe71e4b4fd93dee69f233a0223a30763675d81f6"/>
-      <w:bookmarkStart w:id="55" w:name="_Toc232568808"/>
+      <w:bookmarkStart w:id="54" w:name="_Toc232568808"/>
+      <w:bookmarkStart w:id="55" w:name="Xe71e4b4fd93dee69f233a0223a30763675d81f6"/>
       <w:bookmarkEnd w:id="53"/>
       <w:r>
         <w:rPr>
@@ -15516,7 +15598,7 @@
         </w:rPr>
         <w:t>المبحث الرابع: أدوات التقييم المحاسبي للمخزون</w:t>
       </w:r>
-      <w:bookmarkEnd w:id="55"/>
+      <w:bookmarkEnd w:id="54"/>
     </w:p>
     <w:p>
       <w:pPr>
@@ -15524,8 +15606,8 @@
         <w:pStyle w:val="Heading3"/>
         <w:jc w:val="right"/>
       </w:pPr>
-      <w:bookmarkStart w:id="56" w:name="أولاً-تحليل-abc"/>
-      <w:bookmarkStart w:id="57" w:name="_Toc232568809"/>
+      <w:bookmarkStart w:id="56" w:name="_Toc232568809"/>
+      <w:bookmarkStart w:id="57" w:name="أولاً-تحليل-abc"/>
       <w:r>
         <w:rPr>
           <w:bidi/>
@@ -15533,7 +15615,7 @@
         </w:rPr>
         <w:t>أولاً: تحليل ABC</w:t>
       </w:r>
-      <w:bookmarkEnd w:id="57"/>
+      <w:bookmarkEnd w:id="56"/>
     </w:p>
     <w:p>
       <w:pPr>
@@ -15663,7 +15745,7 @@
         </w:rPr>
       </w:pPr>
       <w:bookmarkStart w:id="58" w:name="Xd131264382e8914601b54547c029e958735139c"/>
-      <w:bookmarkEnd w:id="56"/>
+      <w:bookmarkEnd w:id="57"/>
       <w:r>
         <w:rPr>
           <w:rtl/>
@@ -17070,8 +17152,8 @@
         <w:pStyle w:val="Heading3"/>
         <w:jc w:val="right"/>
       </w:pPr>
-      <w:bookmarkStart w:id="60" w:name="ثالثاً-نقطة-إعادة-الطلب-ومخزون-الأمان"/>
-      <w:bookmarkStart w:id="61" w:name="_Toc232568811"/>
+      <w:bookmarkStart w:id="60" w:name="_Toc232568811"/>
+      <w:bookmarkStart w:id="61" w:name="ثالثاً-نقطة-إعادة-الطلب-ومخزون-الأمان"/>
       <w:bookmarkEnd w:id="58"/>
       <w:r>
         <w:rPr>
@@ -17080,7 +17162,7 @@
         </w:rPr>
         <w:t>ثالثاً: نقطة إعادة الطلب ومخزون الأمان</w:t>
       </w:r>
-      <w:bookmarkEnd w:id="61"/>
+      <w:bookmarkEnd w:id="60"/>
     </w:p>
     <w:p>
       <w:pPr>
@@ -17262,7 +17344,7 @@
         <w:t>ROP = (6.184 × 2) + 200 = 212.4 وحدة</w:t>
       </w:r>
       <w:bookmarkStart w:id="62" w:name="رابعاً-طرق-تقييم-المخزون"/>
-      <w:bookmarkEnd w:id="60"/>
+      <w:bookmarkEnd w:id="61"/>
       <w:r>
         <w:rPr>
           <w:rtl/>
@@ -17544,8 +17626,8 @@
         <w:jc w:val="right"/>
       </w:pPr>
       <w:r>
-        <w:pict w14:anchorId="43519899">
-          <v:rect id="_x0000_i1422" style="width:0;height:1.5pt" o:hralign="right" o:hrstd="t" o:hr="t"/>
+        <w:pict w14:anchorId="29064E89">
+          <v:rect id="_x0000_i1028" style="width:0;height:1.5pt" o:hralign="right" o:hrstd="t" o:hr="t"/>
         </w:pict>
       </w:r>
     </w:p>
@@ -17555,9 +17637,9 @@
         <w:pStyle w:val="Heading2"/>
         <w:jc w:val="right"/>
       </w:pPr>
-      <w:bookmarkStart w:id="64" w:name="المبحث-الخامس-تقييم-الموردين-ومفهوم-erp"/>
-      <w:bookmarkStart w:id="65" w:name="_Toc232568813"/>
-      <w:bookmarkEnd w:id="54"/>
+      <w:bookmarkStart w:id="64" w:name="_Toc232568813"/>
+      <w:bookmarkStart w:id="65" w:name="المبحث-الخامس-تقييم-الموردين-ومفهوم-erp"/>
+      <w:bookmarkEnd w:id="55"/>
       <w:bookmarkEnd w:id="62"/>
       <w:r>
         <w:rPr>
@@ -17567,7 +17649,7 @@
         </w:rPr>
         <w:t>المبحث الخامس: تقييم الموردين ومفهوم ERP</w:t>
       </w:r>
-      <w:bookmarkEnd w:id="65"/>
+      <w:bookmarkEnd w:id="64"/>
     </w:p>
     <w:p>
       <w:pPr>
@@ -17575,8 +17657,8 @@
         <w:pStyle w:val="Heading3"/>
         <w:jc w:val="right"/>
       </w:pPr>
-      <w:bookmarkStart w:id="66" w:name="X476ec0218982b17ebd973c1b7c9efe04a5c5317"/>
-      <w:bookmarkStart w:id="67" w:name="_Toc232568814"/>
+      <w:bookmarkStart w:id="66" w:name="_Toc232568814"/>
+      <w:bookmarkStart w:id="67" w:name="X476ec0218982b17ebd973c1b7c9efe04a5c5317"/>
       <w:r>
         <w:rPr>
           <w:bidi/>
@@ -17584,7 +17666,7 @@
         </w:rPr>
         <w:t>1. تقييم الموردين (Supplier Evaluation)</w:t>
       </w:r>
-      <w:bookmarkEnd w:id="67"/>
+      <w:bookmarkEnd w:id="66"/>
     </w:p>
     <w:p>
       <w:pPr>
@@ -17724,9 +17806,9 @@
         <w:pStyle w:val="Heading3"/>
         <w:jc w:val="right"/>
       </w:pPr>
-      <w:bookmarkStart w:id="68" w:name="Xfea16ccd3a6176ee0da1da8067dfc8c5dfb9193"/>
-      <w:bookmarkStart w:id="69" w:name="_Toc232568815"/>
-      <w:bookmarkEnd w:id="66"/>
+      <w:bookmarkStart w:id="68" w:name="_Toc232568815"/>
+      <w:bookmarkStart w:id="69" w:name="Xfea16ccd3a6176ee0da1da8067dfc8c5dfb9193"/>
+      <w:bookmarkEnd w:id="67"/>
       <w:r>
         <w:rPr>
           <w:bidi/>
@@ -17735,7 +17817,7 @@
         <w:lastRenderedPageBreak/>
         <w:t>2. مفهوم الأنظمة المندمجة (ERP - Enterprise Resource Planning)</w:t>
       </w:r>
-      <w:bookmarkEnd w:id="69"/>
+      <w:bookmarkEnd w:id="68"/>
     </w:p>
     <w:p>
       <w:pPr>
@@ -17902,8 +17984,8 @@
         <w:jc w:val="right"/>
       </w:pPr>
       <w:r>
-        <w:pict w14:anchorId="2C5807F7">
-          <v:rect id="_x0000_i1423" style="width:0;height:1.5pt" o:hralign="right" o:hrstd="t" o:hr="t"/>
+        <w:pict w14:anchorId="71FFB163">
+          <v:rect id="_x0000_i1029" style="width:0;height:1.5pt" o:hralign="right" o:hrstd="t" o:hr="t"/>
         </w:pict>
       </w:r>
     </w:p>
@@ -17945,11 +18027,11 @@
         <w:pageBreakBefore/>
         <w:jc w:val="right"/>
       </w:pPr>
-      <w:bookmarkStart w:id="70" w:name="Xfd09630af81a064bb869de4cc3333972b7b71f8"/>
-      <w:bookmarkStart w:id="71" w:name="_Toc232568816"/>
+      <w:bookmarkStart w:id="70" w:name="_Toc232568816"/>
+      <w:bookmarkStart w:id="71" w:name="Xfd09630af81a064bb869de4cc3333972b7b71f8"/>
       <w:bookmarkEnd w:id="26"/>
-      <w:bookmarkEnd w:id="64"/>
-      <w:bookmarkEnd w:id="68"/>
+      <w:bookmarkEnd w:id="65"/>
+      <w:bookmarkEnd w:id="69"/>
       <w:r>
         <w:rPr>
           <w:bidi/>
@@ -17959,7 +18041,7 @@
         <w:lastRenderedPageBreak/>
         <w:t>الفصل الثاني: الإطار العملي والتشخيص الميداني</w:t>
       </w:r>
-      <w:bookmarkEnd w:id="71"/>
+      <w:bookmarkEnd w:id="70"/>
     </w:p>
     <w:p>
       <w:pPr>
@@ -18000,8 +18082,8 @@
           <w:szCs w:val="24"/>
         </w:rPr>
       </w:pPr>
-      <w:bookmarkStart w:id="73" w:name="Xd96d29689cd7b7c28a53e63cb30434c1b4e42ae"/>
-      <w:bookmarkStart w:id="74" w:name="_Toc232568817"/>
+      <w:bookmarkStart w:id="73" w:name="_Toc232568817"/>
+      <w:bookmarkStart w:id="74" w:name="Xd96d29689cd7b7c28a53e63cb30434c1b4e42ae"/>
       <w:bookmarkEnd w:id="72"/>
       <w:r>
         <w:rPr>
@@ -18013,7 +18095,7 @@
         </w:rPr>
         <w:t>المبحث الأول: النماذج الرياضية للتسيير الكمي للمخزون</w:t>
       </w:r>
-      <w:bookmarkEnd w:id="74"/>
+      <w:bookmarkEnd w:id="73"/>
     </w:p>
     <w:p>
       <w:pPr>
@@ -18044,8 +18126,8 @@
           <w:szCs w:val="22"/>
         </w:rPr>
       </w:pPr>
-      <w:bookmarkStart w:id="75" w:name="Xfd010b0e6ec43a71a31832c4aa57c4a1ebd67ff"/>
-      <w:bookmarkStart w:id="76" w:name="_Toc232568818"/>
+      <w:bookmarkStart w:id="75" w:name="_Toc232568818"/>
+      <w:bookmarkStart w:id="76" w:name="Xfd010b0e6ec43a71a31832c4aa57c4a1ebd67ff"/>
       <w:r>
         <w:rPr>
           <w:bidi/>
@@ -18055,7 +18137,7 @@
         </w:rPr>
         <w:t>المطلب الأول: نموذج ويلسون للكمية الاقتصادية للطلب</w:t>
       </w:r>
-      <w:bookmarkEnd w:id="76"/>
+      <w:bookmarkEnd w:id="75"/>
     </w:p>
     <w:p>
       <w:pPr>
@@ -20013,8 +20095,8 @@
         <w:jc w:val="right"/>
       </w:pPr>
       <w:r>
-        <w:pict w14:anchorId="4836552A">
-          <v:rect id="_x0000_i1424" style="width:0;height:1.5pt" o:hralign="right" o:hrstd="t" o:hr="t"/>
+        <w:pict w14:anchorId="79451813">
+          <v:rect id="_x0000_i1030" style="width:0;height:1.5pt" o:hralign="right" o:hrstd="t" o:hr="t"/>
         </w:pict>
       </w:r>
     </w:p>
@@ -20024,9 +20106,9 @@
         <w:pStyle w:val="Heading3"/>
         <w:jc w:val="right"/>
       </w:pPr>
-      <w:bookmarkStart w:id="82" w:name="X52ea18e5737fce8615e1c3ca4723e15512be477"/>
-      <w:bookmarkStart w:id="83" w:name="_Toc232568819"/>
-      <w:bookmarkEnd w:id="75"/>
+      <w:bookmarkStart w:id="82" w:name="_Toc232568819"/>
+      <w:bookmarkStart w:id="83" w:name="X52ea18e5737fce8615e1c3ca4723e15512be477"/>
+      <w:bookmarkEnd w:id="76"/>
       <w:bookmarkEnd w:id="81"/>
       <w:r>
         <w:rPr>
@@ -20035,7 +20117,7 @@
         </w:rPr>
         <w:t>المطلب الثاني: تحليل ABC وتطبيقه على مخزون المديرية</w:t>
       </w:r>
-      <w:bookmarkEnd w:id="83"/>
+      <w:bookmarkEnd w:id="82"/>
     </w:p>
     <w:p>
       <w:pPr>
@@ -20886,8 +20968,8 @@
         <w:jc w:val="right"/>
       </w:pPr>
       <w:r>
-        <w:pict w14:anchorId="676DFC34">
-          <v:rect id="_x0000_i1425" style="width:0;height:1.5pt" o:hralign="right" o:hrstd="t" o:hr="t"/>
+        <w:pict w14:anchorId="6AB98D81">
+          <v:rect id="_x0000_i1031" style="width:0;height:1.5pt" o:hralign="right" o:hrstd="t" o:hr="t"/>
         </w:pict>
       </w:r>
     </w:p>
@@ -20897,9 +20979,9 @@
         <w:pStyle w:val="Heading3"/>
         <w:jc w:val="right"/>
       </w:pPr>
-      <w:bookmarkStart w:id="85" w:name="X3d546febf7430a2ea3250247e57315bf530ac8e"/>
-      <w:bookmarkStart w:id="86" w:name="_Toc232568820"/>
-      <w:bookmarkEnd w:id="82"/>
+      <w:bookmarkStart w:id="85" w:name="_Toc232568820"/>
+      <w:bookmarkStart w:id="86" w:name="X3d546febf7430a2ea3250247e57315bf530ac8e"/>
+      <w:bookmarkEnd w:id="83"/>
       <w:r>
         <w:rPr>
           <w:bidi/>
@@ -20907,7 +20989,7 @@
         </w:rPr>
         <w:t>المطلب الثالث: تحليل XYZ ومصفوفة القرار ABC-XYZ</w:t>
       </w:r>
-      <w:bookmarkEnd w:id="86"/>
+      <w:bookmarkEnd w:id="85"/>
     </w:p>
     <w:p>
       <w:pPr>
@@ -21646,8 +21728,8 @@
         <w:jc w:val="right"/>
       </w:pPr>
       <w:r>
-        <w:pict w14:anchorId="01714FD4">
-          <v:rect id="_x0000_i1426" style="width:0;height:1.5pt" o:hralign="right" o:hrstd="t" o:hr="t"/>
+        <w:pict w14:anchorId="6B7690C3">
+          <v:rect id="_x0000_i1032" style="width:0;height:1.5pt" o:hralign="right" o:hrstd="t" o:hr="t"/>
         </w:pict>
       </w:r>
     </w:p>
@@ -21687,8 +21769,8 @@
         </w:rPr>
       </w:pPr>
       <w:bookmarkStart w:id="88" w:name="المبحث-الثاني-الإطار-الجغرافي-والمؤسسي"/>
-      <w:bookmarkEnd w:id="73"/>
-      <w:bookmarkEnd w:id="85"/>
+      <w:bookmarkEnd w:id="74"/>
+      <w:bookmarkEnd w:id="86"/>
       <w:r>
         <w:rPr>
           <w:rtl/>
@@ -21733,8 +21815,8 @@
         <w:pStyle w:val="Heading3"/>
         <w:jc w:val="right"/>
       </w:pPr>
-      <w:bookmarkStart w:id="90" w:name="Xa214dcfe6b381ea1f68aa2f47f12b1f1067a3e5"/>
-      <w:bookmarkStart w:id="91" w:name="_Toc232568822"/>
+      <w:bookmarkStart w:id="90" w:name="_Toc232568822"/>
+      <w:bookmarkStart w:id="91" w:name="Xa214dcfe6b381ea1f68aa2f47f12b1f1067a3e5"/>
       <w:r>
         <w:rPr>
           <w:bidi/>
@@ -21742,7 +21824,7 @@
         </w:rPr>
         <w:t>المطلب الأول: ولاية البيض — الإطار الجغرافي والأثر اللوجيستي</w:t>
       </w:r>
-      <w:bookmarkEnd w:id="91"/>
+      <w:bookmarkEnd w:id="90"/>
     </w:p>
     <w:p>
       <w:pPr>
@@ -21855,8 +21937,8 @@
         <w:jc w:val="right"/>
       </w:pPr>
       <w:r>
-        <w:pict w14:anchorId="4F588753">
-          <v:rect id="_x0000_i1428" style="width:0;height:1.5pt" o:hralign="right" o:hrstd="t" o:hr="t"/>
+        <w:pict w14:anchorId="12628970">
+          <v:rect id="_x0000_i1034" style="width:0;height:1.5pt" o:hralign="right" o:hrstd="t" o:hr="t"/>
         </w:pict>
       </w:r>
     </w:p>
@@ -21866,9 +21948,9 @@
         <w:pStyle w:val="Heading3"/>
         <w:jc w:val="right"/>
       </w:pPr>
-      <w:bookmarkStart w:id="94" w:name="X3f57fa00f89ba85d9588878684ea58fb7f040ef"/>
-      <w:bookmarkStart w:id="95" w:name="_Toc232568823"/>
-      <w:bookmarkEnd w:id="90"/>
+      <w:bookmarkStart w:id="94" w:name="_Toc232568823"/>
+      <w:bookmarkStart w:id="95" w:name="X3f57fa00f89ba85d9588878684ea58fb7f040ef"/>
+      <w:bookmarkEnd w:id="91"/>
       <w:bookmarkEnd w:id="93"/>
       <w:r>
         <w:rPr>
@@ -21877,7 +21959,7 @@
         </w:rPr>
         <w:t>المطلب الثاني: تقديم مديرية التربية لولاية البيض</w:t>
       </w:r>
-      <w:bookmarkEnd w:id="95"/>
+      <w:bookmarkEnd w:id="94"/>
     </w:p>
     <w:p>
       <w:pPr>
@@ -22091,7 +22173,7 @@
         </w:rPr>
       </w:pPr>
       <w:bookmarkStart w:id="98" w:name="Xe95b080e745ed60cca3f74edd213d00166ee89f"/>
-      <w:bookmarkEnd w:id="94"/>
+      <w:bookmarkEnd w:id="95"/>
       <w:bookmarkEnd w:id="97"/>
       <w:r>
         <w:rPr>
@@ -22418,8 +22500,8 @@
         <w:jc w:val="right"/>
       </w:pPr>
       <w:r>
-        <w:pict w14:anchorId="15B02296">
-          <v:rect id="_x0000_i1430" style="width:0;height:1.5pt" o:hralign="right" o:hrstd="t" o:hr="t"/>
+        <w:pict w14:anchorId="3D123EA4">
+          <v:rect id="_x0000_i1036" style="width:0;height:1.5pt" o:hralign="right" o:hrstd="t" o:hr="t"/>
         </w:pict>
       </w:r>
     </w:p>
@@ -22429,8 +22511,8 @@
         <w:pStyle w:val="Heading2"/>
         <w:jc w:val="right"/>
       </w:pPr>
-      <w:bookmarkStart w:id="102" w:name="X45c22bf0528f185d6de6f59ddda56ed6c67ca33"/>
-      <w:bookmarkStart w:id="103" w:name="_Toc232568825"/>
+      <w:bookmarkStart w:id="102" w:name="_Toc232568825"/>
+      <w:bookmarkStart w:id="103" w:name="X45c22bf0528f185d6de6f59ddda56ed6c67ca33"/>
       <w:bookmarkEnd w:id="88"/>
       <w:bookmarkEnd w:id="98"/>
       <w:bookmarkEnd w:id="101"/>
@@ -22442,7 +22524,7 @@
         </w:rPr>
         <w:t>المبحث الثالث: التشخيص الميداني وتحليل الفجوات</w:t>
       </w:r>
-      <w:bookmarkEnd w:id="103"/>
+      <w:bookmarkEnd w:id="102"/>
     </w:p>
     <w:p>
       <w:pPr>
@@ -24041,8 +24123,8 @@
         <w:jc w:val="right"/>
       </w:pPr>
       <w:r>
-        <w:pict w14:anchorId="212B8F77">
-          <v:rect id="_x0000_i1431" style="width:0;height:1.5pt" o:hralign="right" o:hrstd="t" o:hr="t"/>
+        <w:pict w14:anchorId="7FF9FFC7">
+          <v:rect id="_x0000_i1037" style="width:0;height:1.5pt" o:hralign="right" o:hrstd="t" o:hr="t"/>
         </w:pict>
       </w:r>
     </w:p>
@@ -24052,8 +24134,8 @@
         <w:pStyle w:val="Heading3"/>
         <w:jc w:val="right"/>
       </w:pPr>
-      <w:bookmarkStart w:id="107" w:name="Xbcf6a8e9e411a31af33d34924801dd6a54fe6f9"/>
-      <w:bookmarkStart w:id="108" w:name="_Toc232568827"/>
+      <w:bookmarkStart w:id="107" w:name="_Toc232568827"/>
+      <w:bookmarkStart w:id="108" w:name="Xbcf6a8e9e411a31af33d34924801dd6a54fe6f9"/>
       <w:bookmarkEnd w:id="104"/>
       <w:r>
         <w:rPr>
@@ -24062,7 +24144,7 @@
         </w:rPr>
         <w:t>المطلب الثاني: مصفوفة تحليل الفجوات — جدول رقم 05</w:t>
       </w:r>
-      <w:bookmarkEnd w:id="108"/>
+      <w:bookmarkEnd w:id="107"/>
     </w:p>
     <w:p>
       <w:pPr>
@@ -24744,8 +24826,8 @@
         <w:jc w:val="right"/>
       </w:pPr>
       <w:r>
-        <w:pict w14:anchorId="1F2B79D6">
-          <v:rect id="_x0000_i1432" style="width:0;height:1.5pt" o:hralign="right" o:hrstd="t" o:hr="t"/>
+        <w:pict w14:anchorId="34D66C35">
+          <v:rect id="_x0000_i1038" style="width:0;height:1.5pt" o:hralign="right" o:hrstd="t" o:hr="t"/>
         </w:pict>
       </w:r>
     </w:p>
@@ -24755,9 +24837,9 @@
         <w:pStyle w:val="Heading3"/>
         <w:jc w:val="right"/>
       </w:pPr>
-      <w:bookmarkStart w:id="110" w:name="Xf44bb1cbb1fbf8d3786fd5660f5e5e712de4010"/>
-      <w:bookmarkStart w:id="111" w:name="_Toc232568828"/>
-      <w:bookmarkEnd w:id="107"/>
+      <w:bookmarkStart w:id="110" w:name="_Toc232568828"/>
+      <w:bookmarkStart w:id="111" w:name="Xf44bb1cbb1fbf8d3786fd5660f5e5e712de4010"/>
+      <w:bookmarkEnd w:id="108"/>
       <w:r>
         <w:rPr>
           <w:bidi/>
@@ -24766,7 +24848,7 @@
         <w:lastRenderedPageBreak/>
         <w:t>المطلب الثالث: تصنيف ABC-XYZ كأداة لتوجيه القرار</w:t>
       </w:r>
-      <w:bookmarkEnd w:id="111"/>
+      <w:bookmarkEnd w:id="110"/>
     </w:p>
     <w:p>
       <w:pPr>
@@ -25073,11 +25155,11 @@
         <w:pageBreakBefore/>
         <w:jc w:val="right"/>
       </w:pPr>
-      <w:bookmarkStart w:id="114" w:name="X425548a444476a4a4f36373e56e022eba81766a"/>
-      <w:bookmarkStart w:id="115" w:name="_Toc232568829"/>
-      <w:bookmarkEnd w:id="70"/>
-      <w:bookmarkEnd w:id="102"/>
-      <w:bookmarkEnd w:id="110"/>
+      <w:bookmarkStart w:id="114" w:name="_Toc232568829"/>
+      <w:bookmarkStart w:id="115" w:name="X425548a444476a4a4f36373e56e022eba81766a"/>
+      <w:bookmarkEnd w:id="71"/>
+      <w:bookmarkEnd w:id="103"/>
+      <w:bookmarkEnd w:id="111"/>
       <w:bookmarkEnd w:id="113"/>
       <w:r>
         <w:rPr>
@@ -25088,7 +25170,7 @@
         <w:lastRenderedPageBreak/>
         <w:t>الفصل الثالث: تصميم وإنجاز نظام دعم القرار</w:t>
       </w:r>
-      <w:bookmarkEnd w:id="115"/>
+      <w:bookmarkEnd w:id="114"/>
     </w:p>
     <w:p>
       <w:pPr>
@@ -25125,8 +25207,8 @@
         <w:pStyle w:val="Heading2"/>
         <w:jc w:val="right"/>
       </w:pPr>
-      <w:bookmarkStart w:id="117" w:name="Xa676c4e96c951c611f1581966c5cca345efded0"/>
-      <w:bookmarkStart w:id="118" w:name="_Toc232568830"/>
+      <w:bookmarkStart w:id="117" w:name="_Toc232568830"/>
+      <w:bookmarkStart w:id="118" w:name="Xa676c4e96c951c611f1581966c5cca345efded0"/>
       <w:bookmarkEnd w:id="116"/>
       <w:r>
         <w:rPr>
@@ -25136,7 +25218,7 @@
         </w:rPr>
         <w:t>المبحث الأول: الهندسة المتكاملة لنظام دعم القرار</w:t>
       </w:r>
-      <w:bookmarkEnd w:id="118"/>
+      <w:bookmarkEnd w:id="117"/>
     </w:p>
     <w:p>
       <w:pPr>
@@ -25157,8 +25239,8 @@
         <w:pStyle w:val="Heading3"/>
         <w:jc w:val="right"/>
       </w:pPr>
-      <w:bookmarkStart w:id="119" w:name="X50eda9fd44e4b29eb77e7e9ee21c27f44b1ac92"/>
-      <w:bookmarkStart w:id="120" w:name="_Toc232568831"/>
+      <w:bookmarkStart w:id="119" w:name="_Toc232568831"/>
+      <w:bookmarkStart w:id="120" w:name="X50eda9fd44e4b29eb77e7e9ee21c27f44b1ac92"/>
       <w:r>
         <w:rPr>
           <w:bidi/>
@@ -25166,7 +25248,7 @@
         </w:rPr>
         <w:t>المطلب الأول: فلسفة التصميم والتحول من الأنظمة أحادية الطبقة</w:t>
       </w:r>
-      <w:bookmarkEnd w:id="120"/>
+      <w:bookmarkEnd w:id="119"/>
     </w:p>
     <w:p>
       <w:pPr>
@@ -25320,8 +25402,8 @@
         <w:jc w:val="right"/>
       </w:pPr>
       <w:r>
-        <w:pict w14:anchorId="7977F7B8">
-          <v:rect id="_x0000_i1434" style="width:0;height:1.5pt" o:hralign="right" o:hrstd="t" o:hr="t"/>
+        <w:pict w14:anchorId="619E2604">
+          <v:rect id="_x0000_i1040" style="width:0;height:1.5pt" o:hralign="right" o:hrstd="t" o:hr="t"/>
         </w:pict>
       </w:r>
     </w:p>
@@ -25331,9 +25413,9 @@
         <w:pStyle w:val="Heading3"/>
         <w:jc w:val="right"/>
       </w:pPr>
-      <w:bookmarkStart w:id="121" w:name="Xd01ba28ceb43c2aafcfa279441271082bf35e79"/>
-      <w:bookmarkStart w:id="122" w:name="_Toc232568832"/>
-      <w:bookmarkEnd w:id="119"/>
+      <w:bookmarkStart w:id="121" w:name="_Toc232568832"/>
+      <w:bookmarkStart w:id="122" w:name="Xd01ba28ceb43c2aafcfa279441271082bf35e79"/>
+      <w:bookmarkEnd w:id="120"/>
       <w:r>
         <w:rPr>
           <w:bidi/>
@@ -25341,7 +25423,7 @@
         </w:rPr>
         <w:t>المطلب الثاني: مبدأ التكامل الوظيفي في بيئة Excel/VBA</w:t>
       </w:r>
-      <w:bookmarkEnd w:id="122"/>
+      <w:bookmarkEnd w:id="121"/>
     </w:p>
     <w:p>
       <w:pPr>
@@ -25476,7 +25558,7 @@
         </w:rPr>
       </w:pPr>
       <w:bookmarkStart w:id="123" w:name="Xb3cd0739dd5a83bd5baa46bdafa673a7ae7a4aa"/>
-      <w:bookmarkEnd w:id="121"/>
+      <w:bookmarkEnd w:id="122"/>
       <w:r>
         <w:rPr>
           <w:rtl/>
@@ -25601,8 +25683,8 @@
         <w:jc w:val="right"/>
       </w:pPr>
       <w:r>
-        <w:pict w14:anchorId="35051852">
-          <v:rect id="_x0000_i1436" style="width:0;height:1.5pt" o:hralign="right" o:hrstd="t" o:hr="t"/>
+        <w:pict w14:anchorId="317452D4">
+          <v:rect id="_x0000_i1042" style="width:0;height:1.5pt" o:hralign="right" o:hrstd="t" o:hr="t"/>
         </w:pict>
       </w:r>
     </w:p>
@@ -25612,9 +25694,9 @@
         <w:pStyle w:val="Heading2"/>
         <w:jc w:val="right"/>
       </w:pPr>
-      <w:bookmarkStart w:id="125" w:name="Xfb30997312ec99a0ff92bdd7dc592fd161b34eb"/>
-      <w:bookmarkStart w:id="126" w:name="_Toc232568834"/>
-      <w:bookmarkEnd w:id="117"/>
+      <w:bookmarkStart w:id="125" w:name="_Toc232568834"/>
+      <w:bookmarkStart w:id="126" w:name="Xfb30997312ec99a0ff92bdd7dc592fd161b34eb"/>
+      <w:bookmarkEnd w:id="118"/>
       <w:bookmarkEnd w:id="123"/>
       <w:r>
         <w:rPr>
@@ -25624,7 +25706,7 @@
         </w:rPr>
         <w:t>المبحث الثاني: هندسة تدفق البيانات وآليات الرقابة</w:t>
       </w:r>
-      <w:bookmarkEnd w:id="126"/>
+      <w:bookmarkEnd w:id="125"/>
     </w:p>
     <w:p>
       <w:pPr>
@@ -25645,8 +25727,8 @@
         <w:pStyle w:val="Heading3"/>
         <w:jc w:val="right"/>
       </w:pPr>
-      <w:bookmarkStart w:id="127" w:name="Xe1412b27e8b4694678434ce8a4f8b6f261fecdf"/>
-      <w:bookmarkStart w:id="128" w:name="_Toc232568835"/>
+      <w:bookmarkStart w:id="127" w:name="_Toc232568835"/>
+      <w:bookmarkStart w:id="128" w:name="Xe1412b27e8b4694678434ce8a4f8b6f261fecdf"/>
       <w:r>
         <w:rPr>
           <w:bidi/>
@@ -25654,7 +25736,7 @@
         </w:rPr>
         <w:t>المطلب الأول: سلسلة الحراسة السداسية (Six-Guard Data Chain)</w:t>
       </w:r>
-      <w:bookmarkEnd w:id="128"/>
+      <w:bookmarkEnd w:id="127"/>
     </w:p>
     <w:p>
       <w:pPr>
@@ -25838,8 +25920,8 @@
         <w:jc w:val="right"/>
       </w:pPr>
       <w:r>
-        <w:pict w14:anchorId="1F82BEC8">
-          <v:rect id="_x0000_i1437" style="width:0;height:1.5pt" o:hralign="right" o:hrstd="t" o:hr="t"/>
+        <w:pict w14:anchorId="569A6E8C">
+          <v:rect id="_x0000_i1043" style="width:0;height:1.5pt" o:hralign="right" o:hrstd="t" o:hr="t"/>
         </w:pict>
       </w:r>
     </w:p>
@@ -25849,9 +25931,9 @@
         <w:pStyle w:val="Heading3"/>
         <w:jc w:val="right"/>
       </w:pPr>
-      <w:bookmarkStart w:id="129" w:name="X790f7c97394d912e1af56ef75b8396a4139580d"/>
-      <w:bookmarkStart w:id="130" w:name="_Toc232568836"/>
-      <w:bookmarkEnd w:id="127"/>
+      <w:bookmarkStart w:id="129" w:name="_Toc232568836"/>
+      <w:bookmarkStart w:id="130" w:name="X790f7c97394d912e1af56ef75b8396a4139580d"/>
+      <w:bookmarkEnd w:id="128"/>
       <w:r>
         <w:rPr>
           <w:bidi/>
@@ -25859,7 +25941,7 @@
         </w:rPr>
         <w:t>المطلب الثاني: السجل الرقمي (Digital Ledger) كمرجع للمراجعة</w:t>
       </w:r>
-      <w:bookmarkEnd w:id="130"/>
+      <w:bookmarkEnd w:id="129"/>
     </w:p>
     <w:p>
       <w:pPr>
@@ -25969,7 +26051,7 @@
         </w:rPr>
       </w:pPr>
       <w:bookmarkStart w:id="131" w:name="X444a26c814394dcd7d1e55a55a610cb16854269"/>
-      <w:bookmarkEnd w:id="129"/>
+      <w:bookmarkEnd w:id="130"/>
       <w:r>
         <w:rPr>
           <w:rtl/>
@@ -26147,8 +26229,8 @@
         <w:jc w:val="right"/>
       </w:pPr>
       <w:r>
-        <w:pict w14:anchorId="59F29B61">
-          <v:rect id="_x0000_i1439" style="width:0;height:1.5pt" o:hralign="right" o:hrstd="t" o:hr="t"/>
+        <w:pict w14:anchorId="13C6FF84">
+          <v:rect id="_x0000_i1045" style="width:0;height:1.5pt" o:hralign="right" o:hrstd="t" o:hr="t"/>
         </w:pict>
       </w:r>
     </w:p>
@@ -26158,9 +26240,9 @@
         <w:pStyle w:val="Heading2"/>
         <w:jc w:val="right"/>
       </w:pPr>
-      <w:bookmarkStart w:id="133" w:name="Xffbf1b46ecde0efcc86730acfd968fe379c5668"/>
-      <w:bookmarkStart w:id="134" w:name="_Toc232568838"/>
-      <w:bookmarkEnd w:id="125"/>
+      <w:bookmarkStart w:id="133" w:name="_Toc232568838"/>
+      <w:bookmarkStart w:id="134" w:name="Xffbf1b46ecde0efcc86730acfd968fe379c5668"/>
+      <w:bookmarkEnd w:id="126"/>
       <w:bookmarkEnd w:id="131"/>
       <w:r>
         <w:rPr>
@@ -26170,7 +26252,7 @@
         </w:rPr>
         <w:t>المبحث الثالث: محرك الذكاء المحلي (VBA Engine)</w:t>
       </w:r>
-      <w:bookmarkEnd w:id="134"/>
+      <w:bookmarkEnd w:id="133"/>
     </w:p>
     <w:p>
       <w:pPr>
@@ -26191,8 +26273,8 @@
         <w:pStyle w:val="Heading3"/>
         <w:jc w:val="right"/>
       </w:pPr>
-      <w:bookmarkStart w:id="135" w:name="X2b5683333895272df7448c3123c2d6911fb19dd"/>
-      <w:bookmarkStart w:id="136" w:name="_Toc232568839"/>
+      <w:bookmarkStart w:id="135" w:name="_Toc232568839"/>
+      <w:bookmarkStart w:id="136" w:name="X2b5683333895272df7448c3123c2d6911fb19dd"/>
       <w:r>
         <w:rPr>
           <w:bidi/>
@@ -26200,7 +26282,7 @@
         </w:rPr>
         <w:t>المطلب الأول: الهندسة البرمجية وبنية الوحدات النمطية</w:t>
       </w:r>
-      <w:bookmarkEnd w:id="136"/>
+      <w:bookmarkEnd w:id="135"/>
     </w:p>
     <w:p>
       <w:pPr>
@@ -26463,8 +26545,8 @@
         <w:jc w:val="right"/>
       </w:pPr>
       <w:r>
-        <w:pict w14:anchorId="4B3FAFAE">
-          <v:rect id="_x0000_i1440" style="width:0;height:1.5pt" o:hralign="right" o:hrstd="t" o:hr="t"/>
+        <w:pict w14:anchorId="54452F5D">
+          <v:rect id="_x0000_i1046" style="width:0;height:1.5pt" o:hralign="right" o:hrstd="t" o:hr="t"/>
         </w:pict>
       </w:r>
     </w:p>
@@ -26474,9 +26556,9 @@
         <w:pStyle w:val="Heading3"/>
         <w:jc w:val="right"/>
       </w:pPr>
-      <w:bookmarkStart w:id="137" w:name="X9b60cd1fa0cbe72f7f71191beb861644b5c9805"/>
-      <w:bookmarkStart w:id="138" w:name="_Toc232568840"/>
-      <w:bookmarkEnd w:id="135"/>
+      <w:bookmarkStart w:id="137" w:name="_Toc232568840"/>
+      <w:bookmarkStart w:id="138" w:name="X9b60cd1fa0cbe72f7f71191beb861644b5c9805"/>
+      <w:bookmarkEnd w:id="136"/>
       <w:r>
         <w:rPr>
           <w:bidi/>
@@ -26484,7 +26566,7 @@
         </w:rPr>
         <w:t>المطلب الثاني: خوارزميات التموين والتحسين الكمي</w:t>
       </w:r>
-      <w:bookmarkEnd w:id="138"/>
+      <w:bookmarkEnd w:id="137"/>
     </w:p>
     <w:p>
       <w:pPr>
@@ -26841,8 +26923,8 @@
         <w:jc w:val="right"/>
       </w:pPr>
       <w:r>
-        <w:pict w14:anchorId="65437F13">
-          <v:rect id="_x0000_i1441" style="width:0;height:1.5pt" o:hralign="right" o:hrstd="t" o:hr="t"/>
+        <w:pict w14:anchorId="7D36D667">
+          <v:rect id="_x0000_i1047" style="width:0;height:1.5pt" o:hralign="right" o:hrstd="t" o:hr="t"/>
         </w:pict>
       </w:r>
     </w:p>
@@ -26852,9 +26934,9 @@
         <w:pStyle w:val="Heading3"/>
         <w:jc w:val="right"/>
       </w:pPr>
-      <w:bookmarkStart w:id="141" w:name="Xdb72e8c31238e5bc8bb35e9197d335bc848251d"/>
-      <w:bookmarkStart w:id="142" w:name="_Toc232568841"/>
-      <w:bookmarkEnd w:id="137"/>
+      <w:bookmarkStart w:id="141" w:name="_Toc232568841"/>
+      <w:bookmarkStart w:id="142" w:name="Xdb72e8c31238e5bc8bb35e9197d335bc848251d"/>
+      <w:bookmarkEnd w:id="138"/>
       <w:bookmarkEnd w:id="140"/>
       <w:r>
         <w:rPr>
@@ -26864,7 +26946,7 @@
         <w:lastRenderedPageBreak/>
         <w:t>المطلب الثالث: إدارة التكاليف والنزاهة المالية</w:t>
       </w:r>
-      <w:bookmarkEnd w:id="142"/>
+      <w:bookmarkEnd w:id="141"/>
     </w:p>
     <w:p>
       <w:pPr>
@@ -27241,8 +27323,8 @@
         <w:jc w:val="right"/>
       </w:pPr>
       <w:r>
-        <w:pict w14:anchorId="696EE613">
-          <v:rect id="_x0000_i1442" style="width:0;height:1.5pt" o:hralign="right" o:hrstd="t" o:hr="t"/>
+        <w:pict w14:anchorId="3BCC2288">
+          <v:rect id="_x0000_i1048" style="width:0;height:1.5pt" o:hralign="right" o:hrstd="t" o:hr="t"/>
         </w:pict>
       </w:r>
     </w:p>
@@ -27252,9 +27334,9 @@
         <w:pStyle w:val="Heading3"/>
         <w:jc w:val="right"/>
       </w:pPr>
-      <w:bookmarkStart w:id="143" w:name="Xb42ed883f4a4d77c904837a9483548fc91a7185"/>
-      <w:bookmarkStart w:id="144" w:name="_Toc232568842"/>
-      <w:bookmarkEnd w:id="141"/>
+      <w:bookmarkStart w:id="143" w:name="_Toc232568842"/>
+      <w:bookmarkStart w:id="144" w:name="Xb42ed883f4a4d77c904837a9483548fc91a7185"/>
+      <w:bookmarkEnd w:id="142"/>
       <w:r>
         <w:rPr>
           <w:bidi/>
@@ -27262,7 +27344,7 @@
         </w:rPr>
         <w:t>المطلب الرابع: محاكاة مبادئ ACID لسلامة البيانات</w:t>
       </w:r>
-      <w:bookmarkEnd w:id="144"/>
+      <w:bookmarkEnd w:id="143"/>
     </w:p>
     <w:p>
       <w:pPr>
@@ -27414,7 +27496,7 @@
         </w:rPr>
       </w:pPr>
       <w:bookmarkStart w:id="145" w:name="X1c2ea8d86c4f45404ae3647941d3499fe8305c9"/>
-      <w:bookmarkEnd w:id="143"/>
+      <w:bookmarkEnd w:id="144"/>
       <w:r>
         <w:rPr>
           <w:rtl/>
@@ -27585,8 +27667,8 @@
         <w:jc w:val="right"/>
       </w:pPr>
       <w:r>
-        <w:pict w14:anchorId="085FD139">
-          <v:rect id="_x0000_i1444" style="width:0;height:1.5pt" o:hralign="right" o:hrstd="t" o:hr="t"/>
+        <w:pict w14:anchorId="6AC169C4">
+          <v:rect id="_x0000_i1050" style="width:0;height:1.5pt" o:hralign="right" o:hrstd="t" o:hr="t"/>
         </w:pict>
       </w:r>
     </w:p>
@@ -27596,9 +27678,9 @@
         <w:pStyle w:val="Heading2"/>
         <w:jc w:val="right"/>
       </w:pPr>
-      <w:bookmarkStart w:id="147" w:name="Xc6e18aa2af3011a1373a5d4857df80b39c98584"/>
-      <w:bookmarkStart w:id="148" w:name="_Toc232568844"/>
-      <w:bookmarkEnd w:id="133"/>
+      <w:bookmarkStart w:id="147" w:name="_Toc232568844"/>
+      <w:bookmarkStart w:id="148" w:name="Xc6e18aa2af3011a1373a5d4857df80b39c98584"/>
+      <w:bookmarkEnd w:id="134"/>
       <w:bookmarkEnd w:id="145"/>
       <w:r>
         <w:rPr>
@@ -27608,7 +27690,7 @@
         </w:rPr>
         <w:t>المبحث الرابع: هندسة واجهة المستخدم والأصالة الابتكارية</w:t>
       </w:r>
-      <w:bookmarkEnd w:id="148"/>
+      <w:bookmarkEnd w:id="147"/>
     </w:p>
     <w:p>
       <w:pPr>
@@ -27629,8 +27711,8 @@
         <w:pStyle w:val="Heading3"/>
         <w:jc w:val="right"/>
       </w:pPr>
-      <w:bookmarkStart w:id="149" w:name="Xdcbed4a529f139898c76cbbdb64bb8c1a119adb"/>
-      <w:bookmarkStart w:id="150" w:name="_Toc232568845"/>
+      <w:bookmarkStart w:id="149" w:name="_Toc232568845"/>
+      <w:bookmarkStart w:id="150" w:name="Xdcbed4a529f139898c76cbbdb64bb8c1a119adb"/>
       <w:r>
         <w:rPr>
           <w:bidi/>
@@ -27638,7 +27720,7 @@
         </w:rPr>
         <w:t>المطلب الأول: الهندسة البنيوية لأوراق العمل (Sheet Architecture)</w:t>
       </w:r>
-      <w:bookmarkEnd w:id="150"/>
+      <w:bookmarkEnd w:id="149"/>
     </w:p>
     <w:p>
       <w:pPr>
@@ -27892,8 +27974,8 @@
         <w:jc w:val="right"/>
       </w:pPr>
       <w:r>
-        <w:pict w14:anchorId="5EEA2483">
-          <v:rect id="_x0000_i1445" style="width:0;height:1.5pt" o:hralign="right" o:hrstd="t" o:hr="t"/>
+        <w:pict w14:anchorId="19036397">
+          <v:rect id="_x0000_i1051" style="width:0;height:1.5pt" o:hralign="right" o:hrstd="t" o:hr="t"/>
         </w:pict>
       </w:r>
     </w:p>
@@ -27903,9 +27985,9 @@
         <w:pStyle w:val="Heading3"/>
         <w:jc w:val="right"/>
       </w:pPr>
-      <w:bookmarkStart w:id="151" w:name="Xc3e868391841f7562f5d5b2b3c4438a8091e2eb"/>
-      <w:bookmarkStart w:id="152" w:name="_Toc232568846"/>
-      <w:bookmarkEnd w:id="149"/>
+      <w:bookmarkStart w:id="151" w:name="_Toc232568846"/>
+      <w:bookmarkStart w:id="152" w:name="Xc3e868391841f7562f5d5b2b3c4438a8091e2eb"/>
+      <w:bookmarkEnd w:id="150"/>
       <w:r>
         <w:rPr>
           <w:bidi/>
@@ -27913,7 +27995,7 @@
         </w:rPr>
         <w:t>المطلب الثاني: نظام التنبيه اللوني والذكاء البصري</w:t>
       </w:r>
-      <w:bookmarkEnd w:id="152"/>
+      <w:bookmarkEnd w:id="151"/>
     </w:p>
     <w:p>
       <w:pPr>
@@ -28015,8 +28097,8 @@
         <w:jc w:val="right"/>
       </w:pPr>
       <w:r>
-        <w:pict w14:anchorId="5787A741">
-          <v:rect id="_x0000_i1446" style="width:0;height:1.5pt" o:hralign="right" o:hrstd="t" o:hr="t"/>
+        <w:pict w14:anchorId="32105419">
+          <v:rect id="_x0000_i1052" style="width:0;height:1.5pt" o:hralign="right" o:hrstd="t" o:hr="t"/>
         </w:pict>
       </w:r>
     </w:p>
@@ -28026,9 +28108,9 @@
         <w:pStyle w:val="Heading3"/>
         <w:jc w:val="right"/>
       </w:pPr>
-      <w:bookmarkStart w:id="153" w:name="X197816f32b7b7ef5c9c4cb4d12a6ba19ec348d5"/>
-      <w:bookmarkStart w:id="154" w:name="_Toc232568847"/>
-      <w:bookmarkEnd w:id="151"/>
+      <w:bookmarkStart w:id="153" w:name="_Toc232568847"/>
+      <w:bookmarkStart w:id="154" w:name="X197816f32b7b7ef5c9c4cb4d12a6ba19ec348d5"/>
+      <w:bookmarkEnd w:id="152"/>
       <w:r>
         <w:rPr>
           <w:bidi/>
@@ -28036,7 +28118,7 @@
         </w:rPr>
         <w:t>المطلب الثالث: لوحة القيادة والتحليل الاستراتيجي (Analytics Dashboard)</w:t>
       </w:r>
-      <w:bookmarkEnd w:id="154"/>
+      <w:bookmarkEnd w:id="153"/>
     </w:p>
     <w:p>
       <w:pPr>
@@ -28138,8 +28220,8 @@
         <w:jc w:val="right"/>
       </w:pPr>
       <w:r>
-        <w:pict w14:anchorId="0A285783">
-          <v:rect id="_x0000_i1447" style="width:0;height:1.5pt" o:hralign="right" o:hrstd="t" o:hr="t"/>
+        <w:pict w14:anchorId="37771E6C">
+          <v:rect id="_x0000_i1053" style="width:0;height:1.5pt" o:hralign="right" o:hrstd="t" o:hr="t"/>
         </w:pict>
       </w:r>
     </w:p>
@@ -28149,9 +28231,9 @@
         <w:pStyle w:val="Heading3"/>
         <w:jc w:val="right"/>
       </w:pPr>
-      <w:bookmarkStart w:id="155" w:name="X43f602add9b7058ce87741ac0c8f7096d34eb8c"/>
-      <w:bookmarkStart w:id="156" w:name="_Toc232568848"/>
-      <w:bookmarkEnd w:id="153"/>
+      <w:bookmarkStart w:id="155" w:name="_Toc232568848"/>
+      <w:bookmarkStart w:id="156" w:name="X43f602add9b7058ce87741ac0c8f7096d34eb8c"/>
+      <w:bookmarkEnd w:id="154"/>
       <w:r>
         <w:rPr>
           <w:bidi/>
@@ -28160,7 +28242,7 @@
         <w:lastRenderedPageBreak/>
         <w:t>المطلب الرابع: المعايير الجمالية والابتكارات الوظيفية</w:t>
       </w:r>
-      <w:bookmarkEnd w:id="156"/>
+      <w:bookmarkEnd w:id="155"/>
     </w:p>
     <w:p>
       <w:pPr>
@@ -28412,11 +28494,11 @@
         <w:pageBreakBefore/>
         <w:jc w:val="right"/>
       </w:pPr>
-      <w:bookmarkStart w:id="159" w:name="الفصل-الرابع-التجريب-والتحقق-من-النتائج"/>
-      <w:bookmarkStart w:id="160" w:name="_Toc232568849"/>
-      <w:bookmarkEnd w:id="114"/>
-      <w:bookmarkEnd w:id="147"/>
-      <w:bookmarkEnd w:id="155"/>
+      <w:bookmarkStart w:id="159" w:name="_Toc232568849"/>
+      <w:bookmarkStart w:id="160" w:name="الفصل-الرابع-التجريب-والتحقق-من-النتائج"/>
+      <w:bookmarkEnd w:id="115"/>
+      <w:bookmarkEnd w:id="148"/>
+      <w:bookmarkEnd w:id="156"/>
       <w:bookmarkEnd w:id="158"/>
       <w:r>
         <w:rPr>
@@ -28427,7 +28509,7 @@
         <w:lastRenderedPageBreak/>
         <w:t>الفصل الرابع: التجريب والتحقق من النتائج</w:t>
       </w:r>
-      <w:bookmarkEnd w:id="160"/>
+      <w:bookmarkEnd w:id="159"/>
     </w:p>
     <w:p>
       <w:pPr>
@@ -28435,8 +28517,8 @@
         <w:pStyle w:val="Heading2"/>
         <w:jc w:val="right"/>
       </w:pPr>
-      <w:bookmarkStart w:id="161" w:name="X772d01764d2cdf10730319436c2b610a5dde5fe"/>
-      <w:bookmarkStart w:id="162" w:name="_Toc232568850"/>
+      <w:bookmarkStart w:id="161" w:name="_Toc232568850"/>
+      <w:bookmarkStart w:id="162" w:name="X772d01764d2cdf10730319436c2b610a5dde5fe"/>
       <w:r>
         <w:rPr>
           <w:bidi/>
@@ -28445,7 +28527,7 @@
         </w:rPr>
         <w:t>المبحث الأول: نتائج التجريب والتحقق من صحة الفرضيات</w:t>
       </w:r>
-      <w:bookmarkEnd w:id="162"/>
+      <w:bookmarkEnd w:id="161"/>
     </w:p>
     <w:p>
       <w:pPr>
@@ -28453,8 +28535,8 @@
         <w:pStyle w:val="Heading3"/>
         <w:jc w:val="right"/>
       </w:pPr>
-      <w:bookmarkStart w:id="163" w:name="X49c36b57d4ff3911c0526cfcdcf059aea80a406"/>
-      <w:bookmarkStart w:id="164" w:name="_Toc232568851"/>
+      <w:bookmarkStart w:id="163" w:name="_Toc232568851"/>
+      <w:bookmarkStart w:id="164" w:name="X49c36b57d4ff3911c0526cfcdcf059aea80a406"/>
       <w:r>
         <w:rPr>
           <w:bidi/>
@@ -28462,7 +28544,7 @@
         </w:rPr>
         <w:t>1. مقارنة مؤشرات الأداء قبل وبعد التطبيق</w:t>
       </w:r>
-      <w:bookmarkEnd w:id="164"/>
+      <w:bookmarkEnd w:id="163"/>
     </w:p>
     <w:p>
       <w:pPr>
@@ -29435,9 +29517,9 @@
         <w:pStyle w:val="Heading3"/>
         <w:jc w:val="right"/>
       </w:pPr>
-      <w:bookmarkStart w:id="166" w:name="Xb8e42ca6d3322078508f93d6992976adf29d2ca"/>
-      <w:bookmarkStart w:id="167" w:name="_Toc232568852"/>
-      <w:bookmarkEnd w:id="163"/>
+      <w:bookmarkStart w:id="166" w:name="_Toc232568852"/>
+      <w:bookmarkStart w:id="167" w:name="Xb8e42ca6d3322078508f93d6992976adf29d2ca"/>
+      <w:bookmarkEnd w:id="164"/>
       <w:r>
         <w:rPr>
           <w:bidi/>
@@ -29446,7 +29528,7 @@
         <w:lastRenderedPageBreak/>
         <w:t>2. التحقق من صحة فرضيات البحث</w:t>
       </w:r>
-      <w:bookmarkEnd w:id="167"/>
+      <w:bookmarkEnd w:id="166"/>
     </w:p>
     <w:p>
       <w:pPr>
@@ -29932,9 +30014,9 @@
         <w:pStyle w:val="Heading3"/>
         <w:jc w:val="right"/>
       </w:pPr>
-      <w:bookmarkStart w:id="169" w:name="X8a93358eecaeb60469823d090d898b75c2e77ac"/>
-      <w:bookmarkStart w:id="170" w:name="_Toc232568853"/>
-      <w:bookmarkEnd w:id="166"/>
+      <w:bookmarkStart w:id="169" w:name="_Toc232568853"/>
+      <w:bookmarkStart w:id="170" w:name="X8a93358eecaeb60469823d090d898b75c2e77ac"/>
+      <w:bookmarkEnd w:id="167"/>
       <w:r>
         <w:rPr>
           <w:bidi/>
@@ -29942,7 +30024,7 @@
         </w:rPr>
         <w:t>3. التحليل التفصيلي لمؤشرات الأداء</w:t>
       </w:r>
-      <w:bookmarkEnd w:id="170"/>
+      <w:bookmarkEnd w:id="169"/>
     </w:p>
     <w:p>
       <w:pPr>
@@ -30073,9 +30155,9 @@
         <w:pStyle w:val="Heading3"/>
         <w:jc w:val="right"/>
       </w:pPr>
-      <w:bookmarkStart w:id="171" w:name="Xaf9730f8f208447975e9de648bd3cee193ed3c6"/>
-      <w:bookmarkStart w:id="172" w:name="_Toc232568854"/>
-      <w:bookmarkEnd w:id="169"/>
+      <w:bookmarkStart w:id="171" w:name="_Toc232568854"/>
+      <w:bookmarkStart w:id="172" w:name="Xaf9730f8f208447975e9de648bd3cee193ed3c6"/>
+      <w:bookmarkEnd w:id="170"/>
       <w:r>
         <w:rPr>
           <w:bidi/>
@@ -30083,7 +30165,7 @@
         </w:rPr>
         <w:t>4. التقييم الإحصائي لمؤشرات الأداء</w:t>
       </w:r>
-      <w:bookmarkEnd w:id="172"/>
+      <w:bookmarkEnd w:id="171"/>
     </w:p>
     <w:p>
       <w:pPr>
@@ -31229,9 +31311,9 @@
         <w:pStyle w:val="Heading3"/>
         <w:jc w:val="right"/>
       </w:pPr>
-      <w:bookmarkStart w:id="174" w:name="X5d883ae01169ee0c2874075dd2ba2df14168639"/>
-      <w:bookmarkStart w:id="175" w:name="_Toc232568855"/>
-      <w:bookmarkEnd w:id="171"/>
+      <w:bookmarkStart w:id="174" w:name="_Toc232568855"/>
+      <w:bookmarkStart w:id="175" w:name="X5d883ae01169ee0c2874075dd2ba2df14168639"/>
+      <w:bookmarkEnd w:id="172"/>
       <w:r>
         <w:rPr>
           <w:bidi/>
@@ -31239,19 +31321,50 @@
         </w:rPr>
         <w:t>5. التحقق التجريبي والمصداقية</w:t>
       </w:r>
+      <w:bookmarkEnd w:id="174"/>
+    </w:p>
+    <w:p>
+      <w:pPr>
+        <w:bidi w:val="1"/>
+        <w:jc w:val="right"/>
+      </w:pPr>
+      <w:r>
+        <w:rPr>
+          <w:bidi/>
+          <w:rtl/>
+        </w:rPr>
+        <w:t>لم تكن هذه النتائج مجرد تقديرات نظرية، بل جاءت نتاج تطبيق تجريبي صارم. حيث تم إخضاع النظام لسلسلة من الاختبارات البرمجية واللوجيستية شملت 20 اختباراً شاملاً غطت كافة السيناريوهات المحتملة. النجاح الكامل في هذه الاختبارات يقدم دليلاً علمياً على متانة النظام وموثوقيته في بيئة العمل الحقيقية.</w:t>
+      </w:r>
+    </w:p>
+    <w:p>
+      <w:pPr>
+        <w:bidi w:val="1"/>
+        <w:pStyle w:val="Heading3"/>
+        <w:jc w:val="right"/>
+      </w:pPr>
+      <w:bookmarkStart w:id="176" w:name="_Toc232568856"/>
+      <w:bookmarkStart w:id="177" w:name="Xfde45ab085d7ad252281c0dccada5f1ef76526b"/>
       <w:bookmarkEnd w:id="175"/>
-    </w:p>
-    <w:p>
-      <w:pPr>
-        <w:bidi w:val="1"/>
-        <w:jc w:val="right"/>
-      </w:pPr>
-      <w:r>
-        <w:rPr>
-          <w:bidi/>
-          <w:rtl/>
-        </w:rPr>
-        <w:t>لم تكن هذه النتائج مجرد تقديرات نظرية، بل جاءت نتاج تطبيق تجريبي صارم. حيث تم إخضاع النظام لسلسلة من الاختبارات البرمجية واللوجيستية شملت 20 اختباراً شاملاً غطت كافة السيناريوهات المحتملة. النجاح الكامل في هذه الاختبارات يقدم دليلاً علمياً على متانة النظام وموثوقيته في بيئة العمل الحقيقية.</w:t>
+      <w:r>
+        <w:rPr>
+          <w:bidi/>
+          <w:rtl/>
+        </w:rPr>
+        <w:t>6. أمن البيانات والسلامة (Data Security &amp; Integrity)</w:t>
+      </w:r>
+      <w:bookmarkEnd w:id="176"/>
+    </w:p>
+    <w:p>
+      <w:pPr>
+        <w:bidi w:val="1"/>
+        <w:jc w:val="right"/>
+      </w:pPr>
+      <w:r>
+        <w:rPr>
+          <w:bidi/>
+          <w:rtl/>
+        </w:rPr>
+        <w:t>يُثار غالباً تساؤل حول أمن البيانات في الأنظمة المبنية على Excel، غير أن النظام المقترح يُعالج هذه النقطة عبر ثلاث آليات مترابطة. أولاً، سلسلة الحراسة السداسية تمنع التعديل المباشر على الخلايا الحساسة، إذ أن كل حركة تُسجَّل عبر واجهة VBA ولا يمكن إدخال أو تعديل أو حذف أي حركة يدوياً من ورقة العمل. ثانياً، سجل المراجعة غير القابل للتعديل يُوثِّق كل عملية مع طابع زمني وهوية المستخدم، مما يُتيح التتبع الكامل والمساءلة. ثالثاً، الحماية بكلمة مرور على مستوى ورقة العمل والمشروع (VBA Project) تمنع العبث غير المصرَّح به. هذه الآليات تجعل النظام أكثر أماناً من السجلات الورقية التقليدية وأقل عرضة للخطأ البشري.</w:t>
       </w:r>
     </w:p>
     <w:p>
@@ -31260,40 +31373,9 @@
         <w:pStyle w:val="Heading3"/>
         <w:jc w:val="right"/>
       </w:pPr>
-      <w:bookmarkStart w:id="176" w:name="Xfde45ab085d7ad252281c0dccada5f1ef76526b"/>
-      <w:bookmarkStart w:id="177" w:name="_Toc232568856"/>
-      <w:bookmarkEnd w:id="174"/>
-      <w:r>
-        <w:rPr>
-          <w:bidi/>
-          <w:rtl/>
-        </w:rPr>
-        <w:t>6. أمن البيانات والسلامة (Data Security &amp; Integrity)</w:t>
-      </w:r>
+      <w:bookmarkStart w:id="178" w:name="_Toc232568857"/>
+      <w:bookmarkStart w:id="179" w:name="X55ec612fe397449f669dedb016b309f368fbe7f"/>
       <w:bookmarkEnd w:id="177"/>
-    </w:p>
-    <w:p>
-      <w:pPr>
-        <w:bidi w:val="1"/>
-        <w:jc w:val="right"/>
-      </w:pPr>
-      <w:r>
-        <w:rPr>
-          <w:bidi/>
-          <w:rtl/>
-        </w:rPr>
-        <w:t>يُثار غالباً تساؤل حول أمن البيانات في الأنظمة المبنية على Excel، غير أن النظام المقترح يُعالج هذه النقطة عبر ثلاث آليات مترابطة. أولاً، سلسلة الحراسة السداسية تمنع التعديل المباشر على الخلايا الحساسة، إذ أن كل حركة تُسجَّل عبر واجهة VBA ولا يمكن إدخال أو تعديل أو حذف أي حركة يدوياً من ورقة العمل. ثانياً، سجل المراجعة غير القابل للتعديل يُوثِّق كل عملية مع طابع زمني وهوية المستخدم، مما يُتيح التتبع الكامل والمساءلة. ثالثاً، الحماية بكلمة مرور على مستوى ورقة العمل والمشروع (VBA Project) تمنع العبث غير المصرَّح به. هذه الآليات تجعل النظام أكثر أماناً من السجلات الورقية التقليدية وأقل عرضة للخطأ البشري.</w:t>
-      </w:r>
-    </w:p>
-    <w:p>
-      <w:pPr>
-        <w:bidi w:val="1"/>
-        <w:pStyle w:val="Heading3"/>
-        <w:jc w:val="right"/>
-      </w:pPr>
-      <w:bookmarkStart w:id="178" w:name="X55ec612fe397449f669dedb016b309f368fbe7f"/>
-      <w:bookmarkStart w:id="179" w:name="_Toc232568857"/>
-      <w:bookmarkEnd w:id="176"/>
       <w:r>
         <w:rPr>
           <w:bidi/>
@@ -31301,7 +31383,7 @@
         </w:rPr>
         <w:t>7. الأثر التشغيلي العام (Operational Impact)</w:t>
       </w:r>
-      <w:bookmarkEnd w:id="179"/>
+      <w:bookmarkEnd w:id="178"/>
     </w:p>
     <w:p>
       <w:pPr>
@@ -31330,8 +31412,8 @@
         </w:rPr>
       </w:pPr>
       <w:bookmarkStart w:id="180" w:name="المبحث-الثاني-التوصيات-وآفاق-البحث"/>
-      <w:bookmarkEnd w:id="161"/>
-      <w:bookmarkEnd w:id="178"/>
+      <w:bookmarkEnd w:id="162"/>
+      <w:bookmarkEnd w:id="179"/>
       <w:r>
         <w:rPr>
           <w:rtl/>
@@ -31363,8 +31445,8 @@
         <w:pStyle w:val="Heading3"/>
         <w:jc w:val="right"/>
       </w:pPr>
-      <w:bookmarkStart w:id="182" w:name="X227b4e7819393731d2434c2aae903fe248179ff"/>
-      <w:bookmarkStart w:id="183" w:name="_Toc232568859"/>
+      <w:bookmarkStart w:id="182" w:name="_Toc232568859"/>
+      <w:bookmarkStart w:id="183" w:name="X227b4e7819393731d2434c2aae903fe248179ff"/>
       <w:r>
         <w:rPr>
           <w:bidi/>
@@ -31372,7 +31454,7 @@
         </w:rPr>
         <w:t>1. التوصيات المقدَّمة لمصلحة المخازن والإدارة</w:t>
       </w:r>
-      <w:bookmarkEnd w:id="183"/>
+      <w:bookmarkEnd w:id="182"/>
     </w:p>
     <w:p>
       <w:pPr>
@@ -32171,9 +32253,9 @@
         <w:pStyle w:val="Heading3"/>
         <w:jc w:val="right"/>
       </w:pPr>
-      <w:bookmarkStart w:id="185" w:name="X428f0794160c0dd1b8e5b82d0235ed45270a5de"/>
-      <w:bookmarkStart w:id="186" w:name="_Toc232568860"/>
-      <w:bookmarkEnd w:id="182"/>
+      <w:bookmarkStart w:id="185" w:name="_Toc232568860"/>
+      <w:bookmarkStart w:id="186" w:name="X428f0794160c0dd1b8e5b82d0235ed45270a5de"/>
+      <w:bookmarkEnd w:id="183"/>
       <w:r>
         <w:rPr>
           <w:bidi/>
@@ -32182,7 +32264,7 @@
         <w:lastRenderedPageBreak/>
         <w:t>2. آفاق البحث</w:t>
       </w:r>
-      <w:bookmarkEnd w:id="186"/>
+      <w:bookmarkEnd w:id="185"/>
     </w:p>
     <w:p>
       <w:pPr>
@@ -32425,9 +32507,9 @@
         <w:jc w:val="right"/>
       </w:pPr>
       <w:bookmarkStart w:id="187" w:name="قائمة-المصادر-والمراجع"/>
-      <w:bookmarkEnd w:id="159"/>
+      <w:bookmarkEnd w:id="160"/>
       <w:bookmarkEnd w:id="180"/>
-      <w:bookmarkEnd w:id="185"/>
+      <w:bookmarkEnd w:id="186"/>
       <w:r>
         <w:rPr>
           <w:rtl/>
@@ -32459,8 +32541,8 @@
         <w:pStyle w:val="Heading2"/>
         <w:jc w:val="right"/>
       </w:pPr>
-      <w:bookmarkStart w:id="189" w:name="أولاً-الكتب-والمراجع-العلمية"/>
-      <w:bookmarkStart w:id="190" w:name="_Toc232568862"/>
+      <w:bookmarkStart w:id="189" w:name="_Toc232568862"/>
+      <w:bookmarkStart w:id="190" w:name="أولاً-الكتب-والمراجع-العلمية"/>
       <w:r>
         <w:rPr>
           <w:bidi/>
@@ -32469,7 +32551,7 @@
         </w:rPr>
         <w:t>أولاً: الكتب والمراجع العلمية</w:t>
       </w:r>
-      <w:bookmarkEnd w:id="190"/>
+      <w:bookmarkEnd w:id="189"/>
     </w:p>
     <w:p>
       <w:pPr>
@@ -32909,9 +32991,9 @@
         <w:pStyle w:val="Heading2"/>
         <w:jc w:val="right"/>
       </w:pPr>
-      <w:bookmarkStart w:id="191" w:name="Xa9c5438e3f3a8a99cc43947a4701c3667770737"/>
-      <w:bookmarkStart w:id="192" w:name="_Toc232568863"/>
-      <w:bookmarkEnd w:id="189"/>
+      <w:bookmarkStart w:id="191" w:name="_Toc232568863"/>
+      <w:bookmarkStart w:id="192" w:name="Xa9c5438e3f3a8a99cc43947a4701c3667770737"/>
+      <w:bookmarkEnd w:id="190"/>
       <w:r>
         <w:rPr>
           <w:bidi/>
@@ -32921,7 +33003,7 @@
         <w:lastRenderedPageBreak/>
         <w:t>ثانياً: الإطار القانوني والتنظيمي الجزائري</w:t>
       </w:r>
-      <w:bookmarkEnd w:id="192"/>
+      <w:bookmarkEnd w:id="191"/>
     </w:p>
     <w:p>
       <w:pPr>
@@ -33166,9 +33248,9 @@
         <w:pStyle w:val="Heading2"/>
         <w:jc w:val="right"/>
       </w:pPr>
-      <w:bookmarkStart w:id="193" w:name="ثالثاً-المنهاج-الدراسي-bts-gsl-tag1801"/>
-      <w:bookmarkStart w:id="194" w:name="_Toc232568864"/>
-      <w:bookmarkEnd w:id="191"/>
+      <w:bookmarkStart w:id="193" w:name="_Toc232568864"/>
+      <w:bookmarkStart w:id="194" w:name="ثالثاً-المنهاج-الدراسي-bts-gsl-tag1801"/>
+      <w:bookmarkEnd w:id="192"/>
       <w:r>
         <w:rPr>
           <w:bidi/>
@@ -33177,7 +33259,7 @@
         </w:rPr>
         <w:t>ثالثاً: المنهاج الدراسي BTS GSL (TAG1801)</w:t>
       </w:r>
-      <w:bookmarkEnd w:id="194"/>
+      <w:bookmarkEnd w:id="193"/>
     </w:p>
     <w:p>
       <w:pPr>
@@ -34045,7 +34127,7 @@
         </w:rPr>
       </w:pPr>
       <w:bookmarkStart w:id="195" w:name="رابعاً-المراجع-التقنية"/>
-      <w:bookmarkEnd w:id="193"/>
+      <w:bookmarkEnd w:id="194"/>
       <w:r>
         <w:br w:type="page"/>
       </w:r>
@@ -34155,8 +34237,8 @@
         <w:pStyle w:val="Heading2"/>
         <w:jc w:val="right"/>
       </w:pPr>
-      <w:bookmarkStart w:id="197" w:name="خامساً-مشاريع-وأطروحات-موازية"/>
-      <w:bookmarkStart w:id="198" w:name="_Toc232568866"/>
+      <w:bookmarkStart w:id="197" w:name="_Toc232568866"/>
+      <w:bookmarkStart w:id="198" w:name="خامساً-مشاريع-وأطروحات-موازية"/>
       <w:bookmarkEnd w:id="195"/>
       <w:r>
         <w:rPr>
@@ -34166,7 +34248,7 @@
         </w:rPr>
         <w:t>خامساً: مشاريع وأطروحات موازية</w:t>
       </w:r>
-      <w:bookmarkEnd w:id="198"/>
+      <w:bookmarkEnd w:id="197"/>
     </w:p>
     <w:p>
       <w:pPr>
@@ -34378,9 +34460,9 @@
         <w:pStyle w:val="Heading2"/>
         <w:jc w:val="right"/>
       </w:pPr>
-      <w:bookmarkStart w:id="199" w:name="سادساً-مصادر-البيانات-الميدانية"/>
-      <w:bookmarkStart w:id="200" w:name="_Toc232568867"/>
-      <w:bookmarkEnd w:id="197"/>
+      <w:bookmarkStart w:id="199" w:name="_Toc232568867"/>
+      <w:bookmarkStart w:id="200" w:name="سادساً-مصادر-البيانات-الميدانية"/>
+      <w:bookmarkEnd w:id="198"/>
       <w:r>
         <w:rPr>
           <w:bidi/>
@@ -34389,7 +34471,7 @@
         </w:rPr>
         <w:t>سادساً: مصادر البيانات الميدانية</w:t>
       </w:r>
-      <w:bookmarkEnd w:id="200"/>
+      <w:bookmarkEnd w:id="199"/>
     </w:p>
     <w:p>
       <w:pPr>
@@ -34451,10 +34533,10 @@
         <w:jc w:val="right"/>
       </w:pPr>
       <w:bookmarkStart w:id="201" w:name="سابعاً-المراجع-البرمجية"/>
-      <w:bookmarkEnd w:id="199"/>
-      <w:r>
-        <w:pict w14:anchorId="4CFBA22A">
-          <v:rect id="_x0000_i1448" style="width:0;height:1.5pt" o:hralign="right" o:hrstd="t" o:hr="t"/>
+      <w:bookmarkEnd w:id="200"/>
+      <w:r>
+        <w:pict w14:anchorId="6FD6D8D1">
+          <v:rect id="_x0000_i1054" style="width:0;height:1.5pt" o:hralign="right" o:hrstd="t" o:hr="t"/>
         </w:pict>
       </w:r>
     </w:p>
@@ -34464,8 +34546,8 @@
         <w:pStyle w:val="Heading1"/>
         <w:jc w:val="right"/>
       </w:pPr>
-      <w:bookmarkStart w:id="202" w:name="جدول-المختصرات-والرموز-التقنية"/>
-      <w:bookmarkStart w:id="203" w:name="_Toc232568868"/>
+      <w:bookmarkStart w:id="202" w:name="_Toc232568868"/>
+      <w:bookmarkStart w:id="203" w:name="جدول-المختصرات-والرموز-التقنية"/>
       <w:bookmarkEnd w:id="187"/>
       <w:bookmarkEnd w:id="201"/>
       <w:r>
@@ -34477,7 +34559,7 @@
         <w:lastRenderedPageBreak/>
         <w:t>جدول المختصرات والرموز التقنية</w:t>
       </w:r>
-      <w:bookmarkEnd w:id="203"/>
+      <w:bookmarkEnd w:id="202"/>
     </w:p>
     <w:p>
       <w:pPr>
@@ -36506,9 +36588,9 @@
         <w:pStyle w:val="Heading1"/>
         <w:jc w:val="right"/>
       </w:pPr>
-      <w:bookmarkStart w:id="205" w:name="قائمة-المصطلحات"/>
-      <w:bookmarkStart w:id="206" w:name="_Toc232568869"/>
-      <w:bookmarkEnd w:id="202"/>
+      <w:bookmarkStart w:id="205" w:name="_Toc232568869"/>
+      <w:bookmarkStart w:id="206" w:name="قائمة-المصطلحات"/>
+      <w:bookmarkEnd w:id="203"/>
       <w:r>
         <w:rPr>
           <w:bidi/>
@@ -36518,7 +36600,7 @@
         <w:lastRenderedPageBreak/>
         <w:t>قائمة المصطلحات</w:t>
       </w:r>
-      <w:bookmarkEnd w:id="206"/>
+      <w:bookmarkEnd w:id="205"/>
     </w:p>
     <w:p>
       <w:pPr>
@@ -36526,8 +36608,8 @@
         <w:pStyle w:val="Heading2"/>
         <w:jc w:val="right"/>
       </w:pPr>
-      <w:bookmarkStart w:id="207" w:name="المصطلحات-اللوجستية-والتسييرية"/>
-      <w:bookmarkStart w:id="208" w:name="_Toc232568870"/>
+      <w:bookmarkStart w:id="207" w:name="_Toc232568870"/>
+      <w:bookmarkStart w:id="208" w:name="المصطلحات-اللوجستية-والتسييرية"/>
       <w:r>
         <w:rPr>
           <w:bidi/>
@@ -36536,7 +36618,7 @@
         </w:rPr>
         <w:t>المصطلحات اللوجستية والتسييرية</w:t>
       </w:r>
-      <w:bookmarkEnd w:id="208"/>
+      <w:bookmarkEnd w:id="207"/>
     </w:p>
     <w:p>
       <w:pPr>
@@ -41377,7 +41459,7 @@
         <w:jc w:val="right"/>
       </w:pPr>
       <w:bookmarkStart w:id="213" w:name="الملاحق-annexes"/>
-      <w:bookmarkEnd w:id="205"/>
+      <w:bookmarkEnd w:id="206"/>
       <w:bookmarkEnd w:id="210"/>
       <w:r>
         <w:rPr>
@@ -41410,8 +41492,8 @@
         <w:pStyle w:val="Heading2"/>
         <w:jc w:val="right"/>
       </w:pPr>
-      <w:bookmarkStart w:id="215" w:name="الملحق-الأول-هيكل-ملف-النظام"/>
-      <w:bookmarkStart w:id="216" w:name="_Toc232568873"/>
+      <w:bookmarkStart w:id="215" w:name="_Toc232568873"/>
+      <w:bookmarkStart w:id="216" w:name="الملحق-الأول-هيكل-ملف-النظام"/>
       <w:r>
         <w:rPr>
           <w:bidi/>
@@ -41420,7 +41502,7 @@
         </w:rPr>
         <w:t>الملحق الأول: هيكل ملف النظام</w:t>
       </w:r>
-      <w:bookmarkEnd w:id="216"/>
+      <w:bookmarkEnd w:id="215"/>
     </w:p>
     <w:p>
       <w:pPr>
@@ -41996,9 +42078,9 @@
         <w:pStyle w:val="Heading2"/>
         <w:jc w:val="right"/>
       </w:pPr>
-      <w:bookmarkStart w:id="218" w:name="الملحق-الثاني-وحدات-vba-الرئيسية"/>
-      <w:bookmarkStart w:id="219" w:name="_Toc232568874"/>
-      <w:bookmarkEnd w:id="215"/>
+      <w:bookmarkStart w:id="218" w:name="_Toc232568874"/>
+      <w:bookmarkStart w:id="219" w:name="الملحق-الثاني-وحدات-vba-الرئيسية"/>
+      <w:bookmarkEnd w:id="216"/>
       <w:r>
         <w:rPr>
           <w:bidi/>
@@ -42007,7 +42089,7 @@
         </w:rPr>
         <w:t>الملحق الثاني: وحدات VBA الرئيسية</w:t>
       </w:r>
-      <w:bookmarkEnd w:id="219"/>
+      <w:bookmarkEnd w:id="218"/>
     </w:p>
     <w:p>
       <w:pPr>
@@ -42760,9 +42842,9 @@
         <w:pStyle w:val="Heading2"/>
         <w:jc w:val="right"/>
       </w:pPr>
-      <w:bookmarkStart w:id="221" w:name="الملحق-الثالث-بيانات-المخزون-الميدانية"/>
-      <w:bookmarkStart w:id="222" w:name="_Toc232568875"/>
-      <w:bookmarkEnd w:id="218"/>
+      <w:bookmarkStart w:id="221" w:name="_Toc232568875"/>
+      <w:bookmarkStart w:id="222" w:name="الملحق-الثالث-بيانات-المخزون-الميدانية"/>
+      <w:bookmarkEnd w:id="219"/>
       <w:r>
         <w:rPr>
           <w:bidi/>
@@ -42772,7 +42854,7 @@
         <w:lastRenderedPageBreak/>
         <w:t>الملحق الثالث: بيانات المخزون الميدانية</w:t>
       </w:r>
-      <w:bookmarkEnd w:id="222"/>
+      <w:bookmarkEnd w:id="221"/>
     </w:p>
     <w:p>
       <w:pPr>
@@ -44625,7 +44707,7 @@
         </w:rPr>
       </w:pPr>
       <w:bookmarkStart w:id="224" w:name="الملحق-الرابع-نماذج-الوثائق-الإدارية"/>
-      <w:bookmarkEnd w:id="221"/>
+      <w:bookmarkEnd w:id="222"/>
       <w:r>
         <w:rPr>
           <w:rtl/>
@@ -44774,8 +44856,8 @@
         <w:pStyle w:val="Heading2"/>
         <w:jc w:val="right"/>
       </w:pPr>
-      <w:bookmarkStart w:id="226" w:name="X2ba466c7822f1b4b8d4c28ae81ff579f1d28271"/>
-      <w:bookmarkStart w:id="227" w:name="_Toc232568877"/>
+      <w:bookmarkStart w:id="226" w:name="_Toc232568877"/>
+      <w:bookmarkStart w:id="227" w:name="X2ba466c7822f1b4b8d4c28ae81ff579f1d28271"/>
       <w:bookmarkEnd w:id="224"/>
       <w:r>
         <w:rPr>
@@ -44785,7 +44867,7 @@
         </w:rPr>
         <w:t>الملحق الخامس: نشر النماذج اللغوية الكبيرة (LLM Deployment)</w:t>
       </w:r>
-      <w:bookmarkEnd w:id="227"/>
+      <w:bookmarkEnd w:id="226"/>
     </w:p>
     <w:p>
       <w:pPr>
@@ -45143,7 +45225,7 @@
         </w:rPr>
       </w:pPr>
       <w:bookmarkStart w:id="229" w:name="X15a4de04fd1a7c618c4c663b7e505d99f1460cd"/>
-      <w:bookmarkEnd w:id="226"/>
+      <w:bookmarkEnd w:id="227"/>
       <w:r>
         <w:rPr>
           <w:bidi/>
@@ -45187,8 +45269,8 @@
         <w:pStyle w:val="Heading3"/>
         <w:jc w:val="right"/>
       </w:pPr>
-      <w:bookmarkStart w:id="232" w:name="X6cd5d7ea679d76d20534900303c2e6d9b9d4296"/>
-      <w:bookmarkStart w:id="233" w:name="_Toc232568879"/>
+      <w:bookmarkStart w:id="232" w:name="_Toc232568879"/>
+      <w:bookmarkStart w:id="233" w:name="X6cd5d7ea679d76d20534900303c2e6d9b9d4296"/>
       <w:r>
         <w:rPr>
           <w:bidi/>
@@ -45196,7 +45278,7 @@
         </w:rPr>
         <w:t>1. الإطار المرجعي لنظام دعم القرار في القطاع التعليمي الجزائري</w:t>
       </w:r>
-      <w:bookmarkEnd w:id="233"/>
+      <w:bookmarkEnd w:id="232"/>
     </w:p>
     <w:p>
       <w:pPr>
@@ -45960,7 +46042,7 @@
           </w:p>
         </w:tc>
       </w:tr>
-      <w:bookmarkEnd w:id="232"/>
+      <w:bookmarkEnd w:id="233"/>
     </w:tbl>
     <w:p>
       <w:pPr>
@@ -51513,8 +51595,8 @@
         <w:jc w:val="right"/>
       </w:pPr>
       <w:r>
-        <w:pict w14:anchorId="51408C97">
-          <v:rect id="_x0000_i1449" style="width:0;height:1.5pt" o:hralign="right" o:hrstd="t" o:hr="t"/>
+        <w:pict w14:anchorId="2048C3FC">
+          <v:rect id="_x0000_i1055" style="width:0;height:1.5pt" o:hralign="right" o:hrstd="t" o:hr="t"/>
         </w:pict>
       </w:r>
     </w:p>
@@ -52972,14 +53054,7 @@
           <w:cs/>
           <w:bidi/>
         </w:rPr>
-        <w:t xml:space="preserve"> راجع: </w:t>
-      </w:r>
-      <w:r>
-        <w:rPr>
-          <w:rtl/>
-          <w:cs/>
-        </w:rPr>
-        <w:t>M.</w:t>
+        <w:t xml:space="preserve"> راجع: M.</w:t>
       </w:r>
       <w:r>
         <w:rPr>
@@ -56765,7 +56840,7 @@
 </file>
 
 <file path=customXml/itemProps1.xml><?xml version="1.0" encoding="utf-8"?>
-<ds:datastoreItem xmlns:ds="http://schemas.openxmlformats.org/officeDocument/2006/customXml" ds:itemID="{35D8248E-2DA0-4D3A-BC24-879A3C74405B}">
+<ds:datastoreItem xmlns:ds="http://schemas.openxmlformats.org/officeDocument/2006/customXml" ds:itemID="{B40098C6-CC75-4805-8953-03DBBF8987E6}">
   <ds:schemaRefs>
     <ds:schemaRef ds:uri="http://schemas.openxmlformats.org/officeDocument/2006/bibliography"/>
   </ds:schemaRefs>

--- a/Thesis_Surgical_Edit/output/Memoire_DSS_Logistique_ElBayadh.docx
+++ b/Thesis_Surgical_Edit/output/Memoire_DSS_Logistique_ElBayadh.docx
@@ -808,7 +808,7 @@
         <w:pStyle w:val="Heading3"/>
         <w:jc w:val="right"/>
       </w:pPr>
-      <w:bookmarkStart w:id="1" w:name="_Toc233455310"/>
+      <w:bookmarkStart w:id="1" w:name="_Toc233459446"/>
       <w:r>
         <w:rPr>
           <w:bidi/>
@@ -844,7 +844,7 @@
       <w:r>
         <w:fldChar w:fldCharType="separate"/>
       </w:r>
-      <w:hyperlink w:anchor="_Toc233455310" w:history="1">
+      <w:hyperlink w:anchor="_Toc233459446" w:history="1">
         <w:r>
           <w:rPr>
             <w:rStyle w:val="Hyperlink"/>
@@ -872,7 +872,7 @@
             <w:noProof/>
             <w:webHidden/>
           </w:rPr>
-          <w:instrText xml:space="preserve"> PAGEREF _Toc233455310 \h </w:instrText>
+          <w:instrText xml:space="preserve"> PAGEREF _Toc233459446 \h </w:instrText>
         </w:r>
         <w:r>
           <w:rPr>
@@ -917,7 +917,7 @@
           <w:szCs w:val="22"/>
         </w:rPr>
       </w:pPr>
-      <w:hyperlink w:anchor="_Toc233455311" w:history="1">
+      <w:hyperlink w:anchor="_Toc233459447" w:history="1">
         <w:r>
           <w:rPr>
             <w:rStyle w:val="Hyperlink"/>
@@ -945,7 +945,7 @@
             <w:noProof/>
             <w:webHidden/>
           </w:rPr>
-          <w:instrText xml:space="preserve"> PAGEREF _Toc233455311 \h </w:instrText>
+          <w:instrText xml:space="preserve"> PAGEREF _Toc233459447 \h </w:instrText>
         </w:r>
         <w:r>
           <w:rPr>
@@ -990,7 +990,7 @@
           <w:szCs w:val="22"/>
         </w:rPr>
       </w:pPr>
-      <w:hyperlink w:anchor="_Toc233455312" w:history="1">
+      <w:hyperlink w:anchor="_Toc233459448" w:history="1">
         <w:r>
           <w:rPr>
             <w:rStyle w:val="Hyperlink"/>
@@ -1018,7 +1018,7 @@
             <w:noProof/>
             <w:webHidden/>
           </w:rPr>
-          <w:instrText xml:space="preserve"> PAGEREF _Toc233455312 \h </w:instrText>
+          <w:instrText xml:space="preserve"> PAGEREF _Toc233459448 \h </w:instrText>
         </w:r>
         <w:r>
           <w:rPr>
@@ -1063,7 +1063,7 @@
           <w:szCs w:val="22"/>
         </w:rPr>
       </w:pPr>
-      <w:hyperlink w:anchor="_Toc233455313" w:history="1">
+      <w:hyperlink w:anchor="_Toc233459449" w:history="1">
         <w:r>
           <w:rPr>
             <w:rStyle w:val="Hyperlink"/>
@@ -1090,7 +1090,7 @@
             <w:noProof/>
             <w:webHidden/>
           </w:rPr>
-          <w:instrText xml:space="preserve"> PAGEREF _Toc233455313 \h </w:instrText>
+          <w:instrText xml:space="preserve"> PAGEREF _Toc233459449 \h </w:instrText>
         </w:r>
         <w:r>
           <w:rPr>
@@ -1135,7 +1135,7 @@
           <w:szCs w:val="22"/>
         </w:rPr>
       </w:pPr>
-      <w:hyperlink w:anchor="_Toc233455314" w:history="1">
+      <w:hyperlink w:anchor="_Toc233459450" w:history="1">
         <w:r>
           <w:rPr>
             <w:rStyle w:val="Hyperlink"/>
@@ -1163,7 +1163,7 @@
             <w:noProof/>
             <w:webHidden/>
           </w:rPr>
-          <w:instrText xml:space="preserve"> PAGEREF _Toc233455314 \h </w:instrText>
+          <w:instrText xml:space="preserve"> PAGEREF _Toc233459450 \h </w:instrText>
         </w:r>
         <w:r>
           <w:rPr>
@@ -1208,7 +1208,7 @@
           <w:szCs w:val="22"/>
         </w:rPr>
       </w:pPr>
-      <w:hyperlink w:anchor="_Toc233455315" w:history="1">
+      <w:hyperlink w:anchor="_Toc233459451" w:history="1">
         <w:r>
           <w:rPr>
             <w:rStyle w:val="Hyperlink"/>
@@ -1236,7 +1236,7 @@
             <w:noProof/>
             <w:webHidden/>
           </w:rPr>
-          <w:instrText xml:space="preserve"> PAGEREF _Toc233455315 \h </w:instrText>
+          <w:instrText xml:space="preserve"> PAGEREF _Toc233459451 \h </w:instrText>
         </w:r>
         <w:r>
           <w:rPr>
@@ -1281,7 +1281,7 @@
           <w:szCs w:val="22"/>
         </w:rPr>
       </w:pPr>
-      <w:hyperlink w:anchor="_Toc233455316" w:history="1">
+      <w:hyperlink w:anchor="_Toc233459452" w:history="1">
         <w:r>
           <w:rPr>
             <w:rStyle w:val="Hyperlink"/>
@@ -1309,7 +1309,7 @@
             <w:noProof/>
             <w:webHidden/>
           </w:rPr>
-          <w:instrText xml:space="preserve"> PAGEREF _Toc233455316 \h </w:instrText>
+          <w:instrText xml:space="preserve"> PAGEREF _Toc233459452 \h </w:instrText>
         </w:r>
         <w:r>
           <w:rPr>
@@ -1354,7 +1354,7 @@
           <w:szCs w:val="22"/>
         </w:rPr>
       </w:pPr>
-      <w:hyperlink w:anchor="_Toc233455317" w:history="1">
+      <w:hyperlink w:anchor="_Toc233459453" w:history="1">
         <w:r>
           <w:rPr>
             <w:rStyle w:val="Hyperlink"/>
@@ -1382,7 +1382,7 @@
             <w:noProof/>
             <w:webHidden/>
           </w:rPr>
-          <w:instrText xml:space="preserve"> PAGEREF _Toc233455317 \h </w:instrText>
+          <w:instrText xml:space="preserve"> PAGEREF _Toc233459453 \h </w:instrText>
         </w:r>
         <w:r>
           <w:rPr>
@@ -1427,7 +1427,7 @@
           <w:szCs w:val="22"/>
         </w:rPr>
       </w:pPr>
-      <w:hyperlink w:anchor="_Toc233455318" w:history="1">
+      <w:hyperlink w:anchor="_Toc233459454" w:history="1">
         <w:r>
           <w:rPr>
             <w:rStyle w:val="Hyperlink"/>
@@ -1455,7 +1455,7 @@
             <w:noProof/>
             <w:webHidden/>
           </w:rPr>
-          <w:instrText xml:space="preserve"> PAGEREF _Toc233455318 \h </w:instrText>
+          <w:instrText xml:space="preserve"> PAGEREF _Toc233459454 \h </w:instrText>
         </w:r>
         <w:r>
           <w:rPr>
@@ -1500,7 +1500,7 @@
           <w:szCs w:val="22"/>
         </w:rPr>
       </w:pPr>
-      <w:hyperlink w:anchor="_Toc233455319" w:history="1">
+      <w:hyperlink w:anchor="_Toc233459455" w:history="1">
         <w:r>
           <w:rPr>
             <w:rStyle w:val="Hyperlink"/>
@@ -1528,7 +1528,7 @@
             <w:noProof/>
             <w:webHidden/>
           </w:rPr>
-          <w:instrText xml:space="preserve"> PAGEREF _Toc233455319 \h </w:instrText>
+          <w:instrText xml:space="preserve"> PAGEREF _Toc233459455 \h </w:instrText>
         </w:r>
         <w:r>
           <w:rPr>
@@ -1573,7 +1573,7 @@
           <w:szCs w:val="22"/>
         </w:rPr>
       </w:pPr>
-      <w:hyperlink w:anchor="_Toc233455320" w:history="1">
+      <w:hyperlink w:anchor="_Toc233459456" w:history="1">
         <w:r>
           <w:rPr>
             <w:rStyle w:val="Hyperlink"/>
@@ -1601,7 +1601,7 @@
             <w:noProof/>
             <w:webHidden/>
           </w:rPr>
-          <w:instrText xml:space="preserve"> PAGEREF _Toc233455320 \h </w:instrText>
+          <w:instrText xml:space="preserve"> PAGEREF _Toc233459456 \h </w:instrText>
         </w:r>
         <w:r>
           <w:rPr>
@@ -1646,7 +1646,7 @@
           <w:szCs w:val="22"/>
         </w:rPr>
       </w:pPr>
-      <w:hyperlink w:anchor="_Toc233455321" w:history="1">
+      <w:hyperlink w:anchor="_Toc233459457" w:history="1">
         <w:r>
           <w:rPr>
             <w:rStyle w:val="Hyperlink"/>
@@ -1704,7 +1704,7 @@
             <w:noProof/>
             <w:webHidden/>
           </w:rPr>
-          <w:instrText xml:space="preserve"> PAGEREF _Toc233455321 \h </w:instrText>
+          <w:instrText xml:space="preserve"> PAGEREF _Toc233459457 \h </w:instrText>
         </w:r>
         <w:r>
           <w:rPr>
@@ -1749,7 +1749,7 @@
           <w:szCs w:val="22"/>
         </w:rPr>
       </w:pPr>
-      <w:hyperlink w:anchor="_Toc233455322" w:history="1">
+      <w:hyperlink w:anchor="_Toc233459458" w:history="1">
         <w:r>
           <w:rPr>
             <w:rStyle w:val="Hyperlink"/>
@@ -1777,7 +1777,7 @@
             <w:noProof/>
             <w:webHidden/>
           </w:rPr>
-          <w:instrText xml:space="preserve"> PAGEREF _Toc233455322 \h </w:instrText>
+          <w:instrText xml:space="preserve"> PAGEREF _Toc233459458 \h </w:instrText>
         </w:r>
         <w:r>
           <w:rPr>
@@ -1822,7 +1822,7 @@
           <w:szCs w:val="22"/>
         </w:rPr>
       </w:pPr>
-      <w:hyperlink w:anchor="_Toc233455323" w:history="1">
+      <w:hyperlink w:anchor="_Toc233459459" w:history="1">
         <w:r>
           <w:rPr>
             <w:rStyle w:val="Hyperlink"/>
@@ -1850,7 +1850,7 @@
             <w:noProof/>
             <w:webHidden/>
           </w:rPr>
-          <w:instrText xml:space="preserve"> PAGEREF _Toc233455323 \h </w:instrText>
+          <w:instrText xml:space="preserve"> PAGEREF _Toc233459459 \h </w:instrText>
         </w:r>
         <w:r>
           <w:rPr>
@@ -1895,7 +1895,7 @@
           <w:szCs w:val="22"/>
         </w:rPr>
       </w:pPr>
-      <w:hyperlink w:anchor="_Toc233455324" w:history="1">
+      <w:hyperlink w:anchor="_Toc233459460" w:history="1">
         <w:r>
           <w:rPr>
             <w:rStyle w:val="Hyperlink"/>
@@ -1938,7 +1938,7 @@
             <w:noProof/>
             <w:webHidden/>
           </w:rPr>
-          <w:instrText xml:space="preserve"> PAGEREF _Toc233455324 \h </w:instrText>
+          <w:instrText xml:space="preserve"> PAGEREF _Toc233459460 \h </w:instrText>
         </w:r>
         <w:r>
           <w:rPr>
@@ -1983,7 +1983,7 @@
           <w:szCs w:val="22"/>
         </w:rPr>
       </w:pPr>
-      <w:hyperlink w:anchor="_Toc233455325" w:history="1">
+      <w:hyperlink w:anchor="_Toc233459461" w:history="1">
         <w:r>
           <w:rPr>
             <w:rStyle w:val="Hyperlink"/>
@@ -2026,7 +2026,7 @@
             <w:noProof/>
             <w:webHidden/>
           </w:rPr>
-          <w:instrText xml:space="preserve"> PAGEREF _Toc233455325 \h </w:instrText>
+          <w:instrText xml:space="preserve"> PAGEREF _Toc233459461 \h </w:instrText>
         </w:r>
         <w:r>
           <w:rPr>
@@ -2071,7 +2071,7 @@
           <w:szCs w:val="22"/>
         </w:rPr>
       </w:pPr>
-      <w:hyperlink w:anchor="_Toc233455326" w:history="1">
+      <w:hyperlink w:anchor="_Toc233459462" w:history="1">
         <w:r>
           <w:rPr>
             <w:rStyle w:val="Hyperlink"/>
@@ -2099,7 +2099,7 @@
             <w:noProof/>
             <w:webHidden/>
           </w:rPr>
-          <w:instrText xml:space="preserve"> PAGEREF _Toc233455326 \h </w:instrText>
+          <w:instrText xml:space="preserve"> PAGEREF _Toc233459462 \h </w:instrText>
         </w:r>
         <w:r>
           <w:rPr>
@@ -2144,7 +2144,7 @@
           <w:szCs w:val="22"/>
         </w:rPr>
       </w:pPr>
-      <w:hyperlink w:anchor="_Toc233455327" w:history="1">
+      <w:hyperlink w:anchor="_Toc233459463" w:history="1">
         <w:r>
           <w:rPr>
             <w:rStyle w:val="Hyperlink"/>
@@ -2172,7 +2172,7 @@
             <w:noProof/>
             <w:webHidden/>
           </w:rPr>
-          <w:instrText xml:space="preserve"> PAGEREF _Toc233455327 \h </w:instrText>
+          <w:instrText xml:space="preserve"> PAGEREF _Toc233459463 \h </w:instrText>
         </w:r>
         <w:r>
           <w:rPr>
@@ -2217,7 +2217,7 @@
           <w:szCs w:val="22"/>
         </w:rPr>
       </w:pPr>
-      <w:hyperlink w:anchor="_Toc233455328" w:history="1">
+      <w:hyperlink w:anchor="_Toc233459464" w:history="1">
         <w:r>
           <w:rPr>
             <w:rStyle w:val="Hyperlink"/>
@@ -2245,7 +2245,7 @@
             <w:noProof/>
             <w:webHidden/>
           </w:rPr>
-          <w:instrText xml:space="preserve"> PAGEREF _Toc233455328 \h </w:instrText>
+          <w:instrText xml:space="preserve"> PAGEREF _Toc233459464 \h </w:instrText>
         </w:r>
         <w:r>
           <w:rPr>
@@ -2290,7 +2290,7 @@
           <w:szCs w:val="22"/>
         </w:rPr>
       </w:pPr>
-      <w:hyperlink w:anchor="_Toc233455329" w:history="1">
+      <w:hyperlink w:anchor="_Toc233459465" w:history="1">
         <w:r>
           <w:rPr>
             <w:rStyle w:val="Hyperlink"/>
@@ -2318,7 +2318,7 @@
             <w:noProof/>
             <w:webHidden/>
           </w:rPr>
-          <w:instrText xml:space="preserve"> PAGEREF _Toc233455329 \h </w:instrText>
+          <w:instrText xml:space="preserve"> PAGEREF _Toc233459465 \h </w:instrText>
         </w:r>
         <w:r>
           <w:rPr>
@@ -2363,7 +2363,7 @@
           <w:szCs w:val="22"/>
         </w:rPr>
       </w:pPr>
-      <w:hyperlink w:anchor="_Toc233455330" w:history="1">
+      <w:hyperlink w:anchor="_Toc233459466" w:history="1">
         <w:r>
           <w:rPr>
             <w:rStyle w:val="Hyperlink"/>
@@ -2391,7 +2391,7 @@
             <w:noProof/>
             <w:webHidden/>
           </w:rPr>
-          <w:instrText xml:space="preserve"> PAGEREF _Toc233455330 \h </w:instrText>
+          <w:instrText xml:space="preserve"> PAGEREF _Toc233459466 \h </w:instrText>
         </w:r>
         <w:r>
           <w:rPr>
@@ -2436,7 +2436,7 @@
           <w:szCs w:val="22"/>
         </w:rPr>
       </w:pPr>
-      <w:hyperlink w:anchor="_Toc233455331" w:history="1">
+      <w:hyperlink w:anchor="_Toc233459467" w:history="1">
         <w:r>
           <w:rPr>
             <w:rStyle w:val="Hyperlink"/>
@@ -2464,7 +2464,7 @@
             <w:noProof/>
             <w:webHidden/>
           </w:rPr>
-          <w:instrText xml:space="preserve"> PAGEREF _Toc233455331 \h </w:instrText>
+          <w:instrText xml:space="preserve"> PAGEREF _Toc233459467 \h </w:instrText>
         </w:r>
         <w:r>
           <w:rPr>
@@ -2509,7 +2509,7 @@
           <w:szCs w:val="22"/>
         </w:rPr>
       </w:pPr>
-      <w:hyperlink w:anchor="_Toc233455332" w:history="1">
+      <w:hyperlink w:anchor="_Toc233459468" w:history="1">
         <w:r>
           <w:rPr>
             <w:rStyle w:val="Hyperlink"/>
@@ -2552,7 +2552,7 @@
             <w:noProof/>
             <w:webHidden/>
           </w:rPr>
-          <w:instrText xml:space="preserve"> PAGEREF _Toc233455332 \h </w:instrText>
+          <w:instrText xml:space="preserve"> PAGEREF _Toc233459468 \h </w:instrText>
         </w:r>
         <w:r>
           <w:rPr>
@@ -2597,7 +2597,7 @@
           <w:szCs w:val="22"/>
         </w:rPr>
       </w:pPr>
-      <w:hyperlink w:anchor="_Toc233455333" w:history="1">
+      <w:hyperlink w:anchor="_Toc233459469" w:history="1">
         <w:r>
           <w:rPr>
             <w:rStyle w:val="Hyperlink"/>
@@ -2625,7 +2625,7 @@
             <w:noProof/>
             <w:webHidden/>
           </w:rPr>
-          <w:instrText xml:space="preserve"> PAGEREF _Toc233455333 \h </w:instrText>
+          <w:instrText xml:space="preserve"> PAGEREF _Toc233459469 \h </w:instrText>
         </w:r>
         <w:r>
           <w:rPr>
@@ -2670,7 +2670,7 @@
           <w:szCs w:val="22"/>
         </w:rPr>
       </w:pPr>
-      <w:hyperlink w:anchor="_Toc233455334" w:history="1">
+      <w:hyperlink w:anchor="_Toc233459470" w:history="1">
         <w:r>
           <w:rPr>
             <w:rStyle w:val="Hyperlink"/>
@@ -2698,7 +2698,7 @@
             <w:noProof/>
             <w:webHidden/>
           </w:rPr>
-          <w:instrText xml:space="preserve"> PAGEREF _Toc233455334 \h </w:instrText>
+          <w:instrText xml:space="preserve"> PAGEREF _Toc233459470 \h </w:instrText>
         </w:r>
         <w:r>
           <w:rPr>
@@ -2743,7 +2743,7 @@
           <w:szCs w:val="22"/>
         </w:rPr>
       </w:pPr>
-      <w:hyperlink w:anchor="_Toc233455335" w:history="1">
+      <w:hyperlink w:anchor="_Toc233459471" w:history="1">
         <w:r>
           <w:rPr>
             <w:rStyle w:val="Hyperlink"/>
@@ -2771,7 +2771,7 @@
             <w:noProof/>
             <w:webHidden/>
           </w:rPr>
-          <w:instrText xml:space="preserve"> PAGEREF _Toc233455335 \h </w:instrText>
+          <w:instrText xml:space="preserve"> PAGEREF _Toc233459471 \h </w:instrText>
         </w:r>
         <w:r>
           <w:rPr>
@@ -2816,7 +2816,7 @@
           <w:szCs w:val="22"/>
         </w:rPr>
       </w:pPr>
-      <w:hyperlink w:anchor="_Toc233455336" w:history="1">
+      <w:hyperlink w:anchor="_Toc233459472" w:history="1">
         <w:r>
           <w:rPr>
             <w:rStyle w:val="Hyperlink"/>
@@ -2851,7 +2851,7 @@
             <w:noProof/>
             <w:webHidden/>
           </w:rPr>
-          <w:instrText xml:space="preserve"> PAGEREF _Toc233455336 \h </w:instrText>
+          <w:instrText xml:space="preserve"> PAGEREF _Toc233459472 \h </w:instrText>
         </w:r>
         <w:r>
           <w:rPr>
@@ -2896,7 +2896,7 @@
           <w:szCs w:val="22"/>
         </w:rPr>
       </w:pPr>
-      <w:hyperlink w:anchor="_Toc233455337" w:history="1">
+      <w:hyperlink w:anchor="_Toc233459473" w:history="1">
         <w:r>
           <w:rPr>
             <w:rStyle w:val="Hyperlink"/>
@@ -2924,7 +2924,7 @@
             <w:noProof/>
             <w:webHidden/>
           </w:rPr>
-          <w:instrText xml:space="preserve"> PAGEREF _Toc233455337 \h </w:instrText>
+          <w:instrText xml:space="preserve"> PAGEREF _Toc233459473 \h </w:instrText>
         </w:r>
         <w:r>
           <w:rPr>
@@ -2969,7 +2969,7 @@
           <w:szCs w:val="22"/>
         </w:rPr>
       </w:pPr>
-      <w:hyperlink w:anchor="_Toc233455338" w:history="1">
+      <w:hyperlink w:anchor="_Toc233459474" w:history="1">
         <w:r>
           <w:rPr>
             <w:rStyle w:val="Hyperlink"/>
@@ -2997,7 +2997,7 @@
             <w:noProof/>
             <w:webHidden/>
           </w:rPr>
-          <w:instrText xml:space="preserve"> PAGEREF _Toc233455338 \h </w:instrText>
+          <w:instrText xml:space="preserve"> PAGEREF _Toc233459474 \h </w:instrText>
         </w:r>
         <w:r>
           <w:rPr>
@@ -3042,7 +3042,7 @@
           <w:szCs w:val="22"/>
         </w:rPr>
       </w:pPr>
-      <w:hyperlink w:anchor="_Toc233455339" w:history="1">
+      <w:hyperlink w:anchor="_Toc233459475" w:history="1">
         <w:r>
           <w:rPr>
             <w:rStyle w:val="Hyperlink"/>
@@ -3070,7 +3070,7 @@
             <w:noProof/>
             <w:webHidden/>
           </w:rPr>
-          <w:instrText xml:space="preserve"> PAGEREF _Toc233455339 \h </w:instrText>
+          <w:instrText xml:space="preserve"> PAGEREF _Toc233459475 \h </w:instrText>
         </w:r>
         <w:r>
           <w:rPr>
@@ -3115,7 +3115,7 @@
           <w:szCs w:val="22"/>
         </w:rPr>
       </w:pPr>
-      <w:hyperlink w:anchor="_Toc233455340" w:history="1">
+      <w:hyperlink w:anchor="_Toc233459476" w:history="1">
         <w:r>
           <w:rPr>
             <w:rStyle w:val="Hyperlink"/>
@@ -3150,7 +3150,7 @@
             <w:noProof/>
             <w:webHidden/>
           </w:rPr>
-          <w:instrText xml:space="preserve"> PAGEREF _Toc233455340 \h </w:instrText>
+          <w:instrText xml:space="preserve"> PAGEREF _Toc233459476 \h </w:instrText>
         </w:r>
         <w:r>
           <w:rPr>
@@ -3195,7 +3195,7 @@
           <w:szCs w:val="22"/>
         </w:rPr>
       </w:pPr>
-      <w:hyperlink w:anchor="_Toc233455341" w:history="1">
+      <w:hyperlink w:anchor="_Toc233459477" w:history="1">
         <w:r>
           <w:rPr>
             <w:rStyle w:val="Hyperlink"/>
@@ -3238,7 +3238,7 @@
             <w:noProof/>
             <w:webHidden/>
           </w:rPr>
-          <w:instrText xml:space="preserve"> PAGEREF _Toc233455341 \h </w:instrText>
+          <w:instrText xml:space="preserve"> PAGEREF _Toc233459477 \h </w:instrText>
         </w:r>
         <w:r>
           <w:rPr>
@@ -3283,7 +3283,7 @@
           <w:szCs w:val="22"/>
         </w:rPr>
       </w:pPr>
-      <w:hyperlink w:anchor="_Toc233455342" w:history="1">
+      <w:hyperlink w:anchor="_Toc233459478" w:history="1">
         <w:r>
           <w:rPr>
             <w:rStyle w:val="Hyperlink"/>
@@ -3326,7 +3326,7 @@
             <w:noProof/>
             <w:webHidden/>
           </w:rPr>
-          <w:instrText xml:space="preserve"> PAGEREF _Toc233455342 \h </w:instrText>
+          <w:instrText xml:space="preserve"> PAGEREF _Toc233459478 \h </w:instrText>
         </w:r>
         <w:r>
           <w:rPr>
@@ -3371,7 +3371,7 @@
           <w:szCs w:val="22"/>
         </w:rPr>
       </w:pPr>
-      <w:hyperlink w:anchor="_Toc233455343" w:history="1">
+      <w:hyperlink w:anchor="_Toc233459479" w:history="1">
         <w:r>
           <w:rPr>
             <w:rStyle w:val="Hyperlink"/>
@@ -3399,7 +3399,7 @@
             <w:noProof/>
             <w:webHidden/>
           </w:rPr>
-          <w:instrText xml:space="preserve"> PAGEREF _Toc233455343 \h </w:instrText>
+          <w:instrText xml:space="preserve"> PAGEREF _Toc233459479 \h </w:instrText>
         </w:r>
         <w:r>
           <w:rPr>
@@ -3444,7 +3444,7 @@
           <w:szCs w:val="22"/>
         </w:rPr>
       </w:pPr>
-      <w:hyperlink w:anchor="_Toc233455344" w:history="1">
+      <w:hyperlink w:anchor="_Toc233459480" w:history="1">
         <w:r>
           <w:rPr>
             <w:rStyle w:val="Hyperlink"/>
@@ -3472,7 +3472,7 @@
             <w:noProof/>
             <w:webHidden/>
           </w:rPr>
-          <w:instrText xml:space="preserve"> PAGEREF _Toc233455344 \h </w:instrText>
+          <w:instrText xml:space="preserve"> PAGEREF _Toc233459480 \h </w:instrText>
         </w:r>
         <w:r>
           <w:rPr>
@@ -3517,7 +3517,7 @@
           <w:szCs w:val="22"/>
         </w:rPr>
       </w:pPr>
-      <w:hyperlink w:anchor="_Toc233455345" w:history="1">
+      <w:hyperlink w:anchor="_Toc233459481" w:history="1">
         <w:r>
           <w:rPr>
             <w:rStyle w:val="Hyperlink"/>
@@ -3545,7 +3545,7 @@
             <w:noProof/>
             <w:webHidden/>
           </w:rPr>
-          <w:instrText xml:space="preserve"> PAGEREF _Toc233455345 \h </w:instrText>
+          <w:instrText xml:space="preserve"> PAGEREF _Toc233459481 \h </w:instrText>
         </w:r>
         <w:r>
           <w:rPr>
@@ -3590,7 +3590,7 @@
           <w:szCs w:val="22"/>
         </w:rPr>
       </w:pPr>
-      <w:hyperlink w:anchor="_Toc233455346" w:history="1">
+      <w:hyperlink w:anchor="_Toc233459482" w:history="1">
         <w:r>
           <w:rPr>
             <w:rStyle w:val="Hyperlink"/>
@@ -3633,7 +3633,7 @@
             <w:noProof/>
             <w:webHidden/>
           </w:rPr>
-          <w:instrText xml:space="preserve"> PAGEREF _Toc233455346 \h </w:instrText>
+          <w:instrText xml:space="preserve"> PAGEREF _Toc233459482 \h </w:instrText>
         </w:r>
         <w:r>
           <w:rPr>
@@ -3678,7 +3678,7 @@
           <w:szCs w:val="22"/>
         </w:rPr>
       </w:pPr>
-      <w:hyperlink w:anchor="_Toc233455347" w:history="1">
+      <w:hyperlink w:anchor="_Toc233459483" w:history="1">
         <w:r>
           <w:rPr>
             <w:rStyle w:val="Hyperlink"/>
@@ -3728,7 +3728,7 @@
             <w:noProof/>
             <w:webHidden/>
           </w:rPr>
-          <w:instrText xml:space="preserve"> PAGEREF _Toc233455347 \h </w:instrText>
+          <w:instrText xml:space="preserve"> PAGEREF _Toc233459483 \h </w:instrText>
         </w:r>
         <w:r>
           <w:rPr>
@@ -3773,7 +3773,7 @@
           <w:szCs w:val="22"/>
         </w:rPr>
       </w:pPr>
-      <w:hyperlink w:anchor="_Toc233455348" w:history="1">
+      <w:hyperlink w:anchor="_Toc233459484" w:history="1">
         <w:r>
           <w:rPr>
             <w:rStyle w:val="Hyperlink"/>
@@ -3801,7 +3801,7 @@
             <w:noProof/>
             <w:webHidden/>
           </w:rPr>
-          <w:instrText xml:space="preserve"> PAGEREF _Toc233455348 \h </w:instrText>
+          <w:instrText xml:space="preserve"> PAGEREF _Toc233459484 \h </w:instrText>
         </w:r>
         <w:r>
           <w:rPr>
@@ -3846,7 +3846,7 @@
           <w:szCs w:val="22"/>
         </w:rPr>
       </w:pPr>
-      <w:hyperlink w:anchor="_Toc233455349" w:history="1">
+      <w:hyperlink w:anchor="_Toc233459485" w:history="1">
         <w:r>
           <w:rPr>
             <w:rStyle w:val="Hyperlink"/>
@@ -3874,7 +3874,7 @@
             <w:noProof/>
             <w:webHidden/>
           </w:rPr>
-          <w:instrText xml:space="preserve"> PAGEREF _Toc233455349 \h </w:instrText>
+          <w:instrText xml:space="preserve"> PAGEREF _Toc233459485 \h </w:instrText>
         </w:r>
         <w:r>
           <w:rPr>
@@ -3919,7 +3919,7 @@
           <w:szCs w:val="22"/>
         </w:rPr>
       </w:pPr>
-      <w:hyperlink w:anchor="_Toc233455350" w:history="1">
+      <w:hyperlink w:anchor="_Toc233459486" w:history="1">
         <w:r>
           <w:rPr>
             <w:rStyle w:val="Hyperlink"/>
@@ -3947,7 +3947,7 @@
             <w:noProof/>
             <w:webHidden/>
           </w:rPr>
-          <w:instrText xml:space="preserve"> PAGEREF _Toc233455350 \h </w:instrText>
+          <w:instrText xml:space="preserve"> PAGEREF _Toc233459486 \h </w:instrText>
         </w:r>
         <w:r>
           <w:rPr>
@@ -3992,7 +3992,7 @@
           <w:szCs w:val="22"/>
         </w:rPr>
       </w:pPr>
-      <w:hyperlink w:anchor="_Toc233455351" w:history="1">
+      <w:hyperlink w:anchor="_Toc233459487" w:history="1">
         <w:r>
           <w:rPr>
             <w:rStyle w:val="Hyperlink"/>
@@ -4020,7 +4020,7 @@
             <w:noProof/>
             <w:webHidden/>
           </w:rPr>
-          <w:instrText xml:space="preserve"> PAGEREF _Toc233455351 \h </w:instrText>
+          <w:instrText xml:space="preserve"> PAGEREF _Toc233459487 \h </w:instrText>
         </w:r>
         <w:r>
           <w:rPr>
@@ -4065,7 +4065,7 @@
           <w:szCs w:val="22"/>
         </w:rPr>
       </w:pPr>
-      <w:hyperlink w:anchor="_Toc233455352" w:history="1">
+      <w:hyperlink w:anchor="_Toc233459488" w:history="1">
         <w:r>
           <w:rPr>
             <w:rStyle w:val="Hyperlink"/>
@@ -4093,7 +4093,7 @@
             <w:noProof/>
             <w:webHidden/>
           </w:rPr>
-          <w:instrText xml:space="preserve"> PAGEREF _Toc233455352 \h </w:instrText>
+          <w:instrText xml:space="preserve"> PAGEREF _Toc233459488 \h </w:instrText>
         </w:r>
         <w:r>
           <w:rPr>
@@ -4138,7 +4138,7 @@
           <w:szCs w:val="22"/>
         </w:rPr>
       </w:pPr>
-      <w:hyperlink w:anchor="_Toc233455353" w:history="1">
+      <w:hyperlink w:anchor="_Toc233459489" w:history="1">
         <w:r>
           <w:rPr>
             <w:rStyle w:val="Hyperlink"/>
@@ -4166,7 +4166,7 @@
             <w:noProof/>
             <w:webHidden/>
           </w:rPr>
-          <w:instrText xml:space="preserve"> PAGEREF _Toc233455353 \h </w:instrText>
+          <w:instrText xml:space="preserve"> PAGEREF _Toc233459489 \h </w:instrText>
         </w:r>
         <w:r>
           <w:rPr>
@@ -4211,7 +4211,7 @@
           <w:szCs w:val="22"/>
         </w:rPr>
       </w:pPr>
-      <w:hyperlink w:anchor="_Toc233455354" w:history="1">
+      <w:hyperlink w:anchor="_Toc233459490" w:history="1">
         <w:r>
           <w:rPr>
             <w:rStyle w:val="Hyperlink"/>
@@ -4239,7 +4239,7 @@
             <w:noProof/>
             <w:webHidden/>
           </w:rPr>
-          <w:instrText xml:space="preserve"> PAGEREF _Toc233455354 \h </w:instrText>
+          <w:instrText xml:space="preserve"> PAGEREF _Toc233459490 \h </w:instrText>
         </w:r>
         <w:r>
           <w:rPr>
@@ -4284,7 +4284,7 @@
           <w:szCs w:val="22"/>
         </w:rPr>
       </w:pPr>
-      <w:hyperlink w:anchor="_Toc233455355" w:history="1">
+      <w:hyperlink w:anchor="_Toc233459491" w:history="1">
         <w:r>
           <w:rPr>
             <w:rStyle w:val="Hyperlink"/>
@@ -4327,7 +4327,7 @@
             <w:noProof/>
             <w:webHidden/>
           </w:rPr>
-          <w:instrText xml:space="preserve"> PAGEREF _Toc233455355 \h </w:instrText>
+          <w:instrText xml:space="preserve"> PAGEREF _Toc233459491 \h </w:instrText>
         </w:r>
         <w:r>
           <w:rPr>
@@ -4372,7 +4372,7 @@
           <w:szCs w:val="22"/>
         </w:rPr>
       </w:pPr>
-      <w:hyperlink w:anchor="_Toc233455356" w:history="1">
+      <w:hyperlink w:anchor="_Toc233459492" w:history="1">
         <w:r>
           <w:rPr>
             <w:rStyle w:val="Hyperlink"/>
@@ -4400,7 +4400,7 @@
             <w:noProof/>
             <w:webHidden/>
           </w:rPr>
-          <w:instrText xml:space="preserve"> PAGEREF _Toc233455356 \h </w:instrText>
+          <w:instrText xml:space="preserve"> PAGEREF _Toc233459492 \h </w:instrText>
         </w:r>
         <w:r>
           <w:rPr>
@@ -4445,7 +4445,7 @@
           <w:szCs w:val="22"/>
         </w:rPr>
       </w:pPr>
-      <w:hyperlink w:anchor="_Toc233455357" w:history="1">
+      <w:hyperlink w:anchor="_Toc233459493" w:history="1">
         <w:r>
           <w:rPr>
             <w:rStyle w:val="Hyperlink"/>
@@ -4473,7 +4473,7 @@
             <w:noProof/>
             <w:webHidden/>
           </w:rPr>
-          <w:instrText xml:space="preserve"> PAGEREF _Toc233455357 \h </w:instrText>
+          <w:instrText xml:space="preserve"> PAGEREF _Toc233459493 \h </w:instrText>
         </w:r>
         <w:r>
           <w:rPr>
@@ -4518,7 +4518,7 @@
           <w:szCs w:val="22"/>
         </w:rPr>
       </w:pPr>
-      <w:hyperlink w:anchor="_Toc233455358" w:history="1">
+      <w:hyperlink w:anchor="_Toc233459494" w:history="1">
         <w:r>
           <w:rPr>
             <w:rStyle w:val="Hyperlink"/>
@@ -4546,7 +4546,7 @@
             <w:noProof/>
             <w:webHidden/>
           </w:rPr>
-          <w:instrText xml:space="preserve"> PAGEREF _Toc233455358 \h </w:instrText>
+          <w:instrText xml:space="preserve"> PAGEREF _Toc233459494 \h </w:instrText>
         </w:r>
         <w:r>
           <w:rPr>
@@ -4591,7 +4591,7 @@
           <w:szCs w:val="22"/>
         </w:rPr>
       </w:pPr>
-      <w:hyperlink w:anchor="_Toc233455359" w:history="1">
+      <w:hyperlink w:anchor="_Toc233459495" w:history="1">
         <w:r>
           <w:rPr>
             <w:rStyle w:val="Hyperlink"/>
@@ -4626,7 +4626,7 @@
             <w:noProof/>
             <w:webHidden/>
           </w:rPr>
-          <w:instrText xml:space="preserve"> PAGEREF _Toc233455359 \h </w:instrText>
+          <w:instrText xml:space="preserve"> PAGEREF _Toc233459495 \h </w:instrText>
         </w:r>
         <w:r>
           <w:rPr>
@@ -4671,7 +4671,7 @@
           <w:szCs w:val="22"/>
         </w:rPr>
       </w:pPr>
-      <w:hyperlink w:anchor="_Toc233455360" w:history="1">
+      <w:hyperlink w:anchor="_Toc233459496" w:history="1">
         <w:r>
           <w:rPr>
             <w:rStyle w:val="Hyperlink"/>
@@ -4699,7 +4699,7 @@
             <w:noProof/>
             <w:webHidden/>
           </w:rPr>
-          <w:instrText xml:space="preserve"> PAGEREF _Toc233455360 \h </w:instrText>
+          <w:instrText xml:space="preserve"> PAGEREF _Toc233459496 \h </w:instrText>
         </w:r>
         <w:r>
           <w:rPr>
@@ -4744,7 +4744,7 @@
           <w:szCs w:val="22"/>
         </w:rPr>
       </w:pPr>
-      <w:hyperlink w:anchor="_Toc233455361" w:history="1">
+      <w:hyperlink w:anchor="_Toc233459497" w:history="1">
         <w:r>
           <w:rPr>
             <w:rStyle w:val="Hyperlink"/>
@@ -4772,7 +4772,7 @@
             <w:noProof/>
             <w:webHidden/>
           </w:rPr>
-          <w:instrText xml:space="preserve"> PAGEREF _Toc233455361 \h </w:instrText>
+          <w:instrText xml:space="preserve"> PAGEREF _Toc233459497 \h </w:instrText>
         </w:r>
         <w:r>
           <w:rPr>
@@ -4817,7 +4817,7 @@
           <w:szCs w:val="22"/>
         </w:rPr>
       </w:pPr>
-      <w:hyperlink w:anchor="_Toc233455362" w:history="1">
+      <w:hyperlink w:anchor="_Toc233459498" w:history="1">
         <w:r>
           <w:rPr>
             <w:rStyle w:val="Hyperlink"/>
@@ -4860,7 +4860,7 @@
             <w:noProof/>
             <w:webHidden/>
           </w:rPr>
-          <w:instrText xml:space="preserve"> PAGEREF _Toc233455362 \h </w:instrText>
+          <w:instrText xml:space="preserve"> PAGEREF _Toc233459498 \h </w:instrText>
         </w:r>
         <w:r>
           <w:rPr>
@@ -4905,7 +4905,7 @@
           <w:szCs w:val="22"/>
         </w:rPr>
       </w:pPr>
-      <w:hyperlink w:anchor="_Toc233455363" w:history="1">
+      <w:hyperlink w:anchor="_Toc233459499" w:history="1">
         <w:r>
           <w:rPr>
             <w:rStyle w:val="Hyperlink"/>
@@ -4948,7 +4948,7 @@
             <w:noProof/>
             <w:webHidden/>
           </w:rPr>
-          <w:instrText xml:space="preserve"> PAGEREF _Toc233455363 \h </w:instrText>
+          <w:instrText xml:space="preserve"> PAGEREF _Toc233459499 \h </w:instrText>
         </w:r>
         <w:r>
           <w:rPr>
@@ -4993,7 +4993,7 @@
           <w:szCs w:val="22"/>
         </w:rPr>
       </w:pPr>
-      <w:hyperlink w:anchor="_Toc233455364" w:history="1">
+      <w:hyperlink w:anchor="_Toc233459500" w:history="1">
         <w:r>
           <w:rPr>
             <w:rStyle w:val="Hyperlink"/>
@@ -5036,7 +5036,7 @@
             <w:noProof/>
             <w:webHidden/>
           </w:rPr>
-          <w:instrText xml:space="preserve"> PAGEREF _Toc233455364 \h </w:instrText>
+          <w:instrText xml:space="preserve"> PAGEREF _Toc233459500 \h </w:instrText>
         </w:r>
         <w:r>
           <w:rPr>
@@ -5081,7 +5081,7 @@
           <w:szCs w:val="22"/>
         </w:rPr>
       </w:pPr>
-      <w:hyperlink w:anchor="_Toc233455365" w:history="1">
+      <w:hyperlink w:anchor="_Toc233459501" w:history="1">
         <w:r>
           <w:rPr>
             <w:rStyle w:val="Hyperlink"/>
@@ -5124,7 +5124,7 @@
             <w:noProof/>
             <w:webHidden/>
           </w:rPr>
-          <w:instrText xml:space="preserve"> PAGEREF _Toc233455365 \h </w:instrText>
+          <w:instrText xml:space="preserve"> PAGEREF _Toc233459501 \h </w:instrText>
         </w:r>
         <w:r>
           <w:rPr>
@@ -5169,7 +5169,7 @@
           <w:szCs w:val="22"/>
         </w:rPr>
       </w:pPr>
-      <w:hyperlink w:anchor="_Toc233455366" w:history="1">
+      <w:hyperlink w:anchor="_Toc233459502" w:history="1">
         <w:r>
           <w:rPr>
             <w:rStyle w:val="Hyperlink"/>
@@ -5197,7 +5197,7 @@
             <w:noProof/>
             <w:webHidden/>
           </w:rPr>
-          <w:instrText xml:space="preserve"> PAGEREF _Toc233455366 \h </w:instrText>
+          <w:instrText xml:space="preserve"> PAGEREF _Toc233459502 \h </w:instrText>
         </w:r>
         <w:r>
           <w:rPr>
@@ -5242,7 +5242,7 @@
           <w:szCs w:val="22"/>
         </w:rPr>
       </w:pPr>
-      <w:hyperlink w:anchor="_Toc233455367" w:history="1">
+      <w:hyperlink w:anchor="_Toc233459503" w:history="1">
         <w:r>
           <w:rPr>
             <w:rStyle w:val="Hyperlink"/>
@@ -5270,7 +5270,7 @@
             <w:noProof/>
             <w:webHidden/>
           </w:rPr>
-          <w:instrText xml:space="preserve"> PAGEREF _Toc233455367 \h </w:instrText>
+          <w:instrText xml:space="preserve"> PAGEREF _Toc233459503 \h </w:instrText>
         </w:r>
         <w:r>
           <w:rPr>
@@ -5315,7 +5315,7 @@
           <w:szCs w:val="22"/>
         </w:rPr>
       </w:pPr>
-      <w:hyperlink w:anchor="_Toc233455368" w:history="1">
+      <w:hyperlink w:anchor="_Toc233459504" w:history="1">
         <w:r>
           <w:rPr>
             <w:rStyle w:val="Hyperlink"/>
@@ -5343,7 +5343,7 @@
             <w:noProof/>
             <w:webHidden/>
           </w:rPr>
-          <w:instrText xml:space="preserve"> PAGEREF _Toc233455368 \h </w:instrText>
+          <w:instrText xml:space="preserve"> PAGEREF _Toc233459504 \h </w:instrText>
         </w:r>
         <w:r>
           <w:rPr>
@@ -5388,7 +5388,7 @@
           <w:szCs w:val="22"/>
         </w:rPr>
       </w:pPr>
-      <w:hyperlink w:anchor="_Toc233455369" w:history="1">
+      <w:hyperlink w:anchor="_Toc233459505" w:history="1">
         <w:r>
           <w:rPr>
             <w:rStyle w:val="Hyperlink"/>
@@ -5431,7 +5431,7 @@
             <w:noProof/>
             <w:webHidden/>
           </w:rPr>
-          <w:instrText xml:space="preserve"> PAGEREF _Toc233455369 \h </w:instrText>
+          <w:instrText xml:space="preserve"> PAGEREF _Toc233459505 \h </w:instrText>
         </w:r>
         <w:r>
           <w:rPr>
@@ -5476,7 +5476,7 @@
           <w:szCs w:val="22"/>
         </w:rPr>
       </w:pPr>
-      <w:hyperlink w:anchor="_Toc233455370" w:history="1">
+      <w:hyperlink w:anchor="_Toc233459506" w:history="1">
         <w:r>
           <w:rPr>
             <w:rStyle w:val="Hyperlink"/>
@@ -5519,7 +5519,7 @@
             <w:noProof/>
             <w:webHidden/>
           </w:rPr>
-          <w:instrText xml:space="preserve"> PAGEREF _Toc233455370 \h </w:instrText>
+          <w:instrText xml:space="preserve"> PAGEREF _Toc233459506 \h </w:instrText>
         </w:r>
         <w:r>
           <w:rPr>
@@ -5564,7 +5564,7 @@
           <w:szCs w:val="22"/>
         </w:rPr>
       </w:pPr>
-      <w:hyperlink w:anchor="_Toc233455371" w:history="1">
+      <w:hyperlink w:anchor="_Toc233459507" w:history="1">
         <w:r>
           <w:rPr>
             <w:rStyle w:val="Hyperlink"/>
@@ -5592,7 +5592,7 @@
             <w:noProof/>
             <w:webHidden/>
           </w:rPr>
-          <w:instrText xml:space="preserve"> PAGEREF _Toc233455371 \h </w:instrText>
+          <w:instrText xml:space="preserve"> PAGEREF _Toc233459507 \h </w:instrText>
         </w:r>
         <w:r>
           <w:rPr>
@@ -5637,7 +5637,7 @@
           <w:szCs w:val="22"/>
         </w:rPr>
       </w:pPr>
-      <w:hyperlink w:anchor="_Toc233455372" w:history="1">
+      <w:hyperlink w:anchor="_Toc233459508" w:history="1">
         <w:r>
           <w:rPr>
             <w:rStyle w:val="Hyperlink"/>
@@ -5680,7 +5680,7 @@
             <w:noProof/>
             <w:webHidden/>
           </w:rPr>
-          <w:instrText xml:space="preserve"> PAGEREF _Toc233455372 \h </w:instrText>
+          <w:instrText xml:space="preserve"> PAGEREF _Toc233459508 \h </w:instrText>
         </w:r>
         <w:r>
           <w:rPr>
@@ -5725,7 +5725,7 @@
           <w:szCs w:val="22"/>
         </w:rPr>
       </w:pPr>
-      <w:hyperlink w:anchor="_Toc233455373" w:history="1">
+      <w:hyperlink w:anchor="_Toc233459509" w:history="1">
         <w:r>
           <w:rPr>
             <w:rStyle w:val="Hyperlink"/>
@@ -5753,7 +5753,7 @@
             <w:noProof/>
             <w:webHidden/>
           </w:rPr>
-          <w:instrText xml:space="preserve"> PAGEREF _Toc233455373 \h </w:instrText>
+          <w:instrText xml:space="preserve"> PAGEREF _Toc233459509 \h </w:instrText>
         </w:r>
         <w:r>
           <w:rPr>
@@ -5798,7 +5798,7 @@
           <w:szCs w:val="22"/>
         </w:rPr>
       </w:pPr>
-      <w:hyperlink w:anchor="_Toc233455374" w:history="1">
+      <w:hyperlink w:anchor="_Toc233459510" w:history="1">
         <w:r>
           <w:rPr>
             <w:rStyle w:val="Hyperlink"/>
@@ -5841,7 +5841,7 @@
             <w:noProof/>
             <w:webHidden/>
           </w:rPr>
-          <w:instrText xml:space="preserve"> PAGEREF _Toc233455374 \h </w:instrText>
+          <w:instrText xml:space="preserve"> PAGEREF _Toc233459510 \h </w:instrText>
         </w:r>
         <w:r>
           <w:rPr>
@@ -5886,7 +5886,7 @@
           <w:szCs w:val="22"/>
         </w:rPr>
       </w:pPr>
-      <w:hyperlink w:anchor="_Toc233455375" w:history="1">
+      <w:hyperlink w:anchor="_Toc233459511" w:history="1">
         <w:r>
           <w:rPr>
             <w:rStyle w:val="Hyperlink"/>
@@ -5914,7 +5914,7 @@
             <w:noProof/>
             <w:webHidden/>
           </w:rPr>
-          <w:instrText xml:space="preserve"> PAGEREF _Toc233455375 \h </w:instrText>
+          <w:instrText xml:space="preserve"> PAGEREF _Toc233459511 \h </w:instrText>
         </w:r>
         <w:r>
           <w:rPr>
@@ -5959,7 +5959,7 @@
           <w:szCs w:val="22"/>
         </w:rPr>
       </w:pPr>
-      <w:hyperlink w:anchor="_Toc233455376" w:history="1">
+      <w:hyperlink w:anchor="_Toc233459512" w:history="1">
         <w:r>
           <w:rPr>
             <w:rStyle w:val="Hyperlink"/>
@@ -5987,7 +5987,7 @@
             <w:noProof/>
             <w:webHidden/>
           </w:rPr>
-          <w:instrText xml:space="preserve"> PAGEREF _Toc233455376 \h </w:instrText>
+          <w:instrText xml:space="preserve"> PAGEREF _Toc233459512 \h </w:instrText>
         </w:r>
         <w:r>
           <w:rPr>
@@ -6032,7 +6032,7 @@
           <w:szCs w:val="22"/>
         </w:rPr>
       </w:pPr>
-      <w:hyperlink w:anchor="_Toc233455377" w:history="1">
+      <w:hyperlink w:anchor="_Toc233459513" w:history="1">
         <w:r>
           <w:rPr>
             <w:rStyle w:val="Hyperlink"/>
@@ -6060,7 +6060,7 @@
             <w:noProof/>
             <w:webHidden/>
           </w:rPr>
-          <w:instrText xml:space="preserve"> PAGEREF _Toc233455377 \h </w:instrText>
+          <w:instrText xml:space="preserve"> PAGEREF _Toc233459513 \h </w:instrText>
         </w:r>
         <w:r>
           <w:rPr>
@@ -6105,7 +6105,7 @@
           <w:szCs w:val="22"/>
         </w:rPr>
       </w:pPr>
-      <w:hyperlink w:anchor="_Toc233455378" w:history="1">
+      <w:hyperlink w:anchor="_Toc233459514" w:history="1">
         <w:r>
           <w:rPr>
             <w:rStyle w:val="Hyperlink"/>
@@ -6133,7 +6133,7 @@
             <w:noProof/>
             <w:webHidden/>
           </w:rPr>
-          <w:instrText xml:space="preserve"> PAGEREF _Toc233455378 \h </w:instrText>
+          <w:instrText xml:space="preserve"> PAGEREF _Toc233459514 \h </w:instrText>
         </w:r>
         <w:r>
           <w:rPr>
@@ -6178,7 +6178,7 @@
           <w:szCs w:val="22"/>
         </w:rPr>
       </w:pPr>
-      <w:hyperlink w:anchor="_Toc233455379" w:history="1">
+      <w:hyperlink w:anchor="_Toc233459515" w:history="1">
         <w:r>
           <w:rPr>
             <w:rStyle w:val="Hyperlink"/>
@@ -6206,7 +6206,7 @@
             <w:noProof/>
             <w:webHidden/>
           </w:rPr>
-          <w:instrText xml:space="preserve"> PAGEREF _Toc233455379 \h </w:instrText>
+          <w:instrText xml:space="preserve"> PAGEREF _Toc233459515 \h </w:instrText>
         </w:r>
         <w:r>
           <w:rPr>
@@ -6251,7 +6251,7 @@
           <w:szCs w:val="22"/>
         </w:rPr>
       </w:pPr>
-      <w:hyperlink w:anchor="_Toc233455380" w:history="1">
+      <w:hyperlink w:anchor="_Toc233459516" w:history="1">
         <w:r>
           <w:rPr>
             <w:rStyle w:val="Hyperlink"/>
@@ -6279,7 +6279,7 @@
             <w:noProof/>
             <w:webHidden/>
           </w:rPr>
-          <w:instrText xml:space="preserve"> PAGEREF _Toc233455380 \h </w:instrText>
+          <w:instrText xml:space="preserve"> PAGEREF _Toc233459516 \h </w:instrText>
         </w:r>
         <w:r>
           <w:rPr>
@@ -6324,7 +6324,7 @@
           <w:szCs w:val="22"/>
         </w:rPr>
       </w:pPr>
-      <w:hyperlink w:anchor="_Toc233455381" w:history="1">
+      <w:hyperlink w:anchor="_Toc233459517" w:history="1">
         <w:r>
           <w:rPr>
             <w:rStyle w:val="Hyperlink"/>
@@ -6352,7 +6352,7 @@
             <w:noProof/>
             <w:webHidden/>
           </w:rPr>
-          <w:instrText xml:space="preserve"> PAGEREF _Toc233455381 \h </w:instrText>
+          <w:instrText xml:space="preserve"> PAGEREF _Toc233459517 \h </w:instrText>
         </w:r>
         <w:r>
           <w:rPr>
@@ -6397,7 +6397,7 @@
           <w:szCs w:val="22"/>
         </w:rPr>
       </w:pPr>
-      <w:hyperlink w:anchor="_Toc233455382" w:history="1">
+      <w:hyperlink w:anchor="_Toc233459518" w:history="1">
         <w:r>
           <w:rPr>
             <w:rStyle w:val="Hyperlink"/>
@@ -6425,7 +6425,7 @@
             <w:noProof/>
             <w:webHidden/>
           </w:rPr>
-          <w:instrText xml:space="preserve"> PAGEREF _Toc233455382 \h </w:instrText>
+          <w:instrText xml:space="preserve"> PAGEREF _Toc233459518 \h </w:instrText>
         </w:r>
         <w:r>
           <w:rPr>
@@ -6470,7 +6470,7 @@
           <w:szCs w:val="22"/>
         </w:rPr>
       </w:pPr>
-      <w:hyperlink w:anchor="_Toc233455383" w:history="1">
+      <w:hyperlink w:anchor="_Toc233459519" w:history="1">
         <w:r>
           <w:rPr>
             <w:rStyle w:val="Hyperlink"/>
@@ -6513,7 +6513,7 @@
             <w:noProof/>
             <w:webHidden/>
           </w:rPr>
-          <w:instrText xml:space="preserve"> PAGEREF _Toc233455383 \h </w:instrText>
+          <w:instrText xml:space="preserve"> PAGEREF _Toc233459519 \h </w:instrText>
         </w:r>
         <w:r>
           <w:rPr>
@@ -6558,7 +6558,7 @@
           <w:szCs w:val="22"/>
         </w:rPr>
       </w:pPr>
-      <w:hyperlink w:anchor="_Toc233455384" w:history="1">
+      <w:hyperlink w:anchor="_Toc233459520" w:history="1">
         <w:r>
           <w:rPr>
             <w:rStyle w:val="Hyperlink"/>
@@ -6601,7 +6601,7 @@
             <w:noProof/>
             <w:webHidden/>
           </w:rPr>
-          <w:instrText xml:space="preserve"> PAGEREF _Toc233455384 \h </w:instrText>
+          <w:instrText xml:space="preserve"> PAGEREF _Toc233459520 \h </w:instrText>
         </w:r>
         <w:r>
           <w:rPr>
@@ -6646,7 +6646,7 @@
           <w:szCs w:val="22"/>
         </w:rPr>
       </w:pPr>
-      <w:hyperlink w:anchor="_Toc233455385" w:history="1">
+      <w:hyperlink w:anchor="_Toc233459521" w:history="1">
         <w:r>
           <w:rPr>
             <w:rStyle w:val="Hyperlink"/>
@@ -6674,7 +6674,7 @@
             <w:noProof/>
             <w:webHidden/>
           </w:rPr>
-          <w:instrText xml:space="preserve"> PAGEREF _Toc233455385 \h </w:instrText>
+          <w:instrText xml:space="preserve"> PAGEREF _Toc233459521 \h </w:instrText>
         </w:r>
         <w:r>
           <w:rPr>
@@ -6719,7 +6719,7 @@
           <w:szCs w:val="22"/>
         </w:rPr>
       </w:pPr>
-      <w:hyperlink w:anchor="_Toc233455386" w:history="1">
+      <w:hyperlink w:anchor="_Toc233459522" w:history="1">
         <w:r>
           <w:rPr>
             <w:rStyle w:val="Hyperlink"/>
@@ -6747,7 +6747,7 @@
             <w:noProof/>
             <w:webHidden/>
           </w:rPr>
-          <w:instrText xml:space="preserve"> PAGEREF _Toc233455386 \h </w:instrText>
+          <w:instrText xml:space="preserve"> PAGEREF _Toc233459522 \h </w:instrText>
         </w:r>
         <w:r>
           <w:rPr>
@@ -6792,7 +6792,7 @@
           <w:szCs w:val="22"/>
         </w:rPr>
       </w:pPr>
-      <w:hyperlink w:anchor="_Toc233455387" w:history="1">
+      <w:hyperlink w:anchor="_Toc233459523" w:history="1">
         <w:r>
           <w:rPr>
             <w:rStyle w:val="Hyperlink"/>
@@ -6820,7 +6820,7 @@
             <w:noProof/>
             <w:webHidden/>
           </w:rPr>
-          <w:instrText xml:space="preserve"> PAGEREF _Toc233455387 \h </w:instrText>
+          <w:instrText xml:space="preserve"> PAGEREF _Toc233459523 \h </w:instrText>
         </w:r>
         <w:r>
           <w:rPr>
@@ -6865,7 +6865,7 @@
           <w:szCs w:val="22"/>
         </w:rPr>
       </w:pPr>
-      <w:hyperlink w:anchor="_Toc233455388" w:history="1">
+      <w:hyperlink w:anchor="_Toc233459524" w:history="1">
         <w:r>
           <w:rPr>
             <w:rStyle w:val="Hyperlink"/>
@@ -6893,7 +6893,7 @@
             <w:noProof/>
             <w:webHidden/>
           </w:rPr>
-          <w:instrText xml:space="preserve"> PAGEREF _Toc233455388 \h </w:instrText>
+          <w:instrText xml:space="preserve"> PAGEREF _Toc233459524 \h </w:instrText>
         </w:r>
         <w:r>
           <w:rPr>
@@ -6938,7 +6938,7 @@
           <w:szCs w:val="22"/>
         </w:rPr>
       </w:pPr>
-      <w:hyperlink w:anchor="_Toc233455389" w:history="1">
+      <w:hyperlink w:anchor="_Toc233459525" w:history="1">
         <w:r>
           <w:rPr>
             <w:rStyle w:val="Hyperlink"/>
@@ -6966,7 +6966,7 @@
             <w:noProof/>
             <w:webHidden/>
           </w:rPr>
-          <w:instrText xml:space="preserve"> PAGEREF _Toc233455389 \h </w:instrText>
+          <w:instrText xml:space="preserve"> PAGEREF _Toc233459525 \h </w:instrText>
         </w:r>
         <w:r>
           <w:rPr>
@@ -7011,7 +7011,7 @@
           <w:szCs w:val="22"/>
         </w:rPr>
       </w:pPr>
-      <w:hyperlink w:anchor="_Toc233455390" w:history="1">
+      <w:hyperlink w:anchor="_Toc233459526" w:history="1">
         <w:r>
           <w:rPr>
             <w:rStyle w:val="Hyperlink"/>
@@ -7039,7 +7039,7 @@
             <w:noProof/>
             <w:webHidden/>
           </w:rPr>
-          <w:instrText xml:space="preserve"> PAGEREF _Toc233455390 \h </w:instrText>
+          <w:instrText xml:space="preserve"> PAGEREF _Toc233459526 \h </w:instrText>
         </w:r>
         <w:r>
           <w:rPr>
@@ -7084,7 +7084,7 @@
           <w:szCs w:val="22"/>
         </w:rPr>
       </w:pPr>
-      <w:hyperlink w:anchor="_Toc233455391" w:history="1">
+      <w:hyperlink w:anchor="_Toc233459527" w:history="1">
         <w:r>
           <w:rPr>
             <w:rStyle w:val="Hyperlink"/>
@@ -7119,7 +7119,7 @@
             <w:noProof/>
             <w:webHidden/>
           </w:rPr>
-          <w:instrText xml:space="preserve"> PAGEREF _Toc233455391 \h </w:instrText>
+          <w:instrText xml:space="preserve"> PAGEREF _Toc233459527 \h </w:instrText>
         </w:r>
         <w:r>
           <w:rPr>
@@ -7164,7 +7164,7 @@
           <w:szCs w:val="22"/>
         </w:rPr>
       </w:pPr>
-      <w:hyperlink w:anchor="_Toc233455392" w:history="1">
+      <w:hyperlink w:anchor="_Toc233459528" w:history="1">
         <w:r>
           <w:rPr>
             <w:rStyle w:val="Hyperlink"/>
@@ -7192,7 +7192,7 @@
             <w:noProof/>
             <w:webHidden/>
           </w:rPr>
-          <w:instrText xml:space="preserve"> PAGEREF _Toc233455392 \h </w:instrText>
+          <w:instrText xml:space="preserve"> PAGEREF _Toc233459528 \h </w:instrText>
         </w:r>
         <w:r>
           <w:rPr>
@@ -7237,7 +7237,7 @@
           <w:szCs w:val="22"/>
         </w:rPr>
       </w:pPr>
-      <w:hyperlink w:anchor="_Toc233455393" w:history="1">
+      <w:hyperlink w:anchor="_Toc233459529" w:history="1">
         <w:r>
           <w:rPr>
             <w:rStyle w:val="Hyperlink"/>
@@ -7265,7 +7265,7 @@
             <w:noProof/>
             <w:webHidden/>
           </w:rPr>
-          <w:instrText xml:space="preserve"> PAGEREF _Toc233455393 \h </w:instrText>
+          <w:instrText xml:space="preserve"> PAGEREF _Toc233459529 \h </w:instrText>
         </w:r>
         <w:r>
           <w:rPr>
@@ -7310,7 +7310,7 @@
           <w:szCs w:val="22"/>
         </w:rPr>
       </w:pPr>
-      <w:hyperlink w:anchor="_Toc233455394" w:history="1">
+      <w:hyperlink w:anchor="_Toc233459530" w:history="1">
         <w:r>
           <w:rPr>
             <w:rStyle w:val="Hyperlink"/>
@@ -7338,7 +7338,7 @@
             <w:noProof/>
             <w:webHidden/>
           </w:rPr>
-          <w:instrText xml:space="preserve"> PAGEREF _Toc233455394 \h </w:instrText>
+          <w:instrText xml:space="preserve"> PAGEREF _Toc233459530 \h </w:instrText>
         </w:r>
         <w:r>
           <w:rPr>
@@ -7383,7 +7383,7 @@
           <w:szCs w:val="22"/>
         </w:rPr>
       </w:pPr>
-      <w:hyperlink w:anchor="_Toc233455395" w:history="1">
+      <w:hyperlink w:anchor="_Toc233459531" w:history="1">
         <w:r>
           <w:rPr>
             <w:rStyle w:val="Hyperlink"/>
@@ -7411,7 +7411,7 @@
             <w:noProof/>
             <w:webHidden/>
           </w:rPr>
-          <w:instrText xml:space="preserve"> PAGEREF _Toc233455395 \h </w:instrText>
+          <w:instrText xml:space="preserve"> PAGEREF _Toc233459531 \h </w:instrText>
         </w:r>
         <w:r>
           <w:rPr>
@@ -7456,7 +7456,7 @@
           <w:szCs w:val="22"/>
         </w:rPr>
       </w:pPr>
-      <w:hyperlink w:anchor="_Toc233455396" w:history="1">
+      <w:hyperlink w:anchor="_Toc233459532" w:history="1">
         <w:r>
           <w:rPr>
             <w:rStyle w:val="Hyperlink"/>
@@ -7484,7 +7484,7 @@
             <w:noProof/>
             <w:webHidden/>
           </w:rPr>
-          <w:instrText xml:space="preserve"> PAGEREF _Toc233455396 \h </w:instrText>
+          <w:instrText xml:space="preserve"> PAGEREF _Toc233459532 \h </w:instrText>
         </w:r>
         <w:r>
           <w:rPr>
@@ -7529,7 +7529,7 @@
           <w:szCs w:val="22"/>
         </w:rPr>
       </w:pPr>
-      <w:hyperlink w:anchor="_Toc233455397" w:history="1">
+      <w:hyperlink w:anchor="_Toc233459533" w:history="1">
         <w:r>
           <w:rPr>
             <w:rStyle w:val="Hyperlink"/>
@@ -7557,7 +7557,7 @@
             <w:noProof/>
             <w:webHidden/>
           </w:rPr>
-          <w:instrText xml:space="preserve"> PAGEREF _Toc233455397 \h </w:instrText>
+          <w:instrText xml:space="preserve"> PAGEREF _Toc233459533 \h </w:instrText>
         </w:r>
         <w:r>
           <w:rPr>
@@ -7602,7 +7602,7 @@
           <w:szCs w:val="22"/>
         </w:rPr>
       </w:pPr>
-      <w:hyperlink w:anchor="_Toc233455398" w:history="1">
+      <w:hyperlink w:anchor="_Toc233459534" w:history="1">
         <w:r>
           <w:rPr>
             <w:rStyle w:val="Hyperlink"/>
@@ -7630,7 +7630,7 @@
             <w:noProof/>
             <w:webHidden/>
           </w:rPr>
-          <w:instrText xml:space="preserve"> PAGEREF _Toc233455398 \h </w:instrText>
+          <w:instrText xml:space="preserve"> PAGEREF _Toc233459534 \h </w:instrText>
         </w:r>
         <w:r>
           <w:rPr>
@@ -7675,7 +7675,7 @@
           <w:szCs w:val="22"/>
         </w:rPr>
       </w:pPr>
-      <w:hyperlink w:anchor="_Toc233455399" w:history="1">
+      <w:hyperlink w:anchor="_Toc233459535" w:history="1">
         <w:r>
           <w:rPr>
             <w:rStyle w:val="Hyperlink"/>
@@ -7718,7 +7718,7 @@
             <w:noProof/>
             <w:webHidden/>
           </w:rPr>
-          <w:instrText xml:space="preserve"> PAGEREF _Toc233455399 \h </w:instrText>
+          <w:instrText xml:space="preserve"> PAGEREF _Toc233459535 \h </w:instrText>
         </w:r>
         <w:r>
           <w:rPr>
@@ -7763,7 +7763,7 @@
           <w:szCs w:val="22"/>
         </w:rPr>
       </w:pPr>
-      <w:hyperlink w:anchor="_Toc233455400" w:history="1">
+      <w:hyperlink w:anchor="_Toc233459536" w:history="1">
         <w:r>
           <w:rPr>
             <w:rStyle w:val="Hyperlink"/>
@@ -7791,7 +7791,7 @@
             <w:noProof/>
             <w:webHidden/>
           </w:rPr>
-          <w:instrText xml:space="preserve"> PAGEREF _Toc233455400 \h </w:instrText>
+          <w:instrText xml:space="preserve"> PAGEREF _Toc233459536 \h </w:instrText>
         </w:r>
         <w:r>
           <w:rPr>
@@ -7836,7 +7836,7 @@
           <w:szCs w:val="22"/>
         </w:rPr>
       </w:pPr>
-      <w:hyperlink w:anchor="_Toc233455401" w:history="1">
+      <w:hyperlink w:anchor="_Toc233459537" w:history="1">
         <w:r>
           <w:rPr>
             <w:rStyle w:val="Hyperlink"/>
@@ -7879,7 +7879,7 @@
             <w:noProof/>
             <w:webHidden/>
           </w:rPr>
-          <w:instrText xml:space="preserve"> PAGEREF _Toc233455401 \h </w:instrText>
+          <w:instrText xml:space="preserve"> PAGEREF _Toc233459537 \h </w:instrText>
         </w:r>
         <w:r>
           <w:rPr>
@@ -7924,7 +7924,7 @@
           <w:szCs w:val="22"/>
         </w:rPr>
       </w:pPr>
-      <w:hyperlink w:anchor="_Toc233455402" w:history="1">
+      <w:hyperlink w:anchor="_Toc233459538" w:history="1">
         <w:r>
           <w:rPr>
             <w:rStyle w:val="Hyperlink"/>
@@ -7952,7 +7952,7 @@
             <w:noProof/>
             <w:webHidden/>
           </w:rPr>
-          <w:instrText xml:space="preserve"> PAGEREF _Toc233455402 \h </w:instrText>
+          <w:instrText xml:space="preserve"> PAGEREF _Toc233459538 \h </w:instrText>
         </w:r>
         <w:r>
           <w:rPr>
@@ -7997,7 +7997,7 @@
           <w:szCs w:val="22"/>
         </w:rPr>
       </w:pPr>
-      <w:hyperlink w:anchor="_Toc233455403" w:history="1">
+      <w:hyperlink w:anchor="_Toc233459539" w:history="1">
         <w:r>
           <w:rPr>
             <w:rStyle w:val="Hyperlink"/>
@@ -8025,7 +8025,7 @@
             <w:noProof/>
             <w:webHidden/>
           </w:rPr>
-          <w:instrText xml:space="preserve"> PAGEREF _Toc233455403 \h </w:instrText>
+          <w:instrText xml:space="preserve"> PAGEREF _Toc233459539 \h </w:instrText>
         </w:r>
         <w:r>
           <w:rPr>
@@ -8070,7 +8070,7 @@
           <w:szCs w:val="22"/>
         </w:rPr>
       </w:pPr>
-      <w:hyperlink w:anchor="_Toc233455404" w:history="1">
+      <w:hyperlink w:anchor="_Toc233459540" w:history="1">
         <w:r>
           <w:rPr>
             <w:rStyle w:val="Hyperlink"/>
@@ -8113,7 +8113,7 @@
             <w:noProof/>
             <w:webHidden/>
           </w:rPr>
-          <w:instrText xml:space="preserve"> PAGEREF _Toc233455404 \h </w:instrText>
+          <w:instrText xml:space="preserve"> PAGEREF _Toc233459540 \h </w:instrText>
         </w:r>
         <w:r>
           <w:rPr>
@@ -8158,7 +8158,7 @@
           <w:szCs w:val="22"/>
         </w:rPr>
       </w:pPr>
-      <w:hyperlink w:anchor="_Toc233455405" w:history="1">
+      <w:hyperlink w:anchor="_Toc233459541" w:history="1">
         <w:r>
           <w:rPr>
             <w:rStyle w:val="Hyperlink"/>
@@ -8186,7 +8186,7 @@
             <w:noProof/>
             <w:webHidden/>
           </w:rPr>
-          <w:instrText xml:space="preserve"> PAGEREF _Toc233455405 \h </w:instrText>
+          <w:instrText xml:space="preserve"> PAGEREF _Toc233459541 \h </w:instrText>
         </w:r>
         <w:r>
           <w:rPr>
@@ -8231,7 +8231,7 @@
           <w:szCs w:val="22"/>
         </w:rPr>
       </w:pPr>
-      <w:hyperlink w:anchor="_Toc233455406" w:history="1">
+      <w:hyperlink w:anchor="_Toc233459542" w:history="1">
         <w:r>
           <w:rPr>
             <w:rStyle w:val="Hyperlink"/>
@@ -8259,7 +8259,7 @@
             <w:noProof/>
             <w:webHidden/>
           </w:rPr>
-          <w:instrText xml:space="preserve"> PAGEREF _Toc233455406 \h </w:instrText>
+          <w:instrText xml:space="preserve"> PAGEREF _Toc233459542 \h </w:instrText>
         </w:r>
         <w:r>
           <w:rPr>
@@ -8304,7 +8304,7 @@
           <w:szCs w:val="22"/>
         </w:rPr>
       </w:pPr>
-      <w:hyperlink w:anchor="_Toc233455407" w:history="1">
+      <w:hyperlink w:anchor="_Toc233459543" w:history="1">
         <w:r>
           <w:rPr>
             <w:rStyle w:val="Hyperlink"/>
@@ -8340,7 +8340,7 @@
             <w:noProof/>
             <w:webHidden/>
           </w:rPr>
-          <w:instrText xml:space="preserve"> PAGEREF _Toc233455407 \h </w:instrText>
+          <w:instrText xml:space="preserve"> PAGEREF _Toc233459543 \h </w:instrText>
         </w:r>
         <w:r>
           <w:rPr>
@@ -8385,7 +8385,7 @@
           <w:szCs w:val="22"/>
         </w:rPr>
       </w:pPr>
-      <w:hyperlink w:anchor="_Toc233455408" w:history="1">
+      <w:hyperlink w:anchor="_Toc233459544" w:history="1">
         <w:r>
           <w:rPr>
             <w:rStyle w:val="Hyperlink"/>
@@ -8413,7 +8413,7 @@
             <w:noProof/>
             <w:webHidden/>
           </w:rPr>
-          <w:instrText xml:space="preserve"> PAGEREF _Toc233455408 \h </w:instrText>
+          <w:instrText xml:space="preserve"> PAGEREF _Toc233459544 \h </w:instrText>
         </w:r>
         <w:r>
           <w:rPr>
@@ -8458,7 +8458,7 @@
           <w:szCs w:val="22"/>
         </w:rPr>
       </w:pPr>
-      <w:hyperlink w:anchor="_Toc233455409" w:history="1">
+      <w:hyperlink w:anchor="_Toc233459545" w:history="1">
         <w:r>
           <w:rPr>
             <w:rStyle w:val="Hyperlink"/>
@@ -8493,7 +8493,7 @@
             <w:noProof/>
             <w:webHidden/>
           </w:rPr>
-          <w:instrText xml:space="preserve"> PAGEREF _Toc233455409 \h </w:instrText>
+          <w:instrText xml:space="preserve"> PAGEREF _Toc233459545 \h </w:instrText>
         </w:r>
         <w:r>
           <w:rPr>
@@ -8538,7 +8538,7 @@
           <w:szCs w:val="22"/>
         </w:rPr>
       </w:pPr>
-      <w:hyperlink w:anchor="_Toc233455410" w:history="1">
+      <w:hyperlink w:anchor="_Toc233459546" w:history="1">
         <w:r>
           <w:rPr>
             <w:rStyle w:val="Hyperlink"/>
@@ -8566,7 +8566,7 @@
             <w:noProof/>
             <w:webHidden/>
           </w:rPr>
-          <w:instrText xml:space="preserve"> PAGEREF _Toc233455410 \h </w:instrText>
+          <w:instrText xml:space="preserve"> PAGEREF _Toc233459546 \h </w:instrText>
         </w:r>
         <w:r>
           <w:rPr>
@@ -8611,7 +8611,7 @@
           <w:szCs w:val="22"/>
         </w:rPr>
       </w:pPr>
-      <w:hyperlink w:anchor="_Toc233455411" w:history="1">
+      <w:hyperlink w:anchor="_Toc233459547" w:history="1">
         <w:r>
           <w:rPr>
             <w:rStyle w:val="Hyperlink"/>
@@ -8639,7 +8639,7 @@
             <w:noProof/>
             <w:webHidden/>
           </w:rPr>
-          <w:instrText xml:space="preserve"> PAGEREF _Toc233455411 \h </w:instrText>
+          <w:instrText xml:space="preserve"> PAGEREF _Toc233459547 \h </w:instrText>
         </w:r>
         <w:r>
           <w:rPr>
@@ -8684,7 +8684,7 @@
           <w:szCs w:val="22"/>
         </w:rPr>
       </w:pPr>
-      <w:hyperlink w:anchor="_Toc233455412" w:history="1">
+      <w:hyperlink w:anchor="_Toc233459548" w:history="1">
         <w:r>
           <w:rPr>
             <w:rStyle w:val="Hyperlink"/>
@@ -8727,7 +8727,7 @@
             <w:noProof/>
             <w:webHidden/>
           </w:rPr>
-          <w:instrText xml:space="preserve"> PAGEREF _Toc233455412 \h </w:instrText>
+          <w:instrText xml:space="preserve"> PAGEREF _Toc233459548 \h </w:instrText>
         </w:r>
         <w:r>
           <w:rPr>
@@ -8772,7 +8772,7 @@
           <w:szCs w:val="22"/>
         </w:rPr>
       </w:pPr>
-      <w:hyperlink w:anchor="_Toc233455413" w:history="1">
+      <w:hyperlink w:anchor="_Toc233459549" w:history="1">
         <w:r>
           <w:rPr>
             <w:rStyle w:val="Hyperlink"/>
@@ -8800,7 +8800,7 @@
             <w:noProof/>
             <w:webHidden/>
           </w:rPr>
-          <w:instrText xml:space="preserve"> PAGEREF _Toc233455413 \h </w:instrText>
+          <w:instrText xml:space="preserve"> PAGEREF _Toc233459549 \h </w:instrText>
         </w:r>
         <w:r>
           <w:rPr>
@@ -8880,7 +8880,7 @@
         <w:pStyle w:val="Heading3"/>
         <w:jc w:val="right"/>
       </w:pPr>
-      <w:bookmarkStart w:id="4" w:name="_Toc233455311"/>
+      <w:bookmarkStart w:id="4" w:name="_Toc233459447"/>
       <w:r>
         <w:rPr>
           <w:bidi/>
@@ -10878,7 +10878,7 @@
         <w:pStyle w:val="Heading2"/>
         <w:jc w:val="right"/>
       </w:pPr>
-      <w:bookmarkStart w:id="6" w:name="_Toc233455312"/>
+      <w:bookmarkStart w:id="6" w:name="_Toc233459448"/>
       <w:r>
         <w:rPr>
           <w:bidi/>
@@ -11042,7 +11042,7 @@
         <w:jc w:val="right"/>
       </w:pPr>
       <w:bookmarkStart w:id="7" w:name="résumé"/>
-      <w:bookmarkStart w:id="8" w:name="_Toc233455313"/>
+      <w:bookmarkStart w:id="8" w:name="_Toc233459449"/>
       <w:bookmarkEnd w:id="5"/>
       <w:r>
         <w:rPr>
@@ -11203,7 +11203,7 @@
         <w:pStyle w:val="Heading1"/>
         <w:jc w:val="right"/>
       </w:pPr>
-      <w:bookmarkStart w:id="10" w:name="_Toc233455314"/>
+      <w:bookmarkStart w:id="10" w:name="_Toc233459450"/>
       <w:r>
         <w:rPr>
           <w:bidi/>
@@ -11222,7 +11222,7 @@
         <w:jc w:val="right"/>
       </w:pPr>
       <w:bookmarkStart w:id="11" w:name="تمهيد"/>
-      <w:bookmarkStart w:id="12" w:name="_Toc233455315"/>
+      <w:bookmarkStart w:id="12" w:name="_Toc233459451"/>
       <w:r>
         <w:rPr>
           <w:bidi/>
@@ -11253,7 +11253,7 @@
         <w:jc w:val="right"/>
       </w:pPr>
       <w:bookmarkStart w:id="13" w:name="الإشكالية"/>
-      <w:bookmarkStart w:id="14" w:name="_Toc233455316"/>
+      <w:bookmarkStart w:id="14" w:name="_Toc233459452"/>
       <w:bookmarkEnd w:id="11"/>
       <w:r>
         <w:rPr>
@@ -11301,7 +11301,7 @@
         <w:jc w:val="right"/>
       </w:pPr>
       <w:bookmarkStart w:id="15" w:name="الفرضيات"/>
-      <w:bookmarkStart w:id="16" w:name="_Toc233455317"/>
+      <w:bookmarkStart w:id="16" w:name="_Toc233459453"/>
       <w:bookmarkEnd w:id="13"/>
       <w:r>
         <w:rPr>
@@ -11408,7 +11408,7 @@
         <w:pStyle w:val="Heading2"/>
         <w:jc w:val="right"/>
       </w:pPr>
-      <w:bookmarkStart w:id="18" w:name="_Toc233455318"/>
+      <w:bookmarkStart w:id="18" w:name="_Toc233459454"/>
       <w:r>
         <w:rPr>
           <w:bidi/>
@@ -11530,7 +11530,7 @@
         <w:jc w:val="right"/>
       </w:pPr>
       <w:bookmarkStart w:id="19" w:name="منهجية-البحث"/>
-      <w:bookmarkStart w:id="20" w:name="_Toc233455319"/>
+      <w:bookmarkStart w:id="20" w:name="_Toc233459455"/>
       <w:bookmarkEnd w:id="17"/>
       <w:r>
         <w:rPr>
@@ -11562,7 +11562,7 @@
         <w:jc w:val="right"/>
       </w:pPr>
       <w:bookmarkStart w:id="21" w:name="هيكل-الدراسة"/>
-      <w:bookmarkStart w:id="22" w:name="_Toc233455320"/>
+      <w:bookmarkStart w:id="22" w:name="_Toc233459456"/>
       <w:bookmarkEnd w:id="19"/>
       <w:r>
         <w:rPr>
@@ -11615,7 +11615,7 @@
         <w:pStyle w:val="Heading2"/>
         <w:jc w:val="right"/>
       </w:pPr>
-      <w:bookmarkStart w:id="24" w:name="_Toc233455321"/>
+      <w:bookmarkStart w:id="24" w:name="_Toc233459457"/>
       <w:r>
         <w:rPr>
           <w:bidi/>
@@ -14275,7 +14275,7 @@
         <w:jc w:val="right"/>
       </w:pPr>
       <w:bookmarkStart w:id="26" w:name="Xdded5c7f65391e1348f873ece249db48d441899"/>
-      <w:bookmarkStart w:id="27" w:name="_Toc233455322"/>
+      <w:bookmarkStart w:id="27" w:name="_Toc233459458"/>
       <w:bookmarkEnd w:id="9"/>
       <w:bookmarkEnd w:id="23"/>
       <w:r>
@@ -14325,7 +14325,7 @@
         <w:jc w:val="right"/>
       </w:pPr>
       <w:bookmarkStart w:id="29" w:name="X948e1094553a531d6db6f4893473d29311c3135"/>
-      <w:bookmarkStart w:id="30" w:name="_Toc233455323"/>
+      <w:bookmarkStart w:id="30" w:name="_Toc233459459"/>
       <w:bookmarkEnd w:id="28"/>
       <w:r>
         <w:rPr>
@@ -14344,7 +14344,7 @@
         <w:jc w:val="right"/>
       </w:pPr>
       <w:bookmarkStart w:id="31" w:name="X6ae151a505b1cf0518b3edad6d35b811125f13b"/>
-      <w:bookmarkStart w:id="32" w:name="_Toc233455324"/>
+      <w:bookmarkStart w:id="32" w:name="_Toc233459460"/>
       <w:r>
         <w:rPr>
           <w:bidi/>
@@ -14387,7 +14387,7 @@
         <w:jc w:val="right"/>
       </w:pPr>
       <w:bookmarkStart w:id="33" w:name="X0cc40933b11ca9c345543fa46db131b050093cf"/>
-      <w:bookmarkStart w:id="34" w:name="_Toc233455325"/>
+      <w:bookmarkStart w:id="34" w:name="_Toc233459461"/>
       <w:bookmarkEnd w:id="31"/>
       <w:r>
         <w:rPr>
@@ -14432,7 +14432,7 @@
         <w:jc w:val="right"/>
       </w:pPr>
       <w:bookmarkStart w:id="35" w:name="X964df9414599ec61ed7b3115d8f9a749868681b"/>
-      <w:bookmarkStart w:id="36" w:name="_Toc233455326"/>
+      <w:bookmarkStart w:id="36" w:name="_Toc233459462"/>
       <w:bookmarkEnd w:id="33"/>
       <w:r>
         <w:rPr>
@@ -14607,7 +14607,7 @@
         <w:jc w:val="right"/>
       </w:pPr>
       <w:bookmarkStart w:id="37" w:name="Xb98e67e6d1739a4d79f518326bb9bac61b25523"/>
-      <w:bookmarkStart w:id="38" w:name="_Toc233455327"/>
+      <w:bookmarkStart w:id="38" w:name="_Toc233459463"/>
       <w:bookmarkEnd w:id="29"/>
       <w:bookmarkEnd w:id="35"/>
       <w:r>
@@ -14627,7 +14627,7 @@
         <w:jc w:val="right"/>
       </w:pPr>
       <w:bookmarkStart w:id="39" w:name="X74e9138fa2e70dfaae98d362d5c20d245ce46e1"/>
-      <w:bookmarkStart w:id="40" w:name="_Toc233455328"/>
+      <w:bookmarkStart w:id="40" w:name="_Toc233459464"/>
       <w:r>
         <w:rPr>
           <w:bidi/>
@@ -14712,7 +14712,7 @@
         <w:jc w:val="right"/>
       </w:pPr>
       <w:bookmarkStart w:id="41" w:name="ثانياً-أهمية-تسيير-المخزون"/>
-      <w:bookmarkStart w:id="42" w:name="_Toc233455329"/>
+      <w:bookmarkStart w:id="42" w:name="_Toc233459465"/>
       <w:bookmarkEnd w:id="39"/>
       <w:r>
         <w:rPr>
@@ -14852,7 +14852,7 @@
         <w:jc w:val="right"/>
       </w:pPr>
       <w:bookmarkStart w:id="43" w:name="ثالثاً-الإطار-التنظيمي-الجزائري"/>
-      <w:bookmarkStart w:id="44" w:name="_Toc233455330"/>
+      <w:bookmarkStart w:id="44" w:name="_Toc233459466"/>
       <w:bookmarkEnd w:id="41"/>
       <w:r>
         <w:rPr>
@@ -15081,7 +15081,7 @@
         <w:jc w:val="right"/>
       </w:pPr>
       <w:bookmarkStart w:id="45" w:name="X0b33a1787aeef4eb8491627c0fcc2828f98e578"/>
-      <w:bookmarkStart w:id="46" w:name="_Toc233455331"/>
+      <w:bookmarkStart w:id="46" w:name="_Toc233459467"/>
       <w:bookmarkEnd w:id="37"/>
       <w:bookmarkEnd w:id="43"/>
       <w:r>
@@ -15102,7 +15102,7 @@
         <w:jc w:val="right"/>
       </w:pPr>
       <w:bookmarkStart w:id="47" w:name="X840ddb239f67ba41aed2c5ab494f49871bfa89d"/>
-      <w:bookmarkStart w:id="48" w:name="_Toc233455332"/>
+      <w:bookmarkStart w:id="48" w:name="_Toc233459468"/>
       <w:r>
         <w:rPr>
           <w:bidi/>
@@ -15225,7 +15225,7 @@
         <w:jc w:val="right"/>
       </w:pPr>
       <w:bookmarkStart w:id="49" w:name="X06d4b6dd68c173adbe5393b74c94cc066e0865d"/>
-      <w:bookmarkStart w:id="50" w:name="_Toc233455333"/>
+      <w:bookmarkStart w:id="50" w:name="_Toc233459469"/>
       <w:bookmarkEnd w:id="47"/>
       <w:r>
         <w:rPr>
@@ -15419,7 +15419,7 @@
         <w:jc w:val="right"/>
       </w:pPr>
       <w:bookmarkStart w:id="51" w:name="X9159b7f41042f3a404490eab795f27fd591040b"/>
-      <w:bookmarkStart w:id="52" w:name="_Toc233455334"/>
+      <w:bookmarkStart w:id="52" w:name="_Toc233459470"/>
       <w:bookmarkEnd w:id="49"/>
       <w:r>
         <w:rPr>
@@ -15453,7 +15453,7 @@
         <w:jc w:val="right"/>
       </w:pPr>
       <w:bookmarkStart w:id="54" w:name="Xe71e4b4fd93dee69f233a0223a30763675d81f6"/>
-      <w:bookmarkStart w:id="55" w:name="_Toc233455335"/>
+      <w:bookmarkStart w:id="55" w:name="_Toc233459471"/>
       <w:bookmarkEnd w:id="53"/>
       <w:r>
         <w:rPr>
@@ -15472,7 +15472,7 @@
         <w:jc w:val="right"/>
       </w:pPr>
       <w:bookmarkStart w:id="56" w:name="أولاً-تحليل-abc"/>
-      <w:bookmarkStart w:id="57" w:name="_Toc233455336"/>
+      <w:bookmarkStart w:id="57" w:name="_Toc233459472"/>
       <w:r>
         <w:rPr>
           <w:bidi/>
@@ -15624,7 +15624,7 @@
         <w:pStyle w:val="Heading3"/>
         <w:jc w:val="right"/>
       </w:pPr>
-      <w:bookmarkStart w:id="59" w:name="_Toc233455337"/>
+      <w:bookmarkStart w:id="59" w:name="_Toc233459473"/>
       <w:r>
         <w:rPr>
           <w:bidi/>
@@ -17018,7 +17018,7 @@
         <w:jc w:val="right"/>
       </w:pPr>
       <w:bookmarkStart w:id="60" w:name="ثالثاً-نقطة-إعادة-الطلب-ومخزون-الأمان"/>
-      <w:bookmarkStart w:id="61" w:name="_Toc233455338"/>
+      <w:bookmarkStart w:id="61" w:name="_Toc233459474"/>
       <w:bookmarkEnd w:id="58"/>
       <w:r>
         <w:rPr>
@@ -17223,7 +17223,7 @@
         <w:pStyle w:val="Heading3"/>
         <w:jc w:val="right"/>
       </w:pPr>
-      <w:bookmarkStart w:id="63" w:name="_Toc233455339"/>
+      <w:bookmarkStart w:id="63" w:name="_Toc233459475"/>
       <w:r>
         <w:rPr>
           <w:bidi/>
@@ -17486,7 +17486,7 @@
         <w:jc w:val="right"/>
       </w:pPr>
       <w:bookmarkStart w:id="64" w:name="المبحث-الخامس-تقييم-الموردين-ومفهوم-erp"/>
-      <w:bookmarkStart w:id="65" w:name="_Toc233455340"/>
+      <w:bookmarkStart w:id="65" w:name="_Toc233459476"/>
       <w:bookmarkEnd w:id="54"/>
       <w:bookmarkEnd w:id="62"/>
       <w:r>
@@ -17506,7 +17506,7 @@
         <w:jc w:val="right"/>
       </w:pPr>
       <w:bookmarkStart w:id="66" w:name="X476ec0218982b17ebd973c1b7c9efe04a5c5317"/>
-      <w:bookmarkStart w:id="67" w:name="_Toc233455341"/>
+      <w:bookmarkStart w:id="67" w:name="_Toc233459477"/>
       <w:r>
         <w:rPr>
           <w:bidi/>
@@ -17644,7 +17644,7 @@
         <w:jc w:val="right"/>
       </w:pPr>
       <w:bookmarkStart w:id="68" w:name="Xfea16ccd3a6176ee0da1da8067dfc8c5dfb9193"/>
-      <w:bookmarkStart w:id="69" w:name="_Toc233455342"/>
+      <w:bookmarkStart w:id="69" w:name="_Toc233459478"/>
       <w:bookmarkEnd w:id="66"/>
       <w:r>
         <w:rPr>
@@ -17865,7 +17865,7 @@
         <w:jc w:val="right"/>
       </w:pPr>
       <w:bookmarkStart w:id="70" w:name="Xfd09630af81a064bb869de4cc3333972b7b71f8"/>
-      <w:bookmarkStart w:id="71" w:name="_Toc233455343"/>
+      <w:bookmarkStart w:id="71" w:name="_Toc233459479"/>
       <w:bookmarkEnd w:id="26"/>
       <w:bookmarkEnd w:id="64"/>
       <w:bookmarkEnd w:id="68"/>
@@ -17920,7 +17920,7 @@
         <w:jc w:val="right"/>
       </w:pPr>
       <w:bookmarkStart w:id="73" w:name="Xd96d29689cd7b7c28a53e63cb30434c1b4e42ae"/>
-      <w:bookmarkStart w:id="74" w:name="_Toc233455344"/>
+      <w:bookmarkStart w:id="74" w:name="_Toc233459480"/>
       <w:bookmarkEnd w:id="72"/>
       <w:r>
         <w:rPr>
@@ -17964,7 +17964,7 @@
         <w:jc w:val="right"/>
       </w:pPr>
       <w:bookmarkStart w:id="75" w:name="Xfd010b0e6ec43a71a31832c4aa57c4a1ebd67ff"/>
-      <w:bookmarkStart w:id="76" w:name="_Toc233455345"/>
+      <w:bookmarkStart w:id="76" w:name="_Toc233459481"/>
       <w:r>
         <w:rPr>
           <w:bidi/>
@@ -19944,7 +19944,7 @@
         <w:jc w:val="right"/>
       </w:pPr>
       <w:bookmarkStart w:id="82" w:name="X52ea18e5737fce8615e1c3ca4723e15512be477"/>
-      <w:bookmarkStart w:id="83" w:name="_Toc233455346"/>
+      <w:bookmarkStart w:id="83" w:name="_Toc233459482"/>
       <w:bookmarkEnd w:id="75"/>
       <w:bookmarkEnd w:id="81"/>
       <w:r>
@@ -20818,7 +20818,7 @@
         <w:jc w:val="right"/>
       </w:pPr>
       <w:bookmarkStart w:id="85" w:name="X3d546febf7430a2ea3250247e57315bf530ac8e"/>
-      <w:bookmarkStart w:id="86" w:name="_Toc233455347"/>
+      <w:bookmarkStart w:id="86" w:name="_Toc233459483"/>
       <w:bookmarkEnd w:id="82"/>
       <w:r>
         <w:rPr>
@@ -21614,7 +21614,7 @@
         <w:pStyle w:val="Heading2"/>
         <w:jc w:val="right"/>
       </w:pPr>
-      <w:bookmarkStart w:id="89" w:name="_Toc233455348"/>
+      <w:bookmarkStart w:id="89" w:name="_Toc233459484"/>
       <w:r>
         <w:rPr>
           <w:bidi/>
@@ -21645,7 +21645,7 @@
         <w:jc w:val="right"/>
       </w:pPr>
       <w:bookmarkStart w:id="90" w:name="Xa214dcfe6b381ea1f68aa2f47f12b1f1067a3e5"/>
-      <w:bookmarkStart w:id="91" w:name="_Toc233455349"/>
+      <w:bookmarkStart w:id="91" w:name="_Toc233459485"/>
       <w:r>
         <w:rPr>
           <w:bidi/>
@@ -21789,7 +21789,7 @@
         <w:pStyle w:val="Heading3"/>
         <w:jc w:val="right"/>
       </w:pPr>
-      <w:bookmarkStart w:id="95" w:name="_Toc233455350"/>
+      <w:bookmarkStart w:id="95" w:name="_Toc233459486"/>
       <w:r>
         <w:rPr>
           <w:bidi/>
@@ -22026,7 +22026,7 @@
         <w:pStyle w:val="Heading3"/>
         <w:jc w:val="right"/>
       </w:pPr>
-      <w:bookmarkStart w:id="99" w:name="_Toc233455351"/>
+      <w:bookmarkStart w:id="99" w:name="_Toc233459487"/>
       <w:r>
         <w:rPr>
           <w:bidi/>
@@ -22350,7 +22350,7 @@
         <w:jc w:val="right"/>
       </w:pPr>
       <w:bookmarkStart w:id="102" w:name="X45c22bf0528f185d6de6f59ddda56ed6c67ca33"/>
-      <w:bookmarkStart w:id="103" w:name="_Toc233455352"/>
+      <w:bookmarkStart w:id="103" w:name="_Toc233459488"/>
       <w:bookmarkEnd w:id="88"/>
       <w:bookmarkEnd w:id="98"/>
       <w:bookmarkEnd w:id="101"/>
@@ -22404,7 +22404,7 @@
         <w:pStyle w:val="Heading3"/>
         <w:jc w:val="right"/>
       </w:pPr>
-      <w:bookmarkStart w:id="105" w:name="_Toc233455353"/>
+      <w:bookmarkStart w:id="105" w:name="_Toc233459489"/>
       <w:r>
         <w:rPr>
           <w:bidi/>
@@ -23973,7 +23973,7 @@
         <w:jc w:val="right"/>
       </w:pPr>
       <w:bookmarkStart w:id="107" w:name="Xbcf6a8e9e411a31af33d34924801dd6a54fe6f9"/>
-      <w:bookmarkStart w:id="108" w:name="_Toc233455354"/>
+      <w:bookmarkStart w:id="108" w:name="_Toc233459490"/>
       <w:bookmarkEnd w:id="104"/>
       <w:r>
         <w:rPr>
@@ -24677,7 +24677,7 @@
         <w:jc w:val="right"/>
       </w:pPr>
       <w:bookmarkStart w:id="110" w:name="Xf44bb1cbb1fbf8d3786fd5660f5e5e712de4010"/>
-      <w:bookmarkStart w:id="111" w:name="_Toc233455355"/>
+      <w:bookmarkStart w:id="111" w:name="_Toc233459491"/>
       <w:bookmarkEnd w:id="107"/>
       <w:r>
         <w:rPr>
@@ -24994,7 +24994,7 @@
         <w:jc w:val="right"/>
       </w:pPr>
       <w:bookmarkStart w:id="114" w:name="X425548a444476a4a4f36373e56e022eba81766a"/>
-      <w:bookmarkStart w:id="115" w:name="_Toc233455356"/>
+      <w:bookmarkStart w:id="115" w:name="_Toc233459492"/>
       <w:bookmarkEnd w:id="70"/>
       <w:bookmarkEnd w:id="102"/>
       <w:bookmarkEnd w:id="110"/>
@@ -25046,7 +25046,7 @@
         <w:jc w:val="right"/>
       </w:pPr>
       <w:bookmarkStart w:id="117" w:name="Xa676c4e96c951c611f1581966c5cca345efded0"/>
-      <w:bookmarkStart w:id="118" w:name="_Toc233455357"/>
+      <w:bookmarkStart w:id="118" w:name="_Toc233459493"/>
       <w:bookmarkEnd w:id="116"/>
       <w:r>
         <w:rPr>
@@ -25098,7 +25098,7 @@
         <w:pStyle w:val="Heading3"/>
         <w:jc w:val="right"/>
       </w:pPr>
-      <w:bookmarkStart w:id="120" w:name="_Toc233455358"/>
+      <w:bookmarkStart w:id="120" w:name="_Toc233459494"/>
       <w:r>
         <w:rPr>
           <w:bidi/>
@@ -25272,7 +25272,7 @@
         <w:jc w:val="right"/>
       </w:pPr>
       <w:bookmarkStart w:id="121" w:name="Xd01ba28ceb43c2aafcfa279441271082bf35e79"/>
-      <w:bookmarkStart w:id="122" w:name="_Toc233455359"/>
+      <w:bookmarkStart w:id="122" w:name="_Toc233459495"/>
       <w:bookmarkEnd w:id="119"/>
       <w:r>
         <w:rPr>
@@ -25414,7 +25414,7 @@
         <w:pStyle w:val="Heading3"/>
         <w:jc w:val="right"/>
       </w:pPr>
-      <w:bookmarkStart w:id="124" w:name="_Toc233455360"/>
+      <w:bookmarkStart w:id="124" w:name="_Toc233459496"/>
       <w:r>
         <w:rPr>
           <w:bidi/>
@@ -25536,7 +25536,7 @@
         <w:jc w:val="right"/>
       </w:pPr>
       <w:bookmarkStart w:id="125" w:name="Xfb30997312ec99a0ff92bdd7dc592fd161b34eb"/>
-      <w:bookmarkStart w:id="126" w:name="_Toc233455361"/>
+      <w:bookmarkStart w:id="126" w:name="_Toc233459497"/>
       <w:bookmarkEnd w:id="117"/>
       <w:bookmarkEnd w:id="123"/>
       <w:r>
@@ -25569,7 +25569,7 @@
         <w:jc w:val="right"/>
       </w:pPr>
       <w:bookmarkStart w:id="127" w:name="Xe1412b27e8b4694678434ce8a4f8b6f261fecdf"/>
-      <w:bookmarkStart w:id="128" w:name="_Toc233455362"/>
+      <w:bookmarkStart w:id="128" w:name="_Toc233459498"/>
       <w:r>
         <w:rPr>
           <w:bidi/>
@@ -25773,7 +25773,7 @@
         <w:jc w:val="right"/>
       </w:pPr>
       <w:bookmarkStart w:id="129" w:name="X790f7c97394d912e1af56ef75b8396a4139580d"/>
-      <w:bookmarkStart w:id="130" w:name="_Toc233455363"/>
+      <w:bookmarkStart w:id="130" w:name="_Toc233459499"/>
       <w:bookmarkEnd w:id="127"/>
       <w:r>
         <w:rPr>
@@ -25890,7 +25890,7 @@
         <w:pStyle w:val="Heading3"/>
         <w:jc w:val="right"/>
       </w:pPr>
-      <w:bookmarkStart w:id="132" w:name="_Toc233455364"/>
+      <w:bookmarkStart w:id="132" w:name="_Toc233459500"/>
       <w:r>
         <w:rPr>
           <w:bidi/>
@@ -26076,7 +26076,7 @@
         <w:pStyle w:val="Heading2"/>
         <w:jc w:val="right"/>
       </w:pPr>
-      <w:bookmarkStart w:id="134" w:name="_Toc233455365"/>
+      <w:bookmarkStart w:id="134" w:name="_Toc233459501"/>
       <w:r>
         <w:rPr>
           <w:bidi/>
@@ -26108,7 +26108,7 @@
         <w:jc w:val="right"/>
       </w:pPr>
       <w:bookmarkStart w:id="135" w:name="X2b5683333895272df7448c3123c2d6911fb19dd"/>
-      <w:bookmarkStart w:id="136" w:name="_Toc233455366"/>
+      <w:bookmarkStart w:id="136" w:name="_Toc233459502"/>
       <w:r>
         <w:rPr>
           <w:bidi/>
@@ -26384,7 +26384,7 @@
         <w:pStyle w:val="Heading3"/>
         <w:jc w:val="right"/>
       </w:pPr>
-      <w:bookmarkStart w:id="138" w:name="_Toc233455367"/>
+      <w:bookmarkStart w:id="138" w:name="_Toc233459503"/>
       <w:r>
         <w:rPr>
           <w:bidi/>
@@ -26762,7 +26762,7 @@
         <w:jc w:val="right"/>
       </w:pPr>
       <w:bookmarkStart w:id="141" w:name="Xdb72e8c31238e5bc8bb35e9197d335bc848251d"/>
-      <w:bookmarkStart w:id="142" w:name="_Toc233455368"/>
+      <w:bookmarkStart w:id="142" w:name="_Toc233459504"/>
       <w:bookmarkEnd w:id="137"/>
       <w:bookmarkEnd w:id="140"/>
       <w:r>
@@ -27161,7 +27161,7 @@
         <w:jc w:val="right"/>
       </w:pPr>
       <w:bookmarkStart w:id="143" w:name="Xb42ed883f4a4d77c904837a9483548fc91a7185"/>
-      <w:bookmarkStart w:id="144" w:name="_Toc233455369"/>
+      <w:bookmarkStart w:id="144" w:name="_Toc233459505"/>
       <w:bookmarkEnd w:id="141"/>
       <w:r>
         <w:rPr>
@@ -27320,7 +27320,7 @@
         <w:pStyle w:val="Heading3"/>
         <w:jc w:val="right"/>
       </w:pPr>
-      <w:bookmarkStart w:id="146" w:name="_Toc233455370"/>
+      <w:bookmarkStart w:id="146" w:name="_Toc233459506"/>
       <w:r>
         <w:rPr>
           <w:bidi/>
@@ -27488,7 +27488,7 @@
         <w:jc w:val="right"/>
       </w:pPr>
       <w:bookmarkStart w:id="147" w:name="Xc6e18aa2af3011a1373a5d4857df80b39c98584"/>
-      <w:bookmarkStart w:id="148" w:name="_Toc233455371"/>
+      <w:bookmarkStart w:id="148" w:name="_Toc233459507"/>
       <w:bookmarkEnd w:id="133"/>
       <w:bookmarkEnd w:id="145"/>
       <w:r>
@@ -27521,7 +27521,7 @@
         <w:jc w:val="right"/>
       </w:pPr>
       <w:bookmarkStart w:id="149" w:name="Xdcbed4a529f139898c76cbbdb64bb8c1a119adb"/>
-      <w:bookmarkStart w:id="150" w:name="_Toc233455372"/>
+      <w:bookmarkStart w:id="150" w:name="_Toc233459508"/>
       <w:r>
         <w:rPr>
           <w:bidi/>
@@ -27792,7 +27792,7 @@
         <w:jc w:val="right"/>
       </w:pPr>
       <w:bookmarkStart w:id="151" w:name="Xc3e868391841f7562f5d5b2b3c4438a8091e2eb"/>
-      <w:bookmarkStart w:id="152" w:name="_Toc233455373"/>
+      <w:bookmarkStart w:id="152" w:name="_Toc233459509"/>
       <w:bookmarkEnd w:id="149"/>
       <w:r>
         <w:rPr>
@@ -27947,7 +27947,7 @@
         <w:jc w:val="right"/>
       </w:pPr>
       <w:bookmarkStart w:id="153" w:name="X197816f32b7b7ef5c9c4cb4d12a6ba19ec348d5"/>
-      <w:bookmarkStart w:id="154" w:name="_Toc233455374"/>
+      <w:bookmarkStart w:id="154" w:name="_Toc233459510"/>
       <w:bookmarkEnd w:id="151"/>
       <w:r>
         <w:rPr>
@@ -28071,7 +28071,7 @@
         <w:jc w:val="right"/>
       </w:pPr>
       <w:bookmarkStart w:id="155" w:name="X43f602add9b7058ce87741ac0c8f7096d34eb8c"/>
-      <w:bookmarkStart w:id="156" w:name="_Toc233455375"/>
+      <w:bookmarkStart w:id="156" w:name="_Toc233459511"/>
       <w:bookmarkEnd w:id="153"/>
       <w:r>
         <w:rPr>
@@ -28334,7 +28334,7 @@
         <w:jc w:val="right"/>
       </w:pPr>
       <w:bookmarkStart w:id="159" w:name="الفصل-الرابع-التجريب-والتحقق-من-النتائج"/>
-      <w:bookmarkStart w:id="160" w:name="_Toc233455376"/>
+      <w:bookmarkStart w:id="160" w:name="_Toc233459512"/>
       <w:bookmarkEnd w:id="114"/>
       <w:bookmarkEnd w:id="147"/>
       <w:bookmarkEnd w:id="155"/>
@@ -28357,7 +28357,7 @@
         <w:jc w:val="right"/>
       </w:pPr>
       <w:bookmarkStart w:id="161" w:name="X772d01764d2cdf10730319436c2b610a5dde5fe"/>
-      <w:bookmarkStart w:id="162" w:name="_Toc233455377"/>
+      <w:bookmarkStart w:id="162" w:name="_Toc233459513"/>
       <w:r>
         <w:rPr>
           <w:bidi/>
@@ -28375,7 +28375,7 @@
         <w:jc w:val="right"/>
       </w:pPr>
       <w:bookmarkStart w:id="163" w:name="X49c36b57d4ff3911c0526cfcdcf059aea80a406"/>
-      <w:bookmarkStart w:id="164" w:name="_Toc233455378"/>
+      <w:bookmarkStart w:id="164" w:name="_Toc233459514"/>
       <w:r>
         <w:rPr>
           <w:bidi/>
@@ -29358,7 +29358,7 @@
         <w:jc w:val="right"/>
       </w:pPr>
       <w:bookmarkStart w:id="166" w:name="Xb8e42ca6d3322078508f93d6992976adf29d2ca"/>
-      <w:bookmarkStart w:id="167" w:name="_Toc233455379"/>
+      <w:bookmarkStart w:id="167" w:name="_Toc233459515"/>
       <w:bookmarkEnd w:id="163"/>
       <w:r>
         <w:rPr>
@@ -29855,7 +29855,7 @@
         <w:jc w:val="right"/>
       </w:pPr>
       <w:bookmarkStart w:id="169" w:name="X8a93358eecaeb60469823d090d898b75c2e77ac"/>
-      <w:bookmarkStart w:id="170" w:name="_Toc233455380"/>
+      <w:bookmarkStart w:id="170" w:name="_Toc233459516"/>
       <w:bookmarkEnd w:id="166"/>
       <w:r>
         <w:rPr>
@@ -29995,7 +29995,7 @@
         <w:jc w:val="right"/>
       </w:pPr>
       <w:bookmarkStart w:id="171" w:name="Xaf9730f8f208447975e9de648bd3cee193ed3c6"/>
-      <w:bookmarkStart w:id="172" w:name="_Toc233455381"/>
+      <w:bookmarkStart w:id="172" w:name="_Toc233459517"/>
       <w:bookmarkEnd w:id="169"/>
       <w:r>
         <w:rPr>
@@ -31151,7 +31151,7 @@
         <w:jc w:val="right"/>
       </w:pPr>
       <w:bookmarkStart w:id="174" w:name="X5d883ae01169ee0c2874075dd2ba2df14168639"/>
-      <w:bookmarkStart w:id="175" w:name="_Toc233455382"/>
+      <w:bookmarkStart w:id="175" w:name="_Toc233459518"/>
       <w:bookmarkEnd w:id="171"/>
       <w:r>
         <w:rPr>
@@ -31183,7 +31183,7 @@
         <w:jc w:val="right"/>
       </w:pPr>
       <w:bookmarkStart w:id="176" w:name="Xfde45ab085d7ad252281c0dccada5f1ef76526b"/>
-      <w:bookmarkStart w:id="177" w:name="_Toc233455383"/>
+      <w:bookmarkStart w:id="177" w:name="_Toc233459519"/>
       <w:bookmarkEnd w:id="174"/>
       <w:r>
         <w:rPr>
@@ -31214,7 +31214,7 @@
         <w:jc w:val="right"/>
       </w:pPr>
       <w:bookmarkStart w:id="178" w:name="X55ec612fe397449f669dedb016b309f368fbe7f"/>
-      <w:bookmarkStart w:id="179" w:name="_Toc233455384"/>
+      <w:bookmarkStart w:id="179" w:name="_Toc233459520"/>
       <w:bookmarkEnd w:id="176"/>
       <w:r>
         <w:rPr>
@@ -31267,7 +31267,7 @@
         <w:pStyle w:val="Heading2"/>
         <w:jc w:val="right"/>
       </w:pPr>
-      <w:bookmarkStart w:id="181" w:name="_Toc233455385"/>
+      <w:bookmarkStart w:id="181" w:name="_Toc233459521"/>
       <w:r>
         <w:rPr>
           <w:bidi/>
@@ -31285,7 +31285,7 @@
         <w:pStyle w:val="Heading3"/>
         <w:jc w:val="right"/>
       </w:pPr>
-      <w:bookmarkStart w:id="182" w:name="_Toc233455386"/>
+      <w:bookmarkStart w:id="182" w:name="_Toc233459522"/>
       <w:r>
         <w:rPr>
           <w:bidi/>
@@ -32277,7 +32277,7 @@
         <w:pStyle w:val="Heading3"/>
         <w:jc w:val="right"/>
       </w:pPr>
-      <w:bookmarkStart w:id="184" w:name="_Toc233455387"/>
+      <w:bookmarkStart w:id="184" w:name="_Toc233459523"/>
       <w:r>
         <w:rPr>
           <w:bidi/>
@@ -32528,7 +32528,7 @@
         <w:pStyle w:val="Heading1"/>
         <w:jc w:val="right"/>
       </w:pPr>
-      <w:bookmarkStart w:id="186" w:name="_Toc233455388"/>
+      <w:bookmarkStart w:id="186" w:name="_Toc233459524"/>
       <w:r>
         <w:rPr>
           <w:bidi/>
@@ -32547,7 +32547,7 @@
         <w:jc w:val="right"/>
       </w:pPr>
       <w:bookmarkStart w:id="187" w:name="أولاً-الكتب-والمراجع-العلمية"/>
-      <w:bookmarkStart w:id="188" w:name="_Toc233455389"/>
+      <w:bookmarkStart w:id="188" w:name="_Toc233459525"/>
       <w:r>
         <w:rPr>
           <w:bidi/>
@@ -32955,7 +32955,7 @@
         <w:jc w:val="right"/>
       </w:pPr>
       <w:bookmarkStart w:id="189" w:name="Xa9c5438e3f3a8a99cc43947a4701c3667770737"/>
-      <w:bookmarkStart w:id="190" w:name="_Toc233455390"/>
+      <w:bookmarkStart w:id="190" w:name="_Toc233459526"/>
       <w:bookmarkEnd w:id="187"/>
       <w:r>
         <w:rPr>
@@ -33212,7 +33212,7 @@
         <w:jc w:val="right"/>
       </w:pPr>
       <w:bookmarkStart w:id="191" w:name="ثالثاً-المنهاج-الدراسي-bts-gsl-tag1801"/>
-      <w:bookmarkStart w:id="192" w:name="_Toc233455391"/>
+      <w:bookmarkStart w:id="192" w:name="_Toc233459527"/>
       <w:bookmarkEnd w:id="189"/>
       <w:r>
         <w:rPr>
@@ -34104,7 +34104,7 @@
         </w:rPr>
         <w:jc w:val="right"/>
       </w:pPr>
-      <w:bookmarkStart w:id="194" w:name="_Toc233455392"/>
+      <w:bookmarkStart w:id="194" w:name="_Toc233459528"/>
       <w:r>
         <w:rPr>
           <w:bidi/>
@@ -34201,7 +34201,7 @@
         <w:jc w:val="right"/>
       </w:pPr>
       <w:bookmarkStart w:id="195" w:name="خامساً-مشاريع-وأطروحات-موازية"/>
-      <w:bookmarkStart w:id="196" w:name="_Toc233455393"/>
+      <w:bookmarkStart w:id="196" w:name="_Toc233459529"/>
       <w:bookmarkEnd w:id="193"/>
       <w:r>
         <w:rPr>
@@ -34388,7 +34388,7 @@
         <w:jc w:val="right"/>
       </w:pPr>
       <w:bookmarkStart w:id="197" w:name="سادساً-مصادر-البيانات-الميدانية"/>
-      <w:bookmarkStart w:id="198" w:name="_Toc233455394"/>
+      <w:bookmarkStart w:id="198" w:name="_Toc233459530"/>
       <w:bookmarkEnd w:id="195"/>
       <w:r>
         <w:rPr>
@@ -34474,7 +34474,7 @@
         <w:jc w:val="right"/>
       </w:pPr>
       <w:bookmarkStart w:id="200" w:name="جدول-المختصرات-والرموز-التقنية"/>
-      <w:bookmarkStart w:id="201" w:name="_Toc233455395"/>
+      <w:bookmarkStart w:id="201" w:name="_Toc233459531"/>
       <w:bookmarkEnd w:id="185"/>
       <w:bookmarkEnd w:id="199"/>
       <w:r>
@@ -36517,7 +36517,7 @@
         <w:jc w:val="right"/>
       </w:pPr>
       <w:bookmarkStart w:id="203" w:name="قائمة-المصطلحات"/>
-      <w:bookmarkStart w:id="204" w:name="_Toc233455396"/>
+      <w:bookmarkStart w:id="204" w:name="_Toc233459532"/>
       <w:bookmarkEnd w:id="200"/>
       <w:r>
         <w:rPr>
@@ -36535,7 +36535,7 @@
         <w:pStyle w:val="Heading2"/>
         <w:jc w:val="right"/>
       </w:pPr>
-      <w:bookmarkStart w:id="205" w:name="_Toc233455397"/>
+      <w:bookmarkStart w:id="205" w:name="_Toc233459533"/>
       <w:r>
         <w:rPr>
           <w:bidi/>
@@ -39790,7 +39790,7 @@
         <w:pStyle w:val="Heading2"/>
         <w:jc w:val="right"/>
       </w:pPr>
-      <w:bookmarkStart w:id="207" w:name="_Toc233455398"/>
+      <w:bookmarkStart w:id="207" w:name="_Toc233459534"/>
       <w:r>
         <w:rPr>
           <w:bidi/>
@@ -41401,7 +41401,7 @@
         <w:pStyle w:val="Heading1"/>
         <w:jc w:val="right"/>
       </w:pPr>
-      <w:bookmarkStart w:id="210" w:name="_Toc233455399"/>
+      <w:bookmarkStart w:id="210" w:name="_Toc233459535"/>
       <w:r>
         <w:rPr>
           <w:bidi/>
@@ -41420,7 +41420,7 @@
         <w:jc w:val="right"/>
       </w:pPr>
       <w:bookmarkStart w:id="211" w:name="الملحق-الأول-هيكل-ملف-النظام"/>
-      <w:bookmarkStart w:id="212" w:name="_Toc233455400"/>
+      <w:bookmarkStart w:id="212" w:name="_Toc233459536"/>
       <w:r>
         <w:rPr>
           <w:bidi/>
@@ -42005,7 +42005,7 @@
         <w:pStyle w:val="Heading2"/>
         <w:jc w:val="right"/>
       </w:pPr>
-      <w:bookmarkStart w:id="214" w:name="_Toc233455401"/>
+      <w:bookmarkStart w:id="214" w:name="_Toc233459537"/>
       <w:bookmarkEnd w:id="211"/>
       <w:r>
         <w:rPr>
@@ -42789,7 +42789,7 @@
         <w:pStyle w:val="Heading2"/>
         <w:jc w:val="right"/>
       </w:pPr>
-      <w:bookmarkStart w:id="216" w:name="_Toc233455402"/>
+      <w:bookmarkStart w:id="216" w:name="_Toc233459538"/>
       <w:r>
         <w:rPr>
           <w:bidi/>
@@ -44665,7 +44665,7 @@
         <w:pStyle w:val="Heading2"/>
         <w:jc w:val="right"/>
       </w:pPr>
-      <w:bookmarkStart w:id="219" w:name="_Toc233455403"/>
+      <w:bookmarkStart w:id="219" w:name="_Toc233459539"/>
       <w:r>
         <w:rPr>
           <w:bidi/>
@@ -44801,7 +44801,7 @@
         <w:jc w:val="right"/>
       </w:pPr>
       <w:bookmarkStart w:id="220" w:name="X2ba466c7822f1b4b8d4c28ae81ff579f1d28271"/>
-      <w:bookmarkStart w:id="221" w:name="_Toc233455404"/>
+      <w:bookmarkStart w:id="221" w:name="_Toc233459540"/>
       <w:bookmarkEnd w:id="218"/>
       <w:r>
         <w:rPr>
@@ -45203,7 +45203,7 @@
         <w:pStyle w:val="Heading2"/>
         <w:jc w:val="right"/>
       </w:pPr>
-      <w:bookmarkStart w:id="225" w:name="_Toc233455405"/>
+      <w:bookmarkStart w:id="225" w:name="_Toc233459541"/>
       <w:r>
         <w:rPr>
           <w:bidi/>
@@ -45221,7 +45221,7 @@
         <w:jc w:val="right"/>
       </w:pPr>
       <w:bookmarkStart w:id="226" w:name="X6cd5d7ea679d76d20534900303c2e6d9b9d4296"/>
-      <w:bookmarkStart w:id="227" w:name="_Toc233455406"/>
+      <w:bookmarkStart w:id="227" w:name="_Toc233459542"/>
       <w:r>
         <w:rPr>
           <w:bidi/>
@@ -45999,7 +45999,7 @@
         <w:pStyle w:val="Heading3"/>
         <w:jc w:val="right"/>
       </w:pPr>
-      <w:bookmarkStart w:id="229" w:name="_Toc233455407"/>
+      <w:bookmarkStart w:id="229" w:name="_Toc233459543"/>
       <w:r>
         <w:rPr>
           <w:bCs/>
@@ -46678,7 +46678,7 @@
         <w:pStyle w:val="Heading3"/>
         <w:jc w:val="right"/>
       </w:pPr>
-      <w:bookmarkStart w:id="231" w:name="_Toc233455408"/>
+      <w:bookmarkStart w:id="231" w:name="_Toc233459544"/>
       <w:r>
         <w:rPr>
           <w:bidi/>
@@ -47964,7 +47964,7 @@
         <w:pStyle w:val="Heading3"/>
         <w:jc w:val="right"/>
       </w:pPr>
-      <w:bookmarkStart w:id="235" w:name="_Toc233455409"/>
+      <w:bookmarkStart w:id="235" w:name="_Toc233459545"/>
       <w:r>
         <w:rPr>
           <w:bidi/>
@@ -49021,7 +49021,7 @@
         <w:pStyle w:val="Heading3"/>
         <w:jc w:val="right"/>
       </w:pPr>
-      <w:bookmarkStart w:id="239" w:name="_Toc233455410"/>
+      <w:bookmarkStart w:id="239" w:name="_Toc233459546"/>
       <w:r>
         <w:rPr>
           <w:bidi/>
@@ -49532,7 +49532,7 @@
         <w:pStyle w:val="Heading3"/>
         <w:jc w:val="right"/>
       </w:pPr>
-      <w:bookmarkStart w:id="241" w:name="_Toc233455411"/>
+      <w:bookmarkStart w:id="241" w:name="_Toc233459547"/>
       <w:r>
         <w:rPr>
           <w:bidi/>
@@ -50393,7 +50393,7 @@
         <w:pStyle w:val="Heading3"/>
         <w:jc w:val="right"/>
       </w:pPr>
-      <w:bookmarkStart w:id="243" w:name="_Toc233455412"/>
+      <w:bookmarkStart w:id="243" w:name="_Toc233459548"/>
       <w:r>
         <w:rPr>
           <w:bidi/>
@@ -51334,7 +51334,7 @@
         <w:pStyle w:val="Heading3"/>
         <w:jc w:val="right"/>
       </w:pPr>
-      <w:bookmarkStart w:id="245" w:name="_Toc233455413"/>
+      <w:bookmarkStart w:id="245" w:name="_Toc233459549"/>
       <w:r>
         <w:rPr>
           <w:bidi/>
@@ -56724,7 +56724,7 @@
 </file>
 
 <file path=customXml/itemProps1.xml><?xml version="1.0" encoding="utf-8"?>
-<ds:datastoreItem xmlns:ds="http://schemas.openxmlformats.org/officeDocument/2006/customXml" ds:itemID="{7FDA345F-B37E-43D6-B394-4A8D14078B75}">
+<ds:datastoreItem xmlns:ds="http://schemas.openxmlformats.org/officeDocument/2006/customXml" ds:itemID="{58BD7006-430C-43E2-AF62-7B00D228AF46}">
   <ds:schemaRefs>
     <ds:schemaRef ds:uri="http://schemas.openxmlformats.org/officeDocument/2006/bibliography"/>
   </ds:schemaRefs>

--- a/Thesis_Surgical_Edit/output/Memoire_DSS_Logistique_ElBayadh.docx
+++ b/Thesis_Surgical_Edit/output/Memoire_DSS_Logistique_ElBayadh.docx
@@ -1,6 +1,6 @@
 
 <file path=word/document.xml><?xml version="1.0" encoding="utf-8"?>
-<w:document xmlns:wpc="http://schemas.microsoft.com/office/word/2010/wordprocessingCanvas" xmlns:cx="http://schemas.microsoft.com/office/drawing/2014/chartex" xmlns:cx1="http://schemas.microsoft.com/office/drawing/2015/9/8/chartex" xmlns:cx2="http://schemas.microsoft.com/office/drawing/2015/10/21/chartex" xmlns:cx3="http://schemas.microsoft.com/office/drawing/2016/5/9/chartex" xmlns:cx4="http://schemas.microsoft.com/office/drawing/2016/5/10/chartex" xmlns:cx5="http://schemas.microsoft.com/office/drawing/2016/5/11/chartex" xmlns:cx6="http://schemas.microsoft.com/office/drawing/2016/5/12/chartex" xmlns:cx7="http://schemas.microsoft.com/office/drawing/2016/5/13/chartex" xmlns:cx8="http://schemas.microsoft.com/office/drawing/2016/5/14/chartex" xmlns:mc="http://schemas.openxmlformats.org/markup-compatibility/2006" xmlns:aink="http://schemas.microsoft.com/office/drawing/2016/ink" xmlns:am3d="http://schemas.microsoft.com/office/drawing/2017/model3d" xmlns:o="urn:schemas-microsoft-com:office:office" xmlns:r="http://schemas.openxmlformats.org/officeDocument/2006/relationships" xmlns:m="http://schemas.openxmlformats.org/officeDocument/2006/math" xmlns:v="urn:schemas-microsoft-com:vml" xmlns:wp14="http://schemas.microsoft.com/office/word/2010/wordprocessingDrawing" xmlns:wp="http://schemas.openxmlformats.org/drawingml/2006/wordprocessingDrawing" xmlns:w10="urn:schemas-microsoft-com:office:word" xmlns:w="http://schemas.openxmlformats.org/wordprocessingml/2006/main" xmlns:w14="http://schemas.microsoft.com/office/word/2010/wordml" xmlns:w15="http://schemas.microsoft.com/office/word/2012/wordml" xmlns:w16cid="http://schemas.microsoft.com/office/word/2016/wordml/cid" xmlns:w16se="http://schemas.microsoft.com/office/word/2015/wordml/symex" xmlns:wpg="http://schemas.microsoft.com/office/word/2010/wordprocessingGroup" xmlns:wpi="http://schemas.microsoft.com/office/word/2010/wordprocessingInk" xmlns:wne="http://schemas.microsoft.com/office/word/2006/wordml" xmlns:wps="http://schemas.microsoft.com/office/word/2010/wordprocessingShape" mc:Ignorable="w14 w15 w16se w16cid wp14">
+<w:document xmlns:wpc="http://schemas.microsoft.com/office/word/2010/wordprocessingCanvas" xmlns:cx="http://schemas.microsoft.com/office/drawing/2014/chartex" xmlns:cx1="http://schemas.microsoft.com/office/drawing/2015/9/8/chartex" xmlns:cx2="http://schemas.microsoft.com/office/drawing/2015/10/21/chartex" xmlns:cx3="http://schemas.microsoft.com/office/drawing/2016/5/9/chartex" xmlns:cx4="http://schemas.microsoft.com/office/drawing/2016/5/10/chartex" xmlns:cx5="http://schemas.microsoft.com/office/drawing/2016/5/11/chartex" xmlns:cx6="http://schemas.microsoft.com/office/drawing/2016/5/12/chartex" xmlns:cx7="http://schemas.microsoft.com/office/drawing/2016/5/13/chartex" xmlns:cx8="http://schemas.microsoft.com/office/drawing/2016/5/14/chartex" xmlns:mc="http://schemas.openxmlformats.org/markup-compatibility/2006" xmlns:aink="http://schemas.microsoft.com/office/drawing/2016/ink" xmlns:am3d="http://schemas.microsoft.com/office/drawing/2017/model3d" xmlns:o="urn:schemas-microsoft-com:office:office" xmlns:r="http://schemas.openxmlformats.org/officeDocument/2006/relationships" xmlns:m="http://schemas.openxmlformats.org/officeDocument/2006/math" xmlns:v="urn:schemas-microsoft-com:vml" xmlns:wp14="http://schemas.microsoft.com/office/word/2010/wordprocessingDrawing" xmlns:wp="http://schemas.openxmlformats.org/drawingml/2006/wordprocessingDrawing" xmlns:w10="urn:schemas-microsoft-com:office:word" xmlns:w="http://schemas.openxmlformats.org/wordprocessingml/2006/main" xmlns:w14="http://schemas.microsoft.com/office/word/2010/wordml" xmlns:w15="http://schemas.microsoft.com/office/word/2012/wordml" xmlns:w16cex="http://schemas.microsoft.com/office/word/2018/wordml/cex" xmlns:w16cid="http://schemas.microsoft.com/office/word/2016/wordml/cid" xmlns:w16="http://schemas.microsoft.com/office/word/2018/wordml" xmlns:w16sdtdh="http://schemas.microsoft.com/office/word/2020/wordml/sdtdatahash" xmlns:w16se="http://schemas.microsoft.com/office/word/2015/wordml/symex" xmlns:wpg="http://schemas.microsoft.com/office/word/2010/wordprocessingGroup" xmlns:wpi="http://schemas.microsoft.com/office/word/2010/wordprocessingInk" xmlns:wne="http://schemas.microsoft.com/office/word/2006/wordml" xmlns:wps="http://schemas.microsoft.com/office/word/2010/wordprocessingShape" mc:Ignorable="w14 w15 w16se w16cid w16 w16cex w16sdtdh wp14">
   <w:body>
     <w:p>
       <w:pPr>
@@ -34,7 +34,7 @@
           <w:rFonts w:cs="Traditional Arabic"/>
           <w:noProof/>
         </w:rPr>
-        <w:pict w14:anchorId="1202B3D9">
+        <w:pict w14:anchorId="6A5EDAA3">
           <v:oval id="Oval 2" o:spid="_x0000_s1065" style="position:absolute;margin-left:344.5pt;margin-top:9.15pt;width:108.75pt;height:108.75pt;z-index:251660288;visibility:visible;mso-wrap-style:square;mso-wrap-distance-left:9pt;mso-wrap-distance-top:0;mso-wrap-distance-right:9pt;mso-wrap-distance-bottom:0;mso-position-horizontal-relative:margin;mso-position-vertical-relative:text;v-text-anchor:middle" o:gfxdata="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" stroked="f" strokeweight="1pt">
             <v:fill r:id="rId8" o:title="" recolor="t" rotate="t" type="frame"/>
             <v:stroke joinstyle="miter"/>
@@ -47,7 +47,7 @@
           <w:rFonts w:cs="Traditional Arabic"/>
           <w:noProof/>
         </w:rPr>
-        <w:pict w14:anchorId="0CBA5723">
+        <w:pict w14:anchorId="53F6839E">
           <v:oval id="Oval 1" o:spid="_x0000_s1066" style="position:absolute;margin-left:0;margin-top:6.9pt;width:108.75pt;height:108.75pt;z-index:251659264;visibility:visible;mso-wrap-style:square;mso-wrap-distance-left:9pt;mso-wrap-distance-top:0;mso-wrap-distance-right:9pt;mso-wrap-distance-bottom:0;mso-position-horizontal-relative:margin;mso-position-vertical-relative:text;v-text-anchor:middle" o:gfxdata="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" stroked="f" strokeweight="1pt">
             <v:fill r:id="rId8" o:title="" recolor="t" rotate="t" type="frame"/>
             <v:stroke joinstyle="miter"/>
@@ -808,7 +808,7 @@
         <w:pStyle w:val="Heading3"/>
         <w:jc w:val="right"/>
       </w:pPr>
-      <w:bookmarkStart w:id="1" w:name="_Toc233459446"/>
+      <w:bookmarkStart w:id="1" w:name="_Toc233655905"/>
       <w:r>
         <w:rPr>
           <w:bidi/>
@@ -819,8 +819,6 @@
       </w:r>
       <w:bookmarkEnd w:id="1"/>
     </w:p>
-    <w:bookmarkStart w:id="2" w:name="_GoBack"/>
-    <w:bookmarkEnd w:id="2"/>
     <w:p>
       <w:pPr>
         <w:pStyle w:val="TOC3"/>
@@ -844,7 +842,7 @@
       <w:r>
         <w:fldChar w:fldCharType="separate"/>
       </w:r>
-      <w:hyperlink w:anchor="_Toc233459446" w:history="1">
+      <w:hyperlink w:anchor="_Toc233655905" w:history="1">
         <w:r>
           <w:rPr>
             <w:rStyle w:val="Hyperlink"/>
@@ -872,7 +870,7 @@
             <w:noProof/>
             <w:webHidden/>
           </w:rPr>
-          <w:instrText xml:space="preserve"> PAGEREF _Toc233459446 \h </w:instrText>
+          <w:instrText xml:space="preserve"> PAGEREF _Toc233655905 \h </w:instrText>
         </w:r>
         <w:r>
           <w:rPr>
@@ -917,7 +915,7 @@
           <w:szCs w:val="22"/>
         </w:rPr>
       </w:pPr>
-      <w:hyperlink w:anchor="_Toc233459447" w:history="1">
+      <w:hyperlink w:anchor="_Toc233655906" w:history="1">
         <w:r>
           <w:rPr>
             <w:rStyle w:val="Hyperlink"/>
@@ -945,7 +943,7 @@
             <w:noProof/>
             <w:webHidden/>
           </w:rPr>
-          <w:instrText xml:space="preserve"> PAGEREF _Toc233459447 \h </w:instrText>
+          <w:instrText xml:space="preserve"> PAGEREF _Toc233655906 \h </w:instrText>
         </w:r>
         <w:r>
           <w:rPr>
@@ -965,7 +963,7 @@
             <w:noProof/>
             <w:webHidden/>
           </w:rPr>
-          <w:t>9</w:t>
+          <w:t>10</w:t>
         </w:r>
         <w:r>
           <w:rPr>
@@ -990,64 +988,99 @@
           <w:szCs w:val="22"/>
         </w:rPr>
       </w:pPr>
-      <w:hyperlink w:anchor="_Toc233459448" w:history="1">
-        <w:r>
-          <w:rPr>
-            <w:rStyle w:val="Hyperlink"/>
-            <w:noProof/>
-            <w:rtl/>
-          </w:rPr>
-          <w:t>الملخص</w:t>
-        </w:r>
-        <w:r>
-          <w:rPr>
-            <w:noProof/>
-            <w:webHidden/>
-          </w:rPr>
-          <w:tab/>
-        </w:r>
-        <w:r>
-          <w:rPr>
-            <w:noProof/>
-            <w:webHidden/>
-          </w:rPr>
-          <w:fldChar w:fldCharType="begin"/>
-        </w:r>
-        <w:r>
-          <w:rPr>
-            <w:noProof/>
-            <w:webHidden/>
-          </w:rPr>
-          <w:instrText xml:space="preserve"> PAGEREF _Toc233459448 \h </w:instrText>
-        </w:r>
-        <w:r>
-          <w:rPr>
-            <w:noProof/>
-            <w:webHidden/>
-          </w:rPr>
-        </w:r>
-        <w:r>
-          <w:rPr>
-            <w:noProof/>
-            <w:webHidden/>
-          </w:rPr>
-          <w:fldChar w:fldCharType="separate"/>
-        </w:r>
-        <w:r>
-          <w:rPr>
-            <w:noProof/>
-            <w:webHidden/>
-          </w:rPr>
-          <w:t>11</w:t>
-        </w:r>
-        <w:r>
-          <w:rPr>
-            <w:noProof/>
-            <w:webHidden/>
-          </w:rPr>
-          <w:fldChar w:fldCharType="end"/>
-        </w:r>
-      </w:hyperlink>
+      <w:r>
+        <w:rPr>
+          <w:noProof/>
+        </w:rPr>
+        <w:fldChar w:fldCharType="begin"/>
+      </w:r>
+      <w:r>
+        <w:rPr>
+          <w:noProof/>
+        </w:rPr>
+        <w:instrText>TOC \h \z \c "</w:instrText>
+      </w:r>
+      <w:r>
+        <w:rPr>
+          <w:noProof/>
+          <w:rtl/>
+        </w:rPr>
+        <w:instrText>جدول</w:instrText>
+      </w:r>
+      <w:r>
+        <w:rPr>
+          <w:noProof/>
+        </w:rPr>
+        <w:instrText>"</w:instrText>
+      </w:r>
+      <w:r>
+        <w:rPr>
+          <w:noProof/>
+        </w:rPr>
+        <w:fldChar w:fldCharType="separate"/>
+      </w:r>
+      <w:r>
+        <w:rPr>
+          <w:rStyle w:val="Hyperlink"/>
+          <w:noProof/>
+          <w:rtl/>
+        </w:rPr>
+        <w:t>الملخص</w:t>
+      </w:r>
+      <w:r>
+        <w:rPr>
+          <w:noProof/>
+          <w:webHidden/>
+        </w:rPr>
+        <w:tab/>
+      </w:r>
+      <w:r>
+        <w:rPr>
+          <w:noProof/>
+          <w:webHidden/>
+        </w:rPr>
+        <w:fldChar w:fldCharType="begin"/>
+      </w:r>
+      <w:r>
+        <w:rPr>
+          <w:noProof/>
+          <w:webHidden/>
+        </w:rPr>
+        <w:instrText xml:space="preserve"> PAGEREF _Toc233655907 \h </w:instrText>
+      </w:r>
+      <w:r>
+        <w:rPr>
+          <w:noProof/>
+          <w:webHidden/>
+        </w:rPr>
+      </w:r>
+      <w:r>
+        <w:rPr>
+          <w:noProof/>
+          <w:webHidden/>
+        </w:rPr>
+        <w:fldChar w:fldCharType="separate"/>
+      </w:r>
+      <w:r>
+        <w:rPr>
+          <w:noProof/>
+          <w:webHidden/>
+        </w:rPr>
+        <w:t>12</w:t>
+      </w:r>
+      <w:r>
+        <w:rPr>
+          <w:noProof/>
+          <w:webHidden/>
+        </w:rPr>
+        <w:fldChar w:fldCharType="end"/>
+      </w:r>
+      <w:r>
+        <w:rPr>
+          <w:noProof/>
+        </w:rPr>
+        <w:fldChar w:fldCharType="end"/>
+      </w:r>
     </w:p>
     <w:p>
       <w:pPr>
@@ -1063,7 +1096,7 @@
           <w:szCs w:val="22"/>
         </w:rPr>
       </w:pPr>
-      <w:hyperlink w:anchor="_Toc233459449" w:history="1">
+      <w:hyperlink w:anchor="_Toc233655908" w:history="1">
         <w:r>
           <w:rPr>
             <w:rStyle w:val="Hyperlink"/>
@@ -1090,7 +1123,7 @@
             <w:noProof/>
             <w:webHidden/>
           </w:rPr>
-          <w:instrText xml:space="preserve"> PAGEREF _Toc233459449 \h </w:instrText>
+          <w:instrText xml:space="preserve"> PAGEREF _Toc233655908 \h </w:instrText>
         </w:r>
         <w:r>
           <w:rPr>
@@ -1110,7 +1143,7 @@
             <w:noProof/>
             <w:webHidden/>
           </w:rPr>
-          <w:t>12</w:t>
+          <w:t>13</w:t>
         </w:r>
         <w:r>
           <w:rPr>
@@ -1135,7 +1168,7 @@
           <w:szCs w:val="22"/>
         </w:rPr>
       </w:pPr>
-      <w:hyperlink w:anchor="_Toc233459450" w:history="1">
+      <w:hyperlink w:anchor="_Toc233655909" w:history="1">
         <w:r>
           <w:rPr>
             <w:rStyle w:val="Hyperlink"/>
@@ -1163,7 +1196,7 @@
             <w:noProof/>
             <w:webHidden/>
           </w:rPr>
-          <w:instrText xml:space="preserve"> PAGEREF _Toc233459450 \h </w:instrText>
+          <w:instrText xml:space="preserve"> PAGEREF _Toc233655909 \h </w:instrText>
         </w:r>
         <w:r>
           <w:rPr>
@@ -1183,7 +1216,7 @@
             <w:noProof/>
             <w:webHidden/>
           </w:rPr>
-          <w:t>13</w:t>
+          <w:t>14</w:t>
         </w:r>
         <w:r>
           <w:rPr>
@@ -1208,7 +1241,7 @@
           <w:szCs w:val="22"/>
         </w:rPr>
       </w:pPr>
-      <w:hyperlink w:anchor="_Toc233459451" w:history="1">
+      <w:hyperlink w:anchor="_Toc233655910" w:history="1">
         <w:r>
           <w:rPr>
             <w:rStyle w:val="Hyperlink"/>
@@ -1236,7 +1269,7 @@
             <w:noProof/>
             <w:webHidden/>
           </w:rPr>
-          <w:instrText xml:space="preserve"> PAGEREF _Toc233459451 \h </w:instrText>
+          <w:instrText xml:space="preserve"> PAGEREF _Toc233655910 \h </w:instrText>
         </w:r>
         <w:r>
           <w:rPr>
@@ -1256,7 +1289,7 @@
             <w:noProof/>
             <w:webHidden/>
           </w:rPr>
-          <w:t>13</w:t>
+          <w:t>14</w:t>
         </w:r>
         <w:r>
           <w:rPr>
@@ -1281,7 +1314,7 @@
           <w:szCs w:val="22"/>
         </w:rPr>
       </w:pPr>
-      <w:hyperlink w:anchor="_Toc233459452" w:history="1">
+      <w:hyperlink w:anchor="_Toc233655911" w:history="1">
         <w:r>
           <w:rPr>
             <w:rStyle w:val="Hyperlink"/>
@@ -1309,7 +1342,7 @@
             <w:noProof/>
             <w:webHidden/>
           </w:rPr>
-          <w:instrText xml:space="preserve"> PAGEREF _Toc233459452 \h </w:instrText>
+          <w:instrText xml:space="preserve"> PAGEREF _Toc233655911 \h </w:instrText>
         </w:r>
         <w:r>
           <w:rPr>
@@ -1329,7 +1362,7 @@
             <w:noProof/>
             <w:webHidden/>
           </w:rPr>
-          <w:t>13</w:t>
+          <w:t>14</w:t>
         </w:r>
         <w:r>
           <w:rPr>
@@ -1354,7 +1387,7 @@
           <w:szCs w:val="22"/>
         </w:rPr>
       </w:pPr>
-      <w:hyperlink w:anchor="_Toc233459453" w:history="1">
+      <w:hyperlink w:anchor="_Toc233655912" w:history="1">
         <w:r>
           <w:rPr>
             <w:rStyle w:val="Hyperlink"/>
@@ -1382,7 +1415,7 @@
             <w:noProof/>
             <w:webHidden/>
           </w:rPr>
-          <w:instrText xml:space="preserve"> PAGEREF _Toc233459453 \h </w:instrText>
+          <w:instrText xml:space="preserve"> PAGEREF _Toc233655912 \h </w:instrText>
         </w:r>
         <w:r>
           <w:rPr>
@@ -1402,7 +1435,7 @@
             <w:noProof/>
             <w:webHidden/>
           </w:rPr>
-          <w:t>13</w:t>
+          <w:t>14</w:t>
         </w:r>
         <w:r>
           <w:rPr>
@@ -1427,7 +1460,7 @@
           <w:szCs w:val="22"/>
         </w:rPr>
       </w:pPr>
-      <w:hyperlink w:anchor="_Toc233459454" w:history="1">
+      <w:hyperlink w:anchor="_Toc233655913" w:history="1">
         <w:r>
           <w:rPr>
             <w:rStyle w:val="Hyperlink"/>
@@ -1455,7 +1488,7 @@
             <w:noProof/>
             <w:webHidden/>
           </w:rPr>
-          <w:instrText xml:space="preserve"> PAGEREF _Toc233459454 \h </w:instrText>
+          <w:instrText xml:space="preserve"> PAGEREF _Toc233655913 \h </w:instrText>
         </w:r>
         <w:r>
           <w:rPr>
@@ -1475,7 +1508,7 @@
             <w:noProof/>
             <w:webHidden/>
           </w:rPr>
-          <w:t>14</w:t>
+          <w:t>15</w:t>
         </w:r>
         <w:r>
           <w:rPr>
@@ -1500,7 +1533,7 @@
           <w:szCs w:val="22"/>
         </w:rPr>
       </w:pPr>
-      <w:hyperlink w:anchor="_Toc233459455" w:history="1">
+      <w:hyperlink w:anchor="_Toc233655914" w:history="1">
         <w:r>
           <w:rPr>
             <w:rStyle w:val="Hyperlink"/>
@@ -1528,7 +1561,7 @@
             <w:noProof/>
             <w:webHidden/>
           </w:rPr>
-          <w:instrText xml:space="preserve"> PAGEREF _Toc233459455 \h </w:instrText>
+          <w:instrText xml:space="preserve"> PAGEREF _Toc233655914 \h </w:instrText>
         </w:r>
         <w:r>
           <w:rPr>
@@ -1548,7 +1581,7 @@
             <w:noProof/>
             <w:webHidden/>
           </w:rPr>
-          <w:t>14</w:t>
+          <w:t>15</w:t>
         </w:r>
         <w:r>
           <w:rPr>
@@ -1573,7 +1606,7 @@
           <w:szCs w:val="22"/>
         </w:rPr>
       </w:pPr>
-      <w:hyperlink w:anchor="_Toc233459456" w:history="1">
+      <w:hyperlink w:anchor="_Toc233655915" w:history="1">
         <w:r>
           <w:rPr>
             <w:rStyle w:val="Hyperlink"/>
@@ -1601,7 +1634,7 @@
             <w:noProof/>
             <w:webHidden/>
           </w:rPr>
-          <w:instrText xml:space="preserve"> PAGEREF _Toc233459456 \h </w:instrText>
+          <w:instrText xml:space="preserve"> PAGEREF _Toc233655915 \h </w:instrText>
         </w:r>
         <w:r>
           <w:rPr>
@@ -1621,7 +1654,7 @@
             <w:noProof/>
             <w:webHidden/>
           </w:rPr>
-          <w:t>14</w:t>
+          <w:t>15</w:t>
         </w:r>
         <w:r>
           <w:rPr>
@@ -1646,7 +1679,7 @@
           <w:szCs w:val="22"/>
         </w:rPr>
       </w:pPr>
-      <w:hyperlink w:anchor="_Toc233459457" w:history="1">
+      <w:hyperlink w:anchor="_Toc233655916" w:history="1">
         <w:r>
           <w:rPr>
             <w:rStyle w:val="Hyperlink"/>
@@ -1704,7 +1737,7 @@
             <w:noProof/>
             <w:webHidden/>
           </w:rPr>
-          <w:instrText xml:space="preserve"> PAGEREF _Toc233459457 \h </w:instrText>
+          <w:instrText xml:space="preserve"> PAGEREF _Toc233655916 \h </w:instrText>
         </w:r>
         <w:r>
           <w:rPr>
@@ -1724,7 +1757,7 @@
             <w:noProof/>
             <w:webHidden/>
           </w:rPr>
-          <w:t>15</w:t>
+          <w:t>16</w:t>
         </w:r>
         <w:r>
           <w:rPr>
@@ -1749,7 +1782,7 @@
           <w:szCs w:val="22"/>
         </w:rPr>
       </w:pPr>
-      <w:hyperlink w:anchor="_Toc233459458" w:history="1">
+      <w:hyperlink w:anchor="_Toc233655917" w:history="1">
         <w:r>
           <w:rPr>
             <w:rStyle w:val="Hyperlink"/>
@@ -1777,7 +1810,7 @@
             <w:noProof/>
             <w:webHidden/>
           </w:rPr>
-          <w:instrText xml:space="preserve"> PAGEREF _Toc233459458 \h </w:instrText>
+          <w:instrText xml:space="preserve"> PAGEREF _Toc233655917 \h </w:instrText>
         </w:r>
         <w:r>
           <w:rPr>
@@ -1797,7 +1830,7 @@
             <w:noProof/>
             <w:webHidden/>
           </w:rPr>
-          <w:t>19</w:t>
+          <w:t>20</w:t>
         </w:r>
         <w:r>
           <w:rPr>
@@ -1822,7 +1855,7 @@
           <w:szCs w:val="22"/>
         </w:rPr>
       </w:pPr>
-      <w:hyperlink w:anchor="_Toc233459459" w:history="1">
+      <w:hyperlink w:anchor="_Toc233655918" w:history="1">
         <w:r>
           <w:rPr>
             <w:rStyle w:val="Hyperlink"/>
@@ -1850,7 +1883,7 @@
             <w:noProof/>
             <w:webHidden/>
           </w:rPr>
-          <w:instrText xml:space="preserve"> PAGEREF _Toc233459459 \h </w:instrText>
+          <w:instrText xml:space="preserve"> PAGEREF _Toc233655918 \h </w:instrText>
         </w:r>
         <w:r>
           <w:rPr>
@@ -1870,7 +1903,7 @@
             <w:noProof/>
             <w:webHidden/>
           </w:rPr>
-          <w:t>19</w:t>
+          <w:t>20</w:t>
         </w:r>
         <w:r>
           <w:rPr>
@@ -1895,7 +1928,7 @@
           <w:szCs w:val="22"/>
         </w:rPr>
       </w:pPr>
-      <w:hyperlink w:anchor="_Toc233459460" w:history="1">
+      <w:hyperlink w:anchor="_Toc233655919" w:history="1">
         <w:r>
           <w:rPr>
             <w:rStyle w:val="Hyperlink"/>
@@ -1938,7 +1971,7 @@
             <w:noProof/>
             <w:webHidden/>
           </w:rPr>
-          <w:instrText xml:space="preserve"> PAGEREF _Toc233459460 \h </w:instrText>
+          <w:instrText xml:space="preserve"> PAGEREF _Toc233655919 \h </w:instrText>
         </w:r>
         <w:r>
           <w:rPr>
@@ -1958,7 +1991,7 @@
             <w:noProof/>
             <w:webHidden/>
           </w:rPr>
-          <w:t>19</w:t>
+          <w:t>20</w:t>
         </w:r>
         <w:r>
           <w:rPr>
@@ -1983,7 +2016,7 @@
           <w:szCs w:val="22"/>
         </w:rPr>
       </w:pPr>
-      <w:hyperlink w:anchor="_Toc233459461" w:history="1">
+      <w:hyperlink w:anchor="_Toc233655920" w:history="1">
         <w:r>
           <w:rPr>
             <w:rStyle w:val="Hyperlink"/>
@@ -2026,7 +2059,7 @@
             <w:noProof/>
             <w:webHidden/>
           </w:rPr>
-          <w:instrText xml:space="preserve"> PAGEREF _Toc233459461 \h </w:instrText>
+          <w:instrText xml:space="preserve"> PAGEREF _Toc233655920 \h </w:instrText>
         </w:r>
         <w:r>
           <w:rPr>
@@ -2046,7 +2079,7 @@
             <w:noProof/>
             <w:webHidden/>
           </w:rPr>
-          <w:t>20</w:t>
+          <w:t>21</w:t>
         </w:r>
         <w:r>
           <w:rPr>
@@ -2071,7 +2104,7 @@
           <w:szCs w:val="22"/>
         </w:rPr>
       </w:pPr>
-      <w:hyperlink w:anchor="_Toc233459462" w:history="1">
+      <w:hyperlink w:anchor="_Toc233655921" w:history="1">
         <w:r>
           <w:rPr>
             <w:rStyle w:val="Hyperlink"/>
@@ -2099,7 +2132,7 @@
             <w:noProof/>
             <w:webHidden/>
           </w:rPr>
-          <w:instrText xml:space="preserve"> PAGEREF _Toc233459462 \h </w:instrText>
+          <w:instrText xml:space="preserve"> PAGEREF _Toc233655921 \h </w:instrText>
         </w:r>
         <w:r>
           <w:rPr>
@@ -2119,7 +2152,7 @@
             <w:noProof/>
             <w:webHidden/>
           </w:rPr>
-          <w:t>20</w:t>
+          <w:t>21</w:t>
         </w:r>
         <w:r>
           <w:rPr>
@@ -2144,7 +2177,7 @@
           <w:szCs w:val="22"/>
         </w:rPr>
       </w:pPr>
-      <w:hyperlink w:anchor="_Toc233459463" w:history="1">
+      <w:hyperlink w:anchor="_Toc233655922" w:history="1">
         <w:r>
           <w:rPr>
             <w:rStyle w:val="Hyperlink"/>
@@ -2172,7 +2205,7 @@
             <w:noProof/>
             <w:webHidden/>
           </w:rPr>
-          <w:instrText xml:space="preserve"> PAGEREF _Toc233459463 \h </w:instrText>
+          <w:instrText xml:space="preserve"> PAGEREF _Toc233655922 \h </w:instrText>
         </w:r>
         <w:r>
           <w:rPr>
@@ -2192,7 +2225,7 @@
             <w:noProof/>
             <w:webHidden/>
           </w:rPr>
-          <w:t>21</w:t>
+          <w:t>22</w:t>
         </w:r>
         <w:r>
           <w:rPr>
@@ -2217,7 +2250,7 @@
           <w:szCs w:val="22"/>
         </w:rPr>
       </w:pPr>
-      <w:hyperlink w:anchor="_Toc233459464" w:history="1">
+      <w:hyperlink w:anchor="_Toc233655923" w:history="1">
         <w:r>
           <w:rPr>
             <w:rStyle w:val="Hyperlink"/>
@@ -2245,7 +2278,7 @@
             <w:noProof/>
             <w:webHidden/>
           </w:rPr>
-          <w:instrText xml:space="preserve"> PAGEREF _Toc233459464 \h </w:instrText>
+          <w:instrText xml:space="preserve"> PAGEREF _Toc233655923 \h </w:instrText>
         </w:r>
         <w:r>
           <w:rPr>
@@ -2265,7 +2298,7 @@
             <w:noProof/>
             <w:webHidden/>
           </w:rPr>
-          <w:t>21</w:t>
+          <w:t>22</w:t>
         </w:r>
         <w:r>
           <w:rPr>
@@ -2290,7 +2323,7 @@
           <w:szCs w:val="22"/>
         </w:rPr>
       </w:pPr>
-      <w:hyperlink w:anchor="_Toc233459465" w:history="1">
+      <w:hyperlink w:anchor="_Toc233655924" w:history="1">
         <w:r>
           <w:rPr>
             <w:rStyle w:val="Hyperlink"/>
@@ -2318,7 +2351,7 @@
             <w:noProof/>
             <w:webHidden/>
           </w:rPr>
-          <w:instrText xml:space="preserve"> PAGEREF _Toc233459465 \h </w:instrText>
+          <w:instrText xml:space="preserve"> PAGEREF _Toc233655924 \h </w:instrText>
         </w:r>
         <w:r>
           <w:rPr>
@@ -2338,7 +2371,7 @@
             <w:noProof/>
             <w:webHidden/>
           </w:rPr>
-          <w:t>22</w:t>
+          <w:t>23</w:t>
         </w:r>
         <w:r>
           <w:rPr>
@@ -2363,7 +2396,7 @@
           <w:szCs w:val="22"/>
         </w:rPr>
       </w:pPr>
-      <w:hyperlink w:anchor="_Toc233459466" w:history="1">
+      <w:hyperlink w:anchor="_Toc233655925" w:history="1">
         <w:r>
           <w:rPr>
             <w:rStyle w:val="Hyperlink"/>
@@ -2391,7 +2424,7 @@
             <w:noProof/>
             <w:webHidden/>
           </w:rPr>
-          <w:instrText xml:space="preserve"> PAGEREF _Toc233459466 \h </w:instrText>
+          <w:instrText xml:space="preserve"> PAGEREF _Toc233655925 \h </w:instrText>
         </w:r>
         <w:r>
           <w:rPr>
@@ -2411,7 +2444,7 @@
             <w:noProof/>
             <w:webHidden/>
           </w:rPr>
-          <w:t>23</w:t>
+          <w:t>24</w:t>
         </w:r>
         <w:r>
           <w:rPr>
@@ -2436,7 +2469,7 @@
           <w:szCs w:val="22"/>
         </w:rPr>
       </w:pPr>
-      <w:hyperlink w:anchor="_Toc233459467" w:history="1">
+      <w:hyperlink w:anchor="_Toc233655926" w:history="1">
         <w:r>
           <w:rPr>
             <w:rStyle w:val="Hyperlink"/>
@@ -2464,7 +2497,7 @@
             <w:noProof/>
             <w:webHidden/>
           </w:rPr>
-          <w:instrText xml:space="preserve"> PAGEREF _Toc233459467 \h </w:instrText>
+          <w:instrText xml:space="preserve"> PAGEREF _Toc233655926 \h </w:instrText>
         </w:r>
         <w:r>
           <w:rPr>
@@ -2484,7 +2517,7 @@
             <w:noProof/>
             <w:webHidden/>
           </w:rPr>
-          <w:t>25</w:t>
+          <w:t>26</w:t>
         </w:r>
         <w:r>
           <w:rPr>
@@ -2509,7 +2542,7 @@
           <w:szCs w:val="22"/>
         </w:rPr>
       </w:pPr>
-      <w:hyperlink w:anchor="_Toc233459468" w:history="1">
+      <w:hyperlink w:anchor="_Toc233655927" w:history="1">
         <w:r>
           <w:rPr>
             <w:rStyle w:val="Hyperlink"/>
@@ -2552,7 +2585,7 @@
             <w:noProof/>
             <w:webHidden/>
           </w:rPr>
-          <w:instrText xml:space="preserve"> PAGEREF _Toc233459468 \h </w:instrText>
+          <w:instrText xml:space="preserve"> PAGEREF _Toc233655927 \h </w:instrText>
         </w:r>
         <w:r>
           <w:rPr>
@@ -2572,7 +2605,7 @@
             <w:noProof/>
             <w:webHidden/>
           </w:rPr>
-          <w:t>25</w:t>
+          <w:t>26</w:t>
         </w:r>
         <w:r>
           <w:rPr>
@@ -2597,7 +2630,7 @@
           <w:szCs w:val="22"/>
         </w:rPr>
       </w:pPr>
-      <w:hyperlink w:anchor="_Toc233459469" w:history="1">
+      <w:hyperlink w:anchor="_Toc233655928" w:history="1">
         <w:r>
           <w:rPr>
             <w:rStyle w:val="Hyperlink"/>
@@ -2625,7 +2658,7 @@
             <w:noProof/>
             <w:webHidden/>
           </w:rPr>
-          <w:instrText xml:space="preserve"> PAGEREF _Toc233459469 \h </w:instrText>
+          <w:instrText xml:space="preserve"> PAGEREF _Toc233655928 \h </w:instrText>
         </w:r>
         <w:r>
           <w:rPr>
@@ -2645,7 +2678,7 @@
             <w:noProof/>
             <w:webHidden/>
           </w:rPr>
-          <w:t>25</w:t>
+          <w:t>26</w:t>
         </w:r>
         <w:r>
           <w:rPr>
@@ -2670,7 +2703,7 @@
           <w:szCs w:val="22"/>
         </w:rPr>
       </w:pPr>
-      <w:hyperlink w:anchor="_Toc233459470" w:history="1">
+      <w:hyperlink w:anchor="_Toc233655929" w:history="1">
         <w:r>
           <w:rPr>
             <w:rStyle w:val="Hyperlink"/>
@@ -2698,7 +2731,7 @@
             <w:noProof/>
             <w:webHidden/>
           </w:rPr>
-          <w:instrText xml:space="preserve"> PAGEREF _Toc233459470 \h </w:instrText>
+          <w:instrText xml:space="preserve"> PAGEREF _Toc233655929 \h </w:instrText>
         </w:r>
         <w:r>
           <w:rPr>
@@ -2718,7 +2751,7 @@
             <w:noProof/>
             <w:webHidden/>
           </w:rPr>
-          <w:t>26</w:t>
+          <w:t>27</w:t>
         </w:r>
         <w:r>
           <w:rPr>
@@ -2743,7 +2776,7 @@
           <w:szCs w:val="22"/>
         </w:rPr>
       </w:pPr>
-      <w:hyperlink w:anchor="_Toc233459471" w:history="1">
+      <w:hyperlink w:anchor="_Toc233655930" w:history="1">
         <w:r>
           <w:rPr>
             <w:rStyle w:val="Hyperlink"/>
@@ -2771,7 +2804,7 @@
             <w:noProof/>
             <w:webHidden/>
           </w:rPr>
-          <w:instrText xml:space="preserve"> PAGEREF _Toc233459471 \h </w:instrText>
+          <w:instrText xml:space="preserve"> PAGEREF _Toc233655930 \h </w:instrText>
         </w:r>
         <w:r>
           <w:rPr>
@@ -2791,7 +2824,7 @@
             <w:noProof/>
             <w:webHidden/>
           </w:rPr>
-          <w:t>26</w:t>
+          <w:t>27</w:t>
         </w:r>
         <w:r>
           <w:rPr>
@@ -2816,7 +2849,7 @@
           <w:szCs w:val="22"/>
         </w:rPr>
       </w:pPr>
-      <w:hyperlink w:anchor="_Toc233459472" w:history="1">
+      <w:hyperlink w:anchor="_Toc233655931" w:history="1">
         <w:r>
           <w:rPr>
             <w:rStyle w:val="Hyperlink"/>
@@ -2851,7 +2884,7 @@
             <w:noProof/>
             <w:webHidden/>
           </w:rPr>
-          <w:instrText xml:space="preserve"> PAGEREF _Toc233459472 \h </w:instrText>
+          <w:instrText xml:space="preserve"> PAGEREF _Toc233655931 \h </w:instrText>
         </w:r>
         <w:r>
           <w:rPr>
@@ -2871,7 +2904,7 @@
             <w:noProof/>
             <w:webHidden/>
           </w:rPr>
-          <w:t>26</w:t>
+          <w:t>27</w:t>
         </w:r>
         <w:r>
           <w:rPr>
@@ -2896,7 +2929,7 @@
           <w:szCs w:val="22"/>
         </w:rPr>
       </w:pPr>
-      <w:hyperlink w:anchor="_Toc233459473" w:history="1">
+      <w:hyperlink w:anchor="_Toc233655932" w:history="1">
         <w:r>
           <w:rPr>
             <w:rStyle w:val="Hyperlink"/>
@@ -2924,7 +2957,7 @@
             <w:noProof/>
             <w:webHidden/>
           </w:rPr>
-          <w:instrText xml:space="preserve"> PAGEREF _Toc233459473 \h </w:instrText>
+          <w:instrText xml:space="preserve"> PAGEREF _Toc233655932 \h </w:instrText>
         </w:r>
         <w:r>
           <w:rPr>
@@ -2944,7 +2977,7 @@
             <w:noProof/>
             <w:webHidden/>
           </w:rPr>
-          <w:t>28</w:t>
+          <w:t>29</w:t>
         </w:r>
         <w:r>
           <w:rPr>
@@ -2969,7 +3002,7 @@
           <w:szCs w:val="22"/>
         </w:rPr>
       </w:pPr>
-      <w:hyperlink w:anchor="_Toc233459474" w:history="1">
+      <w:hyperlink w:anchor="_Toc233655933" w:history="1">
         <w:r>
           <w:rPr>
             <w:rStyle w:val="Hyperlink"/>
@@ -2997,7 +3030,7 @@
             <w:noProof/>
             <w:webHidden/>
           </w:rPr>
-          <w:instrText xml:space="preserve"> PAGEREF _Toc233459474 \h </w:instrText>
+          <w:instrText xml:space="preserve"> PAGEREF _Toc233655933 \h </w:instrText>
         </w:r>
         <w:r>
           <w:rPr>
@@ -3017,7 +3050,7 @@
             <w:noProof/>
             <w:webHidden/>
           </w:rPr>
-          <w:t>29</w:t>
+          <w:t>30</w:t>
         </w:r>
         <w:r>
           <w:rPr>
@@ -3042,7 +3075,7 @@
           <w:szCs w:val="22"/>
         </w:rPr>
       </w:pPr>
-      <w:hyperlink w:anchor="_Toc233459475" w:history="1">
+      <w:hyperlink w:anchor="_Toc233655934" w:history="1">
         <w:r>
           <w:rPr>
             <w:rStyle w:val="Hyperlink"/>
@@ -3070,7 +3103,7 @@
             <w:noProof/>
             <w:webHidden/>
           </w:rPr>
-          <w:instrText xml:space="preserve"> PAGEREF _Toc233459475 \h </w:instrText>
+          <w:instrText xml:space="preserve"> PAGEREF _Toc233655934 \h </w:instrText>
         </w:r>
         <w:r>
           <w:rPr>
@@ -3090,7 +3123,7 @@
             <w:noProof/>
             <w:webHidden/>
           </w:rPr>
-          <w:t>30</w:t>
+          <w:t>31</w:t>
         </w:r>
         <w:r>
           <w:rPr>
@@ -3115,7 +3148,7 @@
           <w:szCs w:val="22"/>
         </w:rPr>
       </w:pPr>
-      <w:hyperlink w:anchor="_Toc233459476" w:history="1">
+      <w:hyperlink w:anchor="_Toc233655935" w:history="1">
         <w:r>
           <w:rPr>
             <w:rStyle w:val="Hyperlink"/>
@@ -3150,7 +3183,7 @@
             <w:noProof/>
             <w:webHidden/>
           </w:rPr>
-          <w:instrText xml:space="preserve"> PAGEREF _Toc233459476 \h </w:instrText>
+          <w:instrText xml:space="preserve"> PAGEREF _Toc233655935 \h </w:instrText>
         </w:r>
         <w:r>
           <w:rPr>
@@ -3170,7 +3203,7 @@
             <w:noProof/>
             <w:webHidden/>
           </w:rPr>
-          <w:t>30</w:t>
+          <w:t>31</w:t>
         </w:r>
         <w:r>
           <w:rPr>
@@ -3195,7 +3228,7 @@
           <w:szCs w:val="22"/>
         </w:rPr>
       </w:pPr>
-      <w:hyperlink w:anchor="_Toc233459477" w:history="1">
+      <w:hyperlink w:anchor="_Toc233655936" w:history="1">
         <w:r>
           <w:rPr>
             <w:rStyle w:val="Hyperlink"/>
@@ -3238,7 +3271,7 @@
             <w:noProof/>
             <w:webHidden/>
           </w:rPr>
-          <w:instrText xml:space="preserve"> PAGEREF _Toc233459477 \h </w:instrText>
+          <w:instrText xml:space="preserve"> PAGEREF _Toc233655936 \h </w:instrText>
         </w:r>
         <w:r>
           <w:rPr>
@@ -3258,7 +3291,7 @@
             <w:noProof/>
             <w:webHidden/>
           </w:rPr>
-          <w:t>30</w:t>
+          <w:t>31</w:t>
         </w:r>
         <w:r>
           <w:rPr>
@@ -3283,7 +3316,7 @@
           <w:szCs w:val="22"/>
         </w:rPr>
       </w:pPr>
-      <w:hyperlink w:anchor="_Toc233459478" w:history="1">
+      <w:hyperlink w:anchor="_Toc233655937" w:history="1">
         <w:r>
           <w:rPr>
             <w:rStyle w:val="Hyperlink"/>
@@ -3326,7 +3359,7 @@
             <w:noProof/>
             <w:webHidden/>
           </w:rPr>
-          <w:instrText xml:space="preserve"> PAGEREF _Toc233459478 \h </w:instrText>
+          <w:instrText xml:space="preserve"> PAGEREF _Toc233655937 \h </w:instrText>
         </w:r>
         <w:r>
           <w:rPr>
@@ -3346,7 +3379,7 @@
             <w:noProof/>
             <w:webHidden/>
           </w:rPr>
-          <w:t>31</w:t>
+          <w:t>32</w:t>
         </w:r>
         <w:r>
           <w:rPr>
@@ -3371,7 +3404,7 @@
           <w:szCs w:val="22"/>
         </w:rPr>
       </w:pPr>
-      <w:hyperlink w:anchor="_Toc233459479" w:history="1">
+      <w:hyperlink w:anchor="_Toc233655938" w:history="1">
         <w:r>
           <w:rPr>
             <w:rStyle w:val="Hyperlink"/>
@@ -3399,7 +3432,7 @@
             <w:noProof/>
             <w:webHidden/>
           </w:rPr>
-          <w:instrText xml:space="preserve"> PAGEREF _Toc233459479 \h </w:instrText>
+          <w:instrText xml:space="preserve"> PAGEREF _Toc233655938 \h </w:instrText>
         </w:r>
         <w:r>
           <w:rPr>
@@ -3419,7 +3452,7 @@
             <w:noProof/>
             <w:webHidden/>
           </w:rPr>
-          <w:t>32</w:t>
+          <w:t>33</w:t>
         </w:r>
         <w:r>
           <w:rPr>
@@ -3444,7 +3477,7 @@
           <w:szCs w:val="22"/>
         </w:rPr>
       </w:pPr>
-      <w:hyperlink w:anchor="_Toc233459480" w:history="1">
+      <w:hyperlink w:anchor="_Toc233655939" w:history="1">
         <w:r>
           <w:rPr>
             <w:rStyle w:val="Hyperlink"/>
@@ -3472,7 +3505,7 @@
             <w:noProof/>
             <w:webHidden/>
           </w:rPr>
-          <w:instrText xml:space="preserve"> PAGEREF _Toc233459480 \h </w:instrText>
+          <w:instrText xml:space="preserve"> PAGEREF _Toc233655939 \h </w:instrText>
         </w:r>
         <w:r>
           <w:rPr>
@@ -3492,7 +3525,7 @@
             <w:noProof/>
             <w:webHidden/>
           </w:rPr>
-          <w:t>32</w:t>
+          <w:t>33</w:t>
         </w:r>
         <w:r>
           <w:rPr>
@@ -3517,7 +3550,7 @@
           <w:szCs w:val="22"/>
         </w:rPr>
       </w:pPr>
-      <w:hyperlink w:anchor="_Toc233459481" w:history="1">
+      <w:hyperlink w:anchor="_Toc233655940" w:history="1">
         <w:r>
           <w:rPr>
             <w:rStyle w:val="Hyperlink"/>
@@ -3545,7 +3578,7 @@
             <w:noProof/>
             <w:webHidden/>
           </w:rPr>
-          <w:instrText xml:space="preserve"> PAGEREF _Toc233459481 \h </w:instrText>
+          <w:instrText xml:space="preserve"> PAGEREF _Toc233655940 \h </w:instrText>
         </w:r>
         <w:r>
           <w:rPr>
@@ -3565,7 +3598,7 @@
             <w:noProof/>
             <w:webHidden/>
           </w:rPr>
-          <w:t>32</w:t>
+          <w:t>33</w:t>
         </w:r>
         <w:r>
           <w:rPr>
@@ -3590,7 +3623,7 @@
           <w:szCs w:val="22"/>
         </w:rPr>
       </w:pPr>
-      <w:hyperlink w:anchor="_Toc233459482" w:history="1">
+      <w:hyperlink w:anchor="_Toc233655941" w:history="1">
         <w:r>
           <w:rPr>
             <w:rStyle w:val="Hyperlink"/>
@@ -3633,7 +3666,7 @@
             <w:noProof/>
             <w:webHidden/>
           </w:rPr>
-          <w:instrText xml:space="preserve"> PAGEREF _Toc233459482 \h </w:instrText>
+          <w:instrText xml:space="preserve"> PAGEREF _Toc233655941 \h </w:instrText>
         </w:r>
         <w:r>
           <w:rPr>
@@ -3653,7 +3686,7 @@
             <w:noProof/>
             <w:webHidden/>
           </w:rPr>
-          <w:t>34</w:t>
+          <w:t>35</w:t>
         </w:r>
         <w:r>
           <w:rPr>
@@ -3678,7 +3711,7 @@
           <w:szCs w:val="22"/>
         </w:rPr>
       </w:pPr>
-      <w:hyperlink w:anchor="_Toc233459483" w:history="1">
+      <w:hyperlink w:anchor="_Toc233655942" w:history="1">
         <w:r>
           <w:rPr>
             <w:rStyle w:val="Hyperlink"/>
@@ -3728,7 +3761,7 @@
             <w:noProof/>
             <w:webHidden/>
           </w:rPr>
-          <w:instrText xml:space="preserve"> PAGEREF _Toc233459483 \h </w:instrText>
+          <w:instrText xml:space="preserve"> PAGEREF _Toc233655942 \h </w:instrText>
         </w:r>
         <w:r>
           <w:rPr>
@@ -3748,7 +3781,7 @@
             <w:noProof/>
             <w:webHidden/>
           </w:rPr>
-          <w:t>36</w:t>
+          <w:t>37</w:t>
         </w:r>
         <w:r>
           <w:rPr>
@@ -3773,7 +3806,7 @@
           <w:szCs w:val="22"/>
         </w:rPr>
       </w:pPr>
-      <w:hyperlink w:anchor="_Toc233459484" w:history="1">
+      <w:hyperlink w:anchor="_Toc233655943" w:history="1">
         <w:r>
           <w:rPr>
             <w:rStyle w:val="Hyperlink"/>
@@ -3801,7 +3834,7 @@
             <w:noProof/>
             <w:webHidden/>
           </w:rPr>
-          <w:instrText xml:space="preserve"> PAGEREF _Toc233459484 \h </w:instrText>
+          <w:instrText xml:space="preserve"> PAGEREF _Toc233655943 \h </w:instrText>
         </w:r>
         <w:r>
           <w:rPr>
@@ -3821,7 +3854,7 @@
             <w:noProof/>
             <w:webHidden/>
           </w:rPr>
-          <w:t>38</w:t>
+          <w:t>39</w:t>
         </w:r>
         <w:r>
           <w:rPr>
@@ -3846,7 +3879,7 @@
           <w:szCs w:val="22"/>
         </w:rPr>
       </w:pPr>
-      <w:hyperlink w:anchor="_Toc233459485" w:history="1">
+      <w:hyperlink w:anchor="_Toc233655944" w:history="1">
         <w:r>
           <w:rPr>
             <w:rStyle w:val="Hyperlink"/>
@@ -3874,7 +3907,7 @@
             <w:noProof/>
             <w:webHidden/>
           </w:rPr>
-          <w:instrText xml:space="preserve"> PAGEREF _Toc233459485 \h </w:instrText>
+          <w:instrText xml:space="preserve"> PAGEREF _Toc233655944 \h </w:instrText>
         </w:r>
         <w:r>
           <w:rPr>
@@ -3894,7 +3927,7 @@
             <w:noProof/>
             <w:webHidden/>
           </w:rPr>
-          <w:t>38</w:t>
+          <w:t>39</w:t>
         </w:r>
         <w:r>
           <w:rPr>
@@ -3919,7 +3952,7 @@
           <w:szCs w:val="22"/>
         </w:rPr>
       </w:pPr>
-      <w:hyperlink w:anchor="_Toc233459486" w:history="1">
+      <w:hyperlink w:anchor="_Toc233655945" w:history="1">
         <w:r>
           <w:rPr>
             <w:rStyle w:val="Hyperlink"/>
@@ -3947,7 +3980,7 @@
             <w:noProof/>
             <w:webHidden/>
           </w:rPr>
-          <w:instrText xml:space="preserve"> PAGEREF _Toc233459486 \h </w:instrText>
+          <w:instrText xml:space="preserve"> PAGEREF _Toc233655945 \h </w:instrText>
         </w:r>
         <w:r>
           <w:rPr>
@@ -3967,7 +4000,7 @@
             <w:noProof/>
             <w:webHidden/>
           </w:rPr>
-          <w:t>39</w:t>
+          <w:t>40</w:t>
         </w:r>
         <w:r>
           <w:rPr>
@@ -3992,7 +4025,7 @@
           <w:szCs w:val="22"/>
         </w:rPr>
       </w:pPr>
-      <w:hyperlink w:anchor="_Toc233459487" w:history="1">
+      <w:hyperlink w:anchor="_Toc233655946" w:history="1">
         <w:r>
           <w:rPr>
             <w:rStyle w:val="Hyperlink"/>
@@ -4020,7 +4053,7 @@
             <w:noProof/>
             <w:webHidden/>
           </w:rPr>
-          <w:instrText xml:space="preserve"> PAGEREF _Toc233459487 \h </w:instrText>
+          <w:instrText xml:space="preserve"> PAGEREF _Toc233655946 \h </w:instrText>
         </w:r>
         <w:r>
           <w:rPr>
@@ -4040,7 +4073,7 @@
             <w:noProof/>
             <w:webHidden/>
           </w:rPr>
-          <w:t>40</w:t>
+          <w:t>41</w:t>
         </w:r>
         <w:r>
           <w:rPr>
@@ -4065,7 +4098,7 @@
           <w:szCs w:val="22"/>
         </w:rPr>
       </w:pPr>
-      <w:hyperlink w:anchor="_Toc233459488" w:history="1">
+      <w:hyperlink w:anchor="_Toc233655947" w:history="1">
         <w:r>
           <w:rPr>
             <w:rStyle w:val="Hyperlink"/>
@@ -4093,7 +4126,7 @@
             <w:noProof/>
             <w:webHidden/>
           </w:rPr>
-          <w:instrText xml:space="preserve"> PAGEREF _Toc233459488 \h </w:instrText>
+          <w:instrText xml:space="preserve"> PAGEREF _Toc233655947 \h </w:instrText>
         </w:r>
         <w:r>
           <w:rPr>
@@ -4113,7 +4146,7 @@
             <w:noProof/>
             <w:webHidden/>
           </w:rPr>
-          <w:t>41</w:t>
+          <w:t>42</w:t>
         </w:r>
         <w:r>
           <w:rPr>
@@ -4138,7 +4171,7 @@
           <w:szCs w:val="22"/>
         </w:rPr>
       </w:pPr>
-      <w:hyperlink w:anchor="_Toc233459489" w:history="1">
+      <w:hyperlink w:anchor="_Toc233655948" w:history="1">
         <w:r>
           <w:rPr>
             <w:rStyle w:val="Hyperlink"/>
@@ -4166,7 +4199,7 @@
             <w:noProof/>
             <w:webHidden/>
           </w:rPr>
-          <w:instrText xml:space="preserve"> PAGEREF _Toc233459489 \h </w:instrText>
+          <w:instrText xml:space="preserve"> PAGEREF _Toc233655948 \h </w:instrText>
         </w:r>
         <w:r>
           <w:rPr>
@@ -4186,7 +4219,7 @@
             <w:noProof/>
             <w:webHidden/>
           </w:rPr>
-          <w:t>42</w:t>
+          <w:t>43</w:t>
         </w:r>
         <w:r>
           <w:rPr>
@@ -4211,7 +4244,7 @@
           <w:szCs w:val="22"/>
         </w:rPr>
       </w:pPr>
-      <w:hyperlink w:anchor="_Toc233459490" w:history="1">
+      <w:hyperlink w:anchor="_Toc233655949" w:history="1">
         <w:r>
           <w:rPr>
             <w:rStyle w:val="Hyperlink"/>
@@ -4239,7 +4272,7 @@
             <w:noProof/>
             <w:webHidden/>
           </w:rPr>
-          <w:instrText xml:space="preserve"> PAGEREF _Toc233459490 \h </w:instrText>
+          <w:instrText xml:space="preserve"> PAGEREF _Toc233655949 \h </w:instrText>
         </w:r>
         <w:r>
           <w:rPr>
@@ -4259,7 +4292,7 @@
             <w:noProof/>
             <w:webHidden/>
           </w:rPr>
-          <w:t>43</w:t>
+          <w:t>44</w:t>
         </w:r>
         <w:r>
           <w:rPr>
@@ -4284,7 +4317,7 @@
           <w:szCs w:val="22"/>
         </w:rPr>
       </w:pPr>
-      <w:hyperlink w:anchor="_Toc233459491" w:history="1">
+      <w:hyperlink w:anchor="_Toc233655950" w:history="1">
         <w:r>
           <w:rPr>
             <w:rStyle w:val="Hyperlink"/>
@@ -4327,7 +4360,7 @@
             <w:noProof/>
             <w:webHidden/>
           </w:rPr>
-          <w:instrText xml:space="preserve"> PAGEREF _Toc233459491 \h </w:instrText>
+          <w:instrText xml:space="preserve"> PAGEREF _Toc233655950 \h </w:instrText>
         </w:r>
         <w:r>
           <w:rPr>
@@ -4347,7 +4380,7 @@
             <w:noProof/>
             <w:webHidden/>
           </w:rPr>
-          <w:t>44</w:t>
+          <w:t>45</w:t>
         </w:r>
         <w:r>
           <w:rPr>
@@ -4372,7 +4405,7 @@
           <w:szCs w:val="22"/>
         </w:rPr>
       </w:pPr>
-      <w:hyperlink w:anchor="_Toc233459492" w:history="1">
+      <w:hyperlink w:anchor="_Toc233655951" w:history="1">
         <w:r>
           <w:rPr>
             <w:rStyle w:val="Hyperlink"/>
@@ -4400,7 +4433,7 @@
             <w:noProof/>
             <w:webHidden/>
           </w:rPr>
-          <w:instrText xml:space="preserve"> PAGEREF _Toc233459492 \h </w:instrText>
+          <w:instrText xml:space="preserve"> PAGEREF _Toc233655951 \h </w:instrText>
         </w:r>
         <w:r>
           <w:rPr>
@@ -4420,7 +4453,7 @@
             <w:noProof/>
             <w:webHidden/>
           </w:rPr>
-          <w:t>46</w:t>
+          <w:t>47</w:t>
         </w:r>
         <w:r>
           <w:rPr>
@@ -4445,7 +4478,7 @@
           <w:szCs w:val="22"/>
         </w:rPr>
       </w:pPr>
-      <w:hyperlink w:anchor="_Toc233459493" w:history="1">
+      <w:hyperlink w:anchor="_Toc233655952" w:history="1">
         <w:r>
           <w:rPr>
             <w:rStyle w:val="Hyperlink"/>
@@ -4473,7 +4506,7 @@
             <w:noProof/>
             <w:webHidden/>
           </w:rPr>
-          <w:instrText xml:space="preserve"> PAGEREF _Toc233459493 \h </w:instrText>
+          <w:instrText xml:space="preserve"> PAGEREF _Toc233655952 \h </w:instrText>
         </w:r>
         <w:r>
           <w:rPr>
@@ -4493,7 +4526,7 @@
             <w:noProof/>
             <w:webHidden/>
           </w:rPr>
-          <w:t>46</w:t>
+          <w:t>47</w:t>
         </w:r>
         <w:r>
           <w:rPr>
@@ -4518,7 +4551,7 @@
           <w:szCs w:val="22"/>
         </w:rPr>
       </w:pPr>
-      <w:hyperlink w:anchor="_Toc233459494" w:history="1">
+      <w:hyperlink w:anchor="_Toc233655953" w:history="1">
         <w:r>
           <w:rPr>
             <w:rStyle w:val="Hyperlink"/>
@@ -4546,7 +4579,7 @@
             <w:noProof/>
             <w:webHidden/>
           </w:rPr>
-          <w:instrText xml:space="preserve"> PAGEREF _Toc233459494 \h </w:instrText>
+          <w:instrText xml:space="preserve"> PAGEREF _Toc233655953 \h </w:instrText>
         </w:r>
         <w:r>
           <w:rPr>
@@ -4566,7 +4599,7 @@
             <w:noProof/>
             <w:webHidden/>
           </w:rPr>
-          <w:t>47</w:t>
+          <w:t>48</w:t>
         </w:r>
         <w:r>
           <w:rPr>
@@ -4591,7 +4624,7 @@
           <w:szCs w:val="22"/>
         </w:rPr>
       </w:pPr>
-      <w:hyperlink w:anchor="_Toc233459495" w:history="1">
+      <w:hyperlink w:anchor="_Toc233655954" w:history="1">
         <w:r>
           <w:rPr>
             <w:rStyle w:val="Hyperlink"/>
@@ -4626,7 +4659,7 @@
             <w:noProof/>
             <w:webHidden/>
           </w:rPr>
-          <w:instrText xml:space="preserve"> PAGEREF _Toc233459495 \h </w:instrText>
+          <w:instrText xml:space="preserve"> PAGEREF _Toc233655954 \h </w:instrText>
         </w:r>
         <w:r>
           <w:rPr>
@@ -4646,7 +4679,7 @@
             <w:noProof/>
             <w:webHidden/>
           </w:rPr>
-          <w:t>48</w:t>
+          <w:t>49</w:t>
         </w:r>
         <w:r>
           <w:rPr>
@@ -4671,7 +4704,7 @@
           <w:szCs w:val="22"/>
         </w:rPr>
       </w:pPr>
-      <w:hyperlink w:anchor="_Toc233459496" w:history="1">
+      <w:hyperlink w:anchor="_Toc233655955" w:history="1">
         <w:r>
           <w:rPr>
             <w:rStyle w:val="Hyperlink"/>
@@ -4699,7 +4732,7 @@
             <w:noProof/>
             <w:webHidden/>
           </w:rPr>
-          <w:instrText xml:space="preserve"> PAGEREF _Toc233459496 \h </w:instrText>
+          <w:instrText xml:space="preserve"> PAGEREF _Toc233655955 \h </w:instrText>
         </w:r>
         <w:r>
           <w:rPr>
@@ -4719,7 +4752,7 @@
             <w:noProof/>
             <w:webHidden/>
           </w:rPr>
-          <w:t>48</w:t>
+          <w:t>49</w:t>
         </w:r>
         <w:r>
           <w:rPr>
@@ -4744,7 +4777,7 @@
           <w:szCs w:val="22"/>
         </w:rPr>
       </w:pPr>
-      <w:hyperlink w:anchor="_Toc233459497" w:history="1">
+      <w:hyperlink w:anchor="_Toc233655956" w:history="1">
         <w:r>
           <w:rPr>
             <w:rStyle w:val="Hyperlink"/>
@@ -4772,7 +4805,7 @@
             <w:noProof/>
             <w:webHidden/>
           </w:rPr>
-          <w:instrText xml:space="preserve"> PAGEREF _Toc233459497 \h </w:instrText>
+          <w:instrText xml:space="preserve"> PAGEREF _Toc233655956 \h </w:instrText>
         </w:r>
         <w:r>
           <w:rPr>
@@ -4792,7 +4825,7 @@
             <w:noProof/>
             <w:webHidden/>
           </w:rPr>
-          <w:t>48</w:t>
+          <w:t>49</w:t>
         </w:r>
         <w:r>
           <w:rPr>
@@ -4817,7 +4850,7 @@
           <w:szCs w:val="22"/>
         </w:rPr>
       </w:pPr>
-      <w:hyperlink w:anchor="_Toc233459498" w:history="1">
+      <w:hyperlink w:anchor="_Toc233655957" w:history="1">
         <w:r>
           <w:rPr>
             <w:rStyle w:val="Hyperlink"/>
@@ -4860,7 +4893,7 @@
             <w:noProof/>
             <w:webHidden/>
           </w:rPr>
-          <w:instrText xml:space="preserve"> PAGEREF _Toc233459498 \h </w:instrText>
+          <w:instrText xml:space="preserve"> PAGEREF _Toc233655957 \h </w:instrText>
         </w:r>
         <w:r>
           <w:rPr>
@@ -4880,7 +4913,7 @@
             <w:noProof/>
             <w:webHidden/>
           </w:rPr>
-          <w:t>49</w:t>
+          <w:t>50</w:t>
         </w:r>
         <w:r>
           <w:rPr>
@@ -4905,7 +4938,7 @@
           <w:szCs w:val="22"/>
         </w:rPr>
       </w:pPr>
-      <w:hyperlink w:anchor="_Toc233459499" w:history="1">
+      <w:hyperlink w:anchor="_Toc233655958" w:history="1">
         <w:r>
           <w:rPr>
             <w:rStyle w:val="Hyperlink"/>
@@ -4948,7 +4981,7 @@
             <w:noProof/>
             <w:webHidden/>
           </w:rPr>
-          <w:instrText xml:space="preserve"> PAGEREF _Toc233459499 \h </w:instrText>
+          <w:instrText xml:space="preserve"> PAGEREF _Toc233655958 \h </w:instrText>
         </w:r>
         <w:r>
           <w:rPr>
@@ -4968,7 +5001,7 @@
             <w:noProof/>
             <w:webHidden/>
           </w:rPr>
-          <w:t>49</w:t>
+          <w:t>50</w:t>
         </w:r>
         <w:r>
           <w:rPr>
@@ -4993,7 +5026,7 @@
           <w:szCs w:val="22"/>
         </w:rPr>
       </w:pPr>
-      <w:hyperlink w:anchor="_Toc233459500" w:history="1">
+      <w:hyperlink w:anchor="_Toc233655959" w:history="1">
         <w:r>
           <w:rPr>
             <w:rStyle w:val="Hyperlink"/>
@@ -5036,7 +5069,7 @@
             <w:noProof/>
             <w:webHidden/>
           </w:rPr>
-          <w:instrText xml:space="preserve"> PAGEREF _Toc233459500 \h </w:instrText>
+          <w:instrText xml:space="preserve"> PAGEREF _Toc233655959 \h </w:instrText>
         </w:r>
         <w:r>
           <w:rPr>
@@ -5056,7 +5089,7 @@
             <w:noProof/>
             <w:webHidden/>
           </w:rPr>
-          <w:t>50</w:t>
+          <w:t>51</w:t>
         </w:r>
         <w:r>
           <w:rPr>
@@ -5081,7 +5114,7 @@
           <w:szCs w:val="22"/>
         </w:rPr>
       </w:pPr>
-      <w:hyperlink w:anchor="_Toc233459501" w:history="1">
+      <w:hyperlink w:anchor="_Toc233655960" w:history="1">
         <w:r>
           <w:rPr>
             <w:rStyle w:val="Hyperlink"/>
@@ -5124,7 +5157,7 @@
             <w:noProof/>
             <w:webHidden/>
           </w:rPr>
-          <w:instrText xml:space="preserve"> PAGEREF _Toc233459501 \h </w:instrText>
+          <w:instrText xml:space="preserve"> PAGEREF _Toc233655960 \h </w:instrText>
         </w:r>
         <w:r>
           <w:rPr>
@@ -5144,7 +5177,7 @@
             <w:noProof/>
             <w:webHidden/>
           </w:rPr>
-          <w:t>51</w:t>
+          <w:t>52</w:t>
         </w:r>
         <w:r>
           <w:rPr>
@@ -5169,7 +5202,7 @@
           <w:szCs w:val="22"/>
         </w:rPr>
       </w:pPr>
-      <w:hyperlink w:anchor="_Toc233459502" w:history="1">
+      <w:hyperlink w:anchor="_Toc233655961" w:history="1">
         <w:r>
           <w:rPr>
             <w:rStyle w:val="Hyperlink"/>
@@ -5197,7 +5230,7 @@
             <w:noProof/>
             <w:webHidden/>
           </w:rPr>
-          <w:instrText xml:space="preserve"> PAGEREF _Toc233459502 \h </w:instrText>
+          <w:instrText xml:space="preserve"> PAGEREF _Toc233655961 \h </w:instrText>
         </w:r>
         <w:r>
           <w:rPr>
@@ -5217,7 +5250,7 @@
             <w:noProof/>
             <w:webHidden/>
           </w:rPr>
-          <w:t>51</w:t>
+          <w:t>52</w:t>
         </w:r>
         <w:r>
           <w:rPr>
@@ -5242,7 +5275,7 @@
           <w:szCs w:val="22"/>
         </w:rPr>
       </w:pPr>
-      <w:hyperlink w:anchor="_Toc233459503" w:history="1">
+      <w:hyperlink w:anchor="_Toc233655962" w:history="1">
         <w:r>
           <w:rPr>
             <w:rStyle w:val="Hyperlink"/>
@@ -5270,7 +5303,7 @@
             <w:noProof/>
             <w:webHidden/>
           </w:rPr>
-          <w:instrText xml:space="preserve"> PAGEREF _Toc233459503 \h </w:instrText>
+          <w:instrText xml:space="preserve"> PAGEREF _Toc233655962 \h </w:instrText>
         </w:r>
         <w:r>
           <w:rPr>
@@ -5290,7 +5323,7 @@
             <w:noProof/>
             <w:webHidden/>
           </w:rPr>
-          <w:t>52</w:t>
+          <w:t>53</w:t>
         </w:r>
         <w:r>
           <w:rPr>
@@ -5315,7 +5348,7 @@
           <w:szCs w:val="22"/>
         </w:rPr>
       </w:pPr>
-      <w:hyperlink w:anchor="_Toc233459504" w:history="1">
+      <w:hyperlink w:anchor="_Toc233655963" w:history="1">
         <w:r>
           <w:rPr>
             <w:rStyle w:val="Hyperlink"/>
@@ -5343,7 +5376,7 @@
             <w:noProof/>
             <w:webHidden/>
           </w:rPr>
-          <w:instrText xml:space="preserve"> PAGEREF _Toc233459504 \h </w:instrText>
+          <w:instrText xml:space="preserve"> PAGEREF _Toc233655963 \h </w:instrText>
         </w:r>
         <w:r>
           <w:rPr>
@@ -5363,7 +5396,7 @@
             <w:noProof/>
             <w:webHidden/>
           </w:rPr>
-          <w:t>52</w:t>
+          <w:t>53</w:t>
         </w:r>
         <w:r>
           <w:rPr>
@@ -5388,7 +5421,7 @@
           <w:szCs w:val="22"/>
         </w:rPr>
       </w:pPr>
-      <w:hyperlink w:anchor="_Toc233459505" w:history="1">
+      <w:hyperlink w:anchor="_Toc233655964" w:history="1">
         <w:r>
           <w:rPr>
             <w:rStyle w:val="Hyperlink"/>
@@ -5431,7 +5464,7 @@
             <w:noProof/>
             <w:webHidden/>
           </w:rPr>
-          <w:instrText xml:space="preserve"> PAGEREF _Toc233459505 \h </w:instrText>
+          <w:instrText xml:space="preserve"> PAGEREF _Toc233655964 \h </w:instrText>
         </w:r>
         <w:r>
           <w:rPr>
@@ -5451,7 +5484,7 @@
             <w:noProof/>
             <w:webHidden/>
           </w:rPr>
-          <w:t>53</w:t>
+          <w:t>54</w:t>
         </w:r>
         <w:r>
           <w:rPr>
@@ -5476,7 +5509,7 @@
           <w:szCs w:val="22"/>
         </w:rPr>
       </w:pPr>
-      <w:hyperlink w:anchor="_Toc233459506" w:history="1">
+      <w:hyperlink w:anchor="_Toc233655965" w:history="1">
         <w:r>
           <w:rPr>
             <w:rStyle w:val="Hyperlink"/>
@@ -5519,7 +5552,7 @@
             <w:noProof/>
             <w:webHidden/>
           </w:rPr>
-          <w:instrText xml:space="preserve"> PAGEREF _Toc233459506 \h </w:instrText>
+          <w:instrText xml:space="preserve"> PAGEREF _Toc233655965 \h </w:instrText>
         </w:r>
         <w:r>
           <w:rPr>
@@ -5539,7 +5572,7 @@
             <w:noProof/>
             <w:webHidden/>
           </w:rPr>
-          <w:t>53</w:t>
+          <w:t>54</w:t>
         </w:r>
         <w:r>
           <w:rPr>
@@ -5564,7 +5597,7 @@
           <w:szCs w:val="22"/>
         </w:rPr>
       </w:pPr>
-      <w:hyperlink w:anchor="_Toc233459507" w:history="1">
+      <w:hyperlink w:anchor="_Toc233655966" w:history="1">
         <w:r>
           <w:rPr>
             <w:rStyle w:val="Hyperlink"/>
@@ -5592,7 +5625,7 @@
             <w:noProof/>
             <w:webHidden/>
           </w:rPr>
-          <w:instrText xml:space="preserve"> PAGEREF _Toc233459507 \h </w:instrText>
+          <w:instrText xml:space="preserve"> PAGEREF _Toc233655966 \h </w:instrText>
         </w:r>
         <w:r>
           <w:rPr>
@@ -5612,7 +5645,7 @@
             <w:noProof/>
             <w:webHidden/>
           </w:rPr>
-          <w:t>53</w:t>
+          <w:t>54</w:t>
         </w:r>
         <w:r>
           <w:rPr>
@@ -5637,7 +5670,7 @@
           <w:szCs w:val="22"/>
         </w:rPr>
       </w:pPr>
-      <w:hyperlink w:anchor="_Toc233459508" w:history="1">
+      <w:hyperlink w:anchor="_Toc233655967" w:history="1">
         <w:r>
           <w:rPr>
             <w:rStyle w:val="Hyperlink"/>
@@ -5680,7 +5713,7 @@
             <w:noProof/>
             <w:webHidden/>
           </w:rPr>
-          <w:instrText xml:space="preserve"> PAGEREF _Toc233459508 \h </w:instrText>
+          <w:instrText xml:space="preserve"> PAGEREF _Toc233655967 \h </w:instrText>
         </w:r>
         <w:r>
           <w:rPr>
@@ -5700,7 +5733,7 @@
             <w:noProof/>
             <w:webHidden/>
           </w:rPr>
-          <w:t>54</w:t>
+          <w:t>55</w:t>
         </w:r>
         <w:r>
           <w:rPr>
@@ -5725,7 +5758,7 @@
           <w:szCs w:val="22"/>
         </w:rPr>
       </w:pPr>
-      <w:hyperlink w:anchor="_Toc233459509" w:history="1">
+      <w:hyperlink w:anchor="_Toc233655968" w:history="1">
         <w:r>
           <w:rPr>
             <w:rStyle w:val="Hyperlink"/>
@@ -5753,7 +5786,7 @@
             <w:noProof/>
             <w:webHidden/>
           </w:rPr>
-          <w:instrText xml:space="preserve"> PAGEREF _Toc233459509 \h </w:instrText>
+          <w:instrText xml:space="preserve"> PAGEREF _Toc233655968 \h </w:instrText>
         </w:r>
         <w:r>
           <w:rPr>
@@ -5773,7 +5806,7 @@
             <w:noProof/>
             <w:webHidden/>
           </w:rPr>
-          <w:t>54</w:t>
+          <w:t>55</w:t>
         </w:r>
         <w:r>
           <w:rPr>
@@ -5798,7 +5831,7 @@
           <w:szCs w:val="22"/>
         </w:rPr>
       </w:pPr>
-      <w:hyperlink w:anchor="_Toc233459510" w:history="1">
+      <w:hyperlink w:anchor="_Toc233655969" w:history="1">
         <w:r>
           <w:rPr>
             <w:rStyle w:val="Hyperlink"/>
@@ -5841,7 +5874,7 @@
             <w:noProof/>
             <w:webHidden/>
           </w:rPr>
-          <w:instrText xml:space="preserve"> PAGEREF _Toc233459510 \h </w:instrText>
+          <w:instrText xml:space="preserve"> PAGEREF _Toc233655969 \h </w:instrText>
         </w:r>
         <w:r>
           <w:rPr>
@@ -5861,7 +5894,7 @@
             <w:noProof/>
             <w:webHidden/>
           </w:rPr>
-          <w:t>55</w:t>
+          <w:t>56</w:t>
         </w:r>
         <w:r>
           <w:rPr>
@@ -5886,7 +5919,7 @@
           <w:szCs w:val="22"/>
         </w:rPr>
       </w:pPr>
-      <w:hyperlink w:anchor="_Toc233459511" w:history="1">
+      <w:hyperlink w:anchor="_Toc233655970" w:history="1">
         <w:r>
           <w:rPr>
             <w:rStyle w:val="Hyperlink"/>
@@ -5914,7 +5947,7 @@
             <w:noProof/>
             <w:webHidden/>
           </w:rPr>
-          <w:instrText xml:space="preserve"> PAGEREF _Toc233459511 \h </w:instrText>
+          <w:instrText xml:space="preserve"> PAGEREF _Toc233655970 \h </w:instrText>
         </w:r>
         <w:r>
           <w:rPr>
@@ -5934,7 +5967,7 @@
             <w:noProof/>
             <w:webHidden/>
           </w:rPr>
-          <w:t>55</w:t>
+          <w:t>56</w:t>
         </w:r>
         <w:r>
           <w:rPr>
@@ -5959,7 +5992,7 @@
           <w:szCs w:val="22"/>
         </w:rPr>
       </w:pPr>
-      <w:hyperlink w:anchor="_Toc233459512" w:history="1">
+      <w:hyperlink w:anchor="_Toc233655971" w:history="1">
         <w:r>
           <w:rPr>
             <w:rStyle w:val="Hyperlink"/>
@@ -5987,7 +6020,7 @@
             <w:noProof/>
             <w:webHidden/>
           </w:rPr>
-          <w:instrText xml:space="preserve"> PAGEREF _Toc233459512 \h </w:instrText>
+          <w:instrText xml:space="preserve"> PAGEREF _Toc233655971 \h </w:instrText>
         </w:r>
         <w:r>
           <w:rPr>
@@ -6007,7 +6040,7 @@
             <w:noProof/>
             <w:webHidden/>
           </w:rPr>
-          <w:t>57</w:t>
+          <w:t>58</w:t>
         </w:r>
         <w:r>
           <w:rPr>
@@ -6032,7 +6065,7 @@
           <w:szCs w:val="22"/>
         </w:rPr>
       </w:pPr>
-      <w:hyperlink w:anchor="_Toc233459513" w:history="1">
+      <w:hyperlink w:anchor="_Toc233655972" w:history="1">
         <w:r>
           <w:rPr>
             <w:rStyle w:val="Hyperlink"/>
@@ -6060,7 +6093,7 @@
             <w:noProof/>
             <w:webHidden/>
           </w:rPr>
-          <w:instrText xml:space="preserve"> PAGEREF _Toc233459513 \h </w:instrText>
+          <w:instrText xml:space="preserve"> PAGEREF _Toc233655972 \h </w:instrText>
         </w:r>
         <w:r>
           <w:rPr>
@@ -6080,7 +6113,7 @@
             <w:noProof/>
             <w:webHidden/>
           </w:rPr>
-          <w:t>57</w:t>
+          <w:t>58</w:t>
         </w:r>
         <w:r>
           <w:rPr>
@@ -6105,7 +6138,7 @@
           <w:szCs w:val="22"/>
         </w:rPr>
       </w:pPr>
-      <w:hyperlink w:anchor="_Toc233459514" w:history="1">
+      <w:hyperlink w:anchor="_Toc233655973" w:history="1">
         <w:r>
           <w:rPr>
             <w:rStyle w:val="Hyperlink"/>
@@ -6133,7 +6166,7 @@
             <w:noProof/>
             <w:webHidden/>
           </w:rPr>
-          <w:instrText xml:space="preserve"> PAGEREF _Toc233459514 \h </w:instrText>
+          <w:instrText xml:space="preserve"> PAGEREF _Toc233655973 \h </w:instrText>
         </w:r>
         <w:r>
           <w:rPr>
@@ -6153,7 +6186,7 @@
             <w:noProof/>
             <w:webHidden/>
           </w:rPr>
-          <w:t>57</w:t>
+          <w:t>58</w:t>
         </w:r>
         <w:r>
           <w:rPr>
@@ -6178,7 +6211,7 @@
           <w:szCs w:val="22"/>
         </w:rPr>
       </w:pPr>
-      <w:hyperlink w:anchor="_Toc233459515" w:history="1">
+      <w:hyperlink w:anchor="_Toc233655974" w:history="1">
         <w:r>
           <w:rPr>
             <w:rStyle w:val="Hyperlink"/>
@@ -6206,7 +6239,7 @@
             <w:noProof/>
             <w:webHidden/>
           </w:rPr>
-          <w:instrText xml:space="preserve"> PAGEREF _Toc233459515 \h </w:instrText>
+          <w:instrText xml:space="preserve"> PAGEREF _Toc233655974 \h </w:instrText>
         </w:r>
         <w:r>
           <w:rPr>
@@ -6226,7 +6259,7 @@
             <w:noProof/>
             <w:webHidden/>
           </w:rPr>
-          <w:t>58</w:t>
+          <w:t>59</w:t>
         </w:r>
         <w:r>
           <w:rPr>
@@ -6251,7 +6284,7 @@
           <w:szCs w:val="22"/>
         </w:rPr>
       </w:pPr>
-      <w:hyperlink w:anchor="_Toc233459516" w:history="1">
+      <w:hyperlink w:anchor="_Toc233655975" w:history="1">
         <w:r>
           <w:rPr>
             <w:rStyle w:val="Hyperlink"/>
@@ -6279,7 +6312,7 @@
             <w:noProof/>
             <w:webHidden/>
           </w:rPr>
-          <w:instrText xml:space="preserve"> PAGEREF _Toc233459516 \h </w:instrText>
+          <w:instrText xml:space="preserve"> PAGEREF _Toc233655975 \h </w:instrText>
         </w:r>
         <w:r>
           <w:rPr>
@@ -6299,7 +6332,7 @@
             <w:noProof/>
             <w:webHidden/>
           </w:rPr>
-          <w:t>59</w:t>
+          <w:t>60</w:t>
         </w:r>
         <w:r>
           <w:rPr>
@@ -6324,7 +6357,7 @@
           <w:szCs w:val="22"/>
         </w:rPr>
       </w:pPr>
-      <w:hyperlink w:anchor="_Toc233459517" w:history="1">
+      <w:hyperlink w:anchor="_Toc233655976" w:history="1">
         <w:r>
           <w:rPr>
             <w:rStyle w:val="Hyperlink"/>
@@ -6352,7 +6385,7 @@
             <w:noProof/>
             <w:webHidden/>
           </w:rPr>
-          <w:instrText xml:space="preserve"> PAGEREF _Toc233459517 \h </w:instrText>
+          <w:instrText xml:space="preserve"> PAGEREF _Toc233655976 \h </w:instrText>
         </w:r>
         <w:r>
           <w:rPr>
@@ -6372,7 +6405,7 @@
             <w:noProof/>
             <w:webHidden/>
           </w:rPr>
-          <w:t>60</w:t>
+          <w:t>61</w:t>
         </w:r>
         <w:r>
           <w:rPr>
@@ -6397,7 +6430,7 @@
           <w:szCs w:val="22"/>
         </w:rPr>
       </w:pPr>
-      <w:hyperlink w:anchor="_Toc233459518" w:history="1">
+      <w:hyperlink w:anchor="_Toc233655977" w:history="1">
         <w:r>
           <w:rPr>
             <w:rStyle w:val="Hyperlink"/>
@@ -6425,7 +6458,7 @@
             <w:noProof/>
             <w:webHidden/>
           </w:rPr>
-          <w:instrText xml:space="preserve"> PAGEREF _Toc233459518 \h </w:instrText>
+          <w:instrText xml:space="preserve"> PAGEREF _Toc233655977 \h </w:instrText>
         </w:r>
         <w:r>
           <w:rPr>
@@ -6445,7 +6478,7 @@
             <w:noProof/>
             <w:webHidden/>
           </w:rPr>
-          <w:t>61</w:t>
+          <w:t>62</w:t>
         </w:r>
         <w:r>
           <w:rPr>
@@ -6470,7 +6503,7 @@
           <w:szCs w:val="22"/>
         </w:rPr>
       </w:pPr>
-      <w:hyperlink w:anchor="_Toc233459519" w:history="1">
+      <w:hyperlink w:anchor="_Toc233655978" w:history="1">
         <w:r>
           <w:rPr>
             <w:rStyle w:val="Hyperlink"/>
@@ -6513,7 +6546,7 @@
             <w:noProof/>
             <w:webHidden/>
           </w:rPr>
-          <w:instrText xml:space="preserve"> PAGEREF _Toc233459519 \h </w:instrText>
+          <w:instrText xml:space="preserve"> PAGEREF _Toc233655978 \h </w:instrText>
         </w:r>
         <w:r>
           <w:rPr>
@@ -6533,7 +6566,7 @@
             <w:noProof/>
             <w:webHidden/>
           </w:rPr>
-          <w:t>61</w:t>
+          <w:t>62</w:t>
         </w:r>
         <w:r>
           <w:rPr>
@@ -6558,7 +6591,7 @@
           <w:szCs w:val="22"/>
         </w:rPr>
       </w:pPr>
-      <w:hyperlink w:anchor="_Toc233459520" w:history="1">
+      <w:hyperlink w:anchor="_Toc233655979" w:history="1">
         <w:r>
           <w:rPr>
             <w:rStyle w:val="Hyperlink"/>
@@ -6601,7 +6634,7 @@
             <w:noProof/>
             <w:webHidden/>
           </w:rPr>
-          <w:instrText xml:space="preserve"> PAGEREF _Toc233459520 \h </w:instrText>
+          <w:instrText xml:space="preserve"> PAGEREF _Toc233655979 \h </w:instrText>
         </w:r>
         <w:r>
           <w:rPr>
@@ -6621,7 +6654,7 @@
             <w:noProof/>
             <w:webHidden/>
           </w:rPr>
-          <w:t>61</w:t>
+          <w:t>62</w:t>
         </w:r>
         <w:r>
           <w:rPr>
@@ -6646,7 +6679,7 @@
           <w:szCs w:val="22"/>
         </w:rPr>
       </w:pPr>
-      <w:hyperlink w:anchor="_Toc233459521" w:history="1">
+      <w:hyperlink w:anchor="_Toc233655980" w:history="1">
         <w:r>
           <w:rPr>
             <w:rStyle w:val="Hyperlink"/>
@@ -6674,7 +6707,7 @@
             <w:noProof/>
             <w:webHidden/>
           </w:rPr>
-          <w:instrText xml:space="preserve"> PAGEREF _Toc233459521 \h </w:instrText>
+          <w:instrText xml:space="preserve"> PAGEREF _Toc233655980 \h </w:instrText>
         </w:r>
         <w:r>
           <w:rPr>
@@ -6694,7 +6727,7 @@
             <w:noProof/>
             <w:webHidden/>
           </w:rPr>
-          <w:t>62</w:t>
+          <w:t>63</w:t>
         </w:r>
         <w:r>
           <w:rPr>
@@ -6719,7 +6752,7 @@
           <w:szCs w:val="22"/>
         </w:rPr>
       </w:pPr>
-      <w:hyperlink w:anchor="_Toc233459522" w:history="1">
+      <w:hyperlink w:anchor="_Toc233655981" w:history="1">
         <w:r>
           <w:rPr>
             <w:rStyle w:val="Hyperlink"/>
@@ -6747,7 +6780,7 @@
             <w:noProof/>
             <w:webHidden/>
           </w:rPr>
-          <w:instrText xml:space="preserve"> PAGEREF _Toc233459522 \h </w:instrText>
+          <w:instrText xml:space="preserve"> PAGEREF _Toc233655981 \h </w:instrText>
         </w:r>
         <w:r>
           <w:rPr>
@@ -6767,7 +6800,7 @@
             <w:noProof/>
             <w:webHidden/>
           </w:rPr>
-          <w:t>62</w:t>
+          <w:t>63</w:t>
         </w:r>
         <w:r>
           <w:rPr>
@@ -6792,7 +6825,7 @@
           <w:szCs w:val="22"/>
         </w:rPr>
       </w:pPr>
-      <w:hyperlink w:anchor="_Toc233459523" w:history="1">
+      <w:hyperlink w:anchor="_Toc233655982" w:history="1">
         <w:r>
           <w:rPr>
             <w:rStyle w:val="Hyperlink"/>
@@ -6820,7 +6853,7 @@
             <w:noProof/>
             <w:webHidden/>
           </w:rPr>
-          <w:instrText xml:space="preserve"> PAGEREF _Toc233459523 \h </w:instrText>
+          <w:instrText xml:space="preserve"> PAGEREF _Toc233655982 \h </w:instrText>
         </w:r>
         <w:r>
           <w:rPr>
@@ -6840,7 +6873,7 @@
             <w:noProof/>
             <w:webHidden/>
           </w:rPr>
-          <w:t>64</w:t>
+          <w:t>65</w:t>
         </w:r>
         <w:r>
           <w:rPr>
@@ -6865,7 +6898,7 @@
           <w:szCs w:val="22"/>
         </w:rPr>
       </w:pPr>
-      <w:hyperlink w:anchor="_Toc233459524" w:history="1">
+      <w:hyperlink w:anchor="_Toc233655983" w:history="1">
         <w:r>
           <w:rPr>
             <w:rStyle w:val="Hyperlink"/>
@@ -6893,7 +6926,7 @@
             <w:noProof/>
             <w:webHidden/>
           </w:rPr>
-          <w:instrText xml:space="preserve"> PAGEREF _Toc233459524 \h </w:instrText>
+          <w:instrText xml:space="preserve"> PAGEREF _Toc233655983 \h </w:instrText>
         </w:r>
         <w:r>
           <w:rPr>
@@ -6913,7 +6946,7 @@
             <w:noProof/>
             <w:webHidden/>
           </w:rPr>
-          <w:t>66</w:t>
+          <w:t>67</w:t>
         </w:r>
         <w:r>
           <w:rPr>
@@ -6938,7 +6971,7 @@
           <w:szCs w:val="22"/>
         </w:rPr>
       </w:pPr>
-      <w:hyperlink w:anchor="_Toc233459525" w:history="1">
+      <w:hyperlink w:anchor="_Toc233655984" w:history="1">
         <w:r>
           <w:rPr>
             <w:rStyle w:val="Hyperlink"/>
@@ -6966,7 +6999,7 @@
             <w:noProof/>
             <w:webHidden/>
           </w:rPr>
-          <w:instrText xml:space="preserve"> PAGEREF _Toc233459525 \h </w:instrText>
+          <w:instrText xml:space="preserve"> PAGEREF _Toc233655984 \h </w:instrText>
         </w:r>
         <w:r>
           <w:rPr>
@@ -6986,7 +7019,7 @@
             <w:noProof/>
             <w:webHidden/>
           </w:rPr>
-          <w:t>66</w:t>
+          <w:t>67</w:t>
         </w:r>
         <w:r>
           <w:rPr>
@@ -7011,7 +7044,7 @@
           <w:szCs w:val="22"/>
         </w:rPr>
       </w:pPr>
-      <w:hyperlink w:anchor="_Toc233459526" w:history="1">
+      <w:hyperlink w:anchor="_Toc233655985" w:history="1">
         <w:r>
           <w:rPr>
             <w:rStyle w:val="Hyperlink"/>
@@ -7039,7 +7072,7 @@
             <w:noProof/>
             <w:webHidden/>
           </w:rPr>
-          <w:instrText xml:space="preserve"> PAGEREF _Toc233459526 \h </w:instrText>
+          <w:instrText xml:space="preserve"> PAGEREF _Toc233655985 \h </w:instrText>
         </w:r>
         <w:r>
           <w:rPr>
@@ -7059,7 +7092,7 @@
             <w:noProof/>
             <w:webHidden/>
           </w:rPr>
-          <w:t>67</w:t>
+          <w:t>68</w:t>
         </w:r>
         <w:r>
           <w:rPr>
@@ -7084,7 +7117,7 @@
           <w:szCs w:val="22"/>
         </w:rPr>
       </w:pPr>
-      <w:hyperlink w:anchor="_Toc233459527" w:history="1">
+      <w:hyperlink w:anchor="_Toc233655986" w:history="1">
         <w:r>
           <w:rPr>
             <w:rStyle w:val="Hyperlink"/>
@@ -7119,7 +7152,7 @@
             <w:noProof/>
             <w:webHidden/>
           </w:rPr>
-          <w:instrText xml:space="preserve"> PAGEREF _Toc233459527 \h </w:instrText>
+          <w:instrText xml:space="preserve"> PAGEREF _Toc233655986 \h </w:instrText>
         </w:r>
         <w:r>
           <w:rPr>
@@ -7139,7 +7172,7 @@
             <w:noProof/>
             <w:webHidden/>
           </w:rPr>
-          <w:t>67</w:t>
+          <w:t>68</w:t>
         </w:r>
         <w:r>
           <w:rPr>
@@ -7164,7 +7197,7 @@
           <w:szCs w:val="22"/>
         </w:rPr>
       </w:pPr>
-      <w:hyperlink w:anchor="_Toc233459528" w:history="1">
+      <w:hyperlink w:anchor="_Toc233655987" w:history="1">
         <w:r>
           <w:rPr>
             <w:rStyle w:val="Hyperlink"/>
@@ -7192,7 +7225,7 @@
             <w:noProof/>
             <w:webHidden/>
           </w:rPr>
-          <w:instrText xml:space="preserve"> PAGEREF _Toc233459528 \h </w:instrText>
+          <w:instrText xml:space="preserve"> PAGEREF _Toc233655987 \h </w:instrText>
         </w:r>
         <w:r>
           <w:rPr>
@@ -7212,7 +7245,7 @@
             <w:noProof/>
             <w:webHidden/>
           </w:rPr>
-          <w:t>70</w:t>
+          <w:t>71</w:t>
         </w:r>
         <w:r>
           <w:rPr>
@@ -7237,7 +7270,7 @@
           <w:szCs w:val="22"/>
         </w:rPr>
       </w:pPr>
-      <w:hyperlink w:anchor="_Toc233459529" w:history="1">
+      <w:hyperlink w:anchor="_Toc233655988" w:history="1">
         <w:r>
           <w:rPr>
             <w:rStyle w:val="Hyperlink"/>
@@ -7265,7 +7298,7 @@
             <w:noProof/>
             <w:webHidden/>
           </w:rPr>
-          <w:instrText xml:space="preserve"> PAGEREF _Toc233459529 \h </w:instrText>
+          <w:instrText xml:space="preserve"> PAGEREF _Toc233655988 \h </w:instrText>
         </w:r>
         <w:r>
           <w:rPr>
@@ -7285,7 +7318,7 @@
             <w:noProof/>
             <w:webHidden/>
           </w:rPr>
-          <w:t>70</w:t>
+          <w:t>71</w:t>
         </w:r>
         <w:r>
           <w:rPr>
@@ -7310,7 +7343,7 @@
           <w:szCs w:val="22"/>
         </w:rPr>
       </w:pPr>
-      <w:hyperlink w:anchor="_Toc233459530" w:history="1">
+      <w:hyperlink w:anchor="_Toc233655989" w:history="1">
         <w:r>
           <w:rPr>
             <w:rStyle w:val="Hyperlink"/>
@@ -7338,7 +7371,7 @@
             <w:noProof/>
             <w:webHidden/>
           </w:rPr>
-          <w:instrText xml:space="preserve"> PAGEREF _Toc233459530 \h </w:instrText>
+          <w:instrText xml:space="preserve"> PAGEREF _Toc233655989 \h </w:instrText>
         </w:r>
         <w:r>
           <w:rPr>
@@ -7358,7 +7391,7 @@
             <w:noProof/>
             <w:webHidden/>
           </w:rPr>
-          <w:t>70</w:t>
+          <w:t>71</w:t>
         </w:r>
         <w:r>
           <w:rPr>
@@ -7383,7 +7416,7 @@
           <w:szCs w:val="22"/>
         </w:rPr>
       </w:pPr>
-      <w:hyperlink w:anchor="_Toc233459531" w:history="1">
+      <w:hyperlink w:anchor="_Toc233655990" w:history="1">
         <w:r>
           <w:rPr>
             <w:rStyle w:val="Hyperlink"/>
@@ -7411,7 +7444,7 @@
             <w:noProof/>
             <w:webHidden/>
           </w:rPr>
-          <w:instrText xml:space="preserve"> PAGEREF _Toc233459531 \h </w:instrText>
+          <w:instrText xml:space="preserve"> PAGEREF _Toc233655990 \h </w:instrText>
         </w:r>
         <w:r>
           <w:rPr>
@@ -7431,7 +7464,7 @@
             <w:noProof/>
             <w:webHidden/>
           </w:rPr>
-          <w:t>71</w:t>
+          <w:t>72</w:t>
         </w:r>
         <w:r>
           <w:rPr>
@@ -7456,7 +7489,7 @@
           <w:szCs w:val="22"/>
         </w:rPr>
       </w:pPr>
-      <w:hyperlink w:anchor="_Toc233459532" w:history="1">
+      <w:hyperlink w:anchor="_Toc233655991" w:history="1">
         <w:r>
           <w:rPr>
             <w:rStyle w:val="Hyperlink"/>
@@ -7484,7 +7517,7 @@
             <w:noProof/>
             <w:webHidden/>
           </w:rPr>
-          <w:instrText xml:space="preserve"> PAGEREF _Toc233459532 \h </w:instrText>
+          <w:instrText xml:space="preserve"> PAGEREF _Toc233655991 \h </w:instrText>
         </w:r>
         <w:r>
           <w:rPr>
@@ -7504,7 +7537,7 @@
             <w:noProof/>
             <w:webHidden/>
           </w:rPr>
-          <w:t>72</w:t>
+          <w:t>73</w:t>
         </w:r>
         <w:r>
           <w:rPr>
@@ -7529,7 +7562,7 @@
           <w:szCs w:val="22"/>
         </w:rPr>
       </w:pPr>
-      <w:hyperlink w:anchor="_Toc233459533" w:history="1">
+      <w:hyperlink w:anchor="_Toc233655992" w:history="1">
         <w:r>
           <w:rPr>
             <w:rStyle w:val="Hyperlink"/>
@@ -7557,7 +7590,7 @@
             <w:noProof/>
             <w:webHidden/>
           </w:rPr>
-          <w:instrText xml:space="preserve"> PAGEREF _Toc233459533 \h </w:instrText>
+          <w:instrText xml:space="preserve"> PAGEREF _Toc233655992 \h </w:instrText>
         </w:r>
         <w:r>
           <w:rPr>
@@ -7577,7 +7610,7 @@
             <w:noProof/>
             <w:webHidden/>
           </w:rPr>
-          <w:t>72</w:t>
+          <w:t>73</w:t>
         </w:r>
         <w:r>
           <w:rPr>
@@ -7602,7 +7635,7 @@
           <w:szCs w:val="22"/>
         </w:rPr>
       </w:pPr>
-      <w:hyperlink w:anchor="_Toc233459534" w:history="1">
+      <w:hyperlink w:anchor="_Toc233655993" w:history="1">
         <w:r>
           <w:rPr>
             <w:rStyle w:val="Hyperlink"/>
@@ -7630,7 +7663,7 @@
             <w:noProof/>
             <w:webHidden/>
           </w:rPr>
-          <w:instrText xml:space="preserve"> PAGEREF _Toc233459534 \h </w:instrText>
+          <w:instrText xml:space="preserve"> PAGEREF _Toc233655993 \h </w:instrText>
         </w:r>
         <w:r>
           <w:rPr>
@@ -7650,7 +7683,7 @@
             <w:noProof/>
             <w:webHidden/>
           </w:rPr>
-          <w:t>75</w:t>
+          <w:t>76</w:t>
         </w:r>
         <w:r>
           <w:rPr>
@@ -7675,7 +7708,7 @@
           <w:szCs w:val="22"/>
         </w:rPr>
       </w:pPr>
-      <w:hyperlink w:anchor="_Toc233459535" w:history="1">
+      <w:hyperlink w:anchor="_Toc233655994" w:history="1">
         <w:r>
           <w:rPr>
             <w:rStyle w:val="Hyperlink"/>
@@ -7718,7 +7751,7 @@
             <w:noProof/>
             <w:webHidden/>
           </w:rPr>
-          <w:instrText xml:space="preserve"> PAGEREF _Toc233459535 \h </w:instrText>
+          <w:instrText xml:space="preserve"> PAGEREF _Toc233655994 \h </w:instrText>
         </w:r>
         <w:r>
           <w:rPr>
@@ -7738,7 +7771,7 @@
             <w:noProof/>
             <w:webHidden/>
           </w:rPr>
-          <w:t>77</w:t>
+          <w:t>78</w:t>
         </w:r>
         <w:r>
           <w:rPr>
@@ -7763,7 +7796,7 @@
           <w:szCs w:val="22"/>
         </w:rPr>
       </w:pPr>
-      <w:hyperlink w:anchor="_Toc233459536" w:history="1">
+      <w:hyperlink w:anchor="_Toc233655995" w:history="1">
         <w:r>
           <w:rPr>
             <w:rStyle w:val="Hyperlink"/>
@@ -7791,7 +7824,7 @@
             <w:noProof/>
             <w:webHidden/>
           </w:rPr>
-          <w:instrText xml:space="preserve"> PAGEREF _Toc233459536 \h </w:instrText>
+          <w:instrText xml:space="preserve"> PAGEREF _Toc233655995 \h </w:instrText>
         </w:r>
         <w:r>
           <w:rPr>
@@ -7811,7 +7844,7 @@
             <w:noProof/>
             <w:webHidden/>
           </w:rPr>
-          <w:t>77</w:t>
+          <w:t>78</w:t>
         </w:r>
         <w:r>
           <w:rPr>
@@ -7836,7 +7869,7 @@
           <w:szCs w:val="22"/>
         </w:rPr>
       </w:pPr>
-      <w:hyperlink w:anchor="_Toc233459537" w:history="1">
+      <w:hyperlink w:anchor="_Toc233655996" w:history="1">
         <w:r>
           <w:rPr>
             <w:rStyle w:val="Hyperlink"/>
@@ -7879,7 +7912,7 @@
             <w:noProof/>
             <w:webHidden/>
           </w:rPr>
-          <w:instrText xml:space="preserve"> PAGEREF _Toc233459537 \h </w:instrText>
+          <w:instrText xml:space="preserve"> PAGEREF _Toc233655996 \h </w:instrText>
         </w:r>
         <w:r>
           <w:rPr>
@@ -7899,7 +7932,7 @@
             <w:noProof/>
             <w:webHidden/>
           </w:rPr>
-          <w:t>77</w:t>
+          <w:t>78</w:t>
         </w:r>
         <w:r>
           <w:rPr>
@@ -7924,7 +7957,7 @@
           <w:szCs w:val="22"/>
         </w:rPr>
       </w:pPr>
-      <w:hyperlink w:anchor="_Toc233459538" w:history="1">
+      <w:hyperlink w:anchor="_Toc233655997" w:history="1">
         <w:r>
           <w:rPr>
             <w:rStyle w:val="Hyperlink"/>
@@ -7952,7 +7985,7 @@
             <w:noProof/>
             <w:webHidden/>
           </w:rPr>
-          <w:instrText xml:space="preserve"> PAGEREF _Toc233459538 \h </w:instrText>
+          <w:instrText xml:space="preserve"> PAGEREF _Toc233655997 \h </w:instrText>
         </w:r>
         <w:r>
           <w:rPr>
@@ -7972,7 +8005,7 @@
             <w:noProof/>
             <w:webHidden/>
           </w:rPr>
-          <w:t>79</w:t>
+          <w:t>80</w:t>
         </w:r>
         <w:r>
           <w:rPr>
@@ -7997,7 +8030,7 @@
           <w:szCs w:val="22"/>
         </w:rPr>
       </w:pPr>
-      <w:hyperlink w:anchor="_Toc233459539" w:history="1">
+      <w:hyperlink w:anchor="_Toc233655998" w:history="1">
         <w:r>
           <w:rPr>
             <w:rStyle w:val="Hyperlink"/>
@@ -8025,7 +8058,7 @@
             <w:noProof/>
             <w:webHidden/>
           </w:rPr>
-          <w:instrText xml:space="preserve"> PAGEREF _Toc233459539 \h </w:instrText>
+          <w:instrText xml:space="preserve"> PAGEREF _Toc233655998 \h </w:instrText>
         </w:r>
         <w:r>
           <w:rPr>
@@ -8045,7 +8078,7 @@
             <w:noProof/>
             <w:webHidden/>
           </w:rPr>
-          <w:t>80</w:t>
+          <w:t>81</w:t>
         </w:r>
         <w:r>
           <w:rPr>
@@ -8070,7 +8103,7 @@
           <w:szCs w:val="22"/>
         </w:rPr>
       </w:pPr>
-      <w:hyperlink w:anchor="_Toc233459540" w:history="1">
+      <w:hyperlink w:anchor="_Toc233655999" w:history="1">
         <w:r>
           <w:rPr>
             <w:rStyle w:val="Hyperlink"/>
@@ -8113,7 +8146,7 @@
             <w:noProof/>
             <w:webHidden/>
           </w:rPr>
-          <w:instrText xml:space="preserve"> PAGEREF _Toc233459540 \h </w:instrText>
+          <w:instrText xml:space="preserve"> PAGEREF _Toc233655999 \h </w:instrText>
         </w:r>
         <w:r>
           <w:rPr>
@@ -8133,7 +8166,7 @@
             <w:noProof/>
             <w:webHidden/>
           </w:rPr>
-          <w:t>80</w:t>
+          <w:t>81</w:t>
         </w:r>
         <w:r>
           <w:rPr>
@@ -8158,7 +8191,7 @@
           <w:szCs w:val="22"/>
         </w:rPr>
       </w:pPr>
-      <w:hyperlink w:anchor="_Toc233459541" w:history="1">
+      <w:hyperlink w:anchor="_Toc233656000" w:history="1">
         <w:r>
           <w:rPr>
             <w:rStyle w:val="Hyperlink"/>
@@ -8186,7 +8219,7 @@
             <w:noProof/>
             <w:webHidden/>
           </w:rPr>
-          <w:instrText xml:space="preserve"> PAGEREF _Toc233459541 \h </w:instrText>
+          <w:instrText xml:space="preserve"> PAGEREF _Toc233656000 \h </w:instrText>
         </w:r>
         <w:r>
           <w:rPr>
@@ -8206,7 +8239,7 @@
             <w:noProof/>
             <w:webHidden/>
           </w:rPr>
-          <w:t>81</w:t>
+          <w:t>82</w:t>
         </w:r>
         <w:r>
           <w:rPr>
@@ -8231,7 +8264,7 @@
           <w:szCs w:val="22"/>
         </w:rPr>
       </w:pPr>
-      <w:hyperlink w:anchor="_Toc233459542" w:history="1">
+      <w:hyperlink w:anchor="_Toc233656001" w:history="1">
         <w:r>
           <w:rPr>
             <w:rStyle w:val="Hyperlink"/>
@@ -8259,7 +8292,7 @@
             <w:noProof/>
             <w:webHidden/>
           </w:rPr>
-          <w:instrText xml:space="preserve"> PAGEREF _Toc233459542 \h </w:instrText>
+          <w:instrText xml:space="preserve"> PAGEREF _Toc233656001 \h </w:instrText>
         </w:r>
         <w:r>
           <w:rPr>
@@ -8279,7 +8312,7 @@
             <w:noProof/>
             <w:webHidden/>
           </w:rPr>
-          <w:t>81</w:t>
+          <w:t>82</w:t>
         </w:r>
         <w:r>
           <w:rPr>
@@ -8304,7 +8337,7 @@
           <w:szCs w:val="22"/>
         </w:rPr>
       </w:pPr>
-      <w:hyperlink w:anchor="_Toc233459543" w:history="1">
+      <w:hyperlink w:anchor="_Toc233656002" w:history="1">
         <w:r>
           <w:rPr>
             <w:rStyle w:val="Hyperlink"/>
@@ -8340,7 +8373,7 @@
             <w:noProof/>
             <w:webHidden/>
           </w:rPr>
-          <w:instrText xml:space="preserve"> PAGEREF _Toc233459543 \h </w:instrText>
+          <w:instrText xml:space="preserve"> PAGEREF _Toc233656002 \h </w:instrText>
         </w:r>
         <w:r>
           <w:rPr>
@@ -8360,7 +8393,7 @@
             <w:noProof/>
             <w:webHidden/>
           </w:rPr>
-          <w:t>82</w:t>
+          <w:t>83</w:t>
         </w:r>
         <w:r>
           <w:rPr>
@@ -8385,7 +8418,7 @@
           <w:szCs w:val="22"/>
         </w:rPr>
       </w:pPr>
-      <w:hyperlink w:anchor="_Toc233459544" w:history="1">
+      <w:hyperlink w:anchor="_Toc233656003" w:history="1">
         <w:r>
           <w:rPr>
             <w:rStyle w:val="Hyperlink"/>
@@ -8413,7 +8446,7 @@
             <w:noProof/>
             <w:webHidden/>
           </w:rPr>
-          <w:instrText xml:space="preserve"> PAGEREF _Toc233459544 \h </w:instrText>
+          <w:instrText xml:space="preserve"> PAGEREF _Toc233656003 \h </w:instrText>
         </w:r>
         <w:r>
           <w:rPr>
@@ -8433,7 +8466,7 @@
             <w:noProof/>
             <w:webHidden/>
           </w:rPr>
-          <w:t>83</w:t>
+          <w:t>84</w:t>
         </w:r>
         <w:r>
           <w:rPr>
@@ -8458,7 +8491,7 @@
           <w:szCs w:val="22"/>
         </w:rPr>
       </w:pPr>
-      <w:hyperlink w:anchor="_Toc233459545" w:history="1">
+      <w:hyperlink w:anchor="_Toc233656004" w:history="1">
         <w:r>
           <w:rPr>
             <w:rStyle w:val="Hyperlink"/>
@@ -8493,7 +8526,7 @@
             <w:noProof/>
             <w:webHidden/>
           </w:rPr>
-          <w:instrText xml:space="preserve"> PAGEREF _Toc233459545 \h </w:instrText>
+          <w:instrText xml:space="preserve"> PAGEREF _Toc233656004 \h </w:instrText>
         </w:r>
         <w:r>
           <w:rPr>
@@ -8513,7 +8546,7 @@
             <w:noProof/>
             <w:webHidden/>
           </w:rPr>
-          <w:t>85</w:t>
+          <w:t>86</w:t>
         </w:r>
         <w:r>
           <w:rPr>
@@ -8538,7 +8571,7 @@
           <w:szCs w:val="22"/>
         </w:rPr>
       </w:pPr>
-      <w:hyperlink w:anchor="_Toc233459546" w:history="1">
+      <w:hyperlink w:anchor="_Toc233656005" w:history="1">
         <w:r>
           <w:rPr>
             <w:rStyle w:val="Hyperlink"/>
@@ -8566,7 +8599,7 @@
             <w:noProof/>
             <w:webHidden/>
           </w:rPr>
-          <w:instrText xml:space="preserve"> PAGEREF _Toc233459546 \h </w:instrText>
+          <w:instrText xml:space="preserve"> PAGEREF _Toc233656005 \h </w:instrText>
         </w:r>
         <w:r>
           <w:rPr>
@@ -8586,7 +8619,7 @@
             <w:noProof/>
             <w:webHidden/>
           </w:rPr>
-          <w:t>86</w:t>
+          <w:t>87</w:t>
         </w:r>
         <w:r>
           <w:rPr>
@@ -8611,7 +8644,7 @@
           <w:szCs w:val="22"/>
         </w:rPr>
       </w:pPr>
-      <w:hyperlink w:anchor="_Toc233459547" w:history="1">
+      <w:hyperlink w:anchor="_Toc233656006" w:history="1">
         <w:r>
           <w:rPr>
             <w:rStyle w:val="Hyperlink"/>
@@ -8639,7 +8672,7 @@
             <w:noProof/>
             <w:webHidden/>
           </w:rPr>
-          <w:instrText xml:space="preserve"> PAGEREF _Toc233459547 \h </w:instrText>
+          <w:instrText xml:space="preserve"> PAGEREF _Toc233656006 \h </w:instrText>
         </w:r>
         <w:r>
           <w:rPr>
@@ -8659,7 +8692,7 @@
             <w:noProof/>
             <w:webHidden/>
           </w:rPr>
-          <w:t>86</w:t>
+          <w:t>87</w:t>
         </w:r>
         <w:r>
           <w:rPr>
@@ -8684,7 +8717,7 @@
           <w:szCs w:val="22"/>
         </w:rPr>
       </w:pPr>
-      <w:hyperlink w:anchor="_Toc233459548" w:history="1">
+      <w:hyperlink w:anchor="_Toc233656007" w:history="1">
         <w:r>
           <w:rPr>
             <w:rStyle w:val="Hyperlink"/>
@@ -8727,7 +8760,7 @@
             <w:noProof/>
             <w:webHidden/>
           </w:rPr>
-          <w:instrText xml:space="preserve"> PAGEREF _Toc233459548 \h </w:instrText>
+          <w:instrText xml:space="preserve"> PAGEREF _Toc233656007 \h </w:instrText>
         </w:r>
         <w:r>
           <w:rPr>
@@ -8747,7 +8780,7 @@
             <w:noProof/>
             <w:webHidden/>
           </w:rPr>
-          <w:t>88</w:t>
+          <w:t>89</w:t>
         </w:r>
         <w:r>
           <w:rPr>
@@ -8772,7 +8805,7 @@
           <w:szCs w:val="22"/>
         </w:rPr>
       </w:pPr>
-      <w:hyperlink w:anchor="_Toc233459549" w:history="1">
+      <w:hyperlink w:anchor="_Toc233656008" w:history="1">
         <w:r>
           <w:rPr>
             <w:rStyle w:val="Hyperlink"/>
@@ -8800,7 +8833,7 @@
             <w:noProof/>
             <w:webHidden/>
           </w:rPr>
-          <w:instrText xml:space="preserve"> PAGEREF _Toc233459549 \h </w:instrText>
+          <w:instrText xml:space="preserve"> PAGEREF _Toc233656008 \h </w:instrText>
         </w:r>
         <w:r>
           <w:rPr>
@@ -8820,7 +8853,7 @@
             <w:noProof/>
             <w:webHidden/>
           </w:rPr>
-          <w:t>89</w:t>
+          <w:t>90</w:t>
         </w:r>
         <w:r>
           <w:rPr>
@@ -8865,7 +8898,7 @@
         </w:rPr>
         <w:jc w:val="right"/>
       </w:pPr>
-      <w:bookmarkStart w:id="3" w:name="قائمة-الجداول"/>
+      <w:bookmarkStart w:id="2" w:name="قائمة-الجداول"/>
       <w:bookmarkEnd w:id="0"/>
       <w:r>
         <w:rPr>
@@ -8880,7 +8913,7 @@
         <w:pStyle w:val="Heading3"/>
         <w:jc w:val="right"/>
       </w:pPr>
-      <w:bookmarkStart w:id="4" w:name="_Toc233459447"/>
+      <w:bookmarkStart w:id="3" w:name="_Toc233655906"/>
       <w:r>
         <w:rPr>
           <w:bidi/>
@@ -8889,7 +8922,7 @@
         <w:lastRenderedPageBreak/>
         <w:t>قائمة الجداول</w:t>
       </w:r>
-      <w:bookmarkEnd w:id="4"/>
+      <w:bookmarkEnd w:id="3"/>
     </w:p>
     <w:p>
       <w:pPr>
@@ -8897,7 +8930,7 @@
         <w:tabs>
           <w:tab w:val="right" w:leader="dot" w:pos="9062"/>
         </w:tabs>
-        <w:jc w:val="left"/>
+        <w:bidi w:val="0"/>
         <w:rPr>
           <w:rFonts w:asciiTheme="minorHAnsi" w:eastAsiaTheme="minorEastAsia" w:hAnsiTheme="minorHAnsi" w:cstheme="minorBidi"/>
           <w:noProof/>
@@ -8975,7 +9008,7 @@
         <w:rPr>
           <w:noProof/>
         </w:rPr>
-        <w:instrText xml:space="preserve"> PAGEREF _Toc232568887 \h </w:instrText>
+        <w:instrText xml:space="preserve"> PAGEREF _Toc233656009 \h </w:instrText>
       </w:r>
       <w:r>
         <w:rPr>
@@ -8991,7 +9024,6 @@
       <w:r>
         <w:rPr>
           <w:noProof/>
-          <w:rtl/>
         </w:rPr>
         <w:t>16</w:t>
       </w:r>
@@ -9008,7 +9040,7 @@
         <w:tabs>
           <w:tab w:val="right" w:leader="dot" w:pos="9062"/>
         </w:tabs>
-        <w:jc w:val="left"/>
+        <w:bidi w:val="0"/>
         <w:rPr>
           <w:rFonts w:asciiTheme="minorHAnsi" w:eastAsiaTheme="minorEastAsia" w:hAnsiTheme="minorHAnsi" w:cstheme="minorBidi"/>
           <w:noProof/>
@@ -9054,7 +9086,7 @@
         <w:rPr>
           <w:noProof/>
         </w:rPr>
-        <w:instrText xml:space="preserve"> PAGEREF _Toc232568888 \h </w:instrText>
+        <w:instrText xml:space="preserve"> PAGEREF _Toc233656010 \h </w:instrText>
       </w:r>
       <w:r>
         <w:rPr>
@@ -9070,7 +9102,6 @@
       <w:r>
         <w:rPr>
           <w:noProof/>
-          <w:rtl/>
         </w:rPr>
         <w:t>34</w:t>
       </w:r>
@@ -9087,7 +9118,7 @@
         <w:tabs>
           <w:tab w:val="right" w:leader="dot" w:pos="9062"/>
         </w:tabs>
-        <w:jc w:val="left"/>
+        <w:bidi w:val="0"/>
         <w:rPr>
           <w:rFonts w:asciiTheme="minorHAnsi" w:eastAsiaTheme="minorEastAsia" w:hAnsiTheme="minorHAnsi" w:cstheme="minorBidi"/>
           <w:noProof/>
@@ -9126,7 +9157,7 @@
         <w:rPr>
           <w:noProof/>
         </w:rPr>
-        <w:instrText xml:space="preserve"> PAGEREF _Toc232568889 \h </w:instrText>
+        <w:instrText xml:space="preserve"> PAGEREF _Toc233656011 \h </w:instrText>
       </w:r>
       <w:r>
         <w:rPr>
@@ -9142,7 +9173,6 @@
       <w:r>
         <w:rPr>
           <w:noProof/>
-          <w:rtl/>
         </w:rPr>
         <w:t>35</w:t>
       </w:r>
@@ -9159,7 +9189,7 @@
         <w:tabs>
           <w:tab w:val="right" w:leader="dot" w:pos="9062"/>
         </w:tabs>
-        <w:jc w:val="left"/>
+        <w:bidi w:val="0"/>
         <w:rPr>
           <w:rFonts w:asciiTheme="minorHAnsi" w:eastAsiaTheme="minorEastAsia" w:hAnsiTheme="minorHAnsi" w:cstheme="minorBidi"/>
           <w:noProof/>
@@ -9220,7 +9250,7 @@
         <w:rPr>
           <w:noProof/>
         </w:rPr>
-        <w:instrText xml:space="preserve"> PAGEREF _Toc232568890 \h </w:instrText>
+        <w:instrText xml:space="preserve"> PAGEREF _Toc233656012 \h </w:instrText>
       </w:r>
       <w:r>
         <w:rPr>
@@ -9236,7 +9266,6 @@
       <w:r>
         <w:rPr>
           <w:noProof/>
-          <w:rtl/>
         </w:rPr>
         <w:t>38</w:t>
       </w:r>
@@ -9253,7 +9282,7 @@
         <w:tabs>
           <w:tab w:val="right" w:leader="dot" w:pos="9062"/>
         </w:tabs>
-        <w:jc w:val="left"/>
+        <w:bidi w:val="0"/>
         <w:rPr>
           <w:rFonts w:asciiTheme="minorHAnsi" w:eastAsiaTheme="minorEastAsia" w:hAnsiTheme="minorHAnsi" w:cstheme="minorBidi"/>
           <w:noProof/>
@@ -9292,7 +9321,7 @@
         <w:rPr>
           <w:noProof/>
         </w:rPr>
-        <w:instrText xml:space="preserve"> PAGEREF _Toc232568891 \h </w:instrText>
+        <w:instrText xml:space="preserve"> PAGEREF _Toc233656013 \h </w:instrText>
       </w:r>
       <w:r>
         <w:rPr>
@@ -9308,7 +9337,6 @@
       <w:r>
         <w:rPr>
           <w:noProof/>
-          <w:rtl/>
         </w:rPr>
         <w:t>43</w:t>
       </w:r>
@@ -9325,7 +9353,7 @@
         <w:tabs>
           <w:tab w:val="right" w:leader="dot" w:pos="9062"/>
         </w:tabs>
-        <w:jc w:val="left"/>
+        <w:bidi w:val="0"/>
         <w:rPr>
           <w:rFonts w:asciiTheme="minorHAnsi" w:eastAsiaTheme="minorEastAsia" w:hAnsiTheme="minorHAnsi" w:cstheme="minorBidi"/>
           <w:noProof/>
@@ -9364,7 +9392,7 @@
         <w:rPr>
           <w:noProof/>
         </w:rPr>
-        <w:instrText xml:space="preserve"> PAGEREF _Toc232568892 \h </w:instrText>
+        <w:instrText xml:space="preserve"> PAGEREF _Toc233656014 \h </w:instrText>
       </w:r>
       <w:r>
         <w:rPr>
@@ -9380,7 +9408,6 @@
       <w:r>
         <w:rPr>
           <w:noProof/>
-          <w:rtl/>
         </w:rPr>
         <w:t>44</w:t>
       </w:r>
@@ -9393,18 +9420,17 @@
     </w:p>
     <w:p>
       <w:pPr>
-        <w:bidi w:val="1"/>
-        <w:pStyle w:val="Caption"/>
+        <w:pStyle w:val="TableofFigures"/>
         <w:tabs>
           <w:tab w:val="right" w:leader="dot" w:pos="9062"/>
         </w:tabs>
+        <w:bidi w:val="0"/>
         <w:rPr>
           <w:rFonts w:asciiTheme="minorHAnsi" w:eastAsiaTheme="minorEastAsia" w:hAnsiTheme="minorHAnsi" w:cstheme="minorBidi"/>
           <w:noProof/>
           <w:sz w:val="22"/>
           <w:szCs w:val="22"/>
         </w:rPr>
-        <w:jc w:val="right"/>
       </w:pPr>
       <w:r>
         <w:rPr>
@@ -9415,7 +9441,6 @@
       </w:r>
       <w:r>
         <w:rPr>
-          <w:bidi/>
           <w:b/>
           <w:noProof/>
           <w:rtl/>
@@ -9431,7 +9456,6 @@
       </w:r>
       <w:r>
         <w:rPr>
-          <w:bidi/>
           <w:b/>
           <w:noProof/>
           <w:rtl/>
@@ -9454,7 +9478,7 @@
         <w:rPr>
           <w:noProof/>
         </w:rPr>
-        <w:instrText xml:space="preserve"> PAGEREF _Toc232568893 \h </w:instrText>
+        <w:instrText xml:space="preserve"> PAGEREF _Toc233656015 \h </w:instrText>
       </w:r>
       <w:r>
         <w:rPr>
@@ -9470,7 +9494,6 @@
       <w:r>
         <w:rPr>
           <w:noProof/>
-          <w:rtl/>
         </w:rPr>
         <w:t>58</w:t>
       </w:r>
@@ -9483,18 +9506,17 @@
     </w:p>
     <w:p>
       <w:pPr>
-        <w:bidi w:val="1"/>
-        <w:pStyle w:val="Caption"/>
+        <w:pStyle w:val="TableofFigures"/>
         <w:tabs>
           <w:tab w:val="right" w:leader="dot" w:pos="9062"/>
         </w:tabs>
+        <w:bidi w:val="0"/>
         <w:rPr>
           <w:rFonts w:asciiTheme="minorHAnsi" w:eastAsiaTheme="minorEastAsia" w:hAnsiTheme="minorHAnsi" w:cstheme="minorBidi"/>
           <w:noProof/>
           <w:sz w:val="22"/>
           <w:szCs w:val="22"/>
         </w:rPr>
-        <w:jc w:val="right"/>
       </w:pPr>
       <w:r>
         <w:rPr>
@@ -9505,7 +9527,6 @@
       </w:r>
       <w:r>
         <w:rPr>
-          <w:bidi/>
           <w:b/>
           <w:noProof/>
           <w:rtl/>
@@ -9528,7 +9549,7 @@
         <w:rPr>
           <w:noProof/>
         </w:rPr>
-        <w:instrText xml:space="preserve"> PAGEREF _Toc232568894 \h </w:instrText>
+        <w:instrText xml:space="preserve"> PAGEREF _Toc233656016 \h </w:instrText>
       </w:r>
       <w:r>
         <w:rPr>
@@ -9544,7 +9565,6 @@
       <w:r>
         <w:rPr>
           <w:noProof/>
-          <w:rtl/>
         </w:rPr>
         <w:t>59</w:t>
       </w:r>
@@ -9557,18 +9577,17 @@
     </w:p>
     <w:p>
       <w:pPr>
-        <w:bidi w:val="1"/>
-        <w:pStyle w:val="Caption"/>
+        <w:pStyle w:val="TableofFigures"/>
         <w:tabs>
           <w:tab w:val="right" w:leader="dot" w:pos="9062"/>
         </w:tabs>
+        <w:bidi w:val="0"/>
         <w:rPr>
           <w:rFonts w:asciiTheme="minorHAnsi" w:eastAsiaTheme="minorEastAsia" w:hAnsiTheme="minorHAnsi" w:cstheme="minorBidi"/>
           <w:noProof/>
           <w:sz w:val="22"/>
           <w:szCs w:val="22"/>
         </w:rPr>
-        <w:jc w:val="right"/>
       </w:pPr>
       <w:r>
         <w:rPr>
@@ -9579,7 +9598,6 @@
       </w:r>
       <w:r>
         <w:rPr>
-          <w:bidi/>
           <w:b/>
           <w:noProof/>
           <w:rtl/>
@@ -9602,7 +9620,7 @@
         <w:rPr>
           <w:noProof/>
         </w:rPr>
-        <w:instrText xml:space="preserve"> PAGEREF _Toc232568895 \h </w:instrText>
+        <w:instrText xml:space="preserve"> PAGEREF _Toc233656017 \h </w:instrText>
       </w:r>
       <w:r>
         <w:rPr>
@@ -9618,7 +9636,6 @@
       <w:r>
         <w:rPr>
           <w:noProof/>
-          <w:rtl/>
         </w:rPr>
         <w:t>61</w:t>
       </w:r>
@@ -9631,18 +9648,17 @@
     </w:p>
     <w:p>
       <w:pPr>
-        <w:bidi w:val="1"/>
-        <w:pStyle w:val="Caption"/>
+        <w:pStyle w:val="TableofFigures"/>
         <w:tabs>
           <w:tab w:val="right" w:leader="dot" w:pos="9062"/>
         </w:tabs>
+        <w:bidi w:val="0"/>
         <w:rPr>
           <w:rFonts w:asciiTheme="minorHAnsi" w:eastAsiaTheme="minorEastAsia" w:hAnsiTheme="minorHAnsi" w:cstheme="minorBidi"/>
           <w:noProof/>
           <w:sz w:val="22"/>
           <w:szCs w:val="22"/>
         </w:rPr>
-        <w:jc w:val="right"/>
       </w:pPr>
       <w:r>
         <w:rPr>
@@ -9653,7 +9669,6 @@
       </w:r>
       <w:r>
         <w:rPr>
-          <w:bidi/>
           <w:b/>
           <w:noProof/>
           <w:rtl/>
@@ -9676,7 +9691,7 @@
         <w:rPr>
           <w:noProof/>
         </w:rPr>
-        <w:instrText xml:space="preserve"> PAGEREF _Toc232568896 \h </w:instrText>
+        <w:instrText xml:space="preserve"> PAGEREF _Toc233656018 \h </w:instrText>
       </w:r>
       <w:r>
         <w:rPr>
@@ -9692,7 +9707,6 @@
       <w:r>
         <w:rPr>
           <w:noProof/>
-          <w:rtl/>
         </w:rPr>
         <w:t>63</w:t>
       </w:r>
@@ -9709,7 +9723,7 @@
         <w:tabs>
           <w:tab w:val="right" w:leader="dot" w:pos="9062"/>
         </w:tabs>
-        <w:jc w:val="left"/>
+        <w:bidi w:val="0"/>
         <w:rPr>
           <w:rFonts w:asciiTheme="minorHAnsi" w:eastAsiaTheme="minorEastAsia" w:hAnsiTheme="minorHAnsi" w:cstheme="minorBidi"/>
           <w:noProof/>
@@ -9748,7 +9762,7 @@
         <w:rPr>
           <w:noProof/>
         </w:rPr>
-        <w:instrText xml:space="preserve"> PAGEREF _Toc232568897 \h </w:instrText>
+        <w:instrText xml:space="preserve"> PAGEREF _Toc233656019 \h </w:instrText>
       </w:r>
       <w:r>
         <w:rPr>
@@ -9764,7 +9778,6 @@
       <w:r>
         <w:rPr>
           <w:noProof/>
-          <w:rtl/>
         </w:rPr>
         <w:t>72</w:t>
       </w:r>
@@ -9781,7 +9794,7 @@
         <w:tabs>
           <w:tab w:val="right" w:leader="dot" w:pos="9062"/>
         </w:tabs>
-        <w:jc w:val="left"/>
+        <w:bidi w:val="0"/>
         <w:rPr>
           <w:rFonts w:asciiTheme="minorHAnsi" w:eastAsiaTheme="minorEastAsia" w:hAnsiTheme="minorHAnsi" w:cstheme="minorBidi"/>
           <w:noProof/>
@@ -9820,7 +9833,7 @@
         <w:rPr>
           <w:noProof/>
         </w:rPr>
-        <w:instrText xml:space="preserve"> PAGEREF _Toc232568898 \h </w:instrText>
+        <w:instrText xml:space="preserve"> PAGEREF _Toc233656020 \h </w:instrText>
       </w:r>
       <w:r>
         <w:rPr>
@@ -9836,7 +9849,6 @@
       <w:r>
         <w:rPr>
           <w:noProof/>
-          <w:rtl/>
         </w:rPr>
         <w:t>73</w:t>
       </w:r>
@@ -9853,7 +9865,7 @@
         <w:tabs>
           <w:tab w:val="right" w:leader="dot" w:pos="9062"/>
         </w:tabs>
-        <w:jc w:val="left"/>
+        <w:bidi w:val="0"/>
         <w:rPr>
           <w:rFonts w:asciiTheme="minorHAnsi" w:eastAsiaTheme="minorEastAsia" w:hAnsiTheme="minorHAnsi" w:cstheme="minorBidi"/>
           <w:noProof/>
@@ -9892,7 +9904,7 @@
         <w:rPr>
           <w:noProof/>
         </w:rPr>
-        <w:instrText xml:space="preserve"> PAGEREF _Toc232568899 \h </w:instrText>
+        <w:instrText xml:space="preserve"> PAGEREF _Toc233656021 \h </w:instrText>
       </w:r>
       <w:r>
         <w:rPr>
@@ -9908,7 +9920,6 @@
       <w:r>
         <w:rPr>
           <w:noProof/>
-          <w:rtl/>
         </w:rPr>
         <w:t>76</w:t>
       </w:r>
@@ -9925,7 +9936,7 @@
         <w:tabs>
           <w:tab w:val="right" w:leader="dot" w:pos="9062"/>
         </w:tabs>
-        <w:jc w:val="left"/>
+        <w:bidi w:val="0"/>
         <w:rPr>
           <w:rFonts w:asciiTheme="minorHAnsi" w:eastAsiaTheme="minorEastAsia" w:hAnsiTheme="minorHAnsi" w:cstheme="minorBidi"/>
           <w:noProof/>
@@ -9964,7 +9975,7 @@
         <w:rPr>
           <w:noProof/>
         </w:rPr>
-        <w:instrText xml:space="preserve"> PAGEREF _Toc232568900 \h </w:instrText>
+        <w:instrText xml:space="preserve"> PAGEREF _Toc233656022 \h </w:instrText>
       </w:r>
       <w:r>
         <w:rPr>
@@ -9980,7 +9991,6 @@
       <w:r>
         <w:rPr>
           <w:noProof/>
-          <w:rtl/>
         </w:rPr>
         <w:t>78</w:t>
       </w:r>
@@ -9997,7 +10007,7 @@
         <w:tabs>
           <w:tab w:val="right" w:leader="dot" w:pos="9062"/>
         </w:tabs>
-        <w:jc w:val="left"/>
+        <w:bidi w:val="0"/>
         <w:rPr>
           <w:rFonts w:asciiTheme="minorHAnsi" w:eastAsiaTheme="minorEastAsia" w:hAnsiTheme="minorHAnsi" w:cstheme="minorBidi"/>
           <w:noProof/>
@@ -10051,7 +10061,7 @@
         <w:rPr>
           <w:noProof/>
         </w:rPr>
-        <w:instrText xml:space="preserve"> PAGEREF _Toc232568901 \h </w:instrText>
+        <w:instrText xml:space="preserve"> PAGEREF _Toc233656023 \h </w:instrText>
       </w:r>
       <w:r>
         <w:rPr>
@@ -10067,7 +10077,6 @@
       <w:r>
         <w:rPr>
           <w:noProof/>
-          <w:rtl/>
         </w:rPr>
         <w:t>78</w:t>
       </w:r>
@@ -10084,7 +10093,7 @@
         <w:tabs>
           <w:tab w:val="right" w:leader="dot" w:pos="9062"/>
         </w:tabs>
-        <w:jc w:val="left"/>
+        <w:bidi w:val="0"/>
         <w:rPr>
           <w:rFonts w:asciiTheme="minorHAnsi" w:eastAsiaTheme="minorEastAsia" w:hAnsiTheme="minorHAnsi" w:cstheme="minorBidi"/>
           <w:noProof/>
@@ -10123,7 +10132,7 @@
         <w:rPr>
           <w:noProof/>
         </w:rPr>
-        <w:instrText xml:space="preserve"> PAGEREF _Toc232568902 \h </w:instrText>
+        <w:instrText xml:space="preserve"> PAGEREF _Toc233656024 \h </w:instrText>
       </w:r>
       <w:r>
         <w:rPr>
@@ -10139,7 +10148,6 @@
       <w:r>
         <w:rPr>
           <w:noProof/>
-          <w:rtl/>
         </w:rPr>
         <w:t>80</w:t>
       </w:r>
@@ -10156,7 +10164,7 @@
         <w:tabs>
           <w:tab w:val="right" w:leader="dot" w:pos="9062"/>
         </w:tabs>
-        <w:jc w:val="left"/>
+        <w:bidi w:val="0"/>
         <w:rPr>
           <w:rFonts w:asciiTheme="minorHAnsi" w:eastAsiaTheme="minorEastAsia" w:hAnsiTheme="minorHAnsi" w:cstheme="minorBidi"/>
           <w:noProof/>
@@ -10210,7 +10218,7 @@
         <w:rPr>
           <w:noProof/>
         </w:rPr>
-        <w:instrText xml:space="preserve"> PAGEREF _Toc232568903 \h </w:instrText>
+        <w:instrText xml:space="preserve"> PAGEREF _Toc233656025 \h </w:instrText>
       </w:r>
       <w:r>
         <w:rPr>
@@ -10226,7 +10234,6 @@
       <w:r>
         <w:rPr>
           <w:noProof/>
-          <w:rtl/>
         </w:rPr>
         <w:t>81</w:t>
       </w:r>
@@ -10243,7 +10250,7 @@
         <w:tabs>
           <w:tab w:val="right" w:leader="dot" w:pos="9062"/>
         </w:tabs>
-        <w:jc w:val="left"/>
+        <w:bidi w:val="0"/>
         <w:rPr>
           <w:rFonts w:asciiTheme="minorHAnsi" w:eastAsiaTheme="minorEastAsia" w:hAnsiTheme="minorHAnsi" w:cstheme="minorBidi"/>
           <w:noProof/>
@@ -10282,7 +10289,7 @@
         <w:rPr>
           <w:noProof/>
         </w:rPr>
-        <w:instrText xml:space="preserve"> PAGEREF _Toc232568904 \h </w:instrText>
+        <w:instrText xml:space="preserve"> PAGEREF _Toc233656026 \h </w:instrText>
       </w:r>
       <w:r>
         <w:rPr>
@@ -10298,7 +10305,6 @@
       <w:r>
         <w:rPr>
           <w:noProof/>
-          <w:rtl/>
         </w:rPr>
         <w:t>82</w:t>
       </w:r>
@@ -10315,7 +10321,7 @@
         <w:tabs>
           <w:tab w:val="right" w:leader="dot" w:pos="9062"/>
         </w:tabs>
-        <w:jc w:val="left"/>
+        <w:bidi w:val="0"/>
         <w:rPr>
           <w:rFonts w:asciiTheme="minorHAnsi" w:eastAsiaTheme="minorEastAsia" w:hAnsiTheme="minorHAnsi" w:cstheme="minorBidi"/>
           <w:noProof/>
@@ -10328,7 +10334,6 @@
           <w:b/>
           <w:noProof/>
         </w:rPr>
-        <w:lastRenderedPageBreak/>
         <w:t>19</w:t>
       </w:r>
       <w:r>
@@ -10355,7 +10360,7 @@
         <w:rPr>
           <w:noProof/>
         </w:rPr>
-        <w:instrText xml:space="preserve"> PAGEREF _Toc232568905 \h </w:instrText>
+        <w:instrText xml:space="preserve"> PAGEREF _Toc233656027 \h </w:instrText>
       </w:r>
       <w:r>
         <w:rPr>
@@ -10371,7 +10376,6 @@
       <w:r>
         <w:rPr>
           <w:noProof/>
-          <w:rtl/>
         </w:rPr>
         <w:t>83</w:t>
       </w:r>
@@ -10388,7 +10392,7 @@
         <w:tabs>
           <w:tab w:val="right" w:leader="dot" w:pos="9062"/>
         </w:tabs>
-        <w:jc w:val="left"/>
+        <w:bidi w:val="0"/>
         <w:rPr>
           <w:rFonts w:asciiTheme="minorHAnsi" w:eastAsiaTheme="minorEastAsia" w:hAnsiTheme="minorHAnsi" w:cstheme="minorBidi"/>
           <w:noProof/>
@@ -10401,6 +10405,7 @@
           <w:b/>
           <w:noProof/>
         </w:rPr>
+        <w:lastRenderedPageBreak/>
         <w:t>20</w:t>
       </w:r>
       <w:r>
@@ -10427,7 +10432,7 @@
         <w:rPr>
           <w:noProof/>
         </w:rPr>
-        <w:instrText xml:space="preserve"> PAGEREF _Toc232568906 \h </w:instrText>
+        <w:instrText xml:space="preserve"> PAGEREF _Toc233656028 \h </w:instrText>
       </w:r>
       <w:r>
         <w:rPr>
@@ -10443,7 +10448,6 @@
       <w:r>
         <w:rPr>
           <w:noProof/>
-          <w:rtl/>
         </w:rPr>
         <w:t>84</w:t>
       </w:r>
@@ -10460,7 +10464,7 @@
         <w:tabs>
           <w:tab w:val="right" w:leader="dot" w:pos="9062"/>
         </w:tabs>
-        <w:jc w:val="left"/>
+        <w:bidi w:val="0"/>
         <w:rPr>
           <w:rFonts w:asciiTheme="minorHAnsi" w:eastAsiaTheme="minorEastAsia" w:hAnsiTheme="minorHAnsi" w:cstheme="minorBidi"/>
           <w:noProof/>
@@ -10499,7 +10503,7 @@
         <w:rPr>
           <w:noProof/>
         </w:rPr>
-        <w:instrText xml:space="preserve"> PAGEREF _Toc232568907 \h </w:instrText>
+        <w:instrText xml:space="preserve"> PAGEREF _Toc233656029 \h </w:instrText>
       </w:r>
       <w:r>
         <w:rPr>
@@ -10515,7 +10519,6 @@
       <w:r>
         <w:rPr>
           <w:noProof/>
-          <w:rtl/>
         </w:rPr>
         <w:t>84</w:t>
       </w:r>
@@ -10532,7 +10535,7 @@
         <w:tabs>
           <w:tab w:val="right" w:leader="dot" w:pos="9062"/>
         </w:tabs>
-        <w:jc w:val="left"/>
+        <w:bidi w:val="0"/>
         <w:rPr>
           <w:rFonts w:asciiTheme="minorHAnsi" w:eastAsiaTheme="minorEastAsia" w:hAnsiTheme="minorHAnsi" w:cstheme="minorBidi"/>
           <w:noProof/>
@@ -10571,7 +10574,7 @@
         <w:rPr>
           <w:noProof/>
         </w:rPr>
-        <w:instrText xml:space="preserve"> PAGEREF _Toc232568908 \h </w:instrText>
+        <w:instrText xml:space="preserve"> PAGEREF _Toc233656030 \h </w:instrText>
       </w:r>
       <w:r>
         <w:rPr>
@@ -10587,7 +10590,6 @@
       <w:r>
         <w:rPr>
           <w:noProof/>
-          <w:rtl/>
         </w:rPr>
         <w:t>86</w:t>
       </w:r>
@@ -10604,7 +10606,7 @@
         <w:tabs>
           <w:tab w:val="right" w:leader="dot" w:pos="9062"/>
         </w:tabs>
-        <w:jc w:val="left"/>
+        <w:bidi w:val="0"/>
         <w:rPr>
           <w:rFonts w:asciiTheme="minorHAnsi" w:eastAsiaTheme="minorEastAsia" w:hAnsiTheme="minorHAnsi" w:cstheme="minorBidi"/>
           <w:noProof/>
@@ -10643,7 +10645,7 @@
         <w:rPr>
           <w:noProof/>
         </w:rPr>
-        <w:instrText xml:space="preserve"> PAGEREF _Toc232568909 \h </w:instrText>
+        <w:instrText xml:space="preserve"> PAGEREF _Toc233656031 \h </w:instrText>
       </w:r>
       <w:r>
         <w:rPr>
@@ -10659,7 +10661,6 @@
       <w:r>
         <w:rPr>
           <w:noProof/>
-          <w:rtl/>
         </w:rPr>
         <w:t>87</w:t>
       </w:r>
@@ -10676,7 +10677,7 @@
         <w:tabs>
           <w:tab w:val="right" w:leader="dot" w:pos="9062"/>
         </w:tabs>
-        <w:jc w:val="left"/>
+        <w:bidi w:val="0"/>
         <w:rPr>
           <w:rFonts w:asciiTheme="minorHAnsi" w:eastAsiaTheme="minorEastAsia" w:hAnsiTheme="minorHAnsi" w:cstheme="minorBidi"/>
           <w:noProof/>
@@ -10715,7 +10716,7 @@
         <w:rPr>
           <w:noProof/>
         </w:rPr>
-        <w:instrText xml:space="preserve"> PAGEREF _Toc232568910 \h </w:instrText>
+        <w:instrText xml:space="preserve"> PAGEREF _Toc233656032 \h </w:instrText>
       </w:r>
       <w:r>
         <w:rPr>
@@ -10731,7 +10732,6 @@
       <w:r>
         <w:rPr>
           <w:noProof/>
-          <w:rtl/>
         </w:rPr>
         <w:t>87</w:t>
       </w:r>
@@ -10748,7 +10748,7 @@
         <w:tabs>
           <w:tab w:val="right" w:leader="dot" w:pos="9062"/>
         </w:tabs>
-        <w:jc w:val="left"/>
+        <w:bidi w:val="0"/>
         <w:rPr>
           <w:rFonts w:asciiTheme="minorHAnsi" w:eastAsiaTheme="minorEastAsia" w:hAnsiTheme="minorHAnsi" w:cstheme="minorBidi"/>
           <w:noProof/>
@@ -10802,7 +10802,7 @@
         <w:rPr>
           <w:noProof/>
         </w:rPr>
-        <w:instrText xml:space="preserve"> PAGEREF _Toc232568911 \h </w:instrText>
+        <w:instrText xml:space="preserve"> PAGEREF _Toc233656033 \h </w:instrText>
       </w:r>
       <w:r>
         <w:rPr>
@@ -10818,7 +10818,6 @@
       <w:r>
         <w:rPr>
           <w:noProof/>
-          <w:rtl/>
         </w:rPr>
         <w:t>89</w:t>
       </w:r>
@@ -10863,8 +10862,8 @@
         </w:rPr>
         <w:jc w:val="right"/>
       </w:pPr>
-      <w:bookmarkStart w:id="5" w:name="الملخص"/>
-      <w:bookmarkEnd w:id="3"/>
+      <w:bookmarkStart w:id="4" w:name="الملخص"/>
+      <w:bookmarkEnd w:id="2"/>
       <w:r>
         <w:rPr>
           <w:rtl/>
@@ -10878,7 +10877,7 @@
         <w:pStyle w:val="Heading2"/>
         <w:jc w:val="right"/>
       </w:pPr>
-      <w:bookmarkStart w:id="6" w:name="_Toc233459448"/>
+      <w:bookmarkStart w:id="5" w:name="_Toc233655907"/>
       <w:r>
         <w:rPr>
           <w:bidi/>
@@ -10888,7 +10887,7 @@
         <w:lastRenderedPageBreak/>
         <w:t>الملخص</w:t>
       </w:r>
-      <w:bookmarkEnd w:id="6"/>
+      <w:bookmarkEnd w:id="5"/>
     </w:p>
     <w:p>
       <w:pPr>
@@ -11041,9 +11040,9 @@
         </w:rPr>
         <w:jc w:val="right"/>
       </w:pPr>
+      <w:bookmarkStart w:id="6" w:name="_Toc233655908"/>
       <w:bookmarkStart w:id="7" w:name="résumé"/>
-      <w:bookmarkStart w:id="8" w:name="_Toc233459449"/>
-      <w:bookmarkEnd w:id="5"/>
+      <w:bookmarkEnd w:id="4"/>
       <w:r>
         <w:rPr>
           <w:rFonts w:ascii="Traditional Arabic" w:hAnsi="Traditional Arabic"/>
@@ -11052,7 +11051,7 @@
         <w:lastRenderedPageBreak/>
         <w:t>Résumé</w:t>
       </w:r>
-      <w:bookmarkEnd w:id="8"/>
+      <w:bookmarkEnd w:id="6"/>
     </w:p>
     <w:p>
       <w:pPr>
@@ -11188,7 +11187,7 @@
         </w:rPr>
         <w:jc w:val="right"/>
       </w:pPr>
-      <w:bookmarkStart w:id="9" w:name="المقدمة-العامة"/>
+      <w:bookmarkStart w:id="8" w:name="المقدمة-العامة"/>
       <w:bookmarkEnd w:id="7"/>
       <w:r>
         <w:rPr>
@@ -11203,7 +11202,7 @@
         <w:pStyle w:val="Heading1"/>
         <w:jc w:val="right"/>
       </w:pPr>
-      <w:bookmarkStart w:id="10" w:name="_Toc233459450"/>
+      <w:bookmarkStart w:id="9" w:name="_Toc233655909"/>
       <w:r>
         <w:rPr>
           <w:bidi/>
@@ -11213,23 +11212,55 @@
         <w:lastRenderedPageBreak/>
         <w:t>المقدمة العامة</w:t>
       </w:r>
+      <w:bookmarkEnd w:id="9"/>
+    </w:p>
+    <w:p>
+      <w:pPr>
+        <w:bidi w:val="1"/>
+        <w:pStyle w:val="Heading2"/>
+        <w:jc w:val="right"/>
+      </w:pPr>
+      <w:bookmarkStart w:id="10" w:name="_Toc233655910"/>
+      <w:bookmarkStart w:id="11" w:name="تمهيد"/>
+      <w:r>
+        <w:rPr>
+          <w:bidi/>
+          <w:rFonts w:ascii="Traditional Arabic" w:hAnsi="Traditional Arabic"/>
+          <w:rtl/>
+        </w:rPr>
+        <w:t>تمهيد</w:t>
+      </w:r>
       <w:bookmarkEnd w:id="10"/>
     </w:p>
     <w:p>
       <w:pPr>
         <w:bidi w:val="1"/>
+        <w:jc w:val="right"/>
+      </w:pPr>
+      <w:r>
+        <w:rPr>
+          <w:bidi/>
+          <w:rtl/>
+        </w:rPr>
+        <w:t>يُشكِّل التسيير اللوجيستي الفعّال للمخزونات ركيزةً جوهريةً من ركائز الأداء المؤسسي في القطاع العام، حيث ترتبط جودة الخدمة العمومية ارتباطاً وثيقاً بتوفر المواد والتجهيزات الضرورية في الوقت والمكان المناسبين. في قطاع التربية الوطنية، يتجلى هذا الارتباط بصورة خاصة، إذ أن انقطاع المواد الاستراتيجية كأحبار الطابعات وورق الامتحانات في فترات الذروة كالامتحانات الفصلية قد يؤدي إلى تعطيل العملية التربوية برمتها. من هذا المنطلق، تبرز الحاجة الملحة إلى تطوير أنظمة تسيير رقمية قادرة على تجاوز القيود البنيوية للنظم اليدوية التقليدية، مع مراعاة خصوصية القطاع العام الجزائري والإطار التنظيمي الذي يحكمه.</w:t>
+      </w:r>
+    </w:p>
+    <w:p>
+      <w:pPr>
+        <w:bidi w:val="1"/>
         <w:pStyle w:val="Heading2"/>
         <w:jc w:val="right"/>
       </w:pPr>
-      <w:bookmarkStart w:id="11" w:name="تمهيد"/>
-      <w:bookmarkStart w:id="12" w:name="_Toc233459451"/>
+      <w:bookmarkStart w:id="12" w:name="_Toc233655911"/>
+      <w:bookmarkStart w:id="13" w:name="الإشكالية"/>
+      <w:bookmarkEnd w:id="11"/>
       <w:r>
         <w:rPr>
           <w:bidi/>
           <w:rFonts w:ascii="Traditional Arabic" w:hAnsi="Traditional Arabic"/>
           <w:rtl/>
         </w:rPr>
-        <w:t>تمهيد</w:t>
+        <w:t>الإشكالية</w:t>
       </w:r>
       <w:bookmarkEnd w:id="12"/>
     </w:p>
@@ -11243,7 +11274,23 @@
           <w:bidi/>
           <w:rtl/>
         </w:rPr>
-        <w:t>يُشكِّل التسيير اللوجيستي الفعّال للمخزونات ركيزةً جوهريةً من ركائز الأداء المؤسسي في القطاع العام، حيث ترتبط جودة الخدمة العمومية ارتباطاً وثيقاً بتوفر المواد والتجهيزات الضرورية في الوقت والمكان المناسبين. في قطاع التربية الوطنية، يتجلى هذا الارتباط بصورة خاصة، إذ أن انقطاع المواد الاستراتيجية كأحبار الطابعات وورق الامتحانات في فترات الذروة كالامتحانات الفصلية قد يؤدي إلى تعطيل العملية التربوية برمتها. من هذا المنطلق، تبرز الحاجة الملحة إلى تطوير أنظمة تسيير رقمية قادرة على تجاوز القيود البنيوية للنظم اليدوية التقليدية، مع مراعاة خصوصية القطاع العام الجزائري والإطار التنظيمي الذي يحكمه.</w:t>
+        <w:t>تواجه مصلحة المخازن في مديرية التربية لولاية البيض تحدياتٍ هيكليةً مزمنةً تتمثل في الاعتماد شبه الكامل على التسيير اليدوي عبر بطاقات المخزون الورقية وجداول Excel البسيطة غير المبرمجة، مما يؤدي إلى تكرار حالات نفاد المواد الاستراتيجية، وازدواجية التسجيل بين الوثائق الورقية والرقمية، وصعوبة التتبع التاريخي لحركة الأصناف، فضلاً عن غياب آليات التنبيه الآلي عند الاقتراب من نقطة إعادة الطلب. بناءً على هذا التشخيص، تتمثل الإشكالية المحورية لهذه الدراسة في السؤال التالي:</w:t>
+      </w:r>
+    </w:p>
+    <w:p>
+      <w:pPr>
+        <w:bidi w:val="1"/>
+        <w:pStyle w:val="BlockText"/>
+        <w:jc w:val="right"/>
+      </w:pPr>
+      <w:r>
+        <w:rPr>
+          <w:bidi/>
+          <w:b/>
+          <w:bCs/>
+          <w:rtl/>
+        </w:rPr>
+        <w:t>كيف يمكن أتمتة دورة الشراء والتخزين وتعزيز الجرد الدائم في مخزن مؤسسة عمومية باستخدام أدوات Microsoft Office المتاحة (Excel/VBA) وبأقل تكلفة ممكنة، مع ضمان دقة البيانات واستمرارية التزويد؟</w:t>
       </w:r>
     </w:p>
     <w:p>
@@ -11252,66 +11299,18 @@
         <w:pStyle w:val="Heading2"/>
         <w:jc w:val="right"/>
       </w:pPr>
-      <w:bookmarkStart w:id="13" w:name="الإشكالية"/>
-      <w:bookmarkStart w:id="14" w:name="_Toc233459452"/>
-      <w:bookmarkEnd w:id="11"/>
+      <w:bookmarkStart w:id="14" w:name="_Toc233655912"/>
+      <w:bookmarkStart w:id="15" w:name="الفرضيات"/>
+      <w:bookmarkEnd w:id="13"/>
       <w:r>
         <w:rPr>
           <w:bidi/>
           <w:rFonts w:ascii="Traditional Arabic" w:hAnsi="Traditional Arabic"/>
           <w:rtl/>
         </w:rPr>
-        <w:t>الإشكالية</w:t>
+        <w:t>الفرضيات</w:t>
       </w:r>
       <w:bookmarkEnd w:id="14"/>
-    </w:p>
-    <w:p>
-      <w:pPr>
-        <w:bidi w:val="1"/>
-        <w:jc w:val="right"/>
-      </w:pPr>
-      <w:r>
-        <w:rPr>
-          <w:bidi/>
-          <w:rtl/>
-        </w:rPr>
-        <w:t>تواجه مصلحة المخازن في مديرية التربية لولاية البيض تحدياتٍ هيكليةً مزمنةً تتمثل في الاعتماد شبه الكامل على التسيير اليدوي عبر بطاقات المخزون الورقية وجداول Excel البسيطة غير المبرمجة، مما يؤدي إلى تكرار حالات نفاد المواد الاستراتيجية، وازدواجية التسجيل بين الوثائق الورقية والرقمية، وصعوبة التتبع التاريخي لحركة الأصناف، فضلاً عن غياب آليات التنبيه الآلي عند الاقتراب من نقطة إعادة الطلب. بناءً على هذا التشخيص، تتمثل الإشكالية المحورية لهذه الدراسة في السؤال التالي:</w:t>
-      </w:r>
-    </w:p>
-    <w:p>
-      <w:pPr>
-        <w:bidi w:val="1"/>
-        <w:pStyle w:val="BlockText"/>
-        <w:jc w:val="right"/>
-      </w:pPr>
-      <w:r>
-        <w:rPr>
-          <w:bidi/>
-          <w:b/>
-          <w:bCs/>
-          <w:rtl/>
-        </w:rPr>
-        <w:t>كيف يمكن أتمتة دورة الشراء والتخزين وتعزيز الجرد الدائم في مخزن مؤسسة عمومية باستخدام أدوات Microsoft Office المتاحة (Excel/VBA) وبأقل تكلفة ممكنة، مع ضمان دقة البيانات واستمرارية التزويد؟</w:t>
-      </w:r>
-    </w:p>
-    <w:p>
-      <w:pPr>
-        <w:bidi w:val="1"/>
-        <w:pStyle w:val="Heading2"/>
-        <w:jc w:val="right"/>
-      </w:pPr>
-      <w:bookmarkStart w:id="15" w:name="الفرضيات"/>
-      <w:bookmarkStart w:id="16" w:name="_Toc233459453"/>
-      <w:bookmarkEnd w:id="13"/>
-      <w:r>
-        <w:rPr>
-          <w:bidi/>
-          <w:rFonts w:ascii="Traditional Arabic" w:hAnsi="Traditional Arabic"/>
-          <w:rtl/>
-        </w:rPr>
-        <w:t>الفرضيات</w:t>
-      </w:r>
-      <w:bookmarkEnd w:id="16"/>
     </w:p>
     <w:p>
       <w:pPr>
@@ -11393,7 +11392,7 @@
         </w:rPr>
         <w:jc w:val="right"/>
       </w:pPr>
-      <w:bookmarkStart w:id="17" w:name="أهداف-الدراسة"/>
+      <w:bookmarkStart w:id="16" w:name="أهداف-الدراسة"/>
       <w:bookmarkEnd w:id="15"/>
       <w:r>
         <w:rPr>
@@ -11408,7 +11407,7 @@
         <w:pStyle w:val="Heading2"/>
         <w:jc w:val="right"/>
       </w:pPr>
-      <w:bookmarkStart w:id="18" w:name="_Toc233459454"/>
+      <w:bookmarkStart w:id="17" w:name="_Toc233655913"/>
       <w:r>
         <w:rPr>
           <w:bidi/>
@@ -11418,7 +11417,7 @@
         <w:lastRenderedPageBreak/>
         <w:t>أهداف الدراسة</w:t>
       </w:r>
-      <w:bookmarkEnd w:id="18"/>
+      <w:bookmarkEnd w:id="17"/>
     </w:p>
     <w:p>
       <w:pPr>
@@ -11529,9 +11528,9 @@
         <w:pStyle w:val="Heading2"/>
         <w:jc w:val="right"/>
       </w:pPr>
+      <w:bookmarkStart w:id="18" w:name="_Toc233655914"/>
       <w:bookmarkStart w:id="19" w:name="منهجية-البحث"/>
-      <w:bookmarkStart w:id="20" w:name="_Toc233459455"/>
-      <w:bookmarkEnd w:id="17"/>
+      <w:bookmarkEnd w:id="16"/>
       <w:r>
         <w:rPr>
           <w:bidi/>
@@ -11540,39 +11539,39 @@
         </w:rPr>
         <w:t>منهجية البحث</w:t>
       </w:r>
+      <w:bookmarkEnd w:id="18"/>
+    </w:p>
+    <w:p>
+      <w:pPr>
+        <w:bidi w:val="1"/>
+        <w:jc w:val="right"/>
+      </w:pPr>
+      <w:r>
+        <w:rPr>
+          <w:bidi/>
+          <w:rtl/>
+        </w:rPr>
+        <w:t>اعتمدت الدراسة منهجاً علمياً يجمع بين المنهج الوصفي التحليلي في رسم صورة دقيقة للواقع الميداني، والمنهج التجريبي التطبيقي في قياس أثر الحل المقترح. استندت عملية جمع البيانات إلى ثلاث أدوات رئيسية: أولاً: الملاحظة المباشرة والمشاركة في سير العمل اليومي لمصلحة المخازن، ثانياً: تحليل السجلات والوثائق المخزنية الفعلية، وثالثاً: المقابلات غير المقننة مع المسؤولين والعاملين في المصلحة. أما مرحلة التصميم والتطوير، فقد اعتمدت على دورة حياة تطوير الأنظمة في نسقتها المُصغَّرة، مع التركيز على النمذجة السريعة والتطوير التكراري.</w:t>
+      </w:r>
+    </w:p>
+    <w:p>
+      <w:pPr>
+        <w:bidi w:val="1"/>
+        <w:pStyle w:val="Heading2"/>
+        <w:jc w:val="right"/>
+      </w:pPr>
+      <w:bookmarkStart w:id="20" w:name="_Toc233655915"/>
+      <w:bookmarkStart w:id="21" w:name="هيكل-الدراسة"/>
+      <w:bookmarkEnd w:id="19"/>
+      <w:r>
+        <w:rPr>
+          <w:bidi/>
+          <w:rFonts w:ascii="Traditional Arabic" w:hAnsi="Traditional Arabic"/>
+          <w:rtl/>
+        </w:rPr>
+        <w:t>هيكل الدراسة</w:t>
+      </w:r>
       <w:bookmarkEnd w:id="20"/>
-    </w:p>
-    <w:p>
-      <w:pPr>
-        <w:bidi w:val="1"/>
-        <w:jc w:val="right"/>
-      </w:pPr>
-      <w:r>
-        <w:rPr>
-          <w:bidi/>
-          <w:rtl/>
-        </w:rPr>
-        <w:t>اعتمدت الدراسة منهجاً علمياً يجمع بين المنهج الوصفي التحليلي في رسم صورة دقيقة للواقع الميداني، والمنهج التجريبي التطبيقي في قياس أثر الحل المقترح. استندت عملية جمع البيانات إلى ثلاث أدوات رئيسية: أولاً: الملاحظة المباشرة والمشاركة في سير العمل اليومي لمصلحة المخازن، ثانياً: تحليل السجلات والوثائق المخزنية الفعلية، وثالثاً: المقابلات غير المقننة مع المسؤولين والعاملين في المصلحة. أما مرحلة التصميم والتطوير، فقد اعتمدت على دورة حياة تطوير الأنظمة في نسقتها المُصغَّرة، مع التركيز على النمذجة السريعة والتطوير التكراري.</w:t>
-      </w:r>
-    </w:p>
-    <w:p>
-      <w:pPr>
-        <w:bidi w:val="1"/>
-        <w:pStyle w:val="Heading2"/>
-        <w:jc w:val="right"/>
-      </w:pPr>
-      <w:bookmarkStart w:id="21" w:name="هيكل-الدراسة"/>
-      <w:bookmarkStart w:id="22" w:name="_Toc233459456"/>
-      <w:bookmarkEnd w:id="19"/>
-      <w:r>
-        <w:rPr>
-          <w:bidi/>
-          <w:rFonts w:ascii="Traditional Arabic" w:hAnsi="Traditional Arabic"/>
-          <w:rtl/>
-        </w:rPr>
-        <w:t>هيكل الدراسة</w:t>
-      </w:r>
-      <w:bookmarkEnd w:id="22"/>
     </w:p>
     <w:p>
       <w:pPr>
@@ -11600,7 +11599,7 @@
         </w:rPr>
         <w:jc w:val="right"/>
       </w:pPr>
-      <w:bookmarkStart w:id="23" w:name="Xf59180c5cc222249dc6a39c05bc19cdf400d056"/>
+      <w:bookmarkStart w:id="22" w:name="Xf59180c5cc222249dc6a39c05bc19cdf400d056"/>
       <w:bookmarkEnd w:id="21"/>
       <w:r>
         <w:rPr>
@@ -11615,7 +11614,7 @@
         <w:pStyle w:val="Heading2"/>
         <w:jc w:val="right"/>
       </w:pPr>
-      <w:bookmarkStart w:id="24" w:name="_Toc233459457"/>
+      <w:bookmarkStart w:id="23" w:name="_Toc233655916"/>
       <w:r>
         <w:rPr>
           <w:bidi/>
@@ -11625,70 +11624,70 @@
         <w:lastRenderedPageBreak/>
         <w:t>الانسجام مع منهاج BTS في تسيير المخزونات واللوجستيك (TAG1801)</w:t>
       </w:r>
+      <w:bookmarkEnd w:id="23"/>
+    </w:p>
+    <w:p>
+      <w:pPr>
+        <w:bidi w:val="1"/>
+        <w:keepNext/>
+        <w:jc w:val="right"/>
+      </w:pPr>
+      <w:r>
+        <w:rPr>
+          <w:bidi/>
+          <w:rtl/>
+        </w:rPr>
+        <w:t>صُمِّمت هذه المذكرة لتغطي مجمل الكفاءات المستهدفة في منهاج شهادة التقني السامي في تسيير المخزونات واللوجستيك، وفق التصنيف التالي:</w:t>
+      </w:r>
+    </w:p>
+    <w:p>
+      <w:pPr>
+        <w:bidi w:val="1"/>
+        <w:spacing w:before="120" w:after="60"/>
+        <w:jc w:val="right"/>
+      </w:pPr>
+      <w:r>
+        <w:rPr>
+          <w:b/>
+        </w:rPr>
+        <w:fldChar w:fldCharType="begin"/>
+      </w:r>
+      <w:r>
+        <w:rPr>
+          <w:b/>
+        </w:rPr>
+        <w:instrText xml:space="preserve"> SEQ جدول \* ARABIC \r 1 </w:instrText>
+      </w:r>
+      <w:r>
+        <w:rPr>
+          <w:b/>
+        </w:rPr>
+        <w:fldChar w:fldCharType="separate"/>
+      </w:r>
+      <w:bookmarkStart w:id="24" w:name="_Toc233656009"/>
+      <w:r>
+        <w:rPr>
+          <w:b/>
+          <w:noProof/>
+        </w:rPr>
+        <w:t>1</w:t>
+      </w:r>
+      <w:r>
+        <w:rPr>
+          <w:b/>
+        </w:rPr>
+        <w:fldChar w:fldCharType="end"/>
+      </w:r>
+      <w:r>
+        <w:rPr>
+          <w:bidi/>
+          <w:b/>
+          <w:szCs w:val="24"/>
+          <w:rtl/>
+        </w:rPr>
+        <w:t>: الانسجام مع منهاج BTS في تسيير المخزونات واللوجستيك (TAG1801)</w:t>
+      </w:r>
       <w:bookmarkEnd w:id="24"/>
-    </w:p>
-    <w:p>
-      <w:pPr>
-        <w:bidi w:val="1"/>
-        <w:keepNext/>
-        <w:jc w:val="right"/>
-      </w:pPr>
-      <w:r>
-        <w:rPr>
-          <w:bidi/>
-          <w:rtl/>
-        </w:rPr>
-        <w:t>صُمِّمت هذه المذكرة لتغطي مجمل الكفاءات المستهدفة في منهاج شهادة التقني السامي في تسيير المخزونات واللوجستيك، وفق التصنيف التالي:</w:t>
-      </w:r>
-    </w:p>
-    <w:p>
-      <w:pPr>
-        <w:bidi w:val="1"/>
-        <w:spacing w:before="120" w:after="60"/>
-        <w:jc w:val="right"/>
-      </w:pPr>
-      <w:r>
-        <w:rPr>
-          <w:b/>
-        </w:rPr>
-        <w:fldChar w:fldCharType="begin"/>
-      </w:r>
-      <w:r>
-        <w:rPr>
-          <w:b/>
-        </w:rPr>
-        <w:instrText xml:space="preserve"> SEQ جدول \* ARABIC \r 1 </w:instrText>
-      </w:r>
-      <w:r>
-        <w:rPr>
-          <w:b/>
-        </w:rPr>
-        <w:fldChar w:fldCharType="separate"/>
-      </w:r>
-      <w:bookmarkStart w:id="25" w:name="_Toc232568887"/>
-      <w:r>
-        <w:rPr>
-          <w:b/>
-          <w:noProof/>
-        </w:rPr>
-        <w:t>1</w:t>
-      </w:r>
-      <w:r>
-        <w:rPr>
-          <w:b/>
-        </w:rPr>
-        <w:fldChar w:fldCharType="end"/>
-      </w:r>
-      <w:r>
-        <w:rPr>
-          <w:bidi/>
-          <w:b/>
-          <w:szCs w:val="24"/>
-          <w:rtl/>
-        </w:rPr>
-        <w:t>: الانسجام مع منهاج BTS في تسيير المخزونات واللوجستيك (TAG1801)</w:t>
-      </w:r>
-      <w:bookmarkEnd w:id="25"/>
     </w:p>
     <w:tbl>
       <w:tblPr>
@@ -14262,7 +14261,7 @@
         <w:jc w:val="right"/>
       </w:pPr>
       <w:r>
-        <w:pict w14:anchorId="63ADA23E">
+        <w:pict w14:anchorId="33242D86">
           <v:rect id="_x0000_i1025" style="width:0;height:1.5pt" o:hralign="right" o:hrstd="t" o:hr="t"/>
         </w:pict>
       </w:r>
@@ -14274,10 +14273,10 @@
         <w:pageBreakBefore/>
         <w:jc w:val="right"/>
       </w:pPr>
+      <w:bookmarkStart w:id="25" w:name="_Toc233655917"/>
       <w:bookmarkStart w:id="26" w:name="Xdded5c7f65391e1348f873ece249db48d441899"/>
-      <w:bookmarkStart w:id="27" w:name="_Toc233459458"/>
-      <w:bookmarkEnd w:id="9"/>
-      <w:bookmarkEnd w:id="23"/>
+      <w:bookmarkEnd w:id="8"/>
+      <w:bookmarkEnd w:id="22"/>
       <w:r>
         <w:rPr>
           <w:bidi/>
@@ -14287,7 +14286,7 @@
         <w:lastRenderedPageBreak/>
         <w:t>الفصل الأول: الإطار النظري للتسيير اللوجيستي</w:t>
       </w:r>
-      <w:bookmarkEnd w:id="27"/>
+      <w:bookmarkEnd w:id="25"/>
     </w:p>
     <w:p>
       <w:pPr>
@@ -14309,7 +14308,7 @@
         <w:bidi w:val="1"/>
         <w:jc w:val="right"/>
       </w:pPr>
-      <w:bookmarkStart w:id="28" w:name="Xf611bb0edf20bf1066e7eca580412f3b8334a9d"/>
+      <w:bookmarkStart w:id="27" w:name="Xf611bb0edf20bf1066e7eca580412f3b8334a9d"/>
       <w:r>
         <w:rPr>
           <w:bidi/>
@@ -14324,70 +14323,70 @@
         <w:pStyle w:val="Heading2"/>
         <w:jc w:val="right"/>
       </w:pPr>
+      <w:bookmarkStart w:id="28" w:name="_Toc233655918"/>
       <w:bookmarkStart w:id="29" w:name="X948e1094553a531d6db6f4893473d29311c3135"/>
-      <w:bookmarkStart w:id="30" w:name="_Toc233459459"/>
+      <w:bookmarkEnd w:id="27"/>
+      <w:r>
+        <w:rPr>
+          <w:bidi/>
+          <w:rFonts w:ascii="Traditional Arabic" w:hAnsi="Traditional Arabic"/>
+          <w:rtl/>
+        </w:rPr>
+        <w:t>المبحث الأول: المفاهيم الأساسية للتسيير اللوجيستي</w:t>
+      </w:r>
       <w:bookmarkEnd w:id="28"/>
-      <w:r>
-        <w:rPr>
-          <w:bidi/>
-          <w:rFonts w:ascii="Traditional Arabic" w:hAnsi="Traditional Arabic"/>
-          <w:rtl/>
-        </w:rPr>
-        <w:t>المبحث الأول: المفاهيم الأساسية للتسيير اللوجيستي</w:t>
+    </w:p>
+    <w:p>
+      <w:pPr>
+        <w:bidi w:val="1"/>
+        <w:pStyle w:val="Heading3"/>
+        <w:jc w:val="right"/>
+      </w:pPr>
+      <w:bookmarkStart w:id="30" w:name="_Toc233655919"/>
+      <w:bookmarkStart w:id="31" w:name="X6ae151a505b1cf0518b3edad6d35b811125f13b"/>
+      <w:r>
+        <w:rPr>
+          <w:bidi/>
+          <w:rtl/>
+        </w:rPr>
+        <w:t>1. مفهوم التسيير اللوجيستي (Logistics Management)</w:t>
       </w:r>
       <w:bookmarkEnd w:id="30"/>
     </w:p>
     <w:p>
       <w:pPr>
         <w:bidi w:val="1"/>
+        <w:jc w:val="right"/>
+      </w:pPr>
+      <w:r>
+        <w:rPr>
+          <w:bidi/>
+          <w:rtl/>
+        </w:rPr>
+        <w:t>مرّ مفهوم اللوجستيك بتطور تاريخي كبير على مدى قرنين من الزمن؛ فبعد أن كان مصطلحاً عسكرياً بامتياز يُستخدم لتأمين الإمدادات للجيوش في ساحات القتال (كما تجلى في حروب نابليون والحرب العالمية الثانية)، انتقل إلى عالم الأعمال في منتصف القرن العشرين مع بزوغ فكر الإدارة العلمية وتزايد تعقيد سلاسل التوريد. يُعرِّف مجلس محترفي إدارة سلسلة التوريد (CSCMP) اللوجستيك اليوم بأنه: "ذلك الجزء من إدارة سلسلة التوريد الذي يُخطط ويُنفِّذ ويُراقب تدفق وتخزين السلع والخدمات والمعلومات المتعلقة بها، من نقطة المنشأ إلى نقطة الاستهلاك، بكفاءة وفاعلية، بهدف تلبية متطلبات الزبائن"</w:t>
+      </w:r>
+      <w:r>
+        <w:rPr>
+          <w:rStyle w:val="FootnoteReference"/>
+        </w:rPr>
+        <w:footnoteReference w:id="1"/>
+      </w:r>
+      <w:r>
+        <w:rPr>
+          <w:bidi/>
+          <w:rtl/>
+        </w:rPr>
+        <w:t>. وقد تفرعت عن هذا المفهوم عدة مدارس فكرية: المدرسة الكلاسيكية التي ركزت على خفض التكاليف المنفردة، والمدرسة الشاملة التي نظرت إلى النظام اللوجيستي ككل متكامل (Total Cost Concept)، والمدرسة الحديثة التي تدمج التكنولوجيا والذكاء الاصطناعي في صلب العملية اللوجيستية. في السياق الجزائري، تكتسب اللوجستيك العمومية خصوصية إضافية، إذ تتفاعل مع قيود تنظيمية وميزانياتية صارمة تستوجب حلولاً مبتكرة ومنخفضة التكلفة في آنٍ واحد.</w:t>
+      </w:r>
+    </w:p>
+    <w:p>
+      <w:pPr>
+        <w:bidi w:val="1"/>
         <w:pStyle w:val="Heading3"/>
         <w:jc w:val="right"/>
       </w:pPr>
-      <w:bookmarkStart w:id="31" w:name="X6ae151a505b1cf0518b3edad6d35b811125f13b"/>
-      <w:bookmarkStart w:id="32" w:name="_Toc233459460"/>
-      <w:r>
-        <w:rPr>
-          <w:bidi/>
-          <w:rtl/>
-        </w:rPr>
-        <w:t>1. مفهوم التسيير اللوجيستي (Logistics Management)</w:t>
-      </w:r>
-      <w:bookmarkEnd w:id="32"/>
-    </w:p>
-    <w:p>
-      <w:pPr>
-        <w:bidi w:val="1"/>
-        <w:jc w:val="right"/>
-      </w:pPr>
-      <w:r>
-        <w:rPr>
-          <w:bidi/>
-          <w:rtl/>
-        </w:rPr>
-        <w:t>مرّ مفهوم اللوجستيك بتطور تاريخي كبير على مدى قرنين من الزمن؛ فبعد أن كان مصطلحاً عسكرياً بامتياز يُستخدم لتأمين الإمدادات للجيوش في ساحات القتال (كما تجلى في حروب نابليون والحرب العالمية الثانية)، انتقل إلى عالم الأعمال في منتصف القرن العشرين مع بزوغ فكر الإدارة العلمية وتزايد تعقيد سلاسل التوريد. يُعرِّف مجلس محترفي إدارة سلسلة التوريد (CSCMP) اللوجستيك اليوم بأنه: "ذلك الجزء من إدارة سلسلة التوريد الذي يُخطط ويُنفِّذ ويُراقب تدفق وتخزين السلع والخدمات والمعلومات المتعلقة بها، من نقطة المنشأ إلى نقطة الاستهلاك، بكفاءة وفاعلية، بهدف تلبية متطلبات الزبائن"</w:t>
-      </w:r>
-      <w:r>
-        <w:rPr>
-          <w:rStyle w:val="FootnoteReference"/>
-        </w:rPr>
-        <w:footnoteReference w:id="1"/>
-      </w:r>
-      <w:r>
-        <w:rPr>
-          <w:bidi/>
-          <w:rtl/>
-        </w:rPr>
-        <w:t>. وقد تفرعت عن هذا المفهوم عدة مدارس فكرية: المدرسة الكلاسيكية التي ركزت على خفض التكاليف المنفردة، والمدرسة الشاملة التي نظرت إلى النظام اللوجيستي ككل متكامل (Total Cost Concept)، والمدرسة الحديثة التي تدمج التكنولوجيا والذكاء الاصطناعي في صلب العملية اللوجيستية. في السياق الجزائري، تكتسب اللوجستيك العمومية خصوصية إضافية، إذ تتفاعل مع قيود تنظيمية وميزانياتية صارمة تستوجب حلولاً مبتكرة ومنخفضة التكلفة في آنٍ واحد.</w:t>
-      </w:r>
-    </w:p>
-    <w:p>
-      <w:pPr>
-        <w:bidi w:val="1"/>
-        <w:pStyle w:val="Heading3"/>
-        <w:jc w:val="right"/>
-      </w:pPr>
+      <w:bookmarkStart w:id="32" w:name="_Toc233655920"/>
       <w:bookmarkStart w:id="33" w:name="X0cc40933b11ca9c345543fa46db131b050093cf"/>
-      <w:bookmarkStart w:id="34" w:name="_Toc233459461"/>
       <w:bookmarkEnd w:id="31"/>
       <w:r>
         <w:rPr>
@@ -14397,51 +14396,51 @@
         <w:lastRenderedPageBreak/>
         <w:t>2. إدارة سلسلة التوريد (Supply Chain Management - SCM)</w:t>
       </w:r>
+      <w:bookmarkEnd w:id="32"/>
+    </w:p>
+    <w:p>
+      <w:pPr>
+        <w:bidi w:val="1"/>
+        <w:jc w:val="right"/>
+      </w:pPr>
+      <w:r>
+        <w:rPr>
+          <w:bidi/>
+          <w:rtl/>
+        </w:rPr>
+        <w:t>إدارة سلسلة التوريد هي مفهوم أوسع وأشمل من اللوجستيك؛ فهي تشمل التنسيق المتكامل والتعاون الاستراتيجي بين جميع الأطراف الفاعلة في العملية الإنتاجية والتوزيعية، بدءاً من موردي المواد الأولية، مروراً بالمنتجين والموزعين وتجار الجملة والتجزئة، وصولاً إلى المستهلك النهائي. وفقاً لمنظمة "Global Supply Chain Forum" (GSCF)، تُعرَّف SCM بأنها: "تكامل العمليات التجارية الرئيسية عبر امتداد سلسلة التوريد، بهدف خلق قيمة للزبائن وأصحاب المصلحة". وقد طوّر الباحثان Cooper &amp; Lambert (2000) نموذج GSCF الذي يُحدد 8 عمليات رئيسية في SCM</w:t>
+      </w:r>
+      <w:r>
+        <w:rPr>
+          <w:rStyle w:val="FootnoteReference"/>
+        </w:rPr>
+        <w:footnoteReference w:id="2"/>
+      </w:r>
+      <w:r>
+        <w:rPr>
+          <w:bidi/>
+          <w:rtl/>
+        </w:rPr>
+        <w:t>: إدارة العلاقات مع الزبائن، إدارة خدمة الزبائن، إدارة الطلب، تنفيذ الطلبيات، إدارة تدفق الإنتاج، إدارة العلاقات مع الموردين، تطوير المنتجات وتسويقها، وإدارة المرتجعات. في سياق الدراسة الحالية، تتبنى مديرية التربية ثلاثة من هذه العمليات بصورة رئيسية: إدارة الطلب (تقدير احتياجات المؤسسات التعليمية)، تنفيذ الطلبيات (دورة الشراء)، وإدارة العلاقات مع الموردين (تقييم الموردين واختيارهم). يهدف تكامل هذه العمليات إلى تحسين قيمة السلسلة ككل عبر تقليل الهدر، وتحسين سرعة الاستجابة للاحتياجات الطارئة، وتقليل التكاليف الإجمالية للتزويد والتخزين.</w:t>
+      </w:r>
+    </w:p>
+    <w:p>
+      <w:pPr>
+        <w:bidi w:val="1"/>
+        <w:pStyle w:val="Heading3"/>
+        <w:jc w:val="right"/>
+      </w:pPr>
+      <w:bookmarkStart w:id="34" w:name="_Toc233655921"/>
+      <w:bookmarkStart w:id="35" w:name="X964df9414599ec61ed7b3115d8f9a749868681b"/>
+      <w:bookmarkEnd w:id="33"/>
+      <w:r>
+        <w:rPr>
+          <w:bidi/>
+          <w:rtl/>
+        </w:rPr>
+        <w:t>3. دور المستودعات وتصنيفها</w:t>
+      </w:r>
       <w:bookmarkEnd w:id="34"/>
-    </w:p>
-    <w:p>
-      <w:pPr>
-        <w:bidi w:val="1"/>
-        <w:jc w:val="right"/>
-      </w:pPr>
-      <w:r>
-        <w:rPr>
-          <w:bidi/>
-          <w:rtl/>
-        </w:rPr>
-        <w:t>إدارة سلسلة التوريد هي مفهوم أوسع وأشمل من اللوجستيك؛ فهي تشمل التنسيق المتكامل والتعاون الاستراتيجي بين جميع الأطراف الفاعلة في العملية الإنتاجية والتوزيعية، بدءاً من موردي المواد الأولية، مروراً بالمنتجين والموزعين وتجار الجملة والتجزئة، وصولاً إلى المستهلك النهائي. وفقاً لمنظمة "Global Supply Chain Forum" (GSCF)، تُعرَّف SCM بأنها: "تكامل العمليات التجارية الرئيسية عبر امتداد سلسلة التوريد، بهدف خلق قيمة للزبائن وأصحاب المصلحة". وقد طوّر الباحثان Cooper &amp; Lambert (2000) نموذج GSCF الذي يُحدد 8 عمليات رئيسية في SCM</w:t>
-      </w:r>
-      <w:r>
-        <w:rPr>
-          <w:rStyle w:val="FootnoteReference"/>
-        </w:rPr>
-        <w:footnoteReference w:id="2"/>
-      </w:r>
-      <w:r>
-        <w:rPr>
-          <w:bidi/>
-          <w:rtl/>
-        </w:rPr>
-        <w:t>: إدارة العلاقات مع الزبائن، إدارة خدمة الزبائن، إدارة الطلب، تنفيذ الطلبيات، إدارة تدفق الإنتاج، إدارة العلاقات مع الموردين، تطوير المنتجات وتسويقها، وإدارة المرتجعات. في سياق الدراسة الحالية، تتبنى مديرية التربية ثلاثة من هذه العمليات بصورة رئيسية: إدارة الطلب (تقدير احتياجات المؤسسات التعليمية)، تنفيذ الطلبيات (دورة الشراء)، وإدارة العلاقات مع الموردين (تقييم الموردين واختيارهم). يهدف تكامل هذه العمليات إلى تحسين قيمة السلسلة ككل عبر تقليل الهدر، وتحسين سرعة الاستجابة للاحتياجات الطارئة، وتقليل التكاليف الإجمالية للتزويد والتخزين.</w:t>
-      </w:r>
-    </w:p>
-    <w:p>
-      <w:pPr>
-        <w:bidi w:val="1"/>
-        <w:pStyle w:val="Heading3"/>
-        <w:jc w:val="right"/>
-      </w:pPr>
-      <w:bookmarkStart w:id="35" w:name="X964df9414599ec61ed7b3115d8f9a749868681b"/>
-      <w:bookmarkStart w:id="36" w:name="_Toc233459462"/>
-      <w:bookmarkEnd w:id="33"/>
-      <w:r>
-        <w:rPr>
-          <w:bidi/>
-          <w:rtl/>
-        </w:rPr>
-        <w:t>3. دور المستودعات وتصنيفها</w:t>
-      </w:r>
-      <w:bookmarkEnd w:id="36"/>
     </w:p>
     <w:p>
       <w:pPr>
@@ -14595,7 +14594,7 @@
         <w:jc w:val="right"/>
       </w:pPr>
       <w:r>
-        <w:pict w14:anchorId="17361E23">
+        <w:pict w14:anchorId="0DF34174">
           <v:rect id="_x0000_i1026" style="width:0;height:1.5pt" o:hralign="right" o:hrstd="t" o:hr="t"/>
         </w:pict>
       </w:r>
@@ -14606,8 +14605,8 @@
         <w:pStyle w:val="Heading2"/>
         <w:jc w:val="right"/>
       </w:pPr>
+      <w:bookmarkStart w:id="36" w:name="_Toc233655922"/>
       <w:bookmarkStart w:id="37" w:name="Xb98e67e6d1739a4d79f518326bb9bac61b25523"/>
-      <w:bookmarkStart w:id="38" w:name="_Toc233459463"/>
       <w:bookmarkEnd w:id="29"/>
       <w:bookmarkEnd w:id="35"/>
       <w:r>
@@ -14618,24 +14617,24 @@
         </w:rPr>
         <w:t>المبحث الثاني: تسيير المخزونات في القطاع العام</w:t>
       </w:r>
+      <w:bookmarkEnd w:id="36"/>
+    </w:p>
+    <w:p>
+      <w:pPr>
+        <w:bidi w:val="1"/>
+        <w:pStyle w:val="Heading3"/>
+        <w:jc w:val="right"/>
+      </w:pPr>
+      <w:bookmarkStart w:id="38" w:name="_Toc233655923"/>
+      <w:bookmarkStart w:id="39" w:name="X74e9138fa2e70dfaae98d362d5c20d245ce46e1"/>
+      <w:r>
+        <w:rPr>
+          <w:bidi/>
+          <w:rtl/>
+        </w:rPr>
+        <w:t>أولاً: تعريف المخزون وأهميته في المؤسسة العمومية</w:t>
+      </w:r>
       <w:bookmarkEnd w:id="38"/>
-    </w:p>
-    <w:p>
-      <w:pPr>
-        <w:bidi w:val="1"/>
-        <w:pStyle w:val="Heading3"/>
-        <w:jc w:val="right"/>
-      </w:pPr>
-      <w:bookmarkStart w:id="39" w:name="X74e9138fa2e70dfaae98d362d5c20d245ce46e1"/>
-      <w:bookmarkStart w:id="40" w:name="_Toc233459464"/>
-      <w:r>
-        <w:rPr>
-          <w:bidi/>
-          <w:rtl/>
-        </w:rPr>
-        <w:t>أولاً: تعريف المخزون وأهميته في المؤسسة العمومية</w:t>
-      </w:r>
-      <w:bookmarkEnd w:id="40"/>
     </w:p>
     <w:p>
       <w:pPr>
@@ -14711,8 +14710,8 @@
         <w:pStyle w:val="Heading3"/>
         <w:jc w:val="right"/>
       </w:pPr>
+      <w:bookmarkStart w:id="40" w:name="_Toc233655924"/>
       <w:bookmarkStart w:id="41" w:name="ثانياً-أهمية-تسيير-المخزون"/>
-      <w:bookmarkStart w:id="42" w:name="_Toc233459465"/>
       <w:bookmarkEnd w:id="39"/>
       <w:r>
         <w:rPr>
@@ -14721,7 +14720,7 @@
         </w:rPr>
         <w:t>ثانياً: أهمية تسيير المخزون</w:t>
       </w:r>
-      <w:bookmarkEnd w:id="42"/>
+      <w:bookmarkEnd w:id="40"/>
     </w:p>
     <w:p>
       <w:pPr>
@@ -14851,8 +14850,8 @@
         <w:pStyle w:val="Heading3"/>
         <w:jc w:val="right"/>
       </w:pPr>
+      <w:bookmarkStart w:id="42" w:name="_Toc233655925"/>
       <w:bookmarkStart w:id="43" w:name="ثالثاً-الإطار-التنظيمي-الجزائري"/>
-      <w:bookmarkStart w:id="44" w:name="_Toc233459466"/>
       <w:bookmarkEnd w:id="41"/>
       <w:r>
         <w:rPr>
@@ -14861,7 +14860,7 @@
         </w:rPr>
         <w:t>ثالثاً: الإطار التنظيمي الجزائري</w:t>
       </w:r>
-      <w:bookmarkEnd w:id="44"/>
+      <w:bookmarkEnd w:id="42"/>
     </w:p>
     <w:p>
       <w:pPr>
@@ -15069,7 +15068,7 @@
         <w:jc w:val="right"/>
       </w:pPr>
       <w:r>
-        <w:pict w14:anchorId="122ED0A0">
+        <w:pict w14:anchorId="4822B577">
           <v:rect id="_x0000_i1027" style="width:0;height:1.5pt" o:hralign="right" o:hrstd="t" o:hr="t"/>
         </w:pict>
       </w:r>
@@ -15080,8 +15079,8 @@
         <w:pStyle w:val="Heading2"/>
         <w:jc w:val="right"/>
       </w:pPr>
+      <w:bookmarkStart w:id="44" w:name="_Toc233655926"/>
       <w:bookmarkStart w:id="45" w:name="X0b33a1787aeef4eb8491627c0fcc2828f98e578"/>
-      <w:bookmarkStart w:id="46" w:name="_Toc233459467"/>
       <w:bookmarkEnd w:id="37"/>
       <w:bookmarkEnd w:id="43"/>
       <w:r>
@@ -15093,148 +15092,148 @@
         <w:lastRenderedPageBreak/>
         <w:t>المبحث الثالث: إدارة الشراء والدورة المستندية</w:t>
       </w:r>
+      <w:bookmarkEnd w:id="44"/>
+    </w:p>
+    <w:p>
+      <w:pPr>
+        <w:bidi w:val="1"/>
+        <w:pStyle w:val="Heading3"/>
+        <w:jc w:val="right"/>
+      </w:pPr>
+      <w:bookmarkStart w:id="46" w:name="_Toc233655927"/>
+      <w:bookmarkStart w:id="47" w:name="X840ddb239f67ba41aed2c5ab494f49871bfa89d"/>
+      <w:r>
+        <w:rPr>
+          <w:bidi/>
+          <w:rtl/>
+        </w:rPr>
+        <w:t>1. وظيفة الشراء (Procurement Function)</w:t>
+      </w:r>
       <w:bookmarkEnd w:id="46"/>
     </w:p>
     <w:p>
       <w:pPr>
         <w:bidi w:val="1"/>
+        <w:jc w:val="right"/>
+      </w:pPr>
+      <w:r>
+        <w:rPr>
+          <w:bidi/>
+          <w:rtl/>
+        </w:rPr>
+        <w:t xml:space="preserve">تُعد وظيفة الشراء (Procurement) إحدى الوظائف الداعمة الأساسية في أي مؤسسة، وتهدف إلى تأمين احتياجات المؤسسة من المواد والخدمات اللازمة لسير نشاطها وفق معايير أداء محددة تُعرف في أدبيات الإدارة اللوجستية بـ "الخمسة الصحيحة" (5 Rights): الحصول على </w:t>
+      </w:r>
+      <w:r>
+        <w:rPr>
+          <w:bidi/>
+          <w:b/>
+          <w:bCs/>
+          <w:rtl/>
+        </w:rPr>
+        <w:t>النوعية</w:t>
+      </w:r>
+      <w:r>
+        <w:rPr>
+          <w:bidi/>
+          <w:rtl/>
+        </w:rPr>
+        <w:t xml:space="preserve"> المناسبة (Right Quality)، </w:t>
+      </w:r>
+      <w:r>
+        <w:rPr>
+          <w:bidi/>
+          <w:b/>
+          <w:bCs/>
+          <w:rtl/>
+        </w:rPr>
+        <w:t>بالكمية</w:t>
+      </w:r>
+      <w:r>
+        <w:rPr>
+          <w:bidi/>
+          <w:rtl/>
+        </w:rPr>
+        <w:t xml:space="preserve"> المطلوبة (Right Quantity)، </w:t>
+      </w:r>
+      <w:r>
+        <w:rPr>
+          <w:bidi/>
+          <w:b/>
+          <w:bCs/>
+          <w:rtl/>
+        </w:rPr>
+        <w:t>في الوقت</w:t>
+      </w:r>
+      <w:r>
+        <w:rPr>
+          <w:bidi/>
+          <w:rtl/>
+        </w:rPr>
+        <w:t xml:space="preserve"> المحدد (Right Time)، </w:t>
+      </w:r>
+      <w:r>
+        <w:rPr>
+          <w:bidi/>
+          <w:b/>
+          <w:bCs/>
+          <w:rtl/>
+        </w:rPr>
+        <w:t>من المصدر</w:t>
+      </w:r>
+      <w:r>
+        <w:rPr>
+          <w:bidi/>
+          <w:rtl/>
+        </w:rPr>
+        <w:t xml:space="preserve"> الموثوق (Right Source)، </w:t>
+      </w:r>
+      <w:r>
+        <w:rPr>
+          <w:bidi/>
+          <w:b/>
+          <w:bCs/>
+          <w:rtl/>
+        </w:rPr>
+        <w:t>وبالسعر</w:t>
+      </w:r>
+      <w:r>
+        <w:rPr>
+          <w:bidi/>
+          <w:rtl/>
+        </w:rPr>
+        <w:t xml:space="preserve"> الأفضل (Right Price). في القطاع العام، تضاف معايير إضافية كالشفافية (Transparency)، والمساواة بين المتنافسين (Equal Treatment)، والالتزام بالإجراءات القانونية التنظيمية. تمر عملية الشراء بست مراحل متسلسلة</w:t>
+      </w:r>
+      <w:r>
+        <w:rPr>
+          <w:rStyle w:val="FootnoteReference"/>
+        </w:rPr>
+        <w:footnoteReference w:id="7"/>
+      </w:r>
+      <w:r>
+        <w:rPr>
+          <w:bidi/>
+          <w:rtl/>
+        </w:rPr>
+        <w:t>: تحديد المواصفات، اختيار الموردين، التفاوض وإبرام العقد، إصدار أمر الشراء، متابعة التسليم، والتقييم البعدي. في سياق الدراسة الحالية، تنحصر وظيفة الشراء في المراحل المباشرة (إصدار الأمر واستلام البضاعة) بسبب محدودية صلاحيات المندوبين في القطاع العام، حيث تتركز صلاحيات التعاقد في الإدارة المركزية أو الهيئات الوصية.</w:t>
+      </w:r>
+    </w:p>
+    <w:p>
+      <w:pPr>
+        <w:bidi w:val="1"/>
         <w:pStyle w:val="Heading3"/>
         <w:jc w:val="right"/>
       </w:pPr>
-      <w:bookmarkStart w:id="47" w:name="X840ddb239f67ba41aed2c5ab494f49871bfa89d"/>
-      <w:bookmarkStart w:id="48" w:name="_Toc233459468"/>
-      <w:r>
-        <w:rPr>
-          <w:bidi/>
-          <w:rtl/>
-        </w:rPr>
-        <w:t>1. وظيفة الشراء (Procurement Function)</w:t>
+      <w:bookmarkStart w:id="48" w:name="_Toc233655928"/>
+      <w:bookmarkStart w:id="49" w:name="X06d4b6dd68c173adbe5393b74c94cc066e0865d"/>
+      <w:bookmarkEnd w:id="47"/>
+      <w:r>
+        <w:rPr>
+          <w:bidi/>
+          <w:rtl/>
+        </w:rPr>
+        <w:t>2. الدورة المستندية في الإدارة العمومية</w:t>
       </w:r>
       <w:bookmarkEnd w:id="48"/>
-    </w:p>
-    <w:p>
-      <w:pPr>
-        <w:bidi w:val="1"/>
-        <w:jc w:val="right"/>
-      </w:pPr>
-      <w:r>
-        <w:rPr>
-          <w:bidi/>
-          <w:rtl/>
-        </w:rPr>
-        <w:t xml:space="preserve">تُعد وظيفة الشراء (Procurement) إحدى الوظائف الداعمة الأساسية في أي مؤسسة، وتهدف إلى تأمين احتياجات المؤسسة من المواد والخدمات اللازمة لسير نشاطها وفق معايير أداء محددة تُعرف في أدبيات الإدارة اللوجستية بـ "الخمسة الصحيحة" (5 Rights): الحصول على </w:t>
-      </w:r>
-      <w:r>
-        <w:rPr>
-          <w:bidi/>
-          <w:b/>
-          <w:bCs/>
-          <w:rtl/>
-        </w:rPr>
-        <w:t>النوعية</w:t>
-      </w:r>
-      <w:r>
-        <w:rPr>
-          <w:bidi/>
-          <w:rtl/>
-        </w:rPr>
-        <w:t xml:space="preserve"> المناسبة (Right Quality)، </w:t>
-      </w:r>
-      <w:r>
-        <w:rPr>
-          <w:bidi/>
-          <w:b/>
-          <w:bCs/>
-          <w:rtl/>
-        </w:rPr>
-        <w:t>بالكمية</w:t>
-      </w:r>
-      <w:r>
-        <w:rPr>
-          <w:bidi/>
-          <w:rtl/>
-        </w:rPr>
-        <w:t xml:space="preserve"> المطلوبة (Right Quantity)، </w:t>
-      </w:r>
-      <w:r>
-        <w:rPr>
-          <w:bidi/>
-          <w:b/>
-          <w:bCs/>
-          <w:rtl/>
-        </w:rPr>
-        <w:t>في الوقت</w:t>
-      </w:r>
-      <w:r>
-        <w:rPr>
-          <w:bidi/>
-          <w:rtl/>
-        </w:rPr>
-        <w:t xml:space="preserve"> المحدد (Right Time)، </w:t>
-      </w:r>
-      <w:r>
-        <w:rPr>
-          <w:bidi/>
-          <w:b/>
-          <w:bCs/>
-          <w:rtl/>
-        </w:rPr>
-        <w:t>من المصدر</w:t>
-      </w:r>
-      <w:r>
-        <w:rPr>
-          <w:bidi/>
-          <w:rtl/>
-        </w:rPr>
-        <w:t xml:space="preserve"> الموثوق (Right Source)، </w:t>
-      </w:r>
-      <w:r>
-        <w:rPr>
-          <w:bidi/>
-          <w:b/>
-          <w:bCs/>
-          <w:rtl/>
-        </w:rPr>
-        <w:t>وبالسعر</w:t>
-      </w:r>
-      <w:r>
-        <w:rPr>
-          <w:bidi/>
-          <w:rtl/>
-        </w:rPr>
-        <w:t xml:space="preserve"> الأفضل (Right Price). في القطاع العام، تضاف معايير إضافية كالشفافية (Transparency)، والمساواة بين المتنافسين (Equal Treatment)، والالتزام بالإجراءات القانونية التنظيمية. تمر عملية الشراء بست مراحل متسلسلة</w:t>
-      </w:r>
-      <w:r>
-        <w:rPr>
-          <w:rStyle w:val="FootnoteReference"/>
-        </w:rPr>
-        <w:footnoteReference w:id="7"/>
-      </w:r>
-      <w:r>
-        <w:rPr>
-          <w:bidi/>
-          <w:rtl/>
-        </w:rPr>
-        <w:t>: تحديد المواصفات، اختيار الموردين، التفاوض وإبرام العقد، إصدار أمر الشراء، متابعة التسليم، والتقييم البعدي. في سياق الدراسة الحالية، تنحصر وظيفة الشراء في المراحل المباشرة (إصدار الأمر واستلام البضاعة) بسبب محدودية صلاحيات المندوبين في القطاع العام، حيث تتركز صلاحيات التعاقد في الإدارة المركزية أو الهيئات الوصية.</w:t>
-      </w:r>
-    </w:p>
-    <w:p>
-      <w:pPr>
-        <w:bidi w:val="1"/>
-        <w:pStyle w:val="Heading3"/>
-        <w:jc w:val="right"/>
-      </w:pPr>
-      <w:bookmarkStart w:id="49" w:name="X06d4b6dd68c173adbe5393b74c94cc066e0865d"/>
-      <w:bookmarkStart w:id="50" w:name="_Toc233459469"/>
-      <w:bookmarkEnd w:id="47"/>
-      <w:r>
-        <w:rPr>
-          <w:bidi/>
-          <w:rtl/>
-        </w:rPr>
-        <w:t>2. الدورة المستندية في الإدارة العمومية</w:t>
-      </w:r>
-      <w:bookmarkEnd w:id="50"/>
     </w:p>
     <w:p>
       <w:pPr>
@@ -15418,8 +15417,8 @@
         <w:pStyle w:val="Heading3"/>
         <w:jc w:val="right"/>
       </w:pPr>
+      <w:bookmarkStart w:id="50" w:name="_Toc233655929"/>
       <w:bookmarkStart w:id="51" w:name="X9159b7f41042f3a404490eab795f27fd591040b"/>
-      <w:bookmarkStart w:id="52" w:name="_Toc233459470"/>
       <w:bookmarkEnd w:id="49"/>
       <w:r>
         <w:rPr>
@@ -15428,14 +15427,14 @@
         </w:rPr>
         <w:t>3. التكامل بين الشراء والتخزين</w:t>
       </w:r>
-      <w:bookmarkEnd w:id="52"/>
-    </w:p>
-    <w:p>
-      <w:pPr>
-        <w:bidi w:val="1"/>
-        <w:jc w:val="right"/>
-      </w:pPr>
-      <w:bookmarkStart w:id="53" w:name="Xe1510e847e96308c371f0f90de707c60606e70e"/>
+      <w:bookmarkEnd w:id="50"/>
+    </w:p>
+    <w:p>
+      <w:pPr>
+        <w:bidi w:val="1"/>
+        <w:jc w:val="right"/>
+      </w:pPr>
+      <w:bookmarkStart w:id="52" w:name="Xe1510e847e96308c371f0f90de707c60606e70e"/>
       <w:bookmarkEnd w:id="45"/>
       <w:bookmarkEnd w:id="51"/>
       <w:r>
@@ -15452,35 +15451,35 @@
         <w:pStyle w:val="Heading2"/>
         <w:jc w:val="right"/>
       </w:pPr>
+      <w:bookmarkStart w:id="53" w:name="_Toc233655930"/>
       <w:bookmarkStart w:id="54" w:name="Xe71e4b4fd93dee69f233a0223a30763675d81f6"/>
-      <w:bookmarkStart w:id="55" w:name="_Toc233459471"/>
+      <w:bookmarkEnd w:id="52"/>
+      <w:r>
+        <w:rPr>
+          <w:bidi/>
+          <w:rFonts w:ascii="Traditional Arabic" w:hAnsi="Traditional Arabic"/>
+          <w:rtl/>
+        </w:rPr>
+        <w:t>المبحث الرابع: أدوات التقييم المحاسبي للمخزون</w:t>
+      </w:r>
       <w:bookmarkEnd w:id="53"/>
-      <w:r>
-        <w:rPr>
-          <w:bidi/>
-          <w:rFonts w:ascii="Traditional Arabic" w:hAnsi="Traditional Arabic"/>
-          <w:rtl/>
-        </w:rPr>
-        <w:t>المبحث الرابع: أدوات التقييم المحاسبي للمخزون</w:t>
+    </w:p>
+    <w:p>
+      <w:pPr>
+        <w:bidi w:val="1"/>
+        <w:pStyle w:val="Heading3"/>
+        <w:jc w:val="right"/>
+      </w:pPr>
+      <w:bookmarkStart w:id="55" w:name="_Toc233655931"/>
+      <w:bookmarkStart w:id="56" w:name="أولاً-تحليل-abc"/>
+      <w:r>
+        <w:rPr>
+          <w:bidi/>
+          <w:rtl/>
+        </w:rPr>
+        <w:t>أولاً: تحليل ABC</w:t>
       </w:r>
       <w:bookmarkEnd w:id="55"/>
-    </w:p>
-    <w:p>
-      <w:pPr>
-        <w:bidi w:val="1"/>
-        <w:pStyle w:val="Heading3"/>
-        <w:jc w:val="right"/>
-      </w:pPr>
-      <w:bookmarkStart w:id="56" w:name="أولاً-تحليل-abc"/>
-      <w:bookmarkStart w:id="57" w:name="_Toc233459472"/>
-      <w:r>
-        <w:rPr>
-          <w:bidi/>
-          <w:rtl/>
-        </w:rPr>
-        <w:t>أولاً: تحليل ABC</w:t>
-      </w:r>
-      <w:bookmarkEnd w:id="57"/>
     </w:p>
     <w:p>
       <w:pPr>
@@ -15609,7 +15608,7 @@
         </w:rPr>
         <w:jc w:val="right"/>
       </w:pPr>
-      <w:bookmarkStart w:id="58" w:name="Xd131264382e8914601b54547c029e958735139c"/>
+      <w:bookmarkStart w:id="57" w:name="Xd131264382e8914601b54547c029e958735139c"/>
       <w:bookmarkEnd w:id="56"/>
       <w:r>
         <w:rPr>
@@ -15624,7 +15623,7 @@
         <w:pStyle w:val="Heading3"/>
         <w:jc w:val="right"/>
       </w:pPr>
-      <w:bookmarkStart w:id="59" w:name="_Toc233459473"/>
+      <w:bookmarkStart w:id="58" w:name="_Toc233655932"/>
       <w:r>
         <w:rPr>
           <w:bidi/>
@@ -15633,7 +15632,7 @@
         <w:lastRenderedPageBreak/>
         <w:t>ثانياً: نموذج ويلسون للكمية الاقتصادية للطلب</w:t>
       </w:r>
-      <w:bookmarkEnd w:id="59"/>
+      <w:bookmarkEnd w:id="58"/>
     </w:p>
     <w:p>
       <w:pPr>
@@ -17017,9 +17016,9 @@
         <w:pStyle w:val="Heading3"/>
         <w:jc w:val="right"/>
       </w:pPr>
+      <w:bookmarkStart w:id="59" w:name="_Toc233655933"/>
       <w:bookmarkStart w:id="60" w:name="ثالثاً-نقطة-إعادة-الطلب-ومخزون-الأمان"/>
-      <w:bookmarkStart w:id="61" w:name="_Toc233459474"/>
-      <w:bookmarkEnd w:id="58"/>
+      <w:bookmarkEnd w:id="57"/>
       <w:r>
         <w:rPr>
           <w:bidi/>
@@ -17027,7 +17026,7 @@
         </w:rPr>
         <w:t>ثالثاً: نقطة إعادة الطلب ومخزون الأمان</w:t>
       </w:r>
-      <w:bookmarkEnd w:id="61"/>
+      <w:bookmarkEnd w:id="59"/>
     </w:p>
     <w:p>
       <w:pPr>
@@ -17208,7 +17207,7 @@
         </w:rPr>
         <w:t>ROP = (6.184 × 2) + 200 = 212.4 وحدة</w:t>
       </w:r>
-      <w:bookmarkStart w:id="62" w:name="رابعاً-طرق-تقييم-المخزون"/>
+      <w:bookmarkStart w:id="61" w:name="رابعاً-طرق-تقييم-المخزون"/>
       <w:bookmarkEnd w:id="60"/>
       <w:r>
         <w:rPr>
@@ -17223,7 +17222,7 @@
         <w:pStyle w:val="Heading3"/>
         <w:jc w:val="right"/>
       </w:pPr>
-      <w:bookmarkStart w:id="63" w:name="_Toc233459475"/>
+      <w:bookmarkStart w:id="62" w:name="_Toc233655934"/>
       <w:r>
         <w:rPr>
           <w:bidi/>
@@ -17232,7 +17231,7 @@
         <w:lastRenderedPageBreak/>
         <w:t>رابعاً: طرق تقييم المخزون</w:t>
       </w:r>
-      <w:bookmarkEnd w:id="63"/>
+      <w:bookmarkEnd w:id="62"/>
     </w:p>
     <w:p>
       <w:pPr>
@@ -17474,7 +17473,7 @@
         <w:jc w:val="right"/>
       </w:pPr>
       <w:r>
-        <w:pict w14:anchorId="29064E89">
+        <w:pict w14:anchorId="76986427">
           <v:rect id="_x0000_i1028" style="width:0;height:1.5pt" o:hralign="right" o:hrstd="t" o:hr="t"/>
         </w:pict>
       </w:r>
@@ -17485,10 +17484,10 @@
         <w:pStyle w:val="Heading2"/>
         <w:jc w:val="right"/>
       </w:pPr>
+      <w:bookmarkStart w:id="63" w:name="_Toc233655935"/>
       <w:bookmarkStart w:id="64" w:name="المبحث-الخامس-تقييم-الموردين-ومفهوم-erp"/>
-      <w:bookmarkStart w:id="65" w:name="_Toc233459476"/>
       <w:bookmarkEnd w:id="54"/>
-      <w:bookmarkEnd w:id="62"/>
+      <w:bookmarkEnd w:id="61"/>
       <w:r>
         <w:rPr>
           <w:bidi/>
@@ -17497,24 +17496,24 @@
         </w:rPr>
         <w:t>المبحث الخامس: تقييم الموردين ومفهوم ERP</w:t>
       </w:r>
+      <w:bookmarkEnd w:id="63"/>
+    </w:p>
+    <w:p>
+      <w:pPr>
+        <w:bidi w:val="1"/>
+        <w:pStyle w:val="Heading3"/>
+        <w:jc w:val="right"/>
+      </w:pPr>
+      <w:bookmarkStart w:id="65" w:name="_Toc233655936"/>
+      <w:bookmarkStart w:id="66" w:name="X476ec0218982b17ebd973c1b7c9efe04a5c5317"/>
+      <w:r>
+        <w:rPr>
+          <w:bidi/>
+          <w:rtl/>
+        </w:rPr>
+        <w:t>1. تقييم الموردين (Supplier Evaluation)</w:t>
+      </w:r>
       <w:bookmarkEnd w:id="65"/>
-    </w:p>
-    <w:p>
-      <w:pPr>
-        <w:bidi w:val="1"/>
-        <w:pStyle w:val="Heading3"/>
-        <w:jc w:val="right"/>
-      </w:pPr>
-      <w:bookmarkStart w:id="66" w:name="X476ec0218982b17ebd973c1b7c9efe04a5c5317"/>
-      <w:bookmarkStart w:id="67" w:name="_Toc233459477"/>
-      <w:r>
-        <w:rPr>
-          <w:bidi/>
-          <w:rtl/>
-        </w:rPr>
-        <w:t>1. تقييم الموردين (Supplier Evaluation)</w:t>
-      </w:r>
-      <w:bookmarkEnd w:id="67"/>
     </w:p>
     <w:p>
       <w:pPr>
@@ -17643,8 +17642,8 @@
         <w:pStyle w:val="Heading3"/>
         <w:jc w:val="right"/>
       </w:pPr>
+      <w:bookmarkStart w:id="67" w:name="_Toc233655937"/>
       <w:bookmarkStart w:id="68" w:name="Xfea16ccd3a6176ee0da1da8067dfc8c5dfb9193"/>
-      <w:bookmarkStart w:id="69" w:name="_Toc233459478"/>
       <w:bookmarkEnd w:id="66"/>
       <w:r>
         <w:rPr>
@@ -17654,7 +17653,7 @@
         <w:lastRenderedPageBreak/>
         <w:t>2. مفهوم الأنظمة المندمجة (ERP - Enterprise Resource Planning)</w:t>
       </w:r>
-      <w:bookmarkEnd w:id="69"/>
+      <w:bookmarkEnd w:id="67"/>
     </w:p>
     <w:p>
       <w:pPr>
@@ -17821,7 +17820,7 @@
         <w:jc w:val="right"/>
       </w:pPr>
       <w:r>
-        <w:pict w14:anchorId="71FFB163">
+        <w:pict w14:anchorId="4F4728C6">
           <v:rect id="_x0000_i1029" style="width:0;height:1.5pt" o:hralign="right" o:hrstd="t" o:hr="t"/>
         </w:pict>
       </w:r>
@@ -17864,8 +17863,8 @@
         <w:pageBreakBefore/>
         <w:jc w:val="right"/>
       </w:pPr>
+      <w:bookmarkStart w:id="69" w:name="_Toc233655938"/>
       <w:bookmarkStart w:id="70" w:name="Xfd09630af81a064bb869de4cc3333972b7b71f8"/>
-      <w:bookmarkStart w:id="71" w:name="_Toc233459479"/>
       <w:bookmarkEnd w:id="26"/>
       <w:bookmarkEnd w:id="64"/>
       <w:bookmarkEnd w:id="68"/>
@@ -17878,7 +17877,7 @@
         <w:lastRenderedPageBreak/>
         <w:t>الفصل الثاني: الإطار العملي والتشخيص الميداني</w:t>
       </w:r>
-      <w:bookmarkEnd w:id="71"/>
+      <w:bookmarkEnd w:id="69"/>
     </w:p>
     <w:p>
       <w:pPr>
@@ -17900,7 +17899,7 @@
         <w:bidi w:val="1"/>
         <w:jc w:val="right"/>
       </w:pPr>
-      <w:bookmarkStart w:id="72" w:name="X088203fb1213d5717dd221493a5ed00652ab34e"/>
+      <w:bookmarkStart w:id="71" w:name="X088203fb1213d5717dd221493a5ed00652ab34e"/>
       <w:r>
         <w:rPr>
           <w:bidi/>
@@ -17919,9 +17918,9 @@
         </w:rPr>
         <w:jc w:val="right"/>
       </w:pPr>
+      <w:bookmarkStart w:id="72" w:name="_Toc233655939"/>
       <w:bookmarkStart w:id="73" w:name="Xd96d29689cd7b7c28a53e63cb30434c1b4e42ae"/>
-      <w:bookmarkStart w:id="74" w:name="_Toc233459480"/>
-      <w:bookmarkEnd w:id="72"/>
+      <w:bookmarkEnd w:id="71"/>
       <w:r>
         <w:rPr>
           <w:bidi/>
@@ -17932,7 +17931,7 @@
         </w:rPr>
         <w:t>المبحث الأول: النماذج الرياضية للتسيير الكمي للمخزون</w:t>
       </w:r>
-      <w:bookmarkEnd w:id="74"/>
+      <w:bookmarkEnd w:id="72"/>
     </w:p>
     <w:p>
       <w:pPr>
@@ -17963,8 +17962,8 @@
         </w:rPr>
         <w:jc w:val="right"/>
       </w:pPr>
+      <w:bookmarkStart w:id="74" w:name="_Toc233655940"/>
       <w:bookmarkStart w:id="75" w:name="Xfd010b0e6ec43a71a31832c4aa57c4a1ebd67ff"/>
-      <w:bookmarkStart w:id="76" w:name="_Toc233459481"/>
       <w:r>
         <w:rPr>
           <w:bidi/>
@@ -17974,7 +17973,7 @@
         </w:rPr>
         <w:t>المطلب الأول: نموذج ويلسون للكمية الاقتصادية للطلب</w:t>
       </w:r>
-      <w:bookmarkEnd w:id="76"/>
+      <w:bookmarkEnd w:id="74"/>
     </w:p>
     <w:p>
       <w:pPr>
@@ -17986,7 +17985,7 @@
         </w:rPr>
         <w:jc w:val="right"/>
       </w:pPr>
-      <w:bookmarkStart w:id="77" w:name="أولاً-الإطار-المرجعي-للنموذج"/>
+      <w:bookmarkStart w:id="76" w:name="أولاً-الإطار-المرجعي-للنموذج"/>
       <w:r>
         <w:rPr>
           <w:bidi/>
@@ -18403,8 +18402,8 @@
         <w:pStyle w:val="Heading4"/>
         <w:jc w:val="right"/>
       </w:pPr>
-      <w:bookmarkStart w:id="78" w:name="ثانياً-التطبيق-على-الصنف-المرجعي-art-001"/>
-      <w:bookmarkEnd w:id="77"/>
+      <w:bookmarkStart w:id="77" w:name="ثانياً-التطبيق-على-الصنف-المرجعي-art-001"/>
+      <w:bookmarkEnd w:id="76"/>
       <w:r>
         <w:rPr>
           <w:bidi/>
@@ -18474,7 +18473,7 @@
         </w:rPr>
         <w:fldChar w:fldCharType="separate"/>
       </w:r>
-      <w:bookmarkStart w:id="79" w:name="_Toc232568888"/>
+      <w:bookmarkStart w:id="78" w:name="_Toc233656010"/>
       <w:r>
         <w:rPr>
           <w:b/>
@@ -18497,7 +18496,7 @@
         </w:rPr>
         <w:t>: ثانياً: التطبيق على الصنف المرجعي ART-001</w:t>
       </w:r>
-      <w:bookmarkEnd w:id="79"/>
+      <w:bookmarkEnd w:id="78"/>
     </w:p>
     <w:tbl>
       <w:tblPr>
@@ -19320,8 +19319,8 @@
         <w:pStyle w:val="Heading4"/>
         <w:jc w:val="right"/>
       </w:pPr>
-      <w:bookmarkStart w:id="80" w:name="ثالثاً-التحقق-من-التوازن-الرياضي-المثالي"/>
-      <w:bookmarkEnd w:id="78"/>
+      <w:bookmarkStart w:id="79" w:name="ثالثاً-التحقق-من-التوازن-الرياضي-المثالي"/>
+      <w:bookmarkEnd w:id="77"/>
       <w:r>
         <w:rPr>
           <w:bidi/>
@@ -19631,8 +19630,8 @@
         <w:pStyle w:val="Heading4"/>
         <w:jc w:val="right"/>
       </w:pPr>
-      <w:bookmarkStart w:id="81" w:name="رابعاً-نقطة-إعادة-الطلب-ومخزون-الأمان"/>
-      <w:bookmarkEnd w:id="80"/>
+      <w:bookmarkStart w:id="80" w:name="رابعاً-نقطة-إعادة-الطلب-ومخزون-الأمان"/>
+      <w:bookmarkEnd w:id="79"/>
       <w:r>
         <w:rPr>
           <w:bidi/>
@@ -19932,7 +19931,7 @@
         <w:jc w:val="right"/>
       </w:pPr>
       <w:r>
-        <w:pict w14:anchorId="79451813">
+        <w:pict w14:anchorId="77F41077">
           <v:rect id="_x0000_i1030" style="width:0;height:1.5pt" o:hralign="right" o:hrstd="t" o:hr="t"/>
         </w:pict>
       </w:r>
@@ -19943,18 +19942,18 @@
         <w:pStyle w:val="Heading3"/>
         <w:jc w:val="right"/>
       </w:pPr>
+      <w:bookmarkStart w:id="81" w:name="_Toc233655941"/>
       <w:bookmarkStart w:id="82" w:name="X52ea18e5737fce8615e1c3ca4723e15512be477"/>
-      <w:bookmarkStart w:id="83" w:name="_Toc233459482"/>
       <w:bookmarkEnd w:id="75"/>
+      <w:bookmarkEnd w:id="80"/>
+      <w:r>
+        <w:rPr>
+          <w:bidi/>
+          <w:rtl/>
+        </w:rPr>
+        <w:t>المطلب الثاني: تحليل ABC وتطبيقه على مخزون المديرية</w:t>
+      </w:r>
       <w:bookmarkEnd w:id="81"/>
-      <w:r>
-        <w:rPr>
-          <w:bidi/>
-          <w:rtl/>
-        </w:rPr>
-        <w:t>المطلب الثاني: تحليل ABC وتطبيقه على مخزون المديرية</w:t>
-      </w:r>
-      <w:bookmarkEnd w:id="83"/>
     </w:p>
     <w:p>
       <w:pPr>
@@ -20070,7 +20069,7 @@
         </w:rPr>
         <w:fldChar w:fldCharType="separate"/>
       </w:r>
-      <w:bookmarkStart w:id="84" w:name="_Toc232568889"/>
+      <w:bookmarkStart w:id="83" w:name="_Toc233656011"/>
       <w:r>
         <w:rPr>
           <w:b/>
@@ -20093,7 +20092,7 @@
         </w:rPr>
         <w:t>: أولاً: منهجية التصنيف ومعاييره الكمية</w:t>
       </w:r>
-      <w:bookmarkEnd w:id="84"/>
+      <w:bookmarkEnd w:id="83"/>
     </w:p>
     <w:tbl>
       <w:tblPr>
@@ -20806,7 +20805,7 @@
         <w:jc w:val="right"/>
       </w:pPr>
       <w:r>
-        <w:pict w14:anchorId="6AB98D81">
+        <w:pict w14:anchorId="69288B95">
           <v:rect id="_x0000_i1031" style="width:0;height:1.5pt" o:hralign="right" o:hrstd="t" o:hr="t"/>
         </w:pict>
       </w:r>
@@ -20817,8 +20816,8 @@
         <w:pStyle w:val="Heading3"/>
         <w:jc w:val="right"/>
       </w:pPr>
+      <w:bookmarkStart w:id="84" w:name="_Toc233655942"/>
       <w:bookmarkStart w:id="85" w:name="X3d546febf7430a2ea3250247e57315bf530ac8e"/>
-      <w:bookmarkStart w:id="86" w:name="_Toc233459483"/>
       <w:bookmarkEnd w:id="82"/>
       <w:r>
         <w:rPr>
@@ -20827,7 +20826,7 @@
         </w:rPr>
         <w:t>المطلب الثالث: تحليل XYZ ومصفوفة القرار ABC-XYZ</w:t>
       </w:r>
-      <w:bookmarkEnd w:id="86"/>
+      <w:bookmarkEnd w:id="84"/>
     </w:p>
     <w:p>
       <w:pPr>
@@ -20949,7 +20948,7 @@
         </w:rPr>
         <w:fldChar w:fldCharType="separate"/>
       </w:r>
-      <w:bookmarkStart w:id="87" w:name="_Toc232568890"/>
+      <w:bookmarkStart w:id="86" w:name="_Toc233656012"/>
       <w:r>
         <w:rPr>
           <w:b/>
@@ -20972,7 +20971,7 @@
         </w:rPr>
         <w:t>: المطلب الثالث: تحليل XYZ ومصفوفة القرار ABC-XYZ</w:t>
       </w:r>
-      <w:bookmarkEnd w:id="87"/>
+      <w:bookmarkEnd w:id="86"/>
     </w:p>
     <w:tbl>
       <w:tblPr>
@@ -21575,7 +21574,7 @@
       </w:pPr>
       <w:r>
         <w:lastRenderedPageBreak/>
-        <w:pict w14:anchorId="6B7690C3">
+        <w:pict w14:anchorId="537FB1C3">
           <v:rect id="_x0000_i1032" style="width:0;height:1.5pt" o:hralign="right" o:hrstd="t" o:hr="t"/>
         </w:pict>
       </w:r>
@@ -21604,7 +21603,7 @@
         </w:rPr>
         <w:t xml:space="preserve"> النماذج الثلاثة قادرة على تحويل البيانات الخام إلى معطيات قرارية دقيقة — EOQ = 176، ROP = 212.4، SS = 200، تصنيف ABC-XYZ. لكن هذه الدقة لا قيمة لها في بيئة التسيير اليدوي السائدة في مديرية التربية، لأن تحديث هذه المعطيات آنياً مع كل حركة مخزنية مستحيل دون نظام رقمي. هذه الفجوة تحديداً هي ما يعالجه الفصل الثالث.</w:t>
       </w:r>
-      <w:bookmarkStart w:id="88" w:name="المبحث-الثاني-الإطار-الجغرافي-والمؤسسي"/>
+      <w:bookmarkStart w:id="87" w:name="المبحث-الثاني-الإطار-الجغرافي-والمؤسسي"/>
       <w:bookmarkEnd w:id="73"/>
       <w:bookmarkEnd w:id="85"/>
     </w:p>
@@ -21614,7 +21613,7 @@
         <w:pStyle w:val="Heading2"/>
         <w:jc w:val="right"/>
       </w:pPr>
-      <w:bookmarkStart w:id="89" w:name="_Toc233459484"/>
+      <w:bookmarkStart w:id="88" w:name="_Toc233655943"/>
       <w:r>
         <w:rPr>
           <w:bidi/>
@@ -21623,106 +21622,106 @@
         </w:rPr>
         <w:t>المبحث الثاني: الإطار الجغرافي والمؤسسي</w:t>
       </w:r>
+      <w:bookmarkEnd w:id="88"/>
+    </w:p>
+    <w:p>
+      <w:pPr>
+        <w:bidi w:val="1"/>
+        <w:jc w:val="right"/>
+      </w:pPr>
+      <w:r>
+        <w:rPr>
+          <w:bidi/>
+          <w:rtl/>
+        </w:rPr>
+        <w:t>يتوقف تحليل أي منظومة لوجيستية على استيعاب السياق المكاني والمؤسسي الذي تعمل فيه؛ إذ لا يمكن تقييم كفاءة نظام تسيير مخزون معزولاً عن القيود الجغرافية والهيكل التنظيمي والبيئة التشغيلية. يُقدِّم هذا المبحث المحاور الثلاثة لهذا الإطار: ولاية البيض بموقعها اللوجيستي الخاص، ومديرية التربية بهيكلها التنظيمي، ومصلحة المخازن بواقعها التشغيلي الذي شكَّل موضوع الدراسة.</w:t>
+      </w:r>
+    </w:p>
+    <w:p>
+      <w:pPr>
+        <w:bidi w:val="1"/>
+        <w:pStyle w:val="Heading3"/>
+        <w:jc w:val="right"/>
+      </w:pPr>
+      <w:bookmarkStart w:id="89" w:name="_Toc233655944"/>
+      <w:bookmarkStart w:id="90" w:name="Xa214dcfe6b381ea1f68aa2f47f12b1f1067a3e5"/>
+      <w:r>
+        <w:rPr>
+          <w:bidi/>
+          <w:rtl/>
+        </w:rPr>
+        <w:t>المطلب الأول: ولاية البيض — الإطار الجغرافي والأثر اللوجيستي</w:t>
+      </w:r>
       <w:bookmarkEnd w:id="89"/>
     </w:p>
     <w:p>
       <w:pPr>
         <w:bidi w:val="1"/>
-        <w:jc w:val="right"/>
-      </w:pPr>
-      <w:r>
-        <w:rPr>
-          <w:bidi/>
-          <w:rtl/>
-        </w:rPr>
-        <w:t>يتوقف تحليل أي منظومة لوجيستية على استيعاب السياق المكاني والمؤسسي الذي تعمل فيه؛ إذ لا يمكن تقييم كفاءة نظام تسيير مخزون معزولاً عن القيود الجغرافية والهيكل التنظيمي والبيئة التشغيلية. يُقدِّم هذا المبحث المحاور الثلاثة لهذا الإطار: ولاية البيض بموقعها اللوجيستي الخاص، ومديرية التربية بهيكلها التنظيمي، ومصلحة المخازن بواقعها التشغيلي الذي شكَّل موضوع الدراسة.</w:t>
-      </w:r>
-    </w:p>
-    <w:p>
-      <w:pPr>
-        <w:bidi w:val="1"/>
-        <w:pStyle w:val="Heading3"/>
-        <w:jc w:val="right"/>
-      </w:pPr>
-      <w:bookmarkStart w:id="90" w:name="Xa214dcfe6b381ea1f68aa2f47f12b1f1067a3e5"/>
-      <w:bookmarkStart w:id="91" w:name="_Toc233459485"/>
-      <w:r>
-        <w:rPr>
-          <w:bidi/>
-          <w:rtl/>
-        </w:rPr>
-        <w:t>المطلب الأول: ولاية البيض — الإطار الجغرافي والأثر اللوجيستي</w:t>
-      </w:r>
+        <w:pStyle w:val="Heading4"/>
+        <w:jc w:val="right"/>
+      </w:pPr>
+      <w:bookmarkStart w:id="91" w:name="أولاً-الموقع-والخصائص-الجغرافية"/>
+      <w:r>
+        <w:rPr>
+          <w:bidi/>
+          <w:rtl/>
+        </w:rPr>
+        <w:t>أولاً: الموقع والخصائص الجغرافية</w:t>
+      </w:r>
+    </w:p>
+    <w:p>
+      <w:pPr>
+        <w:bidi w:val="1"/>
+        <w:jc w:val="right"/>
+      </w:pPr>
+      <w:r>
+        <w:rPr>
+          <w:bidi/>
+          <w:rtl/>
+        </w:rPr>
+        <w:t xml:space="preserve">تقع ولاية البيض في القطاع السهبي الجنوبي الغربي من الجمهورية الجزائرية، على بُعد يتجاوز </w:t>
+      </w:r>
+      <w:r>
+        <w:rPr>
+          <w:bidi/>
+          <w:b/>
+          <w:bCs/>
+          <w:rtl/>
+        </w:rPr>
+        <w:t>600 كيلومتر</w:t>
+      </w:r>
+      <w:r>
+        <w:rPr>
+          <w:bidi/>
+          <w:rtl/>
+        </w:rPr>
+        <w:t xml:space="preserve"> جنوب غرب العاصمة و</w:t>
+      </w:r>
+      <w:r>
+        <w:rPr>
+          <w:bidi/>
+          <w:b/>
+          <w:bCs/>
+          <w:rtl/>
+        </w:rPr>
+        <w:t>400 كيلومتر</w:t>
+      </w:r>
+      <w:r>
+        <w:rPr>
+          <w:bidi/>
+          <w:rtl/>
+        </w:rPr>
+        <w:t xml:space="preserve"> جنوب مدينة وهران. تتشكَّل جغرافيتها من سهوب شاسعة تتخللها مسالك جبلية في شمالها، مما يُفرز بيئة مناخية متطرفة — جفاف صيفاً وثلوج وأمطار استثنائية شتاءً.</w:t>
+      </w:r>
+    </w:p>
+    <w:p>
+      <w:pPr>
+        <w:bidi w:val="1"/>
+        <w:pStyle w:val="Heading4"/>
+        <w:jc w:val="right"/>
+      </w:pPr>
+      <w:bookmarkStart w:id="92" w:name="ثانياً-تأثير-الموقع-على-سلاسل-الإمداد"/>
       <w:bookmarkEnd w:id="91"/>
-    </w:p>
-    <w:p>
-      <w:pPr>
-        <w:bidi w:val="1"/>
-        <w:pStyle w:val="Heading4"/>
-        <w:jc w:val="right"/>
-      </w:pPr>
-      <w:bookmarkStart w:id="92" w:name="أولاً-الموقع-والخصائص-الجغرافية"/>
-      <w:r>
-        <w:rPr>
-          <w:bidi/>
-          <w:rtl/>
-        </w:rPr>
-        <w:t>أولاً: الموقع والخصائص الجغرافية</w:t>
-      </w:r>
-    </w:p>
-    <w:p>
-      <w:pPr>
-        <w:bidi w:val="1"/>
-        <w:jc w:val="right"/>
-      </w:pPr>
-      <w:r>
-        <w:rPr>
-          <w:bidi/>
-          <w:rtl/>
-        </w:rPr>
-        <w:t xml:space="preserve">تقع ولاية البيض في القطاع السهبي الجنوبي الغربي من الجمهورية الجزائرية، على بُعد يتجاوز </w:t>
-      </w:r>
-      <w:r>
-        <w:rPr>
-          <w:bidi/>
-          <w:b/>
-          <w:bCs/>
-          <w:rtl/>
-        </w:rPr>
-        <w:t>600 كيلومتر</w:t>
-      </w:r>
-      <w:r>
-        <w:rPr>
-          <w:bidi/>
-          <w:rtl/>
-        </w:rPr>
-        <w:t xml:space="preserve"> جنوب غرب العاصمة و</w:t>
-      </w:r>
-      <w:r>
-        <w:rPr>
-          <w:bidi/>
-          <w:b/>
-          <w:bCs/>
-          <w:rtl/>
-        </w:rPr>
-        <w:t>400 كيلومتر</w:t>
-      </w:r>
-      <w:r>
-        <w:rPr>
-          <w:bidi/>
-          <w:rtl/>
-        </w:rPr>
-        <w:t xml:space="preserve"> جنوب مدينة وهران. تتشكَّل جغرافيتها من سهوب شاسعة تتخللها مسالك جبلية في شمالها، مما يُفرز بيئة مناخية متطرفة — جفاف صيفاً وثلوج وأمطار استثنائية شتاءً.</w:t>
-      </w:r>
-    </w:p>
-    <w:p>
-      <w:pPr>
-        <w:bidi w:val="1"/>
-        <w:pStyle w:val="Heading4"/>
-        <w:jc w:val="right"/>
-      </w:pPr>
-      <w:bookmarkStart w:id="93" w:name="ثانياً-تأثير-الموقع-على-سلاسل-الإمداد"/>
-      <w:bookmarkEnd w:id="92"/>
       <w:r>
         <w:rPr>
           <w:bidi/>
@@ -21773,9 +21772,9 @@
         </w:rPr>
         <w:jc w:val="right"/>
       </w:pPr>
-      <w:bookmarkStart w:id="94" w:name="X3f57fa00f89ba85d9588878684ea58fb7f040ef"/>
+      <w:bookmarkStart w:id="93" w:name="X3f57fa00f89ba85d9588878684ea58fb7f040ef"/>
       <w:bookmarkEnd w:id="90"/>
-      <w:bookmarkEnd w:id="93"/>
+      <w:bookmarkEnd w:id="92"/>
       <w:r>
         <w:rPr>
           <w:rtl/>
@@ -21789,7 +21788,7 @@
         <w:pStyle w:val="Heading3"/>
         <w:jc w:val="right"/>
       </w:pPr>
-      <w:bookmarkStart w:id="95" w:name="_Toc233459486"/>
+      <w:bookmarkStart w:id="94" w:name="_Toc233655945"/>
       <w:r>
         <w:rPr>
           <w:bidi/>
@@ -21798,7 +21797,7 @@
         <w:lastRenderedPageBreak/>
         <w:t>المطلب الثاني: تقديم مديرية التربية لولاية البيض</w:t>
       </w:r>
-      <w:bookmarkEnd w:id="95"/>
+      <w:bookmarkEnd w:id="94"/>
     </w:p>
     <w:p>
       <w:pPr>
@@ -21806,7 +21805,7 @@
         <w:pStyle w:val="Heading4"/>
         <w:jc w:val="right"/>
       </w:pPr>
-      <w:bookmarkStart w:id="96" w:name="أولاً-الوضع-القانوني-والمهام-المؤسسية"/>
+      <w:bookmarkStart w:id="95" w:name="أولاً-الوضع-القانوني-والمهام-المؤسسية"/>
       <w:r>
         <w:rPr>
           <w:bidi/>
@@ -21942,8 +21941,8 @@
         <w:pStyle w:val="Heading4"/>
         <w:jc w:val="right"/>
       </w:pPr>
-      <w:bookmarkStart w:id="97" w:name="Xc10f18e2a5d305a6853afa4a27d05a6ff2b98b8"/>
-      <w:bookmarkEnd w:id="96"/>
+      <w:bookmarkStart w:id="96" w:name="Xc10f18e2a5d305a6853afa4a27d05a6ff2b98b8"/>
+      <w:bookmarkEnd w:id="95"/>
       <w:r>
         <w:rPr>
           <w:bidi/>
@@ -22010,9 +22009,9 @@
         </w:rPr>
         <w:jc w:val="right"/>
       </w:pPr>
-      <w:bookmarkStart w:id="98" w:name="Xe95b080e745ed60cca3f74edd213d00166ee89f"/>
-      <w:bookmarkEnd w:id="94"/>
-      <w:bookmarkEnd w:id="97"/>
+      <w:bookmarkStart w:id="97" w:name="Xe95b080e745ed60cca3f74edd213d00166ee89f"/>
+      <w:bookmarkEnd w:id="93"/>
+      <w:bookmarkEnd w:id="96"/>
       <w:r>
         <w:rPr>
           <w:rtl/>
@@ -22026,7 +22025,7 @@
         <w:pStyle w:val="Heading3"/>
         <w:jc w:val="right"/>
       </w:pPr>
-      <w:bookmarkStart w:id="99" w:name="_Toc233459487"/>
+      <w:bookmarkStart w:id="98" w:name="_Toc233655946"/>
       <w:r>
         <w:rPr>
           <w:bidi/>
@@ -22035,7 +22034,7 @@
         <w:lastRenderedPageBreak/>
         <w:t>المطلب الثالث: وصف مصلحة المخازن وتقييم بيئتها التشغيلية</w:t>
       </w:r>
-      <w:bookmarkEnd w:id="99"/>
+      <w:bookmarkEnd w:id="98"/>
     </w:p>
     <w:p>
       <w:pPr>
@@ -22043,7 +22042,7 @@
         <w:pStyle w:val="Heading4"/>
         <w:jc w:val="right"/>
       </w:pPr>
-      <w:bookmarkStart w:id="100" w:name="أولاً-البنية-المادية-والواقع-التجهيزي"/>
+      <w:bookmarkStart w:id="99" w:name="أولاً-البنية-المادية-والواقع-التجهيزي"/>
       <w:r>
         <w:rPr>
           <w:bidi/>
@@ -22159,8 +22158,8 @@
         </w:rPr>
         <w:jc w:val="right"/>
       </w:pPr>
-      <w:bookmarkStart w:id="101" w:name="X8d4475a33de70275b14b996fad99b3aa8eab185"/>
-      <w:bookmarkEnd w:id="100"/>
+      <w:bookmarkStart w:id="100" w:name="X8d4475a33de70275b14b996fad99b3aa8eab185"/>
+      <w:bookmarkEnd w:id="99"/>
       <w:r>
         <w:rPr>
           <w:rtl/>
@@ -22338,7 +22337,7 @@
         <w:jc w:val="right"/>
       </w:pPr>
       <w:r>
-        <w:pict w14:anchorId="3D123EA4">
+        <w:pict w14:anchorId="64D36F7D">
           <v:rect id="_x0000_i1033" style="width:0;height:1.5pt" o:hralign="right" o:hrstd="t" o:hr="t"/>
         </w:pict>
       </w:r>
@@ -22349,20 +22348,20 @@
         <w:pStyle w:val="Heading2"/>
         <w:jc w:val="right"/>
       </w:pPr>
+      <w:bookmarkStart w:id="101" w:name="_Toc233655947"/>
       <w:bookmarkStart w:id="102" w:name="X45c22bf0528f185d6de6f59ddda56ed6c67ca33"/>
-      <w:bookmarkStart w:id="103" w:name="_Toc233459488"/>
-      <w:bookmarkEnd w:id="88"/>
-      <w:bookmarkEnd w:id="98"/>
+      <w:bookmarkEnd w:id="87"/>
+      <w:bookmarkEnd w:id="97"/>
+      <w:bookmarkEnd w:id="100"/>
+      <w:r>
+        <w:rPr>
+          <w:bidi/>
+          <w:rFonts w:ascii="Traditional Arabic" w:hAnsi="Traditional Arabic"/>
+          <w:rtl/>
+        </w:rPr>
+        <w:t>المبحث الثالث: التشخيص الميداني وتحليل الفجوات</w:t>
+      </w:r>
       <w:bookmarkEnd w:id="101"/>
-      <w:r>
-        <w:rPr>
-          <w:bidi/>
-          <w:rFonts w:ascii="Traditional Arabic" w:hAnsi="Traditional Arabic"/>
-          <w:rtl/>
-        </w:rPr>
-        <w:t>المبحث الثالث: التشخيص الميداني وتحليل الفجوات</w:t>
-      </w:r>
-      <w:bookmarkEnd w:id="103"/>
     </w:p>
     <w:p>
       <w:pPr>
@@ -22390,7 +22389,7 @@
         </w:rPr>
         <w:jc w:val="right"/>
       </w:pPr>
-      <w:bookmarkStart w:id="104" w:name="المطلب-الأول-التحليل-الكمي--جدول-رقم-04"/>
+      <w:bookmarkStart w:id="103" w:name="المطلب-الأول-التحليل-الكمي--جدول-رقم-04"/>
       <w:r>
         <w:rPr>
           <w:rtl/>
@@ -22404,7 +22403,7 @@
         <w:pStyle w:val="Heading3"/>
         <w:jc w:val="right"/>
       </w:pPr>
-      <w:bookmarkStart w:id="105" w:name="_Toc233459489"/>
+      <w:bookmarkStart w:id="104" w:name="_Toc233655948"/>
       <w:r>
         <w:rPr>
           <w:bidi/>
@@ -22413,85 +22412,85 @@
         <w:lastRenderedPageBreak/>
         <w:t>المطلب الأول: التحليل الكمي — جدول رقم 04</w:t>
       </w:r>
+      <w:bookmarkEnd w:id="104"/>
+    </w:p>
+    <w:p>
+      <w:pPr>
+        <w:bidi w:val="1"/>
+        <w:jc w:val="right"/>
+      </w:pPr>
+      <w:r>
+        <w:rPr>
+          <w:bidi/>
+          <w:rtl/>
+        </w:rPr>
+        <w:t>المؤشرات الكمية المثالية المحتسبة وفق نموذج Wilson EOQ:</w:t>
+      </w:r>
+    </w:p>
+    <w:p>
+      <w:pPr>
+        <w:bidi w:val="1"/>
+        <w:keepNext/>
+        <w:jc w:val="right"/>
+      </w:pPr>
+      <w:r>
+        <w:rPr>
+          <w:bidi/>
+          <w:b/>
+          <w:bCs/>
+          <w:rtl/>
+        </w:rPr>
+        <w:t>جدول رقم 04: المؤشرات الكمية المثالية للأصناف الاستراتيجية</w:t>
+      </w:r>
+    </w:p>
+    <w:p>
+      <w:pPr>
+        <w:bidi w:val="1"/>
+        <w:spacing w:before="120" w:after="60"/>
+        <w:jc w:val="right"/>
+      </w:pPr>
+      <w:r>
+        <w:rPr>
+          <w:b/>
+        </w:rPr>
+        <w:fldChar w:fldCharType="begin"/>
+      </w:r>
+      <w:r>
+        <w:rPr>
+          <w:b/>
+        </w:rPr>
+        <w:instrText xml:space="preserve"> SEQ جدول \* ARABIC \r 5 </w:instrText>
+      </w:r>
+      <w:r>
+        <w:rPr>
+          <w:b/>
+        </w:rPr>
+        <w:fldChar w:fldCharType="separate"/>
+      </w:r>
+      <w:bookmarkStart w:id="105" w:name="_Toc233656013"/>
+      <w:r>
+        <w:rPr>
+          <w:b/>
+          <w:noProof/>
+        </w:rPr>
+        <w:t>5</w:t>
+      </w:r>
+      <w:r>
+        <w:rPr>
+          <w:b/>
+        </w:rPr>
+        <w:fldChar w:fldCharType="end"/>
+      </w:r>
+      <w:r>
+        <w:rPr>
+          <w:bidi/>
+          <w:b/>
+          <w:szCs w:val="24"/>
+          <w:rtl/>
+        </w:rPr>
+        <w:t>: جدول رقم 04: المؤشرات الكمية المثالية للأصناف الاستراتيجية</w:t>
+      </w:r>
       <w:bookmarkEnd w:id="105"/>
-    </w:p>
-    <w:p>
-      <w:pPr>
-        <w:bidi w:val="1"/>
-        <w:jc w:val="right"/>
-      </w:pPr>
-      <w:r>
-        <w:rPr>
-          <w:bidi/>
-          <w:rtl/>
-        </w:rPr>
-        <w:t>المؤشرات الكمية المثالية المحتسبة وفق نموذج Wilson EOQ:</w:t>
-      </w:r>
-    </w:p>
-    <w:p>
-      <w:pPr>
-        <w:bidi w:val="1"/>
-        <w:keepNext/>
-        <w:jc w:val="right"/>
-      </w:pPr>
-      <w:r>
-        <w:rPr>
-          <w:bidi/>
-          <w:b/>
-          <w:bCs/>
-          <w:rtl/>
-        </w:rPr>
-        <w:t>جدول رقم 04: المؤشرات الكمية المثالية للأصناف الاستراتيجية</w:t>
-      </w:r>
-    </w:p>
-    <w:p>
-      <w:pPr>
-        <w:bidi w:val="1"/>
-        <w:spacing w:before="120" w:after="60"/>
-        <w:jc w:val="right"/>
-      </w:pPr>
-      <w:r>
-        <w:rPr>
-          <w:b/>
-        </w:rPr>
-        <w:fldChar w:fldCharType="begin"/>
-      </w:r>
-      <w:r>
-        <w:rPr>
-          <w:b/>
-        </w:rPr>
-        <w:instrText xml:space="preserve"> SEQ جدول \* ARABIC \r 5 </w:instrText>
-      </w:r>
-      <w:r>
-        <w:rPr>
-          <w:b/>
-        </w:rPr>
-        <w:fldChar w:fldCharType="separate"/>
-      </w:r>
-      <w:bookmarkStart w:id="106" w:name="_Toc232568891"/>
-      <w:r>
-        <w:rPr>
-          <w:b/>
-          <w:noProof/>
-        </w:rPr>
-        <w:t>5</w:t>
-      </w:r>
-      <w:r>
-        <w:rPr>
-          <w:b/>
-        </w:rPr>
-        <w:fldChar w:fldCharType="end"/>
-      </w:r>
-      <w:r>
-        <w:rPr>
-          <w:bidi/>
-          <w:b/>
-          <w:szCs w:val="24"/>
-          <w:rtl/>
-        </w:rPr>
-        <w:t>: جدول رقم 04: المؤشرات الكمية المثالية للأصناف الاستراتيجية</w:t>
-      </w:r>
-      <w:bookmarkEnd w:id="106"/>
     </w:p>
     <w:tbl>
       <w:tblPr>
@@ -23961,7 +23960,7 @@
         <w:jc w:val="right"/>
       </w:pPr>
       <w:r>
-        <w:pict w14:anchorId="7FF9FFC7">
+        <w:pict w14:anchorId="1E68EC99">
           <v:rect id="_x0000_i1034" style="width:0;height:1.5pt" o:hralign="right" o:hrstd="t" o:hr="t"/>
         </w:pict>
       </w:r>
@@ -23972,9 +23971,9 @@
         <w:pStyle w:val="Heading3"/>
         <w:jc w:val="right"/>
       </w:pPr>
+      <w:bookmarkStart w:id="106" w:name="_Toc233655949"/>
       <w:bookmarkStart w:id="107" w:name="Xbcf6a8e9e411a31af33d34924801dd6a54fe6f9"/>
-      <w:bookmarkStart w:id="108" w:name="_Toc233459490"/>
-      <w:bookmarkEnd w:id="104"/>
+      <w:bookmarkEnd w:id="103"/>
       <w:r>
         <w:rPr>
           <w:bidi/>
@@ -23982,85 +23981,85 @@
         </w:rPr>
         <w:t>المطلب الثاني: مصفوفة تحليل الفجوات — جدول رقم 05</w:t>
       </w:r>
+      <w:bookmarkEnd w:id="106"/>
+    </w:p>
+    <w:p>
+      <w:pPr>
+        <w:bidi w:val="1"/>
+        <w:jc w:val="right"/>
+      </w:pPr>
+      <w:r>
+        <w:rPr>
+          <w:bidi/>
+          <w:rtl/>
+        </w:rPr>
+        <w:t>تُقارن المصفوفة التالية (جدول رقم 05) بين التسيير اليدوي والنظام الرقمي المقترح.</w:t>
+      </w:r>
+    </w:p>
+    <w:p>
+      <w:pPr>
+        <w:bidi w:val="1"/>
+        <w:keepNext/>
+        <w:jc w:val="right"/>
+      </w:pPr>
+      <w:r>
+        <w:rPr>
+          <w:bidi/>
+          <w:b/>
+          <w:bCs/>
+          <w:rtl/>
+        </w:rPr>
+        <w:t>جدول رقم 05: تحليل الفجوة التشغيلية بين التسيير اليدوي ونظام دعم القرار</w:t>
+      </w:r>
+    </w:p>
+    <w:p>
+      <w:pPr>
+        <w:bidi w:val="1"/>
+        <w:spacing w:before="120" w:after="60"/>
+        <w:jc w:val="right"/>
+      </w:pPr>
+      <w:r>
+        <w:rPr>
+          <w:b/>
+        </w:rPr>
+        <w:fldChar w:fldCharType="begin"/>
+      </w:r>
+      <w:r>
+        <w:rPr>
+          <w:b/>
+        </w:rPr>
+        <w:instrText xml:space="preserve"> SEQ جدول \* ARABIC \r 6 </w:instrText>
+      </w:r>
+      <w:r>
+        <w:rPr>
+          <w:b/>
+        </w:rPr>
+        <w:fldChar w:fldCharType="separate"/>
+      </w:r>
+      <w:bookmarkStart w:id="108" w:name="_Toc233656014"/>
+      <w:r>
+        <w:rPr>
+          <w:b/>
+          <w:noProof/>
+        </w:rPr>
+        <w:t>6</w:t>
+      </w:r>
+      <w:r>
+        <w:rPr>
+          <w:b/>
+        </w:rPr>
+        <w:fldChar w:fldCharType="end"/>
+      </w:r>
+      <w:r>
+        <w:rPr>
+          <w:bidi/>
+          <w:b/>
+          <w:szCs w:val="24"/>
+          <w:rtl/>
+        </w:rPr>
+        <w:t>: جدول رقم 05: تحليل الفجوة التشغيلية بين التسيير اليدوي ونظام دعم القرار</w:t>
+      </w:r>
       <w:bookmarkEnd w:id="108"/>
-    </w:p>
-    <w:p>
-      <w:pPr>
-        <w:bidi w:val="1"/>
-        <w:jc w:val="right"/>
-      </w:pPr>
-      <w:r>
-        <w:rPr>
-          <w:bidi/>
-          <w:rtl/>
-        </w:rPr>
-        <w:t>تُقارن المصفوفة التالية (جدول رقم 05) بين التسيير اليدوي والنظام الرقمي المقترح.</w:t>
-      </w:r>
-    </w:p>
-    <w:p>
-      <w:pPr>
-        <w:bidi w:val="1"/>
-        <w:keepNext/>
-        <w:jc w:val="right"/>
-      </w:pPr>
-      <w:r>
-        <w:rPr>
-          <w:bidi/>
-          <w:b/>
-          <w:bCs/>
-          <w:rtl/>
-        </w:rPr>
-        <w:t>جدول رقم 05: تحليل الفجوة التشغيلية بين التسيير اليدوي ونظام دعم القرار</w:t>
-      </w:r>
-    </w:p>
-    <w:p>
-      <w:pPr>
-        <w:bidi w:val="1"/>
-        <w:spacing w:before="120" w:after="60"/>
-        <w:jc w:val="right"/>
-      </w:pPr>
-      <w:r>
-        <w:rPr>
-          <w:b/>
-        </w:rPr>
-        <w:fldChar w:fldCharType="begin"/>
-      </w:r>
-      <w:r>
-        <w:rPr>
-          <w:b/>
-        </w:rPr>
-        <w:instrText xml:space="preserve"> SEQ جدول \* ARABIC \r 6 </w:instrText>
-      </w:r>
-      <w:r>
-        <w:rPr>
-          <w:b/>
-        </w:rPr>
-        <w:fldChar w:fldCharType="separate"/>
-      </w:r>
-      <w:bookmarkStart w:id="109" w:name="_Toc232568892"/>
-      <w:r>
-        <w:rPr>
-          <w:b/>
-          <w:noProof/>
-        </w:rPr>
-        <w:t>6</w:t>
-      </w:r>
-      <w:r>
-        <w:rPr>
-          <w:b/>
-        </w:rPr>
-        <w:fldChar w:fldCharType="end"/>
-      </w:r>
-      <w:r>
-        <w:rPr>
-          <w:bidi/>
-          <w:b/>
-          <w:szCs w:val="24"/>
-          <w:rtl/>
-        </w:rPr>
-        <w:t>: جدول رقم 05: تحليل الفجوة التشغيلية بين التسيير اليدوي ونظام دعم القرار</w:t>
-      </w:r>
-      <w:bookmarkEnd w:id="109"/>
     </w:p>
     <w:tbl>
       <w:tblPr>
@@ -24665,7 +24664,7 @@
         <w:jc w:val="right"/>
       </w:pPr>
       <w:r>
-        <w:pict w14:anchorId="34D66C35">
+        <w:pict w14:anchorId="3A49696C">
           <v:rect id="_x0000_i1035" style="width:0;height:1.5pt" o:hralign="right" o:hrstd="t" o:hr="t"/>
         </w:pict>
       </w:r>
@@ -24676,8 +24675,8 @@
         <w:pStyle w:val="Heading3"/>
         <w:jc w:val="right"/>
       </w:pPr>
+      <w:bookmarkStart w:id="109" w:name="_Toc233655950"/>
       <w:bookmarkStart w:id="110" w:name="Xf44bb1cbb1fbf8d3786fd5660f5e5e712de4010"/>
-      <w:bookmarkStart w:id="111" w:name="_Toc233459491"/>
       <w:bookmarkEnd w:id="107"/>
       <w:r>
         <w:rPr>
@@ -24686,7 +24685,7 @@
         </w:rPr>
         <w:t>المطلب الثالث: تصنيف ABC-XYZ كأداة لتوجيه القرار</w:t>
       </w:r>
-      <w:bookmarkEnd w:id="111"/>
+      <w:bookmarkEnd w:id="109"/>
     </w:p>
     <w:p>
       <w:pPr>
@@ -24707,7 +24706,7 @@
         <w:pStyle w:val="Heading4"/>
         <w:jc w:val="right"/>
       </w:pPr>
-      <w:bookmarkStart w:id="112" w:name="أولاً-منطق-التصنيف-المعتمد"/>
+      <w:bookmarkStart w:id="111" w:name="أولاً-منطق-التصنيف-المعتمد"/>
       <w:r>
         <w:rPr>
           <w:bidi/>
@@ -24776,8 +24775,8 @@
         <w:pStyle w:val="Heading4"/>
         <w:jc w:val="right"/>
       </w:pPr>
-      <w:bookmarkStart w:id="113" w:name="ثانياً-استراتيجية-التسيير-الموجهة"/>
-      <w:bookmarkEnd w:id="112"/>
+      <w:bookmarkStart w:id="112" w:name="ثانياً-استراتيجية-التسيير-الموجهة"/>
+      <w:bookmarkEnd w:id="111"/>
       <w:r>
         <w:rPr>
           <w:bidi/>
@@ -24993,12 +24992,12 @@
         <w:pageBreakBefore/>
         <w:jc w:val="right"/>
       </w:pPr>
+      <w:bookmarkStart w:id="113" w:name="_Toc233655951"/>
       <w:bookmarkStart w:id="114" w:name="X425548a444476a4a4f36373e56e022eba81766a"/>
-      <w:bookmarkStart w:id="115" w:name="_Toc233459492"/>
       <w:bookmarkEnd w:id="70"/>
       <w:bookmarkEnd w:id="102"/>
       <w:bookmarkEnd w:id="110"/>
-      <w:bookmarkEnd w:id="113"/>
+      <w:bookmarkEnd w:id="112"/>
       <w:r>
         <w:rPr>
           <w:bidi/>
@@ -25008,7 +25007,7 @@
         <w:lastRenderedPageBreak/>
         <w:t>الفصل الثالث: تصميم وإنجاز نظام دعم القرار</w:t>
       </w:r>
-      <w:bookmarkEnd w:id="115"/>
+      <w:bookmarkEnd w:id="113"/>
     </w:p>
     <w:p>
       <w:pPr>
@@ -25030,7 +25029,7 @@
         <w:bidi w:val="1"/>
         <w:jc w:val="right"/>
       </w:pPr>
-      <w:bookmarkStart w:id="116" w:name="X10960ef5141d80dd8b5d6f0f4a98675fac0c15b"/>
+      <w:bookmarkStart w:id="115" w:name="X10960ef5141d80dd8b5d6f0f4a98675fac0c15b"/>
       <w:r>
         <w:rPr>
           <w:bidi/>
@@ -25045,18 +25044,18 @@
         <w:pStyle w:val="Heading2"/>
         <w:jc w:val="right"/>
       </w:pPr>
+      <w:bookmarkStart w:id="116" w:name="_Toc233655952"/>
       <w:bookmarkStart w:id="117" w:name="Xa676c4e96c951c611f1581966c5cca345efded0"/>
-      <w:bookmarkStart w:id="118" w:name="_Toc233459493"/>
+      <w:bookmarkEnd w:id="115"/>
+      <w:r>
+        <w:rPr>
+          <w:bidi/>
+          <w:rFonts w:ascii="Traditional Arabic" w:hAnsi="Traditional Arabic"/>
+          <w:rtl/>
+        </w:rPr>
+        <w:t>المبحث الأول: الهندسة المتكاملة لنظام دعم القرار</w:t>
+      </w:r>
       <w:bookmarkEnd w:id="116"/>
-      <w:r>
-        <w:rPr>
-          <w:bidi/>
-          <w:rFonts w:ascii="Traditional Arabic" w:hAnsi="Traditional Arabic"/>
-          <w:rtl/>
-        </w:rPr>
-        <w:t>المبحث الأول: الهندسة المتكاملة لنظام دعم القرار</w:t>
-      </w:r>
-      <w:bookmarkEnd w:id="118"/>
     </w:p>
     <w:p>
       <w:pPr>
@@ -25084,7 +25083,7 @@
         </w:rPr>
         <w:jc w:val="right"/>
       </w:pPr>
-      <w:bookmarkStart w:id="119" w:name="X50eda9fd44e4b29eb77e7e9ee21c27f44b1ac92"/>
+      <w:bookmarkStart w:id="118" w:name="X50eda9fd44e4b29eb77e7e9ee21c27f44b1ac92"/>
       <w:r>
         <w:rPr>
           <w:rtl/>
@@ -25098,7 +25097,7 @@
         <w:pStyle w:val="Heading3"/>
         <w:jc w:val="right"/>
       </w:pPr>
-      <w:bookmarkStart w:id="120" w:name="_Toc233459494"/>
+      <w:bookmarkStart w:id="119" w:name="_Toc233655953"/>
       <w:r>
         <w:rPr>
           <w:bidi/>
@@ -25107,7 +25106,7 @@
         <w:lastRenderedPageBreak/>
         <w:t>المطلب الأول: فلسفة التصميم والتحول من الأنظمة أحادية الطبقة</w:t>
       </w:r>
-      <w:bookmarkEnd w:id="120"/>
+      <w:bookmarkEnd w:id="119"/>
     </w:p>
     <w:p>
       <w:pPr>
@@ -25260,7 +25259,7 @@
         <w:jc w:val="right"/>
       </w:pPr>
       <w:r>
-        <w:pict w14:anchorId="619E2604">
+        <w:pict w14:anchorId="2D5E24C9">
           <v:rect id="_x0000_i1036" style="width:0;height:1.5pt" o:hralign="right" o:hrstd="t" o:hr="t"/>
         </w:pict>
       </w:r>
@@ -25271,9 +25270,9 @@
         <w:pStyle w:val="Heading3"/>
         <w:jc w:val="right"/>
       </w:pPr>
+      <w:bookmarkStart w:id="120" w:name="_Toc233655954"/>
       <w:bookmarkStart w:id="121" w:name="Xd01ba28ceb43c2aafcfa279441271082bf35e79"/>
-      <w:bookmarkStart w:id="122" w:name="_Toc233459495"/>
-      <w:bookmarkEnd w:id="119"/>
+      <w:bookmarkEnd w:id="118"/>
       <w:r>
         <w:rPr>
           <w:bidi/>
@@ -25282,7 +25281,7 @@
         <w:lastRenderedPageBreak/>
         <w:t>المطلب الثاني: مبدأ التكامل الوظيفي في بيئة Excel/VBA</w:t>
       </w:r>
-      <w:bookmarkEnd w:id="122"/>
+      <w:bookmarkEnd w:id="120"/>
     </w:p>
     <w:p>
       <w:pPr>
@@ -25405,7 +25404,7 @@
         </w:rPr>
         <w:t xml:space="preserve"> يتم ربط كافة البيانات المالية واللوجيستية بقاعدة بيانات مركزية واحدة (Sجل الأصناف)، مما يضمن عدم تضارب المعلومات بين لوحة القيادة وسجلات الحركة.</w:t>
       </w:r>
-      <w:bookmarkStart w:id="123" w:name="Xb3cd0739dd5a83bd5baa46bdafa673a7ae7a4aa"/>
+      <w:bookmarkStart w:id="122" w:name="Xb3cd0739dd5a83bd5baa46bdafa673a7ae7a4aa"/>
       <w:bookmarkEnd w:id="121"/>
     </w:p>
     <w:p>
@@ -25414,7 +25413,7 @@
         <w:pStyle w:val="Heading3"/>
         <w:jc w:val="right"/>
       </w:pPr>
-      <w:bookmarkStart w:id="124" w:name="_Toc233459496"/>
+      <w:bookmarkStart w:id="123" w:name="_Toc233655955"/>
       <w:r>
         <w:rPr>
           <w:bidi/>
@@ -25422,7 +25421,7 @@
         </w:rPr>
         <w:t>المطلب الثالث: معايير الاستقلالية التشغيلية والانتشار</w:t>
       </w:r>
-      <w:bookmarkEnd w:id="124"/>
+      <w:bookmarkEnd w:id="123"/>
     </w:p>
     <w:p>
       <w:pPr>
@@ -25524,7 +25523,7 @@
         <w:jc w:val="right"/>
       </w:pPr>
       <w:r>
-        <w:pict w14:anchorId="317452D4">
+        <w:pict w14:anchorId="0FB5F09D">
           <v:rect id="_x0000_i1037" style="width:0;height:1.5pt" o:hralign="right" o:hrstd="t" o:hr="t"/>
         </w:pict>
       </w:r>
@@ -25535,10 +25534,10 @@
         <w:pStyle w:val="Heading2"/>
         <w:jc w:val="right"/>
       </w:pPr>
+      <w:bookmarkStart w:id="124" w:name="_Toc233655956"/>
       <w:bookmarkStart w:id="125" w:name="Xfb30997312ec99a0ff92bdd7dc592fd161b34eb"/>
-      <w:bookmarkStart w:id="126" w:name="_Toc233459497"/>
       <w:bookmarkEnd w:id="117"/>
-      <w:bookmarkEnd w:id="123"/>
+      <w:bookmarkEnd w:id="122"/>
       <w:r>
         <w:rPr>
           <w:bidi/>
@@ -25547,7 +25546,7 @@
         </w:rPr>
         <w:t>المبحث الثاني: هندسة تدفق البيانات وآليات الرقابة</w:t>
       </w:r>
-      <w:bookmarkEnd w:id="126"/>
+      <w:bookmarkEnd w:id="124"/>
     </w:p>
     <w:p>
       <w:pPr>
@@ -25568,8 +25567,8 @@
         <w:pStyle w:val="Heading3"/>
         <w:jc w:val="right"/>
       </w:pPr>
+      <w:bookmarkStart w:id="126" w:name="_Toc233655957"/>
       <w:bookmarkStart w:id="127" w:name="Xe1412b27e8b4694678434ce8a4f8b6f261fecdf"/>
-      <w:bookmarkStart w:id="128" w:name="_Toc233459498"/>
       <w:r>
         <w:rPr>
           <w:bidi/>
@@ -25578,7 +25577,7 @@
         <w:lastRenderedPageBreak/>
         <w:t>المطلب الأول: سلسلة الحراسة السداسية (Six-Guard Data Chain)</w:t>
       </w:r>
-      <w:bookmarkEnd w:id="128"/>
+      <w:bookmarkEnd w:id="126"/>
     </w:p>
     <w:p>
       <w:pPr>
@@ -25761,7 +25760,7 @@
         <w:jc w:val="right"/>
       </w:pPr>
       <w:r>
-        <w:pict w14:anchorId="569A6E8C">
+        <w:pict w14:anchorId="51DC7659">
           <v:rect id="_x0000_i1038" style="width:0;height:1.5pt" o:hralign="right" o:hrstd="t" o:hr="t"/>
         </w:pict>
       </w:r>
@@ -25772,8 +25771,8 @@
         <w:pStyle w:val="Heading3"/>
         <w:jc w:val="right"/>
       </w:pPr>
+      <w:bookmarkStart w:id="128" w:name="_Toc233655958"/>
       <w:bookmarkStart w:id="129" w:name="X790f7c97394d912e1af56ef75b8396a4139580d"/>
-      <w:bookmarkStart w:id="130" w:name="_Toc233459499"/>
       <w:bookmarkEnd w:id="127"/>
       <w:r>
         <w:rPr>
@@ -25782,7 +25781,7 @@
         </w:rPr>
         <w:t>المطلب الثاني: السجل الرقمي (Digital Ledger) كمرجع للمراجعة</w:t>
       </w:r>
-      <w:bookmarkEnd w:id="130"/>
+      <w:bookmarkEnd w:id="128"/>
     </w:p>
     <w:p>
       <w:pPr>
@@ -25881,7 +25880,7 @@
         </w:rPr>
         <w:t xml:space="preserve"> يتيح السجل للمراقب المالي أو المفتش تتبع مسار أي مادة من لحظة دخولها المخزن حتى صرفها للمصلحة المستفيدة، مما يلغي "الثقوب السوداء" المعلوماتية التي كانت تميز النظام اليدوي.</w:t>
       </w:r>
-      <w:bookmarkStart w:id="131" w:name="X444a26c814394dcd7d1e55a55a610cb16854269"/>
+      <w:bookmarkStart w:id="130" w:name="X444a26c814394dcd7d1e55a55a610cb16854269"/>
       <w:bookmarkEnd w:id="129"/>
     </w:p>
     <w:p>
@@ -25890,7 +25889,7 @@
         <w:pStyle w:val="Heading3"/>
         <w:jc w:val="right"/>
       </w:pPr>
-      <w:bookmarkStart w:id="132" w:name="_Toc233459500"/>
+      <w:bookmarkStart w:id="131" w:name="_Toc233655959"/>
       <w:r>
         <w:rPr>
           <w:bidi/>
@@ -25898,7 +25897,7 @@
         </w:rPr>
         <w:t>المطلب الثالث: دور محرك VBA في أتمتة الدورة المستندية</w:t>
       </w:r>
-      <w:bookmarkEnd w:id="132"/>
+      <w:bookmarkEnd w:id="131"/>
     </w:p>
     <w:p>
       <w:pPr>
@@ -26060,9 +26059,9 @@
         </w:rPr>
         <w:jc w:val="right"/>
       </w:pPr>
-      <w:bookmarkStart w:id="133" w:name="Xffbf1b46ecde0efcc86730acfd968fe379c5668"/>
+      <w:bookmarkStart w:id="132" w:name="Xffbf1b46ecde0efcc86730acfd968fe379c5668"/>
       <w:bookmarkEnd w:id="125"/>
-      <w:bookmarkEnd w:id="131"/>
+      <w:bookmarkEnd w:id="130"/>
       <w:r>
         <w:rPr>
           <w:rtl/>
@@ -26076,7 +26075,7 @@
         <w:pStyle w:val="Heading2"/>
         <w:jc w:val="right"/>
       </w:pPr>
-      <w:bookmarkStart w:id="134" w:name="_Toc233459501"/>
+      <w:bookmarkStart w:id="133" w:name="_Toc233655960"/>
       <w:r>
         <w:rPr>
           <w:bidi/>
@@ -26086,37 +26085,37 @@
         <w:lastRenderedPageBreak/>
         <w:t>المبحث الثالث: محرك الذكاء المحلي (VBA Engine)</w:t>
       </w:r>
+      <w:bookmarkEnd w:id="133"/>
+    </w:p>
+    <w:p>
+      <w:pPr>
+        <w:bidi w:val="1"/>
+        <w:jc w:val="right"/>
+      </w:pPr>
+      <w:r>
+        <w:rPr>
+          <w:bidi/>
+          <w:rtl/>
+        </w:rPr>
+        <w:t>إذا كانت واجهة المستخدم هي "جسد" النظام، فإن محرك الـ VBA هو "عقله" المدبّر. يتجاوز هذا المحرك الوظائف الحسابية البسيطة ليتحول إلى نظام خبير (Expert System) قادر على اتخاذ قرارات لوجيستية بناءً على معطيات رياضية لحظية، مع ضمان استقرار النظام تحت مختلف ظروف التشغيل.</w:t>
+      </w:r>
+    </w:p>
+    <w:p>
+      <w:pPr>
+        <w:bidi w:val="1"/>
+        <w:pStyle w:val="Heading3"/>
+        <w:jc w:val="right"/>
+      </w:pPr>
+      <w:bookmarkStart w:id="134" w:name="_Toc233655961"/>
+      <w:bookmarkStart w:id="135" w:name="X2b5683333895272df7448c3123c2d6911fb19dd"/>
+      <w:r>
+        <w:rPr>
+          <w:bidi/>
+          <w:rtl/>
+        </w:rPr>
+        <w:t>المطلب الأول: الهندسة البرمجية وبنية الوحدات النمطية</w:t>
+      </w:r>
       <w:bookmarkEnd w:id="134"/>
-    </w:p>
-    <w:p>
-      <w:pPr>
-        <w:bidi w:val="1"/>
-        <w:jc w:val="right"/>
-      </w:pPr>
-      <w:r>
-        <w:rPr>
-          <w:bidi/>
-          <w:rtl/>
-        </w:rPr>
-        <w:t>إذا كانت واجهة المستخدم هي "جسد" النظام، فإن محرك الـ VBA هو "عقله" المدبّر. يتجاوز هذا المحرك الوظائف الحسابية البسيطة ليتحول إلى نظام خبير (Expert System) قادر على اتخاذ قرارات لوجيستية بناءً على معطيات رياضية لحظية، مع ضمان استقرار النظام تحت مختلف ظروف التشغيل.</w:t>
-      </w:r>
-    </w:p>
-    <w:p>
-      <w:pPr>
-        <w:bidi w:val="1"/>
-        <w:pStyle w:val="Heading3"/>
-        <w:jc w:val="right"/>
-      </w:pPr>
-      <w:bookmarkStart w:id="135" w:name="X2b5683333895272df7448c3123c2d6911fb19dd"/>
-      <w:bookmarkStart w:id="136" w:name="_Toc233459502"/>
-      <w:r>
-        <w:rPr>
-          <w:bidi/>
-          <w:rtl/>
-        </w:rPr>
-        <w:t>المطلب الأول: الهندسة البرمجية وبنية الوحدات النمطية</w:t>
-      </w:r>
-      <w:bookmarkEnd w:id="136"/>
     </w:p>
     <w:p>
       <w:pPr>
@@ -26369,7 +26368,7 @@
         </w:rPr>
         <w:jc w:val="right"/>
       </w:pPr>
-      <w:bookmarkStart w:id="137" w:name="X9b60cd1fa0cbe72f7f71191beb861644b5c9805"/>
+      <w:bookmarkStart w:id="136" w:name="X9b60cd1fa0cbe72f7f71191beb861644b5c9805"/>
       <w:bookmarkEnd w:id="135"/>
       <w:r>
         <w:rPr>
@@ -26384,7 +26383,7 @@
         <w:pStyle w:val="Heading3"/>
         <w:jc w:val="right"/>
       </w:pPr>
-      <w:bookmarkStart w:id="138" w:name="_Toc233459503"/>
+      <w:bookmarkStart w:id="137" w:name="_Toc233655962"/>
       <w:r>
         <w:rPr>
           <w:bidi/>
@@ -26393,7 +26392,7 @@
         <w:lastRenderedPageBreak/>
         <w:t>المطلب الثاني: خوارزميات التموين والتحسين الكمي</w:t>
       </w:r>
-      <w:bookmarkEnd w:id="138"/>
+      <w:bookmarkEnd w:id="137"/>
     </w:p>
     <w:p>
       <w:pPr>
@@ -26414,7 +26413,7 @@
         <w:pStyle w:val="Heading4"/>
         <w:jc w:val="right"/>
       </w:pPr>
-      <w:bookmarkStart w:id="139" w:name="أولاً-أتمتة-نموذج-ويلسون-eoq-algorithm"/>
+      <w:bookmarkStart w:id="138" w:name="أولاً-أتمتة-نموذج-ويلسون-eoq-algorithm"/>
       <w:r>
         <w:rPr>
           <w:bidi/>
@@ -26631,8 +26630,8 @@
         <w:pStyle w:val="Heading4"/>
         <w:jc w:val="right"/>
       </w:pPr>
-      <w:bookmarkStart w:id="140" w:name="ثانياً-ديناميكية-نقطة-إعادة-الطلب-rop"/>
-      <w:bookmarkEnd w:id="139"/>
+      <w:bookmarkStart w:id="139" w:name="ثانياً-ديناميكية-نقطة-إعادة-الطلب-rop"/>
+      <w:bookmarkEnd w:id="138"/>
       <w:r>
         <w:rPr>
           <w:bidi/>
@@ -26750,7 +26749,7 @@
         <w:jc w:val="right"/>
       </w:pPr>
       <w:r>
-        <w:pict w14:anchorId="7D36D667">
+        <w:pict w14:anchorId="11B520D5">
           <v:rect id="_x0000_i1039" style="width:0;height:1.5pt" o:hralign="right" o:hrstd="t" o:hr="t"/>
         </w:pict>
       </w:r>
@@ -26761,18 +26760,18 @@
         <w:pStyle w:val="Heading3"/>
         <w:jc w:val="right"/>
       </w:pPr>
+      <w:bookmarkStart w:id="140" w:name="_Toc233655963"/>
       <w:bookmarkStart w:id="141" w:name="Xdb72e8c31238e5bc8bb35e9197d335bc848251d"/>
-      <w:bookmarkStart w:id="142" w:name="_Toc233459504"/>
-      <w:bookmarkEnd w:id="137"/>
+      <w:bookmarkEnd w:id="136"/>
+      <w:bookmarkEnd w:id="139"/>
+      <w:r>
+        <w:rPr>
+          <w:bidi/>
+          <w:rtl/>
+        </w:rPr>
+        <w:t>المطلب الثالث: إدارة التكاليف والنزاهة المالية</w:t>
+      </w:r>
       <w:bookmarkEnd w:id="140"/>
-      <w:r>
-        <w:rPr>
-          <w:bidi/>
-          <w:rtl/>
-        </w:rPr>
-        <w:t>المطلب الثالث: إدارة التكاليف والنزاهة المالية</w:t>
-      </w:r>
-      <w:bookmarkEnd w:id="142"/>
     </w:p>
     <w:p>
       <w:pPr>
@@ -27149,7 +27148,7 @@
         <w:jc w:val="right"/>
       </w:pPr>
       <w:r>
-        <w:pict w14:anchorId="3BCC2288">
+        <w:pict w14:anchorId="6CB93F74">
           <v:rect id="_x0000_i1040" style="width:0;height:1.5pt" o:hralign="right" o:hrstd="t" o:hr="t"/>
         </w:pict>
       </w:r>
@@ -27160,8 +27159,8 @@
         <w:pStyle w:val="Heading3"/>
         <w:jc w:val="right"/>
       </w:pPr>
+      <w:bookmarkStart w:id="142" w:name="_Toc233655964"/>
       <w:bookmarkStart w:id="143" w:name="Xb42ed883f4a4d77c904837a9483548fc91a7185"/>
-      <w:bookmarkStart w:id="144" w:name="_Toc233459505"/>
       <w:bookmarkEnd w:id="141"/>
       <w:r>
         <w:rPr>
@@ -27171,7 +27170,7 @@
         <w:lastRenderedPageBreak/>
         <w:t>المطلب الرابع: محاكاة مبادئ ACID لسلامة البيانات</w:t>
       </w:r>
-      <w:bookmarkEnd w:id="144"/>
+      <w:bookmarkEnd w:id="142"/>
     </w:p>
     <w:p>
       <w:pPr>
@@ -27311,7 +27310,7 @@
         </w:rPr>
         <w:t xml:space="preserve"> يتم تفعيل أمر الحفظ القسري (Force Save) بعد كل عملية حرجة لضمان كتابة البيانات على القرص الصلب فوراً.</w:t>
       </w:r>
-      <w:bookmarkStart w:id="145" w:name="X1c2ea8d86c4f45404ae3647941d3499fe8305c9"/>
+      <w:bookmarkStart w:id="144" w:name="X1c2ea8d86c4f45404ae3647941d3499fe8305c9"/>
       <w:bookmarkEnd w:id="143"/>
     </w:p>
     <w:p>
@@ -27320,7 +27319,7 @@
         <w:pStyle w:val="Heading3"/>
         <w:jc w:val="right"/>
       </w:pPr>
-      <w:bookmarkStart w:id="146" w:name="_Toc233459506"/>
+      <w:bookmarkStart w:id="145" w:name="_Toc233655965"/>
       <w:r>
         <w:rPr>
           <w:bidi/>
@@ -27328,7 +27327,7 @@
         </w:rPr>
         <w:t>المطلب الخامس: محرك التصنيف الذكي (ABC-XYZ Engine)</w:t>
       </w:r>
-      <w:bookmarkEnd w:id="146"/>
+      <w:bookmarkEnd w:id="145"/>
     </w:p>
     <w:p>
       <w:pPr>
@@ -27476,7 +27475,7 @@
         <w:jc w:val="right"/>
       </w:pPr>
       <w:r>
-        <w:pict w14:anchorId="6AC169C4">
+        <w:pict w14:anchorId="19C42833">
           <v:rect id="_x0000_i1041" style="width:0;height:1.5pt" o:hralign="right" o:hrstd="t" o:hr="t"/>
         </w:pict>
       </w:r>
@@ -27487,10 +27486,10 @@
         <w:pStyle w:val="Heading2"/>
         <w:jc w:val="right"/>
       </w:pPr>
+      <w:bookmarkStart w:id="146" w:name="_Toc233655966"/>
       <w:bookmarkStart w:id="147" w:name="Xc6e18aa2af3011a1373a5d4857df80b39c98584"/>
-      <w:bookmarkStart w:id="148" w:name="_Toc233459507"/>
-      <w:bookmarkEnd w:id="133"/>
-      <w:bookmarkEnd w:id="145"/>
+      <w:bookmarkEnd w:id="132"/>
+      <w:bookmarkEnd w:id="144"/>
       <w:r>
         <w:rPr>
           <w:bidi/>
@@ -27499,7 +27498,7 @@
         </w:rPr>
         <w:t>المبحث الرابع: هندسة واجهة المستخدم والأصالة الابتكارية</w:t>
       </w:r>
-      <w:bookmarkEnd w:id="148"/>
+      <w:bookmarkEnd w:id="146"/>
     </w:p>
     <w:p>
       <w:pPr>
@@ -27520,8 +27519,8 @@
         <w:pStyle w:val="Heading3"/>
         <w:jc w:val="right"/>
       </w:pPr>
+      <w:bookmarkStart w:id="148" w:name="_Toc233655967"/>
       <w:bookmarkStart w:id="149" w:name="Xdcbed4a529f139898c76cbbdb64bb8c1a119adb"/>
-      <w:bookmarkStart w:id="150" w:name="_Toc233459508"/>
       <w:r>
         <w:rPr>
           <w:bidi/>
@@ -27530,7 +27529,7 @@
         <w:lastRenderedPageBreak/>
         <w:t>المطلب الأول: الهندسة البنيوية لأوراق العمل (Sheet Architecture)</w:t>
       </w:r>
-      <w:bookmarkEnd w:id="150"/>
+      <w:bookmarkEnd w:id="148"/>
     </w:p>
     <w:p>
       <w:pPr>
@@ -27776,7 +27775,7 @@
         <w:jc w:val="right"/>
       </w:pPr>
       <w:r>
-        <w:pict w14:anchorId="19036397">
+        <w:pict w14:anchorId="1546E51A">
           <v:rect id="_x0000_i1042" style="width:0;height:1.5pt" o:hralign="right" o:hrstd="t" o:hr="t"/>
         </w:pict>
       </w:r>
@@ -27791,8 +27790,8 @@
         </w:rPr>
         <w:jc w:val="right"/>
       </w:pPr>
+      <w:bookmarkStart w:id="150" w:name="_Toc233655968"/>
       <w:bookmarkStart w:id="151" w:name="Xc3e868391841f7562f5d5b2b3c4438a8091e2eb"/>
-      <w:bookmarkStart w:id="152" w:name="_Toc233459509"/>
       <w:bookmarkEnd w:id="149"/>
       <w:r>
         <w:rPr>
@@ -27803,7 +27802,7 @@
         </w:rPr>
         <w:t>المطلب الثاني: نظام التنبيه اللوني والذكاء البصري</w:t>
       </w:r>
-      <w:bookmarkEnd w:id="152"/>
+      <w:bookmarkEnd w:id="150"/>
     </w:p>
     <w:p>
       <w:pPr>
@@ -27935,7 +27934,7 @@
         <w:jc w:val="right"/>
       </w:pPr>
       <w:r>
-        <w:pict w14:anchorId="32105419">
+        <w:pict w14:anchorId="5BCFCF3D">
           <v:rect id="_x0000_i1043" style="width:0;height:1.5pt" o:hralign="right" o:hrstd="t" o:hr="t"/>
         </w:pict>
       </w:r>
@@ -27946,8 +27945,8 @@
         <w:pStyle w:val="Heading3"/>
         <w:jc w:val="right"/>
       </w:pPr>
+      <w:bookmarkStart w:id="152" w:name="_Toc233655969"/>
       <w:bookmarkStart w:id="153" w:name="X197816f32b7b7ef5c9c4cb4d12a6ba19ec348d5"/>
-      <w:bookmarkStart w:id="154" w:name="_Toc233459510"/>
       <w:bookmarkEnd w:id="151"/>
       <w:r>
         <w:rPr>
@@ -27957,7 +27956,7 @@
         <w:lastRenderedPageBreak/>
         <w:t>المطلب الثالث: لوحة القيادة والتحليل الاستراتيجي (Analytics Dashboard)</w:t>
       </w:r>
-      <w:bookmarkEnd w:id="154"/>
+      <w:bookmarkEnd w:id="152"/>
     </w:p>
     <w:p>
       <w:pPr>
@@ -28059,7 +28058,7 @@
         <w:jc w:val="right"/>
       </w:pPr>
       <w:r>
-        <w:pict w14:anchorId="37771E6C">
+        <w:pict w14:anchorId="4E4E4B39">
           <v:rect id="_x0000_i1044" style="width:0;height:1.5pt" o:hralign="right" o:hrstd="t" o:hr="t"/>
         </w:pict>
       </w:r>
@@ -28070,8 +28069,8 @@
         <w:pStyle w:val="Heading3"/>
         <w:jc w:val="right"/>
       </w:pPr>
+      <w:bookmarkStart w:id="154" w:name="_Toc233655970"/>
       <w:bookmarkStart w:id="155" w:name="X43f602add9b7058ce87741ac0c8f7096d34eb8c"/>
-      <w:bookmarkStart w:id="156" w:name="_Toc233459511"/>
       <w:bookmarkEnd w:id="153"/>
       <w:r>
         <w:rPr>
@@ -28080,87 +28079,87 @@
         </w:rPr>
         <w:t>المطلب الرابع: المعايير الجمالية والابتكارات الوظيفية</w:t>
       </w:r>
+      <w:bookmarkEnd w:id="154"/>
+    </w:p>
+    <w:p>
+      <w:pPr>
+        <w:bidi w:val="1"/>
+        <w:jc w:val="right"/>
+      </w:pPr>
+      <w:r>
+        <w:rPr>
+          <w:bidi/>
+          <w:rtl/>
+        </w:rPr>
+        <w:t>لضمان احترافية النظام وتوافقه مع معايير البرمجيات الحديثة، تم دمج لمسات تصميمية ووظيفية مبتكرة:</w:t>
+      </w:r>
+    </w:p>
+    <w:p>
+      <w:pPr>
+        <w:bidi w:val="1"/>
+        <w:pStyle w:val="Heading4"/>
+        <w:jc w:val="right"/>
+      </w:pPr>
+      <w:bookmarkStart w:id="156" w:name="أولاً-الهوية-البصرية-zinc--emerald-theme"/>
+      <w:r>
+        <w:rPr>
+          <w:bidi/>
+          <w:rtl/>
+        </w:rPr>
+        <w:t>أولاً: الهوية البصرية (Zinc &amp; Emerald Theme)</w:t>
+      </w:r>
+    </w:p>
+    <w:p>
+      <w:pPr>
+        <w:bidi w:val="1"/>
+        <w:jc w:val="right"/>
+      </w:pPr>
+      <w:r>
+        <w:rPr>
+          <w:bidi/>
+          <w:rtl/>
+        </w:rPr>
+        <w:t xml:space="preserve">تم اعتماد لوحة ألوان عصرية تعتمد على اللون </w:t>
+      </w:r>
+      <w:r>
+        <w:rPr>
+          <w:b/>
+          <w:bCs/>
+          <w:rtl/>
+        </w:rPr>
+        <w:t>Zinc</w:t>
+      </w:r>
+      <w:r>
+        <w:rPr>
+          <w:bidi/>
+          <w:rtl/>
+        </w:rPr>
+        <w:t xml:space="preserve"> (للخلفيات والحدود) لإعطاء طابع من الرصانة والوضوح، واللون </w:t>
+      </w:r>
+      <w:r>
+        <w:rPr>
+          <w:b/>
+          <w:bCs/>
+          <w:rtl/>
+        </w:rPr>
+        <w:t>Emerald</w:t>
+      </w:r>
+      <w:r>
+        <w:rPr>
+          <w:bidi/>
+          <w:rtl/>
+        </w:rPr>
+        <w:t xml:space="preserve"> (للأزرار والمؤشرات الإيجابية) لإضفاء لمسة من الحيوية والاحترافية، مما يقلل من إجهاد العين أثناء الاستخدام الطويل.</w:t>
+      </w:r>
+    </w:p>
+    <w:p>
+      <w:pPr>
+        <w:bidi w:val="1"/>
+        <w:pStyle w:val="Heading4"/>
+        <w:jc w:val="right"/>
+      </w:pPr>
+      <w:bookmarkStart w:id="157" w:name="ثانياً-الميزات-الابتكارية-المدمجة"/>
       <w:bookmarkEnd w:id="156"/>
-    </w:p>
-    <w:p>
-      <w:pPr>
-        <w:bidi w:val="1"/>
-        <w:jc w:val="right"/>
-      </w:pPr>
-      <w:r>
-        <w:rPr>
-          <w:bidi/>
-          <w:rtl/>
-        </w:rPr>
-        <w:t>لضمان احترافية النظام وتوافقه مع معايير البرمجيات الحديثة، تم دمج لمسات تصميمية ووظيفية مبتكرة:</w:t>
-      </w:r>
-    </w:p>
-    <w:p>
-      <w:pPr>
-        <w:bidi w:val="1"/>
-        <w:pStyle w:val="Heading4"/>
-        <w:jc w:val="right"/>
-      </w:pPr>
-      <w:bookmarkStart w:id="157" w:name="أولاً-الهوية-البصرية-zinc--emerald-theme"/>
-      <w:r>
-        <w:rPr>
-          <w:bidi/>
-          <w:rtl/>
-        </w:rPr>
-        <w:t>أولاً: الهوية البصرية (Zinc &amp; Emerald Theme)</w:t>
-      </w:r>
-    </w:p>
-    <w:p>
-      <w:pPr>
-        <w:bidi w:val="1"/>
-        <w:jc w:val="right"/>
-      </w:pPr>
-      <w:r>
-        <w:rPr>
-          <w:bidi/>
-          <w:rtl/>
-        </w:rPr>
-        <w:t xml:space="preserve">تم اعتماد لوحة ألوان عصرية تعتمد على اللون </w:t>
-      </w:r>
-      <w:r>
-        <w:rPr>
-          <w:b/>
-          <w:bCs/>
-          <w:rtl/>
-        </w:rPr>
-        <w:t>Zinc</w:t>
-      </w:r>
-      <w:r>
-        <w:rPr>
-          <w:bidi/>
-          <w:rtl/>
-        </w:rPr>
-        <w:t xml:space="preserve"> (للخلفيات والحدود) لإعطاء طابع من الرصانة والوضوح، واللون </w:t>
-      </w:r>
-      <w:r>
-        <w:rPr>
-          <w:b/>
-          <w:bCs/>
-          <w:rtl/>
-        </w:rPr>
-        <w:t>Emerald</w:t>
-      </w:r>
-      <w:r>
-        <w:rPr>
-          <w:bidi/>
-          <w:rtl/>
-        </w:rPr>
-        <w:t xml:space="preserve"> (للأزرار والمؤشرات الإيجابية) لإضفاء لمسة من الحيوية والاحترافية، مما يقلل من إجهاد العين أثناء الاستخدام الطويل.</w:t>
-      </w:r>
-    </w:p>
-    <w:p>
-      <w:pPr>
-        <w:bidi w:val="1"/>
-        <w:pStyle w:val="Heading4"/>
-        <w:jc w:val="right"/>
-      </w:pPr>
-      <w:bookmarkStart w:id="158" w:name="ثانياً-الميزات-الابتكارية-المدمجة"/>
-      <w:bookmarkEnd w:id="157"/>
       <w:r>
         <w:rPr>
           <w:bidi/>
@@ -28333,12 +28332,12 @@
         <w:pageBreakBefore/>
         <w:jc w:val="right"/>
       </w:pPr>
+      <w:bookmarkStart w:id="158" w:name="_Toc233655971"/>
       <w:bookmarkStart w:id="159" w:name="الفصل-الرابع-التجريب-والتحقق-من-النتائج"/>
-      <w:bookmarkStart w:id="160" w:name="_Toc233459512"/>
       <w:bookmarkEnd w:id="114"/>
       <w:bookmarkEnd w:id="147"/>
       <w:bookmarkEnd w:id="155"/>
-      <w:bookmarkEnd w:id="158"/>
+      <w:bookmarkEnd w:id="157"/>
       <w:r>
         <w:rPr>
           <w:bidi/>
@@ -28348,42 +28347,42 @@
         <w:lastRenderedPageBreak/>
         <w:t>الفصل الرابع: التجريب والتحقق من النتائج</w:t>
       </w:r>
+      <w:bookmarkEnd w:id="158"/>
+    </w:p>
+    <w:p>
+      <w:pPr>
+        <w:bidi w:val="1"/>
+        <w:pStyle w:val="Heading2"/>
+        <w:jc w:val="right"/>
+      </w:pPr>
+      <w:bookmarkStart w:id="160" w:name="_Toc233655972"/>
+      <w:bookmarkStart w:id="161" w:name="X772d01764d2cdf10730319436c2b610a5dde5fe"/>
+      <w:r>
+        <w:rPr>
+          <w:bidi/>
+          <w:rFonts w:ascii="Traditional Arabic" w:hAnsi="Traditional Arabic"/>
+          <w:rtl/>
+        </w:rPr>
+        <w:t>المبحث الأول: نتائج التجريب والتحقق من صحة الفرضيات</w:t>
+      </w:r>
       <w:bookmarkEnd w:id="160"/>
     </w:p>
     <w:p>
       <w:pPr>
         <w:bidi w:val="1"/>
-        <w:pStyle w:val="Heading2"/>
-        <w:jc w:val="right"/>
-      </w:pPr>
-      <w:bookmarkStart w:id="161" w:name="X772d01764d2cdf10730319436c2b610a5dde5fe"/>
-      <w:bookmarkStart w:id="162" w:name="_Toc233459513"/>
-      <w:r>
-        <w:rPr>
-          <w:bidi/>
-          <w:rFonts w:ascii="Traditional Arabic" w:hAnsi="Traditional Arabic"/>
-          <w:rtl/>
-        </w:rPr>
-        <w:t>المبحث الأول: نتائج التجريب والتحقق من صحة الفرضيات</w:t>
+        <w:pStyle w:val="Heading3"/>
+        <w:jc w:val="right"/>
+      </w:pPr>
+      <w:bookmarkStart w:id="162" w:name="_Toc233655973"/>
+      <w:bookmarkStart w:id="163" w:name="X49c36b57d4ff3911c0526cfcdcf059aea80a406"/>
+      <w:r>
+        <w:rPr>
+          <w:bidi/>
+          <w:rtl/>
+        </w:rPr>
+        <w:t>1. مقارنة مؤشرات الأداء قبل وبعد التطبيق</w:t>
       </w:r>
       <w:bookmarkEnd w:id="162"/>
-    </w:p>
-    <w:p>
-      <w:pPr>
-        <w:bidi w:val="1"/>
-        <w:pStyle w:val="Heading3"/>
-        <w:jc w:val="right"/>
-      </w:pPr>
-      <w:bookmarkStart w:id="163" w:name="X49c36b57d4ff3911c0526cfcdcf059aea80a406"/>
-      <w:bookmarkStart w:id="164" w:name="_Toc233459514"/>
-      <w:r>
-        <w:rPr>
-          <w:bidi/>
-          <w:rtl/>
-        </w:rPr>
-        <w:t>1. مقارنة مؤشرات الأداء قبل وبعد التطبيق</w:t>
-      </w:r>
-      <w:bookmarkEnd w:id="164"/>
     </w:p>
     <w:p>
       <w:pPr>
@@ -28434,7 +28433,7 @@
         </w:rPr>
         <w:fldChar w:fldCharType="separate"/>
       </w:r>
-      <w:bookmarkStart w:id="165" w:name="_Toc232568893"/>
+      <w:bookmarkStart w:id="164" w:name="_Toc233656015"/>
       <w:r>
         <w:rPr>
           <w:b/>
@@ -28457,7 +28456,7 @@
         </w:rPr>
         <w:t>: لقياس أثر النظام على أداء مصلحة المخازن، جرت مقارنة كمية بين المؤشرات التشغيلية المُرصَدة قبل التطبيق (المرحلة اليدوية) وبعده (مرحلة نظام ERP). تُعرض النتائج في الجدول أدناه: الجدول رقم 06: مقارنة مؤشرات الأداء اللوجستي قبل وبعد تطبيق نظام دعم القرار</w:t>
       </w:r>
-      <w:bookmarkEnd w:id="165"/>
+      <w:bookmarkEnd w:id="164"/>
     </w:p>
     <w:tbl>
       <w:tblPr>
@@ -29357,8 +29356,8 @@
         <w:pStyle w:val="Heading3"/>
         <w:jc w:val="right"/>
       </w:pPr>
+      <w:bookmarkStart w:id="165" w:name="_Toc233655974"/>
       <w:bookmarkStart w:id="166" w:name="Xb8e42ca6d3322078508f93d6992976adf29d2ca"/>
-      <w:bookmarkStart w:id="167" w:name="_Toc233459515"/>
       <w:bookmarkEnd w:id="163"/>
       <w:r>
         <w:rPr>
@@ -29367,7 +29366,7 @@
         </w:rPr>
         <w:t>2. التحقق من صحة فرضيات البحث</w:t>
       </w:r>
-      <w:bookmarkEnd w:id="167"/>
+      <w:bookmarkEnd w:id="165"/>
     </w:p>
     <w:p>
       <w:pPr>
@@ -29424,7 +29423,7 @@
         </w:rPr>
         <w:fldChar w:fldCharType="separate"/>
       </w:r>
-      <w:bookmarkStart w:id="168" w:name="_Toc232568894"/>
+      <w:bookmarkStart w:id="167" w:name="_Toc233656016"/>
       <w:r>
         <w:rPr>
           <w:b/>
@@ -29447,7 +29446,7 @@
         </w:rPr>
         <w:t>: الجدول رقم 07: --- نتائج التحقق من فرضيتَي البحث --- الدليل الميداني</w:t>
       </w:r>
-      <w:bookmarkEnd w:id="168"/>
+      <w:bookmarkEnd w:id="167"/>
     </w:p>
     <w:tbl>
       <w:tblPr>
@@ -29854,8 +29853,8 @@
         <w:pStyle w:val="Heading3"/>
         <w:jc w:val="right"/>
       </w:pPr>
+      <w:bookmarkStart w:id="168" w:name="_Toc233655975"/>
       <w:bookmarkStart w:id="169" w:name="X8a93358eecaeb60469823d090d898b75c2e77ac"/>
-      <w:bookmarkStart w:id="170" w:name="_Toc233459516"/>
       <w:bookmarkEnd w:id="166"/>
       <w:r>
         <w:rPr>
@@ -29864,7 +29863,7 @@
         </w:rPr>
         <w:t>3. التحليل التفصيلي لمؤشرات الأداء</w:t>
       </w:r>
-      <w:bookmarkEnd w:id="170"/>
+      <w:bookmarkEnd w:id="168"/>
     </w:p>
     <w:p>
       <w:pPr>
@@ -29994,8 +29993,8 @@
         <w:pStyle w:val="Heading3"/>
         <w:jc w:val="right"/>
       </w:pPr>
+      <w:bookmarkStart w:id="170" w:name="_Toc233655976"/>
       <w:bookmarkStart w:id="171" w:name="Xaf9730f8f208447975e9de648bd3cee193ed3c6"/>
-      <w:bookmarkStart w:id="172" w:name="_Toc233459517"/>
       <w:bookmarkEnd w:id="169"/>
       <w:r>
         <w:rPr>
@@ -30005,7 +30004,7 @@
         <w:lastRenderedPageBreak/>
         <w:t>4. التقييم الإحصائي لمؤشرات الأداء</w:t>
       </w:r>
-      <w:bookmarkEnd w:id="172"/>
+      <w:bookmarkEnd w:id="170"/>
     </w:p>
     <w:p>
       <w:pPr>
@@ -30062,7 +30061,7 @@
         </w:rPr>
         <w:fldChar w:fldCharType="separate"/>
       </w:r>
-      <w:bookmarkStart w:id="173" w:name="_Toc232568895"/>
+      <w:bookmarkStart w:id="172" w:name="_Toc233656017"/>
       <w:r>
         <w:rPr>
           <w:b/>
@@ -30085,7 +30084,7 @@
         </w:rPr>
         <w:t>: الجدول رقم 08: --- مقارنة عددية مباشرة قبل وبعد التطبيق</w:t>
       </w:r>
-      <w:bookmarkEnd w:id="173"/>
+      <w:bookmarkEnd w:id="172"/>
     </w:p>
     <w:tbl>
       <w:tblPr>
@@ -31150,8 +31149,8 @@
         <w:pStyle w:val="Heading3"/>
         <w:jc w:val="right"/>
       </w:pPr>
+      <w:bookmarkStart w:id="173" w:name="_Toc233655977"/>
       <w:bookmarkStart w:id="174" w:name="X5d883ae01169ee0c2874075dd2ba2df14168639"/>
-      <w:bookmarkStart w:id="175" w:name="_Toc233459518"/>
       <w:bookmarkEnd w:id="171"/>
       <w:r>
         <w:rPr>
@@ -31161,6 +31160,37 @@
         <w:lastRenderedPageBreak/>
         <w:t>5. التحقق التجريبي والمصداقية</w:t>
       </w:r>
+      <w:bookmarkEnd w:id="173"/>
+    </w:p>
+    <w:p>
+      <w:pPr>
+        <w:bidi w:val="1"/>
+        <w:jc w:val="right"/>
+      </w:pPr>
+      <w:r>
+        <w:rPr>
+          <w:bidi/>
+          <w:rtl/>
+        </w:rPr>
+        <w:t>لم تكن هذه النتائج مجرد تقديرات نظرية، بل جاءت نتاج تطبيق تجريبي صارم. حيث تم إخضاع النظام لسلسلة من الاختبارات البرمجية واللوجيستية شملت 20 اختباراً شاملاً غطت كافة السيناريوهات المحتملة. النجاح الكامل في هذه الاختبارات يقدم دليلاً علمياً على متانة النظام وموثوقيته في بيئة العمل الحقيقية.</w:t>
+      </w:r>
+    </w:p>
+    <w:p>
+      <w:pPr>
+        <w:bidi w:val="1"/>
+        <w:pStyle w:val="Heading3"/>
+        <w:jc w:val="right"/>
+      </w:pPr>
+      <w:bookmarkStart w:id="175" w:name="_Toc233655978"/>
+      <w:bookmarkStart w:id="176" w:name="Xfde45ab085d7ad252281c0dccada5f1ef76526b"/>
+      <w:bookmarkEnd w:id="174"/>
+      <w:r>
+        <w:rPr>
+          <w:bidi/>
+          <w:rtl/>
+        </w:rPr>
+        <w:t>6. أمن البيانات والسلامة (Data Security &amp; Integrity)</w:t>
+      </w:r>
       <w:bookmarkEnd w:id="175"/>
     </w:p>
     <w:p>
@@ -31173,7 +31203,7 @@
           <w:bidi/>
           <w:rtl/>
         </w:rPr>
-        <w:t>لم تكن هذه النتائج مجرد تقديرات نظرية، بل جاءت نتاج تطبيق تجريبي صارم. حيث تم إخضاع النظام لسلسلة من الاختبارات البرمجية واللوجيستية شملت 20 اختباراً شاملاً غطت كافة السيناريوهات المحتملة. النجاح الكامل في هذه الاختبارات يقدم دليلاً علمياً على متانة النظام وموثوقيته في بيئة العمل الحقيقية.</w:t>
+        <w:t>يُثار غالباً تساؤل حول أمن البيانات في الأنظمة المبنية على Excel، غير أن النظام المقترح يُعالج هذه النقطة عبر ثلاث آليات مترابطة. أولاً، سلسلة الحراسة السداسية تمنع التعديل المباشر على الخلايا الحساسة، إذ أن كل حركة تُسجَّل عبر واجهة VBA ولا يمكن إدخال أو تعديل أو حذف أي حركة يدوياً من ورقة العمل. ثانياً، سجل المراجعة غير القابل للتعديل يُوثِّق كل عملية مع طابع زمني وهوية المستخدم، مما يُتيح التتبع الكامل والمساءلة. ثالثاً، الحماية بكلمة مرور على مستوى ورقة العمل والمشروع (VBA Project) تمنع العبث غير المصرَّح به. هذه الآليات تجعل النظام أكثر أماناً من السجلات الورقية التقليدية وأقل عرضة للخطأ البشري.</w:t>
       </w:r>
     </w:p>
     <w:p>
@@ -31182,48 +31212,17 @@
         <w:pStyle w:val="Heading3"/>
         <w:jc w:val="right"/>
       </w:pPr>
-      <w:bookmarkStart w:id="176" w:name="Xfde45ab085d7ad252281c0dccada5f1ef76526b"/>
-      <w:bookmarkStart w:id="177" w:name="_Toc233459519"/>
-      <w:bookmarkEnd w:id="174"/>
-      <w:r>
-        <w:rPr>
-          <w:bidi/>
-          <w:rtl/>
-        </w:rPr>
-        <w:t>6. أمن البيانات والسلامة (Data Security &amp; Integrity)</w:t>
+      <w:bookmarkStart w:id="177" w:name="_Toc233655979"/>
+      <w:bookmarkStart w:id="178" w:name="X55ec612fe397449f669dedb016b309f368fbe7f"/>
+      <w:bookmarkEnd w:id="176"/>
+      <w:r>
+        <w:rPr>
+          <w:bidi/>
+          <w:rtl/>
+        </w:rPr>
+        <w:t>7. الأثر التشغيلي العام (Operational Impact)</w:t>
       </w:r>
       <w:bookmarkEnd w:id="177"/>
-    </w:p>
-    <w:p>
-      <w:pPr>
-        <w:bidi w:val="1"/>
-        <w:jc w:val="right"/>
-      </w:pPr>
-      <w:r>
-        <w:rPr>
-          <w:bidi/>
-          <w:rtl/>
-        </w:rPr>
-        <w:t>يُثار غالباً تساؤل حول أمن البيانات في الأنظمة المبنية على Excel، غير أن النظام المقترح يُعالج هذه النقطة عبر ثلاث آليات مترابطة. أولاً، سلسلة الحراسة السداسية تمنع التعديل المباشر على الخلايا الحساسة، إذ أن كل حركة تُسجَّل عبر واجهة VBA ولا يمكن إدخال أو تعديل أو حذف أي حركة يدوياً من ورقة العمل. ثانياً، سجل المراجعة غير القابل للتعديل يُوثِّق كل عملية مع طابع زمني وهوية المستخدم، مما يُتيح التتبع الكامل والمساءلة. ثالثاً، الحماية بكلمة مرور على مستوى ورقة العمل والمشروع (VBA Project) تمنع العبث غير المصرَّح به. هذه الآليات تجعل النظام أكثر أماناً من السجلات الورقية التقليدية وأقل عرضة للخطأ البشري.</w:t>
-      </w:r>
-    </w:p>
-    <w:p>
-      <w:pPr>
-        <w:bidi w:val="1"/>
-        <w:pStyle w:val="Heading3"/>
-        <w:jc w:val="right"/>
-      </w:pPr>
-      <w:bookmarkStart w:id="178" w:name="X55ec612fe397449f669dedb016b309f368fbe7f"/>
-      <w:bookmarkStart w:id="179" w:name="_Toc233459520"/>
-      <w:bookmarkEnd w:id="176"/>
-      <w:r>
-        <w:rPr>
-          <w:bidi/>
-          <w:rtl/>
-        </w:rPr>
-        <w:t>7. الأثر التشغيلي العام (Operational Impact)</w:t>
-      </w:r>
-      <w:bookmarkEnd w:id="179"/>
     </w:p>
     <w:p>
       <w:pPr>
@@ -31251,7 +31250,7 @@
         </w:rPr>
         <w:jc w:val="right"/>
       </w:pPr>
-      <w:bookmarkStart w:id="180" w:name="المبحث-الثاني-التوصيات-وآفاق-البحث"/>
+      <w:bookmarkStart w:id="179" w:name="المبحث-الثاني-التوصيات-وآفاق-البحث"/>
       <w:bookmarkEnd w:id="161"/>
       <w:bookmarkEnd w:id="178"/>
       <w:r>
@@ -31267,7 +31266,7 @@
         <w:pStyle w:val="Heading2"/>
         <w:jc w:val="right"/>
       </w:pPr>
-      <w:bookmarkStart w:id="181" w:name="_Toc233459521"/>
+      <w:bookmarkStart w:id="180" w:name="_Toc233655980"/>
       <w:r>
         <w:rPr>
           <w:bidi/>
@@ -31277,23 +31276,23 @@
         <w:lastRenderedPageBreak/>
         <w:t>المبحث الثاني: التوصيات وآفاق البحث</w:t>
       </w:r>
+      <w:bookmarkEnd w:id="180"/>
+    </w:p>
+    <w:p>
+      <w:pPr>
+        <w:bidi w:val="1"/>
+        <w:pStyle w:val="Heading3"/>
+        <w:jc w:val="right"/>
+      </w:pPr>
+      <w:bookmarkStart w:id="181" w:name="_Toc233655981"/>
+      <w:r>
+        <w:rPr>
+          <w:bidi/>
+          <w:rtl/>
+        </w:rPr>
+        <w:t>1. التوصيات المقدَّمة لمصلحة المخازن والإدارة</w:t>
+      </w:r>
       <w:bookmarkEnd w:id="181"/>
-    </w:p>
-    <w:p>
-      <w:pPr>
-        <w:bidi w:val="1"/>
-        <w:pStyle w:val="Heading3"/>
-        <w:jc w:val="right"/>
-      </w:pPr>
-      <w:bookmarkStart w:id="182" w:name="_Toc233459522"/>
-      <w:r>
-        <w:rPr>
-          <w:bidi/>
-          <w:rtl/>
-        </w:rPr>
-        <w:t>1. التوصيات المقدَّمة لمصلحة المخازن والإدارة</w:t>
-      </w:r>
-      <w:bookmarkEnd w:id="182"/>
     </w:p>
     <w:p>
       <w:pPr>
@@ -31350,7 +31349,7 @@
         </w:rPr>
         <w:fldChar w:fldCharType="separate"/>
       </w:r>
-      <w:bookmarkStart w:id="183" w:name="_Toc232568896"/>
+      <w:bookmarkStart w:id="182" w:name="_Toc233656018"/>
       <w:r>
         <w:rPr>
           <w:b/>
@@ -31373,7 +31372,7 @@
         </w:rPr>
         <w:t>: الجدول رقم 09: --- التوصيات المقدَّمة لمديرية التربية لولاية البيض</w:t>
       </w:r>
-      <w:bookmarkEnd w:id="183"/>
+      <w:bookmarkEnd w:id="182"/>
     </w:p>
     <w:tbl>
       <w:tblPr>
@@ -32277,7 +32276,7 @@
         <w:pStyle w:val="Heading3"/>
         <w:jc w:val="right"/>
       </w:pPr>
-      <w:bookmarkStart w:id="184" w:name="_Toc233459523"/>
+      <w:bookmarkStart w:id="183" w:name="_Toc233655982"/>
       <w:r>
         <w:rPr>
           <w:bidi/>
@@ -32286,7 +32285,7 @@
         <w:lastRenderedPageBreak/>
         <w:t>2. آفاق البحث</w:t>
       </w:r>
-      <w:bookmarkEnd w:id="184"/>
+      <w:bookmarkEnd w:id="183"/>
     </w:p>
     <w:p>
       <w:pPr>
@@ -32512,9 +32511,9 @@
         </w:rPr>
         <w:jc w:val="right"/>
       </w:pPr>
-      <w:bookmarkStart w:id="185" w:name="قائمة-المصادر-والمراجع"/>
+      <w:bookmarkStart w:id="184" w:name="قائمة-المصادر-والمراجع"/>
       <w:bookmarkEnd w:id="159"/>
-      <w:bookmarkEnd w:id="180"/>
+      <w:bookmarkEnd w:id="179"/>
       <w:r>
         <w:rPr>
           <w:rtl/>
@@ -32528,7 +32527,7 @@
         <w:pStyle w:val="Heading1"/>
         <w:jc w:val="right"/>
       </w:pPr>
-      <w:bookmarkStart w:id="186" w:name="_Toc233459524"/>
+      <w:bookmarkStart w:id="185" w:name="_Toc233655983"/>
       <w:r>
         <w:rPr>
           <w:bidi/>
@@ -32538,25 +32537,25 @@
         <w:lastRenderedPageBreak/>
         <w:t>قائمة المصادر والمراجع</w:t>
       </w:r>
+      <w:bookmarkEnd w:id="185"/>
+    </w:p>
+    <w:p>
+      <w:pPr>
+        <w:bidi w:val="1"/>
+        <w:pStyle w:val="Heading2"/>
+        <w:jc w:val="right"/>
+      </w:pPr>
+      <w:bookmarkStart w:id="186" w:name="_Toc233655984"/>
+      <w:bookmarkStart w:id="187" w:name="أولاً-الكتب-والمراجع-العلمية"/>
+      <w:r>
+        <w:rPr>
+          <w:bidi/>
+          <w:rFonts w:ascii="Traditional Arabic" w:hAnsi="Traditional Arabic"/>
+          <w:rtl/>
+        </w:rPr>
+        <w:t>أولاً: الكتب والمراجع العلمية</w:t>
+      </w:r>
       <w:bookmarkEnd w:id="186"/>
-    </w:p>
-    <w:p>
-      <w:pPr>
-        <w:bidi w:val="1"/>
-        <w:pStyle w:val="Heading2"/>
-        <w:jc w:val="right"/>
-      </w:pPr>
-      <w:bookmarkStart w:id="187" w:name="أولاً-الكتب-والمراجع-العلمية"/>
-      <w:bookmarkStart w:id="188" w:name="_Toc233459525"/>
-      <w:r>
-        <w:rPr>
-          <w:bidi/>
-          <w:rFonts w:ascii="Traditional Arabic" w:hAnsi="Traditional Arabic"/>
-          <w:rtl/>
-        </w:rPr>
-        <w:t>أولاً: الكتب والمراجع العلمية</w:t>
-      </w:r>
-      <w:bookmarkEnd w:id="188"/>
     </w:p>
     <w:p>
       <w:pPr>
@@ -32954,8 +32953,8 @@
         <w:pStyle w:val="Heading2"/>
         <w:jc w:val="right"/>
       </w:pPr>
+      <w:bookmarkStart w:id="188" w:name="_Toc233655985"/>
       <w:bookmarkStart w:id="189" w:name="Xa9c5438e3f3a8a99cc43947a4701c3667770737"/>
-      <w:bookmarkStart w:id="190" w:name="_Toc233459526"/>
       <w:bookmarkEnd w:id="187"/>
       <w:r>
         <w:rPr>
@@ -32966,7 +32965,7 @@
         <w:lastRenderedPageBreak/>
         <w:t>ثانياً: الإطار القانوني والتنظيمي الجزائري</w:t>
       </w:r>
-      <w:bookmarkEnd w:id="190"/>
+      <w:bookmarkEnd w:id="188"/>
     </w:p>
     <w:p>
       <w:pPr>
@@ -33211,8 +33210,8 @@
         <w:pStyle w:val="Heading2"/>
         <w:jc w:val="right"/>
       </w:pPr>
+      <w:bookmarkStart w:id="190" w:name="_Toc233655986"/>
       <w:bookmarkStart w:id="191" w:name="ثالثاً-المنهاج-الدراسي-bts-gsl-tag1801"/>
-      <w:bookmarkStart w:id="192" w:name="_Toc233459527"/>
       <w:bookmarkEnd w:id="189"/>
       <w:r>
         <w:rPr>
@@ -33222,7 +33221,7 @@
         </w:rPr>
         <w:t>ثالثاً: المنهاج الدراسي BTS GSL (TAG1801)</w:t>
       </w:r>
-      <w:bookmarkEnd w:id="192"/>
+      <w:bookmarkEnd w:id="190"/>
     </w:p>
     <w:p>
       <w:pPr>
@@ -34089,7 +34088,7 @@
         </w:rPr>
         <w:jc w:val="right"/>
       </w:pPr>
-      <w:bookmarkStart w:id="193" w:name="رابعاً-المراجع-التقنية"/>
+      <w:bookmarkStart w:id="192" w:name="رابعاً-المراجع-التقنية"/>
       <w:bookmarkEnd w:id="191"/>
       <w:r>
         <w:br w:type="page"/>
@@ -34104,7 +34103,7 @@
         </w:rPr>
         <w:jc w:val="right"/>
       </w:pPr>
-      <w:bookmarkStart w:id="194" w:name="_Toc233459528"/>
+      <w:bookmarkStart w:id="193" w:name="_Toc233655987"/>
       <w:r>
         <w:rPr>
           <w:bidi/>
@@ -34114,7 +34113,7 @@
         <w:lastRenderedPageBreak/>
         <w:t>رابعاً: المراجع التقنية</w:t>
       </w:r>
-      <w:bookmarkEnd w:id="194"/>
+      <w:bookmarkEnd w:id="193"/>
     </w:p>
     <w:p>
       <w:pPr>
@@ -34200,9 +34199,9 @@
         <w:pStyle w:val="Heading2"/>
         <w:jc w:val="right"/>
       </w:pPr>
+      <w:bookmarkStart w:id="194" w:name="_Toc233655988"/>
       <w:bookmarkStart w:id="195" w:name="خامساً-مشاريع-وأطروحات-موازية"/>
-      <w:bookmarkStart w:id="196" w:name="_Toc233459529"/>
-      <w:bookmarkEnd w:id="193"/>
+      <w:bookmarkEnd w:id="192"/>
       <w:r>
         <w:rPr>
           <w:bidi/>
@@ -34211,7 +34210,7 @@
         </w:rPr>
         <w:t>خامساً: مشاريع وأطروحات موازية</w:t>
       </w:r>
-      <w:bookmarkEnd w:id="196"/>
+      <w:bookmarkEnd w:id="194"/>
     </w:p>
     <w:p>
       <w:pPr>
@@ -34387,8 +34386,8 @@
         <w:pStyle w:val="Heading2"/>
         <w:jc w:val="right"/>
       </w:pPr>
+      <w:bookmarkStart w:id="196" w:name="_Toc233655989"/>
       <w:bookmarkStart w:id="197" w:name="سادساً-مصادر-البيانات-الميدانية"/>
-      <w:bookmarkStart w:id="198" w:name="_Toc233459530"/>
       <w:bookmarkEnd w:id="195"/>
       <w:r>
         <w:rPr>
@@ -34398,7 +34397,7 @@
         </w:rPr>
         <w:t>سادساً: مصادر البيانات الميدانية</w:t>
       </w:r>
-      <w:bookmarkEnd w:id="198"/>
+      <w:bookmarkEnd w:id="196"/>
     </w:p>
     <w:p>
       <w:pPr>
@@ -34459,10 +34458,10 @@
         <w:bidi w:val="1"/>
         <w:jc w:val="right"/>
       </w:pPr>
-      <w:bookmarkStart w:id="199" w:name="سابعاً-المراجع-البرمجية"/>
+      <w:bookmarkStart w:id="198" w:name="سابعاً-المراجع-البرمجية"/>
       <w:bookmarkEnd w:id="197"/>
       <w:r>
-        <w:pict w14:anchorId="6FD6D8D1">
+        <w:pict w14:anchorId="2CA8B169">
           <v:rect id="_x0000_i1045" style="width:0;height:1.5pt" o:hralign="right" o:hrstd="t" o:hr="t"/>
         </w:pict>
       </w:r>
@@ -34473,10 +34472,10 @@
         <w:pStyle w:val="Heading1"/>
         <w:jc w:val="right"/>
       </w:pPr>
+      <w:bookmarkStart w:id="199" w:name="_Toc233655990"/>
       <w:bookmarkStart w:id="200" w:name="جدول-المختصرات-والرموز-التقنية"/>
-      <w:bookmarkStart w:id="201" w:name="_Toc233459531"/>
-      <w:bookmarkEnd w:id="185"/>
-      <w:bookmarkEnd w:id="199"/>
+      <w:bookmarkEnd w:id="184"/>
+      <w:bookmarkEnd w:id="198"/>
       <w:r>
         <w:rPr>
           <w:bidi/>
@@ -34486,56 +34485,56 @@
         <w:lastRenderedPageBreak/>
         <w:t>جدول المختصرات والرموز التقنية</w:t>
       </w:r>
+      <w:bookmarkEnd w:id="199"/>
+    </w:p>
+    <w:p>
+      <w:pPr>
+        <w:bidi w:val="1"/>
+        <w:spacing w:before="120" w:after="60"/>
+        <w:jc w:val="right"/>
+      </w:pPr>
+      <w:r>
+        <w:rPr>
+          <w:b/>
+        </w:rPr>
+        <w:fldChar w:fldCharType="begin"/>
+      </w:r>
+      <w:r>
+        <w:rPr>
+          <w:b/>
+        </w:rPr>
+        <w:instrText xml:space="preserve"> SEQ جدول \* ARABIC \r 11 </w:instrText>
+      </w:r>
+      <w:r>
+        <w:rPr>
+          <w:b/>
+        </w:rPr>
+        <w:fldChar w:fldCharType="separate"/>
+      </w:r>
+      <w:bookmarkStart w:id="201" w:name="_Toc233656019"/>
+      <w:r>
+        <w:rPr>
+          <w:b/>
+          <w:noProof/>
+        </w:rPr>
+        <w:t>11</w:t>
+      </w:r>
+      <w:r>
+        <w:rPr>
+          <w:b/>
+        </w:rPr>
+        <w:fldChar w:fldCharType="end"/>
+      </w:r>
+      <w:r>
+        <w:rPr>
+          <w:bidi/>
+          <w:b/>
+          <w:szCs w:val="24"/>
+          <w:rtl/>
+        </w:rPr>
+        <w:t>: جدول المختصرات والرموز التقنية</w:t>
+      </w:r>
       <w:bookmarkEnd w:id="201"/>
-    </w:p>
-    <w:p>
-      <w:pPr>
-        <w:bidi w:val="1"/>
-        <w:spacing w:before="120" w:after="60"/>
-        <w:jc w:val="right"/>
-      </w:pPr>
-      <w:r>
-        <w:rPr>
-          <w:b/>
-        </w:rPr>
-        <w:fldChar w:fldCharType="begin"/>
-      </w:r>
-      <w:r>
-        <w:rPr>
-          <w:b/>
-        </w:rPr>
-        <w:instrText xml:space="preserve"> SEQ جدول \* ARABIC \r 11 </w:instrText>
-      </w:r>
-      <w:r>
-        <w:rPr>
-          <w:b/>
-        </w:rPr>
-        <w:fldChar w:fldCharType="separate"/>
-      </w:r>
-      <w:bookmarkStart w:id="202" w:name="_Toc232568897"/>
-      <w:r>
-        <w:rPr>
-          <w:b/>
-          <w:noProof/>
-        </w:rPr>
-        <w:t>11</w:t>
-      </w:r>
-      <w:r>
-        <w:rPr>
-          <w:b/>
-        </w:rPr>
-        <w:fldChar w:fldCharType="end"/>
-      </w:r>
-      <w:r>
-        <w:rPr>
-          <w:bidi/>
-          <w:b/>
-          <w:szCs w:val="24"/>
-          <w:rtl/>
-        </w:rPr>
-        <w:t>: جدول المختصرات والرموز التقنية</w:t>
-      </w:r>
-      <w:bookmarkEnd w:id="202"/>
     </w:p>
     <w:tbl>
       <w:tblPr>
@@ -36516,8 +36515,8 @@
         <w:pStyle w:val="Heading1"/>
         <w:jc w:val="right"/>
       </w:pPr>
+      <w:bookmarkStart w:id="202" w:name="_Toc233655991"/>
       <w:bookmarkStart w:id="203" w:name="قائمة-المصطلحات"/>
-      <w:bookmarkStart w:id="204" w:name="_Toc233459532"/>
       <w:bookmarkEnd w:id="200"/>
       <w:r>
         <w:rPr>
@@ -36527,73 +36526,73 @@
         </w:rPr>
         <w:t>قائمة المصطلحات</w:t>
       </w:r>
+      <w:bookmarkEnd w:id="202"/>
+    </w:p>
+    <w:p>
+      <w:pPr>
+        <w:bidi w:val="1"/>
+        <w:pStyle w:val="Heading2"/>
+        <w:jc w:val="right"/>
+      </w:pPr>
+      <w:bookmarkStart w:id="204" w:name="_Toc233655992"/>
+      <w:r>
+        <w:rPr>
+          <w:bidi/>
+          <w:rFonts w:ascii="Traditional Arabic" w:hAnsi="Traditional Arabic"/>
+          <w:rtl/>
+        </w:rPr>
+        <w:t>المصطلحات اللوجستية والتسييرية</w:t>
+      </w:r>
       <w:bookmarkEnd w:id="204"/>
     </w:p>
     <w:p>
       <w:pPr>
         <w:bidi w:val="1"/>
-        <w:pStyle w:val="Heading2"/>
-        <w:jc w:val="right"/>
-      </w:pPr>
-      <w:bookmarkStart w:id="205" w:name="_Toc233459533"/>
-      <w:r>
-        <w:rPr>
-          <w:bidi/>
-          <w:rFonts w:ascii="Traditional Arabic" w:hAnsi="Traditional Arabic"/>
-          <w:rtl/>
-        </w:rPr>
-        <w:t>المصطلحات اللوجستية والتسييرية</w:t>
+        <w:spacing w:before="120" w:after="60"/>
+        <w:jc w:val="right"/>
+      </w:pPr>
+      <w:r>
+        <w:rPr>
+          <w:b/>
+        </w:rPr>
+        <w:fldChar w:fldCharType="begin"/>
+      </w:r>
+      <w:r>
+        <w:rPr>
+          <w:b/>
+        </w:rPr>
+        <w:instrText xml:space="preserve"> SEQ جدول \* ARABIC \r 12 </w:instrText>
+      </w:r>
+      <w:r>
+        <w:rPr>
+          <w:b/>
+        </w:rPr>
+        <w:fldChar w:fldCharType="separate"/>
+      </w:r>
+      <w:bookmarkStart w:id="205" w:name="_Toc233656020"/>
+      <w:r>
+        <w:rPr>
+          <w:b/>
+          <w:noProof/>
+        </w:rPr>
+        <w:t>12</w:t>
+      </w:r>
+      <w:r>
+        <w:rPr>
+          <w:b/>
+        </w:rPr>
+        <w:fldChar w:fldCharType="end"/>
+      </w:r>
+      <w:r>
+        <w:rPr>
+          <w:bidi/>
+          <w:b/>
+          <w:szCs w:val="24"/>
+          <w:rtl/>
+        </w:rPr>
+        <w:t>: المصطلحات اللوجستية والتسييرية</w:t>
       </w:r>
       <w:bookmarkEnd w:id="205"/>
-    </w:p>
-    <w:p>
-      <w:pPr>
-        <w:bidi w:val="1"/>
-        <w:spacing w:before="120" w:after="60"/>
-        <w:jc w:val="right"/>
-      </w:pPr>
-      <w:r>
-        <w:rPr>
-          <w:b/>
-        </w:rPr>
-        <w:fldChar w:fldCharType="begin"/>
-      </w:r>
-      <w:r>
-        <w:rPr>
-          <w:b/>
-        </w:rPr>
-        <w:instrText xml:space="preserve"> SEQ جدول \* ARABIC \r 12 </w:instrText>
-      </w:r>
-      <w:r>
-        <w:rPr>
-          <w:b/>
-        </w:rPr>
-        <w:fldChar w:fldCharType="separate"/>
-      </w:r>
-      <w:bookmarkStart w:id="206" w:name="_Toc232568898"/>
-      <w:r>
-        <w:rPr>
-          <w:b/>
-          <w:noProof/>
-        </w:rPr>
-        <w:t>12</w:t>
-      </w:r>
-      <w:r>
-        <w:rPr>
-          <w:b/>
-        </w:rPr>
-        <w:fldChar w:fldCharType="end"/>
-      </w:r>
-      <w:r>
-        <w:rPr>
-          <w:bidi/>
-          <w:b/>
-          <w:szCs w:val="24"/>
-          <w:rtl/>
-        </w:rPr>
-        <w:t>: المصطلحات اللوجستية والتسييرية</w:t>
-      </w:r>
-      <w:bookmarkEnd w:id="206"/>
     </w:p>
     <w:tbl>
       <w:tblPr>
@@ -39790,7 +39789,7 @@
         <w:pStyle w:val="Heading2"/>
         <w:jc w:val="right"/>
       </w:pPr>
-      <w:bookmarkStart w:id="207" w:name="_Toc233459534"/>
+      <w:bookmarkStart w:id="206" w:name="_Toc233655993"/>
       <w:r>
         <w:rPr>
           <w:bidi/>
@@ -39828,56 +39827,56 @@
         </w:rPr>
         <w:footnoteReference w:id="43"/>
       </w:r>
+      <w:bookmarkEnd w:id="206"/>
+    </w:p>
+    <w:p>
+      <w:pPr>
+        <w:bidi w:val="1"/>
+        <w:spacing w:before="120" w:after="60"/>
+        <w:jc w:val="right"/>
+      </w:pPr>
+      <w:r>
+        <w:rPr>
+          <w:b/>
+        </w:rPr>
+        <w:fldChar w:fldCharType="begin"/>
+      </w:r>
+      <w:r>
+        <w:rPr>
+          <w:b/>
+        </w:rPr>
+        <w:instrText xml:space="preserve"> SEQ جدول \* ARABIC \r 13 </w:instrText>
+      </w:r>
+      <w:r>
+        <w:rPr>
+          <w:b/>
+        </w:rPr>
+        <w:fldChar w:fldCharType="separate"/>
+      </w:r>
+      <w:bookmarkStart w:id="207" w:name="_Toc233656021"/>
+      <w:r>
+        <w:rPr>
+          <w:b/>
+          <w:noProof/>
+        </w:rPr>
+        <w:t>13</w:t>
+      </w:r>
+      <w:r>
+        <w:rPr>
+          <w:b/>
+        </w:rPr>
+        <w:fldChar w:fldCharType="end"/>
+      </w:r>
+      <w:r>
+        <w:rPr>
+          <w:bidi/>
+          <w:b/>
+          <w:szCs w:val="24"/>
+          <w:rtl/>
+        </w:rPr>
+        <w:t>: مصطلحات تقنية النظام</w:t>
+      </w:r>
       <w:bookmarkEnd w:id="207"/>
-    </w:p>
-    <w:p>
-      <w:pPr>
-        <w:bidi w:val="1"/>
-        <w:spacing w:before="120" w:after="60"/>
-        <w:jc w:val="right"/>
-      </w:pPr>
-      <w:r>
-        <w:rPr>
-          <w:b/>
-        </w:rPr>
-        <w:fldChar w:fldCharType="begin"/>
-      </w:r>
-      <w:r>
-        <w:rPr>
-          <w:b/>
-        </w:rPr>
-        <w:instrText xml:space="preserve"> SEQ جدول \* ARABIC \r 13 </w:instrText>
-      </w:r>
-      <w:r>
-        <w:rPr>
-          <w:b/>
-        </w:rPr>
-        <w:fldChar w:fldCharType="separate"/>
-      </w:r>
-      <w:bookmarkStart w:id="208" w:name="_Toc232568899"/>
-      <w:r>
-        <w:rPr>
-          <w:b/>
-          <w:noProof/>
-        </w:rPr>
-        <w:t>13</w:t>
-      </w:r>
-      <w:r>
-        <w:rPr>
-          <w:b/>
-        </w:rPr>
-        <w:fldChar w:fldCharType="end"/>
-      </w:r>
-      <w:r>
-        <w:rPr>
-          <w:bidi/>
-          <w:b/>
-          <w:szCs w:val="24"/>
-          <w:rtl/>
-        </w:rPr>
-        <w:t>: مصطلحات تقنية النظام</w:t>
-      </w:r>
-      <w:bookmarkEnd w:id="208"/>
     </w:p>
     <w:tbl>
       <w:tblPr>
@@ -41386,7 +41385,7 @@
         </w:rPr>
         <w:jc w:val="right"/>
       </w:pPr>
-      <w:bookmarkStart w:id="209" w:name="الملاحق-annexes"/>
+      <w:bookmarkStart w:id="208" w:name="الملاحق-annexes"/>
       <w:bookmarkEnd w:id="203"/>
       <w:r>
         <w:rPr>
@@ -41401,7 +41400,7 @@
         <w:pStyle w:val="Heading1"/>
         <w:jc w:val="right"/>
       </w:pPr>
-      <w:bookmarkStart w:id="210" w:name="_Toc233459535"/>
+      <w:bookmarkStart w:id="209" w:name="_Toc233655994"/>
       <w:r>
         <w:rPr>
           <w:bidi/>
@@ -41411,88 +41410,88 @@
         <w:lastRenderedPageBreak/>
         <w:t>الملاحق (Annexes)</w:t>
       </w:r>
+      <w:bookmarkEnd w:id="209"/>
+    </w:p>
+    <w:p>
+      <w:pPr>
+        <w:bidi w:val="1"/>
+        <w:pStyle w:val="Heading2"/>
+        <w:jc w:val="right"/>
+      </w:pPr>
+      <w:bookmarkStart w:id="210" w:name="_Toc233655995"/>
+      <w:bookmarkStart w:id="211" w:name="الملحق-الأول-هيكل-ملف-النظام"/>
+      <w:r>
+        <w:rPr>
+          <w:bidi/>
+          <w:rFonts w:ascii="Traditional Arabic" w:hAnsi="Traditional Arabic"/>
+          <w:rtl/>
+        </w:rPr>
+        <w:t>الملحق الأول: هيكل ملف النظام</w:t>
+      </w:r>
       <w:bookmarkEnd w:id="210"/>
     </w:p>
     <w:p>
       <w:pPr>
         <w:bidi w:val="1"/>
-        <w:pStyle w:val="Heading2"/>
-        <w:jc w:val="right"/>
-      </w:pPr>
-      <w:bookmarkStart w:id="211" w:name="الملحق-الأول-هيكل-ملف-النظام"/>
-      <w:bookmarkStart w:id="212" w:name="_Toc233459536"/>
-      <w:r>
-        <w:rPr>
-          <w:bidi/>
-          <w:rFonts w:ascii="Traditional Arabic" w:hAnsi="Traditional Arabic"/>
-          <w:rtl/>
-        </w:rPr>
-        <w:t>الملحق الأول: هيكل ملف النظام</w:t>
+        <w:keepNext/>
+        <w:jc w:val="right"/>
+      </w:pPr>
+      <w:r>
+        <w:rPr>
+          <w:bidi/>
+          <w:rtl/>
+        </w:rPr>
+        <w:t>وصف موجز لأوراق العمل الرئيسية في ملف Excel:</w:t>
+      </w:r>
+    </w:p>
+    <w:p>
+      <w:pPr>
+        <w:bidi w:val="1"/>
+        <w:spacing w:before="120" w:after="60"/>
+        <w:jc w:val="right"/>
+      </w:pPr>
+      <w:r>
+        <w:rPr>
+          <w:b/>
+        </w:rPr>
+        <w:fldChar w:fldCharType="begin"/>
+      </w:r>
+      <w:r>
+        <w:rPr>
+          <w:b/>
+        </w:rPr>
+        <w:instrText xml:space="preserve"> SEQ جدول \* ARABIC \r 14 </w:instrText>
+      </w:r>
+      <w:r>
+        <w:rPr>
+          <w:b/>
+        </w:rPr>
+        <w:fldChar w:fldCharType="separate"/>
+      </w:r>
+      <w:bookmarkStart w:id="212" w:name="_Toc233656022"/>
+      <w:r>
+        <w:rPr>
+          <w:b/>
+          <w:noProof/>
+        </w:rPr>
+        <w:t>14</w:t>
+      </w:r>
+      <w:r>
+        <w:rPr>
+          <w:b/>
+        </w:rPr>
+        <w:fldChar w:fldCharType="end"/>
+      </w:r>
+      <w:r>
+        <w:rPr>
+          <w:bidi/>
+          <w:b/>
+          <w:szCs w:val="24"/>
+          <w:rtl/>
+        </w:rPr>
+        <w:t>: الملحق الأول: هيكل ملف النظام</w:t>
       </w:r>
       <w:bookmarkEnd w:id="212"/>
-    </w:p>
-    <w:p>
-      <w:pPr>
-        <w:bidi w:val="1"/>
-        <w:keepNext/>
-        <w:jc w:val="right"/>
-      </w:pPr>
-      <w:r>
-        <w:rPr>
-          <w:bidi/>
-          <w:rtl/>
-        </w:rPr>
-        <w:t>وصف موجز لأوراق العمل الرئيسية في ملف Excel:</w:t>
-      </w:r>
-    </w:p>
-    <w:p>
-      <w:pPr>
-        <w:bidi w:val="1"/>
-        <w:spacing w:before="120" w:after="60"/>
-        <w:jc w:val="right"/>
-      </w:pPr>
-      <w:r>
-        <w:rPr>
-          <w:b/>
-        </w:rPr>
-        <w:fldChar w:fldCharType="begin"/>
-      </w:r>
-      <w:r>
-        <w:rPr>
-          <w:b/>
-        </w:rPr>
-        <w:instrText xml:space="preserve"> SEQ جدول \* ARABIC \r 14 </w:instrText>
-      </w:r>
-      <w:r>
-        <w:rPr>
-          <w:b/>
-        </w:rPr>
-        <w:fldChar w:fldCharType="separate"/>
-      </w:r>
-      <w:bookmarkStart w:id="213" w:name="_Toc232568900"/>
-      <w:r>
-        <w:rPr>
-          <w:b/>
-          <w:noProof/>
-        </w:rPr>
-        <w:t>14</w:t>
-      </w:r>
-      <w:r>
-        <w:rPr>
-          <w:b/>
-        </w:rPr>
-        <w:fldChar w:fldCharType="end"/>
-      </w:r>
-      <w:r>
-        <w:rPr>
-          <w:bidi/>
-          <w:b/>
-          <w:szCs w:val="24"/>
-          <w:rtl/>
-        </w:rPr>
-        <w:t>: الملحق الأول: هيكل ملف النظام</w:t>
-      </w:r>
-      <w:bookmarkEnd w:id="213"/>
     </w:p>
     <w:tbl>
       <w:tblPr>
@@ -42005,7 +42004,7 @@
         <w:pStyle w:val="Heading2"/>
         <w:jc w:val="right"/>
       </w:pPr>
-      <w:bookmarkStart w:id="214" w:name="_Toc233459537"/>
+      <w:bookmarkStart w:id="213" w:name="_Toc233655996"/>
       <w:bookmarkEnd w:id="211"/>
       <w:r>
         <w:rPr>
@@ -42015,70 +42014,70 @@
         </w:rPr>
         <w:t>الملحق الثاني: وحدات VBA الرئيسية</w:t>
       </w:r>
+      <w:bookmarkEnd w:id="213"/>
+    </w:p>
+    <w:p>
+      <w:pPr>
+        <w:bidi w:val="1"/>
+        <w:keepNext/>
+        <w:jc w:val="right"/>
+      </w:pPr>
+      <w:r>
+        <w:rPr>
+          <w:bidi/>
+          <w:rtl/>
+        </w:rPr>
+        <w:t>الوحدات البرمجية المطوَّرة:</w:t>
+      </w:r>
+    </w:p>
+    <w:p>
+      <w:pPr>
+        <w:bidi w:val="1"/>
+        <w:spacing w:before="120" w:after="60"/>
+        <w:jc w:val="right"/>
+      </w:pPr>
+      <w:r>
+        <w:rPr>
+          <w:b/>
+        </w:rPr>
+        <w:fldChar w:fldCharType="begin"/>
+      </w:r>
+      <w:r>
+        <w:rPr>
+          <w:b/>
+        </w:rPr>
+        <w:instrText xml:space="preserve"> SEQ جدول \* ARABIC \r 15 </w:instrText>
+      </w:r>
+      <w:r>
+        <w:rPr>
+          <w:b/>
+        </w:rPr>
+        <w:fldChar w:fldCharType="separate"/>
+      </w:r>
+      <w:bookmarkStart w:id="214" w:name="_Toc233656023"/>
+      <w:r>
+        <w:rPr>
+          <w:b/>
+          <w:noProof/>
+        </w:rPr>
+        <w:t>15</w:t>
+      </w:r>
+      <w:r>
+        <w:rPr>
+          <w:b/>
+        </w:rPr>
+        <w:fldChar w:fldCharType="end"/>
+      </w:r>
+      <w:r>
+        <w:rPr>
+          <w:bidi/>
+          <w:b/>
+          <w:szCs w:val="24"/>
+          <w:rtl/>
+        </w:rPr>
+        <w:t>: الملحق الثاني: وحدات VBA الرئيسية</w:t>
+      </w:r>
       <w:bookmarkEnd w:id="214"/>
-    </w:p>
-    <w:p>
-      <w:pPr>
-        <w:bidi w:val="1"/>
-        <w:keepNext/>
-        <w:jc w:val="right"/>
-      </w:pPr>
-      <w:r>
-        <w:rPr>
-          <w:bidi/>
-          <w:rtl/>
-        </w:rPr>
-        <w:t>الوحدات البرمجية المطوَّرة:</w:t>
-      </w:r>
-    </w:p>
-    <w:p>
-      <w:pPr>
-        <w:bidi w:val="1"/>
-        <w:spacing w:before="120" w:after="60"/>
-        <w:jc w:val="right"/>
-      </w:pPr>
-      <w:r>
-        <w:rPr>
-          <w:b/>
-        </w:rPr>
-        <w:fldChar w:fldCharType="begin"/>
-      </w:r>
-      <w:r>
-        <w:rPr>
-          <w:b/>
-        </w:rPr>
-        <w:instrText xml:space="preserve"> SEQ جدول \* ARABIC \r 15 </w:instrText>
-      </w:r>
-      <w:r>
-        <w:rPr>
-          <w:b/>
-        </w:rPr>
-        <w:fldChar w:fldCharType="separate"/>
-      </w:r>
-      <w:bookmarkStart w:id="215" w:name="_Toc232568901"/>
-      <w:r>
-        <w:rPr>
-          <w:b/>
-          <w:noProof/>
-        </w:rPr>
-        <w:t>15</w:t>
-      </w:r>
-      <w:r>
-        <w:rPr>
-          <w:b/>
-        </w:rPr>
-        <w:fldChar w:fldCharType="end"/>
-      </w:r>
-      <w:r>
-        <w:rPr>
-          <w:bidi/>
-          <w:b/>
-          <w:szCs w:val="24"/>
-          <w:rtl/>
-        </w:rPr>
-        <w:t>: الملحق الثاني: وحدات VBA الرئيسية</w:t>
-      </w:r>
-      <w:bookmarkEnd w:id="215"/>
     </w:p>
     <w:tbl>
       <w:tblPr>
@@ -42789,7 +42788,7 @@
         <w:pStyle w:val="Heading2"/>
         <w:jc w:val="right"/>
       </w:pPr>
-      <w:bookmarkStart w:id="216" w:name="_Toc233459538"/>
+      <w:bookmarkStart w:id="215" w:name="_Toc233655997"/>
       <w:r>
         <w:rPr>
           <w:bidi/>
@@ -42799,70 +42798,70 @@
         <w:lastRenderedPageBreak/>
         <w:t>الملحق الثالث: بيانات المخزون الميدانية</w:t>
       </w:r>
+      <w:bookmarkEnd w:id="215"/>
+    </w:p>
+    <w:p>
+      <w:pPr>
+        <w:bidi w:val="1"/>
+        <w:keepNext/>
+        <w:jc w:val="right"/>
+      </w:pPr>
+      <w:r>
+        <w:rPr>
+          <w:bidi/>
+          <w:rtl/>
+        </w:rPr>
+        <w:t>عينة من بيانات المخزون الفعلية كما تظهر في السجل الرقمي:</w:t>
+      </w:r>
+    </w:p>
+    <w:p>
+      <w:pPr>
+        <w:bidi w:val="1"/>
+        <w:spacing w:before="120" w:after="60"/>
+        <w:jc w:val="right"/>
+      </w:pPr>
+      <w:r>
+        <w:rPr>
+          <w:b/>
+        </w:rPr>
+        <w:fldChar w:fldCharType="begin"/>
+      </w:r>
+      <w:r>
+        <w:rPr>
+          <w:b/>
+        </w:rPr>
+        <w:instrText xml:space="preserve"> SEQ جدول \* ARABIC \r 16 </w:instrText>
+      </w:r>
+      <w:r>
+        <w:rPr>
+          <w:b/>
+        </w:rPr>
+        <w:fldChar w:fldCharType="separate"/>
+      </w:r>
+      <w:bookmarkStart w:id="216" w:name="_Toc233656024"/>
+      <w:r>
+        <w:rPr>
+          <w:b/>
+          <w:noProof/>
+        </w:rPr>
+        <w:t>16</w:t>
+      </w:r>
+      <w:r>
+        <w:rPr>
+          <w:b/>
+        </w:rPr>
+        <w:fldChar w:fldCharType="end"/>
+      </w:r>
+      <w:r>
+        <w:rPr>
+          <w:bidi/>
+          <w:b/>
+          <w:szCs w:val="24"/>
+          <w:rtl/>
+        </w:rPr>
+        <w:t>: الملحق الثالث: بيانات المخزون الميدانية</w:t>
+      </w:r>
       <w:bookmarkEnd w:id="216"/>
-    </w:p>
-    <w:p>
-      <w:pPr>
-        <w:bidi w:val="1"/>
-        <w:keepNext/>
-        <w:jc w:val="right"/>
-      </w:pPr>
-      <w:r>
-        <w:rPr>
-          <w:bidi/>
-          <w:rtl/>
-        </w:rPr>
-        <w:t>عينة من بيانات المخزون الفعلية كما تظهر في السجل الرقمي:</w:t>
-      </w:r>
-    </w:p>
-    <w:p>
-      <w:pPr>
-        <w:bidi w:val="1"/>
-        <w:spacing w:before="120" w:after="60"/>
-        <w:jc w:val="right"/>
-      </w:pPr>
-      <w:r>
-        <w:rPr>
-          <w:b/>
-        </w:rPr>
-        <w:fldChar w:fldCharType="begin"/>
-      </w:r>
-      <w:r>
-        <w:rPr>
-          <w:b/>
-        </w:rPr>
-        <w:instrText xml:space="preserve"> SEQ جدول \* ARABIC \r 16 </w:instrText>
-      </w:r>
-      <w:r>
-        <w:rPr>
-          <w:b/>
-        </w:rPr>
-        <w:fldChar w:fldCharType="separate"/>
-      </w:r>
-      <w:bookmarkStart w:id="217" w:name="_Toc232568902"/>
-      <w:r>
-        <w:rPr>
-          <w:b/>
-          <w:noProof/>
-        </w:rPr>
-        <w:t>16</w:t>
-      </w:r>
-      <w:r>
-        <w:rPr>
-          <w:b/>
-        </w:rPr>
-        <w:fldChar w:fldCharType="end"/>
-      </w:r>
-      <w:r>
-        <w:rPr>
-          <w:bidi/>
-          <w:b/>
-          <w:szCs w:val="24"/>
-          <w:rtl/>
-        </w:rPr>
-        <w:t>: الملحق الثالث: بيانات المخزون الميدانية</w:t>
-      </w:r>
-      <w:bookmarkEnd w:id="217"/>
     </w:p>
     <w:tbl>
       <w:tblPr>
@@ -44651,7 +44650,7 @@
         </w:rPr>
         <w:jc w:val="right"/>
       </w:pPr>
-      <w:bookmarkStart w:id="218" w:name="الملحق-الرابع-نماذج-الوثائق-الإدارية"/>
+      <w:bookmarkStart w:id="217" w:name="الملحق-الرابع-نماذج-الوثائق-الإدارية"/>
       <w:r>
         <w:rPr>
           <w:rtl/>
@@ -44665,7 +44664,7 @@
         <w:pStyle w:val="Heading2"/>
         <w:jc w:val="right"/>
       </w:pPr>
-      <w:bookmarkStart w:id="219" w:name="_Toc233459539"/>
+      <w:bookmarkStart w:id="218" w:name="_Toc233655998"/>
       <w:r>
         <w:rPr>
           <w:bidi/>
@@ -44675,7 +44674,7 @@
         <w:lastRenderedPageBreak/>
         <w:t>الملحق الرابع: نماذج الوثائق الإدارية</w:t>
       </w:r>
-      <w:bookmarkEnd w:id="219"/>
+      <w:bookmarkEnd w:id="218"/>
     </w:p>
     <w:p>
       <w:pPr>
@@ -44800,9 +44799,9 @@
         <w:pStyle w:val="Heading2"/>
         <w:jc w:val="right"/>
       </w:pPr>
+      <w:bookmarkStart w:id="219" w:name="_Toc233655999"/>
       <w:bookmarkStart w:id="220" w:name="X2ba466c7822f1b4b8d4c28ae81ff579f1d28271"/>
-      <w:bookmarkStart w:id="221" w:name="_Toc233459540"/>
-      <w:bookmarkEnd w:id="218"/>
+      <w:bookmarkEnd w:id="217"/>
       <w:r>
         <w:rPr>
           <w:bidi/>
@@ -44811,70 +44810,70 @@
         </w:rPr>
         <w:t>الملحق الخامس: نشر النماذج اللغوية الكبيرة (LLM Deployment)</w:t>
       </w:r>
+      <w:bookmarkEnd w:id="219"/>
+    </w:p>
+    <w:p>
+      <w:pPr>
+        <w:bidi w:val="1"/>
+        <w:keepNext/>
+        <w:jc w:val="right"/>
+      </w:pPr>
+      <w:r>
+        <w:rPr>
+          <w:bidi/>
+          <w:rtl/>
+        </w:rPr>
+        <w:t>تم استخدام نماذج لغوية كبيرة (LLM) كأدوات مساعدة في تطوير نظام دعم القرار وتحسين جودة المذكرة الأكاديمية:</w:t>
+      </w:r>
+    </w:p>
+    <w:p>
+      <w:pPr>
+        <w:bidi w:val="1"/>
+        <w:spacing w:before="120" w:after="60"/>
+        <w:jc w:val="right"/>
+      </w:pPr>
+      <w:r>
+        <w:rPr>
+          <w:b/>
+        </w:rPr>
+        <w:fldChar w:fldCharType="begin"/>
+      </w:r>
+      <w:r>
+        <w:rPr>
+          <w:b/>
+        </w:rPr>
+        <w:instrText xml:space="preserve"> SEQ جدول \* ARABIC \r 17 </w:instrText>
+      </w:r>
+      <w:r>
+        <w:rPr>
+          <w:b/>
+        </w:rPr>
+        <w:fldChar w:fldCharType="separate"/>
+      </w:r>
+      <w:bookmarkStart w:id="221" w:name="_Toc233656025"/>
+      <w:r>
+        <w:rPr>
+          <w:b/>
+          <w:noProof/>
+        </w:rPr>
+        <w:t>17</w:t>
+      </w:r>
+      <w:r>
+        <w:rPr>
+          <w:b/>
+        </w:rPr>
+        <w:fldChar w:fldCharType="end"/>
+      </w:r>
+      <w:r>
+        <w:rPr>
+          <w:bidi/>
+          <w:b/>
+          <w:szCs w:val="24"/>
+          <w:rtl/>
+        </w:rPr>
+        <w:t>: الملحق الخامس: نشر النماذج اللغوية الكبيرة (LLM Deployment)</w:t>
+      </w:r>
       <w:bookmarkEnd w:id="221"/>
-    </w:p>
-    <w:p>
-      <w:pPr>
-        <w:bidi w:val="1"/>
-        <w:keepNext/>
-        <w:jc w:val="right"/>
-      </w:pPr>
-      <w:r>
-        <w:rPr>
-          <w:bidi/>
-          <w:rtl/>
-        </w:rPr>
-        <w:t>تم استخدام نماذج لغوية كبيرة (LLM) كأدوات مساعدة في تطوير نظام دعم القرار وتحسين جودة المذكرة الأكاديمية:</w:t>
-      </w:r>
-    </w:p>
-    <w:p>
-      <w:pPr>
-        <w:bidi w:val="1"/>
-        <w:spacing w:before="120" w:after="60"/>
-        <w:jc w:val="right"/>
-      </w:pPr>
-      <w:r>
-        <w:rPr>
-          <w:b/>
-        </w:rPr>
-        <w:fldChar w:fldCharType="begin"/>
-      </w:r>
-      <w:r>
-        <w:rPr>
-          <w:b/>
-        </w:rPr>
-        <w:instrText xml:space="preserve"> SEQ جدول \* ARABIC \r 17 </w:instrText>
-      </w:r>
-      <w:r>
-        <w:rPr>
-          <w:b/>
-        </w:rPr>
-        <w:fldChar w:fldCharType="separate"/>
-      </w:r>
-      <w:bookmarkStart w:id="222" w:name="_Toc232568903"/>
-      <w:r>
-        <w:rPr>
-          <w:b/>
-          <w:noProof/>
-        </w:rPr>
-        <w:t>17</w:t>
-      </w:r>
-      <w:r>
-        <w:rPr>
-          <w:b/>
-        </w:rPr>
-        <w:fldChar w:fldCharType="end"/>
-      </w:r>
-      <w:r>
-        <w:rPr>
-          <w:bidi/>
-          <w:b/>
-          <w:szCs w:val="24"/>
-          <w:rtl/>
-        </w:rPr>
-        <w:t>: الملحق الخامس: نشر النماذج اللغوية الكبيرة (LLM Deployment)</w:t>
-      </w:r>
-      <w:bookmarkEnd w:id="222"/>
     </w:p>
     <w:tbl>
       <w:tblPr>
@@ -45168,7 +45167,7 @@
         </w:rPr>
         <w:jc w:val="right"/>
       </w:pPr>
-      <w:bookmarkStart w:id="223" w:name="X15a4de04fd1a7c618c4c663b7e505d99f1460cd"/>
+      <w:bookmarkStart w:id="222" w:name="X15a4de04fd1a7c618c4c663b7e505d99f1460cd"/>
       <w:bookmarkEnd w:id="220"/>
       <w:r>
         <w:rPr>
@@ -45194,8 +45193,8 @@
         <w:lastRenderedPageBreak/>
         <w:t>يعمل بشكل كامل ومستقل عن أي خدمة سحابية أو نموذج ذكاء اصطناعي، مما يضمن الاستقلالية التشغيلية التامة وفقاً لمبدأ Offline-First.</w:t>
       </w:r>
-      <w:bookmarkStart w:id="224" w:name="X054795378e3ac2b41b32a054fab63ac9ca3c803"/>
-      <w:bookmarkEnd w:id="223"/>
+      <w:bookmarkStart w:id="223" w:name="X054795378e3ac2b41b32a054fab63ac9ca3c803"/>
+      <w:bookmarkEnd w:id="222"/>
     </w:p>
     <w:p>
       <w:pPr>
@@ -45203,7 +45202,7 @@
         <w:pStyle w:val="Heading2"/>
         <w:jc w:val="right"/>
       </w:pPr>
-      <w:bookmarkStart w:id="225" w:name="_Toc233459541"/>
+      <w:bookmarkStart w:id="224" w:name="_Toc233656000"/>
       <w:r>
         <w:rPr>
           <w:bidi/>
@@ -45212,103 +45211,103 @@
         </w:rPr>
         <w:t>الملحق السادس: نظام دعم القرار والمرجعيات الجزائرية — الربط الذكي</w:t>
       </w:r>
+      <w:bookmarkEnd w:id="224"/>
+    </w:p>
+    <w:p>
+      <w:pPr>
+        <w:bidi w:val="1"/>
+        <w:pStyle w:val="Heading3"/>
+        <w:jc w:val="right"/>
+      </w:pPr>
+      <w:bookmarkStart w:id="225" w:name="_Toc233656001"/>
+      <w:bookmarkStart w:id="226" w:name="X6cd5d7ea679d76d20534900303c2e6d9b9d4296"/>
+      <w:r>
+        <w:rPr>
+          <w:bidi/>
+          <w:rtl/>
+        </w:rPr>
+        <w:t>1. الإطار المرجعي لنظام دعم القرار في القطاع التعليمي الجزائري</w:t>
+      </w:r>
       <w:bookmarkEnd w:id="225"/>
     </w:p>
     <w:p>
       <w:pPr>
         <w:bidi w:val="1"/>
-        <w:pStyle w:val="Heading3"/>
-        <w:jc w:val="right"/>
-      </w:pPr>
-      <w:bookmarkStart w:id="226" w:name="X6cd5d7ea679d76d20534900303c2e6d9b9d4296"/>
-      <w:bookmarkStart w:id="227" w:name="_Toc233459542"/>
-      <w:r>
-        <w:rPr>
-          <w:bidi/>
-          <w:rtl/>
-        </w:rPr>
-        <w:t>1. الإطار المرجعي لنظام دعم القرار في القطاع التعليمي الجزائري</w:t>
+        <w:keepNext/>
+        <w:jc w:val="right"/>
+      </w:pPr>
+      <w:r>
+        <w:rPr>
+          <w:bidi/>
+          <w:rtl/>
+        </w:rPr>
+        <w:t xml:space="preserve">يُدرَج هذا المشروع ضمن المنظومة الوطنية لتكوين الأطر في مجال التسيير اللوجستي التي يشرف عليها </w:t>
+      </w:r>
+      <w:r>
+        <w:rPr>
+          <w:bidi/>
+          <w:b/>
+          <w:bCs/>
+          <w:rtl/>
+        </w:rPr>
+        <w:t>المركز الوطني لتطوير الكفاءات المهنية (CNEPD)</w:t>
+      </w:r>
+      <w:r>
+        <w:rPr>
+          <w:bidi/>
+          <w:rtl/>
+        </w:rPr>
+        <w:t>، وذلك وفق المنهاج TAG1801 المخصص لتكوين تقنيي سامي في تسيير المخزونات واللوجستيك. يربط النظام بين ستة سداسيات منهجية من المنهاج الرسمي:</w:t>
+      </w:r>
+    </w:p>
+    <w:p>
+      <w:pPr>
+        <w:bidi w:val="1"/>
+        <w:spacing w:before="120" w:after="60"/>
+        <w:jc w:val="right"/>
+      </w:pPr>
+      <w:r>
+        <w:rPr>
+          <w:b/>
+        </w:rPr>
+        <w:fldChar w:fldCharType="begin"/>
+      </w:r>
+      <w:r>
+        <w:rPr>
+          <w:b/>
+        </w:rPr>
+        <w:instrText xml:space="preserve"> SEQ جدول \* ARABIC \r 18 </w:instrText>
+      </w:r>
+      <w:r>
+        <w:rPr>
+          <w:b/>
+        </w:rPr>
+        <w:fldChar w:fldCharType="separate"/>
+      </w:r>
+      <w:bookmarkStart w:id="227" w:name="_Toc233656026"/>
+      <w:r>
+        <w:rPr>
+          <w:b/>
+          <w:noProof/>
+        </w:rPr>
+        <w:t>18</w:t>
+      </w:r>
+      <w:r>
+        <w:rPr>
+          <w:b/>
+        </w:rPr>
+        <w:fldChar w:fldCharType="end"/>
+      </w:r>
+      <w:r>
+        <w:rPr>
+          <w:bidi/>
+          <w:b/>
+          <w:szCs w:val="24"/>
+          <w:rtl/>
+        </w:rPr>
+        <w:t>: 1. الإطار المرجعي لنظام دعم القرار في القطاع التعليمي الجزائري</w:t>
       </w:r>
       <w:bookmarkEnd w:id="227"/>
-    </w:p>
-    <w:p>
-      <w:pPr>
-        <w:bidi w:val="1"/>
-        <w:keepNext/>
-        <w:jc w:val="right"/>
-      </w:pPr>
-      <w:r>
-        <w:rPr>
-          <w:bidi/>
-          <w:rtl/>
-        </w:rPr>
-        <w:t xml:space="preserve">يُدرَج هذا المشروع ضمن المنظومة الوطنية لتكوين الأطر في مجال التسيير اللوجستي التي يشرف عليها </w:t>
-      </w:r>
-      <w:r>
-        <w:rPr>
-          <w:bidi/>
-          <w:b/>
-          <w:bCs/>
-          <w:rtl/>
-        </w:rPr>
-        <w:t>المركز الوطني لتطوير الكفاءات المهنية (CNEPD)</w:t>
-      </w:r>
-      <w:r>
-        <w:rPr>
-          <w:bidi/>
-          <w:rtl/>
-        </w:rPr>
-        <w:t>، وذلك وفق المنهاج TAG1801 المخصص لتكوين تقنيي سامي في تسيير المخزونات واللوجستيك. يربط النظام بين ستة سداسيات منهجية من المنهاج الرسمي:</w:t>
-      </w:r>
-    </w:p>
-    <w:p>
-      <w:pPr>
-        <w:bidi w:val="1"/>
-        <w:spacing w:before="120" w:after="60"/>
-        <w:jc w:val="right"/>
-      </w:pPr>
-      <w:r>
-        <w:rPr>
-          <w:b/>
-        </w:rPr>
-        <w:fldChar w:fldCharType="begin"/>
-      </w:r>
-      <w:r>
-        <w:rPr>
-          <w:b/>
-        </w:rPr>
-        <w:instrText xml:space="preserve"> SEQ جدول \* ARABIC \r 18 </w:instrText>
-      </w:r>
-      <w:r>
-        <w:rPr>
-          <w:b/>
-        </w:rPr>
-        <w:fldChar w:fldCharType="separate"/>
-      </w:r>
-      <w:bookmarkStart w:id="228" w:name="_Toc232568904"/>
-      <w:r>
-        <w:rPr>
-          <w:b/>
-          <w:noProof/>
-        </w:rPr>
-        <w:t>18</w:t>
-      </w:r>
-      <w:r>
-        <w:rPr>
-          <w:b/>
-        </w:rPr>
-        <w:fldChar w:fldCharType="end"/>
-      </w:r>
-      <w:r>
-        <w:rPr>
-          <w:bidi/>
-          <w:b/>
-          <w:szCs w:val="24"/>
-          <w:rtl/>
-        </w:rPr>
-        <w:t>: 1. الإطار المرجعي لنظام دعم القرار في القطاع التعليمي الجزائري</w:t>
-      </w:r>
-      <w:bookmarkEnd w:id="228"/>
     </w:p>
     <w:tbl>
       <w:tblPr>
@@ -45999,7 +45998,7 @@
         <w:pStyle w:val="Heading3"/>
         <w:jc w:val="right"/>
       </w:pPr>
-      <w:bookmarkStart w:id="229" w:name="_Toc233459543"/>
+      <w:bookmarkStart w:id="228" w:name="_Toc233656002"/>
       <w:r>
         <w:rPr>
           <w:bCs/>
@@ -46015,70 +46014,70 @@
         </w:rPr>
         <w:t>. التوافق مع التشريعات الجزائرية</w:t>
       </w:r>
+      <w:bookmarkEnd w:id="228"/>
+    </w:p>
+    <w:p>
+      <w:pPr>
+        <w:bidi w:val="1"/>
+        <w:keepNext/>
+        <w:jc w:val="right"/>
+      </w:pPr>
+      <w:r>
+        <w:rPr>
+          <w:bidi/>
+          <w:rtl/>
+        </w:rPr>
+        <w:t>يتوافق نظام دعم القرار مع الإطار القانوني والتنظيمي التالي:</w:t>
+      </w:r>
+    </w:p>
+    <w:p>
+      <w:pPr>
+        <w:bidi w:val="1"/>
+        <w:spacing w:before="120" w:after="60"/>
+        <w:jc w:val="right"/>
+      </w:pPr>
+      <w:r>
+        <w:rPr>
+          <w:b/>
+        </w:rPr>
+        <w:fldChar w:fldCharType="begin"/>
+      </w:r>
+      <w:r>
+        <w:rPr>
+          <w:b/>
+        </w:rPr>
+        <w:instrText xml:space="preserve"> SEQ جدول \* ARABIC \r 19 </w:instrText>
+      </w:r>
+      <w:r>
+        <w:rPr>
+          <w:b/>
+        </w:rPr>
+        <w:fldChar w:fldCharType="separate"/>
+      </w:r>
+      <w:bookmarkStart w:id="229" w:name="_Toc233656027"/>
+      <w:r>
+        <w:rPr>
+          <w:b/>
+          <w:noProof/>
+        </w:rPr>
+        <w:t>19</w:t>
+      </w:r>
+      <w:r>
+        <w:rPr>
+          <w:b/>
+        </w:rPr>
+        <w:fldChar w:fldCharType="end"/>
+      </w:r>
+      <w:r>
+        <w:rPr>
+          <w:bidi/>
+          <w:b/>
+          <w:szCs w:val="24"/>
+          <w:rtl/>
+        </w:rPr>
+        <w:t>: 2. التوافق مع التشريعات الجزائرية</w:t>
+      </w:r>
       <w:bookmarkEnd w:id="229"/>
-    </w:p>
-    <w:p>
-      <w:pPr>
-        <w:bidi w:val="1"/>
-        <w:keepNext/>
-        <w:jc w:val="right"/>
-      </w:pPr>
-      <w:r>
-        <w:rPr>
-          <w:bidi/>
-          <w:rtl/>
-        </w:rPr>
-        <w:t>يتوافق نظام دعم القرار مع الإطار القانوني والتنظيمي التالي:</w:t>
-      </w:r>
-    </w:p>
-    <w:p>
-      <w:pPr>
-        <w:bidi w:val="1"/>
-        <w:spacing w:before="120" w:after="60"/>
-        <w:jc w:val="right"/>
-      </w:pPr>
-      <w:r>
-        <w:rPr>
-          <w:b/>
-        </w:rPr>
-        <w:fldChar w:fldCharType="begin"/>
-      </w:r>
-      <w:r>
-        <w:rPr>
-          <w:b/>
-        </w:rPr>
-        <w:instrText xml:space="preserve"> SEQ جدول \* ARABIC \r 19 </w:instrText>
-      </w:r>
-      <w:r>
-        <w:rPr>
-          <w:b/>
-        </w:rPr>
-        <w:fldChar w:fldCharType="separate"/>
-      </w:r>
-      <w:bookmarkStart w:id="230" w:name="_Toc232568905"/>
-      <w:r>
-        <w:rPr>
-          <w:b/>
-          <w:noProof/>
-        </w:rPr>
-        <w:t>19</w:t>
-      </w:r>
-      <w:r>
-        <w:rPr>
-          <w:b/>
-        </w:rPr>
-        <w:fldChar w:fldCharType="end"/>
-      </w:r>
-      <w:r>
-        <w:rPr>
-          <w:bidi/>
-          <w:b/>
-          <w:szCs w:val="24"/>
-          <w:rtl/>
-        </w:rPr>
-        <w:t>: 2. التوافق مع التشريعات الجزائرية</w:t>
-      </w:r>
-      <w:bookmarkEnd w:id="230"/>
     </w:p>
     <w:tbl>
       <w:tblPr>
@@ -46678,7 +46677,7 @@
         <w:pStyle w:val="Heading3"/>
         <w:jc w:val="right"/>
       </w:pPr>
-      <w:bookmarkStart w:id="231" w:name="_Toc233459544"/>
+      <w:bookmarkStart w:id="230" w:name="_Toc233656003"/>
       <w:r>
         <w:rPr>
           <w:bidi/>
@@ -46687,7 +46686,7 @@
         <w:lastRenderedPageBreak/>
         <w:t>3. الربط بين المذكرة والواقع البرمجي</w:t>
       </w:r>
-      <w:bookmarkEnd w:id="231"/>
+      <w:bookmarkEnd w:id="230"/>
     </w:p>
     <w:p>
       <w:pPr>
@@ -46704,7 +46703,7 @@
         </w:rPr>
         <w:t>يربط هذا الملحق الفجوة بين الإطار الأكاديمي للمذكرة والواقع التقني لنظام دعم القرار:</w:t>
       </w:r>
-      <w:bookmarkStart w:id="232" w:name="أ-من-المنهاج-إلى-الكود"/>
+      <w:bookmarkStart w:id="231" w:name="أ-من-المنهاج-إلى-الكود"/>
     </w:p>
     <w:p>
       <w:pPr>
@@ -46744,7 +46743,7 @@
         </w:rPr>
         <w:fldChar w:fldCharType="separate"/>
       </w:r>
-      <w:bookmarkStart w:id="233" w:name="_Toc232568906"/>
+      <w:bookmarkStart w:id="232" w:name="_Toc233656028"/>
       <w:r>
         <w:rPr>
           <w:b/>
@@ -46767,7 +46766,7 @@
         </w:rPr>
         <w:t>: أ. من المنهاج إلى الكود</w:t>
       </w:r>
-      <w:bookmarkEnd w:id="233"/>
+      <w:bookmarkEnd w:id="232"/>
     </w:p>
     <w:tbl>
       <w:tblPr>
@@ -47395,7 +47394,7 @@
         </w:tc>
       </w:tr>
     </w:tbl>
-    <w:bookmarkEnd w:id="232"/>
+    <w:bookmarkEnd w:id="231"/>
     <w:p>
       <w:pPr>
         <w:bidi w:val="1"/>
@@ -47434,7 +47433,7 @@
         </w:rPr>
         <w:fldChar w:fldCharType="separate"/>
       </w:r>
-      <w:bookmarkStart w:id="234" w:name="_Toc232568907"/>
+      <w:bookmarkStart w:id="233" w:name="_Toc233656029"/>
       <w:r>
         <w:rPr>
           <w:b/>
@@ -47457,7 +47456,7 @@
         </w:rPr>
         <w:t>: ب. من النظرية إلى الميدان</w:t>
       </w:r>
-      <w:bookmarkEnd w:id="234"/>
+      <w:bookmarkEnd w:id="233"/>
     </w:p>
     <w:tbl>
       <w:tblPr>
@@ -47964,7 +47963,7 @@
         <w:pStyle w:val="Heading3"/>
         <w:jc w:val="right"/>
       </w:pPr>
-      <w:bookmarkStart w:id="235" w:name="_Toc233459545"/>
+      <w:bookmarkStart w:id="234" w:name="_Toc233656004"/>
       <w:r>
         <w:rPr>
           <w:bidi/>
@@ -47973,7 +47972,7 @@
         <w:lastRenderedPageBreak/>
         <w:t>5. خارطة طريق التكامل مع منظومة SIGLE</w:t>
       </w:r>
-      <w:bookmarkEnd w:id="235"/>
+      <w:bookmarkEnd w:id="234"/>
     </w:p>
     <w:p>
       <w:pPr>
@@ -47981,7 +47980,7 @@
         <w:pStyle w:val="Heading4"/>
         <w:jc w:val="right"/>
       </w:pPr>
-      <w:bookmarkStart w:id="236" w:name="أ-تحليل-الفجوة-بين-النظامين"/>
+      <w:bookmarkStart w:id="235" w:name="أ-تحليل-الفجوة-بين-النظامين"/>
       <w:r>
         <w:rPr>
           <w:bidi/>
@@ -48014,7 +48013,7 @@
         </w:rPr>
         <w:fldChar w:fldCharType="separate"/>
       </w:r>
-      <w:bookmarkStart w:id="237" w:name="_Toc232568908"/>
+      <w:bookmarkStart w:id="236" w:name="_Toc233656030"/>
       <w:r>
         <w:rPr>
           <w:b/>
@@ -48037,7 +48036,7 @@
         </w:rPr>
         <w:t>: أ. تحليل الفجوة بين النظامين</w:t>
       </w:r>
-      <w:bookmarkEnd w:id="237"/>
+      <w:bookmarkEnd w:id="236"/>
     </w:p>
     <w:tbl>
       <w:tblPr>
@@ -48887,8 +48886,8 @@
         <w:pStyle w:val="Heading4"/>
         <w:jc w:val="right"/>
       </w:pPr>
-      <w:bookmarkStart w:id="238" w:name="ب-آلية-الربط-التقني-المقترحة"/>
-      <w:bookmarkEnd w:id="236"/>
+      <w:bookmarkStart w:id="237" w:name="ب-آلية-الربط-التقني-المقترحة"/>
+      <w:bookmarkEnd w:id="235"/>
       <w:r>
         <w:rPr>
           <w:bidi/>
@@ -48994,7 +48993,7 @@
         <w:t xml:space="preserve"> SIGLE يُحدِّث الأرصدة المحاسبية في DSS عبر ملف Excel مشترك</w:t>
       </w:r>
     </w:p>
-    <w:bookmarkEnd w:id="238"/>
+    <w:bookmarkEnd w:id="237"/>
     <w:p>
       <w:pPr>
         <w:bidi w:val="1"/>
@@ -49021,7 +49020,7 @@
         <w:pStyle w:val="Heading3"/>
         <w:jc w:val="right"/>
       </w:pPr>
-      <w:bookmarkStart w:id="239" w:name="_Toc233459546"/>
+      <w:bookmarkStart w:id="238" w:name="_Toc233656005"/>
       <w:r>
         <w:rPr>
           <w:bidi/>
@@ -49030,85 +49029,85 @@
         <w:lastRenderedPageBreak/>
         <w:t>6. الانسجام مع الاستراتيجية الوطنية للتحول الرقمي</w:t>
       </w:r>
+      <w:bookmarkEnd w:id="238"/>
+    </w:p>
+    <w:p>
+      <w:pPr>
+        <w:bidi w:val="1"/>
+        <w:keepNext/>
+        <w:jc w:val="right"/>
+      </w:pPr>
+      <w:r>
+        <w:rPr>
+          <w:bidi/>
+          <w:rtl/>
+        </w:rPr>
+        <w:t xml:space="preserve">يتوافق نظام دعم القرار مع المحاور التالية من </w:t>
+      </w:r>
+      <w:r>
+        <w:rPr>
+          <w:bidi/>
+          <w:b/>
+          <w:bCs/>
+          <w:rtl/>
+        </w:rPr>
+        <w:t>الخطة الوطنية للتحول الرقمي في الجزائر</w:t>
+      </w:r>
+      <w:r>
+        <w:rPr>
+          <w:rtl/>
+        </w:rPr>
+        <w:t>:</w:t>
+      </w:r>
+    </w:p>
+    <w:p>
+      <w:pPr>
+        <w:bidi w:val="1"/>
+        <w:spacing w:before="120" w:after="60"/>
+        <w:jc w:val="right"/>
+      </w:pPr>
+      <w:r>
+        <w:rPr>
+          <w:b/>
+        </w:rPr>
+        <w:fldChar w:fldCharType="begin"/>
+      </w:r>
+      <w:r>
+        <w:rPr>
+          <w:b/>
+        </w:rPr>
+        <w:instrText xml:space="preserve"> SEQ جدول \* ARABIC \r 24 </w:instrText>
+      </w:r>
+      <w:r>
+        <w:rPr>
+          <w:b/>
+        </w:rPr>
+        <w:fldChar w:fldCharType="separate"/>
+      </w:r>
+      <w:bookmarkStart w:id="239" w:name="_Toc233656031"/>
+      <w:r>
+        <w:rPr>
+          <w:b/>
+          <w:noProof/>
+        </w:rPr>
+        <w:t>24</w:t>
+      </w:r>
+      <w:r>
+        <w:rPr>
+          <w:b/>
+        </w:rPr>
+        <w:fldChar w:fldCharType="end"/>
+      </w:r>
+      <w:r>
+        <w:rPr>
+          <w:bidi/>
+          <w:b/>
+          <w:szCs w:val="24"/>
+          <w:rtl/>
+        </w:rPr>
+        <w:t>: 6. الانسجام مع الاستراتيجية الوطنية للتحول الرقمي</w:t>
+      </w:r>
       <w:bookmarkEnd w:id="239"/>
-    </w:p>
-    <w:p>
-      <w:pPr>
-        <w:bidi w:val="1"/>
-        <w:keepNext/>
-        <w:jc w:val="right"/>
-      </w:pPr>
-      <w:r>
-        <w:rPr>
-          <w:bidi/>
-          <w:rtl/>
-        </w:rPr>
-        <w:t xml:space="preserve">يتوافق نظام دعم القرار مع المحاور التالية من </w:t>
-      </w:r>
-      <w:r>
-        <w:rPr>
-          <w:bidi/>
-          <w:b/>
-          <w:bCs/>
-          <w:rtl/>
-        </w:rPr>
-        <w:t>الخطة الوطنية للتحول الرقمي في الجزائر</w:t>
-      </w:r>
-      <w:r>
-        <w:rPr>
-          <w:rtl/>
-        </w:rPr>
-        <w:t>:</w:t>
-      </w:r>
-    </w:p>
-    <w:p>
-      <w:pPr>
-        <w:bidi w:val="1"/>
-        <w:spacing w:before="120" w:after="60"/>
-        <w:jc w:val="right"/>
-      </w:pPr>
-      <w:r>
-        <w:rPr>
-          <w:b/>
-        </w:rPr>
-        <w:fldChar w:fldCharType="begin"/>
-      </w:r>
-      <w:r>
-        <w:rPr>
-          <w:b/>
-        </w:rPr>
-        <w:instrText xml:space="preserve"> SEQ جدول \* ARABIC \r 24 </w:instrText>
-      </w:r>
-      <w:r>
-        <w:rPr>
-          <w:b/>
-        </w:rPr>
-        <w:fldChar w:fldCharType="separate"/>
-      </w:r>
-      <w:bookmarkStart w:id="240" w:name="_Toc232568909"/>
-      <w:r>
-        <w:rPr>
-          <w:b/>
-          <w:noProof/>
-        </w:rPr>
-        <w:t>24</w:t>
-      </w:r>
-      <w:r>
-        <w:rPr>
-          <w:b/>
-        </w:rPr>
-        <w:fldChar w:fldCharType="end"/>
-      </w:r>
-      <w:r>
-        <w:rPr>
-          <w:bidi/>
-          <w:b/>
-          <w:szCs w:val="24"/>
-          <w:rtl/>
-        </w:rPr>
-        <w:t>: 6. الانسجام مع الاستراتيجية الوطنية للتحول الرقمي</w:t>
-      </w:r>
-      <w:bookmarkEnd w:id="240"/>
     </w:p>
     <w:tbl>
       <w:tblPr>
@@ -49532,7 +49531,7 @@
         <w:pStyle w:val="Heading3"/>
         <w:jc w:val="right"/>
       </w:pPr>
-      <w:bookmarkStart w:id="241" w:name="_Toc233459547"/>
+      <w:bookmarkStart w:id="240" w:name="_Toc233656006"/>
       <w:r>
         <w:rPr>
           <w:bidi/>
@@ -49540,97 +49539,97 @@
         </w:rPr>
         <w:t>7. إمكانية التعميم على الولايات الأخرى</w:t>
       </w:r>
+      <w:bookmarkEnd w:id="240"/>
+    </w:p>
+    <w:p>
+      <w:pPr>
+        <w:bidi w:val="1"/>
+        <w:keepNext/>
+        <w:jc w:val="right"/>
+      </w:pPr>
+      <w:r>
+        <w:rPr>
+          <w:bidi/>
+          <w:rtl/>
+        </w:rPr>
+        <w:t xml:space="preserve">يمكن نشر نظام دعم القرار في </w:t>
+      </w:r>
+      <w:r>
+        <w:rPr>
+          <w:bidi/>
+          <w:rFonts w:hint="cs"/>
+          <w:b/>
+          <w:bCs/>
+          <w:rtl/>
+          <w:lang w:bidi="ar-DZ"/>
+        </w:rPr>
+        <w:t>كل</w:t>
+      </w:r>
+      <w:r>
+        <w:rPr>
+          <w:bidi/>
+          <w:b/>
+          <w:bCs/>
+          <w:rtl/>
+        </w:rPr>
+        <w:t xml:space="preserve"> ولاية جزائرية</w:t>
+      </w:r>
+      <w:r>
+        <w:rPr>
+          <w:bidi/>
+          <w:rtl/>
+        </w:rPr>
+        <w:t xml:space="preserve"> وفق النموذج التالي:</w:t>
+      </w:r>
+    </w:p>
+    <w:p>
+      <w:pPr>
+        <w:bidi w:val="1"/>
+        <w:spacing w:before="120" w:after="60"/>
+        <w:jc w:val="right"/>
+      </w:pPr>
+      <w:r>
+        <w:rPr>
+          <w:b/>
+        </w:rPr>
+        <w:fldChar w:fldCharType="begin"/>
+      </w:r>
+      <w:r>
+        <w:rPr>
+          <w:b/>
+        </w:rPr>
+        <w:instrText xml:space="preserve"> SEQ جدول \* ARABIC \r 25 </w:instrText>
+      </w:r>
+      <w:r>
+        <w:rPr>
+          <w:b/>
+        </w:rPr>
+        <w:fldChar w:fldCharType="separate"/>
+      </w:r>
+      <w:bookmarkStart w:id="241" w:name="_Toc233656032"/>
+      <w:r>
+        <w:rPr>
+          <w:b/>
+          <w:noProof/>
+        </w:rPr>
+        <w:t>25</w:t>
+      </w:r>
+      <w:r>
+        <w:rPr>
+          <w:b/>
+        </w:rPr>
+        <w:fldChar w:fldCharType="end"/>
+      </w:r>
+      <w:r>
+        <w:rPr>
+          <w:bidi/>
+          <w:b/>
+          <w:szCs w:val="24"/>
+          <w:rtl/>
+        </w:rPr>
+        <w:t>: 7. إمكانية التعميم على الولايات الأخرى</w:t>
+      </w:r>
       <w:bookmarkEnd w:id="241"/>
-    </w:p>
-    <w:p>
-      <w:pPr>
-        <w:bidi w:val="1"/>
-        <w:keepNext/>
-        <w:jc w:val="right"/>
-      </w:pPr>
-      <w:r>
-        <w:rPr>
-          <w:bidi/>
-          <w:rtl/>
-        </w:rPr>
-        <w:t xml:space="preserve">يمكن نشر نظام دعم القرار في </w:t>
-      </w:r>
-      <w:r>
-        <w:rPr>
-          <w:bidi/>
-          <w:rFonts w:hint="cs"/>
-          <w:b/>
-          <w:bCs/>
-          <w:rtl/>
-          <w:lang w:bidi="ar-DZ"/>
-        </w:rPr>
-        <w:t>كل</w:t>
-      </w:r>
-      <w:r>
-        <w:rPr>
-          <w:bidi/>
-          <w:b/>
-          <w:bCs/>
-          <w:rtl/>
-        </w:rPr>
-        <w:t xml:space="preserve"> ولاية جزائرية</w:t>
-      </w:r>
-      <w:r>
-        <w:rPr>
-          <w:bidi/>
-          <w:rtl/>
-        </w:rPr>
-        <w:t xml:space="preserve"> وفق النموذج التالي:</w:t>
-      </w:r>
-    </w:p>
-    <w:p>
-      <w:pPr>
-        <w:bidi w:val="1"/>
-        <w:spacing w:before="120" w:after="60"/>
-        <w:jc w:val="right"/>
-      </w:pPr>
-      <w:r>
-        <w:rPr>
-          <w:b/>
-        </w:rPr>
-        <w:fldChar w:fldCharType="begin"/>
-      </w:r>
-      <w:r>
-        <w:rPr>
-          <w:b/>
-        </w:rPr>
-        <w:instrText xml:space="preserve"> SEQ جدول \* ARABIC \r 25 </w:instrText>
-      </w:r>
-      <w:r>
-        <w:rPr>
-          <w:b/>
-        </w:rPr>
-        <w:fldChar w:fldCharType="separate"/>
-      </w:r>
-      <w:bookmarkStart w:id="242" w:name="_Toc232568910"/>
-      <w:r>
-        <w:rPr>
-          <w:b/>
-          <w:noProof/>
-        </w:rPr>
-        <w:t>25</w:t>
-      </w:r>
-      <w:r>
-        <w:rPr>
-          <w:b/>
-        </w:rPr>
-        <w:fldChar w:fldCharType="end"/>
-      </w:r>
-      <w:r>
-        <w:rPr>
-          <w:bidi/>
-          <w:b/>
-          <w:szCs w:val="24"/>
-          <w:rtl/>
-        </w:rPr>
-        <w:t>: 7. إمكانية التعميم على الولايات الأخرى</w:t>
-      </w:r>
-      <w:bookmarkEnd w:id="242"/>
     </w:p>
     <w:tbl>
       <w:tblPr>
@@ -50393,7 +50392,7 @@
         <w:pStyle w:val="Heading3"/>
         <w:jc w:val="right"/>
       </w:pPr>
-      <w:bookmarkStart w:id="243" w:name="_Toc233459548"/>
+      <w:bookmarkStart w:id="242" w:name="_Toc233656007"/>
       <w:r>
         <w:rPr>
           <w:bidi/>
@@ -50402,56 +50401,56 @@
         <w:lastRenderedPageBreak/>
         <w:t>8. مقارنة التكلفة: DSS مقابل الحلول التجارية</w:t>
       </w:r>
+      <w:bookmarkEnd w:id="242"/>
+    </w:p>
+    <w:p>
+      <w:pPr>
+        <w:bidi w:val="1"/>
+        <w:spacing w:before="120" w:after="60"/>
+        <w:jc w:val="right"/>
+      </w:pPr>
+      <w:r>
+        <w:rPr>
+          <w:b/>
+        </w:rPr>
+        <w:fldChar w:fldCharType="begin"/>
+      </w:r>
+      <w:r>
+        <w:rPr>
+          <w:b/>
+        </w:rPr>
+        <w:instrText xml:space="preserve"> SEQ جدول \* ARABIC \r 26 </w:instrText>
+      </w:r>
+      <w:r>
+        <w:rPr>
+          <w:b/>
+        </w:rPr>
+        <w:fldChar w:fldCharType="separate"/>
+      </w:r>
+      <w:bookmarkStart w:id="243" w:name="_Toc233656033"/>
+      <w:r>
+        <w:rPr>
+          <w:b/>
+          <w:noProof/>
+        </w:rPr>
+        <w:t>26</w:t>
+      </w:r>
+      <w:r>
+        <w:rPr>
+          <w:b/>
+        </w:rPr>
+        <w:fldChar w:fldCharType="end"/>
+      </w:r>
+      <w:r>
+        <w:rPr>
+          <w:bidi/>
+          <w:b/>
+          <w:szCs w:val="24"/>
+          <w:rtl/>
+        </w:rPr>
+        <w:t>: 8. مقارنة التكلفة: DSS مقابل الحلول التجارية</w:t>
+      </w:r>
       <w:bookmarkEnd w:id="243"/>
-    </w:p>
-    <w:p>
-      <w:pPr>
-        <w:bidi w:val="1"/>
-        <w:spacing w:before="120" w:after="60"/>
-        <w:jc w:val="right"/>
-      </w:pPr>
-      <w:r>
-        <w:rPr>
-          <w:b/>
-        </w:rPr>
-        <w:fldChar w:fldCharType="begin"/>
-      </w:r>
-      <w:r>
-        <w:rPr>
-          <w:b/>
-        </w:rPr>
-        <w:instrText xml:space="preserve"> SEQ جدول \* ARABIC \r 26 </w:instrText>
-      </w:r>
-      <w:r>
-        <w:rPr>
-          <w:b/>
-        </w:rPr>
-        <w:fldChar w:fldCharType="separate"/>
-      </w:r>
-      <w:bookmarkStart w:id="244" w:name="_Toc232568911"/>
-      <w:r>
-        <w:rPr>
-          <w:b/>
-          <w:noProof/>
-        </w:rPr>
-        <w:t>26</w:t>
-      </w:r>
-      <w:r>
-        <w:rPr>
-          <w:b/>
-        </w:rPr>
-        <w:fldChar w:fldCharType="end"/>
-      </w:r>
-      <w:r>
-        <w:rPr>
-          <w:bidi/>
-          <w:b/>
-          <w:szCs w:val="24"/>
-          <w:rtl/>
-        </w:rPr>
-        <w:t>: 8. مقارنة التكلفة: DSS مقابل الحلول التجارية</w:t>
-      </w:r>
-      <w:bookmarkEnd w:id="244"/>
     </w:p>
     <w:tbl>
       <w:tblPr>
@@ -51334,7 +51333,7 @@
         <w:pStyle w:val="Heading3"/>
         <w:jc w:val="right"/>
       </w:pPr>
-      <w:bookmarkStart w:id="245" w:name="_Toc233459549"/>
+      <w:bookmarkStart w:id="244" w:name="_Toc233656008"/>
       <w:r>
         <w:rPr>
           <w:bidi/>
@@ -51343,7 +51342,7 @@
         <w:lastRenderedPageBreak/>
         <w:t>9. خلاصة المرجعية الجزائرية</w:t>
       </w:r>
-      <w:bookmarkEnd w:id="245"/>
+      <w:bookmarkEnd w:id="244"/>
     </w:p>
     <w:p>
       <w:pPr>
@@ -51526,7 +51525,7 @@
         <w:jc w:val="right"/>
       </w:pPr>
       <w:r>
-        <w:pict w14:anchorId="2048C3FC">
+        <w:pict w14:anchorId="5EAACB9B">
           <v:rect id="_x0000_i1046" style="width:0;height:1.5pt" o:hralign="right" o:hrstd="t" o:hr="t"/>
         </w:pict>
       </w:r>
@@ -51563,8 +51562,8 @@
         </w:rPr>
         <w:footnoteReference w:id="46"/>
       </w:r>
-      <w:bookmarkEnd w:id="209"/>
-      <w:bookmarkEnd w:id="224"/>
+      <w:bookmarkEnd w:id="208"/>
+      <w:bookmarkEnd w:id="223"/>
     </w:p>
     <w:p>
       <w:pPr>
@@ -51574,6 +51573,9 @@
     </w:p>
     <w:sectPr>
       <w:pgNumType w:fmt="decimal" w:start="1"/>
+      <w:headerReference w:type="even" r:id="rId9"/>
+      <w:headerReference w:type="default" r:id="rId10"/>
+      <w:headerReference w:type="first" r:id="rId13"/>
       <w:footnotePr>
         <w:numRestart w:val="eachSect"/>
       </w:footnotePr>
@@ -51595,7 +51597,7 @@
 </file>
 
 <file path=word/endnotes.xml><?xml version="1.0" encoding="utf-8"?>
-<w:endnotes xmlns:wpc="http://schemas.microsoft.com/office/word/2010/wordprocessingCanvas" xmlns:cx="http://schemas.microsoft.com/office/drawing/2014/chartex" xmlns:cx1="http://schemas.microsoft.com/office/drawing/2015/9/8/chartex" xmlns:cx2="http://schemas.microsoft.com/office/drawing/2015/10/21/chartex" xmlns:cx3="http://schemas.microsoft.com/office/drawing/2016/5/9/chartex" xmlns:cx4="http://schemas.microsoft.com/office/drawing/2016/5/10/chartex" xmlns:cx5="http://schemas.microsoft.com/office/drawing/2016/5/11/chartex" xmlns:cx6="http://schemas.microsoft.com/office/drawing/2016/5/12/chartex" xmlns:cx7="http://schemas.microsoft.com/office/drawing/2016/5/13/chartex" xmlns:cx8="http://schemas.microsoft.com/office/drawing/2016/5/14/chartex" xmlns:mc="http://schemas.openxmlformats.org/markup-compatibility/2006" xmlns:aink="http://schemas.microsoft.com/office/drawing/2016/ink" xmlns:am3d="http://schemas.microsoft.com/office/drawing/2017/model3d" xmlns:o="urn:schemas-microsoft-com:office:office" xmlns:r="http://schemas.openxmlformats.org/officeDocument/2006/relationships" xmlns:m="http://schemas.openxmlformats.org/officeDocument/2006/math" xmlns:v="urn:schemas-microsoft-com:vml" xmlns:wp14="http://schemas.microsoft.com/office/word/2010/wordprocessingDrawing" xmlns:wp="http://schemas.openxmlformats.org/drawingml/2006/wordprocessingDrawing" xmlns:w10="urn:schemas-microsoft-com:office:word" xmlns:w="http://schemas.openxmlformats.org/wordprocessingml/2006/main" xmlns:w14="http://schemas.microsoft.com/office/word/2010/wordml" xmlns:w15="http://schemas.microsoft.com/office/word/2012/wordml" xmlns:w16cid="http://schemas.microsoft.com/office/word/2016/wordml/cid" xmlns:w16se="http://schemas.microsoft.com/office/word/2015/wordml/symex" xmlns:wpg="http://schemas.microsoft.com/office/word/2010/wordprocessingGroup" xmlns:wpi="http://schemas.microsoft.com/office/word/2010/wordprocessingInk" xmlns:wne="http://schemas.microsoft.com/office/word/2006/wordml" xmlns:wps="http://schemas.microsoft.com/office/word/2010/wordprocessingShape" mc:Ignorable="w14 w15 w16se w16cid wp14">
+<w:endnotes xmlns:wpc="http://schemas.microsoft.com/office/word/2010/wordprocessingCanvas" xmlns:cx="http://schemas.microsoft.com/office/drawing/2014/chartex" xmlns:cx1="http://schemas.microsoft.com/office/drawing/2015/9/8/chartex" xmlns:cx2="http://schemas.microsoft.com/office/drawing/2015/10/21/chartex" xmlns:cx3="http://schemas.microsoft.com/office/drawing/2016/5/9/chartex" xmlns:cx4="http://schemas.microsoft.com/office/drawing/2016/5/10/chartex" xmlns:cx5="http://schemas.microsoft.com/office/drawing/2016/5/11/chartex" xmlns:cx6="http://schemas.microsoft.com/office/drawing/2016/5/12/chartex" xmlns:cx7="http://schemas.microsoft.com/office/drawing/2016/5/13/chartex" xmlns:cx8="http://schemas.microsoft.com/office/drawing/2016/5/14/chartex" xmlns:mc="http://schemas.openxmlformats.org/markup-compatibility/2006" xmlns:aink="http://schemas.microsoft.com/office/drawing/2016/ink" xmlns:am3d="http://schemas.microsoft.com/office/drawing/2017/model3d" xmlns:o="urn:schemas-microsoft-com:office:office" xmlns:r="http://schemas.openxmlformats.org/officeDocument/2006/relationships" xmlns:m="http://schemas.openxmlformats.org/officeDocument/2006/math" xmlns:v="urn:schemas-microsoft-com:vml" xmlns:wp14="http://schemas.microsoft.com/office/word/2010/wordprocessingDrawing" xmlns:wp="http://schemas.openxmlformats.org/drawingml/2006/wordprocessingDrawing" xmlns:w10="urn:schemas-microsoft-com:office:word" xmlns:w="http://schemas.openxmlformats.org/wordprocessingml/2006/main" xmlns:w14="http://schemas.microsoft.com/office/word/2010/wordml" xmlns:w15="http://schemas.microsoft.com/office/word/2012/wordml" xmlns:w16cex="http://schemas.microsoft.com/office/word/2018/wordml/cex" xmlns:w16cid="http://schemas.microsoft.com/office/word/2016/wordml/cid" xmlns:w16="http://schemas.microsoft.com/office/word/2018/wordml" xmlns:w16sdtdh="http://schemas.microsoft.com/office/word/2020/wordml/sdtdatahash" xmlns:w16se="http://schemas.microsoft.com/office/word/2015/wordml/symex" xmlns:wpg="http://schemas.microsoft.com/office/word/2010/wordprocessingGroup" xmlns:wpi="http://schemas.microsoft.com/office/word/2010/wordprocessingInk" xmlns:wne="http://schemas.microsoft.com/office/word/2006/wordml" xmlns:wps="http://schemas.microsoft.com/office/word/2010/wordprocessingShape" mc:Ignorable="w14 w15 w16se w16cid w16 w16cex w16sdtdh wp14">
   <w:endnote w:type="separator" w:id="-1">
     <w:p>
       <w:pPr>
@@ -51678,7 +51680,7 @@
 </file>
 
 <file path=word/footnotes.xml><?xml version="1.0" encoding="utf-8"?>
-<w:footnotes xmlns:wpc="http://schemas.microsoft.com/office/word/2010/wordprocessingCanvas" xmlns:cx="http://schemas.microsoft.com/office/drawing/2014/chartex" xmlns:cx1="http://schemas.microsoft.com/office/drawing/2015/9/8/chartex" xmlns:cx2="http://schemas.microsoft.com/office/drawing/2015/10/21/chartex" xmlns:cx3="http://schemas.microsoft.com/office/drawing/2016/5/9/chartex" xmlns:cx4="http://schemas.microsoft.com/office/drawing/2016/5/10/chartex" xmlns:cx5="http://schemas.microsoft.com/office/drawing/2016/5/11/chartex" xmlns:cx6="http://schemas.microsoft.com/office/drawing/2016/5/12/chartex" xmlns:cx7="http://schemas.microsoft.com/office/drawing/2016/5/13/chartex" xmlns:cx8="http://schemas.microsoft.com/office/drawing/2016/5/14/chartex" xmlns:mc="http://schemas.openxmlformats.org/markup-compatibility/2006" xmlns:aink="http://schemas.microsoft.com/office/drawing/2016/ink" xmlns:am3d="http://schemas.microsoft.com/office/drawing/2017/model3d" xmlns:o="urn:schemas-microsoft-com:office:office" xmlns:r="http://schemas.openxmlformats.org/officeDocument/2006/relationships" xmlns:m="http://schemas.openxmlformats.org/officeDocument/2006/math" xmlns:v="urn:schemas-microsoft-com:vml" xmlns:wp14="http://schemas.microsoft.com/office/word/2010/wordprocessingDrawing" xmlns:wp="http://schemas.openxmlformats.org/drawingml/2006/wordprocessingDrawing" xmlns:w10="urn:schemas-microsoft-com:office:word" xmlns:w="http://schemas.openxmlformats.org/wordprocessingml/2006/main" xmlns:w14="http://schemas.microsoft.com/office/word/2010/wordml" xmlns:w15="http://schemas.microsoft.com/office/word/2012/wordml" xmlns:w16cid="http://schemas.microsoft.com/office/word/2016/wordml/cid" xmlns:w16se="http://schemas.microsoft.com/office/word/2015/wordml/symex" xmlns:wpg="http://schemas.microsoft.com/office/word/2010/wordprocessingGroup" xmlns:wpi="http://schemas.microsoft.com/office/word/2010/wordprocessingInk" xmlns:wne="http://schemas.microsoft.com/office/word/2006/wordml" xmlns:wps="http://schemas.microsoft.com/office/word/2010/wordprocessingShape" mc:Ignorable="w14 w15 w16se w16cid wp14">
+<w:footnotes xmlns:wpc="http://schemas.microsoft.com/office/word/2010/wordprocessingCanvas" xmlns:cx="http://schemas.microsoft.com/office/drawing/2014/chartex" xmlns:cx1="http://schemas.microsoft.com/office/drawing/2015/9/8/chartex" xmlns:cx2="http://schemas.microsoft.com/office/drawing/2015/10/21/chartex" xmlns:cx3="http://schemas.microsoft.com/office/drawing/2016/5/9/chartex" xmlns:cx4="http://schemas.microsoft.com/office/drawing/2016/5/10/chartex" xmlns:cx5="http://schemas.microsoft.com/office/drawing/2016/5/11/chartex" xmlns:cx6="http://schemas.microsoft.com/office/drawing/2016/5/12/chartex" xmlns:cx7="http://schemas.microsoft.com/office/drawing/2016/5/13/chartex" xmlns:cx8="http://schemas.microsoft.com/office/drawing/2016/5/14/chartex" xmlns:mc="http://schemas.openxmlformats.org/markup-compatibility/2006" xmlns:aink="http://schemas.microsoft.com/office/drawing/2016/ink" xmlns:am3d="http://schemas.microsoft.com/office/drawing/2017/model3d" xmlns:o="urn:schemas-microsoft-com:office:office" xmlns:r="http://schemas.openxmlformats.org/officeDocument/2006/relationships" xmlns:m="http://schemas.openxmlformats.org/officeDocument/2006/math" xmlns:v="urn:schemas-microsoft-com:vml" xmlns:wp14="http://schemas.microsoft.com/office/word/2010/wordprocessingDrawing" xmlns:wp="http://schemas.openxmlformats.org/drawingml/2006/wordprocessingDrawing" xmlns:w10="urn:schemas-microsoft-com:office:word" xmlns:w="http://schemas.openxmlformats.org/wordprocessingml/2006/main" xmlns:w14="http://schemas.microsoft.com/office/word/2010/wordml" xmlns:w15="http://schemas.microsoft.com/office/word/2012/wordml" xmlns:w16cex="http://schemas.microsoft.com/office/word/2018/wordml/cex" xmlns:w16cid="http://schemas.microsoft.com/office/word/2016/wordml/cid" xmlns:w16="http://schemas.microsoft.com/office/word/2018/wordml" xmlns:w16sdtdh="http://schemas.microsoft.com/office/word/2020/wordml/sdtdatahash" xmlns:w16se="http://schemas.microsoft.com/office/word/2015/wordml/symex" xmlns:wpg="http://schemas.microsoft.com/office/word/2010/wordprocessingGroup" xmlns:wpi="http://schemas.microsoft.com/office/word/2010/wordprocessingInk" xmlns:wne="http://schemas.microsoft.com/office/word/2006/wordml" xmlns:wps="http://schemas.microsoft.com/office/word/2010/wordprocessingShape" mc:Ignorable="w14 w15 w16se w16cid w16 w16cex w16sdtdh wp14">
   <w:footnote w:type="separator" w:id="-1">
     <w:p>
       <w:pPr>
@@ -53384,8 +53386,38 @@
 </w:footnotes>
 </file>
 
+<file path=word/header1.xml><?xml version="1.0" encoding="utf-8"?>
+<w:hdr xmlns:wpc="http://schemas.microsoft.com/office/word/2010/wordprocessingCanvas" xmlns:cx="http://schemas.microsoft.com/office/drawing/2014/chartex" xmlns:cx1="http://schemas.microsoft.com/office/drawing/2015/9/8/chartex" xmlns:cx2="http://schemas.microsoft.com/office/drawing/2015/10/21/chartex" xmlns:cx3="http://schemas.microsoft.com/office/drawing/2016/5/9/chartex" xmlns:cx4="http://schemas.microsoft.com/office/drawing/2016/5/10/chartex" xmlns:cx5="http://schemas.microsoft.com/office/drawing/2016/5/11/chartex" xmlns:cx6="http://schemas.microsoft.com/office/drawing/2016/5/12/chartex" xmlns:cx7="http://schemas.microsoft.com/office/drawing/2016/5/13/chartex" xmlns:cx8="http://schemas.microsoft.com/office/drawing/2016/5/14/chartex" xmlns:mc="http://schemas.openxmlformats.org/markup-compatibility/2006" xmlns:aink="http://schemas.microsoft.com/office/drawing/2016/ink" xmlns:am3d="http://schemas.microsoft.com/office/drawing/2017/model3d" xmlns:o="urn:schemas-microsoft-com:office:office" xmlns:r="http://schemas.openxmlformats.org/officeDocument/2006/relationships" xmlns:m="http://schemas.openxmlformats.org/officeDocument/2006/math" xmlns:v="urn:schemas-microsoft-com:vml" xmlns:wp14="http://schemas.microsoft.com/office/word/2010/wordprocessingDrawing" xmlns:wp="http://schemas.openxmlformats.org/drawingml/2006/wordprocessingDrawing" xmlns:w10="urn:schemas-microsoft-com:office:word" xmlns:w="http://schemas.openxmlformats.org/wordprocessingml/2006/main" xmlns:w14="http://schemas.microsoft.com/office/word/2010/wordml" xmlns:w15="http://schemas.microsoft.com/office/word/2012/wordml" xmlns:w16cex="http://schemas.microsoft.com/office/word/2018/wordml/cex" xmlns:w16cid="http://schemas.microsoft.com/office/word/2016/wordml/cid" xmlns:w16="http://schemas.microsoft.com/office/word/2018/wordml" xmlns:w16sdtdh="http://schemas.microsoft.com/office/word/2020/wordml/sdtdatahash" xmlns:w16se="http://schemas.microsoft.com/office/word/2015/wordml/symex" xmlns:wpg="http://schemas.microsoft.com/office/word/2010/wordprocessingGroup" xmlns:wpi="http://schemas.microsoft.com/office/word/2010/wordprocessingInk" xmlns:wne="http://schemas.microsoft.com/office/word/2006/wordml" xmlns:wps="http://schemas.microsoft.com/office/word/2010/wordprocessingShape" mc:Ignorable="w14 w15 w16se w16cid w16 w16cex w16sdtdh wp14">
+  <w:p>
+    <w:pPr>
+      <w:pStyle w:val="Header"/>
+    </w:pPr>
+  </w:p>
+</w:hdr>
+</file>
+
+<file path=word/header2.xml><?xml version="1.0" encoding="utf-8"?>
+<w:hdr xmlns:wpc="http://schemas.microsoft.com/office/word/2010/wordprocessingCanvas" xmlns:cx="http://schemas.microsoft.com/office/drawing/2014/chartex" xmlns:cx1="http://schemas.microsoft.com/office/drawing/2015/9/8/chartex" xmlns:cx2="http://schemas.microsoft.com/office/drawing/2015/10/21/chartex" xmlns:cx3="http://schemas.microsoft.com/office/drawing/2016/5/9/chartex" xmlns:cx4="http://schemas.microsoft.com/office/drawing/2016/5/10/chartex" xmlns:cx5="http://schemas.microsoft.com/office/drawing/2016/5/11/chartex" xmlns:cx6="http://schemas.microsoft.com/office/drawing/2016/5/12/chartex" xmlns:cx7="http://schemas.microsoft.com/office/drawing/2016/5/13/chartex" xmlns:cx8="http://schemas.microsoft.com/office/drawing/2016/5/14/chartex" xmlns:mc="http://schemas.openxmlformats.org/markup-compatibility/2006" xmlns:aink="http://schemas.microsoft.com/office/drawing/2016/ink" xmlns:am3d="http://schemas.microsoft.com/office/drawing/2017/model3d" xmlns:o="urn:schemas-microsoft-com:office:office" xmlns:r="http://schemas.openxmlformats.org/officeDocument/2006/relationships" xmlns:m="http://schemas.openxmlformats.org/officeDocument/2006/math" xmlns:v="urn:schemas-microsoft-com:vml" xmlns:wp14="http://schemas.microsoft.com/office/word/2010/wordprocessingDrawing" xmlns:wp="http://schemas.openxmlformats.org/drawingml/2006/wordprocessingDrawing" xmlns:w10="urn:schemas-microsoft-com:office:word" xmlns:w="http://schemas.openxmlformats.org/wordprocessingml/2006/main" xmlns:w14="http://schemas.microsoft.com/office/word/2010/wordml" xmlns:w15="http://schemas.microsoft.com/office/word/2012/wordml" xmlns:w16cex="http://schemas.microsoft.com/office/word/2018/wordml/cex" xmlns:w16cid="http://schemas.microsoft.com/office/word/2016/wordml/cid" xmlns:w16="http://schemas.microsoft.com/office/word/2018/wordml" xmlns:w16sdtdh="http://schemas.microsoft.com/office/word/2020/wordml/sdtdatahash" xmlns:w16se="http://schemas.microsoft.com/office/word/2015/wordml/symex" xmlns:wpg="http://schemas.microsoft.com/office/word/2010/wordprocessingGroup" xmlns:wpi="http://schemas.microsoft.com/office/word/2010/wordprocessingInk" xmlns:wne="http://schemas.microsoft.com/office/word/2006/wordml" xmlns:wps="http://schemas.microsoft.com/office/word/2010/wordprocessingShape" mc:Ignorable="w14 w15 w16se w16cid w16 w16cex w16sdtdh wp14">
+  <w:p>
+    <w:pPr>
+      <w:pStyle w:val="Header"/>
+    </w:pPr>
+  </w:p>
+</w:hdr>
+</file>
+
+<file path=word/header3.xml><?xml version="1.0" encoding="utf-8"?>
+<w:hdr xmlns:wpc="http://schemas.microsoft.com/office/word/2010/wordprocessingCanvas" xmlns:cx="http://schemas.microsoft.com/office/drawing/2014/chartex" xmlns:cx1="http://schemas.microsoft.com/office/drawing/2015/9/8/chartex" xmlns:cx2="http://schemas.microsoft.com/office/drawing/2015/10/21/chartex" xmlns:cx3="http://schemas.microsoft.com/office/drawing/2016/5/9/chartex" xmlns:cx4="http://schemas.microsoft.com/office/drawing/2016/5/10/chartex" xmlns:cx5="http://schemas.microsoft.com/office/drawing/2016/5/11/chartex" xmlns:cx6="http://schemas.microsoft.com/office/drawing/2016/5/12/chartex" xmlns:cx7="http://schemas.microsoft.com/office/drawing/2016/5/13/chartex" xmlns:cx8="http://schemas.microsoft.com/office/drawing/2016/5/14/chartex" xmlns:mc="http://schemas.openxmlformats.org/markup-compatibility/2006" xmlns:aink="http://schemas.microsoft.com/office/drawing/2016/ink" xmlns:am3d="http://schemas.microsoft.com/office/drawing/2017/model3d" xmlns:o="urn:schemas-microsoft-com:office:office" xmlns:r="http://schemas.openxmlformats.org/officeDocument/2006/relationships" xmlns:m="http://schemas.openxmlformats.org/officeDocument/2006/math" xmlns:v="urn:schemas-microsoft-com:vml" xmlns:wp14="http://schemas.microsoft.com/office/word/2010/wordprocessingDrawing" xmlns:wp="http://schemas.openxmlformats.org/drawingml/2006/wordprocessingDrawing" xmlns:w10="urn:schemas-microsoft-com:office:word" xmlns:w="http://schemas.openxmlformats.org/wordprocessingml/2006/main" xmlns:w14="http://schemas.microsoft.com/office/word/2010/wordml" xmlns:w15="http://schemas.microsoft.com/office/word/2012/wordml" xmlns:w16cex="http://schemas.microsoft.com/office/word/2018/wordml/cex" xmlns:w16cid="http://schemas.microsoft.com/office/word/2016/wordml/cid" xmlns:w16="http://schemas.microsoft.com/office/word/2018/wordml" xmlns:w16sdtdh="http://schemas.microsoft.com/office/word/2020/wordml/sdtdatahash" xmlns:w16se="http://schemas.microsoft.com/office/word/2015/wordml/symex" xmlns:wpg="http://schemas.microsoft.com/office/word/2010/wordprocessingGroup" xmlns:wpi="http://schemas.microsoft.com/office/word/2010/wordprocessingInk" xmlns:wne="http://schemas.microsoft.com/office/word/2006/wordml" xmlns:wps="http://schemas.microsoft.com/office/word/2010/wordprocessingShape" mc:Ignorable="w14 w15 w16se w16cid w16 w16cex w16sdtdh wp14">
+  <w:p>
+    <w:pPr>
+      <w:pStyle w:val="Header"/>
+    </w:pPr>
+  </w:p>
+</w:hdr>
+</file>
+
 <file path=word/numbering.xml><?xml version="1.0" encoding="utf-8"?>
-<w:numbering xmlns:wpc="http://schemas.microsoft.com/office/word/2010/wordprocessingCanvas" xmlns:cx="http://schemas.microsoft.com/office/drawing/2014/chartex" xmlns:cx1="http://schemas.microsoft.com/office/drawing/2015/9/8/chartex" xmlns:cx2="http://schemas.microsoft.com/office/drawing/2015/10/21/chartex" xmlns:cx3="http://schemas.microsoft.com/office/drawing/2016/5/9/chartex" xmlns:cx4="http://schemas.microsoft.com/office/drawing/2016/5/10/chartex" xmlns:cx5="http://schemas.microsoft.com/office/drawing/2016/5/11/chartex" xmlns:cx6="http://schemas.microsoft.com/office/drawing/2016/5/12/chartex" xmlns:cx7="http://schemas.microsoft.com/office/drawing/2016/5/13/chartex" xmlns:cx8="http://schemas.microsoft.com/office/drawing/2016/5/14/chartex" xmlns:mc="http://schemas.openxmlformats.org/markup-compatibility/2006" xmlns:aink="http://schemas.microsoft.com/office/drawing/2016/ink" xmlns:am3d="http://schemas.microsoft.com/office/drawing/2017/model3d" xmlns:o="urn:schemas-microsoft-com:office:office" xmlns:r="http://schemas.openxmlformats.org/officeDocument/2006/relationships" xmlns:m="http://schemas.openxmlformats.org/officeDocument/2006/math" xmlns:v="urn:schemas-microsoft-com:vml" xmlns:wp14="http://schemas.microsoft.com/office/word/2010/wordprocessingDrawing" xmlns:wp="http://schemas.openxmlformats.org/drawingml/2006/wordprocessingDrawing" xmlns:w10="urn:schemas-microsoft-com:office:word" xmlns:w="http://schemas.openxmlformats.org/wordprocessingml/2006/main" xmlns:w14="http://schemas.microsoft.com/office/word/2010/wordml" xmlns:w15="http://schemas.microsoft.com/office/word/2012/wordml" xmlns:w16cid="http://schemas.microsoft.com/office/word/2016/wordml/cid" xmlns:w16se="http://schemas.microsoft.com/office/word/2015/wordml/symex" xmlns:wpg="http://schemas.microsoft.com/office/word/2010/wordprocessingGroup" xmlns:wpi="http://schemas.microsoft.com/office/word/2010/wordprocessingInk" xmlns:wne="http://schemas.microsoft.com/office/word/2006/wordml" xmlns:wps="http://schemas.microsoft.com/office/word/2010/wordprocessingShape" mc:Ignorable="w14 w15 w16se w16cid wp14">
+<w:numbering xmlns:wpc="http://schemas.microsoft.com/office/word/2010/wordprocessingCanvas" xmlns:cx="http://schemas.microsoft.com/office/drawing/2014/chartex" xmlns:cx1="http://schemas.microsoft.com/office/drawing/2015/9/8/chartex" xmlns:cx2="http://schemas.microsoft.com/office/drawing/2015/10/21/chartex" xmlns:cx3="http://schemas.microsoft.com/office/drawing/2016/5/9/chartex" xmlns:cx4="http://schemas.microsoft.com/office/drawing/2016/5/10/chartex" xmlns:cx5="http://schemas.microsoft.com/office/drawing/2016/5/11/chartex" xmlns:cx6="http://schemas.microsoft.com/office/drawing/2016/5/12/chartex" xmlns:cx7="http://schemas.microsoft.com/office/drawing/2016/5/13/chartex" xmlns:cx8="http://schemas.microsoft.com/office/drawing/2016/5/14/chartex" xmlns:mc="http://schemas.openxmlformats.org/markup-compatibility/2006" xmlns:aink="http://schemas.microsoft.com/office/drawing/2016/ink" xmlns:am3d="http://schemas.microsoft.com/office/drawing/2017/model3d" xmlns:o="urn:schemas-microsoft-com:office:office" xmlns:r="http://schemas.openxmlformats.org/officeDocument/2006/relationships" xmlns:m="http://schemas.openxmlformats.org/officeDocument/2006/math" xmlns:v="urn:schemas-microsoft-com:vml" xmlns:wp14="http://schemas.microsoft.com/office/word/2010/wordprocessingDrawing" xmlns:wp="http://schemas.openxmlformats.org/drawingml/2006/wordprocessingDrawing" xmlns:w10="urn:schemas-microsoft-com:office:word" xmlns:w="http://schemas.openxmlformats.org/wordprocessingml/2006/main" xmlns:w14="http://schemas.microsoft.com/office/word/2010/wordml" xmlns:w15="http://schemas.microsoft.com/office/word/2012/wordml" xmlns:w16cex="http://schemas.microsoft.com/office/word/2018/wordml/cex" xmlns:w16cid="http://schemas.microsoft.com/office/word/2016/wordml/cid" xmlns:w16="http://schemas.microsoft.com/office/word/2018/wordml" xmlns:w16sdtdh="http://schemas.microsoft.com/office/word/2020/wordml/sdtdatahash" xmlns:w16se="http://schemas.microsoft.com/office/word/2015/wordml/symex" xmlns:wpg="http://schemas.microsoft.com/office/word/2010/wordprocessingGroup" xmlns:wpi="http://schemas.microsoft.com/office/word/2010/wordprocessingInk" xmlns:wne="http://schemas.microsoft.com/office/word/2006/wordml" xmlns:wps="http://schemas.microsoft.com/office/word/2010/wordprocessingShape" mc:Ignorable="w14 w15 w16se w16cid w16 w16cex w16sdtdh wp14">
   <w:abstractNum w:abstractNumId="0" w15:restartNumberingAfterBreak="0">
     <w:nsid w:val="0000A990"/>
     <w:multiLevelType w:val="multilevel"/>
@@ -54878,7 +54910,7 @@
 </file>
 
 <file path=word/styles.xml><?xml version="1.0" encoding="utf-8"?>
-<w:styles xmlns:mc="http://schemas.openxmlformats.org/markup-compatibility/2006" xmlns:r="http://schemas.openxmlformats.org/officeDocument/2006/relationships" xmlns:w="http://schemas.openxmlformats.org/wordprocessingml/2006/main" xmlns:w14="http://schemas.microsoft.com/office/word/2010/wordml" xmlns:w15="http://schemas.microsoft.com/office/word/2012/wordml" xmlns:w16cid="http://schemas.microsoft.com/office/word/2016/wordml/cid" xmlns:w16se="http://schemas.microsoft.com/office/word/2015/wordml/symex" mc:Ignorable="w14 w15 w16se w16cid">
+<w:styles xmlns:mc="http://schemas.openxmlformats.org/markup-compatibility/2006" xmlns:r="http://schemas.openxmlformats.org/officeDocument/2006/relationships" xmlns:w="http://schemas.openxmlformats.org/wordprocessingml/2006/main" xmlns:w14="http://schemas.microsoft.com/office/word/2010/wordml" xmlns:w15="http://schemas.microsoft.com/office/word/2012/wordml" xmlns:w16cex="http://schemas.microsoft.com/office/word/2018/wordml/cex" xmlns:w16cid="http://schemas.microsoft.com/office/word/2016/wordml/cid" xmlns:w16="http://schemas.microsoft.com/office/word/2018/wordml" xmlns:w16sdtdh="http://schemas.microsoft.com/office/word/2020/wordml/sdtdatahash" xmlns:w16se="http://schemas.microsoft.com/office/word/2015/wordml/symex" mc:Ignorable="w14 w15 w16se w16cid w16 w16cex w16sdtdh">
   <w:docDefaults>
     <w:rPrDefault>
       <w:rPr>
@@ -54894,7 +54926,7 @@
       </w:pPr>
     </w:pPrDefault>
   </w:docDefaults>
-  <w:latentStyles w:defLockedState="0" w:defUIPriority="0" w:defSemiHidden="0" w:defUnhideWhenUsed="0" w:defQFormat="0" w:count="375">
+  <w:latentStyles w:defLockedState="0" w:defUIPriority="0" w:defSemiHidden="0" w:defUnhideWhenUsed="0" w:defQFormat="0" w:count="376">
     <w:lsdException w:name="heading 6" w:semiHidden="1" w:unhideWhenUsed="1"/>
     <w:lsdException w:name="index 3" w:semiHidden="1" w:unhideWhenUsed="1"/>
     <w:lsdException w:name="index 4" w:semiHidden="1" w:unhideWhenUsed="1"/>
@@ -55229,6 +55261,7 @@
     <w:lsdException w:name="Smart Hyperlink" w:semiHidden="1" w:uiPriority="99" w:unhideWhenUsed="1"/>
     <w:lsdException w:name="Hashtag" w:semiHidden="1" w:uiPriority="99" w:unhideWhenUsed="1"/>
     <w:lsdException w:name="Unresolved Mention" w:semiHidden="1" w:uiPriority="99" w:unhideWhenUsed="1"/>
+    <w:lsdException w:name="Smart Link" w:semiHidden="1" w:uiPriority="99" w:unhideWhenUsed="1"/>
   </w:latentStyles>
   <w:style w:type="paragraph" w:default="1" w:styleId="Normal">
     <w:name w:val="Normal"/>
@@ -56724,7 +56757,7 @@
 </file>
 
 <file path=customXml/itemProps1.xml><?xml version="1.0" encoding="utf-8"?>
-<ds:datastoreItem xmlns:ds="http://schemas.openxmlformats.org/officeDocument/2006/customXml" ds:itemID="{58BD7006-430C-43E2-AF62-7B00D228AF46}">
+<ds:datastoreItem xmlns:ds="http://schemas.openxmlformats.org/officeDocument/2006/customXml" ds:itemID="{3C7C62F9-6B59-41E6-997E-8D794C3815D3}">
   <ds:schemaRefs>
     <ds:schemaRef ds:uri="http://schemas.openxmlformats.org/officeDocument/2006/bibliography"/>
   </ds:schemaRefs>
